--- a/library/musicals/michigan/about/michigan-bible.docx
+++ b/library/musicals/michigan/about/michigan-bible.docx
@@ -5,74 +5,6 @@
     <w:p>
       <w:pPr>
         <w:pStyle w:val="Header"/>
-        <w:rPr>
-          <w:rFonts w:ascii="Blues Clues" w:hAnsi="Blues Clues" w:cstheme="minorHAnsi"/>
-          <w:color w:val="002060"/>
-          <w:sz w:val="96"/>
-          <w:szCs w:val="96"/>
-        </w:rPr>
-      </w:pPr>
-    </w:p>
-    <w:p>
-      <w:pPr>
-        <w:pStyle w:val="Header"/>
-        <w:jc w:val="center"/>
-        <w:rPr>
-          <w:rFonts w:ascii="Avenir Next LT Pro" w:hAnsi="Avenir Next LT Pro" w:cs="Sans Serif Collection"/>
-          <w:color w:val="002060"/>
-          <w:sz w:val="98"/>
-          <w:szCs w:val="98"/>
-        </w:rPr>
-      </w:pPr>
-      <w:r>
-        <w:rPr>
-          <w:rFonts w:ascii="Avenir Next LT Pro" w:hAnsi="Avenir Next LT Pro" w:cs="Sans Serif Collection"/>
-          <w:color w:val="002060"/>
-          <w:sz w:val="98"/>
-          <w:szCs w:val="98"/>
-        </w:rPr>
-        <w:t>Michigan</w:t>
-      </w:r>
-    </w:p>
-    <w:p>
-      <w:pPr>
-        <w:pStyle w:val="Header"/>
-        <w:jc w:val="center"/>
-        <w:rPr>
-          <w:rFonts w:ascii="Blues Clues" w:hAnsi="Blues Clues" w:cstheme="minorHAnsi"/>
-          <w:color w:val="002060"/>
-          <w:sz w:val="24"/>
-          <w:szCs w:val="24"/>
-        </w:rPr>
-      </w:pPr>
-    </w:p>
-    <w:p>
-      <w:pPr>
-        <w:pStyle w:val="Header"/>
-        <w:jc w:val="center"/>
-        <w:rPr>
-          <w:rFonts w:ascii="Cambria" w:hAnsi="Cambria" w:cstheme="minorHAnsi"/>
-          <w:color w:val="002060"/>
-          <w:sz w:val="24"/>
-          <w:szCs w:val="24"/>
-        </w:rPr>
-      </w:pPr>
-    </w:p>
-    <w:p>
-      <w:pPr>
-        <w:pStyle w:val="Header"/>
-        <w:jc w:val="center"/>
-        <w:rPr>
-          <w:rFonts w:ascii="Cambria" w:hAnsi="Cambria" w:cstheme="minorHAnsi"/>
-          <w:color w:val="002060"/>
-          <w:sz w:val="24"/>
-          <w:szCs w:val="24"/>
-        </w:rPr>
-      </w:pPr>
-    </w:p>
-    <w:p>
-      <w:pPr>
-        <w:pStyle w:val="Header"/>
         <w:jc w:val="center"/>
         <w:rPr>
           <w:rFonts w:ascii="Avenir Next LT Pro" w:hAnsi="Avenir Next LT Pro" w:cstheme="minorHAnsi"/>
@@ -84,92 +16,390 @@
       <w:r>
         <w:rPr>
           <w:rFonts w:ascii="Avenir Next LT Pro" w:hAnsi="Avenir Next LT Pro" w:cstheme="minorHAnsi"/>
+          <w:noProof/>
           <w:color w:val="002060"/>
           <w:sz w:val="40"/>
           <w:szCs w:val="40"/>
         </w:rPr>
-        <w:t xml:space="preserve">To save their grandparents' lake house from </w:t>
-      </w:r>
-      <w:r>
+        <w:drawing>
+          <wp:anchor distT="0" distB="0" distL="114300" distR="114300" simplePos="0" relativeHeight="251658240" behindDoc="1" locked="0" layoutInCell="1" allowOverlap="1" wp14:anchorId="21E0B529" wp14:editId="3D4E0146">
+            <wp:simplePos x="0" y="0"/>
+            <wp:positionH relativeFrom="column">
+              <wp:posOffset>66675</wp:posOffset>
+            </wp:positionH>
+            <wp:positionV relativeFrom="paragraph">
+              <wp:posOffset>-685800</wp:posOffset>
+            </wp:positionV>
+            <wp:extent cx="5819620" cy="6296025"/>
+            <wp:effectExtent l="0" t="0" r="0" b="0"/>
+            <wp:wrapNone/>
+            <wp:docPr id="1313264070" name="Picture 1"/>
+            <wp:cNvGraphicFramePr>
+              <a:graphicFrameLocks xmlns:a="http://schemas.openxmlformats.org/drawingml/2006/main" noChangeAspect="1"/>
+            </wp:cNvGraphicFramePr>
+            <a:graphic xmlns:a="http://schemas.openxmlformats.org/drawingml/2006/main">
+              <a:graphicData uri="http://schemas.openxmlformats.org/drawingml/2006/picture">
+                <pic:pic xmlns:pic="http://schemas.openxmlformats.org/drawingml/2006/picture">
+                  <pic:nvPicPr>
+                    <pic:cNvPr id="0" name="Picture 1"/>
+                    <pic:cNvPicPr>
+                      <a:picLocks noChangeAspect="1" noChangeArrowheads="1"/>
+                    </pic:cNvPicPr>
+                  </pic:nvPicPr>
+                  <pic:blipFill>
+                    <a:blip r:embed="rId8" cstate="print">
+                      <a:extLst>
+                        <a:ext uri="{28A0092B-C50C-407E-A947-70E740481C1C}">
+                          <a14:useLocalDpi xmlns:a14="http://schemas.microsoft.com/office/drawing/2010/main" val="0"/>
+                        </a:ext>
+                      </a:extLst>
+                    </a:blip>
+                    <a:srcRect/>
+                    <a:stretch>
+                      <a:fillRect/>
+                    </a:stretch>
+                  </pic:blipFill>
+                  <pic:spPr bwMode="auto">
+                    <a:xfrm>
+                      <a:off x="0" y="0"/>
+                      <a:ext cx="5819620" cy="6296025"/>
+                    </a:xfrm>
+                    <a:prstGeom prst="rect">
+                      <a:avLst/>
+                    </a:prstGeom>
+                    <a:noFill/>
+                    <a:ln>
+                      <a:noFill/>
+                    </a:ln>
+                  </pic:spPr>
+                </pic:pic>
+              </a:graphicData>
+            </a:graphic>
+          </wp:anchor>
+        </w:drawing>
+      </w:r>
+    </w:p>
+    <w:p>
+      <w:pPr>
+        <w:pStyle w:val="Header"/>
+        <w:jc w:val="center"/>
         <w:rPr>
           <w:rFonts w:ascii="Avenir Next LT Pro" w:hAnsi="Avenir Next LT Pro" w:cstheme="minorHAnsi"/>
           <w:color w:val="002060"/>
           <w:sz w:val="40"/>
           <w:szCs w:val="40"/>
         </w:rPr>
-        <w:t xml:space="preserve">becoming a </w:t>
-      </w:r>
-      <w:r>
+      </w:pPr>
+    </w:p>
+    <w:p>
+      <w:pPr>
+        <w:pStyle w:val="Header"/>
+        <w:jc w:val="center"/>
         <w:rPr>
           <w:rFonts w:ascii="Avenir Next LT Pro" w:hAnsi="Avenir Next LT Pro" w:cstheme="minorHAnsi"/>
           <w:color w:val="002060"/>
           <w:sz w:val="40"/>
           <w:szCs w:val="40"/>
         </w:rPr>
-        <w:t xml:space="preserve">data center, </w:t>
-      </w:r>
-      <w:r>
+      </w:pPr>
+    </w:p>
+    <w:p>
+      <w:pPr>
+        <w:pStyle w:val="Header"/>
+        <w:jc w:val="center"/>
         <w:rPr>
           <w:rFonts w:ascii="Avenir Next LT Pro" w:hAnsi="Avenir Next LT Pro" w:cstheme="minorHAnsi"/>
           <w:color w:val="002060"/>
           <w:sz w:val="40"/>
           <w:szCs w:val="40"/>
         </w:rPr>
-        <w:t xml:space="preserve">a </w:t>
-      </w:r>
-      <w:r>
+      </w:pPr>
+    </w:p>
+    <w:p>
+      <w:pPr>
+        <w:pStyle w:val="Header"/>
+        <w:jc w:val="center"/>
         <w:rPr>
           <w:rFonts w:ascii="Avenir Next LT Pro" w:hAnsi="Avenir Next LT Pro" w:cstheme="minorHAnsi"/>
           <w:color w:val="002060"/>
           <w:sz w:val="40"/>
           <w:szCs w:val="40"/>
         </w:rPr>
-        <w:t xml:space="preserve">Dearborn girl and her </w:t>
-      </w:r>
-      <w:r>
+      </w:pPr>
+    </w:p>
+    <w:p>
+      <w:pPr>
+        <w:pStyle w:val="Header"/>
+        <w:jc w:val="center"/>
         <w:rPr>
           <w:rFonts w:ascii="Avenir Next LT Pro" w:hAnsi="Avenir Next LT Pro" w:cstheme="minorHAnsi"/>
           <w:color w:val="002060"/>
           <w:sz w:val="40"/>
           <w:szCs w:val="40"/>
         </w:rPr>
-        <w:t xml:space="preserve">grieving </w:t>
-      </w:r>
-      <w:r>
+      </w:pPr>
+    </w:p>
+    <w:p>
+      <w:pPr>
+        <w:pStyle w:val="Header"/>
+        <w:jc w:val="center"/>
         <w:rPr>
           <w:rFonts w:ascii="Avenir Next LT Pro" w:hAnsi="Avenir Next LT Pro" w:cstheme="minorHAnsi"/>
           <w:color w:val="002060"/>
           <w:sz w:val="40"/>
           <w:szCs w:val="40"/>
         </w:rPr>
-        <w:t>Yooper cousin</w:t>
-      </w:r>
-      <w:r>
+      </w:pPr>
+    </w:p>
+    <w:p>
+      <w:pPr>
+        <w:pStyle w:val="Header"/>
+        <w:jc w:val="center"/>
         <w:rPr>
           <w:rFonts w:ascii="Avenir Next LT Pro" w:hAnsi="Avenir Next LT Pro" w:cstheme="minorHAnsi"/>
           <w:color w:val="002060"/>
           <w:sz w:val="40"/>
           <w:szCs w:val="40"/>
         </w:rPr>
-        <w:t xml:space="preserve"> must bridge their peninsula-sized rivalry</w:t>
-      </w:r>
-      <w:r>
-        <w:rPr>
-          <w:rFonts w:ascii="Avenir Next LT Pro" w:hAnsi="Avenir Next LT Pro" w:cs="Times New Roman"/>
-          <w:color w:val="002060"/>
-          <w:sz w:val="40"/>
-          <w:szCs w:val="40"/>
-        </w:rPr>
-        <w:t xml:space="preserve">, proving </w:t>
-      </w:r>
-      <w:r>
+      </w:pPr>
+    </w:p>
+    <w:p>
+      <w:pPr>
+        <w:pStyle w:val="Header"/>
+        <w:jc w:val="center"/>
         <w:rPr>
           <w:rFonts w:ascii="Avenir Next LT Pro" w:hAnsi="Avenir Next LT Pro" w:cstheme="minorHAnsi"/>
           <w:color w:val="002060"/>
           <w:sz w:val="40"/>
           <w:szCs w:val="40"/>
         </w:rPr>
-        <w:t>blood is thicker than the Mackinac Strait.</w:t>
+      </w:pPr>
+    </w:p>
+    <w:p>
+      <w:pPr>
+        <w:pStyle w:val="Header"/>
+        <w:jc w:val="center"/>
+        <w:rPr>
+          <w:rFonts w:ascii="Avenir Next LT Pro" w:hAnsi="Avenir Next LT Pro" w:cstheme="minorHAnsi"/>
+          <w:color w:val="002060"/>
+          <w:sz w:val="40"/>
+          <w:szCs w:val="40"/>
+        </w:rPr>
+      </w:pPr>
+    </w:p>
+    <w:p>
+      <w:pPr>
+        <w:pStyle w:val="Header"/>
+        <w:jc w:val="center"/>
+        <w:rPr>
+          <w:rFonts w:ascii="Avenir Next LT Pro" w:hAnsi="Avenir Next LT Pro" w:cstheme="minorHAnsi"/>
+          <w:color w:val="002060"/>
+          <w:sz w:val="40"/>
+          <w:szCs w:val="40"/>
+        </w:rPr>
+      </w:pPr>
+    </w:p>
+    <w:p>
+      <w:pPr>
+        <w:pStyle w:val="Header"/>
+        <w:jc w:val="center"/>
+        <w:rPr>
+          <w:rFonts w:ascii="Avenir Next LT Pro" w:hAnsi="Avenir Next LT Pro" w:cstheme="minorHAnsi"/>
+          <w:color w:val="002060"/>
+          <w:sz w:val="40"/>
+          <w:szCs w:val="40"/>
+        </w:rPr>
+      </w:pPr>
+    </w:p>
+    <w:p>
+      <w:pPr>
+        <w:pStyle w:val="Header"/>
+        <w:jc w:val="center"/>
+        <w:rPr>
+          <w:rFonts w:ascii="Avenir Next LT Pro" w:hAnsi="Avenir Next LT Pro" w:cstheme="minorHAnsi"/>
+          <w:color w:val="002060"/>
+          <w:sz w:val="40"/>
+          <w:szCs w:val="40"/>
+        </w:rPr>
+      </w:pPr>
+    </w:p>
+    <w:p>
+      <w:pPr>
+        <w:pStyle w:val="Header"/>
+        <w:jc w:val="center"/>
+        <w:rPr>
+          <w:rFonts w:ascii="Avenir Next LT Pro" w:hAnsi="Avenir Next LT Pro" w:cstheme="minorHAnsi"/>
+          <w:color w:val="002060"/>
+          <w:sz w:val="40"/>
+          <w:szCs w:val="40"/>
+        </w:rPr>
+      </w:pPr>
+    </w:p>
+    <w:p>
+      <w:pPr>
+        <w:pStyle w:val="Header"/>
+        <w:jc w:val="center"/>
+        <w:rPr>
+          <w:rFonts w:ascii="Avenir Next LT Pro" w:hAnsi="Avenir Next LT Pro" w:cstheme="minorHAnsi"/>
+          <w:color w:val="002060"/>
+          <w:sz w:val="40"/>
+          <w:szCs w:val="40"/>
+        </w:rPr>
+      </w:pPr>
+    </w:p>
+    <w:p>
+      <w:pPr>
+        <w:pStyle w:val="Header"/>
+        <w:jc w:val="center"/>
+        <w:rPr>
+          <w:rFonts w:ascii="Avenir Next LT Pro" w:hAnsi="Avenir Next LT Pro" w:cstheme="minorHAnsi"/>
+          <w:color w:val="002060"/>
+          <w:sz w:val="40"/>
+          <w:szCs w:val="40"/>
+        </w:rPr>
+      </w:pPr>
+    </w:p>
+    <w:p>
+      <w:pPr>
+        <w:pStyle w:val="Header"/>
+        <w:jc w:val="center"/>
+        <w:rPr>
+          <w:rFonts w:ascii="Avenir Next LT Pro" w:hAnsi="Avenir Next LT Pro" w:cstheme="minorHAnsi"/>
+          <w:color w:val="002060"/>
+          <w:sz w:val="40"/>
+          <w:szCs w:val="40"/>
+        </w:rPr>
+      </w:pPr>
+    </w:p>
+    <w:p>
+      <w:pPr>
+        <w:pStyle w:val="Header"/>
+        <w:jc w:val="center"/>
+        <w:rPr>
+          <w:rFonts w:ascii="Avenir Next LT Pro" w:hAnsi="Avenir Next LT Pro" w:cstheme="minorHAnsi"/>
+          <w:color w:val="002060"/>
+          <w:sz w:val="40"/>
+          <w:szCs w:val="40"/>
+        </w:rPr>
+      </w:pPr>
+    </w:p>
+    <w:p>
+      <w:pPr>
+        <w:pStyle w:val="Header"/>
+        <w:jc w:val="center"/>
+        <w:rPr>
+          <w:rFonts w:ascii="Avenir Next LT Pro" w:hAnsi="Avenir Next LT Pro" w:cstheme="minorHAnsi"/>
+          <w:color w:val="002060"/>
+          <w:sz w:val="40"/>
+          <w:szCs w:val="40"/>
+        </w:rPr>
+      </w:pPr>
+    </w:p>
+    <w:p>
+      <w:pPr>
+        <w:pStyle w:val="Header"/>
+        <w:jc w:val="center"/>
+        <w:rPr>
+          <w:rFonts w:ascii="Avenir Next LT Pro" w:hAnsi="Avenir Next LT Pro" w:cstheme="minorHAnsi"/>
+          <w:color w:val="002060"/>
+          <w:sz w:val="40"/>
+          <w:szCs w:val="40"/>
+        </w:rPr>
+      </w:pPr>
+    </w:p>
+    <w:p>
+      <w:pPr>
+        <w:pStyle w:val="Header"/>
+        <w:jc w:val="center"/>
+        <w:rPr>
+          <w:rFonts w:ascii="Avenir Next LT Pro" w:hAnsi="Avenir Next LT Pro" w:cstheme="minorHAnsi"/>
+          <w:color w:val="002060"/>
+          <w:sz w:val="40"/>
+          <w:szCs w:val="40"/>
+        </w:rPr>
+      </w:pPr>
+      <w:r>
+        <w:rPr>
+          <w:rFonts w:ascii="Avenir Next LT Pro" w:hAnsi="Avenir Next LT Pro" w:cstheme="minorHAnsi"/>
+          <w:i/>
+          <w:iCs/>
+          <w:color w:val="002060"/>
+          <w:sz w:val="40"/>
+          <w:szCs w:val="40"/>
+        </w:rPr>
+        <w:t>Michigan</w:t>
+      </w:r>
+      <w:r>
+        <w:rPr>
+          <w:rFonts w:ascii="Avenir Next LT Pro" w:hAnsi="Avenir Next LT Pro" w:cstheme="minorHAnsi"/>
+          <w:color w:val="002060"/>
+          <w:sz w:val="40"/>
+          <w:szCs w:val="40"/>
+        </w:rPr>
+        <w:t xml:space="preserve"> </w:t>
+      </w:r>
+      <w:r>
+        <w:rPr>
+          <w:rFonts w:ascii="Avenir Next LT Pro" w:hAnsi="Avenir Next LT Pro" w:cstheme="minorHAnsi"/>
+          <w:color w:val="002060"/>
+          <w:sz w:val="40"/>
+          <w:szCs w:val="40"/>
+        </w:rPr>
+        <w:t>is a folksy pop rock musical that follows Petoskey Vandam</w:t>
+      </w:r>
+      <w:r>
+        <w:rPr>
+          <w:rFonts w:ascii="Avenir Next LT Pro" w:hAnsi="Avenir Next LT Pro" w:cstheme="minorHAnsi"/>
+          <w:color w:val="002060"/>
+          <w:sz w:val="40"/>
+          <w:szCs w:val="40"/>
+        </w:rPr>
+        <w:t xml:space="preserve"> and </w:t>
+      </w:r>
+      <w:r>
+        <w:rPr>
+          <w:rFonts w:ascii="Avenir Next LT Pro" w:hAnsi="Avenir Next LT Pro" w:cstheme="minorHAnsi"/>
+          <w:color w:val="002060"/>
+          <w:sz w:val="40"/>
+          <w:szCs w:val="40"/>
+        </w:rPr>
+        <w:t>Lulu Abughos</w:t>
+      </w:r>
+      <w:r>
+        <w:rPr>
+          <w:rFonts w:ascii="Avenir Next LT Pro" w:hAnsi="Avenir Next LT Pro" w:cstheme="minorHAnsi"/>
+          <w:color w:val="002060"/>
+          <w:sz w:val="40"/>
+          <w:szCs w:val="40"/>
+        </w:rPr>
+        <w:t>h</w:t>
+      </w:r>
+      <w:r>
+        <w:rPr>
+          <w:rFonts w:ascii="Avenir Next LT Pro" w:hAnsi="Avenir Next LT Pro" w:cstheme="minorHAnsi"/>
+          <w:color w:val="002060"/>
+          <w:sz w:val="40"/>
+          <w:szCs w:val="40"/>
+        </w:rPr>
+        <w:t>, a</w:t>
+      </w:r>
+      <w:r>
+        <w:rPr>
+          <w:rFonts w:ascii="Avenir Next LT Pro" w:hAnsi="Avenir Next LT Pro" w:cstheme="minorHAnsi"/>
+          <w:color w:val="002060"/>
+          <w:sz w:val="40"/>
+          <w:szCs w:val="40"/>
+        </w:rPr>
+        <w:t xml:space="preserve"> grieving Yooper boy and</w:t>
+      </w:r>
+      <w:r>
+        <w:rPr>
+          <w:rFonts w:ascii="Avenir Next LT Pro" w:hAnsi="Avenir Next LT Pro" w:cstheme="minorHAnsi"/>
+          <w:color w:val="002060"/>
+          <w:sz w:val="40"/>
+          <w:szCs w:val="40"/>
+        </w:rPr>
+        <w:t xml:space="preserve"> Dearborn girl, fight a data center to save their grandparents’ historic lake house.</w:t>
       </w:r>
     </w:p>
     <w:p>
@@ -187,26 +417,118 @@
     </w:p>
     <w:p>
       <w:pPr>
+        <w:pStyle w:val="Header"/>
+        <w:jc w:val="center"/>
+        <w:rPr>
+          <w:rFonts w:ascii="Avenir Next LT Pro" w:hAnsi="Avenir Next LT Pro" w:cstheme="minorHAnsi"/>
+          <w:color w:val="002060"/>
+          <w:sz w:val="24"/>
+          <w:szCs w:val="24"/>
+        </w:rPr>
+      </w:pPr>
+      <w:r>
+        <w:rPr>
+          <w:rFonts w:ascii="Avenir Next LT Pro" w:hAnsi="Avenir Next LT Pro" w:cstheme="minorHAnsi"/>
+          <w:color w:val="002060"/>
+          <w:sz w:val="24"/>
+          <w:szCs w:val="24"/>
+        </w:rPr>
+        <w:t xml:space="preserve">To save their grandparents' lake house from </w:t>
+      </w:r>
+      <w:r>
+        <w:rPr>
+          <w:rFonts w:ascii="Avenir Next LT Pro" w:hAnsi="Avenir Next LT Pro" w:cstheme="minorHAnsi"/>
+          <w:color w:val="002060"/>
+          <w:sz w:val="24"/>
+          <w:szCs w:val="24"/>
+        </w:rPr>
+        <w:t xml:space="preserve">becoming a </w:t>
+      </w:r>
+      <w:r>
+        <w:rPr>
+          <w:rFonts w:ascii="Avenir Next LT Pro" w:hAnsi="Avenir Next LT Pro" w:cstheme="minorHAnsi"/>
+          <w:color w:val="002060"/>
+          <w:sz w:val="24"/>
+          <w:szCs w:val="24"/>
+        </w:rPr>
+        <w:t xml:space="preserve">data center, </w:t>
+      </w:r>
+      <w:r>
+        <w:rPr>
+          <w:rFonts w:ascii="Avenir Next LT Pro" w:hAnsi="Avenir Next LT Pro" w:cstheme="minorHAnsi"/>
+          <w:color w:val="002060"/>
+          <w:sz w:val="24"/>
+          <w:szCs w:val="24"/>
+        </w:rPr>
+        <w:t xml:space="preserve">a </w:t>
+      </w:r>
+      <w:r>
+        <w:rPr>
+          <w:rFonts w:ascii="Avenir Next LT Pro" w:hAnsi="Avenir Next LT Pro" w:cstheme="minorHAnsi"/>
+          <w:color w:val="002060"/>
+          <w:sz w:val="24"/>
+          <w:szCs w:val="24"/>
+        </w:rPr>
+        <w:t xml:space="preserve">Dearborn girl and her </w:t>
+      </w:r>
+      <w:r>
+        <w:rPr>
+          <w:rFonts w:ascii="Avenir Next LT Pro" w:hAnsi="Avenir Next LT Pro" w:cstheme="minorHAnsi"/>
+          <w:color w:val="002060"/>
+          <w:sz w:val="24"/>
+          <w:szCs w:val="24"/>
+        </w:rPr>
+        <w:t xml:space="preserve">grieving </w:t>
+      </w:r>
+      <w:r>
+        <w:rPr>
+          <w:rFonts w:ascii="Avenir Next LT Pro" w:hAnsi="Avenir Next LT Pro" w:cstheme="minorHAnsi"/>
+          <w:color w:val="002060"/>
+          <w:sz w:val="24"/>
+          <w:szCs w:val="24"/>
+        </w:rPr>
+        <w:t>Yooper cousin</w:t>
+      </w:r>
+      <w:r>
+        <w:rPr>
+          <w:rFonts w:ascii="Avenir Next LT Pro" w:hAnsi="Avenir Next LT Pro" w:cstheme="minorHAnsi"/>
+          <w:color w:val="002060"/>
+          <w:sz w:val="24"/>
+          <w:szCs w:val="24"/>
+        </w:rPr>
+        <w:t xml:space="preserve"> must bridge their peninsula-sized rivalry</w:t>
+      </w:r>
+      <w:r>
+        <w:rPr>
+          <w:rFonts w:ascii="Avenir Next LT Pro" w:hAnsi="Avenir Next LT Pro" w:cs="Times New Roman"/>
+          <w:color w:val="002060"/>
+          <w:sz w:val="24"/>
+          <w:szCs w:val="24"/>
+        </w:rPr>
+        <w:t xml:space="preserve">, proving </w:t>
+      </w:r>
+      <w:r>
+        <w:rPr>
+          <w:rFonts w:ascii="Avenir Next LT Pro" w:hAnsi="Avenir Next LT Pro" w:cstheme="minorHAnsi"/>
+          <w:color w:val="002060"/>
+          <w:sz w:val="24"/>
+          <w:szCs w:val="24"/>
+        </w:rPr>
+        <w:t>blood is thicker than the Mackinac Strait.</w:t>
+      </w:r>
+    </w:p>
+    <w:p>
+      <w:pPr>
+        <w:spacing w:line="240" w:lineRule="auto"/>
+        <w:jc w:val="center"/>
         <w:rPr>
           <w:rFonts w:asciiTheme="majorHAnsi" w:hAnsiTheme="majorHAnsi" w:cstheme="majorHAnsi"/>
           <w:b/>
           <w:bCs/>
-          <w:sz w:val="30"/>
-          <w:szCs w:val="30"/>
-          <w:u w:val="single"/>
-        </w:rPr>
-      </w:pPr>
-      <w:r>
-        <w:rPr>
-          <w:rFonts w:asciiTheme="majorHAnsi" w:hAnsiTheme="majorHAnsi" w:cstheme="majorHAnsi"/>
-          <w:b/>
-          <w:bCs/>
-          <w:sz w:val="30"/>
-          <w:szCs w:val="30"/>
-          <w:u w:val="single"/>
-        </w:rPr>
-        <w:br w:type="page"/>
-      </w:r>
+          <w:sz w:val="2"/>
+          <w:szCs w:val="2"/>
+        </w:rPr>
+      </w:pPr>
     </w:p>
     <w:p>
       <w:pPr>
@@ -219,6 +541,17 @@
       </w:pPr>
       <w:r>
         <w:rPr>
+          <w:rFonts w:asciiTheme="majorHAnsi" w:hAnsiTheme="majorHAnsi" w:cstheme="majorHAnsi"/>
+          <w:b/>
+          <w:bCs/>
+          <w:sz w:val="30"/>
+          <w:szCs w:val="30"/>
+          <w:u w:val="single"/>
+        </w:rPr>
+        <w:br w:type="page"/>
+      </w:r>
+      <w:r>
+        <w:rPr>
           <w:rFonts w:ascii="Courier New" w:hAnsi="Courier New" w:cs="Courier New"/>
           <w:noProof/>
           <w:sz w:val="24"/>
@@ -288,7 +621,7 @@
           <w:sz w:val="32"/>
           <w:szCs w:val="32"/>
         </w:rPr>
-        <w:t>In Honor of</w:t>
+        <w:t>Inspired by</w:t>
       </w:r>
     </w:p>
     <w:p>
@@ -308,6 +641,25 @@
           <w:szCs w:val="32"/>
         </w:rPr>
         <w:t>The MacGregor Family</w:t>
+      </w:r>
+    </w:p>
+    <w:p>
+      <w:pPr>
+        <w:spacing w:line="240" w:lineRule="auto"/>
+        <w:jc w:val="center"/>
+        <w:rPr>
+          <w:rFonts w:ascii="Courier New" w:hAnsi="Courier New" w:cs="Courier New"/>
+          <w:sz w:val="32"/>
+          <w:szCs w:val="32"/>
+        </w:rPr>
+      </w:pPr>
+      <w:r>
+        <w:rPr>
+          <w:rFonts w:ascii="Courier New" w:hAnsi="Courier New" w:cs="Courier New"/>
+          <w:sz w:val="32"/>
+          <w:szCs w:val="32"/>
+        </w:rPr>
+        <w:t>David Quang Pham’s Childhood</w:t>
       </w:r>
     </w:p>
     <w:p>
@@ -656,15 +1008,15 @@
           <w:sz w:val="32"/>
           <w:szCs w:val="32"/>
         </w:rPr>
-        <w:t xml:space="preserve"> developers, rival cousins Petoskey</w:t>
-      </w:r>
-      <w:r>
-        <w:rPr>
-          <w:rFonts w:cstheme="minorHAnsi"/>
-          <w:sz w:val="32"/>
-          <w:szCs w:val="32"/>
-        </w:rPr>
-        <w:t xml:space="preserve"> and Lulu</w:t>
+        <w:t xml:space="preserve"> developers, rival cousins </w:t>
+      </w:r>
+      <w:r>
+        <w:rPr>
+          <w:rFonts w:cstheme="minorHAnsi"/>
+          <w:sz w:val="32"/>
+          <w:szCs w:val="32"/>
+        </w:rPr>
+        <w:t>Lulu and Petoskey</w:t>
       </w:r>
       <w:r>
         <w:rPr>
@@ -1151,7 +1503,87 @@
           <w:sz w:val="32"/>
           <w:szCs w:val="32"/>
         </w:rPr>
-        <w:t xml:space="preserve"> He wrote this musical as a love letter to his family </w:t>
+        <w:t xml:space="preserve"> </w:t>
+      </w:r>
+      <w:r>
+        <w:rPr>
+          <w:rFonts w:cstheme="minorHAnsi"/>
+          <w:sz w:val="32"/>
+          <w:szCs w:val="32"/>
+        </w:rPr>
+        <w:t>In 2026</w:t>
+      </w:r>
+      <w:r>
+        <w:rPr>
+          <w:rFonts w:cstheme="minorHAnsi"/>
+          <w:sz w:val="32"/>
+          <w:szCs w:val="32"/>
+        </w:rPr>
+        <w:t xml:space="preserve">, after a </w:t>
+      </w:r>
+      <w:r>
+        <w:rPr>
+          <w:rFonts w:cstheme="minorHAnsi"/>
+          <w:sz w:val="32"/>
+          <w:szCs w:val="32"/>
+        </w:rPr>
+        <w:t>series of suicides</w:t>
+      </w:r>
+      <w:r>
+        <w:rPr>
+          <w:rFonts w:cstheme="minorHAnsi"/>
+          <w:sz w:val="32"/>
+          <w:szCs w:val="32"/>
+        </w:rPr>
+        <w:t xml:space="preserve"> of his hometown and college friends </w:t>
+      </w:r>
+      <w:r>
+        <w:rPr>
+          <w:rFonts w:cstheme="minorHAnsi"/>
+          <w:sz w:val="32"/>
+          <w:szCs w:val="32"/>
+        </w:rPr>
+        <w:t>in musical theatre</w:t>
+      </w:r>
+      <w:r>
+        <w:rPr>
+          <w:rFonts w:cstheme="minorHAnsi"/>
+          <w:sz w:val="32"/>
+          <w:szCs w:val="32"/>
+        </w:rPr>
+        <w:t xml:space="preserve">, </w:t>
+      </w:r>
+      <w:r>
+        <w:rPr>
+          <w:rFonts w:cstheme="minorHAnsi"/>
+          <w:sz w:val="32"/>
+          <w:szCs w:val="32"/>
+        </w:rPr>
+        <w:t>h</w:t>
+      </w:r>
+      <w:r>
+        <w:rPr>
+          <w:rFonts w:cstheme="minorHAnsi"/>
+          <w:sz w:val="32"/>
+          <w:szCs w:val="32"/>
+        </w:rPr>
+        <w:t xml:space="preserve">e </w:t>
+      </w:r>
+      <w:r>
+        <w:rPr>
+          <w:rFonts w:cstheme="minorHAnsi"/>
+          <w:sz w:val="32"/>
+          <w:szCs w:val="32"/>
+        </w:rPr>
+        <w:t>began writing</w:t>
+      </w:r>
+      <w:r>
+        <w:rPr>
+          <w:rFonts w:cstheme="minorHAnsi"/>
+          <w:sz w:val="32"/>
+          <w:szCs w:val="32"/>
+        </w:rPr>
+        <w:t xml:space="preserve"> this musical as a love letter to his family </w:t>
       </w:r>
       <w:r>
         <w:rPr>
@@ -1183,7 +1615,7 @@
           <w:sz w:val="32"/>
           <w:szCs w:val="32"/>
         </w:rPr>
-        <w:t>as well as</w:t>
+        <w:t>in</w:t>
       </w:r>
       <w:r>
         <w:rPr>
@@ -1192,38 +1624,6 @@
           <w:szCs w:val="32"/>
         </w:rPr>
         <w:t xml:space="preserve"> </w:t>
-      </w:r>
-      <w:r>
-        <w:rPr>
-          <w:rFonts w:cstheme="minorHAnsi"/>
-          <w:sz w:val="32"/>
-          <w:szCs w:val="32"/>
-        </w:rPr>
-        <w:t>loved ones</w:t>
-      </w:r>
-      <w:r>
-        <w:rPr>
-          <w:rFonts w:cstheme="minorHAnsi"/>
-          <w:sz w:val="32"/>
-          <w:szCs w:val="32"/>
-        </w:rPr>
-        <w:t xml:space="preserve"> lost to suicide</w:t>
-      </w:r>
-      <w:r>
-        <w:rPr>
-          <w:rFonts w:cstheme="minorHAnsi"/>
-          <w:sz w:val="32"/>
-          <w:szCs w:val="32"/>
-        </w:rPr>
-        <w:t xml:space="preserve"> </w:t>
-      </w:r>
-      <w:r>
-        <w:rPr>
-          <w:rFonts w:cstheme="minorHAnsi"/>
-          <w:sz w:val="32"/>
-          <w:szCs w:val="32"/>
-        </w:rPr>
-        <w:t xml:space="preserve">on </w:t>
       </w:r>
       <w:r>
         <w:rPr>
@@ -2055,8 +2455,18 @@
           <w:sz w:val="32"/>
           <w:szCs w:val="32"/>
         </w:rPr>
-        <w:t>Banh MIchigan</w:t>
-      </w:r>
+        <w:t xml:space="preserve">Banh </w:t>
+      </w:r>
+      <w:proofErr w:type="spellStart"/>
+      <w:r>
+        <w:rPr>
+          <w:rFonts w:cstheme="minorHAnsi"/>
+          <w:sz w:val="32"/>
+          <w:szCs w:val="32"/>
+        </w:rPr>
+        <w:t>MIchigan</w:t>
+      </w:r>
+      <w:proofErr w:type="spellEnd"/>
       <w:r>
         <w:rPr>
           <w:rFonts w:cstheme="minorHAnsi"/>
@@ -2139,7 +2549,23 @@
           <w:sz w:val="32"/>
           <w:szCs w:val="32"/>
         </w:rPr>
-        <w:t>The family’s century-old Model T, their decades of eccentric, hand-made parade costumes, and the town's ultimate rally around them showcase art and "weirdness" as a mechanism for survival. It emphasizes that humanity defeats artificial optimization through shared, messy, authentic creativity.</w:t>
+        <w:t>The family’s century-old</w:t>
+      </w:r>
+      <w:r>
+        <w:rPr>
+          <w:rFonts w:cstheme="minorHAnsi"/>
+          <w:sz w:val="32"/>
+          <w:szCs w:val="32"/>
+        </w:rPr>
+        <w:t xml:space="preserve"> Ford</w:t>
+      </w:r>
+      <w:r>
+        <w:rPr>
+          <w:rFonts w:cstheme="minorHAnsi"/>
+          <w:sz w:val="32"/>
+          <w:szCs w:val="32"/>
+        </w:rPr>
+        <w:t xml:space="preserve"> Model T, their decades of eccentric, hand-made parade costumes, and the town's ultimate rally around them showcase art and "weirdness" as a mechanism for survival. It emphasizes that humanity defeats artificial optimization through shared, messy, authentic creativity.</w:t>
       </w:r>
     </w:p>
     <w:p>
@@ -2236,7 +2662,23 @@
           <w:sz w:val="26"/>
           <w:szCs w:val="26"/>
         </w:rPr>
-        <w:t>set on a</w:t>
+        <w:t xml:space="preserve">set </w:t>
+      </w:r>
+      <w:r>
+        <w:rPr>
+          <w:rFonts w:cstheme="minorHAnsi"/>
+          <w:sz w:val="26"/>
+          <w:szCs w:val="26"/>
+        </w:rPr>
+        <w:t>at</w:t>
+      </w:r>
+      <w:r>
+        <w:rPr>
+          <w:rFonts w:cstheme="minorHAnsi"/>
+          <w:sz w:val="26"/>
+          <w:szCs w:val="26"/>
+        </w:rPr>
+        <w:t xml:space="preserve"> a</w:t>
       </w:r>
       <w:r>
         <w:rPr>
@@ -2260,39 +2702,39 @@
           <w:sz w:val="26"/>
           <w:szCs w:val="26"/>
         </w:rPr>
-        <w:t xml:space="preserve"> two isolated cousins must </w:t>
-      </w:r>
-      <w:r>
-        <w:rPr>
-          <w:rFonts w:cstheme="minorHAnsi"/>
-          <w:sz w:val="26"/>
-          <w:szCs w:val="26"/>
-        </w:rPr>
-        <w:t>settle</w:t>
-      </w:r>
-      <w:r>
-        <w:rPr>
-          <w:rFonts w:cstheme="minorHAnsi"/>
-          <w:sz w:val="26"/>
-          <w:szCs w:val="26"/>
-        </w:rPr>
-        <w:t xml:space="preserve"> their regional </w:t>
-      </w:r>
-      <w:r>
-        <w:rPr>
-          <w:rFonts w:cstheme="minorHAnsi"/>
-          <w:sz w:val="26"/>
-          <w:szCs w:val="26"/>
-        </w:rPr>
-        <w:t>differences</w:t>
-      </w:r>
-      <w:r>
-        <w:rPr>
-          <w:rFonts w:cstheme="minorHAnsi"/>
-          <w:sz w:val="26"/>
-          <w:szCs w:val="26"/>
-        </w:rPr>
-        <w:t xml:space="preserve"> to save their grandparents' lake house from being demolished for a</w:t>
+        <w:t xml:space="preserve"> two </w:t>
+      </w:r>
+      <w:r>
+        <w:rPr>
+          <w:rFonts w:cstheme="minorHAnsi"/>
+          <w:sz w:val="26"/>
+          <w:szCs w:val="26"/>
+        </w:rPr>
+        <w:t>rival</w:t>
+      </w:r>
+      <w:r>
+        <w:rPr>
+          <w:rFonts w:cstheme="minorHAnsi"/>
+          <w:sz w:val="26"/>
+          <w:szCs w:val="26"/>
+        </w:rPr>
+        <w:t xml:space="preserve"> cousins </w:t>
+      </w:r>
+      <w:r>
+        <w:rPr>
+          <w:rFonts w:cstheme="minorHAnsi"/>
+          <w:sz w:val="26"/>
+          <w:szCs w:val="26"/>
+        </w:rPr>
+        <w:t>fight a data center to save their grandparents’ historic lake house</w:t>
+      </w:r>
+      <w:r>
+        <w:rPr>
+          <w:rFonts w:cstheme="minorHAnsi"/>
+          <w:sz w:val="26"/>
+          <w:szCs w:val="26"/>
+        </w:rPr>
+        <w:t>.</w:t>
       </w:r>
       <w:r>
         <w:rPr>
@@ -2308,22 +2750,6 @@
           <w:sz w:val="26"/>
           <w:szCs w:val="26"/>
         </w:rPr>
-        <w:t>data center.</w:t>
-      </w:r>
-      <w:r>
-        <w:rPr>
-          <w:rFonts w:cstheme="minorHAnsi"/>
-          <w:sz w:val="26"/>
-          <w:szCs w:val="26"/>
-        </w:rPr>
-        <w:t xml:space="preserve"> </w:t>
-      </w:r>
-      <w:r>
-        <w:rPr>
-          <w:rFonts w:cstheme="minorHAnsi"/>
-          <w:sz w:val="26"/>
-          <w:szCs w:val="26"/>
-        </w:rPr>
         <w:t xml:space="preserve">The themes explore </w:t>
       </w:r>
       <w:r>
@@ -2332,47 +2758,15 @@
           <w:sz w:val="26"/>
           <w:szCs w:val="26"/>
         </w:rPr>
-        <w:t>silent</w:t>
-      </w:r>
-      <w:r>
-        <w:rPr>
-          <w:rFonts w:cstheme="minorHAnsi"/>
-          <w:sz w:val="26"/>
-          <w:szCs w:val="26"/>
-        </w:rPr>
-        <w:t xml:space="preserve"> grief</w:t>
-      </w:r>
-      <w:r>
-        <w:rPr>
-          <w:rFonts w:cstheme="minorHAnsi"/>
-          <w:sz w:val="26"/>
-          <w:szCs w:val="26"/>
-        </w:rPr>
-        <w:t xml:space="preserve">, </w:t>
-      </w:r>
-      <w:r>
-        <w:rPr>
-          <w:rFonts w:cstheme="minorHAnsi"/>
-          <w:sz w:val="26"/>
-          <w:szCs w:val="26"/>
-        </w:rPr>
-        <w:t xml:space="preserve">open communication </w:t>
-      </w:r>
-      <w:r>
-        <w:rPr>
-          <w:rFonts w:cstheme="minorHAnsi"/>
-          <w:sz w:val="26"/>
-          <w:szCs w:val="26"/>
-        </w:rPr>
-        <w:t xml:space="preserve">to heal, cultural disconnection of the peninsulas, and what it means to be a Michigander. </w:t>
-      </w:r>
-      <w:r>
-        <w:rPr>
-          <w:rFonts w:cstheme="minorHAnsi"/>
-          <w:sz w:val="26"/>
-          <w:szCs w:val="26"/>
-        </w:rPr>
-        <w:t>While the musical is told in a partially non-linear narrative, the following is the chronological order of events that happen in the musical.</w:t>
+        <w:t>grief</w:t>
+      </w:r>
+      <w:r>
+        <w:rPr>
+          <w:rFonts w:cstheme="minorHAnsi"/>
+          <w:sz w:val="26"/>
+          <w:szCs w:val="26"/>
+        </w:rPr>
+        <w:t>, cultural disconnection of the peninsulas, and what it means to be a Michigander.</w:t>
       </w:r>
     </w:p>
     <w:p>
@@ -2393,15 +2787,87 @@
           <w:sz w:val="26"/>
           <w:szCs w:val="26"/>
         </w:rPr>
-        <w:t xml:space="preserve">Elderly couples, </w:t>
-      </w:r>
-      <w:r>
-        <w:rPr>
-          <w:rFonts w:cstheme="minorHAnsi"/>
-          <w:sz w:val="26"/>
-          <w:szCs w:val="26"/>
-        </w:rPr>
-        <w:t>Willy and Milly Vandam</w:t>
+        <w:t>Grampy</w:t>
+      </w:r>
+      <w:r>
+        <w:rPr>
+          <w:rFonts w:cstheme="minorHAnsi"/>
+          <w:sz w:val="26"/>
+          <w:szCs w:val="26"/>
+        </w:rPr>
+        <w:t xml:space="preserve"> </w:t>
+      </w:r>
+      <w:r>
+        <w:rPr>
+          <w:rFonts w:cstheme="minorHAnsi"/>
+          <w:sz w:val="26"/>
+          <w:szCs w:val="26"/>
+        </w:rPr>
+        <w:t xml:space="preserve">Willy and </w:t>
+      </w:r>
+      <w:r>
+        <w:rPr>
+          <w:rFonts w:cstheme="minorHAnsi"/>
+          <w:sz w:val="26"/>
+          <w:szCs w:val="26"/>
+        </w:rPr>
+        <w:t xml:space="preserve">Granny </w:t>
+      </w:r>
+      <w:r>
+        <w:rPr>
+          <w:rFonts w:cstheme="minorHAnsi"/>
+          <w:sz w:val="26"/>
+          <w:szCs w:val="26"/>
+        </w:rPr>
+        <w:t>Milly live in Elk Rapids on the north tip of the</w:t>
+      </w:r>
+      <w:r>
+        <w:rPr>
+          <w:rFonts w:cstheme="minorHAnsi"/>
+          <w:sz w:val="24"/>
+          <w:szCs w:val="24"/>
+        </w:rPr>
+        <w:t xml:space="preserve"> </w:t>
+      </w:r>
+      <w:r>
+        <w:rPr>
+          <w:rFonts w:cstheme="minorHAnsi"/>
+          <w:sz w:val="26"/>
+          <w:szCs w:val="26"/>
+        </w:rPr>
+        <w:t>Lower</w:t>
+      </w:r>
+      <w:r>
+        <w:rPr>
+          <w:rFonts w:cstheme="minorHAnsi"/>
+          <w:sz w:val="24"/>
+          <w:szCs w:val="24"/>
+        </w:rPr>
+        <w:t xml:space="preserve"> </w:t>
+      </w:r>
+      <w:r>
+        <w:rPr>
+          <w:rFonts w:cstheme="minorHAnsi"/>
+          <w:sz w:val="26"/>
+          <w:szCs w:val="26"/>
+        </w:rPr>
+        <w:t xml:space="preserve">Peninsula. They have four adult children </w:t>
+      </w:r>
+      <w:r>
+        <w:rPr>
+          <w:rFonts w:cstheme="minorHAnsi"/>
+          <w:sz w:val="26"/>
+          <w:szCs w:val="26"/>
+        </w:rPr>
+        <w:t xml:space="preserve">– </w:t>
+      </w:r>
+      <w:r>
+        <w:rPr>
+          <w:rFonts w:cstheme="minorHAnsi"/>
+          <w:sz w:val="26"/>
+          <w:szCs w:val="26"/>
+        </w:rPr>
+        <w:t>Cherry, Perry, Shelby, and the only son Petey</w:t>
       </w:r>
       <w:r>
         <w:rPr>
@@ -2417,30 +2883,6 @@
           <w:sz w:val="26"/>
           <w:szCs w:val="26"/>
         </w:rPr>
-        <w:t xml:space="preserve"> live in Elk Rapids on the north tip of the Lower Peninsula. They have four adult children </w:t>
-      </w:r>
-      <w:r>
-        <w:rPr>
-          <w:rFonts w:cstheme="minorHAnsi"/>
-          <w:sz w:val="26"/>
-          <w:szCs w:val="26"/>
-        </w:rPr>
-        <w:t xml:space="preserve">– </w:t>
-      </w:r>
-      <w:r>
-        <w:rPr>
-          <w:rFonts w:cstheme="minorHAnsi"/>
-          <w:sz w:val="26"/>
-          <w:szCs w:val="26"/>
-        </w:rPr>
-        <w:t>Cherry, Perry, Shelby, and the only son Petey</w:t>
-      </w:r>
-      <w:r>
-        <w:rPr>
-          <w:rFonts w:cstheme="minorHAnsi"/>
-          <w:sz w:val="26"/>
-          <w:szCs w:val="26"/>
-        </w:rPr>
         <w:t xml:space="preserve"> and</w:t>
       </w:r>
       <w:r>
@@ -2449,7 +2891,47 @@
           <w:sz w:val="26"/>
           <w:szCs w:val="26"/>
         </w:rPr>
-        <w:t xml:space="preserve"> several grandchildren. Every August, their lake house lodges them for the annual Harbor Days. They are known for their century-old </w:t>
+        <w:t xml:space="preserve"> </w:t>
+      </w:r>
+      <w:r>
+        <w:rPr>
+          <w:rFonts w:cstheme="minorHAnsi"/>
+          <w:sz w:val="26"/>
+          <w:szCs w:val="26"/>
+        </w:rPr>
+        <w:t>some</w:t>
+      </w:r>
+      <w:r>
+        <w:rPr>
+          <w:rFonts w:cstheme="minorHAnsi"/>
+          <w:sz w:val="26"/>
+          <w:szCs w:val="26"/>
+        </w:rPr>
+        <w:t xml:space="preserve"> grandchildren. Every August, their lake house lodges them for the annual Harbor Days. </w:t>
+      </w:r>
+      <w:r>
+        <w:rPr>
+          <w:rFonts w:cstheme="minorHAnsi"/>
+          <w:sz w:val="26"/>
+          <w:szCs w:val="26"/>
+        </w:rPr>
+        <w:t>The Vandam family</w:t>
+      </w:r>
+      <w:r>
+        <w:rPr>
+          <w:rFonts w:cstheme="minorHAnsi"/>
+          <w:sz w:val="26"/>
+          <w:szCs w:val="26"/>
+        </w:rPr>
+        <w:t xml:space="preserve"> are known for their century-old </w:t>
+      </w:r>
+      <w:r>
+        <w:rPr>
+          <w:rFonts w:cstheme="minorHAnsi"/>
+          <w:sz w:val="26"/>
+          <w:szCs w:val="26"/>
+        </w:rPr>
+        <w:t xml:space="preserve">Ford </w:t>
       </w:r>
       <w:r>
         <w:rPr>
@@ -2465,39 +2947,39 @@
           <w:sz w:val="26"/>
           <w:szCs w:val="26"/>
         </w:rPr>
-        <w:t xml:space="preserve"> </w:t>
-      </w:r>
-      <w:r>
-        <w:rPr>
-          <w:rFonts w:cstheme="minorHAnsi"/>
-          <w:sz w:val="26"/>
-          <w:szCs w:val="26"/>
-        </w:rPr>
-        <w:t>Ford</w:t>
-      </w:r>
-      <w:r>
-        <w:rPr>
-          <w:rFonts w:cstheme="minorHAnsi"/>
-          <w:sz w:val="26"/>
-          <w:szCs w:val="26"/>
-        </w:rPr>
-        <w:t xml:space="preserve"> and wearing themed costumes for the parade and winning every Most Creative Award</w:t>
-      </w:r>
-      <w:r>
-        <w:rPr>
-          <w:rFonts w:cstheme="minorHAnsi"/>
-          <w:sz w:val="26"/>
-          <w:szCs w:val="26"/>
-        </w:rPr>
-        <w:t xml:space="preserve"> (“The Mitten”)</w:t>
-      </w:r>
-      <w:r>
-        <w:rPr>
-          <w:rFonts w:cstheme="minorHAnsi"/>
-          <w:sz w:val="26"/>
-          <w:szCs w:val="26"/>
-        </w:rPr>
-        <w:t>.</w:t>
+        <w:t xml:space="preserve">, </w:t>
+      </w:r>
+      <w:r>
+        <w:rPr>
+          <w:rFonts w:cstheme="minorHAnsi"/>
+          <w:sz w:val="26"/>
+          <w:szCs w:val="26"/>
+        </w:rPr>
+        <w:t>wearing themed costumes for the parade</w:t>
+      </w:r>
+      <w:r>
+        <w:rPr>
+          <w:rFonts w:cstheme="minorHAnsi"/>
+          <w:sz w:val="26"/>
+          <w:szCs w:val="26"/>
+        </w:rPr>
+        <w:t>,</w:t>
+      </w:r>
+      <w:r>
+        <w:rPr>
+          <w:rFonts w:cstheme="minorHAnsi"/>
+          <w:sz w:val="26"/>
+          <w:szCs w:val="26"/>
+        </w:rPr>
+        <w:t xml:space="preserve"> and winning every Most Creative Award</w:t>
+      </w:r>
+      <w:r>
+        <w:rPr>
+          <w:rFonts w:cstheme="minorHAnsi"/>
+          <w:sz w:val="26"/>
+          <w:szCs w:val="26"/>
+        </w:rPr>
+        <w:t xml:space="preserve"> (“The Mitten Song”).</w:t>
       </w:r>
     </w:p>
     <w:p>
@@ -2518,15 +3000,15 @@
           <w:sz w:val="26"/>
           <w:szCs w:val="26"/>
         </w:rPr>
-        <w:t>In 2008, Petey lives with his pregnant wife Lizzie in the Upper Peninsula. His childhood friend is Jasper Tran, whose family runs</w:t>
-      </w:r>
-      <w:r>
-        <w:rPr>
-          <w:rFonts w:cstheme="minorHAnsi"/>
-          <w:sz w:val="26"/>
-          <w:szCs w:val="26"/>
-        </w:rPr>
-        <w:t xml:space="preserve"> Banh MIchigan,</w:t>
+        <w:t xml:space="preserve">In 2008, Petey lives with his pregnant wife Lizzie in the Upper Peninsula. His childhood friend is </w:t>
+      </w:r>
+      <w:r>
+        <w:rPr>
+          <w:rFonts w:cstheme="minorHAnsi"/>
+          <w:sz w:val="26"/>
+          <w:szCs w:val="26"/>
+        </w:rPr>
+        <w:t>Jasper Tran, who</w:t>
       </w:r>
       <w:r>
         <w:rPr>
@@ -2542,151 +3024,73 @@
           <w:sz w:val="26"/>
           <w:szCs w:val="26"/>
         </w:rPr>
-        <w:t>a</w:t>
-      </w:r>
-      <w:r>
-        <w:rPr>
-          <w:rFonts w:cstheme="minorHAnsi"/>
-          <w:sz w:val="26"/>
-          <w:szCs w:val="26"/>
-        </w:rPr>
-        <w:t xml:space="preserve"> Vietnamese restaurant </w:t>
-      </w:r>
-      <w:r>
-        <w:rPr>
-          <w:rFonts w:cstheme="minorHAnsi"/>
-          <w:sz w:val="26"/>
-          <w:szCs w:val="26"/>
-        </w:rPr>
-        <w:t>in</w:t>
-      </w:r>
-      <w:r>
-        <w:rPr>
-          <w:rFonts w:cstheme="minorHAnsi"/>
-          <w:sz w:val="26"/>
-          <w:szCs w:val="26"/>
-        </w:rPr>
-        <w:t xml:space="preserve"> Elk </w:t>
-      </w:r>
-      <w:r>
-        <w:rPr>
-          <w:rFonts w:cstheme="minorHAnsi"/>
-          <w:sz w:val="26"/>
-          <w:szCs w:val="26"/>
-        </w:rPr>
-        <w:t>Rapids</w:t>
-      </w:r>
-      <w:r>
-        <w:rPr>
-          <w:rFonts w:cstheme="minorHAnsi"/>
-          <w:sz w:val="26"/>
-          <w:szCs w:val="26"/>
-        </w:rPr>
-        <w:t>. On a swim, Petey jokingly promises they name their kid after the</w:t>
-      </w:r>
-      <w:r>
-        <w:rPr>
-          <w:rFonts w:cstheme="minorHAnsi"/>
-          <w:sz w:val="26"/>
-          <w:szCs w:val="26"/>
-        </w:rPr>
-        <w:t xml:space="preserve"> first</w:t>
-      </w:r>
-      <w:r>
-        <w:rPr>
-          <w:rFonts w:cstheme="minorHAnsi"/>
-          <w:sz w:val="26"/>
-          <w:szCs w:val="26"/>
-        </w:rPr>
-        <w:t xml:space="preserve"> rock he</w:t>
-      </w:r>
-      <w:r>
-        <w:rPr>
-          <w:rFonts w:cstheme="minorHAnsi"/>
-          <w:sz w:val="26"/>
-          <w:szCs w:val="26"/>
-        </w:rPr>
-        <w:t xml:space="preserve"> finds which is</w:t>
-      </w:r>
-      <w:r>
-        <w:rPr>
-          <w:rFonts w:cstheme="minorHAnsi"/>
-          <w:sz w:val="26"/>
-          <w:szCs w:val="26"/>
-        </w:rPr>
-        <w:t xml:space="preserve"> a heart-shaped Petoskey with an elk symbol. Soon, his job fires him </w:t>
-      </w:r>
-      <w:r>
-        <w:rPr>
-          <w:rFonts w:cstheme="minorHAnsi"/>
-          <w:sz w:val="26"/>
-          <w:szCs w:val="26"/>
-        </w:rPr>
-        <w:t>and replaces him with an Arab migrant</w:t>
-      </w:r>
-      <w:r>
-        <w:rPr>
-          <w:rFonts w:cstheme="minorHAnsi"/>
-          <w:sz w:val="26"/>
-          <w:szCs w:val="26"/>
-        </w:rPr>
-        <w:t>,</w:t>
-      </w:r>
-      <w:r>
-        <w:rPr>
-          <w:rFonts w:cstheme="minorHAnsi"/>
-          <w:sz w:val="26"/>
-          <w:szCs w:val="26"/>
-        </w:rPr>
-        <w:t xml:space="preserve"> and he gets in a fight with his younger sister Shelby for marrying one</w:t>
-      </w:r>
-      <w:r>
-        <w:rPr>
-          <w:rFonts w:cstheme="minorHAnsi"/>
-          <w:sz w:val="26"/>
-          <w:szCs w:val="26"/>
-        </w:rPr>
-        <w:t xml:space="preserve">. </w:t>
-      </w:r>
-      <w:r>
-        <w:rPr>
-          <w:rFonts w:cstheme="minorHAnsi"/>
-          <w:sz w:val="26"/>
-          <w:szCs w:val="26"/>
-        </w:rPr>
-        <w:t>During</w:t>
-      </w:r>
-      <w:r>
-        <w:rPr>
-          <w:rFonts w:cstheme="minorHAnsi"/>
-          <w:sz w:val="26"/>
-          <w:szCs w:val="26"/>
-        </w:rPr>
-        <w:t xml:space="preserve"> a storm, he drives off the Mackinac Bridge to save their </w:t>
-      </w:r>
-      <w:r>
-        <w:rPr>
-          <w:rFonts w:cstheme="minorHAnsi"/>
-          <w:sz w:val="26"/>
-          <w:szCs w:val="26"/>
-        </w:rPr>
-        <w:t>house</w:t>
-      </w:r>
-      <w:r>
-        <w:rPr>
-          <w:rFonts w:cstheme="minorHAnsi"/>
-          <w:sz w:val="26"/>
-          <w:szCs w:val="26"/>
-        </w:rPr>
-        <w:t xml:space="preserve"> on his life insurance. The investigators give Liz his hearty Petoskey. </w:t>
-      </w:r>
-      <w:r>
-        <w:rPr>
-          <w:rFonts w:cstheme="minorHAnsi"/>
-          <w:sz w:val="26"/>
-          <w:szCs w:val="26"/>
-        </w:rPr>
-        <w:t xml:space="preserve">Following his death, Liz refuses to cross the bridge </w:t>
+        <w:t>runs</w:t>
+      </w:r>
+      <w:r>
+        <w:rPr>
+          <w:rFonts w:cstheme="minorHAnsi"/>
+          <w:sz w:val="26"/>
+          <w:szCs w:val="26"/>
+        </w:rPr>
+        <w:t xml:space="preserve"> the</w:t>
+      </w:r>
+      <w:r>
+        <w:rPr>
+          <w:rFonts w:cstheme="minorHAnsi"/>
+          <w:sz w:val="26"/>
+          <w:szCs w:val="26"/>
+        </w:rPr>
+        <w:t xml:space="preserve"> Banh </w:t>
+      </w:r>
+      <w:proofErr w:type="spellStart"/>
+      <w:r>
+        <w:rPr>
+          <w:rFonts w:cstheme="minorHAnsi"/>
+          <w:sz w:val="26"/>
+          <w:szCs w:val="26"/>
+        </w:rPr>
+        <w:t>MIchigan</w:t>
+      </w:r>
+      <w:proofErr w:type="spellEnd"/>
+      <w:r>
+        <w:rPr>
+          <w:rFonts w:cstheme="minorHAnsi"/>
+          <w:sz w:val="26"/>
+          <w:szCs w:val="26"/>
+        </w:rPr>
+        <w:t xml:space="preserve"> (Banh MI)</w:t>
+      </w:r>
+      <w:r>
+        <w:rPr>
+          <w:rFonts w:cstheme="minorHAnsi"/>
+          <w:sz w:val="26"/>
+          <w:szCs w:val="26"/>
+        </w:rPr>
+        <w:t xml:space="preserve"> </w:t>
+      </w:r>
+      <w:r>
+        <w:rPr>
+          <w:rFonts w:cstheme="minorHAnsi"/>
+          <w:sz w:val="26"/>
+          <w:szCs w:val="26"/>
+        </w:rPr>
+        <w:t xml:space="preserve">restaurant in Elk Rapids. On a swim, Petey </w:t>
+      </w:r>
+      <w:r>
+        <w:rPr>
+          <w:rFonts w:cstheme="minorHAnsi"/>
+          <w:sz w:val="26"/>
+          <w:szCs w:val="26"/>
+        </w:rPr>
+        <w:t>jokily</w:t>
+      </w:r>
+      <w:r>
+        <w:rPr>
+          <w:rFonts w:cstheme="minorHAnsi"/>
+          <w:sz w:val="26"/>
+          <w:szCs w:val="26"/>
+        </w:rPr>
+        <w:t xml:space="preserve"> promises </w:t>
       </w:r>
       <w:r>
         <w:rPr>
@@ -2702,63 +3106,63 @@
           <w:sz w:val="26"/>
           <w:szCs w:val="26"/>
         </w:rPr>
-        <w:t xml:space="preserve"> attend family gatherings </w:t>
-      </w:r>
-      <w:r>
-        <w:rPr>
-          <w:rFonts w:cstheme="minorHAnsi"/>
-          <w:sz w:val="26"/>
-          <w:szCs w:val="26"/>
-        </w:rPr>
-        <w:t>(“The Greatest Thing in Life”).</w:t>
-      </w:r>
-      <w:r>
-        <w:rPr>
-          <w:rFonts w:cstheme="minorHAnsi"/>
-          <w:sz w:val="26"/>
-          <w:szCs w:val="26"/>
-        </w:rPr>
-        <w:t xml:space="preserve"> And Harbor Day mornings felt hollow without goofy Petey to wake them up with his Mitten Song until his son Petoskey was old enough to wear his mittens (“Sleep In”).</w:t>
-      </w:r>
-      <w:r>
-        <w:rPr>
-          <w:rFonts w:cstheme="minorHAnsi"/>
-          <w:sz w:val="26"/>
-          <w:szCs w:val="26"/>
-        </w:rPr>
-        <w:br/>
-      </w:r>
-      <w:r>
-        <w:rPr>
-          <w:rFonts w:cstheme="minorHAnsi"/>
-          <w:sz w:val="10"/>
-          <w:szCs w:val="10"/>
-        </w:rPr>
-        <w:br/>
-      </w:r>
-      <w:r>
-        <w:rPr>
-          <w:rFonts w:cstheme="minorHAnsi"/>
-          <w:sz w:val="26"/>
-          <w:szCs w:val="26"/>
-        </w:rPr>
-        <w:t>For</w:t>
-      </w:r>
-      <w:r>
-        <w:rPr>
-          <w:rFonts w:cstheme="minorHAnsi"/>
-          <w:sz w:val="26"/>
-          <w:szCs w:val="26"/>
-        </w:rPr>
-        <w:t xml:space="preserve"> Harbor Days, Petey’s sisters take turns driving Petoskey to Elk Rapids then Milly drives him home. Every time he crosses the Mackinac Bridge, Petey’s spirit </w:t>
-      </w:r>
-      <w:r>
-        <w:rPr>
-          <w:rFonts w:cstheme="minorHAnsi"/>
-          <w:sz w:val="26"/>
-          <w:szCs w:val="26"/>
-        </w:rPr>
-        <w:t>sings</w:t>
+        <w:t xml:space="preserve"> name their kid after the first rock he </w:t>
+      </w:r>
+      <w:r>
+        <w:rPr>
+          <w:rFonts w:cstheme="minorHAnsi"/>
+          <w:sz w:val="26"/>
+          <w:szCs w:val="26"/>
+        </w:rPr>
+        <w:t>picks up</w:t>
+      </w:r>
+      <w:r>
+        <w:rPr>
+          <w:rFonts w:cstheme="minorHAnsi"/>
+          <w:sz w:val="26"/>
+          <w:szCs w:val="26"/>
+        </w:rPr>
+        <w:t>:</w:t>
+      </w:r>
+      <w:r>
+        <w:rPr>
+          <w:rFonts w:cstheme="minorHAnsi"/>
+          <w:sz w:val="26"/>
+          <w:szCs w:val="26"/>
+        </w:rPr>
+        <w:t xml:space="preserve"> a heart-shaped Petoskey with an elk symbol</w:t>
+      </w:r>
+      <w:r>
+        <w:rPr>
+          <w:rFonts w:cstheme="minorHAnsi"/>
+          <w:sz w:val="26"/>
+          <w:szCs w:val="26"/>
+        </w:rPr>
+        <w:t xml:space="preserve"> </w:t>
+      </w:r>
+      <w:r>
+        <w:rPr>
+          <w:rFonts w:cstheme="minorHAnsi"/>
+          <w:sz w:val="26"/>
+          <w:szCs w:val="26"/>
+        </w:rPr>
+        <w:t>(“</w:t>
+      </w:r>
+      <w:r>
+        <w:rPr>
+          <w:rFonts w:cstheme="minorHAnsi"/>
+          <w:sz w:val="26"/>
+          <w:szCs w:val="26"/>
+        </w:rPr>
+        <w:t>Life is Complete</w:t>
+      </w:r>
+      <w:r>
+        <w:rPr>
+          <w:rFonts w:cstheme="minorHAnsi"/>
+          <w:sz w:val="26"/>
+          <w:szCs w:val="26"/>
+        </w:rPr>
+        <w:t>”)</w:t>
       </w:r>
       <w:r>
         <w:rPr>
@@ -2767,430 +3171,6 @@
           <w:szCs w:val="26"/>
         </w:rPr>
         <w:t>.</w:t>
-      </w:r>
-      <w:r>
-        <w:rPr>
-          <w:rFonts w:cstheme="minorHAnsi"/>
-          <w:sz w:val="26"/>
-          <w:szCs w:val="26"/>
-        </w:rPr>
-        <w:t xml:space="preserve"> And</w:t>
-      </w:r>
-      <w:r>
-        <w:rPr>
-          <w:rFonts w:cstheme="minorHAnsi"/>
-          <w:sz w:val="26"/>
-          <w:szCs w:val="26"/>
-        </w:rPr>
-        <w:t xml:space="preserve"> Jasper </w:t>
-      </w:r>
-      <w:r>
-        <w:rPr>
-          <w:rFonts w:cstheme="minorHAnsi"/>
-          <w:sz w:val="26"/>
-          <w:szCs w:val="26"/>
-        </w:rPr>
-        <w:t>becomes Petoskey’s</w:t>
-      </w:r>
-      <w:r>
-        <w:rPr>
-          <w:rFonts w:cstheme="minorHAnsi"/>
-          <w:sz w:val="26"/>
-          <w:szCs w:val="26"/>
-        </w:rPr>
-        <w:t xml:space="preserve"> godfather (“Yoop</w:t>
-      </w:r>
-      <w:r>
-        <w:rPr>
-          <w:rFonts w:cstheme="minorHAnsi"/>
-          <w:sz w:val="26"/>
-          <w:szCs w:val="26"/>
-        </w:rPr>
-        <w:t>er</w:t>
-      </w:r>
-      <w:r>
-        <w:rPr>
-          <w:rFonts w:cstheme="minorHAnsi"/>
-          <w:sz w:val="26"/>
-          <w:szCs w:val="26"/>
-        </w:rPr>
-        <w:t xml:space="preserve">”). But his </w:t>
-      </w:r>
-      <w:r>
-        <w:rPr>
-          <w:rFonts w:cstheme="minorHAnsi"/>
-          <w:sz w:val="26"/>
-          <w:szCs w:val="26"/>
-        </w:rPr>
-        <w:t>bright</w:t>
-      </w:r>
-      <w:r>
-        <w:rPr>
-          <w:rFonts w:cstheme="minorHAnsi"/>
-          <w:sz w:val="26"/>
-          <w:szCs w:val="26"/>
-        </w:rPr>
-        <w:t xml:space="preserve"> </w:t>
-      </w:r>
-      <w:r>
-        <w:rPr>
-          <w:rFonts w:cstheme="minorHAnsi"/>
-          <w:sz w:val="26"/>
-          <w:szCs w:val="26"/>
-        </w:rPr>
-        <w:t xml:space="preserve">cousin Lulu Abughoush is </w:t>
-      </w:r>
-      <w:r>
-        <w:rPr>
-          <w:rFonts w:cstheme="minorHAnsi"/>
-          <w:sz w:val="26"/>
-          <w:szCs w:val="26"/>
-        </w:rPr>
-        <w:t>a</w:t>
-      </w:r>
-      <w:r>
-        <w:rPr>
-          <w:rFonts w:cstheme="minorHAnsi"/>
-          <w:sz w:val="26"/>
-          <w:szCs w:val="26"/>
-        </w:rPr>
-        <w:t xml:space="preserve"> bully. She envies the </w:t>
-      </w:r>
-      <w:r>
-        <w:rPr>
-          <w:rFonts w:cstheme="minorHAnsi"/>
-          <w:sz w:val="26"/>
-          <w:szCs w:val="26"/>
-        </w:rPr>
-        <w:t>praise</w:t>
-      </w:r>
-      <w:r>
-        <w:rPr>
-          <w:rFonts w:cstheme="minorHAnsi"/>
-          <w:sz w:val="26"/>
-          <w:szCs w:val="26"/>
-        </w:rPr>
-        <w:t xml:space="preserve"> he gets from </w:t>
-      </w:r>
-      <w:r>
-        <w:rPr>
-          <w:rFonts w:cstheme="minorHAnsi"/>
-          <w:sz w:val="26"/>
-          <w:szCs w:val="26"/>
-        </w:rPr>
-        <w:t xml:space="preserve">his </w:t>
-      </w:r>
-      <w:r>
-        <w:rPr>
-          <w:rFonts w:cstheme="minorHAnsi"/>
-          <w:sz w:val="26"/>
-          <w:szCs w:val="26"/>
-        </w:rPr>
-        <w:t>rare stone</w:t>
-      </w:r>
-      <w:r>
-        <w:rPr>
-          <w:rFonts w:cstheme="minorHAnsi"/>
-          <w:sz w:val="26"/>
-          <w:szCs w:val="26"/>
-        </w:rPr>
-        <w:t xml:space="preserve"> findings</w:t>
-      </w:r>
-      <w:r>
-        <w:rPr>
-          <w:rFonts w:cstheme="minorHAnsi"/>
-          <w:sz w:val="26"/>
-          <w:szCs w:val="26"/>
-        </w:rPr>
-        <w:t xml:space="preserve"> on their swims. </w:t>
-      </w:r>
-      <w:r>
-        <w:rPr>
-          <w:rFonts w:cstheme="minorHAnsi"/>
-          <w:sz w:val="26"/>
-          <w:szCs w:val="26"/>
-        </w:rPr>
-        <w:t>I</w:t>
-      </w:r>
-      <w:r>
-        <w:rPr>
-          <w:rFonts w:cstheme="minorHAnsi"/>
-          <w:sz w:val="26"/>
-          <w:szCs w:val="26"/>
-        </w:rPr>
-        <w:t>n</w:t>
-      </w:r>
-      <w:r>
-        <w:rPr>
-          <w:rFonts w:cstheme="minorHAnsi"/>
-          <w:sz w:val="26"/>
-          <w:szCs w:val="26"/>
-        </w:rPr>
-        <w:t xml:space="preserve"> 2019, she </w:t>
-      </w:r>
-      <w:r>
-        <w:rPr>
-          <w:rFonts w:cstheme="minorHAnsi"/>
-          <w:sz w:val="26"/>
-          <w:szCs w:val="26"/>
-        </w:rPr>
-        <w:t>drops</w:t>
-      </w:r>
-      <w:r>
-        <w:rPr>
-          <w:rFonts w:cstheme="minorHAnsi"/>
-          <w:sz w:val="26"/>
-          <w:szCs w:val="26"/>
-        </w:rPr>
-        <w:t xml:space="preserve"> his heirloom in</w:t>
-      </w:r>
-      <w:r>
-        <w:rPr>
-          <w:rFonts w:cstheme="minorHAnsi"/>
-          <w:sz w:val="26"/>
-          <w:szCs w:val="26"/>
-        </w:rPr>
-        <w:t>to</w:t>
-      </w:r>
-      <w:r>
-        <w:rPr>
-          <w:rFonts w:cstheme="minorHAnsi"/>
-          <w:sz w:val="26"/>
-          <w:szCs w:val="26"/>
-        </w:rPr>
-        <w:t xml:space="preserve"> Elk Lake, severing his spiritual </w:t>
-      </w:r>
-      <w:r>
-        <w:rPr>
-          <w:rFonts w:cstheme="minorHAnsi"/>
-          <w:sz w:val="26"/>
-          <w:szCs w:val="26"/>
-        </w:rPr>
-        <w:t>ties</w:t>
-      </w:r>
-      <w:r>
-        <w:rPr>
-          <w:rFonts w:cstheme="minorHAnsi"/>
-          <w:sz w:val="26"/>
-          <w:szCs w:val="26"/>
-        </w:rPr>
-        <w:t xml:space="preserve"> to his </w:t>
-      </w:r>
-      <w:r>
-        <w:rPr>
-          <w:rFonts w:cstheme="minorHAnsi"/>
-          <w:sz w:val="26"/>
-          <w:szCs w:val="26"/>
-        </w:rPr>
-        <w:t>dad</w:t>
-      </w:r>
-      <w:r>
-        <w:rPr>
-          <w:rFonts w:cstheme="minorHAnsi"/>
-          <w:sz w:val="26"/>
-          <w:szCs w:val="26"/>
-        </w:rPr>
-        <w:t xml:space="preserve"> (“</w:t>
-      </w:r>
-      <w:r>
-        <w:rPr>
-          <w:rFonts w:cstheme="minorHAnsi"/>
-          <w:sz w:val="26"/>
-          <w:szCs w:val="26"/>
-        </w:rPr>
-        <w:t>Above and Beyond</w:t>
-      </w:r>
-      <w:r>
-        <w:rPr>
-          <w:rFonts w:cstheme="minorHAnsi"/>
-          <w:sz w:val="26"/>
-          <w:szCs w:val="26"/>
-        </w:rPr>
-        <w:t>”). Then</w:t>
-      </w:r>
-      <w:r>
-        <w:rPr>
-          <w:rFonts w:cstheme="minorHAnsi"/>
-          <w:sz w:val="26"/>
-          <w:szCs w:val="26"/>
-        </w:rPr>
-        <w:t xml:space="preserve"> in 2020</w:t>
-      </w:r>
-      <w:r>
-        <w:rPr>
-          <w:rFonts w:cstheme="minorHAnsi"/>
-          <w:sz w:val="26"/>
-          <w:szCs w:val="26"/>
-        </w:rPr>
-        <w:t xml:space="preserve">, Grandma Milly passes away. Overcome with grief, Grandpa Willy leaves his garden unattended and is manipulated by </w:t>
-      </w:r>
-      <w:r>
-        <w:rPr>
-          <w:rFonts w:cstheme="minorHAnsi"/>
-          <w:sz w:val="26"/>
-          <w:szCs w:val="26"/>
-        </w:rPr>
-        <w:t>data center developer</w:t>
-      </w:r>
-      <w:r>
-        <w:rPr>
-          <w:rFonts w:cstheme="minorHAnsi"/>
-          <w:sz w:val="26"/>
-          <w:szCs w:val="26"/>
-        </w:rPr>
-        <w:t xml:space="preserve"> Charlie into signing away the deed. The family skips the</w:t>
-      </w:r>
-      <w:r>
-        <w:rPr>
-          <w:rFonts w:cstheme="minorHAnsi"/>
-          <w:sz w:val="26"/>
-          <w:szCs w:val="26"/>
-        </w:rPr>
-        <w:t xml:space="preserve"> 2020 and 2021</w:t>
-      </w:r>
-      <w:r>
-        <w:rPr>
-          <w:rFonts w:cstheme="minorHAnsi"/>
-          <w:sz w:val="26"/>
-          <w:szCs w:val="26"/>
-        </w:rPr>
-        <w:t xml:space="preserve"> reunions.</w:t>
-      </w:r>
-      <w:r>
-        <w:rPr>
-          <w:rFonts w:cstheme="minorHAnsi"/>
-          <w:sz w:val="26"/>
-          <w:szCs w:val="26"/>
-        </w:rPr>
-        <w:br/>
-      </w:r>
-      <w:r>
-        <w:rPr>
-          <w:rFonts w:cstheme="minorHAnsi"/>
-          <w:sz w:val="10"/>
-          <w:szCs w:val="10"/>
-        </w:rPr>
-        <w:br/>
-      </w:r>
-      <w:r>
-        <w:rPr>
-          <w:rFonts w:cstheme="minorHAnsi"/>
-          <w:sz w:val="26"/>
-          <w:szCs w:val="26"/>
-        </w:rPr>
-        <w:t>In 2022, 1</w:t>
-      </w:r>
-      <w:r>
-        <w:rPr>
-          <w:rFonts w:cstheme="minorHAnsi"/>
-          <w:sz w:val="26"/>
-          <w:szCs w:val="26"/>
-        </w:rPr>
-        <w:t>3</w:t>
-      </w:r>
-      <w:r>
-        <w:rPr>
-          <w:rFonts w:cstheme="minorHAnsi"/>
-          <w:sz w:val="26"/>
-          <w:szCs w:val="26"/>
-        </w:rPr>
-        <w:t>-year-old Petoskey returns with his mom for the first time since Petey’s death to honor Milly.</w:t>
-      </w:r>
-      <w:r>
-        <w:rPr>
-          <w:rFonts w:cstheme="minorHAnsi"/>
-          <w:sz w:val="26"/>
-          <w:szCs w:val="26"/>
-        </w:rPr>
-        <w:t xml:space="preserve"> They drive the long way through Wisconsin.</w:t>
-      </w:r>
-      <w:r>
-        <w:rPr>
-          <w:rFonts w:cstheme="minorHAnsi"/>
-          <w:sz w:val="26"/>
-          <w:szCs w:val="26"/>
-        </w:rPr>
-        <w:t xml:space="preserve"> Jasper helps Petoskey, Lulu, and the other kids set up camp and go canoeing with them. He often takes some of their</w:t>
-      </w:r>
-      <w:r>
-        <w:rPr>
-          <w:rFonts w:cstheme="minorHAnsi"/>
-          <w:sz w:val="26"/>
-          <w:szCs w:val="26"/>
-        </w:rPr>
-        <w:t xml:space="preserve"> </w:t>
-      </w:r>
-      <w:r>
-        <w:rPr>
-          <w:rFonts w:cstheme="minorHAnsi"/>
-          <w:sz w:val="26"/>
-          <w:szCs w:val="26"/>
-        </w:rPr>
-        <w:t>snacks as a form of a “dad tax.” The aunties take</w:t>
-      </w:r>
-      <w:r>
-        <w:rPr>
-          <w:rFonts w:cstheme="minorHAnsi"/>
-          <w:sz w:val="26"/>
-          <w:szCs w:val="26"/>
-        </w:rPr>
-        <w:t xml:space="preserve"> even</w:t>
-      </w:r>
-      <w:r>
-        <w:rPr>
-          <w:rFonts w:cstheme="minorHAnsi"/>
-          <w:sz w:val="26"/>
-          <w:szCs w:val="26"/>
-        </w:rPr>
-        <w:t xml:space="preserve"> more with the “mom tax” (“Dad Tax”). From Willy, they soon discover Charlie's plot to sell the neighborhood.</w:t>
-      </w:r>
-      <w:r>
-        <w:rPr>
-          <w:rFonts w:cstheme="minorHAnsi"/>
-          <w:sz w:val="26"/>
-          <w:szCs w:val="26"/>
-        </w:rPr>
-        <w:t xml:space="preserve"> </w:t>
-      </w:r>
-      <w:r>
-        <w:rPr>
-          <w:rFonts w:cstheme="minorHAnsi"/>
-          <w:sz w:val="26"/>
-          <w:szCs w:val="26"/>
-        </w:rPr>
-        <w:br/>
-      </w:r>
-      <w:r>
-        <w:rPr>
-          <w:rFonts w:cstheme="minorHAnsi"/>
-          <w:sz w:val="10"/>
-          <w:szCs w:val="10"/>
-        </w:rPr>
-        <w:br/>
-      </w:r>
-      <w:r>
-        <w:rPr>
-          <w:rFonts w:cstheme="minorHAnsi"/>
-          <w:sz w:val="26"/>
-          <w:szCs w:val="26"/>
-        </w:rPr>
-        <w:t>Charlie tours the home and sees a photo of toddler Petoskey and his hearty stone. It is worth more than the whole neighborhood. Liz promises to trade it for the deed. They have a day to find the necklace at the bottom of Elk Lake (“</w:t>
-      </w:r>
-      <w:r>
-        <w:rPr>
-          <w:rFonts w:cstheme="minorHAnsi"/>
-          <w:sz w:val="26"/>
-          <w:szCs w:val="26"/>
-        </w:rPr>
-        <w:t>Afford Anything</w:t>
-      </w:r>
-      <w:r>
-        <w:rPr>
-          <w:rFonts w:cstheme="minorHAnsi"/>
-          <w:sz w:val="26"/>
-          <w:szCs w:val="26"/>
-        </w:rPr>
-        <w:t>”).</w:t>
       </w:r>
     </w:p>
     <w:p>
@@ -3211,64 +3191,119 @@
           <w:sz w:val="26"/>
           <w:szCs w:val="26"/>
         </w:rPr>
-        <w:lastRenderedPageBreak/>
-        <w:t>Conveniently, Jasper and Aunt Perry run a scuba diving company</w:t>
-      </w:r>
-      <w:r>
-        <w:rPr>
-          <w:rFonts w:cstheme="minorHAnsi"/>
-          <w:sz w:val="26"/>
-          <w:szCs w:val="26"/>
-        </w:rPr>
-        <w:t xml:space="preserve"> but </w:t>
-      </w:r>
-      <w:r>
-        <w:rPr>
-          <w:rFonts w:cstheme="minorHAnsi"/>
-          <w:sz w:val="26"/>
-          <w:szCs w:val="26"/>
-        </w:rPr>
-        <w:t>could not find</w:t>
-      </w:r>
-      <w:r>
-        <w:rPr>
-          <w:rFonts w:cstheme="minorHAnsi"/>
-          <w:sz w:val="26"/>
-          <w:szCs w:val="26"/>
-        </w:rPr>
-        <w:t xml:space="preserve"> it </w:t>
-      </w:r>
-      <w:r>
-        <w:rPr>
-          <w:rFonts w:cstheme="minorHAnsi"/>
-          <w:sz w:val="26"/>
-          <w:szCs w:val="26"/>
-        </w:rPr>
-        <w:t xml:space="preserve">(“Bottom Up”). The next few nights, Petoskey and Lulu witness deer by the bonfire. He wishes to see his father while </w:t>
-      </w:r>
-      <w:r>
-        <w:rPr>
-          <w:rFonts w:cstheme="minorHAnsi"/>
-          <w:sz w:val="26"/>
-          <w:szCs w:val="26"/>
-        </w:rPr>
-        <w:t>she</w:t>
-      </w:r>
-      <w:r>
-        <w:rPr>
-          <w:rFonts w:cstheme="minorHAnsi"/>
-          <w:sz w:val="26"/>
-          <w:szCs w:val="26"/>
-        </w:rPr>
-        <w:t xml:space="preserve"> wishes to beat Petoskey in this year’s rock collection (“Dearborn”). The next day, Perry </w:t>
-      </w:r>
-      <w:r>
-        <w:rPr>
-          <w:rFonts w:cstheme="minorHAnsi"/>
-          <w:sz w:val="26"/>
-          <w:szCs w:val="26"/>
-        </w:rPr>
-        <w:t>teaches</w:t>
+        <w:t xml:space="preserve">But </w:t>
+      </w:r>
+      <w:r>
+        <w:rPr>
+          <w:rFonts w:cstheme="minorHAnsi"/>
+          <w:sz w:val="26"/>
+          <w:szCs w:val="26"/>
+        </w:rPr>
+        <w:t>in</w:t>
+      </w:r>
+      <w:r>
+        <w:rPr>
+          <w:rFonts w:cstheme="minorHAnsi"/>
+          <w:sz w:val="26"/>
+          <w:szCs w:val="26"/>
+        </w:rPr>
+        <w:t xml:space="preserve"> the recession</w:t>
+      </w:r>
+      <w:r>
+        <w:rPr>
+          <w:rFonts w:cstheme="minorHAnsi"/>
+          <w:sz w:val="26"/>
+          <w:szCs w:val="26"/>
+        </w:rPr>
+        <w:t xml:space="preserve">, </w:t>
+      </w:r>
+      <w:r>
+        <w:rPr>
+          <w:rFonts w:cstheme="minorHAnsi"/>
+          <w:sz w:val="26"/>
+          <w:szCs w:val="26"/>
+        </w:rPr>
+        <w:t>their</w:t>
+      </w:r>
+      <w:r>
+        <w:rPr>
+          <w:rFonts w:cstheme="minorHAnsi"/>
+          <w:sz w:val="26"/>
+          <w:szCs w:val="26"/>
+        </w:rPr>
+        <w:t xml:space="preserve"> shipyard</w:t>
+      </w:r>
+      <w:r>
+        <w:rPr>
+          <w:rFonts w:cstheme="minorHAnsi"/>
+          <w:sz w:val="26"/>
+          <w:szCs w:val="26"/>
+        </w:rPr>
+        <w:t xml:space="preserve"> job fires</w:t>
+      </w:r>
+      <w:r>
+        <w:rPr>
+          <w:rFonts w:cstheme="minorHAnsi"/>
+          <w:sz w:val="26"/>
+          <w:szCs w:val="26"/>
+        </w:rPr>
+        <w:t xml:space="preserve"> Petey</w:t>
+      </w:r>
+      <w:r>
+        <w:rPr>
+          <w:rFonts w:cstheme="minorHAnsi"/>
+          <w:sz w:val="26"/>
+          <w:szCs w:val="26"/>
+        </w:rPr>
+        <w:t xml:space="preserve"> and </w:t>
+      </w:r>
+      <w:r>
+        <w:rPr>
+          <w:rFonts w:cstheme="minorHAnsi"/>
+          <w:sz w:val="26"/>
+          <w:szCs w:val="26"/>
+        </w:rPr>
+        <w:t>Liz, with</w:t>
+      </w:r>
+      <w:r>
+        <w:rPr>
+          <w:rFonts w:cstheme="minorHAnsi"/>
+          <w:sz w:val="26"/>
+          <w:szCs w:val="26"/>
+        </w:rPr>
+        <w:t xml:space="preserve"> Arab migrants</w:t>
+      </w:r>
+      <w:r>
+        <w:rPr>
+          <w:rFonts w:cstheme="minorHAnsi"/>
+          <w:sz w:val="26"/>
+          <w:szCs w:val="26"/>
+        </w:rPr>
+        <w:t xml:space="preserve"> replac</w:t>
+      </w:r>
+      <w:r>
+        <w:rPr>
+          <w:rFonts w:cstheme="minorHAnsi"/>
+          <w:sz w:val="26"/>
+          <w:szCs w:val="26"/>
+        </w:rPr>
+        <w:t>ing them</w:t>
+      </w:r>
+      <w:r>
+        <w:rPr>
+          <w:rFonts w:cstheme="minorHAnsi"/>
+          <w:sz w:val="26"/>
+          <w:szCs w:val="26"/>
+        </w:rPr>
+        <w:t xml:space="preserve">. </w:t>
+      </w:r>
+      <w:r>
+        <w:rPr>
+          <w:rFonts w:cstheme="minorHAnsi"/>
+          <w:sz w:val="26"/>
+          <w:szCs w:val="26"/>
+        </w:rPr>
+        <w:t>He</w:t>
       </w:r>
       <w:r>
         <w:rPr>
@@ -3284,31 +3319,223 @@
           <w:sz w:val="26"/>
           <w:szCs w:val="26"/>
         </w:rPr>
-        <w:t xml:space="preserve">fossils to the kids </w:t>
-      </w:r>
-      <w:r>
-        <w:rPr>
-          <w:rFonts w:cstheme="minorHAnsi"/>
-          <w:sz w:val="26"/>
-          <w:szCs w:val="26"/>
-        </w:rPr>
-        <w:t>(“Fossil</w:t>
-      </w:r>
-      <w:r>
-        <w:rPr>
-          <w:rFonts w:cstheme="minorHAnsi"/>
-          <w:sz w:val="26"/>
-          <w:szCs w:val="26"/>
-        </w:rPr>
-        <w:t>s</w:t>
-      </w:r>
-      <w:r>
-        <w:rPr>
-          <w:rFonts w:cstheme="minorHAnsi"/>
-          <w:sz w:val="26"/>
-          <w:szCs w:val="26"/>
-        </w:rPr>
-        <w:t xml:space="preserve"> in the Stones”). Lulu separates from the group and discovers a deer dropping off the hearty Petoskey necklace and other rare stones on the shore (“The Great Lakes Ballet”).</w:t>
+        <w:t>gets in a fight with</w:t>
+      </w:r>
+      <w:r>
+        <w:rPr>
+          <w:rFonts w:cstheme="minorHAnsi"/>
+          <w:sz w:val="26"/>
+          <w:szCs w:val="26"/>
+        </w:rPr>
+        <w:t xml:space="preserve"> his </w:t>
+      </w:r>
+      <w:r>
+        <w:rPr>
+          <w:rFonts w:cstheme="minorHAnsi"/>
+          <w:sz w:val="26"/>
+          <w:szCs w:val="26"/>
+        </w:rPr>
+        <w:t>little</w:t>
+      </w:r>
+      <w:r>
+        <w:rPr>
+          <w:rFonts w:cstheme="minorHAnsi"/>
+          <w:sz w:val="26"/>
+          <w:szCs w:val="26"/>
+        </w:rPr>
+        <w:t xml:space="preserve"> sister</w:t>
+      </w:r>
+      <w:r>
+        <w:rPr>
+          <w:rFonts w:cstheme="minorHAnsi"/>
+          <w:sz w:val="26"/>
+          <w:szCs w:val="26"/>
+        </w:rPr>
+        <w:t xml:space="preserve"> Shelby </w:t>
+      </w:r>
+      <w:r>
+        <w:rPr>
+          <w:rFonts w:cstheme="minorHAnsi"/>
+          <w:sz w:val="26"/>
+          <w:szCs w:val="26"/>
+        </w:rPr>
+        <w:t>due to her Arab husband</w:t>
+      </w:r>
+      <w:r>
+        <w:rPr>
+          <w:rFonts w:cstheme="minorHAnsi"/>
+          <w:sz w:val="26"/>
+          <w:szCs w:val="26"/>
+        </w:rPr>
+        <w:t xml:space="preserve">. </w:t>
+      </w:r>
+      <w:r>
+        <w:rPr>
+          <w:rFonts w:cstheme="minorHAnsi"/>
+          <w:sz w:val="26"/>
+          <w:szCs w:val="26"/>
+        </w:rPr>
+        <w:t>In</w:t>
+      </w:r>
+      <w:r>
+        <w:rPr>
+          <w:rFonts w:cstheme="minorHAnsi"/>
+          <w:sz w:val="26"/>
+          <w:szCs w:val="26"/>
+        </w:rPr>
+        <w:t xml:space="preserve"> a storm, he drives off the Mackinac Bridge to save their </w:t>
+      </w:r>
+      <w:r>
+        <w:rPr>
+          <w:rFonts w:cstheme="minorHAnsi"/>
+          <w:sz w:val="26"/>
+          <w:szCs w:val="26"/>
+        </w:rPr>
+        <w:t>house</w:t>
+      </w:r>
+      <w:r>
+        <w:rPr>
+          <w:rFonts w:cstheme="minorHAnsi"/>
+          <w:sz w:val="26"/>
+          <w:szCs w:val="26"/>
+        </w:rPr>
+        <w:t xml:space="preserve"> on his life insurance. The </w:t>
+      </w:r>
+      <w:r>
+        <w:rPr>
+          <w:rFonts w:cstheme="minorHAnsi"/>
+          <w:sz w:val="26"/>
+          <w:szCs w:val="26"/>
+        </w:rPr>
+        <w:t>detective</w:t>
+      </w:r>
+      <w:r>
+        <w:rPr>
+          <w:rFonts w:cstheme="minorHAnsi"/>
+          <w:sz w:val="26"/>
+          <w:szCs w:val="26"/>
+        </w:rPr>
+        <w:t xml:space="preserve"> </w:t>
+      </w:r>
+      <w:r>
+        <w:rPr>
+          <w:rFonts w:cstheme="minorHAnsi"/>
+          <w:sz w:val="26"/>
+          <w:szCs w:val="26"/>
+        </w:rPr>
+        <w:t>finds Petey’s</w:t>
+      </w:r>
+      <w:r>
+        <w:rPr>
+          <w:rFonts w:cstheme="minorHAnsi"/>
+          <w:sz w:val="26"/>
+          <w:szCs w:val="26"/>
+        </w:rPr>
+        <w:t xml:space="preserve"> Petoskey. Following his death, Liz refuses to cross the bridge</w:t>
+      </w:r>
+      <w:r>
+        <w:rPr>
+          <w:rFonts w:cstheme="minorHAnsi"/>
+          <w:sz w:val="26"/>
+          <w:szCs w:val="26"/>
+        </w:rPr>
+        <w:t xml:space="preserve">, missing many </w:t>
+      </w:r>
+      <w:r>
+        <w:rPr>
+          <w:rFonts w:cstheme="minorHAnsi"/>
+          <w:sz w:val="26"/>
+          <w:szCs w:val="26"/>
+        </w:rPr>
+        <w:t xml:space="preserve">family gatherings. </w:t>
+      </w:r>
+      <w:r>
+        <w:rPr>
+          <w:rFonts w:cstheme="minorHAnsi"/>
+          <w:sz w:val="26"/>
+          <w:szCs w:val="26"/>
+        </w:rPr>
+        <w:t xml:space="preserve">And </w:t>
+      </w:r>
+      <w:r>
+        <w:rPr>
+          <w:rFonts w:cstheme="minorHAnsi"/>
+          <w:sz w:val="26"/>
+          <w:szCs w:val="26"/>
+        </w:rPr>
+        <w:t>Harbor Day mornings</w:t>
+      </w:r>
+      <w:r>
+        <w:rPr>
+          <w:rFonts w:cstheme="minorHAnsi"/>
+          <w:sz w:val="26"/>
+          <w:szCs w:val="26"/>
+        </w:rPr>
+        <w:t xml:space="preserve"> feel</w:t>
+      </w:r>
+      <w:r>
+        <w:rPr>
+          <w:rFonts w:cstheme="minorHAnsi"/>
+          <w:sz w:val="26"/>
+          <w:szCs w:val="26"/>
+        </w:rPr>
+        <w:t xml:space="preserve"> hollow without goofy Petey to wake them up with </w:t>
+      </w:r>
+      <w:r>
+        <w:rPr>
+          <w:rFonts w:cstheme="minorHAnsi"/>
+          <w:sz w:val="26"/>
+          <w:szCs w:val="26"/>
+        </w:rPr>
+        <w:t>songs</w:t>
+      </w:r>
+      <w:r>
+        <w:rPr>
+          <w:rFonts w:cstheme="minorHAnsi"/>
+          <w:sz w:val="26"/>
+          <w:szCs w:val="26"/>
+        </w:rPr>
+        <w:t xml:space="preserve"> until his son Petoskey </w:t>
+      </w:r>
+      <w:r>
+        <w:rPr>
+          <w:rFonts w:cstheme="minorHAnsi"/>
+          <w:sz w:val="26"/>
+          <w:szCs w:val="26"/>
+        </w:rPr>
+        <w:t xml:space="preserve">was of age to sing </w:t>
+      </w:r>
+      <w:r>
+        <w:rPr>
+          <w:rFonts w:cstheme="minorHAnsi"/>
+          <w:sz w:val="26"/>
+          <w:szCs w:val="26"/>
+        </w:rPr>
+        <w:t>them</w:t>
+      </w:r>
+      <w:r>
+        <w:rPr>
+          <w:rFonts w:cstheme="minorHAnsi"/>
+          <w:sz w:val="26"/>
+          <w:szCs w:val="26"/>
+        </w:rPr>
+        <w:t xml:space="preserve"> (“</w:t>
+      </w:r>
+      <w:r>
+        <w:rPr>
+          <w:rFonts w:cstheme="minorHAnsi"/>
+          <w:sz w:val="26"/>
+          <w:szCs w:val="26"/>
+        </w:rPr>
+        <w:t>Body of Water</w:t>
+      </w:r>
+      <w:r>
+        <w:rPr>
+          <w:rFonts w:cstheme="minorHAnsi"/>
+          <w:sz w:val="26"/>
+          <w:szCs w:val="26"/>
+        </w:rPr>
+        <w:t>”).</w:t>
       </w:r>
     </w:p>
     <w:p>
@@ -3329,57 +3556,319 @@
           <w:sz w:val="26"/>
           <w:szCs w:val="26"/>
         </w:rPr>
-        <w:t xml:space="preserve">For the Harbor Days parade, cousin Jacob Jacob, a Broadway actor, is the Master of Ceremony. So, the 2022 theme is theatre shows. Petoskey plays Edward Bloom from </w:t>
-      </w:r>
-      <w:r>
-        <w:rPr>
-          <w:rFonts w:cstheme="minorHAnsi"/>
-          <w:i/>
-          <w:iCs/>
-          <w:sz w:val="26"/>
-          <w:szCs w:val="26"/>
-        </w:rPr>
-        <w:t>Big Fish</w:t>
-      </w:r>
-      <w:r>
-        <w:rPr>
-          <w:rFonts w:cstheme="minorHAnsi"/>
-          <w:sz w:val="26"/>
-          <w:szCs w:val="26"/>
-        </w:rPr>
-        <w:t xml:space="preserve"> while Lulu plays Evan Hansen. Before marching, Lulu reveals her rare stone findings to the family. To spite Petoskey, she smashes his father's necklace, unaware it was their last chance to fulfill the deal with Charlie and save the lake house. The parade goes wrong as Petoskey beats up Lulu, disqualifying them from the awards for the first time</w:t>
-      </w:r>
-      <w:r>
-        <w:rPr>
-          <w:rFonts w:cstheme="minorHAnsi"/>
-          <w:sz w:val="26"/>
-          <w:szCs w:val="26"/>
-        </w:rPr>
-        <w:t xml:space="preserve"> (“Fraudway”)</w:t>
-      </w:r>
-      <w:r>
-        <w:rPr>
-          <w:rFonts w:cstheme="minorHAnsi"/>
-          <w:sz w:val="26"/>
-          <w:szCs w:val="26"/>
-        </w:rPr>
-        <w:t>. After a lecture, he runs away (“</w:t>
-      </w:r>
-      <w:r>
-        <w:rPr>
-          <w:rFonts w:cstheme="minorHAnsi"/>
-          <w:sz w:val="26"/>
-          <w:szCs w:val="26"/>
-        </w:rPr>
-        <w:t>Kick Rocks</w:t>
-      </w:r>
-      <w:r>
-        <w:rPr>
-          <w:rFonts w:cstheme="minorHAnsi"/>
-          <w:sz w:val="26"/>
-          <w:szCs w:val="26"/>
-        </w:rPr>
-        <w:t>”).</w:t>
+        <w:t xml:space="preserve">For </w:t>
+      </w:r>
+      <w:r>
+        <w:rPr>
+          <w:rFonts w:cstheme="minorHAnsi"/>
+          <w:sz w:val="26"/>
+          <w:szCs w:val="26"/>
+        </w:rPr>
+        <w:t>family reunions</w:t>
+      </w:r>
+      <w:r>
+        <w:rPr>
+          <w:rFonts w:cstheme="minorHAnsi"/>
+          <w:sz w:val="26"/>
+          <w:szCs w:val="26"/>
+        </w:rPr>
+        <w:t xml:space="preserve">, </w:t>
+      </w:r>
+      <w:r>
+        <w:rPr>
+          <w:rFonts w:cstheme="minorHAnsi"/>
+          <w:sz w:val="26"/>
+          <w:szCs w:val="26"/>
+        </w:rPr>
+        <w:t>the aunts</w:t>
+      </w:r>
+      <w:r>
+        <w:rPr>
+          <w:rFonts w:cstheme="minorHAnsi"/>
+          <w:sz w:val="26"/>
+          <w:szCs w:val="26"/>
+        </w:rPr>
+        <w:t xml:space="preserve"> take turns driving </w:t>
+      </w:r>
+      <w:r>
+        <w:rPr>
+          <w:rFonts w:cstheme="minorHAnsi"/>
+          <w:sz w:val="26"/>
+          <w:szCs w:val="26"/>
+        </w:rPr>
+        <w:t>him</w:t>
+      </w:r>
+      <w:r>
+        <w:rPr>
+          <w:rFonts w:cstheme="minorHAnsi"/>
+          <w:sz w:val="26"/>
+          <w:szCs w:val="26"/>
+        </w:rPr>
+        <w:t xml:space="preserve"> to Elk Rapids then Milly drives him home</w:t>
+      </w:r>
+      <w:r>
+        <w:rPr>
+          <w:rFonts w:cstheme="minorHAnsi"/>
+          <w:sz w:val="26"/>
+          <w:szCs w:val="26"/>
+        </w:rPr>
+        <w:t xml:space="preserve">, while Jasper becomes </w:t>
+      </w:r>
+      <w:r>
+        <w:rPr>
+          <w:rFonts w:cstheme="minorHAnsi"/>
+          <w:sz w:val="26"/>
+          <w:szCs w:val="26"/>
+        </w:rPr>
+        <w:t>his</w:t>
+      </w:r>
+      <w:r>
+        <w:rPr>
+          <w:rFonts w:cstheme="minorHAnsi"/>
+          <w:sz w:val="26"/>
+          <w:szCs w:val="26"/>
+        </w:rPr>
+        <w:t xml:space="preserve"> godfather. </w:t>
+      </w:r>
+      <w:r>
+        <w:rPr>
+          <w:rFonts w:cstheme="minorHAnsi"/>
+          <w:sz w:val="26"/>
+          <w:szCs w:val="26"/>
+        </w:rPr>
+        <w:t>For ev</w:t>
+      </w:r>
+      <w:r>
+        <w:rPr>
+          <w:rFonts w:cstheme="minorHAnsi"/>
+          <w:sz w:val="26"/>
+          <w:szCs w:val="26"/>
+        </w:rPr>
+        <w:t>ery Mackinac Bridge</w:t>
+      </w:r>
+      <w:r>
+        <w:rPr>
+          <w:rFonts w:cstheme="minorHAnsi"/>
+          <w:sz w:val="26"/>
+          <w:szCs w:val="26"/>
+        </w:rPr>
+        <w:t xml:space="preserve"> crossing, </w:t>
+      </w:r>
+      <w:r>
+        <w:rPr>
+          <w:rFonts w:cstheme="minorHAnsi"/>
+          <w:sz w:val="26"/>
+          <w:szCs w:val="26"/>
+        </w:rPr>
+        <w:t>he</w:t>
+      </w:r>
+      <w:r>
+        <w:rPr>
+          <w:rFonts w:cstheme="minorHAnsi"/>
+          <w:sz w:val="26"/>
+          <w:szCs w:val="26"/>
+        </w:rPr>
+        <w:t xml:space="preserve"> can hear his dad</w:t>
+      </w:r>
+      <w:r>
+        <w:rPr>
+          <w:rFonts w:cstheme="minorHAnsi"/>
+          <w:sz w:val="26"/>
+          <w:szCs w:val="26"/>
+        </w:rPr>
+        <w:t xml:space="preserve"> </w:t>
+      </w:r>
+      <w:r>
+        <w:rPr>
+          <w:rFonts w:cstheme="minorHAnsi"/>
+          <w:sz w:val="26"/>
+          <w:szCs w:val="26"/>
+        </w:rPr>
+        <w:t>sing</w:t>
+      </w:r>
+      <w:r>
+        <w:rPr>
+          <w:rFonts w:cstheme="minorHAnsi"/>
+          <w:sz w:val="26"/>
+          <w:szCs w:val="26"/>
+        </w:rPr>
+        <w:t xml:space="preserve">. </w:t>
+      </w:r>
+      <w:r>
+        <w:rPr>
+          <w:rFonts w:cstheme="minorHAnsi"/>
+          <w:sz w:val="26"/>
+          <w:szCs w:val="26"/>
+        </w:rPr>
+        <w:t>And then there’s</w:t>
+      </w:r>
+      <w:r>
+        <w:rPr>
+          <w:rFonts w:cstheme="minorHAnsi"/>
+          <w:sz w:val="26"/>
+          <w:szCs w:val="26"/>
+        </w:rPr>
+        <w:t xml:space="preserve"> his </w:t>
+      </w:r>
+      <w:r>
+        <w:rPr>
+          <w:rFonts w:cstheme="minorHAnsi"/>
+          <w:sz w:val="26"/>
+          <w:szCs w:val="26"/>
+        </w:rPr>
+        <w:t>bright</w:t>
+      </w:r>
+      <w:r>
+        <w:rPr>
+          <w:rFonts w:cstheme="minorHAnsi"/>
+          <w:sz w:val="26"/>
+          <w:szCs w:val="26"/>
+        </w:rPr>
+        <w:t xml:space="preserve"> cousin</w:t>
+      </w:r>
+      <w:r>
+        <w:rPr>
+          <w:rFonts w:cstheme="minorHAnsi"/>
+          <w:sz w:val="26"/>
+          <w:szCs w:val="26"/>
+        </w:rPr>
+        <w:t xml:space="preserve"> from Dearborn,</w:t>
+      </w:r>
+      <w:r>
+        <w:rPr>
+          <w:rFonts w:cstheme="minorHAnsi"/>
+          <w:sz w:val="26"/>
+          <w:szCs w:val="26"/>
+        </w:rPr>
+        <w:t xml:space="preserve"> Lulu Abughoush. She </w:t>
+      </w:r>
+      <w:r>
+        <w:rPr>
+          <w:rFonts w:cstheme="minorHAnsi"/>
+          <w:sz w:val="26"/>
+          <w:szCs w:val="26"/>
+        </w:rPr>
+        <w:t>always compet</w:t>
+      </w:r>
+      <w:r>
+        <w:rPr>
+          <w:rFonts w:cstheme="minorHAnsi"/>
+          <w:sz w:val="26"/>
+          <w:szCs w:val="26"/>
+        </w:rPr>
+        <w:t>es</w:t>
+      </w:r>
+      <w:r>
+        <w:rPr>
+          <w:rFonts w:cstheme="minorHAnsi"/>
+          <w:sz w:val="26"/>
+          <w:szCs w:val="26"/>
+        </w:rPr>
+        <w:t xml:space="preserve"> </w:t>
+      </w:r>
+      <w:r>
+        <w:rPr>
+          <w:rFonts w:cstheme="minorHAnsi"/>
+          <w:sz w:val="26"/>
+          <w:szCs w:val="26"/>
+        </w:rPr>
+        <w:t xml:space="preserve">to find the </w:t>
+      </w:r>
+      <w:r>
+        <w:rPr>
+          <w:rFonts w:cstheme="minorHAnsi"/>
+          <w:sz w:val="26"/>
+          <w:szCs w:val="26"/>
+        </w:rPr>
+        <w:t>rarest</w:t>
+      </w:r>
+      <w:r>
+        <w:rPr>
+          <w:rFonts w:cstheme="minorHAnsi"/>
+          <w:sz w:val="26"/>
+          <w:szCs w:val="26"/>
+        </w:rPr>
+        <w:t xml:space="preserve"> stones</w:t>
+      </w:r>
+      <w:r>
+        <w:rPr>
+          <w:rFonts w:cstheme="minorHAnsi"/>
+          <w:sz w:val="26"/>
+          <w:szCs w:val="26"/>
+        </w:rPr>
+        <w:t xml:space="preserve"> on their swims. </w:t>
+      </w:r>
+      <w:r>
+        <w:rPr>
+          <w:rFonts w:cstheme="minorHAnsi"/>
+          <w:sz w:val="26"/>
+          <w:szCs w:val="26"/>
+        </w:rPr>
+        <w:t>I</w:t>
+      </w:r>
+      <w:r>
+        <w:rPr>
+          <w:rFonts w:cstheme="minorHAnsi"/>
+          <w:sz w:val="26"/>
+          <w:szCs w:val="26"/>
+        </w:rPr>
+        <w:t xml:space="preserve">n 2019, she </w:t>
+      </w:r>
+      <w:r>
+        <w:rPr>
+          <w:rFonts w:cstheme="minorHAnsi"/>
+          <w:sz w:val="26"/>
+          <w:szCs w:val="26"/>
+        </w:rPr>
+        <w:t>tosses</w:t>
+      </w:r>
+      <w:r>
+        <w:rPr>
+          <w:rFonts w:cstheme="minorHAnsi"/>
+          <w:sz w:val="26"/>
+          <w:szCs w:val="26"/>
+        </w:rPr>
+        <w:t xml:space="preserve"> his heirloom into Elk Lake, severing his spiritual ties to his dad </w:t>
+      </w:r>
+      <w:r>
+        <w:rPr>
+          <w:rFonts w:cstheme="minorHAnsi"/>
+          <w:sz w:val="26"/>
+          <w:szCs w:val="26"/>
+        </w:rPr>
+        <w:t>(“Yooper</w:t>
+      </w:r>
+      <w:r>
+        <w:rPr>
+          <w:rFonts w:cstheme="minorHAnsi"/>
+          <w:sz w:val="26"/>
+          <w:szCs w:val="26"/>
+        </w:rPr>
+        <w:t>s</w:t>
+      </w:r>
+      <w:r>
+        <w:rPr>
+          <w:rFonts w:cstheme="minorHAnsi"/>
+          <w:sz w:val="26"/>
+          <w:szCs w:val="26"/>
+        </w:rPr>
+        <w:t xml:space="preserve"> and Trolls</w:t>
+      </w:r>
+      <w:r>
+        <w:rPr>
+          <w:rFonts w:cstheme="minorHAnsi"/>
+          <w:sz w:val="26"/>
+          <w:szCs w:val="26"/>
+        </w:rPr>
+        <w:t>”)</w:t>
+      </w:r>
+      <w:r>
+        <w:rPr>
+          <w:rFonts w:cstheme="minorHAnsi"/>
+          <w:sz w:val="26"/>
+          <w:szCs w:val="26"/>
+        </w:rPr>
+        <w:t xml:space="preserve">. </w:t>
       </w:r>
     </w:p>
     <w:p>
@@ -3400,119 +3889,247 @@
           <w:sz w:val="26"/>
           <w:szCs w:val="26"/>
         </w:rPr>
-        <w:t xml:space="preserve">In the following act, the family </w:t>
-      </w:r>
-      <w:r>
-        <w:rPr>
-          <w:rFonts w:cstheme="minorHAnsi"/>
-          <w:sz w:val="26"/>
-          <w:szCs w:val="26"/>
-        </w:rPr>
-        <w:t xml:space="preserve">searches </w:t>
-      </w:r>
-      <w:r>
-        <w:rPr>
-          <w:rFonts w:cstheme="minorHAnsi"/>
-          <w:sz w:val="26"/>
-          <w:szCs w:val="26"/>
-        </w:rPr>
-        <w:t>for Petoskey</w:t>
-      </w:r>
-      <w:r>
-        <w:rPr>
-          <w:rFonts w:cstheme="minorHAnsi"/>
-          <w:sz w:val="26"/>
-          <w:szCs w:val="26"/>
-        </w:rPr>
-        <w:t xml:space="preserve"> while</w:t>
-      </w:r>
-      <w:r>
-        <w:rPr>
-          <w:rFonts w:cstheme="minorHAnsi"/>
-          <w:sz w:val="26"/>
-          <w:szCs w:val="26"/>
-        </w:rPr>
-        <w:t xml:space="preserve"> Lulu visits Banh MIchigan to look for </w:t>
-      </w:r>
-      <w:r>
-        <w:rPr>
-          <w:rFonts w:cstheme="minorHAnsi"/>
-          <w:sz w:val="26"/>
-          <w:szCs w:val="26"/>
-        </w:rPr>
-        <w:t>him (“Petoskey”).</w:t>
-      </w:r>
-      <w:r>
-        <w:rPr>
-          <w:rFonts w:cstheme="minorHAnsi"/>
-          <w:sz w:val="26"/>
-          <w:szCs w:val="26"/>
-        </w:rPr>
-        <w:t xml:space="preserve"> Jasper shares</w:t>
-      </w:r>
-      <w:r>
-        <w:rPr>
-          <w:rFonts w:cstheme="minorHAnsi"/>
-          <w:sz w:val="26"/>
-          <w:szCs w:val="26"/>
-        </w:rPr>
-        <w:t xml:space="preserve"> that</w:t>
-      </w:r>
-      <w:r>
-        <w:rPr>
-          <w:rFonts w:cstheme="minorHAnsi"/>
-          <w:sz w:val="26"/>
-          <w:szCs w:val="26"/>
-        </w:rPr>
-        <w:t xml:space="preserve"> his refugee family stayed united despite continents dividing them. The Vandams are only divided by peninsulas.</w:t>
-      </w:r>
-      <w:r>
-        <w:rPr>
-          <w:rFonts w:cstheme="minorHAnsi"/>
-          <w:sz w:val="26"/>
-          <w:szCs w:val="26"/>
-        </w:rPr>
-        <w:t xml:space="preserve"> He also revisits a time when a Lebanese family bought out his family’s restaurant, but did not resort to blame as Petey had. </w:t>
-      </w:r>
-      <w:r>
-        <w:rPr>
-          <w:rFonts w:cstheme="minorHAnsi"/>
-          <w:sz w:val="26"/>
-          <w:szCs w:val="26"/>
-        </w:rPr>
-        <w:t xml:space="preserve">Lulu realizes where </w:t>
-      </w:r>
-      <w:r>
-        <w:rPr>
-          <w:rFonts w:cstheme="minorHAnsi"/>
-          <w:sz w:val="26"/>
-          <w:szCs w:val="26"/>
-        </w:rPr>
-        <w:t>Petoskey</w:t>
-      </w:r>
-      <w:r>
-        <w:rPr>
-          <w:rFonts w:cstheme="minorHAnsi"/>
-          <w:sz w:val="26"/>
-          <w:szCs w:val="26"/>
-        </w:rPr>
-        <w:t xml:space="preserve"> most likely will be: the Mackinac Bridge (“</w:t>
-      </w:r>
-      <w:r>
-        <w:rPr>
-          <w:rFonts w:cstheme="minorHAnsi"/>
-          <w:sz w:val="26"/>
-          <w:szCs w:val="26"/>
-        </w:rPr>
-        <w:t>North South East West</w:t>
-      </w:r>
-      <w:r>
-        <w:rPr>
-          <w:rFonts w:cstheme="minorHAnsi"/>
-          <w:sz w:val="26"/>
-          <w:szCs w:val="26"/>
-        </w:rPr>
-        <w:t>”).</w:t>
+        <w:t>I</w:t>
+      </w:r>
+      <w:r>
+        <w:rPr>
+          <w:rFonts w:cstheme="minorHAnsi"/>
+          <w:sz w:val="26"/>
+          <w:szCs w:val="26"/>
+        </w:rPr>
+        <w:t xml:space="preserve">n 2020, Milly </w:t>
+      </w:r>
+      <w:r>
+        <w:rPr>
+          <w:rFonts w:cstheme="minorHAnsi"/>
+          <w:sz w:val="26"/>
+          <w:szCs w:val="26"/>
+        </w:rPr>
+        <w:t>passes</w:t>
+      </w:r>
+      <w:r>
+        <w:rPr>
+          <w:rFonts w:cstheme="minorHAnsi"/>
+          <w:sz w:val="26"/>
+          <w:szCs w:val="26"/>
+        </w:rPr>
+        <w:t xml:space="preserve"> away</w:t>
+      </w:r>
+      <w:r>
+        <w:rPr>
+          <w:rFonts w:cstheme="minorHAnsi"/>
+          <w:sz w:val="26"/>
+          <w:szCs w:val="26"/>
+        </w:rPr>
+        <w:t>, cancelling the</w:t>
+      </w:r>
+      <w:r>
+        <w:rPr>
+          <w:rFonts w:cstheme="minorHAnsi"/>
+          <w:sz w:val="26"/>
+          <w:szCs w:val="26"/>
+        </w:rPr>
+        <w:t xml:space="preserve"> </w:t>
+      </w:r>
+      <w:r>
+        <w:rPr>
+          <w:rFonts w:cstheme="minorHAnsi"/>
+          <w:sz w:val="26"/>
+          <w:szCs w:val="26"/>
+        </w:rPr>
+        <w:t xml:space="preserve">2020 and 2021 </w:t>
+      </w:r>
+      <w:r>
+        <w:rPr>
+          <w:rFonts w:cstheme="minorHAnsi"/>
+          <w:sz w:val="26"/>
+          <w:szCs w:val="26"/>
+        </w:rPr>
+        <w:t xml:space="preserve">family </w:t>
+      </w:r>
+      <w:r>
+        <w:rPr>
+          <w:rFonts w:cstheme="minorHAnsi"/>
+          <w:sz w:val="26"/>
+          <w:szCs w:val="26"/>
+        </w:rPr>
+        <w:t xml:space="preserve">reunions. </w:t>
+      </w:r>
+      <w:r>
+        <w:rPr>
+          <w:rFonts w:cstheme="minorHAnsi"/>
+          <w:sz w:val="26"/>
+          <w:szCs w:val="26"/>
+        </w:rPr>
+        <w:t>Soon</w:t>
+      </w:r>
+      <w:r>
+        <w:rPr>
+          <w:rFonts w:cstheme="minorHAnsi"/>
+          <w:sz w:val="26"/>
+          <w:szCs w:val="26"/>
+        </w:rPr>
+        <w:t xml:space="preserve">, </w:t>
+      </w:r>
+      <w:r>
+        <w:rPr>
+          <w:rFonts w:cstheme="minorHAnsi"/>
+          <w:sz w:val="26"/>
+          <w:szCs w:val="26"/>
+        </w:rPr>
+        <w:t>data center developer</w:t>
+      </w:r>
+      <w:r>
+        <w:rPr>
+          <w:rFonts w:cstheme="minorHAnsi"/>
+          <w:sz w:val="26"/>
+          <w:szCs w:val="26"/>
+        </w:rPr>
+        <w:t xml:space="preserve"> </w:t>
+      </w:r>
+      <w:r>
+        <w:rPr>
+          <w:rFonts w:cstheme="minorHAnsi"/>
+          <w:sz w:val="26"/>
+          <w:szCs w:val="26"/>
+        </w:rPr>
+        <w:t>Amy Wayland</w:t>
+      </w:r>
+      <w:r>
+        <w:rPr>
+          <w:rFonts w:cstheme="minorHAnsi"/>
+          <w:sz w:val="26"/>
+          <w:szCs w:val="26"/>
+        </w:rPr>
+        <w:t xml:space="preserve"> </w:t>
+      </w:r>
+      <w:r>
+        <w:rPr>
+          <w:rFonts w:cstheme="minorHAnsi"/>
+          <w:sz w:val="26"/>
+          <w:szCs w:val="26"/>
+        </w:rPr>
+        <w:t>tricks</w:t>
+      </w:r>
+      <w:r>
+        <w:rPr>
+          <w:rFonts w:cstheme="minorHAnsi"/>
+          <w:sz w:val="26"/>
+          <w:szCs w:val="26"/>
+        </w:rPr>
+        <w:t xml:space="preserve"> a grieving</w:t>
+      </w:r>
+      <w:r>
+        <w:rPr>
+          <w:rFonts w:cstheme="minorHAnsi"/>
+          <w:sz w:val="26"/>
+          <w:szCs w:val="26"/>
+        </w:rPr>
+        <w:t xml:space="preserve"> Willy </w:t>
+      </w:r>
+      <w:r>
+        <w:rPr>
+          <w:rFonts w:cstheme="minorHAnsi"/>
+          <w:sz w:val="26"/>
+          <w:szCs w:val="26"/>
+        </w:rPr>
+        <w:t>into signing away the deed</w:t>
+      </w:r>
+      <w:r>
+        <w:rPr>
+          <w:rFonts w:cstheme="minorHAnsi"/>
+          <w:sz w:val="26"/>
+          <w:szCs w:val="26"/>
+        </w:rPr>
+        <w:t xml:space="preserve"> to </w:t>
+      </w:r>
+      <w:r>
+        <w:rPr>
+          <w:rFonts w:cstheme="minorHAnsi"/>
+          <w:sz w:val="26"/>
+          <w:szCs w:val="26"/>
+        </w:rPr>
+        <w:t>his</w:t>
+      </w:r>
+      <w:r>
+        <w:rPr>
+          <w:rFonts w:cstheme="minorHAnsi"/>
+          <w:sz w:val="26"/>
+          <w:szCs w:val="26"/>
+        </w:rPr>
+        <w:t xml:space="preserve"> house</w:t>
+      </w:r>
+      <w:r>
+        <w:rPr>
+          <w:rFonts w:cstheme="minorHAnsi"/>
+          <w:sz w:val="26"/>
+          <w:szCs w:val="26"/>
+        </w:rPr>
+        <w:t xml:space="preserve"> </w:t>
+      </w:r>
+      <w:r>
+        <w:rPr>
+          <w:rFonts w:cstheme="minorHAnsi"/>
+          <w:sz w:val="26"/>
+          <w:szCs w:val="26"/>
+        </w:rPr>
+        <w:t xml:space="preserve">by </w:t>
+      </w:r>
+      <w:r>
+        <w:rPr>
+          <w:rFonts w:cstheme="minorHAnsi"/>
+          <w:sz w:val="26"/>
+          <w:szCs w:val="26"/>
+        </w:rPr>
+        <w:t xml:space="preserve">using </w:t>
+      </w:r>
+      <w:r>
+        <w:rPr>
+          <w:rFonts w:cstheme="minorHAnsi"/>
+          <w:sz w:val="26"/>
+          <w:szCs w:val="26"/>
+        </w:rPr>
+        <w:t>afterlife.ai to bring</w:t>
+      </w:r>
+      <w:r>
+        <w:rPr>
+          <w:rFonts w:cstheme="minorHAnsi"/>
+          <w:sz w:val="26"/>
+          <w:szCs w:val="26"/>
+        </w:rPr>
+        <w:t xml:space="preserve"> Milly and Petey back to life</w:t>
+      </w:r>
+      <w:r>
+        <w:rPr>
+          <w:rFonts w:cstheme="minorHAnsi"/>
+          <w:sz w:val="26"/>
+          <w:szCs w:val="26"/>
+        </w:rPr>
+        <w:t xml:space="preserve"> </w:t>
+      </w:r>
+      <w:r>
+        <w:rPr>
+          <w:rFonts w:cstheme="minorHAnsi"/>
+          <w:sz w:val="26"/>
+          <w:szCs w:val="26"/>
+        </w:rPr>
+        <w:t>(“It</w:t>
+      </w:r>
+      <w:r>
+        <w:rPr>
+          <w:rFonts w:cstheme="minorHAnsi"/>
+          <w:sz w:val="26"/>
+          <w:szCs w:val="26"/>
+        </w:rPr>
+        <w:t xml:space="preserve"> Would</w:t>
+      </w:r>
+      <w:r>
+        <w:rPr>
+          <w:rFonts w:cstheme="minorHAnsi"/>
+          <w:sz w:val="26"/>
+          <w:szCs w:val="26"/>
+        </w:rPr>
+        <w:t xml:space="preserve"> Be a Shame”).</w:t>
       </w:r>
     </w:p>
     <w:p>
@@ -3533,295 +4150,81 @@
           <w:sz w:val="26"/>
           <w:szCs w:val="26"/>
         </w:rPr>
-        <w:t>They drive up</w:t>
-      </w:r>
-      <w:r>
-        <w:rPr>
-          <w:rFonts w:cstheme="minorHAnsi"/>
-          <w:sz w:val="26"/>
-          <w:szCs w:val="26"/>
-        </w:rPr>
-        <w:t xml:space="preserve"> </w:t>
-      </w:r>
-      <w:r>
-        <w:rPr>
-          <w:rFonts w:cstheme="minorHAnsi"/>
-          <w:sz w:val="26"/>
-          <w:szCs w:val="26"/>
-        </w:rPr>
-        <w:t>to</w:t>
-      </w:r>
-      <w:r>
-        <w:rPr>
-          <w:rFonts w:cstheme="minorHAnsi"/>
-          <w:sz w:val="26"/>
-          <w:szCs w:val="26"/>
-        </w:rPr>
-        <w:t xml:space="preserve"> find </w:t>
-      </w:r>
-      <w:r>
-        <w:rPr>
-          <w:rFonts w:cstheme="minorHAnsi"/>
-          <w:sz w:val="26"/>
-          <w:szCs w:val="26"/>
-        </w:rPr>
-        <w:t>him</w:t>
-      </w:r>
-      <w:r>
-        <w:rPr>
-          <w:rFonts w:cstheme="minorHAnsi"/>
-          <w:sz w:val="26"/>
-          <w:szCs w:val="26"/>
-        </w:rPr>
-        <w:t xml:space="preserve">. She offers the broken </w:t>
-      </w:r>
-      <w:r>
-        <w:rPr>
-          <w:rFonts w:cstheme="minorHAnsi"/>
-          <w:sz w:val="26"/>
-          <w:szCs w:val="26"/>
-        </w:rPr>
-        <w:t>stone</w:t>
-      </w:r>
-      <w:r>
-        <w:rPr>
-          <w:rFonts w:cstheme="minorHAnsi"/>
-          <w:sz w:val="26"/>
-          <w:szCs w:val="26"/>
-        </w:rPr>
-        <w:t xml:space="preserve"> as a truce, but he </w:t>
-      </w:r>
-      <w:r>
-        <w:rPr>
-          <w:rFonts w:cstheme="minorHAnsi"/>
-          <w:sz w:val="26"/>
-          <w:szCs w:val="26"/>
-        </w:rPr>
-        <w:t>tosses</w:t>
-      </w:r>
-      <w:r>
-        <w:rPr>
-          <w:rFonts w:cstheme="minorHAnsi"/>
-          <w:sz w:val="26"/>
-          <w:szCs w:val="26"/>
-        </w:rPr>
-        <w:t xml:space="preserve"> it into the water</w:t>
-      </w:r>
-      <w:r>
-        <w:rPr>
-          <w:rFonts w:cstheme="minorHAnsi"/>
-          <w:sz w:val="26"/>
-          <w:szCs w:val="26"/>
-        </w:rPr>
-        <w:t xml:space="preserve"> (“Rock Bottom”). This</w:t>
-      </w:r>
-      <w:r>
-        <w:rPr>
-          <w:rFonts w:cstheme="minorHAnsi"/>
-          <w:sz w:val="26"/>
-          <w:szCs w:val="26"/>
-        </w:rPr>
-        <w:t xml:space="preserve"> </w:t>
-      </w:r>
-      <w:r>
-        <w:rPr>
-          <w:rFonts w:cstheme="minorHAnsi"/>
-          <w:sz w:val="26"/>
-          <w:szCs w:val="26"/>
-        </w:rPr>
-        <w:t>causes</w:t>
-      </w:r>
-      <w:r>
-        <w:rPr>
-          <w:rFonts w:cstheme="minorHAnsi"/>
-          <w:sz w:val="26"/>
-          <w:szCs w:val="26"/>
-        </w:rPr>
-        <w:t xml:space="preserve"> the bridge to fog u</w:t>
-      </w:r>
-      <w:r>
-        <w:rPr>
-          <w:rFonts w:cstheme="minorHAnsi"/>
-          <w:sz w:val="26"/>
-          <w:szCs w:val="26"/>
-        </w:rPr>
-        <w:t>p</w:t>
-      </w:r>
-      <w:r>
-        <w:rPr>
-          <w:rFonts w:cstheme="minorHAnsi"/>
-          <w:sz w:val="26"/>
-          <w:szCs w:val="26"/>
-        </w:rPr>
-        <w:t xml:space="preserve"> </w:t>
-      </w:r>
-      <w:r>
-        <w:rPr>
-          <w:rFonts w:cstheme="minorHAnsi"/>
-          <w:sz w:val="26"/>
-          <w:szCs w:val="26"/>
-        </w:rPr>
-        <w:t>where</w:t>
-      </w:r>
-      <w:r>
-        <w:rPr>
-          <w:rFonts w:cstheme="minorHAnsi"/>
-          <w:sz w:val="26"/>
-          <w:szCs w:val="26"/>
-        </w:rPr>
-        <w:t xml:space="preserve"> his father</w:t>
-      </w:r>
-      <w:r>
-        <w:rPr>
-          <w:rFonts w:cstheme="minorHAnsi"/>
-          <w:sz w:val="26"/>
-          <w:szCs w:val="26"/>
-        </w:rPr>
-        <w:t>’s ghost emerges</w:t>
-      </w:r>
-      <w:r>
-        <w:rPr>
-          <w:rFonts w:cstheme="minorHAnsi"/>
-          <w:sz w:val="26"/>
-          <w:szCs w:val="26"/>
-        </w:rPr>
-        <w:t xml:space="preserve"> as a giant elk. Petey shares</w:t>
-      </w:r>
-      <w:r>
-        <w:rPr>
-          <w:rFonts w:cstheme="minorHAnsi"/>
-          <w:sz w:val="26"/>
-          <w:szCs w:val="26"/>
-        </w:rPr>
-        <w:t xml:space="preserve"> </w:t>
-      </w:r>
-      <w:r>
-        <w:rPr>
-          <w:rFonts w:cstheme="minorHAnsi"/>
-          <w:sz w:val="26"/>
-          <w:szCs w:val="26"/>
-        </w:rPr>
-        <w:t xml:space="preserve">that stones are special only when rocks are packed together. Like family, rocks come and go </w:t>
-      </w:r>
-      <w:r>
-        <w:rPr>
-          <w:rFonts w:cstheme="minorHAnsi"/>
-          <w:sz w:val="26"/>
-          <w:szCs w:val="26"/>
-        </w:rPr>
-        <w:t>to</w:t>
-      </w:r>
-      <w:r>
-        <w:rPr>
-          <w:rFonts w:cstheme="minorHAnsi"/>
-          <w:sz w:val="26"/>
-          <w:szCs w:val="26"/>
-        </w:rPr>
-        <w:t xml:space="preserve"> leave a mark</w:t>
-      </w:r>
-      <w:r>
-        <w:rPr>
-          <w:rFonts w:cstheme="minorHAnsi"/>
-          <w:sz w:val="26"/>
-          <w:szCs w:val="26"/>
-        </w:rPr>
-        <w:t xml:space="preserve"> </w:t>
-      </w:r>
-      <w:r>
-        <w:rPr>
-          <w:rFonts w:cstheme="minorHAnsi"/>
-          <w:sz w:val="26"/>
-          <w:szCs w:val="26"/>
-        </w:rPr>
-        <w:t>(“Family</w:t>
-      </w:r>
-      <w:r>
-        <w:rPr>
-          <w:rFonts w:cstheme="minorHAnsi"/>
-          <w:sz w:val="26"/>
-          <w:szCs w:val="26"/>
-        </w:rPr>
-        <w:t>’s</w:t>
-      </w:r>
-      <w:r>
-        <w:rPr>
-          <w:rFonts w:cstheme="minorHAnsi"/>
-          <w:sz w:val="26"/>
-          <w:szCs w:val="26"/>
-        </w:rPr>
-        <w:t xml:space="preserve"> in the Fossil</w:t>
-      </w:r>
-      <w:r>
-        <w:rPr>
-          <w:rFonts w:cstheme="minorHAnsi"/>
-          <w:sz w:val="26"/>
-          <w:szCs w:val="26"/>
-        </w:rPr>
-        <w:t>s</w:t>
-      </w:r>
-      <w:r>
-        <w:rPr>
-          <w:rFonts w:cstheme="minorHAnsi"/>
-          <w:sz w:val="26"/>
-          <w:szCs w:val="26"/>
-        </w:rPr>
-        <w:t>”)</w:t>
-      </w:r>
-      <w:r>
-        <w:rPr>
-          <w:rFonts w:cstheme="minorHAnsi"/>
-          <w:sz w:val="26"/>
-          <w:szCs w:val="26"/>
-        </w:rPr>
-        <w:t>.</w:t>
-      </w:r>
-      <w:r>
-        <w:rPr>
-          <w:rFonts w:cstheme="minorHAnsi"/>
-          <w:sz w:val="26"/>
-          <w:szCs w:val="26"/>
-        </w:rPr>
-        <w:t xml:space="preserve"> </w:t>
-      </w:r>
-      <w:r>
-        <w:rPr>
-          <w:rFonts w:cstheme="minorHAnsi"/>
-          <w:sz w:val="26"/>
-          <w:szCs w:val="26"/>
-        </w:rPr>
-        <w:t xml:space="preserve">In the </w:t>
-      </w:r>
-      <w:r>
-        <w:rPr>
-          <w:rFonts w:cstheme="minorHAnsi"/>
-          <w:sz w:val="26"/>
-          <w:szCs w:val="26"/>
-        </w:rPr>
-        <w:t>Model T</w:t>
-      </w:r>
-      <w:r>
-        <w:rPr>
-          <w:rFonts w:cstheme="minorHAnsi"/>
-          <w:sz w:val="26"/>
-          <w:szCs w:val="26"/>
-        </w:rPr>
-        <w:t>,</w:t>
-      </w:r>
-      <w:r>
-        <w:rPr>
-          <w:rFonts w:cstheme="minorHAnsi"/>
-          <w:sz w:val="26"/>
-          <w:szCs w:val="26"/>
-        </w:rPr>
-        <w:t xml:space="preserve"> Liz arrives at the bridge for the first time since Petey’s death. They have a brief reunion as lovers once more before finding Petoskey (“Spirits Under the Bridge”)</w:t>
-      </w:r>
-      <w:r>
-        <w:rPr>
-          <w:rFonts w:cstheme="minorHAnsi"/>
-          <w:sz w:val="26"/>
-          <w:szCs w:val="26"/>
-        </w:rPr>
-        <w:t>.</w:t>
+        <w:t>In 2022</w:t>
+      </w:r>
+      <w:r>
+        <w:rPr>
+          <w:rFonts w:cstheme="minorHAnsi"/>
+          <w:sz w:val="26"/>
+          <w:szCs w:val="26"/>
+        </w:rPr>
+        <w:t>, to honor Milly</w:t>
+      </w:r>
+      <w:r>
+        <w:rPr>
+          <w:rFonts w:cstheme="minorHAnsi"/>
+          <w:sz w:val="26"/>
+          <w:szCs w:val="26"/>
+        </w:rPr>
+        <w:t>, 13-year-old Petoskey</w:t>
+      </w:r>
+      <w:r>
+        <w:rPr>
+          <w:rFonts w:cstheme="minorHAnsi"/>
+          <w:sz w:val="26"/>
+          <w:szCs w:val="26"/>
+        </w:rPr>
+        <w:t xml:space="preserve">’s mother </w:t>
+      </w:r>
+      <w:proofErr w:type="gramStart"/>
+      <w:r>
+        <w:rPr>
+          <w:rFonts w:cstheme="minorHAnsi"/>
+          <w:sz w:val="26"/>
+          <w:szCs w:val="26"/>
+        </w:rPr>
+        <w:t>returns</w:t>
+      </w:r>
+      <w:proofErr w:type="gramEnd"/>
+      <w:r>
+        <w:rPr>
+          <w:rFonts w:cstheme="minorHAnsi"/>
+          <w:sz w:val="26"/>
+          <w:szCs w:val="26"/>
+        </w:rPr>
+        <w:t xml:space="preserve"> for the first time since </w:t>
+      </w:r>
+      <w:r>
+        <w:rPr>
+          <w:rFonts w:cstheme="minorHAnsi"/>
+          <w:sz w:val="26"/>
+          <w:szCs w:val="26"/>
+        </w:rPr>
+        <w:t>the 2008 tragedy</w:t>
+      </w:r>
+      <w:r>
+        <w:rPr>
+          <w:rFonts w:cstheme="minorHAnsi"/>
+          <w:sz w:val="26"/>
+          <w:szCs w:val="26"/>
+        </w:rPr>
+        <w:t>. They drive the long way through Wisconsin. Jasper helps Petoskey, Lulu, and the other kids set up camp and go canoeing with them. He often takes some of their snacks as “dad tax.” The aunties take even more with “mom tax</w:t>
+      </w:r>
+      <w:r>
+        <w:rPr>
+          <w:rFonts w:cstheme="minorHAnsi"/>
+          <w:sz w:val="26"/>
+          <w:szCs w:val="26"/>
+        </w:rPr>
+        <w:t>es</w:t>
+      </w:r>
+      <w:r>
+        <w:rPr>
+          <w:rFonts w:cstheme="minorHAnsi"/>
+          <w:sz w:val="26"/>
+          <w:szCs w:val="26"/>
+        </w:rPr>
+        <w:t>” (“Dad Tax”).</w:t>
       </w:r>
     </w:p>
     <w:p>
@@ -3842,79 +4245,39 @@
           <w:sz w:val="26"/>
           <w:szCs w:val="26"/>
         </w:rPr>
-        <w:t xml:space="preserve">They return to Harbor Days fair on time. Charlie is </w:t>
-      </w:r>
-      <w:r>
-        <w:rPr>
-          <w:rFonts w:cstheme="minorHAnsi"/>
-          <w:sz w:val="26"/>
-          <w:szCs w:val="26"/>
-        </w:rPr>
-        <w:t>exhibiting the new data center</w:t>
-      </w:r>
-      <w:r>
-        <w:rPr>
-          <w:rFonts w:cstheme="minorHAnsi"/>
-          <w:sz w:val="26"/>
-          <w:szCs w:val="26"/>
-        </w:rPr>
-        <w:t xml:space="preserve"> models</w:t>
-      </w:r>
-      <w:r>
-        <w:rPr>
-          <w:rFonts w:cstheme="minorHAnsi"/>
-          <w:sz w:val="26"/>
-          <w:szCs w:val="26"/>
-        </w:rPr>
-        <w:t xml:space="preserve"> with other developers</w:t>
-      </w:r>
-      <w:r>
-        <w:rPr>
-          <w:rFonts w:cstheme="minorHAnsi"/>
-          <w:sz w:val="26"/>
-          <w:szCs w:val="26"/>
-        </w:rPr>
-        <w:t xml:space="preserve">. Petoskey offers the </w:t>
-      </w:r>
-      <w:r>
-        <w:rPr>
-          <w:rFonts w:cstheme="minorHAnsi"/>
-          <w:sz w:val="26"/>
-          <w:szCs w:val="26"/>
-        </w:rPr>
-        <w:t>Model T</w:t>
-      </w:r>
-      <w:r>
-        <w:rPr>
-          <w:rFonts w:cstheme="minorHAnsi"/>
-          <w:sz w:val="26"/>
-          <w:szCs w:val="26"/>
-        </w:rPr>
-        <w:t xml:space="preserve"> which Charlie scoffs but is interested in. Jasper then offers his restaurant. The Vandams return with decades of themed costume</w:t>
-      </w:r>
-      <w:r>
-        <w:rPr>
-          <w:rFonts w:cstheme="minorHAnsi"/>
-          <w:sz w:val="26"/>
-          <w:szCs w:val="26"/>
-        </w:rPr>
-        <w:t xml:space="preserve"> while Charlie shows how “better” AI is. But the</w:t>
-      </w:r>
-      <w:r>
-        <w:rPr>
-          <w:rFonts w:cstheme="minorHAnsi"/>
-          <w:sz w:val="26"/>
-          <w:szCs w:val="26"/>
-        </w:rPr>
-        <w:t xml:space="preserve"> town </w:t>
-      </w:r>
-      <w:r>
-        <w:rPr>
-          <w:rFonts w:cstheme="minorHAnsi"/>
-          <w:sz w:val="26"/>
-          <w:szCs w:val="26"/>
-        </w:rPr>
-        <w:t>rallies</w:t>
+        <w:t>With</w:t>
+      </w:r>
+      <w:r>
+        <w:rPr>
+          <w:rFonts w:cstheme="minorHAnsi"/>
+          <w:sz w:val="26"/>
+          <w:szCs w:val="26"/>
+        </w:rPr>
+        <w:t xml:space="preserve"> Willy</w:t>
+      </w:r>
+      <w:r>
+        <w:rPr>
+          <w:rFonts w:cstheme="minorHAnsi"/>
+          <w:sz w:val="26"/>
+          <w:szCs w:val="26"/>
+        </w:rPr>
+        <w:t xml:space="preserve"> believ</w:t>
+      </w:r>
+      <w:r>
+        <w:rPr>
+          <w:rFonts w:cstheme="minorHAnsi"/>
+          <w:sz w:val="26"/>
+          <w:szCs w:val="26"/>
+        </w:rPr>
+        <w:t>ing</w:t>
+      </w:r>
+      <w:r>
+        <w:rPr>
+          <w:rFonts w:cstheme="minorHAnsi"/>
+          <w:sz w:val="26"/>
+          <w:szCs w:val="26"/>
+        </w:rPr>
+        <w:t xml:space="preserve"> Milly is</w:t>
       </w:r>
       <w:r>
         <w:rPr>
@@ -3924,37 +4287,143 @@
         </w:rPr>
         <w:t xml:space="preserve"> </w:t>
       </w:r>
-      <w:r>
-        <w:rPr>
-          <w:rFonts w:cstheme="minorHAnsi"/>
-          <w:sz w:val="26"/>
-          <w:szCs w:val="26"/>
-        </w:rPr>
-        <w:t>for</w:t>
-      </w:r>
-      <w:r>
-        <w:rPr>
-          <w:rFonts w:cstheme="minorHAnsi"/>
-          <w:sz w:val="26"/>
-          <w:szCs w:val="26"/>
-        </w:rPr>
-        <w:t xml:space="preserve"> this authentically creative and weird family, against artificial intelligence’s goal of turning lakes into data centers. Charlie and the developers refuse and steal the </w:t>
-      </w:r>
-      <w:r>
-        <w:rPr>
-          <w:rFonts w:cstheme="minorHAnsi"/>
-          <w:sz w:val="26"/>
-          <w:szCs w:val="26"/>
-        </w:rPr>
-        <w:t>Model T</w:t>
-      </w:r>
-      <w:r>
-        <w:rPr>
-          <w:rFonts w:cstheme="minorHAnsi"/>
-          <w:sz w:val="26"/>
-          <w:szCs w:val="26"/>
-        </w:rPr>
-        <w:t>, causing the town to chase after them. She drives it off the Charlievoix bridge, then gets thrown into an asylum by Traverse City. All fraudulent contracts are declared void as one party is declared insane (“Leave No Stones Unturned”).</w:t>
+      <w:proofErr w:type="spellStart"/>
+      <w:r>
+        <w:rPr>
+          <w:rFonts w:cstheme="minorHAnsi"/>
+          <w:sz w:val="26"/>
+          <w:szCs w:val="26"/>
+        </w:rPr>
+        <w:t>stiil</w:t>
+      </w:r>
+      <w:proofErr w:type="spellEnd"/>
+      <w:r>
+        <w:rPr>
+          <w:rFonts w:cstheme="minorHAnsi"/>
+          <w:sz w:val="26"/>
+          <w:szCs w:val="26"/>
+        </w:rPr>
+        <w:t xml:space="preserve"> alive through AI</w:t>
+      </w:r>
+      <w:r>
+        <w:rPr>
+          <w:rFonts w:cstheme="minorHAnsi"/>
+          <w:sz w:val="26"/>
+          <w:szCs w:val="26"/>
+        </w:rPr>
+        <w:t xml:space="preserve">, they discover </w:t>
+      </w:r>
+      <w:r>
+        <w:rPr>
+          <w:rFonts w:cstheme="minorHAnsi"/>
+          <w:sz w:val="26"/>
+          <w:szCs w:val="26"/>
+        </w:rPr>
+        <w:t>Wayland</w:t>
+      </w:r>
+      <w:r>
+        <w:rPr>
+          <w:rFonts w:cstheme="minorHAnsi"/>
+          <w:sz w:val="26"/>
+          <w:szCs w:val="26"/>
+        </w:rPr>
+        <w:t xml:space="preserve">'s plot to </w:t>
+      </w:r>
+      <w:r>
+        <w:rPr>
+          <w:rFonts w:cstheme="minorHAnsi"/>
+          <w:sz w:val="26"/>
+          <w:szCs w:val="26"/>
+        </w:rPr>
+        <w:t>turn</w:t>
+      </w:r>
+      <w:r>
+        <w:rPr>
+          <w:rFonts w:cstheme="minorHAnsi"/>
+          <w:sz w:val="26"/>
+          <w:szCs w:val="26"/>
+        </w:rPr>
+        <w:t xml:space="preserve"> the neighborhood</w:t>
+      </w:r>
+      <w:r>
+        <w:rPr>
+          <w:rFonts w:cstheme="minorHAnsi"/>
+          <w:sz w:val="26"/>
+          <w:szCs w:val="26"/>
+        </w:rPr>
+        <w:t xml:space="preserve"> into a data center</w:t>
+      </w:r>
+      <w:r>
+        <w:rPr>
+          <w:rFonts w:cstheme="minorHAnsi"/>
+          <w:sz w:val="26"/>
+          <w:szCs w:val="26"/>
+        </w:rPr>
+        <w:t>.</w:t>
+      </w:r>
+      <w:r>
+        <w:rPr>
+          <w:rFonts w:cstheme="minorHAnsi"/>
+          <w:sz w:val="26"/>
+          <w:szCs w:val="26"/>
+        </w:rPr>
+        <w:t xml:space="preserve"> </w:t>
+      </w:r>
+      <w:r>
+        <w:rPr>
+          <w:rFonts w:cstheme="minorHAnsi"/>
+          <w:sz w:val="26"/>
+          <w:szCs w:val="26"/>
+        </w:rPr>
+        <w:t>Wayland</w:t>
+      </w:r>
+      <w:r>
+        <w:rPr>
+          <w:rFonts w:cstheme="minorHAnsi"/>
+          <w:sz w:val="26"/>
+          <w:szCs w:val="26"/>
+        </w:rPr>
+        <w:t xml:space="preserve"> tours the home and sees a photo of toddler Petoskey and his hearty stone. </w:t>
+      </w:r>
+      <w:r>
+        <w:rPr>
+          <w:rFonts w:cstheme="minorHAnsi"/>
+          <w:sz w:val="26"/>
+          <w:szCs w:val="26"/>
+        </w:rPr>
+        <w:t xml:space="preserve">She wants it. </w:t>
+      </w:r>
+      <w:r>
+        <w:rPr>
+          <w:rFonts w:cstheme="minorHAnsi"/>
+          <w:sz w:val="26"/>
+          <w:szCs w:val="26"/>
+        </w:rPr>
+        <w:t>W</w:t>
+      </w:r>
+      <w:r>
+        <w:rPr>
+          <w:rFonts w:cstheme="minorHAnsi"/>
+          <w:sz w:val="26"/>
+          <w:szCs w:val="26"/>
+        </w:rPr>
+        <w:t>orth more than the whole neighborhood</w:t>
+      </w:r>
+      <w:r>
+        <w:rPr>
+          <w:rFonts w:cstheme="minorHAnsi"/>
+          <w:sz w:val="26"/>
+          <w:szCs w:val="26"/>
+        </w:rPr>
+        <w:t>, the boy</w:t>
+      </w:r>
+      <w:r>
+        <w:rPr>
+          <w:rFonts w:cstheme="minorHAnsi"/>
+          <w:sz w:val="26"/>
+          <w:szCs w:val="26"/>
+        </w:rPr>
+        <w:t xml:space="preserve"> promises to trade it for the deed. They have a day to find the necklace at the bottom of Elk Lake (“Afford Anything”).</w:t>
       </w:r>
     </w:p>
     <w:p>
@@ -3975,15 +4444,1698 @@
           <w:sz w:val="26"/>
           <w:szCs w:val="26"/>
         </w:rPr>
-        <w:t>Fourteen</w:t>
-      </w:r>
-      <w:r>
-        <w:rPr>
-          <w:rFonts w:cstheme="minorHAnsi"/>
-          <w:sz w:val="26"/>
-          <w:szCs w:val="26"/>
-        </w:rPr>
-        <w:t xml:space="preserve"> years later, Willy passes away. Petoskey and Lulu </w:t>
+        <w:lastRenderedPageBreak/>
+        <w:t>Conveniently, Jasper and Aunt Perry run a scuba diving company</w:t>
+      </w:r>
+      <w:r>
+        <w:rPr>
+          <w:rFonts w:cstheme="minorHAnsi"/>
+          <w:sz w:val="26"/>
+          <w:szCs w:val="26"/>
+        </w:rPr>
+        <w:t>. But they</w:t>
+      </w:r>
+      <w:r>
+        <w:rPr>
+          <w:rFonts w:cstheme="minorHAnsi"/>
+          <w:sz w:val="26"/>
+          <w:szCs w:val="26"/>
+        </w:rPr>
+        <w:t xml:space="preserve"> could not find </w:t>
+      </w:r>
+      <w:r>
+        <w:rPr>
+          <w:rFonts w:cstheme="minorHAnsi"/>
+          <w:sz w:val="26"/>
+          <w:szCs w:val="26"/>
+        </w:rPr>
+        <w:t>the heirloom</w:t>
+      </w:r>
+      <w:r>
+        <w:rPr>
+          <w:rFonts w:cstheme="minorHAnsi"/>
+          <w:sz w:val="26"/>
+          <w:szCs w:val="26"/>
+        </w:rPr>
+        <w:t xml:space="preserve"> (“</w:t>
+      </w:r>
+      <w:r>
+        <w:rPr>
+          <w:rFonts w:cstheme="minorHAnsi"/>
+          <w:sz w:val="26"/>
+          <w:szCs w:val="26"/>
+        </w:rPr>
+        <w:t>Heirlooms</w:t>
+      </w:r>
+      <w:r>
+        <w:rPr>
+          <w:rFonts w:cstheme="minorHAnsi"/>
+          <w:sz w:val="26"/>
+          <w:szCs w:val="26"/>
+        </w:rPr>
+        <w:t xml:space="preserve">”). The next few nights, </w:t>
+      </w:r>
+      <w:r>
+        <w:rPr>
+          <w:rFonts w:cstheme="minorHAnsi"/>
+          <w:sz w:val="26"/>
+          <w:szCs w:val="26"/>
+        </w:rPr>
+        <w:t>Lulu and Petoskey</w:t>
+      </w:r>
+      <w:r>
+        <w:rPr>
+          <w:rFonts w:cstheme="minorHAnsi"/>
+          <w:sz w:val="26"/>
+          <w:szCs w:val="26"/>
+        </w:rPr>
+        <w:t xml:space="preserve"> witness deer </w:t>
+      </w:r>
+      <w:r>
+        <w:rPr>
+          <w:rFonts w:cstheme="minorHAnsi"/>
+          <w:sz w:val="26"/>
+          <w:szCs w:val="26"/>
+        </w:rPr>
+        <w:t xml:space="preserve">pass </w:t>
+      </w:r>
+      <w:r>
+        <w:rPr>
+          <w:rFonts w:cstheme="minorHAnsi"/>
+          <w:sz w:val="26"/>
+          <w:szCs w:val="26"/>
+        </w:rPr>
+        <w:t xml:space="preserve">by the bonfire. He wishes to see his </w:t>
+      </w:r>
+      <w:r>
+        <w:rPr>
+          <w:rFonts w:cstheme="minorHAnsi"/>
+          <w:sz w:val="26"/>
+          <w:szCs w:val="26"/>
+        </w:rPr>
+        <w:t>dad</w:t>
+      </w:r>
+      <w:r>
+        <w:rPr>
+          <w:rFonts w:cstheme="minorHAnsi"/>
+          <w:sz w:val="26"/>
+          <w:szCs w:val="26"/>
+        </w:rPr>
+        <w:t xml:space="preserve"> while she </w:t>
+      </w:r>
+      <w:r>
+        <w:rPr>
+          <w:rFonts w:cstheme="minorHAnsi"/>
+          <w:sz w:val="26"/>
+          <w:szCs w:val="26"/>
+        </w:rPr>
+        <w:t>hopes</w:t>
+      </w:r>
+      <w:r>
+        <w:rPr>
+          <w:rFonts w:cstheme="minorHAnsi"/>
+          <w:sz w:val="26"/>
+          <w:szCs w:val="26"/>
+        </w:rPr>
+        <w:t xml:space="preserve"> to </w:t>
+      </w:r>
+      <w:r>
+        <w:rPr>
+          <w:rFonts w:cstheme="minorHAnsi"/>
+          <w:sz w:val="26"/>
+          <w:szCs w:val="26"/>
+        </w:rPr>
+        <w:t xml:space="preserve">win </w:t>
+      </w:r>
+      <w:r>
+        <w:rPr>
+          <w:rFonts w:cstheme="minorHAnsi"/>
+          <w:sz w:val="26"/>
+          <w:szCs w:val="26"/>
+        </w:rPr>
+        <w:t xml:space="preserve">this year’s rock collection (“Dearborn”). </w:t>
+      </w:r>
+      <w:r>
+        <w:rPr>
+          <w:rFonts w:cstheme="minorHAnsi"/>
+          <w:sz w:val="26"/>
+          <w:szCs w:val="26"/>
+        </w:rPr>
+        <w:t>One day</w:t>
+      </w:r>
+      <w:r>
+        <w:rPr>
+          <w:rFonts w:cstheme="minorHAnsi"/>
+          <w:sz w:val="26"/>
+          <w:szCs w:val="26"/>
+        </w:rPr>
+        <w:t xml:space="preserve">, </w:t>
+      </w:r>
+      <w:r>
+        <w:rPr>
+          <w:rFonts w:cstheme="minorHAnsi"/>
+          <w:sz w:val="26"/>
+          <w:szCs w:val="26"/>
+        </w:rPr>
+        <w:t xml:space="preserve">while </w:t>
+      </w:r>
+      <w:r>
+        <w:rPr>
+          <w:rFonts w:cstheme="minorHAnsi"/>
+          <w:sz w:val="26"/>
+          <w:szCs w:val="26"/>
+        </w:rPr>
+        <w:t>Perry teaches fossils to the kids (“Fossil</w:t>
+      </w:r>
+      <w:r>
+        <w:rPr>
+          <w:rFonts w:cstheme="minorHAnsi"/>
+          <w:sz w:val="26"/>
+          <w:szCs w:val="26"/>
+        </w:rPr>
+        <w:t>s</w:t>
+      </w:r>
+      <w:r>
+        <w:rPr>
+          <w:rFonts w:cstheme="minorHAnsi"/>
+          <w:sz w:val="26"/>
+          <w:szCs w:val="26"/>
+        </w:rPr>
+        <w:t xml:space="preserve"> in the Stones”)</w:t>
+      </w:r>
+      <w:r>
+        <w:rPr>
+          <w:rFonts w:cstheme="minorHAnsi"/>
+          <w:sz w:val="26"/>
+          <w:szCs w:val="26"/>
+        </w:rPr>
+        <w:t>,</w:t>
+      </w:r>
+      <w:r>
+        <w:rPr>
+          <w:rFonts w:cstheme="minorHAnsi"/>
+          <w:sz w:val="26"/>
+          <w:szCs w:val="26"/>
+        </w:rPr>
+        <w:t xml:space="preserve"> Lulu separates from the group and discovers a deer</w:t>
+      </w:r>
+      <w:r>
+        <w:rPr>
+          <w:rFonts w:cstheme="minorHAnsi"/>
+          <w:sz w:val="26"/>
+          <w:szCs w:val="26"/>
+        </w:rPr>
+        <w:t xml:space="preserve"> </w:t>
+      </w:r>
+      <w:r>
+        <w:rPr>
+          <w:rFonts w:cstheme="minorHAnsi"/>
+          <w:sz w:val="26"/>
+          <w:szCs w:val="26"/>
+        </w:rPr>
+        <w:t>drop</w:t>
+      </w:r>
+      <w:r>
+        <w:rPr>
+          <w:rFonts w:cstheme="minorHAnsi"/>
+          <w:sz w:val="26"/>
+          <w:szCs w:val="26"/>
+        </w:rPr>
+        <w:t xml:space="preserve"> off the hearty Petoskey necklace and other rare stones on the shore (“The Great Lakes Ballet”).</w:t>
+      </w:r>
+    </w:p>
+    <w:p>
+      <w:pPr>
+        <w:tabs>
+          <w:tab w:val="left" w:pos="5013"/>
+        </w:tabs>
+        <w:spacing w:line="240" w:lineRule="auto"/>
+        <w:rPr>
+          <w:rFonts w:cstheme="minorHAnsi"/>
+          <w:sz w:val="26"/>
+          <w:szCs w:val="26"/>
+        </w:rPr>
+      </w:pPr>
+      <w:r>
+        <w:rPr>
+          <w:rFonts w:cstheme="minorHAnsi"/>
+          <w:sz w:val="26"/>
+          <w:szCs w:val="26"/>
+        </w:rPr>
+        <w:t>For</w:t>
+      </w:r>
+      <w:r>
+        <w:rPr>
+          <w:rFonts w:cstheme="minorHAnsi"/>
+          <w:sz w:val="26"/>
+          <w:szCs w:val="26"/>
+        </w:rPr>
+        <w:t xml:space="preserve"> Harbor Days</w:t>
+      </w:r>
+      <w:r>
+        <w:rPr>
+          <w:rFonts w:cstheme="minorHAnsi"/>
+          <w:sz w:val="26"/>
+          <w:szCs w:val="26"/>
+        </w:rPr>
+        <w:t>’</w:t>
+      </w:r>
+      <w:r>
+        <w:rPr>
+          <w:rFonts w:cstheme="minorHAnsi"/>
+          <w:sz w:val="26"/>
+          <w:szCs w:val="26"/>
+        </w:rPr>
+        <w:t xml:space="preserve"> parade, </w:t>
+      </w:r>
+      <w:r>
+        <w:rPr>
+          <w:rFonts w:cstheme="minorHAnsi"/>
+          <w:sz w:val="26"/>
+          <w:szCs w:val="26"/>
+        </w:rPr>
+        <w:t xml:space="preserve">Broadway actor </w:t>
+      </w:r>
+      <w:r>
+        <w:rPr>
+          <w:rFonts w:cstheme="minorHAnsi"/>
+          <w:sz w:val="26"/>
+          <w:szCs w:val="26"/>
+        </w:rPr>
+        <w:t xml:space="preserve">cousin Jacob </w:t>
+      </w:r>
+      <w:r>
+        <w:rPr>
+          <w:rFonts w:cstheme="minorHAnsi"/>
+          <w:sz w:val="26"/>
+          <w:szCs w:val="26"/>
+        </w:rPr>
+        <w:t>J</w:t>
+      </w:r>
+      <w:r>
+        <w:rPr>
+          <w:rFonts w:cstheme="minorHAnsi"/>
+          <w:sz w:val="26"/>
+          <w:szCs w:val="26"/>
+        </w:rPr>
+        <w:t>acobowitz i</w:t>
+      </w:r>
+      <w:r>
+        <w:rPr>
+          <w:rFonts w:cstheme="minorHAnsi"/>
+          <w:sz w:val="26"/>
+          <w:szCs w:val="26"/>
+        </w:rPr>
+        <w:t>s the M</w:t>
+      </w:r>
+      <w:r>
+        <w:rPr>
+          <w:rFonts w:cstheme="minorHAnsi"/>
+          <w:sz w:val="26"/>
+          <w:szCs w:val="26"/>
+        </w:rPr>
+        <w:t>C</w:t>
+      </w:r>
+      <w:r>
+        <w:rPr>
+          <w:rFonts w:cstheme="minorHAnsi"/>
+          <w:sz w:val="26"/>
+          <w:szCs w:val="26"/>
+        </w:rPr>
+        <w:t xml:space="preserve">. </w:t>
+      </w:r>
+      <w:r>
+        <w:rPr>
+          <w:rFonts w:cstheme="minorHAnsi"/>
+          <w:sz w:val="26"/>
+          <w:szCs w:val="26"/>
+        </w:rPr>
+        <w:t>So, the</w:t>
+      </w:r>
+      <w:r>
+        <w:rPr>
+          <w:rFonts w:cstheme="minorHAnsi"/>
+          <w:sz w:val="26"/>
+          <w:szCs w:val="26"/>
+        </w:rPr>
+        <w:t xml:space="preserve"> theme is theatre. Petoskey </w:t>
+      </w:r>
+      <w:r>
+        <w:rPr>
+          <w:rFonts w:cstheme="minorHAnsi"/>
+          <w:sz w:val="26"/>
+          <w:szCs w:val="26"/>
+        </w:rPr>
+        <w:t>dresses as</w:t>
+      </w:r>
+      <w:r>
+        <w:rPr>
+          <w:rFonts w:cstheme="minorHAnsi"/>
+          <w:sz w:val="26"/>
+          <w:szCs w:val="26"/>
+        </w:rPr>
+        <w:t xml:space="preserve"> </w:t>
+      </w:r>
+      <w:r>
+        <w:rPr>
+          <w:rFonts w:cstheme="minorHAnsi"/>
+          <w:i/>
+          <w:iCs/>
+          <w:sz w:val="26"/>
+          <w:szCs w:val="26"/>
+        </w:rPr>
+        <w:t>Oklahoma</w:t>
+      </w:r>
+      <w:r>
+        <w:rPr>
+          <w:rFonts w:cstheme="minorHAnsi"/>
+          <w:sz w:val="26"/>
+          <w:szCs w:val="26"/>
+        </w:rPr>
+        <w:t>’s</w:t>
+      </w:r>
+      <w:r>
+        <w:rPr>
+          <w:rFonts w:cstheme="minorHAnsi"/>
+          <w:sz w:val="26"/>
+          <w:szCs w:val="26"/>
+        </w:rPr>
+        <w:t xml:space="preserve"> </w:t>
+      </w:r>
+      <w:r>
+        <w:rPr>
+          <w:rFonts w:cstheme="minorHAnsi"/>
+          <w:sz w:val="26"/>
+          <w:szCs w:val="26"/>
+        </w:rPr>
+        <w:t>Jud Fry</w:t>
+      </w:r>
+      <w:r>
+        <w:rPr>
+          <w:rFonts w:cstheme="minorHAnsi"/>
+          <w:sz w:val="26"/>
+          <w:szCs w:val="26"/>
+        </w:rPr>
+        <w:t xml:space="preserve"> while </w:t>
+      </w:r>
+      <w:r>
+        <w:rPr>
+          <w:rFonts w:cstheme="minorHAnsi"/>
+          <w:sz w:val="26"/>
+          <w:szCs w:val="26"/>
+        </w:rPr>
+        <w:t xml:space="preserve">Lulu </w:t>
+      </w:r>
+      <w:r>
+        <w:rPr>
+          <w:rFonts w:cstheme="minorHAnsi"/>
+          <w:sz w:val="26"/>
+          <w:szCs w:val="26"/>
+        </w:rPr>
+        <w:t>plays</w:t>
+      </w:r>
+      <w:r>
+        <w:rPr>
+          <w:rFonts w:cstheme="minorHAnsi"/>
+          <w:sz w:val="26"/>
+          <w:szCs w:val="26"/>
+        </w:rPr>
+        <w:t xml:space="preserve"> Evan Hansen. Before marching, </w:t>
+      </w:r>
+      <w:r>
+        <w:rPr>
+          <w:rFonts w:cstheme="minorHAnsi"/>
+          <w:sz w:val="26"/>
+          <w:szCs w:val="26"/>
+        </w:rPr>
+        <w:t>she</w:t>
+      </w:r>
+      <w:r>
+        <w:rPr>
+          <w:rFonts w:cstheme="minorHAnsi"/>
+          <w:sz w:val="26"/>
+          <w:szCs w:val="26"/>
+        </w:rPr>
+        <w:t xml:space="preserve"> </w:t>
+      </w:r>
+      <w:r>
+        <w:rPr>
+          <w:rFonts w:cstheme="minorHAnsi"/>
+          <w:sz w:val="26"/>
+          <w:szCs w:val="26"/>
+        </w:rPr>
+        <w:t>shows</w:t>
+      </w:r>
+      <w:r>
+        <w:rPr>
+          <w:rFonts w:cstheme="minorHAnsi"/>
+          <w:sz w:val="26"/>
+          <w:szCs w:val="26"/>
+        </w:rPr>
+        <w:t xml:space="preserve"> her rare stone findings </w:t>
+      </w:r>
+      <w:r>
+        <w:rPr>
+          <w:rFonts w:cstheme="minorHAnsi"/>
+          <w:sz w:val="26"/>
+          <w:szCs w:val="26"/>
+        </w:rPr>
+        <w:t>to</w:t>
+      </w:r>
+      <w:r>
+        <w:rPr>
+          <w:rFonts w:cstheme="minorHAnsi"/>
+          <w:sz w:val="26"/>
+          <w:szCs w:val="26"/>
+        </w:rPr>
+        <w:t xml:space="preserve"> the family. To spite Petoskey, she </w:t>
+      </w:r>
+      <w:r>
+        <w:rPr>
+          <w:rFonts w:cstheme="minorHAnsi"/>
+          <w:sz w:val="26"/>
+          <w:szCs w:val="26"/>
+        </w:rPr>
+        <w:t>breaks</w:t>
+      </w:r>
+      <w:r>
+        <w:rPr>
+          <w:rFonts w:cstheme="minorHAnsi"/>
+          <w:sz w:val="26"/>
+          <w:szCs w:val="26"/>
+        </w:rPr>
+        <w:t xml:space="preserve"> his father's necklace, unaware it was their </w:t>
+      </w:r>
+      <w:r>
+        <w:rPr>
+          <w:rFonts w:cstheme="minorHAnsi"/>
+          <w:sz w:val="26"/>
+          <w:szCs w:val="26"/>
+        </w:rPr>
+        <w:t>only</w:t>
+      </w:r>
+      <w:r>
+        <w:rPr>
+          <w:rFonts w:cstheme="minorHAnsi"/>
+          <w:sz w:val="26"/>
+          <w:szCs w:val="26"/>
+        </w:rPr>
+        <w:t xml:space="preserve"> chance to</w:t>
+      </w:r>
+      <w:r>
+        <w:rPr>
+          <w:rFonts w:cstheme="minorHAnsi"/>
+          <w:sz w:val="26"/>
+          <w:szCs w:val="26"/>
+        </w:rPr>
+        <w:t xml:space="preserve"> save the lake house from Wayland</w:t>
+      </w:r>
+      <w:r>
+        <w:rPr>
+          <w:rFonts w:cstheme="minorHAnsi"/>
+          <w:sz w:val="26"/>
+          <w:szCs w:val="26"/>
+        </w:rPr>
+        <w:t>. The parade goes wrong as Petoskey beats up Lulu, disqualifying them for the first time</w:t>
+      </w:r>
+      <w:r>
+        <w:rPr>
+          <w:rFonts w:cstheme="minorHAnsi"/>
+          <w:sz w:val="26"/>
+          <w:szCs w:val="26"/>
+        </w:rPr>
+        <w:t xml:space="preserve"> (“</w:t>
+      </w:r>
+      <w:proofErr w:type="spellStart"/>
+      <w:r>
+        <w:rPr>
+          <w:rFonts w:cstheme="minorHAnsi"/>
+          <w:sz w:val="26"/>
+          <w:szCs w:val="26"/>
+        </w:rPr>
+        <w:t>Fraudway</w:t>
+      </w:r>
+      <w:proofErr w:type="spellEnd"/>
+      <w:r>
+        <w:rPr>
+          <w:rFonts w:cstheme="minorHAnsi"/>
+          <w:sz w:val="26"/>
+          <w:szCs w:val="26"/>
+        </w:rPr>
+        <w:t>”)</w:t>
+      </w:r>
+      <w:r>
+        <w:rPr>
+          <w:rFonts w:cstheme="minorHAnsi"/>
+          <w:sz w:val="26"/>
+          <w:szCs w:val="26"/>
+        </w:rPr>
+        <w:t>. After a lecture, he runs away (“</w:t>
+      </w:r>
+      <w:r>
+        <w:rPr>
+          <w:rFonts w:cstheme="minorHAnsi"/>
+          <w:sz w:val="26"/>
+          <w:szCs w:val="26"/>
+        </w:rPr>
+        <w:t>Kick Rocks</w:t>
+      </w:r>
+      <w:r>
+        <w:rPr>
+          <w:rFonts w:cstheme="minorHAnsi"/>
+          <w:sz w:val="26"/>
+          <w:szCs w:val="26"/>
+        </w:rPr>
+        <w:t>”).</w:t>
+      </w:r>
+    </w:p>
+    <w:p>
+      <w:pPr>
+        <w:tabs>
+          <w:tab w:val="left" w:pos="5013"/>
+        </w:tabs>
+        <w:spacing w:line="240" w:lineRule="auto"/>
+        <w:rPr>
+          <w:rFonts w:cstheme="minorHAnsi"/>
+          <w:sz w:val="26"/>
+          <w:szCs w:val="26"/>
+        </w:rPr>
+      </w:pPr>
+      <w:r>
+        <w:rPr>
+          <w:rFonts w:cstheme="minorHAnsi"/>
+          <w:sz w:val="26"/>
+          <w:szCs w:val="26"/>
+        </w:rPr>
+        <w:t xml:space="preserve">In the following act, the family </w:t>
+      </w:r>
+      <w:r>
+        <w:rPr>
+          <w:rFonts w:cstheme="minorHAnsi"/>
+          <w:sz w:val="26"/>
+          <w:szCs w:val="26"/>
+        </w:rPr>
+        <w:t xml:space="preserve">revisits </w:t>
+      </w:r>
+      <w:r>
+        <w:rPr>
+          <w:rFonts w:cstheme="minorHAnsi"/>
+          <w:sz w:val="26"/>
+          <w:szCs w:val="26"/>
+        </w:rPr>
+        <w:t>a memory of</w:t>
+      </w:r>
+      <w:r>
+        <w:rPr>
+          <w:rFonts w:cstheme="minorHAnsi"/>
+          <w:sz w:val="26"/>
+          <w:szCs w:val="26"/>
+        </w:rPr>
+        <w:t xml:space="preserve"> </w:t>
+      </w:r>
+      <w:r>
+        <w:rPr>
+          <w:rFonts w:cstheme="minorHAnsi"/>
+          <w:sz w:val="26"/>
+          <w:szCs w:val="26"/>
+        </w:rPr>
+        <w:t>Lulu and Petoskey</w:t>
+      </w:r>
+      <w:r>
+        <w:rPr>
+          <w:rFonts w:cstheme="minorHAnsi"/>
+          <w:sz w:val="26"/>
+          <w:szCs w:val="26"/>
+        </w:rPr>
+        <w:t xml:space="preserve"> </w:t>
+      </w:r>
+      <w:r>
+        <w:rPr>
+          <w:rFonts w:cstheme="minorHAnsi"/>
+          <w:sz w:val="26"/>
+          <w:szCs w:val="26"/>
+        </w:rPr>
+        <w:t>meeting</w:t>
+      </w:r>
+      <w:r>
+        <w:rPr>
+          <w:rFonts w:cstheme="minorHAnsi"/>
+          <w:sz w:val="26"/>
+          <w:szCs w:val="26"/>
+        </w:rPr>
+        <w:t xml:space="preserve"> (“Hands Come in Handy”). </w:t>
+      </w:r>
+      <w:r>
+        <w:rPr>
+          <w:rFonts w:cstheme="minorHAnsi"/>
+          <w:sz w:val="26"/>
+          <w:szCs w:val="26"/>
+        </w:rPr>
+        <w:t>Presently, t</w:t>
+      </w:r>
+      <w:r>
+        <w:rPr>
+          <w:rFonts w:cstheme="minorHAnsi"/>
+          <w:sz w:val="26"/>
+          <w:szCs w:val="26"/>
+        </w:rPr>
+        <w:t>hey search</w:t>
+      </w:r>
+      <w:r>
+        <w:rPr>
+          <w:rFonts w:cstheme="minorHAnsi"/>
+          <w:sz w:val="26"/>
+          <w:szCs w:val="26"/>
+        </w:rPr>
+        <w:t xml:space="preserve"> </w:t>
+      </w:r>
+      <w:r>
+        <w:rPr>
+          <w:rFonts w:cstheme="minorHAnsi"/>
+          <w:sz w:val="26"/>
+          <w:szCs w:val="26"/>
+        </w:rPr>
+        <w:t xml:space="preserve">for </w:t>
+      </w:r>
+      <w:r>
+        <w:rPr>
+          <w:rFonts w:cstheme="minorHAnsi"/>
+          <w:sz w:val="26"/>
+          <w:szCs w:val="26"/>
+        </w:rPr>
+        <w:t>him</w:t>
+      </w:r>
+      <w:r>
+        <w:rPr>
+          <w:rFonts w:cstheme="minorHAnsi"/>
+          <w:sz w:val="26"/>
+          <w:szCs w:val="26"/>
+        </w:rPr>
+        <w:t xml:space="preserve"> while</w:t>
+      </w:r>
+      <w:r>
+        <w:rPr>
+          <w:rFonts w:cstheme="minorHAnsi"/>
+          <w:sz w:val="26"/>
+          <w:szCs w:val="26"/>
+        </w:rPr>
+        <w:t xml:space="preserve"> Lulu </w:t>
+      </w:r>
+      <w:r>
+        <w:rPr>
+          <w:rFonts w:cstheme="minorHAnsi"/>
+          <w:sz w:val="26"/>
+          <w:szCs w:val="26"/>
+        </w:rPr>
+        <w:t>tries to find him at</w:t>
+      </w:r>
+      <w:r>
+        <w:rPr>
+          <w:rFonts w:cstheme="minorHAnsi"/>
+          <w:sz w:val="26"/>
+          <w:szCs w:val="26"/>
+        </w:rPr>
+        <w:t xml:space="preserve"> Banh</w:t>
+      </w:r>
+      <w:r>
+        <w:rPr>
+          <w:rFonts w:cstheme="minorHAnsi"/>
+          <w:sz w:val="26"/>
+          <w:szCs w:val="26"/>
+        </w:rPr>
+        <w:t xml:space="preserve"> MI </w:t>
+      </w:r>
+      <w:r>
+        <w:rPr>
+          <w:rFonts w:cstheme="minorHAnsi"/>
+          <w:sz w:val="26"/>
+          <w:szCs w:val="26"/>
+        </w:rPr>
+        <w:t>(“Petoskey”).</w:t>
+      </w:r>
+      <w:r>
+        <w:rPr>
+          <w:rFonts w:cstheme="minorHAnsi"/>
+          <w:sz w:val="26"/>
+          <w:szCs w:val="26"/>
+        </w:rPr>
+        <w:t xml:space="preserve"> Jasper shares</w:t>
+      </w:r>
+      <w:r>
+        <w:rPr>
+          <w:rFonts w:cstheme="minorHAnsi"/>
+          <w:sz w:val="26"/>
+          <w:szCs w:val="26"/>
+        </w:rPr>
+        <w:t xml:space="preserve"> </w:t>
+      </w:r>
+      <w:r>
+        <w:rPr>
+          <w:rFonts w:cstheme="minorHAnsi"/>
+          <w:sz w:val="26"/>
+          <w:szCs w:val="26"/>
+        </w:rPr>
+        <w:t>his refugee family stayed united despite continents dividing them</w:t>
+      </w:r>
+      <w:r>
+        <w:rPr>
+          <w:rFonts w:cstheme="minorHAnsi"/>
+          <w:sz w:val="26"/>
+          <w:szCs w:val="26"/>
+        </w:rPr>
+        <w:t xml:space="preserve"> as well as a time </w:t>
+      </w:r>
+      <w:r>
+        <w:rPr>
+          <w:rFonts w:cstheme="minorHAnsi"/>
+          <w:sz w:val="26"/>
+          <w:szCs w:val="26"/>
+        </w:rPr>
+        <w:t>when a Lebanese family bought out his family’s</w:t>
+      </w:r>
+      <w:r>
+        <w:rPr>
+          <w:rFonts w:cstheme="minorHAnsi"/>
+          <w:sz w:val="26"/>
+          <w:szCs w:val="26"/>
+        </w:rPr>
+        <w:t xml:space="preserve"> failing</w:t>
+      </w:r>
+      <w:r>
+        <w:rPr>
+          <w:rFonts w:cstheme="minorHAnsi"/>
+          <w:sz w:val="26"/>
+          <w:szCs w:val="26"/>
+        </w:rPr>
+        <w:t xml:space="preserve"> restaurant but did not resort to blame as Petey had</w:t>
+      </w:r>
+      <w:r>
+        <w:rPr>
+          <w:rFonts w:cstheme="minorHAnsi"/>
+          <w:sz w:val="26"/>
+          <w:szCs w:val="26"/>
+        </w:rPr>
+        <w:t xml:space="preserve">. The </w:t>
+      </w:r>
+      <w:proofErr w:type="spellStart"/>
+      <w:r>
+        <w:rPr>
+          <w:rFonts w:cstheme="minorHAnsi"/>
+          <w:sz w:val="26"/>
+          <w:szCs w:val="26"/>
+        </w:rPr>
+        <w:t>Vandams</w:t>
+      </w:r>
+      <w:proofErr w:type="spellEnd"/>
+      <w:r>
+        <w:rPr>
+          <w:rFonts w:cstheme="minorHAnsi"/>
+          <w:sz w:val="26"/>
+          <w:szCs w:val="26"/>
+        </w:rPr>
+        <w:t xml:space="preserve"> are only divided by peninsulas</w:t>
+      </w:r>
+      <w:r>
+        <w:rPr>
+          <w:rFonts w:cstheme="minorHAnsi"/>
+          <w:sz w:val="26"/>
+          <w:szCs w:val="26"/>
+        </w:rPr>
+        <w:t xml:space="preserve">. </w:t>
+      </w:r>
+      <w:r>
+        <w:rPr>
+          <w:rFonts w:cstheme="minorHAnsi"/>
+          <w:sz w:val="26"/>
+          <w:szCs w:val="26"/>
+        </w:rPr>
+        <w:t xml:space="preserve">Lulu realizes </w:t>
+      </w:r>
+      <w:r>
+        <w:rPr>
+          <w:rFonts w:cstheme="minorHAnsi"/>
+          <w:sz w:val="26"/>
+          <w:szCs w:val="26"/>
+        </w:rPr>
+        <w:t>Petoskey</w:t>
+      </w:r>
+      <w:r>
+        <w:rPr>
+          <w:rFonts w:cstheme="minorHAnsi"/>
+          <w:sz w:val="26"/>
+          <w:szCs w:val="26"/>
+        </w:rPr>
+        <w:t xml:space="preserve"> </w:t>
+      </w:r>
+      <w:r>
+        <w:rPr>
+          <w:rFonts w:cstheme="minorHAnsi"/>
+          <w:sz w:val="26"/>
+          <w:szCs w:val="26"/>
+        </w:rPr>
+        <w:t xml:space="preserve">is </w:t>
+      </w:r>
+      <w:r>
+        <w:rPr>
+          <w:rFonts w:cstheme="minorHAnsi"/>
+          <w:sz w:val="26"/>
+          <w:szCs w:val="26"/>
+        </w:rPr>
+        <w:t xml:space="preserve">most likely </w:t>
+      </w:r>
+      <w:r>
+        <w:rPr>
+          <w:rFonts w:cstheme="minorHAnsi"/>
+          <w:sz w:val="26"/>
+          <w:szCs w:val="26"/>
+        </w:rPr>
+        <w:t>at</w:t>
+      </w:r>
+      <w:r>
+        <w:rPr>
+          <w:rFonts w:cstheme="minorHAnsi"/>
+          <w:sz w:val="26"/>
+          <w:szCs w:val="26"/>
+        </w:rPr>
+        <w:t xml:space="preserve"> the Mackinac Bridge (“</w:t>
+      </w:r>
+      <w:r>
+        <w:rPr>
+          <w:rFonts w:cstheme="minorHAnsi"/>
+          <w:sz w:val="26"/>
+          <w:szCs w:val="26"/>
+        </w:rPr>
+        <w:t xml:space="preserve">North </w:t>
+      </w:r>
+      <w:proofErr w:type="gramStart"/>
+      <w:r>
+        <w:rPr>
+          <w:rFonts w:cstheme="minorHAnsi"/>
+          <w:sz w:val="26"/>
+          <w:szCs w:val="26"/>
+        </w:rPr>
+        <w:t>South East</w:t>
+      </w:r>
+      <w:proofErr w:type="gramEnd"/>
+      <w:r>
+        <w:rPr>
+          <w:rFonts w:cstheme="minorHAnsi"/>
+          <w:sz w:val="26"/>
+          <w:szCs w:val="26"/>
+        </w:rPr>
+        <w:t xml:space="preserve"> West</w:t>
+      </w:r>
+      <w:r>
+        <w:rPr>
+          <w:rFonts w:cstheme="minorHAnsi"/>
+          <w:sz w:val="26"/>
+          <w:szCs w:val="26"/>
+        </w:rPr>
+        <w:t>”).</w:t>
+      </w:r>
+    </w:p>
+    <w:p>
+      <w:pPr>
+        <w:tabs>
+          <w:tab w:val="left" w:pos="5013"/>
+        </w:tabs>
+        <w:spacing w:line="240" w:lineRule="auto"/>
+        <w:rPr>
+          <w:rFonts w:cstheme="minorHAnsi"/>
+          <w:sz w:val="26"/>
+          <w:szCs w:val="26"/>
+        </w:rPr>
+      </w:pPr>
+      <w:r>
+        <w:rPr>
+          <w:rFonts w:cstheme="minorHAnsi"/>
+          <w:sz w:val="26"/>
+          <w:szCs w:val="26"/>
+        </w:rPr>
+        <w:t>They drive up</w:t>
+      </w:r>
+      <w:r>
+        <w:rPr>
+          <w:rFonts w:cstheme="minorHAnsi"/>
+          <w:sz w:val="26"/>
+          <w:szCs w:val="26"/>
+        </w:rPr>
+        <w:t xml:space="preserve"> </w:t>
+      </w:r>
+      <w:r>
+        <w:rPr>
+          <w:rFonts w:cstheme="minorHAnsi"/>
+          <w:sz w:val="26"/>
+          <w:szCs w:val="26"/>
+        </w:rPr>
+        <w:t>to</w:t>
+      </w:r>
+      <w:r>
+        <w:rPr>
+          <w:rFonts w:cstheme="minorHAnsi"/>
+          <w:sz w:val="26"/>
+          <w:szCs w:val="26"/>
+        </w:rPr>
+        <w:t xml:space="preserve"> find </w:t>
+      </w:r>
+      <w:r>
+        <w:rPr>
+          <w:rFonts w:cstheme="minorHAnsi"/>
+          <w:sz w:val="26"/>
+          <w:szCs w:val="26"/>
+        </w:rPr>
+        <w:t>him</w:t>
+      </w:r>
+      <w:r>
+        <w:rPr>
+          <w:rFonts w:cstheme="minorHAnsi"/>
+          <w:sz w:val="26"/>
+          <w:szCs w:val="26"/>
+        </w:rPr>
+        <w:t xml:space="preserve">. She offers the broken </w:t>
+      </w:r>
+      <w:r>
+        <w:rPr>
+          <w:rFonts w:cstheme="minorHAnsi"/>
+          <w:sz w:val="26"/>
+          <w:szCs w:val="26"/>
+        </w:rPr>
+        <w:t>stone</w:t>
+      </w:r>
+      <w:r>
+        <w:rPr>
+          <w:rFonts w:cstheme="minorHAnsi"/>
+          <w:sz w:val="26"/>
+          <w:szCs w:val="26"/>
+        </w:rPr>
+        <w:t xml:space="preserve"> as a truce, but he </w:t>
+      </w:r>
+      <w:r>
+        <w:rPr>
+          <w:rFonts w:cstheme="minorHAnsi"/>
+          <w:sz w:val="26"/>
+          <w:szCs w:val="26"/>
+        </w:rPr>
+        <w:t>tosses</w:t>
+      </w:r>
+      <w:r>
+        <w:rPr>
+          <w:rFonts w:cstheme="minorHAnsi"/>
+          <w:sz w:val="26"/>
+          <w:szCs w:val="26"/>
+        </w:rPr>
+        <w:t xml:space="preserve"> it into the water</w:t>
+      </w:r>
+      <w:r>
+        <w:rPr>
+          <w:rFonts w:cstheme="minorHAnsi"/>
+          <w:sz w:val="26"/>
+          <w:szCs w:val="26"/>
+        </w:rPr>
+        <w:t xml:space="preserve"> (“Rock Bottom”). This</w:t>
+      </w:r>
+      <w:r>
+        <w:rPr>
+          <w:rFonts w:cstheme="minorHAnsi"/>
+          <w:sz w:val="26"/>
+          <w:szCs w:val="26"/>
+        </w:rPr>
+        <w:t xml:space="preserve"> </w:t>
+      </w:r>
+      <w:r>
+        <w:rPr>
+          <w:rFonts w:cstheme="minorHAnsi"/>
+          <w:sz w:val="26"/>
+          <w:szCs w:val="26"/>
+        </w:rPr>
+        <w:t>causes</w:t>
+      </w:r>
+      <w:r>
+        <w:rPr>
+          <w:rFonts w:cstheme="minorHAnsi"/>
+          <w:sz w:val="26"/>
+          <w:szCs w:val="26"/>
+        </w:rPr>
+        <w:t xml:space="preserve"> the bridge to fog u</w:t>
+      </w:r>
+      <w:r>
+        <w:rPr>
+          <w:rFonts w:cstheme="minorHAnsi"/>
+          <w:sz w:val="26"/>
+          <w:szCs w:val="26"/>
+        </w:rPr>
+        <w:t>p</w:t>
+      </w:r>
+      <w:r>
+        <w:rPr>
+          <w:rFonts w:cstheme="minorHAnsi"/>
+          <w:sz w:val="26"/>
+          <w:szCs w:val="26"/>
+        </w:rPr>
+        <w:t xml:space="preserve"> </w:t>
+      </w:r>
+      <w:r>
+        <w:rPr>
+          <w:rFonts w:cstheme="minorHAnsi"/>
+          <w:sz w:val="26"/>
+          <w:szCs w:val="26"/>
+        </w:rPr>
+        <w:t>where</w:t>
+      </w:r>
+      <w:r>
+        <w:rPr>
+          <w:rFonts w:cstheme="minorHAnsi"/>
+          <w:sz w:val="26"/>
+          <w:szCs w:val="26"/>
+        </w:rPr>
+        <w:t xml:space="preserve"> his father</w:t>
+      </w:r>
+      <w:r>
+        <w:rPr>
+          <w:rFonts w:cstheme="minorHAnsi"/>
+          <w:sz w:val="26"/>
+          <w:szCs w:val="26"/>
+        </w:rPr>
+        <w:t>’s ghost emerges</w:t>
+      </w:r>
+      <w:r>
+        <w:rPr>
+          <w:rFonts w:cstheme="minorHAnsi"/>
+          <w:sz w:val="26"/>
+          <w:szCs w:val="26"/>
+        </w:rPr>
+        <w:t xml:space="preserve"> as a giant elk. Petey shares</w:t>
+      </w:r>
+      <w:r>
+        <w:rPr>
+          <w:rFonts w:cstheme="minorHAnsi"/>
+          <w:sz w:val="26"/>
+          <w:szCs w:val="26"/>
+        </w:rPr>
+        <w:t xml:space="preserve"> </w:t>
+      </w:r>
+      <w:r>
+        <w:rPr>
+          <w:rFonts w:cstheme="minorHAnsi"/>
+          <w:sz w:val="26"/>
+          <w:szCs w:val="26"/>
+        </w:rPr>
+        <w:t xml:space="preserve">that stones are special only when rocks are packed together. Like family, rocks come and go </w:t>
+      </w:r>
+      <w:r>
+        <w:rPr>
+          <w:rFonts w:cstheme="minorHAnsi"/>
+          <w:sz w:val="26"/>
+          <w:szCs w:val="26"/>
+        </w:rPr>
+        <w:t>to</w:t>
+      </w:r>
+      <w:r>
+        <w:rPr>
+          <w:rFonts w:cstheme="minorHAnsi"/>
+          <w:sz w:val="26"/>
+          <w:szCs w:val="26"/>
+        </w:rPr>
+        <w:t xml:space="preserve"> leave a mark</w:t>
+      </w:r>
+      <w:r>
+        <w:rPr>
+          <w:rFonts w:cstheme="minorHAnsi"/>
+          <w:sz w:val="26"/>
+          <w:szCs w:val="26"/>
+        </w:rPr>
+        <w:t xml:space="preserve"> </w:t>
+      </w:r>
+      <w:r>
+        <w:rPr>
+          <w:rFonts w:cstheme="minorHAnsi"/>
+          <w:sz w:val="26"/>
+          <w:szCs w:val="26"/>
+        </w:rPr>
+        <w:t>(“Family</w:t>
+      </w:r>
+      <w:r>
+        <w:rPr>
+          <w:rFonts w:cstheme="minorHAnsi"/>
+          <w:sz w:val="26"/>
+          <w:szCs w:val="26"/>
+        </w:rPr>
+        <w:t>’s</w:t>
+      </w:r>
+      <w:r>
+        <w:rPr>
+          <w:rFonts w:cstheme="minorHAnsi"/>
+          <w:sz w:val="26"/>
+          <w:szCs w:val="26"/>
+        </w:rPr>
+        <w:t xml:space="preserve"> in the Fossil</w:t>
+      </w:r>
+      <w:r>
+        <w:rPr>
+          <w:rFonts w:cstheme="minorHAnsi"/>
+          <w:sz w:val="26"/>
+          <w:szCs w:val="26"/>
+        </w:rPr>
+        <w:t>s</w:t>
+      </w:r>
+      <w:r>
+        <w:rPr>
+          <w:rFonts w:cstheme="minorHAnsi"/>
+          <w:sz w:val="26"/>
+          <w:szCs w:val="26"/>
+        </w:rPr>
+        <w:t>”)</w:t>
+      </w:r>
+      <w:r>
+        <w:rPr>
+          <w:rFonts w:cstheme="minorHAnsi"/>
+          <w:sz w:val="26"/>
+          <w:szCs w:val="26"/>
+        </w:rPr>
+        <w:t>.</w:t>
+      </w:r>
+    </w:p>
+    <w:p>
+      <w:pPr>
+        <w:tabs>
+          <w:tab w:val="left" w:pos="5013"/>
+        </w:tabs>
+        <w:spacing w:line="240" w:lineRule="auto"/>
+        <w:rPr>
+          <w:rFonts w:cstheme="minorHAnsi"/>
+          <w:sz w:val="26"/>
+          <w:szCs w:val="26"/>
+        </w:rPr>
+      </w:pPr>
+      <w:r>
+        <w:rPr>
+          <w:rFonts w:cstheme="minorHAnsi"/>
+          <w:sz w:val="26"/>
+          <w:szCs w:val="26"/>
+        </w:rPr>
+        <w:t xml:space="preserve">They return to </w:t>
+      </w:r>
+      <w:r>
+        <w:rPr>
+          <w:rFonts w:cstheme="minorHAnsi"/>
+          <w:sz w:val="26"/>
+          <w:szCs w:val="26"/>
+        </w:rPr>
+        <w:t>the fair</w:t>
+      </w:r>
+      <w:r>
+        <w:rPr>
+          <w:rFonts w:cstheme="minorHAnsi"/>
+          <w:sz w:val="26"/>
+          <w:szCs w:val="26"/>
+        </w:rPr>
+        <w:t xml:space="preserve"> where</w:t>
+      </w:r>
+      <w:r>
+        <w:rPr>
+          <w:rFonts w:cstheme="minorHAnsi"/>
+          <w:sz w:val="26"/>
+          <w:szCs w:val="26"/>
+        </w:rPr>
+        <w:t xml:space="preserve"> </w:t>
+      </w:r>
+      <w:r>
+        <w:rPr>
+          <w:rFonts w:cstheme="minorHAnsi"/>
+          <w:sz w:val="26"/>
+          <w:szCs w:val="26"/>
+        </w:rPr>
+        <w:t>Wayland</w:t>
+      </w:r>
+      <w:r>
+        <w:rPr>
+          <w:rFonts w:cstheme="minorHAnsi"/>
+          <w:sz w:val="26"/>
+          <w:szCs w:val="26"/>
+        </w:rPr>
+        <w:t xml:space="preserve"> is </w:t>
+      </w:r>
+      <w:r>
+        <w:rPr>
+          <w:rFonts w:cstheme="minorHAnsi"/>
+          <w:sz w:val="26"/>
+          <w:szCs w:val="26"/>
+        </w:rPr>
+        <w:t>exhibiting data center</w:t>
+      </w:r>
+      <w:r>
+        <w:rPr>
+          <w:rFonts w:cstheme="minorHAnsi"/>
+          <w:sz w:val="26"/>
+          <w:szCs w:val="26"/>
+        </w:rPr>
+        <w:t xml:space="preserve"> models</w:t>
+      </w:r>
+      <w:r>
+        <w:rPr>
+          <w:rFonts w:cstheme="minorHAnsi"/>
+          <w:sz w:val="26"/>
+          <w:szCs w:val="26"/>
+        </w:rPr>
+        <w:t xml:space="preserve"> with other developers</w:t>
+      </w:r>
+      <w:r>
+        <w:rPr>
+          <w:rFonts w:cstheme="minorHAnsi"/>
+          <w:sz w:val="26"/>
+          <w:szCs w:val="26"/>
+        </w:rPr>
+        <w:t xml:space="preserve">. Petoskey offers </w:t>
+      </w:r>
+      <w:proofErr w:type="gramStart"/>
+      <w:r>
+        <w:rPr>
+          <w:rFonts w:cstheme="minorHAnsi"/>
+          <w:sz w:val="26"/>
+          <w:szCs w:val="26"/>
+        </w:rPr>
+        <w:t xml:space="preserve">the </w:t>
+      </w:r>
+      <w:r>
+        <w:rPr>
+          <w:rFonts w:cstheme="minorHAnsi"/>
+          <w:sz w:val="26"/>
+          <w:szCs w:val="26"/>
+        </w:rPr>
+        <w:t>Ford</w:t>
+      </w:r>
+      <w:proofErr w:type="gramEnd"/>
+      <w:r>
+        <w:rPr>
+          <w:rFonts w:cstheme="minorHAnsi"/>
+          <w:sz w:val="26"/>
+          <w:szCs w:val="26"/>
+        </w:rPr>
+        <w:t xml:space="preserve"> which </w:t>
+      </w:r>
+      <w:r>
+        <w:rPr>
+          <w:rFonts w:cstheme="minorHAnsi"/>
+          <w:sz w:val="26"/>
+          <w:szCs w:val="26"/>
+        </w:rPr>
+        <w:t>she</w:t>
+      </w:r>
+      <w:r>
+        <w:rPr>
+          <w:rFonts w:cstheme="minorHAnsi"/>
+          <w:sz w:val="26"/>
+          <w:szCs w:val="26"/>
+        </w:rPr>
+        <w:t xml:space="preserve"> scoffs but is interested in. Jasper then offers his restaurant. The </w:t>
+      </w:r>
+      <w:proofErr w:type="spellStart"/>
+      <w:r>
+        <w:rPr>
+          <w:rFonts w:cstheme="minorHAnsi"/>
+          <w:sz w:val="26"/>
+          <w:szCs w:val="26"/>
+        </w:rPr>
+        <w:t>Vandams</w:t>
+      </w:r>
+      <w:proofErr w:type="spellEnd"/>
+      <w:r>
+        <w:rPr>
+          <w:rFonts w:cstheme="minorHAnsi"/>
+          <w:sz w:val="26"/>
+          <w:szCs w:val="26"/>
+        </w:rPr>
+        <w:t xml:space="preserve"> return with decades of themed costume</w:t>
+      </w:r>
+      <w:r>
+        <w:rPr>
+          <w:rFonts w:cstheme="minorHAnsi"/>
+          <w:sz w:val="26"/>
+          <w:szCs w:val="26"/>
+        </w:rPr>
+        <w:t xml:space="preserve"> while </w:t>
+      </w:r>
+      <w:r>
+        <w:rPr>
+          <w:rFonts w:cstheme="minorHAnsi"/>
+          <w:sz w:val="26"/>
+          <w:szCs w:val="26"/>
+        </w:rPr>
+        <w:t>Wayland</w:t>
+      </w:r>
+      <w:r>
+        <w:rPr>
+          <w:rFonts w:cstheme="minorHAnsi"/>
+          <w:sz w:val="26"/>
+          <w:szCs w:val="26"/>
+        </w:rPr>
+        <w:t xml:space="preserve"> shows how </w:t>
+      </w:r>
+      <w:r>
+        <w:rPr>
+          <w:rFonts w:cstheme="minorHAnsi"/>
+          <w:sz w:val="26"/>
+          <w:szCs w:val="26"/>
+        </w:rPr>
+        <w:t xml:space="preserve">much </w:t>
+      </w:r>
+      <w:r>
+        <w:rPr>
+          <w:rFonts w:cstheme="minorHAnsi"/>
+          <w:sz w:val="26"/>
+          <w:szCs w:val="26"/>
+        </w:rPr>
+        <w:t>“better” AI is. But the</w:t>
+      </w:r>
+      <w:r>
+        <w:rPr>
+          <w:rFonts w:cstheme="minorHAnsi"/>
+          <w:sz w:val="26"/>
+          <w:szCs w:val="26"/>
+        </w:rPr>
+        <w:t xml:space="preserve"> town </w:t>
+      </w:r>
+      <w:r>
+        <w:rPr>
+          <w:rFonts w:cstheme="minorHAnsi"/>
+          <w:sz w:val="26"/>
+          <w:szCs w:val="26"/>
+        </w:rPr>
+        <w:t>rallies</w:t>
+      </w:r>
+      <w:r>
+        <w:rPr>
+          <w:rFonts w:cstheme="minorHAnsi"/>
+          <w:sz w:val="26"/>
+          <w:szCs w:val="26"/>
+        </w:rPr>
+        <w:t xml:space="preserve"> </w:t>
+      </w:r>
+      <w:r>
+        <w:rPr>
+          <w:rFonts w:cstheme="minorHAnsi"/>
+          <w:sz w:val="26"/>
+          <w:szCs w:val="26"/>
+        </w:rPr>
+        <w:t>for</w:t>
+      </w:r>
+      <w:r>
+        <w:rPr>
+          <w:rFonts w:cstheme="minorHAnsi"/>
+          <w:sz w:val="26"/>
+          <w:szCs w:val="26"/>
+        </w:rPr>
+        <w:t xml:space="preserve"> this </w:t>
+      </w:r>
+      <w:r>
+        <w:rPr>
+          <w:rFonts w:cstheme="minorHAnsi"/>
+          <w:sz w:val="26"/>
+          <w:szCs w:val="26"/>
+        </w:rPr>
+        <w:t>genuinely</w:t>
+      </w:r>
+      <w:r>
+        <w:rPr>
+          <w:rFonts w:cstheme="minorHAnsi"/>
+          <w:sz w:val="26"/>
+          <w:szCs w:val="26"/>
+        </w:rPr>
+        <w:t xml:space="preserve"> creative and weird family, against </w:t>
+      </w:r>
+      <w:r>
+        <w:rPr>
+          <w:rFonts w:cstheme="minorHAnsi"/>
+          <w:sz w:val="26"/>
+          <w:szCs w:val="26"/>
+        </w:rPr>
+        <w:t>AI’s</w:t>
+      </w:r>
+      <w:r>
+        <w:rPr>
+          <w:rFonts w:cstheme="minorHAnsi"/>
+          <w:sz w:val="26"/>
+          <w:szCs w:val="26"/>
+        </w:rPr>
+        <w:t xml:space="preserve"> goal of turning lakes into data centers. </w:t>
+      </w:r>
+      <w:r>
+        <w:rPr>
+          <w:rFonts w:cstheme="minorHAnsi"/>
+          <w:sz w:val="26"/>
+          <w:szCs w:val="26"/>
+        </w:rPr>
+        <w:t>Wayland</w:t>
+      </w:r>
+      <w:r>
+        <w:rPr>
+          <w:rFonts w:cstheme="minorHAnsi"/>
+          <w:sz w:val="26"/>
+          <w:szCs w:val="26"/>
+        </w:rPr>
+        <w:t xml:space="preserve"> and the developers refuse and steal the </w:t>
+      </w:r>
+      <w:r>
+        <w:rPr>
+          <w:rFonts w:cstheme="minorHAnsi"/>
+          <w:sz w:val="26"/>
+          <w:szCs w:val="26"/>
+        </w:rPr>
+        <w:t>Ford</w:t>
+      </w:r>
+      <w:r>
+        <w:rPr>
+          <w:rFonts w:cstheme="minorHAnsi"/>
+          <w:sz w:val="26"/>
+          <w:szCs w:val="26"/>
+        </w:rPr>
+        <w:t xml:space="preserve">, causing the town to chase after them. She drives it off </w:t>
+      </w:r>
+      <w:r>
+        <w:rPr>
+          <w:rFonts w:cstheme="minorHAnsi"/>
+          <w:sz w:val="26"/>
+          <w:szCs w:val="26"/>
+        </w:rPr>
+        <w:t>a</w:t>
+      </w:r>
+      <w:r>
+        <w:rPr>
+          <w:rFonts w:cstheme="minorHAnsi"/>
+          <w:sz w:val="26"/>
+          <w:szCs w:val="26"/>
+        </w:rPr>
+        <w:t xml:space="preserve"> bridge, then gets thrown into an asylum by Traverse City. </w:t>
+      </w:r>
+      <w:r>
+        <w:rPr>
+          <w:rFonts w:cstheme="minorHAnsi"/>
+          <w:sz w:val="26"/>
+          <w:szCs w:val="26"/>
+        </w:rPr>
+        <w:t>Their</w:t>
+      </w:r>
+      <w:r>
+        <w:rPr>
+          <w:rFonts w:cstheme="minorHAnsi"/>
+          <w:sz w:val="26"/>
+          <w:szCs w:val="26"/>
+        </w:rPr>
+        <w:t xml:space="preserve"> contracts are declared void as </w:t>
+      </w:r>
+      <w:r>
+        <w:rPr>
+          <w:rFonts w:cstheme="minorHAnsi"/>
+          <w:sz w:val="26"/>
+          <w:szCs w:val="26"/>
+        </w:rPr>
+        <w:t>their</w:t>
+      </w:r>
+      <w:r>
+        <w:rPr>
+          <w:rFonts w:cstheme="minorHAnsi"/>
+          <w:sz w:val="26"/>
+          <w:szCs w:val="26"/>
+        </w:rPr>
+        <w:t xml:space="preserve"> party is declared insane (“Leave No Stones</w:t>
+      </w:r>
+      <w:r>
+        <w:rPr>
+          <w:rFonts w:cstheme="minorHAnsi"/>
+          <w:sz w:val="26"/>
+          <w:szCs w:val="26"/>
+        </w:rPr>
+        <w:t xml:space="preserve"> </w:t>
+      </w:r>
+      <w:r>
+        <w:rPr>
+          <w:rFonts w:cstheme="minorHAnsi"/>
+          <w:sz w:val="26"/>
+          <w:szCs w:val="26"/>
+        </w:rPr>
+        <w:t>Unturned”).</w:t>
+      </w:r>
+    </w:p>
+    <w:p>
+      <w:pPr>
+        <w:tabs>
+          <w:tab w:val="left" w:pos="5013"/>
+        </w:tabs>
+        <w:spacing w:line="240" w:lineRule="auto"/>
+        <w:rPr>
+          <w:rFonts w:cstheme="minorHAnsi"/>
+          <w:sz w:val="26"/>
+          <w:szCs w:val="26"/>
+        </w:rPr>
+      </w:pPr>
+      <w:r>
+        <w:rPr>
+          <w:rFonts w:cstheme="minorHAnsi"/>
+          <w:sz w:val="26"/>
+          <w:szCs w:val="26"/>
+        </w:rPr>
+        <w:t>After Harbor Days conclude, Liz take</w:t>
+      </w:r>
+      <w:r>
+        <w:rPr>
+          <w:rFonts w:cstheme="minorHAnsi"/>
+          <w:sz w:val="26"/>
+          <w:szCs w:val="26"/>
+        </w:rPr>
+        <w:t>s</w:t>
+      </w:r>
+      <w:r>
+        <w:rPr>
+          <w:rFonts w:cstheme="minorHAnsi"/>
+          <w:sz w:val="26"/>
+          <w:szCs w:val="26"/>
+        </w:rPr>
+        <w:t xml:space="preserve"> the </w:t>
+      </w:r>
+      <w:r>
+        <w:rPr>
+          <w:rFonts w:cstheme="minorHAnsi"/>
+          <w:sz w:val="26"/>
+          <w:szCs w:val="26"/>
+        </w:rPr>
+        <w:t>Ford</w:t>
+      </w:r>
+      <w:r>
+        <w:rPr>
+          <w:rFonts w:cstheme="minorHAnsi"/>
+          <w:sz w:val="26"/>
+          <w:szCs w:val="26"/>
+        </w:rPr>
+        <w:t xml:space="preserve"> for a spin and go the short way to the Mackinac Bridge, </w:t>
+      </w:r>
+      <w:r>
+        <w:rPr>
+          <w:rFonts w:cstheme="minorHAnsi"/>
+          <w:sz w:val="26"/>
+          <w:szCs w:val="26"/>
+        </w:rPr>
+        <w:t>the first time</w:t>
+      </w:r>
+      <w:r>
+        <w:rPr>
+          <w:rFonts w:cstheme="minorHAnsi"/>
+          <w:sz w:val="26"/>
+          <w:szCs w:val="26"/>
+        </w:rPr>
+        <w:t xml:space="preserve"> since Petey’s death</w:t>
+      </w:r>
+      <w:r>
+        <w:rPr>
+          <w:rFonts w:cstheme="minorHAnsi"/>
+          <w:sz w:val="26"/>
+          <w:szCs w:val="26"/>
+        </w:rPr>
+        <w:t xml:space="preserve">. </w:t>
+      </w:r>
+      <w:r>
+        <w:rPr>
+          <w:rFonts w:cstheme="minorHAnsi"/>
+          <w:sz w:val="26"/>
+          <w:szCs w:val="26"/>
+        </w:rPr>
+        <w:t>Liz and Petey</w:t>
+      </w:r>
+      <w:r>
+        <w:rPr>
+          <w:rFonts w:cstheme="minorHAnsi"/>
+          <w:sz w:val="26"/>
+          <w:szCs w:val="26"/>
+        </w:rPr>
+        <w:t>’s ghost</w:t>
+      </w:r>
+      <w:r>
+        <w:rPr>
+          <w:rFonts w:cstheme="minorHAnsi"/>
+          <w:sz w:val="26"/>
+          <w:szCs w:val="26"/>
+        </w:rPr>
+        <w:t xml:space="preserve"> have their own</w:t>
+      </w:r>
+      <w:r>
+        <w:rPr>
+          <w:rFonts w:cstheme="minorHAnsi"/>
+          <w:sz w:val="26"/>
+          <w:szCs w:val="26"/>
+        </w:rPr>
+        <w:t xml:space="preserve"> reunion as lovers once more (“Spirits Under the Bridge”)</w:t>
+      </w:r>
+      <w:r>
+        <w:rPr>
+          <w:rFonts w:cstheme="minorHAnsi"/>
+          <w:sz w:val="26"/>
+          <w:szCs w:val="26"/>
+        </w:rPr>
+        <w:t>.</w:t>
+      </w:r>
+    </w:p>
+    <w:p>
+      <w:pPr>
+        <w:tabs>
+          <w:tab w:val="left" w:pos="5013"/>
+        </w:tabs>
+        <w:spacing w:line="240" w:lineRule="auto"/>
+        <w:rPr>
+          <w:rFonts w:cstheme="minorHAnsi"/>
+          <w:sz w:val="26"/>
+          <w:szCs w:val="26"/>
+        </w:rPr>
+      </w:pPr>
+      <w:r>
+        <w:rPr>
+          <w:rFonts w:cstheme="minorHAnsi"/>
+          <w:sz w:val="26"/>
+          <w:szCs w:val="26"/>
+        </w:rPr>
+        <w:t>Y</w:t>
+      </w:r>
+      <w:r>
+        <w:rPr>
+          <w:rFonts w:cstheme="minorHAnsi"/>
+          <w:sz w:val="26"/>
+          <w:szCs w:val="26"/>
+        </w:rPr>
+        <w:t xml:space="preserve">ears later, Willy passes away. </w:t>
+      </w:r>
+      <w:r>
+        <w:rPr>
+          <w:rFonts w:cstheme="minorHAnsi"/>
+          <w:sz w:val="26"/>
+          <w:szCs w:val="26"/>
+        </w:rPr>
+        <w:t>Lulu and Petoskey</w:t>
+      </w:r>
+      <w:r>
+        <w:rPr>
+          <w:rFonts w:cstheme="minorHAnsi"/>
+          <w:sz w:val="26"/>
+          <w:szCs w:val="26"/>
+        </w:rPr>
+        <w:t xml:space="preserve"> </w:t>
       </w:r>
       <w:r>
         <w:rPr>
@@ -3999,6 +6151,14 @@
           <w:sz w:val="26"/>
           <w:szCs w:val="26"/>
         </w:rPr>
+        <w:t xml:space="preserve"> up</w:t>
+      </w:r>
+      <w:r>
+        <w:rPr>
+          <w:rFonts w:cstheme="minorHAnsi"/>
+          <w:sz w:val="26"/>
+          <w:szCs w:val="26"/>
+        </w:rPr>
         <w:t xml:space="preserve"> the lake house. For the </w:t>
       </w:r>
       <w:r>
@@ -4023,7 +6183,23 @@
           <w:sz w:val="26"/>
           <w:szCs w:val="26"/>
         </w:rPr>
-        <w:t>which celebrates 200 years of statehood</w:t>
+        <w:t xml:space="preserve">which celebrates </w:t>
+      </w:r>
+      <w:r>
+        <w:rPr>
+          <w:rFonts w:cstheme="minorHAnsi"/>
+          <w:sz w:val="26"/>
+          <w:szCs w:val="26"/>
+        </w:rPr>
+        <w:t>two hundred</w:t>
+      </w:r>
+      <w:r>
+        <w:rPr>
+          <w:rFonts w:cstheme="minorHAnsi"/>
+          <w:sz w:val="26"/>
+          <w:szCs w:val="26"/>
+        </w:rPr>
+        <w:t xml:space="preserve"> years of statehood</w:t>
       </w:r>
       <w:r>
         <w:rPr>
@@ -4049,6 +6225,19 @@
         </w:rPr>
         <w:t>(“Michigan”).</w:t>
       </w:r>
+    </w:p>
+    <w:p>
+      <w:pPr>
+        <w:tabs>
+          <w:tab w:val="left" w:pos="5013"/>
+        </w:tabs>
+        <w:spacing w:line="240" w:lineRule="auto"/>
+        <w:rPr>
+          <w:rFonts w:cstheme="minorHAnsi"/>
+          <w:sz w:val="26"/>
+          <w:szCs w:val="26"/>
+        </w:rPr>
+      </w:pPr>
     </w:p>
     <w:p>
       <w:pPr>
@@ -4808,23 +6997,7 @@
           <w:sz w:val="30"/>
           <w:szCs w:val="30"/>
         </w:rPr>
-        <w:t xml:space="preserve"> Petoskey’s </w:t>
-      </w:r>
-      <w:r>
-        <w:rPr>
-          <w:rFonts w:cstheme="minorHAnsi"/>
-          <w:sz w:val="30"/>
-          <w:szCs w:val="30"/>
-        </w:rPr>
-        <w:t xml:space="preserve">goofy </w:t>
-      </w:r>
-      <w:r>
-        <w:rPr>
-          <w:rFonts w:cstheme="minorHAnsi"/>
-          <w:sz w:val="30"/>
-          <w:szCs w:val="30"/>
-        </w:rPr>
-        <w:t>father</w:t>
+        <w:t xml:space="preserve"> Petoskey’s father</w:t>
       </w:r>
       <w:r>
         <w:rPr>
@@ -4856,31 +7029,47 @@
           <w:sz w:val="30"/>
           <w:szCs w:val="30"/>
         </w:rPr>
-        <w:t xml:space="preserve">Willy and Milly’s only son of four children. </w:t>
-      </w:r>
-      <w:r>
-        <w:rPr>
-          <w:rFonts w:cstheme="minorHAnsi"/>
-          <w:sz w:val="30"/>
-          <w:szCs w:val="30"/>
-        </w:rPr>
-        <w:t xml:space="preserve">Every morning on Harbor Days, he would be the first to get up, </w:t>
-      </w:r>
-      <w:r>
-        <w:rPr>
-          <w:rFonts w:cstheme="minorHAnsi"/>
-          <w:sz w:val="30"/>
-          <w:szCs w:val="30"/>
-        </w:rPr>
-        <w:t xml:space="preserve">wear </w:t>
-      </w:r>
-      <w:r>
-        <w:rPr>
-          <w:rFonts w:cstheme="minorHAnsi"/>
-          <w:sz w:val="30"/>
-          <w:szCs w:val="30"/>
-        </w:rPr>
-        <w:t>mittens, and bang things to wake everyone up.</w:t>
+        <w:t xml:space="preserve">Willy and Milly’s only son of four. </w:t>
+      </w:r>
+      <w:r>
+        <w:rPr>
+          <w:rFonts w:cstheme="minorHAnsi"/>
+          <w:sz w:val="30"/>
+          <w:szCs w:val="30"/>
+        </w:rPr>
+        <w:t>Every Harbor Days, he would be the first to get up</w:t>
+      </w:r>
+      <w:r>
+        <w:rPr>
+          <w:rFonts w:cstheme="minorHAnsi"/>
+          <w:sz w:val="30"/>
+          <w:szCs w:val="30"/>
+        </w:rPr>
+        <w:t xml:space="preserve"> to</w:t>
+      </w:r>
+      <w:r>
+        <w:rPr>
+          <w:rFonts w:cstheme="minorHAnsi"/>
+          <w:sz w:val="30"/>
+          <w:szCs w:val="30"/>
+        </w:rPr>
+        <w:t xml:space="preserve"> wake everyone up</w:t>
+      </w:r>
+      <w:r>
+        <w:rPr>
+          <w:rFonts w:cstheme="minorHAnsi"/>
+          <w:sz w:val="30"/>
+          <w:szCs w:val="30"/>
+        </w:rPr>
+        <w:t xml:space="preserve"> with mittens</w:t>
+      </w:r>
+      <w:r>
+        <w:rPr>
+          <w:rFonts w:cstheme="minorHAnsi"/>
+          <w:sz w:val="30"/>
+          <w:szCs w:val="30"/>
+        </w:rPr>
+        <w:t>.</w:t>
       </w:r>
       <w:r>
         <w:rPr>
@@ -4904,15 +7093,95 @@
           <w:sz w:val="30"/>
           <w:szCs w:val="30"/>
         </w:rPr>
-        <w:t>his blue-collar shipyard job fires him and replaces him with an Arab migrant, leading him to get in a fight with his young</w:t>
-      </w:r>
-      <w:r>
-        <w:rPr>
-          <w:rFonts w:cstheme="minorHAnsi"/>
-          <w:sz w:val="30"/>
-          <w:szCs w:val="30"/>
-        </w:rPr>
-        <w:t>er sister Shelby for marrying one. He would</w:t>
+        <w:t xml:space="preserve">his blue-collar shipyard job fires </w:t>
+      </w:r>
+      <w:r>
+        <w:rPr>
+          <w:rFonts w:cstheme="minorHAnsi"/>
+          <w:sz w:val="30"/>
+          <w:szCs w:val="30"/>
+        </w:rPr>
+        <w:t>him and Liz</w:t>
+      </w:r>
+      <w:r>
+        <w:rPr>
+          <w:rFonts w:cstheme="minorHAnsi"/>
+          <w:sz w:val="30"/>
+          <w:szCs w:val="30"/>
+        </w:rPr>
+        <w:t xml:space="preserve"> and replaces </w:t>
+      </w:r>
+      <w:r>
+        <w:rPr>
+          <w:rFonts w:cstheme="minorHAnsi"/>
+          <w:sz w:val="30"/>
+          <w:szCs w:val="30"/>
+        </w:rPr>
+        <w:t>them</w:t>
+      </w:r>
+      <w:r>
+        <w:rPr>
+          <w:rFonts w:cstheme="minorHAnsi"/>
+          <w:sz w:val="30"/>
+          <w:szCs w:val="30"/>
+        </w:rPr>
+        <w:t xml:space="preserve"> with Arab migrant</w:t>
+      </w:r>
+      <w:r>
+        <w:rPr>
+          <w:rFonts w:cstheme="minorHAnsi"/>
+          <w:sz w:val="30"/>
+          <w:szCs w:val="30"/>
+        </w:rPr>
+        <w:t>s</w:t>
+      </w:r>
+      <w:r>
+        <w:rPr>
+          <w:rFonts w:cstheme="minorHAnsi"/>
+          <w:sz w:val="30"/>
+          <w:szCs w:val="30"/>
+        </w:rPr>
+        <w:t xml:space="preserve">, leading </w:t>
+      </w:r>
+      <w:r>
+        <w:rPr>
+          <w:rFonts w:cstheme="minorHAnsi"/>
+          <w:sz w:val="30"/>
+          <w:szCs w:val="30"/>
+        </w:rPr>
+        <w:t xml:space="preserve">to </w:t>
+      </w:r>
+      <w:r>
+        <w:rPr>
+          <w:rFonts w:cstheme="minorHAnsi"/>
+          <w:sz w:val="30"/>
+          <w:szCs w:val="30"/>
+        </w:rPr>
+        <w:t>a fight with his young</w:t>
+      </w:r>
+      <w:r>
+        <w:rPr>
+          <w:rFonts w:cstheme="minorHAnsi"/>
+          <w:sz w:val="30"/>
+          <w:szCs w:val="30"/>
+        </w:rPr>
+        <w:t xml:space="preserve">er sister Shelby for marrying </w:t>
+      </w:r>
+      <w:r>
+        <w:rPr>
+          <w:rFonts w:cstheme="minorHAnsi"/>
+          <w:sz w:val="30"/>
+          <w:szCs w:val="30"/>
+        </w:rPr>
+        <w:t>an Arab</w:t>
+      </w:r>
+      <w:r>
+        <w:rPr>
+          <w:rFonts w:cstheme="minorHAnsi"/>
+          <w:sz w:val="30"/>
+          <w:szCs w:val="30"/>
+        </w:rPr>
+        <w:t>. He would</w:t>
       </w:r>
       <w:r>
         <w:rPr>
@@ -4960,7 +7229,15 @@
           <w:sz w:val="30"/>
           <w:szCs w:val="30"/>
         </w:rPr>
-        <w:t>would visit</w:t>
+        <w:t>visit</w:t>
+      </w:r>
+      <w:r>
+        <w:rPr>
+          <w:rFonts w:cstheme="minorHAnsi"/>
+          <w:sz w:val="30"/>
+          <w:szCs w:val="30"/>
+        </w:rPr>
+        <w:t>s</w:t>
       </w:r>
       <w:r>
         <w:rPr>
@@ -4992,23 +7269,41 @@
           <w:sz w:val="30"/>
           <w:szCs w:val="30"/>
         </w:rPr>
-        <w:t xml:space="preserve"> and he hopes Liz would </w:t>
-      </w:r>
-      <w:r>
-        <w:rPr>
-          <w:rFonts w:cstheme="minorHAnsi"/>
-          <w:sz w:val="30"/>
-          <w:szCs w:val="30"/>
-        </w:rPr>
-        <w:t>visit Mackinac</w:t>
-      </w:r>
-      <w:r>
-        <w:rPr>
-          <w:rFonts w:cstheme="minorHAnsi"/>
-          <w:sz w:val="30"/>
-          <w:szCs w:val="30"/>
-        </w:rPr>
-        <w:t xml:space="preserve"> someday.</w:t>
+        <w:t xml:space="preserve"> and he hopes Liz </w:t>
+      </w:r>
+      <w:r>
+        <w:rPr>
+          <w:rFonts w:cstheme="minorHAnsi"/>
+          <w:sz w:val="30"/>
+          <w:szCs w:val="30"/>
+        </w:rPr>
+        <w:t xml:space="preserve">visit </w:t>
+      </w:r>
+      <w:proofErr w:type="spellStart"/>
+      <w:r>
+        <w:rPr>
+          <w:rFonts w:cstheme="minorHAnsi"/>
+          <w:sz w:val="30"/>
+          <w:szCs w:val="30"/>
+        </w:rPr>
+        <w:t>agai</w:t>
+      </w:r>
+      <w:r>
+        <w:rPr>
+          <w:rFonts w:cstheme="minorHAnsi"/>
+          <w:sz w:val="30"/>
+          <w:szCs w:val="30"/>
+        </w:rPr>
+        <w:t>ns</w:t>
+      </w:r>
+      <w:proofErr w:type="spellEnd"/>
+      <w:r>
+        <w:rPr>
+          <w:rFonts w:cstheme="minorHAnsi"/>
+          <w:sz w:val="30"/>
+          <w:szCs w:val="30"/>
+        </w:rPr>
+        <w:t>.</w:t>
       </w:r>
     </w:p>
     <w:p>
@@ -5031,97 +7326,67 @@
           <w:sz w:val="30"/>
           <w:szCs w:val="30"/>
         </w:rPr>
-        <w:t>CHERRY</w:t>
-      </w:r>
-      <w:r>
-        <w:rPr>
-          <w:rFonts w:cstheme="minorHAnsi"/>
-          <w:sz w:val="30"/>
-          <w:szCs w:val="30"/>
-        </w:rPr>
-        <w:t xml:space="preserve"> </w:t>
-      </w:r>
-      <w:r>
-        <w:rPr>
-          <w:rFonts w:cstheme="minorHAnsi"/>
-          <w:b/>
-          <w:bCs/>
-          <w:sz w:val="30"/>
-          <w:szCs w:val="30"/>
-        </w:rPr>
-        <w:t>JACOB</w:t>
-      </w:r>
-      <w:r>
-        <w:rPr>
-          <w:rFonts w:cstheme="minorHAnsi"/>
-          <w:sz w:val="30"/>
-          <w:szCs w:val="30"/>
-        </w:rPr>
-        <w:t xml:space="preserve"> </w:t>
-      </w:r>
-      <w:r>
-        <w:rPr>
-          <w:rFonts w:cstheme="minorHAnsi"/>
-          <w:sz w:val="30"/>
-          <w:szCs w:val="30"/>
-        </w:rPr>
-        <w:t xml:space="preserve">is </w:t>
-      </w:r>
-      <w:r>
-        <w:rPr>
-          <w:rFonts w:cstheme="minorHAnsi"/>
-          <w:sz w:val="30"/>
-          <w:szCs w:val="30"/>
-        </w:rPr>
-        <w:t xml:space="preserve">Petoskey’s </w:t>
-      </w:r>
-      <w:r>
-        <w:rPr>
-          <w:rFonts w:cstheme="minorHAnsi"/>
-          <w:sz w:val="30"/>
-          <w:szCs w:val="30"/>
-        </w:rPr>
-        <w:t>aun</w:t>
-      </w:r>
-      <w:r>
-        <w:rPr>
-          <w:rFonts w:cstheme="minorHAnsi"/>
-          <w:sz w:val="30"/>
-          <w:szCs w:val="30"/>
-        </w:rPr>
-        <w:t>t</w:t>
-      </w:r>
-      <w:r>
-        <w:rPr>
-          <w:rFonts w:cstheme="minorHAnsi"/>
-          <w:sz w:val="30"/>
-          <w:szCs w:val="30"/>
-        </w:rPr>
-        <w:t xml:space="preserve"> and Petey’s oldest sister</w:t>
-      </w:r>
-      <w:r>
-        <w:rPr>
-          <w:rFonts w:cstheme="minorHAnsi"/>
-          <w:sz w:val="30"/>
-          <w:szCs w:val="30"/>
-        </w:rPr>
-        <w:t xml:space="preserve"> </w:t>
-      </w:r>
-      <w:r>
-        <w:rPr>
-          <w:rFonts w:cstheme="minorHAnsi"/>
-          <w:sz w:val="30"/>
-          <w:szCs w:val="30"/>
-        </w:rPr>
-        <w:t xml:space="preserve">in </w:t>
-      </w:r>
-      <w:r>
-        <w:rPr>
-          <w:rFonts w:cstheme="minorHAnsi"/>
-          <w:sz w:val="30"/>
-          <w:szCs w:val="30"/>
-        </w:rPr>
-        <w:t>Grand Rapids</w:t>
+        <w:t>LULU ABUGHOUSH</w:t>
+      </w:r>
+      <w:r>
+        <w:rPr>
+          <w:rFonts w:cstheme="minorHAnsi"/>
+          <w:sz w:val="30"/>
+          <w:szCs w:val="30"/>
+        </w:rPr>
+        <w:t xml:space="preserve"> is a 13-year-old city girl from Dearborn and the brightest of Willy and Milly’s grandkids. Despite going above and beyond, she and her mom Shelby feel out of place. She tries to outshine her cousin Petoskey by finding </w:t>
+      </w:r>
+      <w:proofErr w:type="gramStart"/>
+      <w:r>
+        <w:rPr>
+          <w:rFonts w:cstheme="minorHAnsi"/>
+          <w:sz w:val="30"/>
+          <w:szCs w:val="30"/>
+        </w:rPr>
+        <w:t>rarer</w:t>
+      </w:r>
+      <w:proofErr w:type="gramEnd"/>
+      <w:r>
+        <w:rPr>
+          <w:rFonts w:cstheme="minorHAnsi"/>
+          <w:sz w:val="30"/>
+          <w:szCs w:val="30"/>
+        </w:rPr>
+        <w:t xml:space="preserve"> stones on their swims.</w:t>
+      </w:r>
+      <w:r>
+        <w:rPr>
+          <w:rFonts w:cstheme="minorHAnsi"/>
+          <w:sz w:val="30"/>
+          <w:szCs w:val="30"/>
+        </w:rPr>
+        <w:t xml:space="preserve"> She is Iggy Pop’s biggest </w:t>
+      </w:r>
+      <w:r>
+        <w:rPr>
+          <w:rFonts w:cstheme="minorHAnsi"/>
+          <w:sz w:val="30"/>
+          <w:szCs w:val="30"/>
+        </w:rPr>
+        <w:t>fan,</w:t>
+      </w:r>
+      <w:r>
+        <w:rPr>
+          <w:rFonts w:cstheme="minorHAnsi"/>
+          <w:sz w:val="30"/>
+          <w:szCs w:val="30"/>
+        </w:rPr>
+        <w:t xml:space="preserve"> and her favorite musical is </w:t>
+      </w:r>
+      <w:r>
+        <w:rPr>
+          <w:rFonts w:cstheme="minorHAnsi"/>
+          <w:i/>
+          <w:iCs/>
+          <w:sz w:val="30"/>
+          <w:szCs w:val="30"/>
+        </w:rPr>
+        <w:t>Dear Evan Hansen</w:t>
       </w:r>
       <w:r>
         <w:rPr>
@@ -5137,63 +7402,7 @@
           <w:sz w:val="30"/>
           <w:szCs w:val="30"/>
         </w:rPr>
-        <w:t xml:space="preserve"> She </w:t>
-      </w:r>
-      <w:r>
-        <w:rPr>
-          <w:rFonts w:cstheme="minorHAnsi"/>
-          <w:sz w:val="30"/>
-          <w:szCs w:val="30"/>
-        </w:rPr>
-        <w:t>arranges</w:t>
-      </w:r>
-      <w:r>
-        <w:rPr>
-          <w:rFonts w:cstheme="minorHAnsi"/>
-          <w:sz w:val="30"/>
-          <w:szCs w:val="30"/>
-        </w:rPr>
-        <w:t xml:space="preserve"> the</w:t>
-      </w:r>
-      <w:r>
-        <w:rPr>
-          <w:rFonts w:cstheme="minorHAnsi"/>
-          <w:sz w:val="30"/>
-          <w:szCs w:val="30"/>
-        </w:rPr>
-        <w:t xml:space="preserve"> theme and costume</w:t>
-      </w:r>
-      <w:r>
-        <w:rPr>
-          <w:rFonts w:cstheme="minorHAnsi"/>
-          <w:sz w:val="30"/>
-          <w:szCs w:val="30"/>
-        </w:rPr>
-        <w:t>s</w:t>
-      </w:r>
-      <w:r>
-        <w:rPr>
-          <w:rFonts w:cstheme="minorHAnsi"/>
-          <w:sz w:val="30"/>
-          <w:szCs w:val="30"/>
-        </w:rPr>
-        <w:t xml:space="preserve"> for the </w:t>
-      </w:r>
-      <w:r>
-        <w:rPr>
-          <w:rFonts w:cstheme="minorHAnsi"/>
-          <w:sz w:val="30"/>
-          <w:szCs w:val="30"/>
-        </w:rPr>
-        <w:t xml:space="preserve">annual </w:t>
-      </w:r>
-      <w:r>
-        <w:rPr>
-          <w:rFonts w:cstheme="minorHAnsi"/>
-          <w:sz w:val="30"/>
-          <w:szCs w:val="30"/>
-        </w:rPr>
-        <w:t>Harbor Days parade.</w:t>
+        <w:t xml:space="preserve"> In Arabic, her name means “pearl.”</w:t>
       </w:r>
     </w:p>
     <w:p>
@@ -5216,7 +7425,7 @@
           <w:sz w:val="30"/>
           <w:szCs w:val="30"/>
         </w:rPr>
-        <w:t>PERRY</w:t>
+        <w:t>SHELBY</w:t>
       </w:r>
       <w:r>
         <w:rPr>
@@ -5234,95 +7443,39 @@
           <w:sz w:val="30"/>
           <w:szCs w:val="30"/>
         </w:rPr>
-        <w:t>VANDAM</w:t>
-      </w:r>
-      <w:r>
-        <w:rPr>
-          <w:rFonts w:cstheme="minorHAnsi"/>
-          <w:sz w:val="30"/>
-          <w:szCs w:val="30"/>
-        </w:rPr>
-        <w:t xml:space="preserve"> </w:t>
-      </w:r>
-      <w:r>
-        <w:rPr>
-          <w:rFonts w:cstheme="minorHAnsi"/>
-          <w:sz w:val="30"/>
-          <w:szCs w:val="30"/>
-        </w:rPr>
-        <w:t xml:space="preserve">is </w:t>
-      </w:r>
-      <w:r>
-        <w:rPr>
-          <w:rFonts w:cstheme="minorHAnsi"/>
-          <w:sz w:val="30"/>
-          <w:szCs w:val="30"/>
-        </w:rPr>
-        <w:t xml:space="preserve">Petoskey’s aunt and </w:t>
-      </w:r>
-      <w:r>
-        <w:rPr>
-          <w:rFonts w:cstheme="minorHAnsi"/>
-          <w:sz w:val="30"/>
-          <w:szCs w:val="30"/>
-        </w:rPr>
-        <w:t xml:space="preserve">Petey’s older sister </w:t>
-      </w:r>
-      <w:r>
-        <w:rPr>
-          <w:rFonts w:cstheme="minorHAnsi"/>
-          <w:sz w:val="30"/>
-          <w:szCs w:val="30"/>
-        </w:rPr>
-        <w:t>in Lansing</w:t>
-      </w:r>
-      <w:r>
-        <w:rPr>
-          <w:rFonts w:cstheme="minorHAnsi"/>
-          <w:sz w:val="30"/>
-          <w:szCs w:val="30"/>
-        </w:rPr>
-        <w:t>.</w:t>
-      </w:r>
-      <w:r>
-        <w:rPr>
-          <w:rFonts w:cstheme="minorHAnsi"/>
-          <w:sz w:val="30"/>
-          <w:szCs w:val="30"/>
-        </w:rPr>
-        <w:t xml:space="preserve"> </w:t>
-      </w:r>
-      <w:r>
-        <w:rPr>
-          <w:rFonts w:cstheme="minorHAnsi"/>
-          <w:sz w:val="30"/>
-          <w:szCs w:val="30"/>
-        </w:rPr>
-        <w:t xml:space="preserve">With science on her </w:t>
-      </w:r>
-      <w:r>
-        <w:rPr>
-          <w:rFonts w:cstheme="minorHAnsi"/>
-          <w:sz w:val="30"/>
-          <w:szCs w:val="30"/>
-        </w:rPr>
-        <w:t xml:space="preserve">campy </w:t>
-      </w:r>
-      <w:r>
-        <w:rPr>
-          <w:rFonts w:cstheme="minorHAnsi"/>
-          <w:sz w:val="30"/>
-          <w:szCs w:val="30"/>
-        </w:rPr>
-        <w:t>mind, s</w:t>
-      </w:r>
-      <w:r>
-        <w:rPr>
-          <w:rFonts w:cstheme="minorHAnsi"/>
-          <w:sz w:val="30"/>
-          <w:szCs w:val="30"/>
-        </w:rPr>
-        <w:t>he runs a scuba diving company with Jasper.</w:t>
+        <w:t>ABUGHOUSH</w:t>
+      </w:r>
+      <w:r>
+        <w:rPr>
+          <w:rFonts w:cstheme="minorHAnsi"/>
+          <w:sz w:val="30"/>
+          <w:szCs w:val="30"/>
+        </w:rPr>
+        <w:t xml:space="preserve"> is Petoskey’s aunt, Petey’s little sister, and Lulu’s mother who lives in Dearborn. She is an automotive worker for Ford Motor Company. As the sister who broke the mold by falling in love with a</w:t>
+      </w:r>
+      <w:r>
+        <w:rPr>
+          <w:rFonts w:cstheme="minorHAnsi"/>
+          <w:sz w:val="30"/>
+          <w:szCs w:val="30"/>
+        </w:rPr>
+        <w:t>n Arab</w:t>
+      </w:r>
+      <w:r>
+        <w:rPr>
+          <w:rFonts w:cstheme="minorHAnsi"/>
+          <w:sz w:val="30"/>
+          <w:szCs w:val="30"/>
+        </w:rPr>
+        <w:t>, she and Petey had a tumultuous relationship.</w:t>
+      </w:r>
+      <w:r>
+        <w:rPr>
+          <w:rFonts w:cstheme="minorHAnsi"/>
+          <w:sz w:val="30"/>
+          <w:szCs w:val="30"/>
+        </w:rPr>
+        <w:t xml:space="preserve"> She tries to respect Petoskey.</w:t>
       </w:r>
     </w:p>
     <w:p>
@@ -5345,7 +7498,7 @@
           <w:sz w:val="30"/>
           <w:szCs w:val="30"/>
         </w:rPr>
-        <w:t>SHELBY</w:t>
+        <w:t>PERRY</w:t>
       </w:r>
       <w:r>
         <w:rPr>
@@ -5363,151 +7516,31 @@
           <w:sz w:val="30"/>
           <w:szCs w:val="30"/>
         </w:rPr>
-        <w:t>ABOUGHOUSH</w:t>
-      </w:r>
-      <w:r>
-        <w:rPr>
-          <w:rFonts w:cstheme="minorHAnsi"/>
-          <w:sz w:val="30"/>
-          <w:szCs w:val="30"/>
-        </w:rPr>
-        <w:t xml:space="preserve"> </w:t>
-      </w:r>
-      <w:r>
-        <w:rPr>
-          <w:rFonts w:cstheme="minorHAnsi"/>
-          <w:sz w:val="30"/>
-          <w:szCs w:val="30"/>
-        </w:rPr>
-        <w:t xml:space="preserve">is </w:t>
-      </w:r>
-      <w:r>
-        <w:rPr>
-          <w:rFonts w:cstheme="minorHAnsi"/>
-          <w:sz w:val="30"/>
-          <w:szCs w:val="30"/>
-        </w:rPr>
-        <w:t xml:space="preserve">Petoskey’s aunt, Petey’s little sister, and </w:t>
-      </w:r>
-      <w:r>
-        <w:rPr>
-          <w:rFonts w:cstheme="minorHAnsi"/>
-          <w:sz w:val="30"/>
-          <w:szCs w:val="30"/>
-        </w:rPr>
-        <w:t>Lulu’s mother</w:t>
-      </w:r>
-      <w:r>
-        <w:rPr>
-          <w:rFonts w:cstheme="minorHAnsi"/>
-          <w:sz w:val="30"/>
-          <w:szCs w:val="30"/>
-        </w:rPr>
-        <w:t xml:space="preserve"> </w:t>
-      </w:r>
-      <w:r>
-        <w:rPr>
-          <w:rFonts w:cstheme="minorHAnsi"/>
-          <w:sz w:val="30"/>
-          <w:szCs w:val="30"/>
-        </w:rPr>
-        <w:t>who lives in Dearborn.</w:t>
-      </w:r>
-      <w:r>
-        <w:rPr>
-          <w:rFonts w:cstheme="minorHAnsi"/>
-          <w:sz w:val="30"/>
-          <w:szCs w:val="30"/>
-        </w:rPr>
-        <w:t xml:space="preserve"> She is an automotive worker for Ford Motor Company.</w:t>
-      </w:r>
-      <w:r>
-        <w:rPr>
-          <w:rFonts w:cstheme="minorHAnsi"/>
-          <w:sz w:val="30"/>
-          <w:szCs w:val="30"/>
-        </w:rPr>
-        <w:t xml:space="preserve"> </w:t>
-      </w:r>
-      <w:r>
-        <w:rPr>
-          <w:rFonts w:cstheme="minorHAnsi"/>
-          <w:sz w:val="30"/>
-          <w:szCs w:val="30"/>
-        </w:rPr>
-        <w:t xml:space="preserve">As </w:t>
-      </w:r>
-      <w:r>
-        <w:rPr>
-          <w:rFonts w:cstheme="minorHAnsi"/>
-          <w:sz w:val="30"/>
-          <w:szCs w:val="30"/>
-        </w:rPr>
-        <w:t xml:space="preserve">the sister </w:t>
-      </w:r>
-      <w:r>
-        <w:rPr>
-          <w:rFonts w:cstheme="minorHAnsi"/>
-          <w:sz w:val="30"/>
-          <w:szCs w:val="30"/>
-        </w:rPr>
-        <w:t xml:space="preserve">who broke the mold by </w:t>
-      </w:r>
-      <w:r>
-        <w:rPr>
-          <w:rFonts w:cstheme="minorHAnsi"/>
-          <w:sz w:val="30"/>
-          <w:szCs w:val="30"/>
-        </w:rPr>
-        <w:t>falling in love with</w:t>
-      </w:r>
-      <w:r>
-        <w:rPr>
-          <w:rFonts w:cstheme="minorHAnsi"/>
-          <w:sz w:val="30"/>
-          <w:szCs w:val="30"/>
-        </w:rPr>
-        <w:t xml:space="preserve"> a</w:t>
-      </w:r>
-      <w:r>
-        <w:rPr>
-          <w:rFonts w:cstheme="minorHAnsi"/>
-          <w:sz w:val="30"/>
-          <w:szCs w:val="30"/>
-        </w:rPr>
-        <w:t>n Arab</w:t>
-      </w:r>
-      <w:r>
-        <w:rPr>
-          <w:rFonts w:cstheme="minorHAnsi"/>
-          <w:sz w:val="30"/>
-          <w:szCs w:val="30"/>
-        </w:rPr>
-        <w:t xml:space="preserve">, </w:t>
-      </w:r>
-      <w:r>
-        <w:rPr>
-          <w:rFonts w:cstheme="minorHAnsi"/>
-          <w:sz w:val="30"/>
-          <w:szCs w:val="30"/>
-        </w:rPr>
-        <w:t xml:space="preserve">she and Petey had </w:t>
-      </w:r>
-      <w:r>
-        <w:rPr>
-          <w:rFonts w:cstheme="minorHAnsi"/>
-          <w:sz w:val="30"/>
-          <w:szCs w:val="30"/>
-        </w:rPr>
-        <w:t>a tumultuous relationship.</w:t>
-      </w:r>
-      <w:r>
-        <w:rPr>
-          <w:rFonts w:cstheme="minorHAnsi"/>
-          <w:sz w:val="30"/>
-          <w:szCs w:val="30"/>
-        </w:rPr>
-        <w:t xml:space="preserve"> She tries to respect Petoskey.</w:t>
+        <w:t>VANDAM</w:t>
+      </w:r>
+      <w:r>
+        <w:rPr>
+          <w:rFonts w:cstheme="minorHAnsi"/>
+          <w:sz w:val="30"/>
+          <w:szCs w:val="30"/>
+        </w:rPr>
+        <w:t xml:space="preserve"> is Petoskey’s aunt and Petey’s older sister in Lansing. With science on her </w:t>
+      </w:r>
+      <w:r>
+        <w:rPr>
+          <w:rFonts w:cstheme="minorHAnsi"/>
+          <w:sz w:val="30"/>
+          <w:szCs w:val="30"/>
+        </w:rPr>
+        <w:t xml:space="preserve">campy </w:t>
+      </w:r>
+      <w:r>
+        <w:rPr>
+          <w:rFonts w:cstheme="minorHAnsi"/>
+          <w:sz w:val="30"/>
+          <w:szCs w:val="30"/>
+        </w:rPr>
+        <w:t>mind, she runs a scuba diving company with Jasper.</w:t>
       </w:r>
     </w:p>
     <w:p>
@@ -5530,23 +7563,7 @@
           <w:sz w:val="30"/>
           <w:szCs w:val="30"/>
         </w:rPr>
-        <w:t>LULU ABOUGHOUSH</w:t>
-      </w:r>
-      <w:r>
-        <w:rPr>
-          <w:rFonts w:cstheme="minorHAnsi"/>
-          <w:sz w:val="30"/>
-          <w:szCs w:val="30"/>
-        </w:rPr>
-        <w:t xml:space="preserve"> is </w:t>
-      </w:r>
-      <w:r>
-        <w:rPr>
-          <w:rFonts w:cstheme="minorHAnsi"/>
-          <w:sz w:val="30"/>
-          <w:szCs w:val="30"/>
-        </w:rPr>
-        <w:t>a</w:t>
+        <w:t>CHERRY</w:t>
       </w:r>
       <w:r>
         <w:rPr>
@@ -5559,42 +7576,22 @@
       <w:r>
         <w:rPr>
           <w:rFonts w:cstheme="minorHAnsi"/>
-          <w:sz w:val="30"/>
-          <w:szCs w:val="30"/>
-        </w:rPr>
-        <w:t>1</w:t>
-      </w:r>
-      <w:r>
-        <w:rPr>
-          <w:rFonts w:cstheme="minorHAnsi"/>
-          <w:sz w:val="30"/>
-          <w:szCs w:val="30"/>
-        </w:rPr>
-        <w:t>3</w:t>
-      </w:r>
-      <w:r>
-        <w:rPr>
-          <w:rFonts w:cstheme="minorHAnsi"/>
-          <w:sz w:val="30"/>
-          <w:szCs w:val="30"/>
-        </w:rPr>
-        <w:t>-year-old</w:t>
-      </w:r>
-      <w:r>
-        <w:rPr>
-          <w:rFonts w:cstheme="minorHAnsi"/>
-          <w:sz w:val="30"/>
-          <w:szCs w:val="30"/>
-        </w:rPr>
-        <w:t xml:space="preserve"> cit</w:t>
-      </w:r>
-      <w:r>
-        <w:rPr>
-          <w:rFonts w:cstheme="minorHAnsi"/>
-          <w:sz w:val="30"/>
-          <w:szCs w:val="30"/>
-        </w:rPr>
-        <w:t>y</w:t>
+          <w:b/>
+          <w:bCs/>
+          <w:sz w:val="30"/>
+          <w:szCs w:val="30"/>
+        </w:rPr>
+        <w:t>JACOB</w:t>
+      </w:r>
+      <w:r>
+        <w:rPr>
+          <w:rFonts w:cstheme="minorHAnsi"/>
+          <w:b/>
+          <w:bCs/>
+          <w:sz w:val="30"/>
+          <w:szCs w:val="30"/>
+        </w:rPr>
+        <w:t>OWITZ</w:t>
       </w:r>
       <w:r>
         <w:rPr>
@@ -5610,207 +7607,39 @@
           <w:sz w:val="30"/>
           <w:szCs w:val="30"/>
         </w:rPr>
-        <w:t>girl</w:t>
-      </w:r>
-      <w:r>
-        <w:rPr>
-          <w:rFonts w:cstheme="minorHAnsi"/>
-          <w:sz w:val="30"/>
-          <w:szCs w:val="30"/>
-        </w:rPr>
-        <w:t xml:space="preserve"> from Dearborn</w:t>
-      </w:r>
-      <w:r>
-        <w:rPr>
-          <w:rFonts w:cstheme="minorHAnsi"/>
-          <w:sz w:val="30"/>
-          <w:szCs w:val="30"/>
-        </w:rPr>
-        <w:t xml:space="preserve"> and the </w:t>
-      </w:r>
-      <w:r>
-        <w:rPr>
-          <w:rFonts w:cstheme="minorHAnsi"/>
-          <w:sz w:val="30"/>
-          <w:szCs w:val="30"/>
-        </w:rPr>
-        <w:t xml:space="preserve">brightest </w:t>
-      </w:r>
-      <w:r>
-        <w:rPr>
-          <w:rFonts w:cstheme="minorHAnsi"/>
-          <w:sz w:val="30"/>
-          <w:szCs w:val="30"/>
-        </w:rPr>
-        <w:t xml:space="preserve">of </w:t>
-      </w:r>
-      <w:r>
-        <w:rPr>
-          <w:rFonts w:cstheme="minorHAnsi"/>
-          <w:sz w:val="30"/>
-          <w:szCs w:val="30"/>
-        </w:rPr>
-        <w:t xml:space="preserve">Willy and Milly’s </w:t>
-      </w:r>
-      <w:r>
-        <w:rPr>
-          <w:rFonts w:cstheme="minorHAnsi"/>
-          <w:sz w:val="30"/>
-          <w:szCs w:val="30"/>
-        </w:rPr>
-        <w:t>grandkids</w:t>
-      </w:r>
-      <w:r>
-        <w:rPr>
-          <w:rFonts w:cstheme="minorHAnsi"/>
-          <w:sz w:val="30"/>
-          <w:szCs w:val="30"/>
-        </w:rPr>
-        <w:t xml:space="preserve">. </w:t>
-      </w:r>
-      <w:r>
-        <w:rPr>
-          <w:rFonts w:cstheme="minorHAnsi"/>
-          <w:sz w:val="30"/>
-          <w:szCs w:val="30"/>
-        </w:rPr>
-        <w:t xml:space="preserve">Despite </w:t>
-      </w:r>
-      <w:r>
-        <w:rPr>
-          <w:rFonts w:cstheme="minorHAnsi"/>
-          <w:sz w:val="30"/>
-          <w:szCs w:val="30"/>
-        </w:rPr>
-        <w:t>going above and beyond</w:t>
-      </w:r>
-      <w:r>
-        <w:rPr>
-          <w:rFonts w:cstheme="minorHAnsi"/>
-          <w:sz w:val="30"/>
-          <w:szCs w:val="30"/>
-        </w:rPr>
-        <w:t>, s</w:t>
-      </w:r>
-      <w:r>
-        <w:rPr>
-          <w:rFonts w:cstheme="minorHAnsi"/>
-          <w:sz w:val="30"/>
-          <w:szCs w:val="30"/>
-        </w:rPr>
-        <w:t>he</w:t>
-      </w:r>
-      <w:r>
-        <w:rPr>
-          <w:rFonts w:cstheme="minorHAnsi"/>
-          <w:sz w:val="30"/>
-          <w:szCs w:val="30"/>
-        </w:rPr>
-        <w:t xml:space="preserve"> and her </w:t>
-      </w:r>
-      <w:r>
-        <w:rPr>
-          <w:rFonts w:cstheme="minorHAnsi"/>
-          <w:sz w:val="30"/>
-          <w:szCs w:val="30"/>
-        </w:rPr>
-        <w:t>mom</w:t>
-      </w:r>
-      <w:r>
-        <w:rPr>
-          <w:rFonts w:cstheme="minorHAnsi"/>
-          <w:sz w:val="30"/>
-          <w:szCs w:val="30"/>
-        </w:rPr>
-        <w:t xml:space="preserve"> Shelby</w:t>
-      </w:r>
-      <w:r>
-        <w:rPr>
-          <w:rFonts w:cstheme="minorHAnsi"/>
-          <w:sz w:val="30"/>
-          <w:szCs w:val="30"/>
-        </w:rPr>
-        <w:t xml:space="preserve"> fee</w:t>
-      </w:r>
-      <w:r>
-        <w:rPr>
-          <w:rFonts w:cstheme="minorHAnsi"/>
-          <w:sz w:val="30"/>
-          <w:szCs w:val="30"/>
-        </w:rPr>
-        <w:t>l</w:t>
-      </w:r>
-      <w:r>
-        <w:rPr>
-          <w:rFonts w:cstheme="minorHAnsi"/>
-          <w:sz w:val="30"/>
-          <w:szCs w:val="30"/>
-        </w:rPr>
-        <w:t xml:space="preserve"> out of place</w:t>
-      </w:r>
-      <w:r>
-        <w:rPr>
-          <w:rFonts w:cstheme="minorHAnsi"/>
-          <w:sz w:val="30"/>
-          <w:szCs w:val="30"/>
-        </w:rPr>
-        <w:t xml:space="preserve">. She </w:t>
-      </w:r>
-      <w:r>
-        <w:rPr>
-          <w:rFonts w:cstheme="minorHAnsi"/>
-          <w:sz w:val="30"/>
-          <w:szCs w:val="30"/>
-        </w:rPr>
-        <w:t>tries</w:t>
-      </w:r>
-      <w:r>
-        <w:rPr>
-          <w:rFonts w:cstheme="minorHAnsi"/>
-          <w:sz w:val="30"/>
-          <w:szCs w:val="30"/>
-        </w:rPr>
-        <w:t xml:space="preserve"> to outshine</w:t>
-      </w:r>
-      <w:r>
-        <w:rPr>
-          <w:rFonts w:cstheme="minorHAnsi"/>
-          <w:sz w:val="30"/>
-          <w:szCs w:val="30"/>
-        </w:rPr>
-        <w:t xml:space="preserve"> her cousin</w:t>
-      </w:r>
-      <w:r>
-        <w:rPr>
-          <w:rFonts w:cstheme="minorHAnsi"/>
-          <w:sz w:val="30"/>
-          <w:szCs w:val="30"/>
-        </w:rPr>
-        <w:t xml:space="preserve"> Petoskey</w:t>
-      </w:r>
-      <w:r>
-        <w:rPr>
-          <w:rFonts w:cstheme="minorHAnsi"/>
-          <w:sz w:val="30"/>
-          <w:szCs w:val="30"/>
-        </w:rPr>
-        <w:t xml:space="preserve"> by </w:t>
-      </w:r>
-      <w:r>
-        <w:rPr>
-          <w:rFonts w:cstheme="minorHAnsi"/>
-          <w:sz w:val="30"/>
-          <w:szCs w:val="30"/>
-        </w:rPr>
-        <w:t>finding</w:t>
-      </w:r>
-      <w:r>
-        <w:rPr>
-          <w:rFonts w:cstheme="minorHAnsi"/>
-          <w:sz w:val="30"/>
-          <w:szCs w:val="30"/>
-        </w:rPr>
-        <w:t xml:space="preserve"> more rare stones</w:t>
+        <w:t xml:space="preserve">is </w:t>
+      </w:r>
+      <w:r>
+        <w:rPr>
+          <w:rFonts w:cstheme="minorHAnsi"/>
+          <w:sz w:val="30"/>
+          <w:szCs w:val="30"/>
+        </w:rPr>
+        <w:t xml:space="preserve">Petoskey’s </w:t>
+      </w:r>
+      <w:r>
+        <w:rPr>
+          <w:rFonts w:cstheme="minorHAnsi"/>
+          <w:sz w:val="30"/>
+          <w:szCs w:val="30"/>
+        </w:rPr>
+        <w:t>aun</w:t>
+      </w:r>
+      <w:r>
+        <w:rPr>
+          <w:rFonts w:cstheme="minorHAnsi"/>
+          <w:sz w:val="30"/>
+          <w:szCs w:val="30"/>
+        </w:rPr>
+        <w:t>t</w:t>
+      </w:r>
+      <w:r>
+        <w:rPr>
+          <w:rFonts w:cstheme="minorHAnsi"/>
+          <w:sz w:val="30"/>
+          <w:szCs w:val="30"/>
+        </w:rPr>
+        <w:t xml:space="preserve"> and Petey’s oldest sister</w:t>
       </w:r>
       <w:r>
         <w:rPr>
@@ -5826,7 +7655,15 @@
           <w:sz w:val="30"/>
           <w:szCs w:val="30"/>
         </w:rPr>
-        <w:t>on their family reunion swims</w:t>
+        <w:t xml:space="preserve">in </w:t>
+      </w:r>
+      <w:r>
+        <w:rPr>
+          <w:rFonts w:cstheme="minorHAnsi"/>
+          <w:sz w:val="30"/>
+          <w:szCs w:val="30"/>
+        </w:rPr>
+        <w:t>Grand Rapids</w:t>
       </w:r>
       <w:r>
         <w:rPr>
@@ -5842,23 +7679,95 @@
           <w:sz w:val="30"/>
           <w:szCs w:val="30"/>
         </w:rPr>
-        <w:t xml:space="preserve"> </w:t>
-      </w:r>
-      <w:r>
-        <w:rPr>
-          <w:rFonts w:cstheme="minorHAnsi"/>
-          <w:sz w:val="30"/>
-          <w:szCs w:val="30"/>
-        </w:rPr>
-        <w:t>In Arabic, h</w:t>
-      </w:r>
-      <w:r>
-        <w:rPr>
-          <w:rFonts w:cstheme="minorHAnsi"/>
-          <w:sz w:val="30"/>
-          <w:szCs w:val="30"/>
-        </w:rPr>
-        <w:t>er name means “pearl</w:t>
+        <w:t xml:space="preserve"> She </w:t>
+      </w:r>
+      <w:r>
+        <w:rPr>
+          <w:rFonts w:cstheme="minorHAnsi"/>
+          <w:sz w:val="30"/>
+          <w:szCs w:val="30"/>
+        </w:rPr>
+        <w:t>arranges</w:t>
+      </w:r>
+      <w:r>
+        <w:rPr>
+          <w:rFonts w:cstheme="minorHAnsi"/>
+          <w:sz w:val="30"/>
+          <w:szCs w:val="30"/>
+        </w:rPr>
+        <w:t xml:space="preserve"> the</w:t>
+      </w:r>
+      <w:r>
+        <w:rPr>
+          <w:rFonts w:cstheme="minorHAnsi"/>
+          <w:sz w:val="30"/>
+          <w:szCs w:val="30"/>
+        </w:rPr>
+        <w:t xml:space="preserve"> theme and costume</w:t>
+      </w:r>
+      <w:r>
+        <w:rPr>
+          <w:rFonts w:cstheme="minorHAnsi"/>
+          <w:sz w:val="30"/>
+          <w:szCs w:val="30"/>
+        </w:rPr>
+        <w:t>s</w:t>
+      </w:r>
+      <w:r>
+        <w:rPr>
+          <w:rFonts w:cstheme="minorHAnsi"/>
+          <w:sz w:val="30"/>
+          <w:szCs w:val="30"/>
+        </w:rPr>
+        <w:t xml:space="preserve"> for the </w:t>
+      </w:r>
+      <w:r>
+        <w:rPr>
+          <w:rFonts w:cstheme="minorHAnsi"/>
+          <w:sz w:val="30"/>
+          <w:szCs w:val="30"/>
+        </w:rPr>
+        <w:t xml:space="preserve">annual </w:t>
+      </w:r>
+      <w:r>
+        <w:rPr>
+          <w:rFonts w:cstheme="minorHAnsi"/>
+          <w:sz w:val="30"/>
+          <w:szCs w:val="30"/>
+        </w:rPr>
+        <w:t>Harbor Days parade.</w:t>
+      </w:r>
+      <w:r>
+        <w:rPr>
+          <w:rFonts w:cstheme="minorHAnsi"/>
+          <w:sz w:val="30"/>
+          <w:szCs w:val="30"/>
+        </w:rPr>
+        <w:t xml:space="preserve"> She is married to a </w:t>
+      </w:r>
+      <w:r>
+        <w:rPr>
+          <w:rFonts w:cstheme="minorHAnsi"/>
+          <w:sz w:val="30"/>
+          <w:szCs w:val="30"/>
+        </w:rPr>
+        <w:t>Grand Rapids Griffins</w:t>
+      </w:r>
+      <w:r>
+        <w:rPr>
+          <w:rFonts w:cstheme="minorHAnsi"/>
+          <w:sz w:val="30"/>
+          <w:szCs w:val="30"/>
+        </w:rPr>
+        <w:t xml:space="preserve"> hockey</w:t>
+      </w:r>
+      <w:r>
+        <w:rPr>
+          <w:rFonts w:cstheme="minorHAnsi"/>
+          <w:sz w:val="30"/>
+          <w:szCs w:val="30"/>
+        </w:rPr>
+        <w:t xml:space="preserve"> manager</w:t>
       </w:r>
       <w:r>
         <w:rPr>
@@ -5867,14 +7776,6 @@
           <w:szCs w:val="30"/>
         </w:rPr>
         <w:t>.</w:t>
-      </w:r>
-      <w:r>
-        <w:rPr>
-          <w:rFonts w:cstheme="minorHAnsi"/>
-          <w:sz w:val="30"/>
-          <w:szCs w:val="30"/>
-        </w:rPr>
-        <w:t>”</w:t>
       </w:r>
     </w:p>
     <w:p>
@@ -5898,15 +7799,43 @@
           <w:szCs w:val="30"/>
         </w:rPr>
         <w:lastRenderedPageBreak/>
-        <w:t>JACOB JACOB</w:t>
-      </w:r>
-      <w:r>
-        <w:rPr>
-          <w:rFonts w:cstheme="minorHAnsi"/>
-          <w:sz w:val="30"/>
-          <w:szCs w:val="30"/>
-        </w:rPr>
-        <w:t xml:space="preserve"> is Cherry’s son</w:t>
+        <w:t xml:space="preserve">JACOB </w:t>
+      </w:r>
+      <w:r>
+        <w:rPr>
+          <w:rFonts w:cstheme="minorHAnsi"/>
+          <w:b/>
+          <w:bCs/>
+          <w:sz w:val="30"/>
+          <w:szCs w:val="30"/>
+        </w:rPr>
+        <w:t>JACOB</w:t>
+      </w:r>
+      <w:r>
+        <w:rPr>
+          <w:rFonts w:cstheme="minorHAnsi"/>
+          <w:b/>
+          <w:bCs/>
+          <w:sz w:val="30"/>
+          <w:szCs w:val="30"/>
+        </w:rPr>
+        <w:t>OWITZ</w:t>
+      </w:r>
+      <w:r>
+        <w:rPr>
+          <w:rFonts w:cstheme="minorHAnsi"/>
+          <w:sz w:val="30"/>
+          <w:szCs w:val="30"/>
+        </w:rPr>
+        <w:t xml:space="preserve"> </w:t>
+      </w:r>
+      <w:r>
+        <w:rPr>
+          <w:rFonts w:cstheme="minorHAnsi"/>
+          <w:sz w:val="30"/>
+          <w:szCs w:val="30"/>
+        </w:rPr>
+        <w:t>is Cherry’s son</w:t>
       </w:r>
       <w:r>
         <w:rPr>
@@ -6053,6 +7982,14 @@
         </w:rPr>
         <w:t>.</w:t>
       </w:r>
+      <w:r>
+        <w:rPr>
+          <w:rFonts w:cstheme="minorHAnsi"/>
+          <w:sz w:val="30"/>
+          <w:szCs w:val="30"/>
+        </w:rPr>
+        <w:t xml:space="preserve"> She and Willy stumble into the audience every so often.</w:t>
+      </w:r>
     </w:p>
     <w:p>
       <w:pPr>
@@ -6205,6 +8142,14 @@
           <w:szCs w:val="30"/>
         </w:rPr>
         <w:t xml:space="preserve"> and accidentally signs away the deed.</w:t>
+      </w:r>
+      <w:r>
+        <w:rPr>
+          <w:rFonts w:cstheme="minorHAnsi"/>
+          <w:sz w:val="30"/>
+          <w:szCs w:val="30"/>
+        </w:rPr>
+        <w:t xml:space="preserve"> He and Milly stumble into the audience every so often.</w:t>
       </w:r>
     </w:p>
     <w:p>
@@ -6358,8 +8303,9 @@
           <w:sz w:val="30"/>
           <w:szCs w:val="30"/>
         </w:rPr>
-        <w:t>Banh M</w:t>
-      </w:r>
+        <w:t xml:space="preserve">Banh </w:t>
+      </w:r>
+      <w:proofErr w:type="spellStart"/>
       <w:r>
         <w:rPr>
           <w:rFonts w:cstheme="minorHAnsi"/>
@@ -6368,6 +8314,16 @@
           <w:sz w:val="30"/>
           <w:szCs w:val="30"/>
         </w:rPr>
+        <w:t>M</w:t>
+      </w:r>
+      <w:r>
+        <w:rPr>
+          <w:rFonts w:cstheme="minorHAnsi"/>
+          <w:i/>
+          <w:iCs/>
+          <w:sz w:val="30"/>
+          <w:szCs w:val="30"/>
+        </w:rPr>
         <w:t>I</w:t>
       </w:r>
       <w:r>
@@ -6378,6 +8334,7 @@
         </w:rPr>
         <w:t>chigan</w:t>
       </w:r>
+      <w:proofErr w:type="spellEnd"/>
       <w:r>
         <w:rPr>
           <w:rFonts w:cstheme="minorHAnsi"/>
@@ -6487,7 +8444,17 @@
           <w:sz w:val="30"/>
           <w:szCs w:val="30"/>
         </w:rPr>
-        <w:t>CHARLIE</w:t>
+        <w:t>AMANDA</w:t>
+      </w:r>
+      <w:r>
+        <w:rPr>
+          <w:rFonts w:cstheme="minorHAnsi"/>
+          <w:b/>
+          <w:bCs/>
+          <w:sz w:val="30"/>
+          <w:szCs w:val="30"/>
+        </w:rPr>
+        <w:t xml:space="preserve"> WAYLAND</w:t>
       </w:r>
       <w:r>
         <w:rPr>
@@ -6527,6 +8494,14 @@
           <w:sz w:val="30"/>
           <w:szCs w:val="30"/>
         </w:rPr>
+        <w:t xml:space="preserve"> and the creator of afterlife.ai</w:t>
+      </w:r>
+      <w:r>
+        <w:rPr>
+          <w:rFonts w:cstheme="minorHAnsi"/>
+          <w:sz w:val="30"/>
+          <w:szCs w:val="30"/>
+        </w:rPr>
         <w:t xml:space="preserve"> whose </w:t>
       </w:r>
       <w:r>
@@ -6599,31 +8574,49 @@
           <w:sz w:val="30"/>
           <w:szCs w:val="30"/>
         </w:rPr>
-        <w:t>Petoskey</w:t>
-      </w:r>
-      <w:r>
-        <w:rPr>
-          <w:rFonts w:cstheme="minorHAnsi"/>
-          <w:sz w:val="30"/>
-          <w:szCs w:val="30"/>
-        </w:rPr>
-        <w:t xml:space="preserve"> describe</w:t>
-      </w:r>
-      <w:r>
-        <w:rPr>
-          <w:rFonts w:cstheme="minorHAnsi"/>
-          <w:sz w:val="30"/>
-          <w:szCs w:val="30"/>
-        </w:rPr>
-        <w:t>s</w:t>
-      </w:r>
-      <w:r>
-        <w:rPr>
-          <w:rFonts w:cstheme="minorHAnsi"/>
-          <w:sz w:val="30"/>
-          <w:szCs w:val="30"/>
-        </w:rPr>
-        <w:t xml:space="preserve"> her as a turkey vulture.</w:t>
+        <w:t xml:space="preserve">The </w:t>
+      </w:r>
+      <w:proofErr w:type="spellStart"/>
+      <w:r>
+        <w:rPr>
+          <w:rFonts w:cstheme="minorHAnsi"/>
+          <w:sz w:val="30"/>
+          <w:szCs w:val="30"/>
+        </w:rPr>
+        <w:t>Vandams</w:t>
+      </w:r>
+      <w:proofErr w:type="spellEnd"/>
+      <w:r>
+        <w:rPr>
+          <w:rFonts w:cstheme="minorHAnsi"/>
+          <w:sz w:val="30"/>
+          <w:szCs w:val="30"/>
+        </w:rPr>
+        <w:t xml:space="preserve"> describe her as a turkey vulture.</w:t>
+      </w:r>
+      <w:r>
+        <w:rPr>
+          <w:rFonts w:cstheme="minorHAnsi"/>
+          <w:sz w:val="30"/>
+          <w:szCs w:val="30"/>
+        </w:rPr>
+        <w:t xml:space="preserve"> But like most sane people in the world, there is one thing she likes more than data and that is </w:t>
+      </w:r>
+      <w:r>
+        <w:rPr>
+          <w:rFonts w:cstheme="minorHAnsi"/>
+          <w:sz w:val="30"/>
+          <w:szCs w:val="30"/>
+        </w:rPr>
+        <w:t xml:space="preserve">a </w:t>
+      </w:r>
+      <w:r>
+        <w:rPr>
+          <w:rFonts w:cstheme="minorHAnsi"/>
+          <w:sz w:val="30"/>
+          <w:szCs w:val="30"/>
+        </w:rPr>
+        <w:t>cool rock, which Petoskey holds.</w:t>
       </w:r>
     </w:p>
     <w:p>
@@ -6736,6 +8729,23 @@
           <w:sz w:val="30"/>
           <w:szCs w:val="30"/>
         </w:rPr>
+        <w:t xml:space="preserve"> </w:t>
+      </w:r>
+      <w:r>
+        <w:rPr>
+          <w:rFonts w:cstheme="minorHAnsi"/>
+          <w:sz w:val="30"/>
+          <w:szCs w:val="30"/>
+          <w:vertAlign w:val="subscript"/>
+        </w:rPr>
+        <w:t>Petey</w:t>
+      </w:r>
+      <w:r>
+        <w:rPr>
+          <w:rFonts w:cstheme="minorHAnsi"/>
+          <w:sz w:val="30"/>
+          <w:szCs w:val="30"/>
+        </w:rPr>
         <w:br/>
         <w:t>2</w:t>
       </w:r>
@@ -6753,8 +8763,17 @@
           <w:sz w:val="30"/>
           <w:szCs w:val="30"/>
         </w:rPr>
-        <w:t xml:space="preserve">The Greatest Thing in Life </w:t>
-      </w:r>
+        <w:t>Life is Complete</w:t>
+      </w:r>
+      <w:r>
+        <w:rPr>
+          <w:rFonts w:cstheme="minorHAnsi"/>
+          <w:sz w:val="30"/>
+          <w:szCs w:val="30"/>
+        </w:rPr>
+        <w:t xml:space="preserve"> </w:t>
+      </w:r>
+      <w:proofErr w:type="gramStart"/>
       <w:r>
         <w:rPr>
           <w:rFonts w:cstheme="minorHAnsi"/>
@@ -6762,8 +8781,9 @@
           <w:szCs w:val="30"/>
           <w:vertAlign w:val="subscript"/>
         </w:rPr>
-        <w:t>Company</w:t>
-      </w:r>
+        <w:t>The</w:t>
+      </w:r>
+      <w:proofErr w:type="gramEnd"/>
       <w:r>
         <w:rPr>
           <w:rFonts w:cstheme="minorHAnsi"/>
@@ -6771,6 +8791,26 @@
           <w:szCs w:val="30"/>
           <w:vertAlign w:val="subscript"/>
         </w:rPr>
+        <w:t xml:space="preserve"> </w:t>
+      </w:r>
+      <w:proofErr w:type="spellStart"/>
+      <w:r>
+        <w:rPr>
+          <w:rFonts w:cstheme="minorHAnsi"/>
+          <w:sz w:val="30"/>
+          <w:szCs w:val="30"/>
+          <w:vertAlign w:val="subscript"/>
+        </w:rPr>
+        <w:t>Vandams</w:t>
+      </w:r>
+      <w:proofErr w:type="spellEnd"/>
+      <w:r>
+        <w:rPr>
+          <w:rFonts w:cstheme="minorHAnsi"/>
+          <w:sz w:val="30"/>
+          <w:szCs w:val="30"/>
+          <w:vertAlign w:val="subscript"/>
+        </w:rPr>
         <w:br/>
       </w:r>
       <w:r>
@@ -6779,7 +8819,23 @@
           <w:sz w:val="30"/>
           <w:szCs w:val="30"/>
         </w:rPr>
-        <w:t xml:space="preserve">3. Sleep In </w:t>
+        <w:t xml:space="preserve">3. </w:t>
+      </w:r>
+      <w:r>
+        <w:rPr>
+          <w:rFonts w:cstheme="minorHAnsi"/>
+          <w:sz w:val="30"/>
+          <w:szCs w:val="30"/>
+        </w:rPr>
+        <w:t>Body of Water</w:t>
+      </w:r>
+      <w:r>
+        <w:rPr>
+          <w:rFonts w:cstheme="minorHAnsi"/>
+          <w:sz w:val="30"/>
+          <w:szCs w:val="30"/>
+        </w:rPr>
+        <w:t xml:space="preserve"> </w:t>
       </w:r>
       <w:r>
         <w:rPr>
@@ -6788,7 +8844,7 @@
           <w:szCs w:val="30"/>
           <w:vertAlign w:val="subscript"/>
         </w:rPr>
-        <w:t>Everyone but Petey</w:t>
+        <w:t>Petey, Lizzie</w:t>
       </w:r>
       <w:r>
         <w:rPr>
@@ -6813,6 +8869,14 @@
           <w:sz w:val="30"/>
           <w:szCs w:val="30"/>
         </w:rPr>
+        <w:t>s and Trolls</w:t>
+      </w:r>
+      <w:r>
+        <w:rPr>
+          <w:rFonts w:cstheme="minorHAnsi"/>
+          <w:sz w:val="30"/>
+          <w:szCs w:val="30"/>
+        </w:rPr>
         <w:t xml:space="preserve"> </w:t>
       </w:r>
       <w:r>
@@ -6829,9 +8893,81 @@
           <w:rFonts w:cstheme="minorHAnsi"/>
           <w:sz w:val="30"/>
           <w:szCs w:val="30"/>
+          <w:vertAlign w:val="subscript"/>
+        </w:rPr>
+        <w:t>, Lulu</w:t>
+      </w:r>
+      <w:r>
+        <w:rPr>
+          <w:rFonts w:cstheme="minorHAnsi"/>
+          <w:sz w:val="30"/>
+          <w:szCs w:val="30"/>
         </w:rPr>
         <w:br/>
-        <w:t xml:space="preserve">5. Above and Beyond </w:t>
+      </w:r>
+      <w:r>
+        <w:rPr>
+          <w:rFonts w:cstheme="minorHAnsi"/>
+          <w:sz w:val="30"/>
+          <w:szCs w:val="30"/>
+        </w:rPr>
+        <w:t>5</w:t>
+      </w:r>
+      <w:r>
+        <w:rPr>
+          <w:rFonts w:cstheme="minorHAnsi"/>
+          <w:sz w:val="30"/>
+          <w:szCs w:val="30"/>
+        </w:rPr>
+        <w:t>.</w:t>
+      </w:r>
+      <w:r>
+        <w:rPr>
+          <w:rFonts w:cstheme="minorHAnsi"/>
+          <w:sz w:val="30"/>
+          <w:szCs w:val="30"/>
+        </w:rPr>
+        <w:t xml:space="preserve"> It </w:t>
+      </w:r>
+      <w:r>
+        <w:rPr>
+          <w:rFonts w:cstheme="minorHAnsi"/>
+          <w:sz w:val="30"/>
+          <w:szCs w:val="30"/>
+        </w:rPr>
+        <w:t>Would</w:t>
+      </w:r>
+      <w:r>
+        <w:rPr>
+          <w:rFonts w:cstheme="minorHAnsi"/>
+          <w:sz w:val="30"/>
+          <w:szCs w:val="30"/>
+        </w:rPr>
+        <w:t xml:space="preserve"> </w:t>
+      </w:r>
+      <w:r>
+        <w:rPr>
+          <w:rFonts w:cstheme="minorHAnsi"/>
+          <w:sz w:val="30"/>
+          <w:szCs w:val="30"/>
+        </w:rPr>
+        <w:t>B</w:t>
+      </w:r>
+      <w:r>
+        <w:rPr>
+          <w:rFonts w:cstheme="minorHAnsi"/>
+          <w:sz w:val="30"/>
+          <w:szCs w:val="30"/>
+        </w:rPr>
+        <w:t>e a Shame</w:t>
+      </w:r>
+      <w:r>
+        <w:rPr>
+          <w:rFonts w:cstheme="minorHAnsi"/>
+          <w:sz w:val="30"/>
+          <w:szCs w:val="30"/>
+        </w:rPr>
+        <w:t xml:space="preserve"> </w:t>
       </w:r>
       <w:r>
         <w:rPr>
@@ -6840,7 +8976,25 @@
           <w:szCs w:val="30"/>
           <w:vertAlign w:val="subscript"/>
         </w:rPr>
-        <w:t>Lulu, Shelby, Kids</w:t>
+        <w:t>Wayland</w:t>
+      </w:r>
+      <w:r>
+        <w:rPr>
+          <w:rFonts w:cstheme="minorHAnsi"/>
+          <w:sz w:val="30"/>
+          <w:szCs w:val="30"/>
+          <w:vertAlign w:val="subscript"/>
+        </w:rPr>
+        <w:t>, Willy</w:t>
+      </w:r>
+      <w:r>
+        <w:rPr>
+          <w:rFonts w:cstheme="minorHAnsi"/>
+          <w:sz w:val="30"/>
+          <w:szCs w:val="30"/>
+          <w:vertAlign w:val="subscript"/>
+        </w:rPr>
+        <w:t>, Milly, Petey</w:t>
       </w:r>
       <w:r>
         <w:rPr>
@@ -6892,7 +9046,16 @@
           <w:szCs w:val="30"/>
           <w:vertAlign w:val="subscript"/>
         </w:rPr>
-        <w:t>Charlie, Realtors</w:t>
+        <w:t>Wayland</w:t>
+      </w:r>
+      <w:r>
+        <w:rPr>
+          <w:rFonts w:cstheme="minorHAnsi"/>
+          <w:sz w:val="30"/>
+          <w:szCs w:val="30"/>
+          <w:vertAlign w:val="subscript"/>
+        </w:rPr>
+        <w:t>, Realtors</w:t>
       </w:r>
       <w:r>
         <w:rPr>
@@ -6901,7 +9064,23 @@
           <w:szCs w:val="30"/>
         </w:rPr>
         <w:br/>
-        <w:t xml:space="preserve">8. Bottom-Up </w:t>
+        <w:t xml:space="preserve">8. </w:t>
+      </w:r>
+      <w:r>
+        <w:rPr>
+          <w:rFonts w:cstheme="minorHAnsi"/>
+          <w:sz w:val="30"/>
+          <w:szCs w:val="30"/>
+        </w:rPr>
+        <w:t>Heirlooms</w:t>
+      </w:r>
+      <w:r>
+        <w:rPr>
+          <w:rFonts w:cstheme="minorHAnsi"/>
+          <w:sz w:val="30"/>
+          <w:szCs w:val="30"/>
+        </w:rPr>
+        <w:t xml:space="preserve"> </w:t>
       </w:r>
       <w:r>
         <w:rPr>
@@ -6910,7 +9089,25 @@
           <w:szCs w:val="30"/>
           <w:vertAlign w:val="subscript"/>
         </w:rPr>
-        <w:t>Petoskey, Jasper, Perry</w:t>
+        <w:t>Jasper, Perry</w:t>
+      </w:r>
+      <w:r>
+        <w:rPr>
+          <w:rFonts w:cstheme="minorHAnsi"/>
+          <w:sz w:val="30"/>
+          <w:szCs w:val="30"/>
+          <w:vertAlign w:val="subscript"/>
+        </w:rPr>
+        <w:t>, Petoskey</w:t>
+      </w:r>
+      <w:r>
+        <w:rPr>
+          <w:rFonts w:cstheme="minorHAnsi"/>
+          <w:sz w:val="30"/>
+          <w:szCs w:val="30"/>
+          <w:vertAlign w:val="subscript"/>
+        </w:rPr>
+        <w:t>, Lulu</w:t>
       </w:r>
       <w:r>
         <w:rPr>
@@ -6951,6 +9148,15 @@
           <w:rFonts w:cstheme="minorHAnsi"/>
           <w:sz w:val="30"/>
           <w:szCs w:val="30"/>
+          <w:vertAlign w:val="subscript"/>
+        </w:rPr>
+        <w:t>, Deer</w:t>
+      </w:r>
+      <w:r>
+        <w:rPr>
+          <w:rFonts w:cstheme="minorHAnsi"/>
+          <w:sz w:val="30"/>
+          <w:szCs w:val="30"/>
         </w:rPr>
         <w:br/>
         <w:t>10. Fossil</w:t>
@@ -7015,6 +9221,7 @@
         </w:rPr>
         <w:t xml:space="preserve">12. </w:t>
       </w:r>
+      <w:proofErr w:type="spellStart"/>
       <w:r>
         <w:rPr>
           <w:rFonts w:cstheme="minorHAnsi"/>
@@ -7023,6 +9230,7 @@
         </w:rPr>
         <w:t>Fraudway</w:t>
       </w:r>
+      <w:proofErr w:type="spellEnd"/>
       <w:r>
         <w:rPr>
           <w:rFonts w:cstheme="minorHAnsi"/>
@@ -7057,6 +9265,7 @@
         </w:rPr>
         <w:t xml:space="preserve">13. Kick Rocks </w:t>
       </w:r>
+      <w:proofErr w:type="gramStart"/>
       <w:r>
         <w:rPr>
           <w:rFonts w:cstheme="minorHAnsi"/>
@@ -7064,8 +9273,29 @@
           <w:szCs w:val="30"/>
           <w:vertAlign w:val="subscript"/>
         </w:rPr>
-        <w:t>The Vandams</w:t>
-      </w:r>
+        <w:t>The</w:t>
+      </w:r>
+      <w:proofErr w:type="gramEnd"/>
+      <w:r>
+        <w:rPr>
+          <w:rFonts w:cstheme="minorHAnsi"/>
+          <w:sz w:val="30"/>
+          <w:szCs w:val="30"/>
+          <w:vertAlign w:val="subscript"/>
+        </w:rPr>
+        <w:t xml:space="preserve"> </w:t>
+      </w:r>
+      <w:proofErr w:type="spellStart"/>
+      <w:r>
+        <w:rPr>
+          <w:rFonts w:cstheme="minorHAnsi"/>
+          <w:sz w:val="30"/>
+          <w:szCs w:val="30"/>
+          <w:vertAlign w:val="subscript"/>
+        </w:rPr>
+        <w:t>Vandams</w:t>
+      </w:r>
+      <w:proofErr w:type="spellEnd"/>
     </w:p>
     <w:p>
       <w:pPr>
@@ -7128,6 +9358,39 @@
           <w:sz w:val="30"/>
           <w:szCs w:val="30"/>
         </w:rPr>
+        <w:t>14. Hands Come in Handy</w:t>
+      </w:r>
+      <w:r>
+        <w:rPr>
+          <w:rFonts w:cstheme="minorHAnsi"/>
+          <w:sz w:val="30"/>
+          <w:szCs w:val="30"/>
+        </w:rPr>
+        <w:t xml:space="preserve"> </w:t>
+      </w:r>
+      <w:r>
+        <w:rPr>
+          <w:rFonts w:cstheme="minorHAnsi"/>
+          <w:sz w:val="30"/>
+          <w:szCs w:val="30"/>
+          <w:vertAlign w:val="subscript"/>
+        </w:rPr>
+        <w:t>Lulu, Petoskey</w:t>
+      </w:r>
+      <w:r>
+        <w:rPr>
+          <w:rFonts w:cstheme="minorHAnsi"/>
+          <w:sz w:val="30"/>
+          <w:szCs w:val="30"/>
+        </w:rPr>
+        <w:br/>
+      </w:r>
+      <w:r>
+        <w:rPr>
+          <w:rFonts w:cstheme="minorHAnsi"/>
+          <w:sz w:val="30"/>
+          <w:szCs w:val="30"/>
+        </w:rPr>
         <w:t>1</w:t>
       </w:r>
       <w:r>
@@ -7136,7 +9399,7 @@
           <w:sz w:val="30"/>
           <w:szCs w:val="30"/>
         </w:rPr>
-        <w:t>4</w:t>
+        <w:t>5</w:t>
       </w:r>
       <w:r>
         <w:rPr>
@@ -7193,7 +9456,7 @@
           <w:sz w:val="30"/>
           <w:szCs w:val="30"/>
         </w:rPr>
-        <w:t>5</w:t>
+        <w:t>6</w:t>
       </w:r>
       <w:r>
         <w:rPr>
@@ -7209,7 +9472,25 @@
           <w:sz w:val="30"/>
           <w:szCs w:val="30"/>
         </w:rPr>
-        <w:t xml:space="preserve">North South East </w:t>
+        <w:t xml:space="preserve">North </w:t>
+      </w:r>
+      <w:proofErr w:type="gramStart"/>
+      <w:r>
+        <w:rPr>
+          <w:rFonts w:cstheme="minorHAnsi"/>
+          <w:sz w:val="30"/>
+          <w:szCs w:val="30"/>
+        </w:rPr>
+        <w:t>South East</w:t>
+      </w:r>
+      <w:proofErr w:type="gramEnd"/>
+      <w:r>
+        <w:rPr>
+          <w:rFonts w:cstheme="minorHAnsi"/>
+          <w:sz w:val="30"/>
+          <w:szCs w:val="30"/>
+        </w:rPr>
+        <w:t xml:space="preserve"> </w:t>
       </w:r>
       <w:r>
         <w:rPr>
@@ -7225,6 +9506,32 @@
           <w:sz w:val="30"/>
           <w:szCs w:val="30"/>
         </w:rPr>
+        <w:t xml:space="preserve"> (As Long </w:t>
+      </w:r>
+      <w:proofErr w:type="gramStart"/>
+      <w:r>
+        <w:rPr>
+          <w:rFonts w:cstheme="minorHAnsi"/>
+          <w:sz w:val="30"/>
+          <w:szCs w:val="30"/>
+        </w:rPr>
+        <w:t>As</w:t>
+      </w:r>
+      <w:proofErr w:type="gramEnd"/>
+      <w:r>
+        <w:rPr>
+          <w:rFonts w:cstheme="minorHAnsi"/>
+          <w:sz w:val="30"/>
+          <w:szCs w:val="30"/>
+        </w:rPr>
+        <w:t xml:space="preserve"> You Try Your Best)</w:t>
+      </w:r>
+      <w:r>
+        <w:rPr>
+          <w:rFonts w:cstheme="minorHAnsi"/>
+          <w:sz w:val="30"/>
+          <w:szCs w:val="30"/>
+        </w:rPr>
         <w:t xml:space="preserve"> </w:t>
       </w:r>
       <w:r>
@@ -7234,7 +9541,7 @@
           <w:szCs w:val="30"/>
           <w:vertAlign w:val="subscript"/>
         </w:rPr>
-        <w:t>Lulu, Jasper</w:t>
+        <w:t>Jasper</w:t>
       </w:r>
       <w:r>
         <w:rPr>
@@ -7243,6 +9550,15 @@
           <w:szCs w:val="30"/>
           <w:vertAlign w:val="subscript"/>
         </w:rPr>
+        <w:t>, Lulu</w:t>
+      </w:r>
+      <w:r>
+        <w:rPr>
+          <w:rFonts w:cstheme="minorHAnsi"/>
+          <w:sz w:val="30"/>
+          <w:szCs w:val="30"/>
+          <w:vertAlign w:val="subscript"/>
+        </w:rPr>
         <w:br/>
       </w:r>
       <w:r>
@@ -7259,7 +9575,7 @@
           <w:sz w:val="30"/>
           <w:szCs w:val="30"/>
         </w:rPr>
-        <w:t>6</w:t>
+        <w:t>7</w:t>
       </w:r>
       <w:r>
         <w:rPr>
@@ -7309,15 +9625,24 @@
           <w:sz w:val="30"/>
           <w:szCs w:val="30"/>
         </w:rPr>
-        <w:t>7</w:t>
-      </w:r>
-      <w:r>
-        <w:rPr>
-          <w:rFonts w:cstheme="minorHAnsi"/>
-          <w:sz w:val="30"/>
-          <w:szCs w:val="30"/>
-        </w:rPr>
-        <w:t>. Family</w:t>
+        <w:t>8</w:t>
+      </w:r>
+      <w:r>
+        <w:rPr>
+          <w:rFonts w:cstheme="minorHAnsi"/>
+          <w:sz w:val="30"/>
+          <w:szCs w:val="30"/>
+        </w:rPr>
+        <w:t xml:space="preserve">. </w:t>
+      </w:r>
+      <w:proofErr w:type="gramStart"/>
+      <w:r>
+        <w:rPr>
+          <w:rFonts w:cstheme="minorHAnsi"/>
+          <w:sz w:val="30"/>
+          <w:szCs w:val="30"/>
+        </w:rPr>
+        <w:t>Family</w:t>
       </w:r>
       <w:r>
         <w:rPr>
@@ -7327,6 +9652,7 @@
         </w:rPr>
         <w:t>’s</w:t>
       </w:r>
+      <w:proofErr w:type="gramEnd"/>
       <w:r>
         <w:rPr>
           <w:rFonts w:cstheme="minorHAnsi"/>
@@ -7391,7 +9717,7 @@
           <w:sz w:val="30"/>
           <w:szCs w:val="30"/>
         </w:rPr>
-        <w:t>8</w:t>
+        <w:t>9</w:t>
       </w:r>
       <w:r>
         <w:rPr>
@@ -7408,7 +9734,7 @@
           <w:szCs w:val="30"/>
           <w:vertAlign w:val="subscript"/>
         </w:rPr>
-        <w:t>Charlie, The Vandams, Residents</w:t>
+        <w:t>Wayland</w:t>
       </w:r>
       <w:r>
         <w:rPr>
@@ -7417,6 +9743,35 @@
           <w:szCs w:val="30"/>
           <w:vertAlign w:val="subscript"/>
         </w:rPr>
+        <w:t xml:space="preserve">, The </w:t>
+      </w:r>
+      <w:proofErr w:type="spellStart"/>
+      <w:r>
+        <w:rPr>
+          <w:rFonts w:cstheme="minorHAnsi"/>
+          <w:sz w:val="30"/>
+          <w:szCs w:val="30"/>
+          <w:vertAlign w:val="subscript"/>
+        </w:rPr>
+        <w:t>Vandams</w:t>
+      </w:r>
+      <w:proofErr w:type="spellEnd"/>
+      <w:r>
+        <w:rPr>
+          <w:rFonts w:cstheme="minorHAnsi"/>
+          <w:sz w:val="30"/>
+          <w:szCs w:val="30"/>
+          <w:vertAlign w:val="subscript"/>
+        </w:rPr>
+        <w:t>, Residents</w:t>
+      </w:r>
+      <w:r>
+        <w:rPr>
+          <w:rFonts w:cstheme="minorHAnsi"/>
+          <w:sz w:val="30"/>
+          <w:szCs w:val="30"/>
+          <w:vertAlign w:val="subscript"/>
+        </w:rPr>
         <w:br/>
       </w:r>
       <w:r>
@@ -7425,49 +9780,49 @@
           <w:sz w:val="30"/>
           <w:szCs w:val="30"/>
         </w:rPr>
+        <w:t>20</w:t>
+      </w:r>
+      <w:r>
+        <w:rPr>
+          <w:rFonts w:cstheme="minorHAnsi"/>
+          <w:sz w:val="30"/>
+          <w:szCs w:val="30"/>
+        </w:rPr>
+        <w:t xml:space="preserve">. Spirits Under the Bridge </w:t>
+      </w:r>
+      <w:r>
+        <w:rPr>
+          <w:rFonts w:cstheme="minorHAnsi"/>
+          <w:sz w:val="30"/>
+          <w:szCs w:val="30"/>
+          <w:vertAlign w:val="subscript"/>
+        </w:rPr>
+        <w:t>Lizzie, Petey</w:t>
+      </w:r>
+      <w:r>
+        <w:rPr>
+          <w:rFonts w:cstheme="minorHAnsi"/>
+          <w:sz w:val="30"/>
+          <w:szCs w:val="30"/>
+          <w:vertAlign w:val="subscript"/>
+        </w:rPr>
+        <w:br/>
+      </w:r>
+      <w:r>
+        <w:rPr>
+          <w:rFonts w:cstheme="minorHAnsi"/>
+          <w:sz w:val="30"/>
+          <w:szCs w:val="30"/>
+        </w:rPr>
+        <w:t>2</w:t>
+      </w:r>
+      <w:r>
+        <w:rPr>
+          <w:rFonts w:cstheme="minorHAnsi"/>
+          <w:sz w:val="30"/>
+          <w:szCs w:val="30"/>
+        </w:rPr>
         <w:t>1</w:t>
-      </w:r>
-      <w:r>
-        <w:rPr>
-          <w:rFonts w:cstheme="minorHAnsi"/>
-          <w:sz w:val="30"/>
-          <w:szCs w:val="30"/>
-        </w:rPr>
-        <w:t>9</w:t>
-      </w:r>
-      <w:r>
-        <w:rPr>
-          <w:rFonts w:cstheme="minorHAnsi"/>
-          <w:sz w:val="30"/>
-          <w:szCs w:val="30"/>
-        </w:rPr>
-        <w:t xml:space="preserve">. Spirits Under the Bridge </w:t>
-      </w:r>
-      <w:r>
-        <w:rPr>
-          <w:rFonts w:cstheme="minorHAnsi"/>
-          <w:sz w:val="30"/>
-          <w:szCs w:val="30"/>
-          <w:vertAlign w:val="subscript"/>
-        </w:rPr>
-        <w:t>Lizzie, Petey</w:t>
-      </w:r>
-      <w:r>
-        <w:rPr>
-          <w:rFonts w:cstheme="minorHAnsi"/>
-          <w:sz w:val="30"/>
-          <w:szCs w:val="30"/>
-          <w:vertAlign w:val="subscript"/>
-        </w:rPr>
-        <w:br/>
-      </w:r>
-      <w:r>
-        <w:rPr>
-          <w:rFonts w:cstheme="minorHAnsi"/>
-          <w:sz w:val="30"/>
-          <w:szCs w:val="30"/>
-        </w:rPr>
-        <w:t>20</w:t>
       </w:r>
       <w:r>
         <w:rPr>
@@ -7546,12 +9901,12 @@
       </w:r>
     </w:p>
     <w:sectPr>
-      <w:headerReference w:type="even" r:id="rId8"/>
-      <w:headerReference w:type="default" r:id="rId9"/>
-      <w:footerReference w:type="even" r:id="rId10"/>
-      <w:footerReference w:type="default" r:id="rId11"/>
-      <w:headerReference w:type="first" r:id="rId12"/>
-      <w:footerReference w:type="first" r:id="rId13"/>
+      <w:headerReference w:type="even" r:id="rId9"/>
+      <w:headerReference w:type="default" r:id="rId10"/>
+      <w:footerReference w:type="even" r:id="rId11"/>
+      <w:footerReference w:type="default" r:id="rId12"/>
+      <w:headerReference w:type="first" r:id="rId13"/>
+      <w:footerReference w:type="first" r:id="rId14"/>
       <w:pgSz w:w="12240" w:h="15840"/>
       <w:pgMar w:top="1440" w:right="1440" w:bottom="1440" w:left="1440" w:header="720" w:footer="720" w:gutter="0"/>
       <w:pgNumType w:fmt="lowerRoman"/>

--- a/library/musicals/michigan/about/michigan-bible.docx
+++ b/library/musicals/michigan/about/michigan-bible.docx
@@ -417,108 +417,6 @@
     </w:p>
     <w:p>
       <w:pPr>
-        <w:pStyle w:val="Header"/>
-        <w:jc w:val="center"/>
-        <w:rPr>
-          <w:rFonts w:ascii="Avenir Next LT Pro" w:hAnsi="Avenir Next LT Pro" w:cstheme="minorHAnsi"/>
-          <w:color w:val="002060"/>
-          <w:sz w:val="24"/>
-          <w:szCs w:val="24"/>
-        </w:rPr>
-      </w:pPr>
-      <w:r>
-        <w:rPr>
-          <w:rFonts w:ascii="Avenir Next LT Pro" w:hAnsi="Avenir Next LT Pro" w:cstheme="minorHAnsi"/>
-          <w:color w:val="002060"/>
-          <w:sz w:val="24"/>
-          <w:szCs w:val="24"/>
-        </w:rPr>
-        <w:t xml:space="preserve">To save their grandparents' lake house from </w:t>
-      </w:r>
-      <w:r>
-        <w:rPr>
-          <w:rFonts w:ascii="Avenir Next LT Pro" w:hAnsi="Avenir Next LT Pro" w:cstheme="minorHAnsi"/>
-          <w:color w:val="002060"/>
-          <w:sz w:val="24"/>
-          <w:szCs w:val="24"/>
-        </w:rPr>
-        <w:t xml:space="preserve">becoming a </w:t>
-      </w:r>
-      <w:r>
-        <w:rPr>
-          <w:rFonts w:ascii="Avenir Next LT Pro" w:hAnsi="Avenir Next LT Pro" w:cstheme="minorHAnsi"/>
-          <w:color w:val="002060"/>
-          <w:sz w:val="24"/>
-          <w:szCs w:val="24"/>
-        </w:rPr>
-        <w:t xml:space="preserve">data center, </w:t>
-      </w:r>
-      <w:r>
-        <w:rPr>
-          <w:rFonts w:ascii="Avenir Next LT Pro" w:hAnsi="Avenir Next LT Pro" w:cstheme="minorHAnsi"/>
-          <w:color w:val="002060"/>
-          <w:sz w:val="24"/>
-          <w:szCs w:val="24"/>
-        </w:rPr>
-        <w:t xml:space="preserve">a </w:t>
-      </w:r>
-      <w:r>
-        <w:rPr>
-          <w:rFonts w:ascii="Avenir Next LT Pro" w:hAnsi="Avenir Next LT Pro" w:cstheme="minorHAnsi"/>
-          <w:color w:val="002060"/>
-          <w:sz w:val="24"/>
-          <w:szCs w:val="24"/>
-        </w:rPr>
-        <w:t xml:space="preserve">Dearborn girl and her </w:t>
-      </w:r>
-      <w:r>
-        <w:rPr>
-          <w:rFonts w:ascii="Avenir Next LT Pro" w:hAnsi="Avenir Next LT Pro" w:cstheme="minorHAnsi"/>
-          <w:color w:val="002060"/>
-          <w:sz w:val="24"/>
-          <w:szCs w:val="24"/>
-        </w:rPr>
-        <w:t xml:space="preserve">grieving </w:t>
-      </w:r>
-      <w:r>
-        <w:rPr>
-          <w:rFonts w:ascii="Avenir Next LT Pro" w:hAnsi="Avenir Next LT Pro" w:cstheme="minorHAnsi"/>
-          <w:color w:val="002060"/>
-          <w:sz w:val="24"/>
-          <w:szCs w:val="24"/>
-        </w:rPr>
-        <w:t>Yooper cousin</w:t>
-      </w:r>
-      <w:r>
-        <w:rPr>
-          <w:rFonts w:ascii="Avenir Next LT Pro" w:hAnsi="Avenir Next LT Pro" w:cstheme="minorHAnsi"/>
-          <w:color w:val="002060"/>
-          <w:sz w:val="24"/>
-          <w:szCs w:val="24"/>
-        </w:rPr>
-        <w:t xml:space="preserve"> must bridge their peninsula-sized rivalry</w:t>
-      </w:r>
-      <w:r>
-        <w:rPr>
-          <w:rFonts w:ascii="Avenir Next LT Pro" w:hAnsi="Avenir Next LT Pro" w:cs="Times New Roman"/>
-          <w:color w:val="002060"/>
-          <w:sz w:val="24"/>
-          <w:szCs w:val="24"/>
-        </w:rPr>
-        <w:t xml:space="preserve">, proving </w:t>
-      </w:r>
-      <w:r>
-        <w:rPr>
-          <w:rFonts w:ascii="Avenir Next LT Pro" w:hAnsi="Avenir Next LT Pro" w:cstheme="minorHAnsi"/>
-          <w:color w:val="002060"/>
-          <w:sz w:val="24"/>
-          <w:szCs w:val="24"/>
-        </w:rPr>
-        <w:t>blood is thicker than the Mackinac Strait.</w:t>
-      </w:r>
-    </w:p>
-    <w:p>
-      <w:pPr>
         <w:spacing w:line="240" w:lineRule="auto"/>
         <w:jc w:val="center"/>
         <w:rPr>
@@ -960,15 +858,7 @@
           <w:sz w:val="32"/>
           <w:szCs w:val="32"/>
         </w:rPr>
-        <w:t xml:space="preserve">When their </w:t>
-      </w:r>
-      <w:r>
-        <w:rPr>
-          <w:rFonts w:cstheme="minorHAnsi"/>
-          <w:sz w:val="32"/>
-          <w:szCs w:val="32"/>
-        </w:rPr>
-        <w:t>heartbroken</w:t>
+        <w:t>To save their grandparents' lake house from becoming a data center, a Dearborn girl and her grieving Yooper cousin must bridge their peninsula-sized rivalry, proving blood is thicker than the Mackinac Strait.</w:t>
       </w:r>
       <w:r>
         <w:rPr>
@@ -977,102 +867,6 @@
           <w:szCs w:val="32"/>
         </w:rPr>
         <w:t xml:space="preserve"> </w:t>
-      </w:r>
-      <w:r>
-        <w:rPr>
-          <w:rFonts w:cstheme="minorHAnsi"/>
-          <w:sz w:val="32"/>
-          <w:szCs w:val="32"/>
-        </w:rPr>
-        <w:t>grandpa</w:t>
-      </w:r>
-      <w:r>
-        <w:rPr>
-          <w:rFonts w:cstheme="minorHAnsi"/>
-          <w:sz w:val="32"/>
-          <w:szCs w:val="32"/>
-        </w:rPr>
-        <w:t xml:space="preserve"> is tricked into signing away the family lake house to data</w:t>
-      </w:r>
-      <w:r>
-        <w:rPr>
-          <w:rFonts w:cstheme="minorHAnsi"/>
-          <w:sz w:val="32"/>
-          <w:szCs w:val="32"/>
-        </w:rPr>
-        <w:t xml:space="preserve"> center</w:t>
-      </w:r>
-      <w:r>
-        <w:rPr>
-          <w:rFonts w:cstheme="minorHAnsi"/>
-          <w:sz w:val="32"/>
-          <w:szCs w:val="32"/>
-        </w:rPr>
-        <w:t xml:space="preserve"> developers, rival cousins </w:t>
-      </w:r>
-      <w:r>
-        <w:rPr>
-          <w:rFonts w:cstheme="minorHAnsi"/>
-          <w:sz w:val="32"/>
-          <w:szCs w:val="32"/>
-        </w:rPr>
-        <w:t>Lulu and Petoskey</w:t>
-      </w:r>
-      <w:r>
-        <w:rPr>
-          <w:rFonts w:cstheme="minorHAnsi"/>
-          <w:sz w:val="32"/>
-          <w:szCs w:val="32"/>
-        </w:rPr>
-        <w:t xml:space="preserve"> must put aside their </w:t>
-      </w:r>
-      <w:r>
-        <w:rPr>
-          <w:rFonts w:cstheme="minorHAnsi"/>
-          <w:sz w:val="32"/>
-          <w:szCs w:val="32"/>
-        </w:rPr>
-        <w:t>Upper and Lower P</w:t>
-      </w:r>
-      <w:r>
-        <w:rPr>
-          <w:rFonts w:cstheme="minorHAnsi"/>
-          <w:sz w:val="32"/>
-          <w:szCs w:val="32"/>
-        </w:rPr>
-        <w:t>eninsula</w:t>
-      </w:r>
-      <w:r>
-        <w:rPr>
-          <w:rFonts w:cstheme="minorHAnsi"/>
-          <w:sz w:val="32"/>
-          <w:szCs w:val="32"/>
-        </w:rPr>
-        <w:t>s</w:t>
-      </w:r>
-      <w:r>
-        <w:rPr>
-          <w:rFonts w:cstheme="minorHAnsi"/>
-          <w:sz w:val="32"/>
-          <w:szCs w:val="32"/>
-        </w:rPr>
-        <w:t xml:space="preserve"> differences</w:t>
-      </w:r>
-      <w:r>
-        <w:rPr>
-          <w:rFonts w:cstheme="minorHAnsi"/>
-          <w:sz w:val="32"/>
-          <w:szCs w:val="32"/>
-        </w:rPr>
-        <w:t xml:space="preserve"> during a family reunion</w:t>
-      </w:r>
-      <w:r>
-        <w:rPr>
-          <w:rFonts w:cstheme="minorHAnsi"/>
-          <w:sz w:val="32"/>
-          <w:szCs w:val="32"/>
-        </w:rPr>
-        <w:t xml:space="preserve">. </w:t>
       </w:r>
       <w:r>
         <w:rPr>
@@ -2430,7 +2224,7 @@
           <w:szCs w:val="32"/>
         </w:rPr>
         <w:lastRenderedPageBreak/>
-        <w:t>The Immigrant Experience and Cultural Harmonization</w:t>
+        <w:t>The Immigrant Experience</w:t>
       </w:r>
     </w:p>
     <w:p>
@@ -2455,18 +2249,8 @@
           <w:sz w:val="32"/>
           <w:szCs w:val="32"/>
         </w:rPr>
-        <w:t xml:space="preserve">Banh </w:t>
-      </w:r>
-      <w:proofErr w:type="spellStart"/>
-      <w:r>
-        <w:rPr>
-          <w:rFonts w:cstheme="minorHAnsi"/>
-          <w:sz w:val="32"/>
-          <w:szCs w:val="32"/>
-        </w:rPr>
-        <w:t>MIchigan</w:t>
-      </w:r>
-      <w:proofErr w:type="spellEnd"/>
+        <w:t>Banh MIchigan</w:t>
+      </w:r>
       <w:r>
         <w:rPr>
           <w:rFonts w:cstheme="minorHAnsi"/>
@@ -2511,7 +2295,39 @@
           <w:sz w:val="32"/>
           <w:szCs w:val="32"/>
         </w:rPr>
-        <w:t>The backstory reveals the harsh realities of blue-collar job loss during the recession. It directly addresses the displaced anger that can arise from automated or immigrant replacement (Petey being fired and replaced by a migrant worker), showing the tragic intersection of economic desperation, racial tension, and family fallout.</w:t>
+        <w:t xml:space="preserve">The backstory reveals the harsh realities of blue-collar job loss during the </w:t>
+      </w:r>
+      <w:r>
+        <w:rPr>
+          <w:rFonts w:cstheme="minorHAnsi"/>
+          <w:sz w:val="32"/>
+          <w:szCs w:val="32"/>
+        </w:rPr>
+        <w:t xml:space="preserve">2008 </w:t>
+      </w:r>
+      <w:r>
+        <w:rPr>
+          <w:rFonts w:cstheme="minorHAnsi"/>
+          <w:sz w:val="32"/>
+          <w:szCs w:val="32"/>
+        </w:rPr>
+        <w:t>recession</w:t>
+      </w:r>
+      <w:r>
+        <w:rPr>
+          <w:rFonts w:cstheme="minorHAnsi"/>
+          <w:sz w:val="32"/>
+          <w:szCs w:val="32"/>
+        </w:rPr>
+        <w:t>, like David’s family in the automotive industry</w:t>
+      </w:r>
+      <w:r>
+        <w:rPr>
+          <w:rFonts w:cstheme="minorHAnsi"/>
+          <w:sz w:val="32"/>
+          <w:szCs w:val="32"/>
+        </w:rPr>
+        <w:t>. It directly addresses the displaced anger that can arise from automated or immigrant replacement (Petey being fired and replaced by a migrant worker), showing the tragic intersection of economic desperation, racial tension, and family fallout.</w:t>
       </w:r>
     </w:p>
     <w:p>
@@ -2532,7 +2348,27 @@
           <w:sz w:val="32"/>
           <w:szCs w:val="32"/>
         </w:rPr>
-        <w:t>The Power of Collective Memory and Shared Artistry</w:t>
+        <w:t>The Power of</w:t>
+      </w:r>
+      <w:r>
+        <w:rPr>
+          <w:rFonts w:cstheme="minorHAnsi"/>
+          <w:b/>
+          <w:bCs/>
+          <w:sz w:val="32"/>
+          <w:szCs w:val="32"/>
+        </w:rPr>
+        <w:t xml:space="preserve"> Hand-Made</w:t>
+      </w:r>
+      <w:r>
+        <w:rPr>
+          <w:rFonts w:cstheme="minorHAnsi"/>
+          <w:b/>
+          <w:bCs/>
+          <w:sz w:val="32"/>
+          <w:szCs w:val="32"/>
+        </w:rPr>
+        <w:t xml:space="preserve"> Artistry</w:t>
       </w:r>
     </w:p>
     <w:p>
@@ -2565,7 +2401,23 @@
           <w:sz w:val="32"/>
           <w:szCs w:val="32"/>
         </w:rPr>
-        <w:t xml:space="preserve"> Model T, their decades of eccentric, hand-made parade costumes, and the town's ultimate rally around them showcase art and "weirdness" as a mechanism for survival. It emphasizes that humanity defeats artificial optimization through shared, messy, authentic creativity.</w:t>
+        <w:t xml:space="preserve"> Model T, their decades of hand-made costumes, and the town's rally around them showcase art and weirdness as a </w:t>
+      </w:r>
+      <w:r>
+        <w:rPr>
+          <w:rFonts w:cstheme="minorHAnsi"/>
+          <w:sz w:val="32"/>
+          <w:szCs w:val="32"/>
+        </w:rPr>
+        <w:t>form of liberation</w:t>
+      </w:r>
+      <w:r>
+        <w:rPr>
+          <w:rFonts w:cstheme="minorHAnsi"/>
+          <w:sz w:val="32"/>
+          <w:szCs w:val="32"/>
+        </w:rPr>
+        <w:t>.</w:t>
       </w:r>
     </w:p>
     <w:p>
@@ -2923,7 +2775,15 @@
           <w:sz w:val="26"/>
           <w:szCs w:val="26"/>
         </w:rPr>
-        <w:t xml:space="preserve"> are known for their century-old </w:t>
+        <w:t xml:space="preserve"> are known for their century-</w:t>
+      </w:r>
+      <w:r>
+        <w:rPr>
+          <w:rFonts w:cstheme="minorHAnsi"/>
+          <w:sz w:val="26"/>
+          <w:szCs w:val="26"/>
+        </w:rPr>
+        <w:t xml:space="preserve">old </w:t>
       </w:r>
       <w:r>
         <w:rPr>
@@ -2979,7 +2839,27 @@
           <w:sz w:val="26"/>
           <w:szCs w:val="26"/>
         </w:rPr>
-        <w:t xml:space="preserve"> (“The Mitten Song”).</w:t>
+        <w:t xml:space="preserve"> (“</w:t>
+      </w:r>
+      <w:hyperlink r:id="rId9" w:history="1">
+        <w:r>
+          <w:rPr>
+            <w:rStyle w:val="Hyperlink"/>
+            <w:rFonts w:cstheme="minorHAnsi"/>
+            <w:sz w:val="26"/>
+            <w:szCs w:val="26"/>
+            <w:u w:val="none"/>
+          </w:rPr>
+          <w:t>The Mitten Song</w:t>
+        </w:r>
+      </w:hyperlink>
+      <w:r>
+        <w:rPr>
+          <w:rFonts w:cstheme="minorHAnsi"/>
+          <w:sz w:val="26"/>
+          <w:szCs w:val="26"/>
+        </w:rPr>
+        <w:t>”).</w:t>
       </w:r>
     </w:p>
     <w:p>
@@ -3000,15 +2880,7 @@
           <w:sz w:val="26"/>
           <w:szCs w:val="26"/>
         </w:rPr>
-        <w:t xml:space="preserve">In 2008, Petey lives with his pregnant wife Lizzie in the Upper Peninsula. His childhood friend is </w:t>
-      </w:r>
-      <w:r>
-        <w:rPr>
-          <w:rFonts w:cstheme="minorHAnsi"/>
-          <w:sz w:val="26"/>
-          <w:szCs w:val="26"/>
-        </w:rPr>
-        <w:t>Jasper Tran, who</w:t>
+        <w:t>In 2008, Petey lives with his pregnant wife Lizzie in the Upper Peninsula. His childhood friend is Jasper Tran, who</w:t>
       </w:r>
       <w:r>
         <w:rPr>
@@ -3040,18 +2912,8 @@
           <w:sz w:val="26"/>
           <w:szCs w:val="26"/>
         </w:rPr>
-        <w:t xml:space="preserve"> Banh </w:t>
-      </w:r>
-      <w:proofErr w:type="spellStart"/>
-      <w:r>
-        <w:rPr>
-          <w:rFonts w:cstheme="minorHAnsi"/>
-          <w:sz w:val="26"/>
-          <w:szCs w:val="26"/>
-        </w:rPr>
-        <w:t>MIchigan</w:t>
-      </w:r>
-      <w:proofErr w:type="spellEnd"/>
+        <w:t xml:space="preserve"> Banh MIchigan</w:t>
+      </w:r>
       <w:r>
         <w:rPr>
           <w:rFonts w:cstheme="minorHAnsi"/>
@@ -3148,14 +3010,18 @@
         </w:rPr>
         <w:t>(“</w:t>
       </w:r>
-      <w:r>
-        <w:rPr>
-          <w:rFonts w:cstheme="minorHAnsi"/>
-          <w:sz w:val="26"/>
-          <w:szCs w:val="26"/>
-        </w:rPr>
-        <w:t>Life is Complete</w:t>
-      </w:r>
+      <w:hyperlink r:id="rId10" w:history="1">
+        <w:r>
+          <w:rPr>
+            <w:rStyle w:val="Hyperlink"/>
+            <w:rFonts w:cstheme="minorHAnsi"/>
+            <w:sz w:val="26"/>
+            <w:szCs w:val="26"/>
+            <w:u w:val="none"/>
+          </w:rPr>
+          <w:t>Life is Complete</w:t>
+        </w:r>
+      </w:hyperlink>
       <w:r>
         <w:rPr>
           <w:rFonts w:cstheme="minorHAnsi"/>
@@ -3247,23 +3113,7 @@
           <w:sz w:val="26"/>
           <w:szCs w:val="26"/>
         </w:rPr>
-        <w:t xml:space="preserve"> Petey</w:t>
-      </w:r>
-      <w:r>
-        <w:rPr>
-          <w:rFonts w:cstheme="minorHAnsi"/>
-          <w:sz w:val="26"/>
-          <w:szCs w:val="26"/>
-        </w:rPr>
-        <w:t xml:space="preserve"> and </w:t>
-      </w:r>
-      <w:r>
-        <w:rPr>
-          <w:rFonts w:cstheme="minorHAnsi"/>
-          <w:sz w:val="26"/>
-          <w:szCs w:val="26"/>
-        </w:rPr>
-        <w:t>Liz, with</w:t>
+        <w:t xml:space="preserve"> Petey and Liz, with</w:t>
       </w:r>
       <w:r>
         <w:rPr>
@@ -3521,14 +3371,18 @@
         </w:rPr>
         <w:t xml:space="preserve"> (“</w:t>
       </w:r>
-      <w:r>
-        <w:rPr>
-          <w:rFonts w:cstheme="minorHAnsi"/>
-          <w:sz w:val="26"/>
-          <w:szCs w:val="26"/>
-        </w:rPr>
-        <w:t>Body of Water</w:t>
-      </w:r>
+      <w:hyperlink r:id="rId11" w:history="1">
+        <w:r>
+          <w:rPr>
+            <w:rStyle w:val="Hyperlink"/>
+            <w:rFonts w:cstheme="minorHAnsi"/>
+            <w:sz w:val="26"/>
+            <w:szCs w:val="26"/>
+            <w:u w:val="none"/>
+          </w:rPr>
+          <w:t>Body of Water</w:t>
+        </w:r>
+      </w:hyperlink>
       <w:r>
         <w:rPr>
           <w:rFonts w:cstheme="minorHAnsi"/>
@@ -3836,24 +3690,40 @@
           <w:sz w:val="26"/>
           <w:szCs w:val="26"/>
         </w:rPr>
-        <w:t>(“Yooper</w:t>
-      </w:r>
-      <w:r>
-        <w:rPr>
-          <w:rFonts w:cstheme="minorHAnsi"/>
-          <w:sz w:val="26"/>
-          <w:szCs w:val="26"/>
-        </w:rPr>
-        <w:t>s</w:t>
-      </w:r>
-      <w:r>
-        <w:rPr>
-          <w:rFonts w:cstheme="minorHAnsi"/>
-          <w:sz w:val="26"/>
-          <w:szCs w:val="26"/>
-        </w:rPr>
-        <w:t xml:space="preserve"> and Trolls</w:t>
-      </w:r>
+        <w:t>(“</w:t>
+      </w:r>
+      <w:hyperlink r:id="rId12" w:history="1">
+        <w:r>
+          <w:rPr>
+            <w:rStyle w:val="Hyperlink"/>
+            <w:rFonts w:cstheme="minorHAnsi"/>
+            <w:sz w:val="26"/>
+            <w:szCs w:val="26"/>
+            <w:u w:val="none"/>
+          </w:rPr>
+          <w:t>Yooper</w:t>
+        </w:r>
+        <w:r>
+          <w:rPr>
+            <w:rStyle w:val="Hyperlink"/>
+            <w:rFonts w:cstheme="minorHAnsi"/>
+            <w:sz w:val="26"/>
+            <w:szCs w:val="26"/>
+            <w:u w:val="none"/>
+          </w:rPr>
+          <w:t>s</w:t>
+        </w:r>
+        <w:r>
+          <w:rPr>
+            <w:rStyle w:val="Hyperlink"/>
+            <w:rFonts w:cstheme="minorHAnsi"/>
+            <w:sz w:val="26"/>
+            <w:szCs w:val="26"/>
+            <w:u w:val="none"/>
+          </w:rPr>
+          <w:t xml:space="preserve"> and Trolls</w:t>
+        </w:r>
+      </w:hyperlink>
       <w:r>
         <w:rPr>
           <w:rFonts w:cstheme="minorHAnsi"/>
@@ -4113,23 +3983,47 @@
           <w:sz w:val="26"/>
           <w:szCs w:val="26"/>
         </w:rPr>
-        <w:t>(“It</w:t>
-      </w:r>
-      <w:r>
-        <w:rPr>
-          <w:rFonts w:cstheme="minorHAnsi"/>
-          <w:sz w:val="26"/>
-          <w:szCs w:val="26"/>
-        </w:rPr>
-        <w:t xml:space="preserve"> Would</w:t>
-      </w:r>
-      <w:r>
-        <w:rPr>
-          <w:rFonts w:cstheme="minorHAnsi"/>
-          <w:sz w:val="26"/>
-          <w:szCs w:val="26"/>
-        </w:rPr>
-        <w:t xml:space="preserve"> Be a Shame”).</w:t>
+        <w:t>(“</w:t>
+      </w:r>
+      <w:hyperlink r:id="rId13" w:history="1">
+        <w:r>
+          <w:rPr>
+            <w:rStyle w:val="Hyperlink"/>
+            <w:rFonts w:cstheme="minorHAnsi"/>
+            <w:sz w:val="26"/>
+            <w:szCs w:val="26"/>
+            <w:u w:val="none"/>
+          </w:rPr>
+          <w:t>It</w:t>
+        </w:r>
+        <w:r>
+          <w:rPr>
+            <w:rStyle w:val="Hyperlink"/>
+            <w:rFonts w:cstheme="minorHAnsi"/>
+            <w:sz w:val="26"/>
+            <w:szCs w:val="26"/>
+            <w:u w:val="none"/>
+          </w:rPr>
+          <w:t xml:space="preserve"> Would</w:t>
+        </w:r>
+        <w:r>
+          <w:rPr>
+            <w:rStyle w:val="Hyperlink"/>
+            <w:rFonts w:cstheme="minorHAnsi"/>
+            <w:sz w:val="26"/>
+            <w:szCs w:val="26"/>
+            <w:u w:val="none"/>
+          </w:rPr>
+          <w:t xml:space="preserve"> Be a Shame</w:t>
+        </w:r>
+      </w:hyperlink>
+      <w:r>
+        <w:rPr>
+          <w:rFonts w:cstheme="minorHAnsi"/>
+          <w:sz w:val="26"/>
+          <w:szCs w:val="26"/>
+        </w:rPr>
+        <w:t>”).</w:t>
       </w:r>
     </w:p>
     <w:p>
@@ -4174,18 +4068,8 @@
           <w:sz w:val="26"/>
           <w:szCs w:val="26"/>
         </w:rPr>
-        <w:t xml:space="preserve">’s mother </w:t>
-      </w:r>
-      <w:proofErr w:type="gramStart"/>
-      <w:r>
-        <w:rPr>
-          <w:rFonts w:cstheme="minorHAnsi"/>
-          <w:sz w:val="26"/>
-          <w:szCs w:val="26"/>
-        </w:rPr>
-        <w:t>returns</w:t>
-      </w:r>
-      <w:proofErr w:type="gramEnd"/>
+        <w:t>’s mother returns</w:t>
+      </w:r>
       <w:r>
         <w:rPr>
           <w:rFonts w:cstheme="minorHAnsi"/>
@@ -4224,7 +4108,27 @@
           <w:sz w:val="26"/>
           <w:szCs w:val="26"/>
         </w:rPr>
-        <w:t>” (“Dad Tax”).</w:t>
+        <w:t>” (“</w:t>
+      </w:r>
+      <w:hyperlink r:id="rId14" w:history="1">
+        <w:r>
+          <w:rPr>
+            <w:rStyle w:val="Hyperlink"/>
+            <w:rFonts w:cstheme="minorHAnsi"/>
+            <w:sz w:val="26"/>
+            <w:szCs w:val="26"/>
+            <w:u w:val="none"/>
+          </w:rPr>
+          <w:t>Dad Tax</w:t>
+        </w:r>
+      </w:hyperlink>
+      <w:r>
+        <w:rPr>
+          <w:rFonts w:cstheme="minorHAnsi"/>
+          <w:sz w:val="26"/>
+          <w:szCs w:val="26"/>
+        </w:rPr>
+        <w:t>”).</w:t>
       </w:r>
     </w:p>
     <w:p>
@@ -4277,26 +4181,24 @@
           <w:sz w:val="26"/>
           <w:szCs w:val="26"/>
         </w:rPr>
-        <w:t xml:space="preserve"> Milly is</w:t>
-      </w:r>
-      <w:r>
-        <w:rPr>
-          <w:rFonts w:cstheme="minorHAnsi"/>
-          <w:sz w:val="26"/>
-          <w:szCs w:val="26"/>
-        </w:rPr>
-        <w:t xml:space="preserve"> </w:t>
-      </w:r>
-      <w:proofErr w:type="spellStart"/>
-      <w:r>
-        <w:rPr>
-          <w:rFonts w:cstheme="minorHAnsi"/>
-          <w:sz w:val="26"/>
-          <w:szCs w:val="26"/>
-        </w:rPr>
-        <w:t>stiil</w:t>
-      </w:r>
-      <w:proofErr w:type="spellEnd"/>
+        <w:t xml:space="preserve"> Milly </w:t>
+      </w:r>
+      <w:r>
+        <w:rPr>
+          <w:rFonts w:cstheme="minorHAnsi"/>
+          <w:sz w:val="26"/>
+          <w:szCs w:val="26"/>
+        </w:rPr>
+        <w:t xml:space="preserve">and Petey </w:t>
+      </w:r>
+      <w:r>
+        <w:rPr>
+          <w:rFonts w:cstheme="minorHAnsi"/>
+          <w:sz w:val="26"/>
+          <w:szCs w:val="26"/>
+        </w:rPr>
+        <w:t>are still</w:t>
+      </w:r>
       <w:r>
         <w:rPr>
           <w:rFonts w:cstheme="minorHAnsi"/>
@@ -4964,25 +4866,7 @@
           <w:sz w:val="26"/>
           <w:szCs w:val="26"/>
         </w:rPr>
-        <w:t xml:space="preserve"> (“</w:t>
-      </w:r>
-      <w:proofErr w:type="spellStart"/>
-      <w:r>
-        <w:rPr>
-          <w:rFonts w:cstheme="minorHAnsi"/>
-          <w:sz w:val="26"/>
-          <w:szCs w:val="26"/>
-        </w:rPr>
-        <w:t>Fraudway</w:t>
-      </w:r>
-      <w:proofErr w:type="spellEnd"/>
-      <w:r>
-        <w:rPr>
-          <w:rFonts w:cstheme="minorHAnsi"/>
-          <w:sz w:val="26"/>
-          <w:szCs w:val="26"/>
-        </w:rPr>
-        <w:t>”)</w:t>
+        <w:t xml:space="preserve"> (“Fraudway”)</w:t>
       </w:r>
       <w:r>
         <w:rPr>
@@ -5235,25 +5119,7 @@
           <w:sz w:val="26"/>
           <w:szCs w:val="26"/>
         </w:rPr>
-        <w:t xml:space="preserve">. The </w:t>
-      </w:r>
-      <w:proofErr w:type="spellStart"/>
-      <w:r>
-        <w:rPr>
-          <w:rFonts w:cstheme="minorHAnsi"/>
-          <w:sz w:val="26"/>
-          <w:szCs w:val="26"/>
-        </w:rPr>
-        <w:t>Vandams</w:t>
-      </w:r>
-      <w:proofErr w:type="spellEnd"/>
-      <w:r>
-        <w:rPr>
-          <w:rFonts w:cstheme="minorHAnsi"/>
-          <w:sz w:val="26"/>
-          <w:szCs w:val="26"/>
-        </w:rPr>
-        <w:t xml:space="preserve"> are only divided by peninsulas</w:t>
+        <w:t>. The Vandams are only divided by peninsulas</w:t>
       </w:r>
       <w:r>
         <w:rPr>
@@ -5325,25 +5191,7 @@
           <w:sz w:val="26"/>
           <w:szCs w:val="26"/>
         </w:rPr>
-        <w:t xml:space="preserve">North </w:t>
-      </w:r>
-      <w:proofErr w:type="gramStart"/>
-      <w:r>
-        <w:rPr>
-          <w:rFonts w:cstheme="minorHAnsi"/>
-          <w:sz w:val="26"/>
-          <w:szCs w:val="26"/>
-        </w:rPr>
-        <w:t>South East</w:t>
-      </w:r>
-      <w:proofErr w:type="gramEnd"/>
-      <w:r>
-        <w:rPr>
-          <w:rFonts w:cstheme="minorHAnsi"/>
-          <w:sz w:val="26"/>
-          <w:szCs w:val="26"/>
-        </w:rPr>
-        <w:t xml:space="preserve"> West</w:t>
+        <w:t>North South East West</w:t>
       </w:r>
       <w:r>
         <w:rPr>
@@ -5705,16 +5553,7 @@
           <w:sz w:val="26"/>
           <w:szCs w:val="26"/>
         </w:rPr>
-        <w:t xml:space="preserve">. Petoskey offers </w:t>
-      </w:r>
-      <w:proofErr w:type="gramStart"/>
-      <w:r>
-        <w:rPr>
-          <w:rFonts w:cstheme="minorHAnsi"/>
-          <w:sz w:val="26"/>
-          <w:szCs w:val="26"/>
-        </w:rPr>
-        <w:t xml:space="preserve">the </w:t>
+        <w:t xml:space="preserve">. Petoskey offers the </w:t>
       </w:r>
       <w:r>
         <w:rPr>
@@ -5724,7 +5563,6 @@
         </w:rPr>
         <w:t>Ford</w:t>
       </w:r>
-      <w:proofErr w:type="gramEnd"/>
       <w:r>
         <w:rPr>
           <w:rFonts w:cstheme="minorHAnsi"/>
@@ -5747,25 +5585,7 @@
           <w:sz w:val="26"/>
           <w:szCs w:val="26"/>
         </w:rPr>
-        <w:t xml:space="preserve"> scoffs but is interested in. Jasper then offers his restaurant. The </w:t>
-      </w:r>
-      <w:proofErr w:type="spellStart"/>
-      <w:r>
-        <w:rPr>
-          <w:rFonts w:cstheme="minorHAnsi"/>
-          <w:sz w:val="26"/>
-          <w:szCs w:val="26"/>
-        </w:rPr>
-        <w:t>Vandams</w:t>
-      </w:r>
-      <w:proofErr w:type="spellEnd"/>
-      <w:r>
-        <w:rPr>
-          <w:rFonts w:cstheme="minorHAnsi"/>
-          <w:sz w:val="26"/>
-          <w:szCs w:val="26"/>
-        </w:rPr>
-        <w:t xml:space="preserve"> return with decades of themed costume</w:t>
+        <w:t xml:space="preserve"> scoffs but is interested in. Jasper then offers his restaurant. The Vandams return with decades of themed costume</w:t>
       </w:r>
       <w:r>
         <w:rPr>
@@ -7279,7 +7099,6 @@
         </w:rPr>
         <w:t xml:space="preserve">visit </w:t>
       </w:r>
-      <w:proofErr w:type="spellStart"/>
       <w:r>
         <w:rPr>
           <w:rFonts w:cstheme="minorHAnsi"/>
@@ -7296,7 +7115,6 @@
         </w:rPr>
         <w:t>ns</w:t>
       </w:r>
-      <w:proofErr w:type="spellEnd"/>
       <w:r>
         <w:rPr>
           <w:rFonts w:cstheme="minorHAnsi"/>
@@ -7336,7 +7154,6 @@
         </w:rPr>
         <w:t xml:space="preserve"> is a 13-year-old city girl from Dearborn and the brightest of Willy and Milly’s grandkids. Despite going above and beyond, she and her mom Shelby feel out of place. She tries to outshine her cousin Petoskey by finding </w:t>
       </w:r>
-      <w:proofErr w:type="gramStart"/>
       <w:r>
         <w:rPr>
           <w:rFonts w:cstheme="minorHAnsi"/>
@@ -7345,7 +7162,6 @@
         </w:rPr>
         <w:t>rarer</w:t>
       </w:r>
-      <w:proofErr w:type="gramEnd"/>
       <w:r>
         <w:rPr>
           <w:rFonts w:cstheme="minorHAnsi"/>
@@ -8303,9 +8119,8 @@
           <w:sz w:val="30"/>
           <w:szCs w:val="30"/>
         </w:rPr>
-        <w:t xml:space="preserve">Banh </w:t>
-      </w:r>
-      <w:proofErr w:type="spellStart"/>
+        <w:t>Banh M</w:t>
+      </w:r>
       <w:r>
         <w:rPr>
           <w:rFonts w:cstheme="minorHAnsi"/>
@@ -8314,16 +8129,6 @@
           <w:sz w:val="30"/>
           <w:szCs w:val="30"/>
         </w:rPr>
-        <w:t>M</w:t>
-      </w:r>
-      <w:r>
-        <w:rPr>
-          <w:rFonts w:cstheme="minorHAnsi"/>
-          <w:i/>
-          <w:iCs/>
-          <w:sz w:val="30"/>
-          <w:szCs w:val="30"/>
-        </w:rPr>
         <w:t>I</w:t>
       </w:r>
       <w:r>
@@ -8334,7 +8139,6 @@
         </w:rPr>
         <w:t>chigan</w:t>
       </w:r>
-      <w:proofErr w:type="spellEnd"/>
       <w:r>
         <w:rPr>
           <w:rFonts w:cstheme="minorHAnsi"/>
@@ -8574,18 +8378,8 @@
           <w:sz w:val="30"/>
           <w:szCs w:val="30"/>
         </w:rPr>
-        <w:t xml:space="preserve">The </w:t>
-      </w:r>
-      <w:proofErr w:type="spellStart"/>
-      <w:r>
-        <w:rPr>
-          <w:rFonts w:cstheme="minorHAnsi"/>
-          <w:sz w:val="30"/>
-          <w:szCs w:val="30"/>
-        </w:rPr>
-        <w:t>Vandams</w:t>
-      </w:r>
-      <w:proofErr w:type="spellEnd"/>
+        <w:t>The Vandams</w:t>
+      </w:r>
       <w:r>
         <w:rPr>
           <w:rFonts w:cstheme="minorHAnsi"/>
@@ -8715,14 +8509,17 @@
         </w:rPr>
         <w:t xml:space="preserve">1. </w:t>
       </w:r>
-      <w:r>
-        <w:rPr>
-          <w:rFonts w:cstheme="minorHAnsi"/>
-          <w:sz w:val="30"/>
-          <w:szCs w:val="30"/>
-        </w:rPr>
-        <w:t>Overture / The Mitten Song</w:t>
-      </w:r>
+      <w:hyperlink r:id="rId15" w:history="1">
+        <w:r>
+          <w:rPr>
+            <w:rStyle w:val="Hyperlink"/>
+            <w:rFonts w:cstheme="minorHAnsi"/>
+            <w:sz w:val="30"/>
+            <w:szCs w:val="30"/>
+          </w:rPr>
+          <w:t>Overture / The Mitten Song</w:t>
+        </w:r>
+      </w:hyperlink>
       <w:r>
         <w:rPr>
           <w:rFonts w:cstheme="minorHAnsi"/>
@@ -8757,14 +8554,17 @@
         </w:rPr>
         <w:t xml:space="preserve">. </w:t>
       </w:r>
-      <w:r>
-        <w:rPr>
-          <w:rFonts w:cstheme="minorHAnsi"/>
-          <w:sz w:val="30"/>
-          <w:szCs w:val="30"/>
-        </w:rPr>
-        <w:t>Life is Complete</w:t>
-      </w:r>
+      <w:hyperlink r:id="rId16" w:history="1">
+        <w:r>
+          <w:rPr>
+            <w:rStyle w:val="Hyperlink"/>
+            <w:rFonts w:cstheme="minorHAnsi"/>
+            <w:sz w:val="30"/>
+            <w:szCs w:val="30"/>
+          </w:rPr>
+          <w:t>Life is Complete</w:t>
+        </w:r>
+      </w:hyperlink>
       <w:r>
         <w:rPr>
           <w:rFonts w:cstheme="minorHAnsi"/>
@@ -8773,7 +8573,6 @@
         </w:rPr>
         <w:t xml:space="preserve"> </w:t>
       </w:r>
-      <w:proofErr w:type="gramStart"/>
       <w:r>
         <w:rPr>
           <w:rFonts w:cstheme="minorHAnsi"/>
@@ -8781,9 +8580,8 @@
           <w:szCs w:val="30"/>
           <w:vertAlign w:val="subscript"/>
         </w:rPr>
-        <w:t>The</w:t>
-      </w:r>
-      <w:proofErr w:type="gramEnd"/>
+        <w:t>The Vandams</w:t>
+      </w:r>
       <w:r>
         <w:rPr>
           <w:rFonts w:cstheme="minorHAnsi"/>
@@ -8791,9 +8589,35 @@
           <w:szCs w:val="30"/>
           <w:vertAlign w:val="subscript"/>
         </w:rPr>
+        <w:br/>
+      </w:r>
+      <w:r>
+        <w:rPr>
+          <w:rFonts w:cstheme="minorHAnsi"/>
+          <w:sz w:val="30"/>
+          <w:szCs w:val="30"/>
+        </w:rPr>
+        <w:t xml:space="preserve">3. </w:t>
+      </w:r>
+      <w:hyperlink r:id="rId17" w:history="1">
+        <w:r>
+          <w:rPr>
+            <w:rStyle w:val="Hyperlink"/>
+            <w:rFonts w:cstheme="minorHAnsi"/>
+            <w:sz w:val="30"/>
+            <w:szCs w:val="30"/>
+          </w:rPr>
+          <w:t>Body of Water</w:t>
+        </w:r>
+      </w:hyperlink>
+      <w:r>
+        <w:rPr>
+          <w:rFonts w:cstheme="minorHAnsi"/>
+          <w:sz w:val="30"/>
+          <w:szCs w:val="30"/>
+        </w:rPr>
         <w:t xml:space="preserve"> </w:t>
       </w:r>
-      <w:proofErr w:type="spellStart"/>
       <w:r>
         <w:rPr>
           <w:rFonts w:cstheme="minorHAnsi"/>
@@ -8801,9 +8625,54 @@
           <w:szCs w:val="30"/>
           <w:vertAlign w:val="subscript"/>
         </w:rPr>
-        <w:t>Vandams</w:t>
-      </w:r>
-      <w:proofErr w:type="spellEnd"/>
+        <w:t>Petey, Lizzie</w:t>
+      </w:r>
+      <w:r>
+        <w:rPr>
+          <w:rFonts w:cstheme="minorHAnsi"/>
+          <w:sz w:val="30"/>
+          <w:szCs w:val="30"/>
+        </w:rPr>
+        <w:br/>
+        <w:t xml:space="preserve">4. </w:t>
+      </w:r>
+      <w:hyperlink r:id="rId18" w:history="1">
+        <w:r>
+          <w:rPr>
+            <w:rStyle w:val="Hyperlink"/>
+            <w:rFonts w:cstheme="minorHAnsi"/>
+            <w:sz w:val="30"/>
+            <w:szCs w:val="30"/>
+          </w:rPr>
+          <w:t>Yoop</w:t>
+        </w:r>
+        <w:r>
+          <w:rPr>
+            <w:rStyle w:val="Hyperlink"/>
+            <w:rFonts w:cstheme="minorHAnsi"/>
+            <w:sz w:val="30"/>
+            <w:szCs w:val="30"/>
+          </w:rPr>
+          <w:t>er</w:t>
+        </w:r>
+        <w:r>
+          <w:rPr>
+            <w:rStyle w:val="Hyperlink"/>
+            <w:rFonts w:cstheme="minorHAnsi"/>
+            <w:sz w:val="30"/>
+            <w:szCs w:val="30"/>
+          </w:rPr>
+          <w:t>s and Trolls</w:t>
+        </w:r>
+      </w:hyperlink>
+      <w:r>
+        <w:rPr>
+          <w:rFonts w:cstheme="minorHAnsi"/>
+          <w:sz w:val="30"/>
+          <w:szCs w:val="30"/>
+        </w:rPr>
+        <w:t xml:space="preserve"> </w:t>
+      </w:r>
       <w:r>
         <w:rPr>
           <w:rFonts w:cstheme="minorHAnsi"/>
@@ -8811,6 +8680,23 @@
           <w:szCs w:val="30"/>
           <w:vertAlign w:val="subscript"/>
         </w:rPr>
+        <w:t>Petoskey</w:t>
+      </w:r>
+      <w:r>
+        <w:rPr>
+          <w:rFonts w:cstheme="minorHAnsi"/>
+          <w:sz w:val="30"/>
+          <w:szCs w:val="30"/>
+          <w:vertAlign w:val="subscript"/>
+        </w:rPr>
+        <w:t>, Lulu</w:t>
+      </w:r>
+      <w:r>
+        <w:rPr>
+          <w:rFonts w:cstheme="minorHAnsi"/>
+          <w:sz w:val="30"/>
+          <w:szCs w:val="30"/>
+        </w:rPr>
         <w:br/>
       </w:r>
       <w:r>
@@ -8819,15 +8705,15 @@
           <w:sz w:val="30"/>
           <w:szCs w:val="30"/>
         </w:rPr>
-        <w:t xml:space="preserve">3. </w:t>
-      </w:r>
-      <w:r>
-        <w:rPr>
-          <w:rFonts w:cstheme="minorHAnsi"/>
-          <w:sz w:val="30"/>
-          <w:szCs w:val="30"/>
-        </w:rPr>
-        <w:t>Body of Water</w:t>
+        <w:t>5</w:t>
+      </w:r>
+      <w:r>
+        <w:rPr>
+          <w:rFonts w:cstheme="minorHAnsi"/>
+          <w:sz w:val="30"/>
+          <w:szCs w:val="30"/>
+        </w:rPr>
+        <w:t>.</w:t>
       </w:r>
       <w:r>
         <w:rPr>
@@ -8837,6 +8723,61 @@
         </w:rPr>
         <w:t xml:space="preserve"> </w:t>
       </w:r>
+      <w:hyperlink r:id="rId19" w:history="1">
+        <w:r>
+          <w:rPr>
+            <w:rStyle w:val="Hyperlink"/>
+            <w:rFonts w:cstheme="minorHAnsi"/>
+            <w:sz w:val="30"/>
+            <w:szCs w:val="30"/>
+          </w:rPr>
+          <w:t xml:space="preserve">It </w:t>
+        </w:r>
+        <w:r>
+          <w:rPr>
+            <w:rStyle w:val="Hyperlink"/>
+            <w:rFonts w:cstheme="minorHAnsi"/>
+            <w:sz w:val="30"/>
+            <w:szCs w:val="30"/>
+          </w:rPr>
+          <w:t>Would</w:t>
+        </w:r>
+        <w:r>
+          <w:rPr>
+            <w:rStyle w:val="Hyperlink"/>
+            <w:rFonts w:cstheme="minorHAnsi"/>
+            <w:sz w:val="30"/>
+            <w:szCs w:val="30"/>
+          </w:rPr>
+          <w:t xml:space="preserve"> </w:t>
+        </w:r>
+        <w:r>
+          <w:rPr>
+            <w:rStyle w:val="Hyperlink"/>
+            <w:rFonts w:cstheme="minorHAnsi"/>
+            <w:sz w:val="30"/>
+            <w:szCs w:val="30"/>
+          </w:rPr>
+          <w:t>B</w:t>
+        </w:r>
+        <w:r>
+          <w:rPr>
+            <w:rStyle w:val="Hyperlink"/>
+            <w:rFonts w:cstheme="minorHAnsi"/>
+            <w:sz w:val="30"/>
+            <w:szCs w:val="30"/>
+          </w:rPr>
+          <w:t>e a Shame</w:t>
+        </w:r>
+      </w:hyperlink>
+      <w:r>
+        <w:rPr>
+          <w:rFonts w:cstheme="minorHAnsi"/>
+          <w:sz w:val="30"/>
+          <w:szCs w:val="30"/>
+        </w:rPr>
+        <w:t xml:space="preserve"> </w:t>
+      </w:r>
       <w:r>
         <w:rPr>
           <w:rFonts w:cstheme="minorHAnsi"/>
@@ -8844,7 +8785,25 @@
           <w:szCs w:val="30"/>
           <w:vertAlign w:val="subscript"/>
         </w:rPr>
-        <w:t>Petey, Lizzie</w:t>
+        <w:t>Wayland</w:t>
+      </w:r>
+      <w:r>
+        <w:rPr>
+          <w:rFonts w:cstheme="minorHAnsi"/>
+          <w:sz w:val="30"/>
+          <w:szCs w:val="30"/>
+          <w:vertAlign w:val="subscript"/>
+        </w:rPr>
+        <w:t>, Willy</w:t>
+      </w:r>
+      <w:r>
+        <w:rPr>
+          <w:rFonts w:cstheme="minorHAnsi"/>
+          <w:sz w:val="30"/>
+          <w:szCs w:val="30"/>
+          <w:vertAlign w:val="subscript"/>
+        </w:rPr>
+        <w:t>, Milly, Petey</w:t>
       </w:r>
       <w:r>
         <w:rPr>
@@ -8853,24 +8812,19 @@
           <w:szCs w:val="30"/>
         </w:rPr>
         <w:br/>
-        <w:t>4. Yoop</w:t>
-      </w:r>
-      <w:r>
-        <w:rPr>
-          <w:rFonts w:cstheme="minorHAnsi"/>
-          <w:sz w:val="30"/>
-          <w:szCs w:val="30"/>
-        </w:rPr>
-        <w:t>er</w:t>
-      </w:r>
-      <w:r>
-        <w:rPr>
-          <w:rFonts w:cstheme="minorHAnsi"/>
-          <w:sz w:val="30"/>
-          <w:szCs w:val="30"/>
-        </w:rPr>
-        <w:t>s and Trolls</w:t>
-      </w:r>
+        <w:t xml:space="preserve">6. </w:t>
+      </w:r>
+      <w:hyperlink r:id="rId20" w:history="1">
+        <w:r>
+          <w:rPr>
+            <w:rStyle w:val="Hyperlink"/>
+            <w:rFonts w:cstheme="minorHAnsi"/>
+            <w:sz w:val="30"/>
+            <w:szCs w:val="30"/>
+          </w:rPr>
+          <w:t>Dad Tax</w:t>
+        </w:r>
+      </w:hyperlink>
       <w:r>
         <w:rPr>
           <w:rFonts w:cstheme="minorHAnsi"/>
@@ -8886,7 +8840,7 @@
           <w:szCs w:val="30"/>
           <w:vertAlign w:val="subscript"/>
         </w:rPr>
-        <w:t>Petoskey</w:t>
+        <w:t xml:space="preserve">Jasper, </w:t>
       </w:r>
       <w:r>
         <w:rPr>
@@ -8895,124 +8849,7 @@
           <w:szCs w:val="30"/>
           <w:vertAlign w:val="subscript"/>
         </w:rPr>
-        <w:t>, Lulu</w:t>
-      </w:r>
-      <w:r>
-        <w:rPr>
-          <w:rFonts w:cstheme="minorHAnsi"/>
-          <w:sz w:val="30"/>
-          <w:szCs w:val="30"/>
-        </w:rPr>
-        <w:br/>
-      </w:r>
-      <w:r>
-        <w:rPr>
-          <w:rFonts w:cstheme="minorHAnsi"/>
-          <w:sz w:val="30"/>
-          <w:szCs w:val="30"/>
-        </w:rPr>
-        <w:t>5</w:t>
-      </w:r>
-      <w:r>
-        <w:rPr>
-          <w:rFonts w:cstheme="minorHAnsi"/>
-          <w:sz w:val="30"/>
-          <w:szCs w:val="30"/>
-        </w:rPr>
-        <w:t>.</w:t>
-      </w:r>
-      <w:r>
-        <w:rPr>
-          <w:rFonts w:cstheme="minorHAnsi"/>
-          <w:sz w:val="30"/>
-          <w:szCs w:val="30"/>
-        </w:rPr>
-        <w:t xml:space="preserve"> It </w:t>
-      </w:r>
-      <w:r>
-        <w:rPr>
-          <w:rFonts w:cstheme="minorHAnsi"/>
-          <w:sz w:val="30"/>
-          <w:szCs w:val="30"/>
-        </w:rPr>
-        <w:t>Would</w:t>
-      </w:r>
-      <w:r>
-        <w:rPr>
-          <w:rFonts w:cstheme="minorHAnsi"/>
-          <w:sz w:val="30"/>
-          <w:szCs w:val="30"/>
-        </w:rPr>
-        <w:t xml:space="preserve"> </w:t>
-      </w:r>
-      <w:r>
-        <w:rPr>
-          <w:rFonts w:cstheme="minorHAnsi"/>
-          <w:sz w:val="30"/>
-          <w:szCs w:val="30"/>
-        </w:rPr>
-        <w:t>B</w:t>
-      </w:r>
-      <w:r>
-        <w:rPr>
-          <w:rFonts w:cstheme="minorHAnsi"/>
-          <w:sz w:val="30"/>
-          <w:szCs w:val="30"/>
-        </w:rPr>
-        <w:t>e a Shame</w:t>
-      </w:r>
-      <w:r>
-        <w:rPr>
-          <w:rFonts w:cstheme="minorHAnsi"/>
-          <w:sz w:val="30"/>
-          <w:szCs w:val="30"/>
-        </w:rPr>
-        <w:t xml:space="preserve"> </w:t>
-      </w:r>
-      <w:r>
-        <w:rPr>
-          <w:rFonts w:cstheme="minorHAnsi"/>
-          <w:sz w:val="30"/>
-          <w:szCs w:val="30"/>
-          <w:vertAlign w:val="subscript"/>
-        </w:rPr>
-        <w:t>Wayland</w:t>
-      </w:r>
-      <w:r>
-        <w:rPr>
-          <w:rFonts w:cstheme="minorHAnsi"/>
-          <w:sz w:val="30"/>
-          <w:szCs w:val="30"/>
-          <w:vertAlign w:val="subscript"/>
-        </w:rPr>
-        <w:t>, Willy</w:t>
-      </w:r>
-      <w:r>
-        <w:rPr>
-          <w:rFonts w:cstheme="minorHAnsi"/>
-          <w:sz w:val="30"/>
-          <w:szCs w:val="30"/>
-          <w:vertAlign w:val="subscript"/>
-        </w:rPr>
-        <w:t>, Milly, Petey</w:t>
-      </w:r>
-      <w:r>
-        <w:rPr>
-          <w:rFonts w:cstheme="minorHAnsi"/>
-          <w:sz w:val="30"/>
-          <w:szCs w:val="30"/>
-        </w:rPr>
-        <w:br/>
-        <w:t xml:space="preserve">6. Dad Tax </w:t>
-      </w:r>
-      <w:r>
-        <w:rPr>
-          <w:rFonts w:cstheme="minorHAnsi"/>
-          <w:sz w:val="30"/>
-          <w:szCs w:val="30"/>
-          <w:vertAlign w:val="subscript"/>
-        </w:rPr>
-        <w:t>Jasper, Vandam Aunties, Kids</w:t>
+        <w:t>Lizzie, Cherry, Perry, Shelby, Lulu, Petoskey, Kids</w:t>
       </w:r>
       <w:r>
         <w:rPr>
@@ -9221,7 +9058,6 @@
         </w:rPr>
         <w:t xml:space="preserve">12. </w:t>
       </w:r>
-      <w:proofErr w:type="spellStart"/>
       <w:r>
         <w:rPr>
           <w:rFonts w:cstheme="minorHAnsi"/>
@@ -9230,7 +9066,6 @@
         </w:rPr>
         <w:t>Fraudway</w:t>
       </w:r>
-      <w:proofErr w:type="spellEnd"/>
       <w:r>
         <w:rPr>
           <w:rFonts w:cstheme="minorHAnsi"/>
@@ -9265,7 +9100,6 @@
         </w:rPr>
         <w:t xml:space="preserve">13. Kick Rocks </w:t>
       </w:r>
-      <w:proofErr w:type="gramStart"/>
       <w:r>
         <w:rPr>
           <w:rFonts w:cstheme="minorHAnsi"/>
@@ -9273,29 +9107,8 @@
           <w:szCs w:val="30"/>
           <w:vertAlign w:val="subscript"/>
         </w:rPr>
-        <w:t>The</w:t>
-      </w:r>
-      <w:proofErr w:type="gramEnd"/>
-      <w:r>
-        <w:rPr>
-          <w:rFonts w:cstheme="minorHAnsi"/>
-          <w:sz w:val="30"/>
-          <w:szCs w:val="30"/>
-          <w:vertAlign w:val="subscript"/>
-        </w:rPr>
-        <w:t xml:space="preserve"> </w:t>
-      </w:r>
-      <w:proofErr w:type="spellStart"/>
-      <w:r>
-        <w:rPr>
-          <w:rFonts w:cstheme="minorHAnsi"/>
-          <w:sz w:val="30"/>
-          <w:szCs w:val="30"/>
-          <w:vertAlign w:val="subscript"/>
-        </w:rPr>
-        <w:t>Vandams</w:t>
-      </w:r>
-      <w:proofErr w:type="spellEnd"/>
+        <w:t>The Vandams</w:t>
+      </w:r>
     </w:p>
     <w:p>
       <w:pPr>
@@ -9472,18 +9285,24 @@
           <w:sz w:val="30"/>
           <w:szCs w:val="30"/>
         </w:rPr>
-        <w:t xml:space="preserve">North </w:t>
-      </w:r>
-      <w:proofErr w:type="gramStart"/>
-      <w:r>
-        <w:rPr>
-          <w:rFonts w:cstheme="minorHAnsi"/>
-          <w:sz w:val="30"/>
-          <w:szCs w:val="30"/>
-        </w:rPr>
-        <w:t>South East</w:t>
-      </w:r>
-      <w:proofErr w:type="gramEnd"/>
+        <w:t xml:space="preserve">North South East </w:t>
+      </w:r>
+      <w:r>
+        <w:rPr>
+          <w:rFonts w:cstheme="minorHAnsi"/>
+          <w:sz w:val="30"/>
+          <w:szCs w:val="30"/>
+        </w:rPr>
+        <w:t>West</w:t>
+      </w:r>
+      <w:r>
+        <w:rPr>
+          <w:rFonts w:cstheme="minorHAnsi"/>
+          <w:sz w:val="30"/>
+          <w:szCs w:val="30"/>
+        </w:rPr>
+        <w:t xml:space="preserve"> (As Long As You Try Your Best)</w:t>
+      </w:r>
       <w:r>
         <w:rPr>
           <w:rFonts w:cstheme="minorHAnsi"/>
@@ -9497,34 +9316,133 @@
           <w:rFonts w:cstheme="minorHAnsi"/>
           <w:sz w:val="30"/>
           <w:szCs w:val="30"/>
-        </w:rPr>
-        <w:t>West</w:t>
-      </w:r>
-      <w:r>
-        <w:rPr>
-          <w:rFonts w:cstheme="minorHAnsi"/>
-          <w:sz w:val="30"/>
-          <w:szCs w:val="30"/>
-        </w:rPr>
-        <w:t xml:space="preserve"> (As Long </w:t>
-      </w:r>
-      <w:proofErr w:type="gramStart"/>
-      <w:r>
-        <w:rPr>
-          <w:rFonts w:cstheme="minorHAnsi"/>
-          <w:sz w:val="30"/>
-          <w:szCs w:val="30"/>
-        </w:rPr>
-        <w:t>As</w:t>
-      </w:r>
-      <w:proofErr w:type="gramEnd"/>
-      <w:r>
-        <w:rPr>
-          <w:rFonts w:cstheme="minorHAnsi"/>
-          <w:sz w:val="30"/>
-          <w:szCs w:val="30"/>
-        </w:rPr>
-        <w:t xml:space="preserve"> You Try Your Best)</w:t>
+          <w:vertAlign w:val="subscript"/>
+        </w:rPr>
+        <w:t>Jasper</w:t>
+      </w:r>
+      <w:r>
+        <w:rPr>
+          <w:rFonts w:cstheme="minorHAnsi"/>
+          <w:sz w:val="30"/>
+          <w:szCs w:val="30"/>
+          <w:vertAlign w:val="subscript"/>
+        </w:rPr>
+        <w:t>, Lulu</w:t>
+      </w:r>
+      <w:r>
+        <w:rPr>
+          <w:rFonts w:cstheme="minorHAnsi"/>
+          <w:sz w:val="30"/>
+          <w:szCs w:val="30"/>
+          <w:vertAlign w:val="subscript"/>
+        </w:rPr>
+        <w:br/>
+      </w:r>
+      <w:r>
+        <w:rPr>
+          <w:rFonts w:cstheme="minorHAnsi"/>
+          <w:sz w:val="30"/>
+          <w:szCs w:val="30"/>
+        </w:rPr>
+        <w:t>1</w:t>
+      </w:r>
+      <w:r>
+        <w:rPr>
+          <w:rFonts w:cstheme="minorHAnsi"/>
+          <w:sz w:val="30"/>
+          <w:szCs w:val="30"/>
+        </w:rPr>
+        <w:t>7</w:t>
+      </w:r>
+      <w:r>
+        <w:rPr>
+          <w:rFonts w:cstheme="minorHAnsi"/>
+          <w:sz w:val="30"/>
+          <w:szCs w:val="30"/>
+        </w:rPr>
+        <w:t xml:space="preserve">. </w:t>
+      </w:r>
+      <w:r>
+        <w:rPr>
+          <w:rFonts w:cstheme="minorHAnsi"/>
+          <w:sz w:val="30"/>
+          <w:szCs w:val="30"/>
+        </w:rPr>
+        <w:t xml:space="preserve">Rock Bottom </w:t>
+      </w:r>
+      <w:r>
+        <w:rPr>
+          <w:rFonts w:cstheme="minorHAnsi"/>
+          <w:sz w:val="30"/>
+          <w:szCs w:val="30"/>
+          <w:vertAlign w:val="subscript"/>
+        </w:rPr>
+        <w:t>Petoskey, Lulu</w:t>
+      </w:r>
+      <w:r>
+        <w:rPr>
+          <w:rFonts w:cstheme="minorHAnsi"/>
+          <w:sz w:val="30"/>
+          <w:szCs w:val="30"/>
+          <w:vertAlign w:val="subscript"/>
+        </w:rPr>
+        <w:br/>
+      </w:r>
+      <w:r>
+        <w:rPr>
+          <w:rFonts w:cstheme="minorHAnsi"/>
+          <w:sz w:val="30"/>
+          <w:szCs w:val="30"/>
+        </w:rPr>
+        <w:t>1</w:t>
+      </w:r>
+      <w:r>
+        <w:rPr>
+          <w:rFonts w:cstheme="minorHAnsi"/>
+          <w:sz w:val="30"/>
+          <w:szCs w:val="30"/>
+        </w:rPr>
+        <w:t>8</w:t>
+      </w:r>
+      <w:r>
+        <w:rPr>
+          <w:rFonts w:cstheme="minorHAnsi"/>
+          <w:sz w:val="30"/>
+          <w:szCs w:val="30"/>
+        </w:rPr>
+        <w:t>. Family</w:t>
+      </w:r>
+      <w:r>
+        <w:rPr>
+          <w:rFonts w:cstheme="minorHAnsi"/>
+          <w:sz w:val="30"/>
+          <w:szCs w:val="30"/>
+        </w:rPr>
+        <w:t>’s</w:t>
+      </w:r>
+      <w:r>
+        <w:rPr>
+          <w:rFonts w:cstheme="minorHAnsi"/>
+          <w:sz w:val="30"/>
+          <w:szCs w:val="30"/>
+        </w:rPr>
+        <w:t xml:space="preserve"> in the </w:t>
+      </w:r>
+      <w:r>
+        <w:rPr>
+          <w:rFonts w:cstheme="minorHAnsi"/>
+          <w:sz w:val="30"/>
+          <w:szCs w:val="30"/>
+        </w:rPr>
+        <w:t>Fossil</w:t>
+      </w:r>
+      <w:r>
+        <w:rPr>
+          <w:rFonts w:cstheme="minorHAnsi"/>
+          <w:sz w:val="30"/>
+          <w:szCs w:val="30"/>
+        </w:rPr>
+        <w:t>s</w:t>
       </w:r>
       <w:r>
         <w:rPr>
@@ -9541,7 +9459,7 @@
           <w:szCs w:val="30"/>
           <w:vertAlign w:val="subscript"/>
         </w:rPr>
-        <w:t>Jasper</w:t>
+        <w:t>Petey, Petoskey</w:t>
       </w:r>
       <w:r>
         <w:rPr>
@@ -9550,7 +9468,31 @@
           <w:szCs w:val="30"/>
           <w:vertAlign w:val="subscript"/>
         </w:rPr>
-        <w:t>, Lulu</w:t>
+        <w:br/>
+      </w:r>
+      <w:r>
+        <w:rPr>
+          <w:rFonts w:cstheme="minorHAnsi"/>
+          <w:sz w:val="30"/>
+          <w:szCs w:val="30"/>
+        </w:rPr>
+        <w:t>1</w:t>
+      </w:r>
+      <w:r>
+        <w:rPr>
+          <w:rFonts w:cstheme="minorHAnsi"/>
+          <w:sz w:val="30"/>
+          <w:szCs w:val="30"/>
+        </w:rPr>
+        <w:t>9</w:t>
+      </w:r>
+      <w:r>
+        <w:rPr>
+          <w:rFonts w:cstheme="minorHAnsi"/>
+          <w:sz w:val="30"/>
+          <w:szCs w:val="30"/>
+        </w:rPr>
+        <w:t xml:space="preserve">. Leave No Stones Unturned </w:t>
       </w:r>
       <w:r>
         <w:rPr>
@@ -9559,39 +9501,7 @@
           <w:szCs w:val="30"/>
           <w:vertAlign w:val="subscript"/>
         </w:rPr>
-        <w:br/>
-      </w:r>
-      <w:r>
-        <w:rPr>
-          <w:rFonts w:cstheme="minorHAnsi"/>
-          <w:sz w:val="30"/>
-          <w:szCs w:val="30"/>
-        </w:rPr>
-        <w:t>1</w:t>
-      </w:r>
-      <w:r>
-        <w:rPr>
-          <w:rFonts w:cstheme="minorHAnsi"/>
-          <w:sz w:val="30"/>
-          <w:szCs w:val="30"/>
-        </w:rPr>
-        <w:t>7</w:t>
-      </w:r>
-      <w:r>
-        <w:rPr>
-          <w:rFonts w:cstheme="minorHAnsi"/>
-          <w:sz w:val="30"/>
-          <w:szCs w:val="30"/>
-        </w:rPr>
-        <w:t xml:space="preserve">. </w:t>
-      </w:r>
-      <w:r>
-        <w:rPr>
-          <w:rFonts w:cstheme="minorHAnsi"/>
-          <w:sz w:val="30"/>
-          <w:szCs w:val="30"/>
-        </w:rPr>
-        <w:t xml:space="preserve">Rock Bottom </w:t>
+        <w:t>Wayland</w:t>
       </w:r>
       <w:r>
         <w:rPr>
@@ -9600,170 +9510,7 @@
           <w:szCs w:val="30"/>
           <w:vertAlign w:val="subscript"/>
         </w:rPr>
-        <w:t>Petoskey, Lulu</w:t>
-      </w:r>
-      <w:r>
-        <w:rPr>
-          <w:rFonts w:cstheme="minorHAnsi"/>
-          <w:sz w:val="30"/>
-          <w:szCs w:val="30"/>
-          <w:vertAlign w:val="subscript"/>
-        </w:rPr>
-        <w:br/>
-      </w:r>
-      <w:r>
-        <w:rPr>
-          <w:rFonts w:cstheme="minorHAnsi"/>
-          <w:sz w:val="30"/>
-          <w:szCs w:val="30"/>
-        </w:rPr>
-        <w:t>1</w:t>
-      </w:r>
-      <w:r>
-        <w:rPr>
-          <w:rFonts w:cstheme="minorHAnsi"/>
-          <w:sz w:val="30"/>
-          <w:szCs w:val="30"/>
-        </w:rPr>
-        <w:t>8</w:t>
-      </w:r>
-      <w:r>
-        <w:rPr>
-          <w:rFonts w:cstheme="minorHAnsi"/>
-          <w:sz w:val="30"/>
-          <w:szCs w:val="30"/>
-        </w:rPr>
-        <w:t xml:space="preserve">. </w:t>
-      </w:r>
-      <w:proofErr w:type="gramStart"/>
-      <w:r>
-        <w:rPr>
-          <w:rFonts w:cstheme="minorHAnsi"/>
-          <w:sz w:val="30"/>
-          <w:szCs w:val="30"/>
-        </w:rPr>
-        <w:t>Family</w:t>
-      </w:r>
-      <w:r>
-        <w:rPr>
-          <w:rFonts w:cstheme="minorHAnsi"/>
-          <w:sz w:val="30"/>
-          <w:szCs w:val="30"/>
-        </w:rPr>
-        <w:t>’s</w:t>
-      </w:r>
-      <w:proofErr w:type="gramEnd"/>
-      <w:r>
-        <w:rPr>
-          <w:rFonts w:cstheme="minorHAnsi"/>
-          <w:sz w:val="30"/>
-          <w:szCs w:val="30"/>
-        </w:rPr>
-        <w:t xml:space="preserve"> in the </w:t>
-      </w:r>
-      <w:r>
-        <w:rPr>
-          <w:rFonts w:cstheme="minorHAnsi"/>
-          <w:sz w:val="30"/>
-          <w:szCs w:val="30"/>
-        </w:rPr>
-        <w:t>Fossil</w:t>
-      </w:r>
-      <w:r>
-        <w:rPr>
-          <w:rFonts w:cstheme="minorHAnsi"/>
-          <w:sz w:val="30"/>
-          <w:szCs w:val="30"/>
-        </w:rPr>
-        <w:t>s</w:t>
-      </w:r>
-      <w:r>
-        <w:rPr>
-          <w:rFonts w:cstheme="minorHAnsi"/>
-          <w:sz w:val="30"/>
-          <w:szCs w:val="30"/>
-        </w:rPr>
-        <w:t xml:space="preserve"> </w:t>
-      </w:r>
-      <w:r>
-        <w:rPr>
-          <w:rFonts w:cstheme="minorHAnsi"/>
-          <w:sz w:val="30"/>
-          <w:szCs w:val="30"/>
-          <w:vertAlign w:val="subscript"/>
-        </w:rPr>
-        <w:t>Petey, Petoskey</w:t>
-      </w:r>
-      <w:r>
-        <w:rPr>
-          <w:rFonts w:cstheme="minorHAnsi"/>
-          <w:sz w:val="30"/>
-          <w:szCs w:val="30"/>
-          <w:vertAlign w:val="subscript"/>
-        </w:rPr>
-        <w:br/>
-      </w:r>
-      <w:r>
-        <w:rPr>
-          <w:rFonts w:cstheme="minorHAnsi"/>
-          <w:sz w:val="30"/>
-          <w:szCs w:val="30"/>
-        </w:rPr>
-        <w:t>1</w:t>
-      </w:r>
-      <w:r>
-        <w:rPr>
-          <w:rFonts w:cstheme="minorHAnsi"/>
-          <w:sz w:val="30"/>
-          <w:szCs w:val="30"/>
-        </w:rPr>
-        <w:t>9</w:t>
-      </w:r>
-      <w:r>
-        <w:rPr>
-          <w:rFonts w:cstheme="minorHAnsi"/>
-          <w:sz w:val="30"/>
-          <w:szCs w:val="30"/>
-        </w:rPr>
-        <w:t xml:space="preserve">. Leave No Stones Unturned </w:t>
-      </w:r>
-      <w:r>
-        <w:rPr>
-          <w:rFonts w:cstheme="minorHAnsi"/>
-          <w:sz w:val="30"/>
-          <w:szCs w:val="30"/>
-          <w:vertAlign w:val="subscript"/>
-        </w:rPr>
-        <w:t>Wayland</w:t>
-      </w:r>
-      <w:r>
-        <w:rPr>
-          <w:rFonts w:cstheme="minorHAnsi"/>
-          <w:sz w:val="30"/>
-          <w:szCs w:val="30"/>
-          <w:vertAlign w:val="subscript"/>
-        </w:rPr>
-        <w:t xml:space="preserve">, The </w:t>
-      </w:r>
-      <w:proofErr w:type="spellStart"/>
-      <w:r>
-        <w:rPr>
-          <w:rFonts w:cstheme="minorHAnsi"/>
-          <w:sz w:val="30"/>
-          <w:szCs w:val="30"/>
-          <w:vertAlign w:val="subscript"/>
-        </w:rPr>
-        <w:t>Vandams</w:t>
-      </w:r>
-      <w:proofErr w:type="spellEnd"/>
-      <w:r>
-        <w:rPr>
-          <w:rFonts w:cstheme="minorHAnsi"/>
-          <w:sz w:val="30"/>
-          <w:szCs w:val="30"/>
-          <w:vertAlign w:val="subscript"/>
-        </w:rPr>
-        <w:t>, Residents</w:t>
+        <w:t>, The Vandams, Residents</w:t>
       </w:r>
       <w:r>
         <w:rPr>
@@ -9901,12 +9648,12 @@
       </w:r>
     </w:p>
     <w:sectPr>
-      <w:headerReference w:type="even" r:id="rId9"/>
-      <w:headerReference w:type="default" r:id="rId10"/>
-      <w:footerReference w:type="even" r:id="rId11"/>
-      <w:footerReference w:type="default" r:id="rId12"/>
-      <w:headerReference w:type="first" r:id="rId13"/>
-      <w:footerReference w:type="first" r:id="rId14"/>
+      <w:headerReference w:type="even" r:id="rId21"/>
+      <w:headerReference w:type="default" r:id="rId22"/>
+      <w:footerReference w:type="even" r:id="rId23"/>
+      <w:footerReference w:type="default" r:id="rId24"/>
+      <w:headerReference w:type="first" r:id="rId25"/>
+      <w:footerReference w:type="first" r:id="rId26"/>
       <w:pgSz w:w="12240" w:h="15840"/>
       <w:pgMar w:top="1440" w:right="1440" w:bottom="1440" w:left="1440" w:header="720" w:footer="720" w:gutter="0"/>
       <w:pgNumType w:fmt="lowerRoman"/>

--- a/library/musicals/michigan/about/michigan-bible.docx
+++ b/library/musicals/michigan/about/michigan-bible.docx
@@ -4325,7 +4325,23 @@
           <w:sz w:val="26"/>
           <w:szCs w:val="26"/>
         </w:rPr>
-        <w:t xml:space="preserve"> promises to trade it for the deed. They have a day to find the necklace at the bottom of Elk Lake (“Afford Anything”).</w:t>
+        <w:t xml:space="preserve"> promises to trade it for the deed. They have a day to find the necklace at the bottom of Elk Lake (“Afford</w:t>
+      </w:r>
+      <w:r>
+        <w:rPr>
+          <w:rFonts w:cstheme="minorHAnsi"/>
+          <w:sz w:val="26"/>
+          <w:szCs w:val="26"/>
+        </w:rPr>
+        <w:t>able</w:t>
+      </w:r>
+      <w:r>
+        <w:rPr>
+          <w:rFonts w:cstheme="minorHAnsi"/>
+          <w:sz w:val="26"/>
+          <w:szCs w:val="26"/>
+        </w:rPr>
+        <w:t>”).</w:t>
       </w:r>
     </w:p>
     <w:p>
@@ -8866,15 +8882,15 @@
           <w:sz w:val="30"/>
           <w:szCs w:val="30"/>
         </w:rPr>
-        <w:t>Afford Anything</w:t>
-      </w:r>
-      <w:r>
-        <w:rPr>
-          <w:rFonts w:cstheme="minorHAnsi"/>
-          <w:sz w:val="30"/>
-          <w:szCs w:val="30"/>
-        </w:rPr>
-        <w:t xml:space="preserve"> </w:t>
+        <w:t>Afford</w:t>
+      </w:r>
+      <w:r>
+        <w:rPr>
+          <w:rFonts w:cstheme="minorHAnsi"/>
+          <w:sz w:val="30"/>
+          <w:szCs w:val="30"/>
+        </w:rPr>
+        <w:t xml:space="preserve">able </w:t>
       </w:r>
       <w:r>
         <w:rPr>
@@ -8892,7 +8908,16 @@
           <w:szCs w:val="30"/>
           <w:vertAlign w:val="subscript"/>
         </w:rPr>
-        <w:t>, Realtors</w:t>
+        <w:t xml:space="preserve">, </w:t>
+      </w:r>
+      <w:r>
+        <w:rPr>
+          <w:rFonts w:cstheme="minorHAnsi"/>
+          <w:sz w:val="30"/>
+          <w:szCs w:val="30"/>
+          <w:vertAlign w:val="subscript"/>
+        </w:rPr>
+        <w:t>The Vandams</w:t>
       </w:r>
       <w:r>
         <w:rPr>

--- a/library/musicals/michigan/about/michigan-bible.docx
+++ b/library/musicals/michigan/about/michigan-bible.docx
@@ -22,16 +22,16 @@
           <w:szCs w:val="40"/>
         </w:rPr>
         <w:drawing>
-          <wp:anchor distT="0" distB="0" distL="114300" distR="114300" simplePos="0" relativeHeight="251658240" behindDoc="1" locked="0" layoutInCell="1" allowOverlap="1" wp14:anchorId="21E0B529" wp14:editId="3D4E0146">
+          <wp:anchor distT="0" distB="0" distL="114300" distR="114300" simplePos="0" relativeHeight="251658240" behindDoc="1" locked="0" layoutInCell="1" allowOverlap="1" wp14:anchorId="21E0B529" wp14:editId="6EF41402">
             <wp:simplePos x="0" y="0"/>
             <wp:positionH relativeFrom="column">
-              <wp:posOffset>66675</wp:posOffset>
+              <wp:posOffset>69011</wp:posOffset>
             </wp:positionH>
             <wp:positionV relativeFrom="paragraph">
-              <wp:posOffset>-685800</wp:posOffset>
+              <wp:posOffset>-647862</wp:posOffset>
             </wp:positionV>
-            <wp:extent cx="5819620" cy="6296025"/>
-            <wp:effectExtent l="0" t="0" r="0" b="0"/>
+            <wp:extent cx="5819620" cy="6228775"/>
+            <wp:effectExtent l="0" t="0" r="0" b="635"/>
             <wp:wrapNone/>
             <wp:docPr id="1313264070" name="Picture 1"/>
             <wp:cNvGraphicFramePr>
@@ -41,7 +41,7 @@
               <a:graphicData uri="http://schemas.openxmlformats.org/drawingml/2006/picture">
                 <pic:pic xmlns:pic="http://schemas.openxmlformats.org/drawingml/2006/picture">
                   <pic:nvPicPr>
-                    <pic:cNvPr id="0" name="Picture 1"/>
+                    <pic:cNvPr id="1313264070" name="Picture 1"/>
                     <pic:cNvPicPr>
                       <a:picLocks noChangeAspect="1" noChangeArrowheads="1"/>
                     </pic:cNvPicPr>
@@ -54,7 +54,6 @@
                         </a:ext>
                       </a:extLst>
                     </a:blip>
-                    <a:srcRect/>
                     <a:stretch>
                       <a:fillRect/>
                     </a:stretch>
@@ -62,7 +61,7 @@
                   <pic:spPr bwMode="auto">
                     <a:xfrm>
                       <a:off x="0" y="0"/>
-                      <a:ext cx="5819620" cy="6296025"/>
+                      <a:ext cx="5819620" cy="6228775"/>
                     </a:xfrm>
                     <a:prstGeom prst="rect">
                       <a:avLst/>
@@ -75,6 +74,9 @@
                 </pic:pic>
               </a:graphicData>
             </a:graphic>
+            <wp14:sizeRelV relativeFrom="margin">
+              <wp14:pctHeight>0</wp14:pctHeight>
+            </wp14:sizeRelV>
           </wp:anchor>
         </w:drawing>
       </w:r>
@@ -2920,7 +2922,7 @@
           <w:sz w:val="26"/>
           <w:szCs w:val="26"/>
         </w:rPr>
-        <w:t xml:space="preserve"> (Banh MI)</w:t>
+        <w:t>, a Vietnamese</w:t>
       </w:r>
       <w:r>
         <w:rPr>
@@ -4269,6 +4271,22 @@
           <w:sz w:val="26"/>
           <w:szCs w:val="26"/>
         </w:rPr>
+        <w:t xml:space="preserve"> Sh</w:t>
+      </w:r>
+      <w:r>
+        <w:rPr>
+          <w:rFonts w:cstheme="minorHAnsi"/>
+          <w:sz w:val="26"/>
+          <w:szCs w:val="26"/>
+        </w:rPr>
+        <w:t>e and Cherry were art school rivals.</w:t>
+      </w:r>
+      <w:r>
+        <w:rPr>
+          <w:rFonts w:cstheme="minorHAnsi"/>
+          <w:sz w:val="26"/>
+          <w:szCs w:val="26"/>
+        </w:rPr>
         <w:t xml:space="preserve"> </w:t>
       </w:r>
       <w:r>
@@ -7157,6 +7175,78 @@
           <w:rFonts w:cstheme="minorHAnsi"/>
           <w:b/>
           <w:bCs/>
+          <w:noProof/>
+          <w:sz w:val="30"/>
+          <w:szCs w:val="30"/>
+        </w:rPr>
+        <w:drawing>
+          <wp:anchor distT="0" distB="0" distL="114300" distR="114300" simplePos="0" relativeHeight="251659264" behindDoc="1" locked="0" layoutInCell="1" allowOverlap="1" wp14:anchorId="1B770020" wp14:editId="40963408">
+            <wp:simplePos x="0" y="0"/>
+            <wp:positionH relativeFrom="column">
+              <wp:posOffset>2354844</wp:posOffset>
+            </wp:positionH>
+            <wp:positionV relativeFrom="paragraph">
+              <wp:posOffset>187325</wp:posOffset>
+            </wp:positionV>
+            <wp:extent cx="163902" cy="134988"/>
+            <wp:effectExtent l="0" t="0" r="7620" b="0"/>
+            <wp:wrapNone/>
+            <wp:docPr id="1023116160" name="Picture 2"/>
+            <wp:cNvGraphicFramePr>
+              <a:graphicFrameLocks xmlns:a="http://schemas.openxmlformats.org/drawingml/2006/main" noChangeAspect="1"/>
+            </wp:cNvGraphicFramePr>
+            <a:graphic xmlns:a="http://schemas.openxmlformats.org/drawingml/2006/main">
+              <a:graphicData uri="http://schemas.openxmlformats.org/drawingml/2006/picture">
+                <pic:pic xmlns:pic="http://schemas.openxmlformats.org/drawingml/2006/picture">
+                  <pic:nvPicPr>
+                    <pic:cNvPr id="0" name="Picture 2"/>
+                    <pic:cNvPicPr>
+                      <a:picLocks noChangeAspect="1" noChangeArrowheads="1"/>
+                    </pic:cNvPicPr>
+                  </pic:nvPicPr>
+                  <pic:blipFill>
+                    <a:blip r:embed="rId15" cstate="print">
+                      <a:extLst>
+                        <a:ext uri="{28A0092B-C50C-407E-A947-70E740481C1C}">
+                          <a14:useLocalDpi xmlns:a14="http://schemas.microsoft.com/office/drawing/2010/main" val="0"/>
+                        </a:ext>
+                      </a:extLst>
+                    </a:blip>
+                    <a:srcRect/>
+                    <a:stretch>
+                      <a:fillRect/>
+                    </a:stretch>
+                  </pic:blipFill>
+                  <pic:spPr bwMode="auto">
+                    <a:xfrm>
+                      <a:off x="0" y="0"/>
+                      <a:ext cx="163902" cy="134988"/>
+                    </a:xfrm>
+                    <a:prstGeom prst="rect">
+                      <a:avLst/>
+                    </a:prstGeom>
+                    <a:noFill/>
+                    <a:ln>
+                      <a:noFill/>
+                    </a:ln>
+                  </pic:spPr>
+                </pic:pic>
+              </a:graphicData>
+            </a:graphic>
+            <wp14:sizeRelH relativeFrom="margin">
+              <wp14:pctWidth>0</wp14:pctWidth>
+            </wp14:sizeRelH>
+            <wp14:sizeRelV relativeFrom="margin">
+              <wp14:pctHeight>0</wp14:pctHeight>
+            </wp14:sizeRelV>
+          </wp:anchor>
+        </w:drawing>
+      </w:r>
+      <w:r>
+        <w:rPr>
+          <w:rFonts w:cstheme="minorHAnsi"/>
+          <w:b/>
+          <w:bCs/>
           <w:sz w:val="30"/>
           <w:szCs w:val="30"/>
         </w:rPr>
@@ -7168,73 +7258,105 @@
           <w:sz w:val="30"/>
           <w:szCs w:val="30"/>
         </w:rPr>
-        <w:t xml:space="preserve"> is a 13-year-old city girl from Dearborn and the brightest of Willy and Milly’s grandkids. Despite going above and beyond, she and her mom Shelby feel out of place. She tries to outshine her cousin Petoskey by finding </w:t>
-      </w:r>
-      <w:r>
-        <w:rPr>
-          <w:rFonts w:cstheme="minorHAnsi"/>
-          <w:sz w:val="30"/>
-          <w:szCs w:val="30"/>
-        </w:rPr>
-        <w:t>rarer</w:t>
-      </w:r>
-      <w:r>
-        <w:rPr>
-          <w:rFonts w:cstheme="minorHAnsi"/>
-          <w:sz w:val="30"/>
-          <w:szCs w:val="30"/>
-        </w:rPr>
-        <w:t xml:space="preserve"> stones on their swims.</w:t>
-      </w:r>
-      <w:r>
-        <w:rPr>
-          <w:rFonts w:cstheme="minorHAnsi"/>
-          <w:sz w:val="30"/>
-          <w:szCs w:val="30"/>
-        </w:rPr>
-        <w:t xml:space="preserve"> She is Iggy Pop’s biggest </w:t>
-      </w:r>
-      <w:r>
-        <w:rPr>
-          <w:rFonts w:cstheme="minorHAnsi"/>
-          <w:sz w:val="30"/>
-          <w:szCs w:val="30"/>
-        </w:rPr>
-        <w:t>fan,</w:t>
-      </w:r>
-      <w:r>
-        <w:rPr>
-          <w:rFonts w:cstheme="minorHAnsi"/>
-          <w:sz w:val="30"/>
-          <w:szCs w:val="30"/>
-        </w:rPr>
-        <w:t xml:space="preserve"> and her favorite musical is </w:t>
-      </w:r>
-      <w:r>
-        <w:rPr>
-          <w:rFonts w:cstheme="minorHAnsi"/>
-          <w:i/>
-          <w:iCs/>
-          <w:sz w:val="30"/>
-          <w:szCs w:val="30"/>
-        </w:rPr>
-        <w:t>Dear Evan Hansen</w:t>
-      </w:r>
-      <w:r>
-        <w:rPr>
-          <w:rFonts w:cstheme="minorHAnsi"/>
-          <w:sz w:val="30"/>
-          <w:szCs w:val="30"/>
-        </w:rPr>
-        <w:t>.</w:t>
-      </w:r>
-      <w:r>
-        <w:rPr>
-          <w:rFonts w:cstheme="minorHAnsi"/>
-          <w:sz w:val="30"/>
-          <w:szCs w:val="30"/>
-        </w:rPr>
-        <w:t xml:space="preserve"> In Arabic, her name means “pearl.”</w:t>
+        <w:t xml:space="preserve"> is a 13-year-old city girl from Dearborn and Willy and Milly’s brightest grandkid, yet is trollface personified. Despite going above and beyond, she and her mom Shelby feel out of place. She hopes to beat cousin Petoskey in their annual water rock collection. She</w:t>
+      </w:r>
+      <w:r>
+        <w:rPr>
+          <w:rFonts w:cstheme="minorHAnsi"/>
+          <w:sz w:val="30"/>
+          <w:szCs w:val="30"/>
+        </w:rPr>
+        <w:t xml:space="preserve"> loves </w:t>
+      </w:r>
+      <w:r>
+        <w:rPr>
+          <w:rFonts w:cstheme="minorHAnsi"/>
+          <w:sz w:val="30"/>
+          <w:szCs w:val="30"/>
+        </w:rPr>
+        <w:t>Iggy Pop</w:t>
+      </w:r>
+      <w:r>
+        <w:rPr>
+          <w:rFonts w:cstheme="minorHAnsi"/>
+          <w:sz w:val="30"/>
+          <w:szCs w:val="30"/>
+        </w:rPr>
+        <w:t xml:space="preserve"> and</w:t>
+      </w:r>
+      <w:r>
+        <w:rPr>
+          <w:rFonts w:cstheme="minorHAnsi"/>
+          <w:sz w:val="30"/>
+          <w:szCs w:val="30"/>
+        </w:rPr>
+        <w:t xml:space="preserve"> </w:t>
+      </w:r>
+      <w:r>
+        <w:rPr>
+          <w:rFonts w:cstheme="minorHAnsi"/>
+          <w:sz w:val="30"/>
+          <w:szCs w:val="30"/>
+        </w:rPr>
+        <w:t>her</w:t>
+      </w:r>
+      <w:r>
+        <w:rPr>
+          <w:rFonts w:cstheme="minorHAnsi"/>
+          <w:sz w:val="30"/>
+          <w:szCs w:val="30"/>
+        </w:rPr>
+        <w:t xml:space="preserve"> favorite musical is Dear Evan Hansen. </w:t>
+      </w:r>
+      <w:r>
+        <w:rPr>
+          <w:rFonts w:cstheme="minorHAnsi"/>
+          <w:sz w:val="30"/>
+          <w:szCs w:val="30"/>
+        </w:rPr>
+        <w:t>Her</w:t>
+      </w:r>
+      <w:r>
+        <w:rPr>
+          <w:rFonts w:cstheme="minorHAnsi"/>
+          <w:sz w:val="30"/>
+          <w:szCs w:val="30"/>
+        </w:rPr>
+        <w:t xml:space="preserve"> name means</w:t>
+      </w:r>
+      <w:r>
+        <w:rPr>
+          <w:rFonts w:cstheme="minorHAnsi"/>
+          <w:sz w:val="30"/>
+          <w:szCs w:val="30"/>
+        </w:rPr>
+        <w:t xml:space="preserve"> </w:t>
+      </w:r>
+      <w:r>
+        <w:rPr>
+          <w:rFonts w:cstheme="minorHAnsi"/>
+          <w:sz w:val="30"/>
+          <w:szCs w:val="30"/>
+        </w:rPr>
+        <w:t>“pearl”</w:t>
+      </w:r>
+      <w:r>
+        <w:rPr>
+          <w:rFonts w:cstheme="minorHAnsi"/>
+          <w:noProof/>
+          <w:sz w:val="30"/>
+          <w:szCs w:val="30"/>
+        </w:rPr>
+        <w:t xml:space="preserve"> </w:t>
+      </w:r>
+      <w:r>
+        <w:rPr>
+          <w:rFonts w:cstheme="minorHAnsi"/>
+          <w:noProof/>
+          <w:sz w:val="30"/>
+          <w:szCs w:val="30"/>
+        </w:rPr>
+        <w:t>in Arabic.</w:t>
       </w:r>
     </w:p>
     <w:p>
@@ -8125,35 +8247,31 @@
           <w:sz w:val="30"/>
           <w:szCs w:val="30"/>
         </w:rPr>
-        <w:t xml:space="preserve"> Vietnamese restaurant, </w:t>
-      </w:r>
-      <w:r>
-        <w:rPr>
-          <w:rFonts w:cstheme="minorHAnsi"/>
-          <w:i/>
-          <w:iCs/>
-          <w:sz w:val="30"/>
-          <w:szCs w:val="30"/>
-        </w:rPr>
-        <w:t>Banh M</w:t>
-      </w:r>
-      <w:r>
-        <w:rPr>
-          <w:rFonts w:cstheme="minorHAnsi"/>
-          <w:i/>
-          <w:iCs/>
-          <w:sz w:val="30"/>
-          <w:szCs w:val="30"/>
-        </w:rPr>
-        <w:t>I</w:t>
-      </w:r>
-      <w:r>
-        <w:rPr>
-          <w:rFonts w:cstheme="minorHAnsi"/>
-          <w:sz w:val="30"/>
-          <w:szCs w:val="30"/>
-        </w:rPr>
-        <w:t>chigan</w:t>
+        <w:t xml:space="preserve"> </w:t>
+      </w:r>
+      <w:r>
+        <w:rPr>
+          <w:rFonts w:cstheme="minorHAnsi"/>
+          <w:sz w:val="30"/>
+          <w:szCs w:val="30"/>
+        </w:rPr>
+        <w:t>BANH MIchigan</w:t>
+      </w:r>
+      <w:r>
+        <w:rPr>
+          <w:rFonts w:cstheme="minorHAnsi"/>
+          <w:sz w:val="30"/>
+          <w:szCs w:val="30"/>
+        </w:rPr>
+        <w:t xml:space="preserve"> </w:t>
+      </w:r>
+      <w:r>
+        <w:rPr>
+          <w:rFonts w:cstheme="minorHAnsi"/>
+          <w:sz w:val="30"/>
+          <w:szCs w:val="30"/>
+        </w:rPr>
+        <w:t>Vietnamese restaurant</w:t>
       </w:r>
       <w:r>
         <w:rPr>
@@ -8362,7 +8480,63 @@
           <w:sz w:val="30"/>
           <w:szCs w:val="30"/>
         </w:rPr>
-        <w:t xml:space="preserve"> She sees the Vandam</w:t>
+        <w:t xml:space="preserve"> </w:t>
+      </w:r>
+      <w:r>
+        <w:rPr>
+          <w:rFonts w:cstheme="minorHAnsi"/>
+          <w:sz w:val="30"/>
+          <w:szCs w:val="30"/>
+        </w:rPr>
+        <w:t>Before flunking out of art school for using Photoshop, s</w:t>
+      </w:r>
+      <w:r>
+        <w:rPr>
+          <w:rFonts w:cstheme="minorHAnsi"/>
+          <w:sz w:val="30"/>
+          <w:szCs w:val="30"/>
+        </w:rPr>
+        <w:t xml:space="preserve">he was a rival to </w:t>
+      </w:r>
+      <w:r>
+        <w:rPr>
+          <w:rFonts w:cstheme="minorHAnsi"/>
+          <w:sz w:val="30"/>
+          <w:szCs w:val="30"/>
+        </w:rPr>
+        <w:t>her classmate,</w:t>
+      </w:r>
+      <w:r>
+        <w:rPr>
+          <w:rFonts w:cstheme="minorHAnsi"/>
+          <w:sz w:val="30"/>
+          <w:szCs w:val="30"/>
+        </w:rPr>
+        <w:t xml:space="preserve"> Cherry Vandam.</w:t>
+      </w:r>
+      <w:r>
+        <w:rPr>
+          <w:rFonts w:cstheme="minorHAnsi"/>
+          <w:sz w:val="30"/>
+          <w:szCs w:val="30"/>
+        </w:rPr>
+        <w:t xml:space="preserve"> </w:t>
+      </w:r>
+      <w:r>
+        <w:rPr>
+          <w:rFonts w:cstheme="minorHAnsi"/>
+          <w:sz w:val="30"/>
+          <w:szCs w:val="30"/>
+        </w:rPr>
+        <w:t>So, s</w:t>
+      </w:r>
+      <w:r>
+        <w:rPr>
+          <w:rFonts w:cstheme="minorHAnsi"/>
+          <w:sz w:val="30"/>
+          <w:szCs w:val="30"/>
+        </w:rPr>
+        <w:t>he sees the Vandam</w:t>
       </w:r>
       <w:r>
         <w:rPr>
@@ -8525,7 +8699,7 @@
         </w:rPr>
         <w:t xml:space="preserve">1. </w:t>
       </w:r>
-      <w:hyperlink r:id="rId15" w:history="1">
+      <w:hyperlink r:id="rId16" w:history="1">
         <w:r>
           <w:rPr>
             <w:rStyle w:val="Hyperlink"/>
@@ -8570,7 +8744,7 @@
         </w:rPr>
         <w:t xml:space="preserve">. </w:t>
       </w:r>
-      <w:hyperlink r:id="rId16" w:history="1">
+      <w:hyperlink r:id="rId17" w:history="1">
         <w:r>
           <w:rPr>
             <w:rStyle w:val="Hyperlink"/>
@@ -8615,7 +8789,7 @@
         </w:rPr>
         <w:t xml:space="preserve">3. </w:t>
       </w:r>
-      <w:hyperlink r:id="rId17" w:history="1">
+      <w:hyperlink r:id="rId18" w:history="1">
         <w:r>
           <w:rPr>
             <w:rStyle w:val="Hyperlink"/>
@@ -8652,7 +8826,7 @@
         <w:br/>
         <w:t xml:space="preserve">4. </w:t>
       </w:r>
-      <w:hyperlink r:id="rId18" w:history="1">
+      <w:hyperlink r:id="rId19" w:history="1">
         <w:r>
           <w:rPr>
             <w:rStyle w:val="Hyperlink"/>
@@ -8739,7 +8913,7 @@
         </w:rPr>
         <w:t xml:space="preserve"> </w:t>
       </w:r>
-      <w:hyperlink r:id="rId19" w:history="1">
+      <w:hyperlink r:id="rId20" w:history="1">
         <w:r>
           <w:rPr>
             <w:rStyle w:val="Hyperlink"/>
@@ -8830,7 +9004,7 @@
         <w:br/>
         <w:t xml:space="preserve">6. </w:t>
       </w:r>
-      <w:hyperlink r:id="rId20" w:history="1">
+      <w:hyperlink r:id="rId21" w:history="1">
         <w:r>
           <w:rPr>
             <w:rStyle w:val="Hyperlink"/>
@@ -9673,12 +9847,12 @@
       </w:r>
     </w:p>
     <w:sectPr>
-      <w:headerReference w:type="even" r:id="rId21"/>
-      <w:headerReference w:type="default" r:id="rId22"/>
-      <w:footerReference w:type="even" r:id="rId23"/>
-      <w:footerReference w:type="default" r:id="rId24"/>
-      <w:headerReference w:type="first" r:id="rId25"/>
-      <w:footerReference w:type="first" r:id="rId26"/>
+      <w:headerReference w:type="even" r:id="rId22"/>
+      <w:headerReference w:type="default" r:id="rId23"/>
+      <w:footerReference w:type="even" r:id="rId24"/>
+      <w:footerReference w:type="default" r:id="rId25"/>
+      <w:headerReference w:type="first" r:id="rId26"/>
+      <w:footerReference w:type="first" r:id="rId27"/>
       <w:pgSz w:w="12240" w:h="15840"/>
       <w:pgMar w:top="1440" w:right="1440" w:bottom="1440" w:left="1440" w:header="720" w:footer="720" w:gutter="0"/>
       <w:pgNumType w:fmt="lowerRoman"/>

--- a/library/musicals/michigan/about/michigan-bible.docx
+++ b/library/musicals/michigan/about/michigan-bible.docx
@@ -7617,7 +7617,7 @@
           <w:sz w:val="30"/>
           <w:szCs w:val="30"/>
         </w:rPr>
-        <w:t>Grand Rapids</w:t>
+        <w:t>Kalamazoo</w:t>
       </w:r>
       <w:r>
         <w:rPr>
@@ -7821,7 +7821,57 @@
           <w:sz w:val="30"/>
           <w:szCs w:val="30"/>
         </w:rPr>
-        <w:t>.</w:t>
+        <w:t xml:space="preserve"> Parade where he</w:t>
+      </w:r>
+      <w:r>
+        <w:rPr>
+          <w:rFonts w:cstheme="minorHAnsi"/>
+          <w:sz w:val="30"/>
+          <w:szCs w:val="30"/>
+        </w:rPr>
+        <w:t xml:space="preserve"> is dressed as </w:t>
+      </w:r>
+      <w:r>
+        <w:rPr>
+          <w:rFonts w:cstheme="minorHAnsi"/>
+          <w:sz w:val="30"/>
+          <w:szCs w:val="30"/>
+        </w:rPr>
+        <w:t xml:space="preserve">Wednesday from </w:t>
+      </w:r>
+      <w:r>
+        <w:rPr>
+          <w:rFonts w:cstheme="minorHAnsi"/>
+          <w:i/>
+          <w:iCs/>
+          <w:sz w:val="30"/>
+          <w:szCs w:val="30"/>
+        </w:rPr>
+        <w:t>The Addams Family</w:t>
+      </w:r>
+      <w:r>
+        <w:rPr>
+          <w:rFonts w:cstheme="minorHAnsi"/>
+          <w:sz w:val="30"/>
+          <w:szCs w:val="30"/>
+        </w:rPr>
+        <w:t xml:space="preserve">. He recently </w:t>
+      </w:r>
+      <w:r>
+        <w:rPr>
+          <w:rFonts w:cstheme="minorHAnsi"/>
+          <w:sz w:val="30"/>
+          <w:szCs w:val="30"/>
+        </w:rPr>
+        <w:t>performed in the</w:t>
+      </w:r>
+      <w:r>
+        <w:rPr>
+          <w:rFonts w:cstheme="minorHAnsi"/>
+          <w:sz w:val="30"/>
+          <w:szCs w:val="30"/>
+        </w:rPr>
+        <w:t xml:space="preserve"> national tour of this show.</w:t>
       </w:r>
     </w:p>
     <w:p>
@@ -8552,7 +8602,23 @@
           <w:sz w:val="30"/>
           <w:szCs w:val="30"/>
         </w:rPr>
-        <w:t>’s hands-on creativity as inferior to the efficiency of artificial intelligence.</w:t>
+        <w:t xml:space="preserve">’s hands-on creativity as inferior to the efficiency of </w:t>
+      </w:r>
+      <w:r>
+        <w:rPr>
+          <w:rFonts w:cstheme="minorHAnsi"/>
+          <w:sz w:val="30"/>
+          <w:szCs w:val="30"/>
+        </w:rPr>
+        <w:t>AI</w:t>
+      </w:r>
+      <w:r>
+        <w:rPr>
+          <w:rFonts w:cstheme="minorHAnsi"/>
+          <w:sz w:val="30"/>
+          <w:szCs w:val="30"/>
+        </w:rPr>
+        <w:t>.</w:t>
       </w:r>
       <w:r>
         <w:rPr>

--- a/library/musicals/michigan/about/michigan-bible.docx
+++ b/library/musicals/michigan/about/michigan-bible.docx
@@ -638,7 +638,7 @@
           <w:sz w:val="32"/>
           <w:szCs w:val="32"/>
         </w:rPr>
-        <w:t>Andrew “Andy” Van Otter</w:t>
+        <w:t>Carly Glynn</w:t>
       </w:r>
       <w:r>
         <w:rPr>
@@ -646,7 +646,7 @@
           <w:sz w:val="32"/>
           <w:szCs w:val="32"/>
         </w:rPr>
-        <w:t>en</w:t>
+        <w:br/>
       </w:r>
       <w:r>
         <w:rPr>
@@ -654,15 +654,7 @@
           <w:sz w:val="32"/>
           <w:szCs w:val="32"/>
         </w:rPr>
-        <w:br/>
-      </w:r>
-      <w:r>
-        <w:rPr>
-          <w:rFonts w:ascii="Courier New" w:hAnsi="Courier New" w:cs="Courier New"/>
-          <w:sz w:val="32"/>
-          <w:szCs w:val="32"/>
-        </w:rPr>
-        <w:t>March 17, 1994 - July 12, 2026</w:t>
+        <w:t>September 24, 1992 – February 10, 2011</w:t>
       </w:r>
     </w:p>
     <w:p>
@@ -741,6 +733,34 @@
           <w:szCs w:val="32"/>
         </w:rPr>
         <w:t>May 5, 1991 – January 19, 2026</w:t>
+      </w:r>
+    </w:p>
+    <w:p>
+      <w:pPr>
+        <w:spacing w:line="240" w:lineRule="auto"/>
+        <w:jc w:val="center"/>
+        <w:rPr>
+          <w:rFonts w:ascii="Courier New" w:hAnsi="Courier New" w:cs="Courier New"/>
+          <w:sz w:val="32"/>
+          <w:szCs w:val="32"/>
+        </w:rPr>
+      </w:pPr>
+      <w:r>
+        <w:rPr>
+          <w:rFonts w:ascii="Courier New" w:hAnsi="Courier New" w:cs="Courier New"/>
+          <w:sz w:val="32"/>
+          <w:szCs w:val="32"/>
+        </w:rPr>
+        <w:t>Andrew “Andy” Van Otteren</w:t>
+      </w:r>
+      <w:r>
+        <w:rPr>
+          <w:rFonts w:ascii="Courier New" w:hAnsi="Courier New" w:cs="Courier New"/>
+          <w:sz w:val="32"/>
+          <w:szCs w:val="32"/>
+        </w:rPr>
+        <w:br/>
+        <w:t>March 17, 1994 - July 12, 2026</w:t>
       </w:r>
     </w:p>
     <w:p>
@@ -1028,7 +1048,15 @@
           <w:sz w:val="32"/>
           <w:szCs w:val="32"/>
         </w:rPr>
-        <w:t xml:space="preserve">Elk Lake </w:t>
+        <w:t>Pine River</w:t>
+      </w:r>
+      <w:r>
+        <w:rPr>
+          <w:rFonts w:cstheme="minorHAnsi"/>
+          <w:sz w:val="32"/>
+          <w:szCs w:val="32"/>
+        </w:rPr>
+        <w:t xml:space="preserve"> </w:t>
       </w:r>
       <w:r>
         <w:rPr>
@@ -1620,14 +1648,6 @@
       <w:r>
         <w:rPr>
           <w:rFonts w:cstheme="minorHAnsi"/>
-          <w:sz w:val="32"/>
-          <w:szCs w:val="32"/>
-        </w:rPr>
-        <w:t xml:space="preserve">the homeliness of </w:t>
-      </w:r>
-      <w:r>
-        <w:rPr>
-          <w:rFonts w:cstheme="minorHAnsi"/>
           <w:i/>
           <w:iCs/>
           <w:sz w:val="32"/>
@@ -1649,6 +1669,14 @@
           <w:sz w:val="32"/>
           <w:szCs w:val="32"/>
         </w:rPr>
+        <w:t xml:space="preserve">craziness </w:t>
+      </w:r>
+      <w:r>
+        <w:rPr>
+          <w:rFonts w:cstheme="minorHAnsi"/>
+          <w:sz w:val="32"/>
+          <w:szCs w:val="32"/>
+        </w:rPr>
         <w:t>meet</w:t>
       </w:r>
       <w:r>
@@ -1665,7 +1693,7 @@
           <w:sz w:val="32"/>
           <w:szCs w:val="32"/>
         </w:rPr>
-        <w:t xml:space="preserve"> the whimsiness of </w:t>
+        <w:t xml:space="preserve"> </w:t>
       </w:r>
       <w:r>
         <w:rPr>
@@ -1675,7 +1703,7 @@
           <w:sz w:val="32"/>
           <w:szCs w:val="32"/>
         </w:rPr>
-        <w:t>Waitress</w:t>
+        <w:t>Fun Home</w:t>
       </w:r>
       <w:r>
         <w:rPr>
@@ -1691,15 +1719,15 @@
           <w:sz w:val="32"/>
           <w:szCs w:val="32"/>
         </w:rPr>
-        <w:t xml:space="preserve">meets the </w:t>
-      </w:r>
-      <w:r>
-        <w:rPr>
-          <w:rFonts w:cstheme="minorHAnsi"/>
-          <w:sz w:val="32"/>
-          <w:szCs w:val="32"/>
-        </w:rPr>
-        <w:t xml:space="preserve">folksiness of </w:t>
+        <w:t xml:space="preserve">tenderness </w:t>
+      </w:r>
+      <w:r>
+        <w:rPr>
+          <w:rFonts w:cstheme="minorHAnsi"/>
+          <w:sz w:val="32"/>
+          <w:szCs w:val="32"/>
+        </w:rPr>
+        <w:t xml:space="preserve">meets </w:t>
       </w:r>
       <w:r>
         <w:rPr>
@@ -1717,7 +1745,7 @@
           <w:sz w:val="32"/>
           <w:szCs w:val="32"/>
         </w:rPr>
-        <w:t>.</w:t>
+        <w:t xml:space="preserve"> folksiness.</w:t>
       </w:r>
     </w:p>
     <w:p>
@@ -2914,15 +2942,23 @@
           <w:sz w:val="26"/>
           <w:szCs w:val="26"/>
         </w:rPr>
-        <w:t xml:space="preserve"> Banh MIchigan</w:t>
-      </w:r>
-      <w:r>
-        <w:rPr>
-          <w:rFonts w:cstheme="minorHAnsi"/>
-          <w:sz w:val="26"/>
-          <w:szCs w:val="26"/>
-        </w:rPr>
-        <w:t>, a Vietnamese</w:t>
+        <w:t xml:space="preserve"> Elk Rapids Vietnamese</w:t>
+      </w:r>
+      <w:r>
+        <w:rPr>
+          <w:rFonts w:cstheme="minorHAnsi"/>
+          <w:sz w:val="26"/>
+          <w:szCs w:val="26"/>
+        </w:rPr>
+        <w:t xml:space="preserve"> restaurant</w:t>
+      </w:r>
+      <w:r>
+        <w:rPr>
+          <w:rFonts w:cstheme="minorHAnsi"/>
+          <w:sz w:val="26"/>
+          <w:szCs w:val="26"/>
+        </w:rPr>
+        <w:t>,</w:t>
       </w:r>
       <w:r>
         <w:rPr>
@@ -2938,7 +2974,31 @@
           <w:sz w:val="26"/>
           <w:szCs w:val="26"/>
         </w:rPr>
-        <w:t xml:space="preserve">restaurant in Elk Rapids. On a swim, Petey </w:t>
+        <w:t>BANH</w:t>
+      </w:r>
+      <w:r>
+        <w:rPr>
+          <w:rFonts w:cstheme="minorHAnsi"/>
+          <w:sz w:val="26"/>
+          <w:szCs w:val="26"/>
+        </w:rPr>
+        <w:t xml:space="preserve"> MIchigan. On a swim, </w:t>
+      </w:r>
+      <w:r>
+        <w:rPr>
+          <w:rFonts w:cstheme="minorHAnsi"/>
+          <w:sz w:val="26"/>
+          <w:szCs w:val="26"/>
+        </w:rPr>
+        <w:t>he</w:t>
+      </w:r>
+      <w:r>
+        <w:rPr>
+          <w:rFonts w:cstheme="minorHAnsi"/>
+          <w:sz w:val="26"/>
+          <w:szCs w:val="26"/>
+        </w:rPr>
+        <w:t xml:space="preserve"> </w:t>
       </w:r>
       <w:r>
         <w:rPr>
@@ -2986,7 +3046,7 @@
           <w:sz w:val="26"/>
           <w:szCs w:val="26"/>
         </w:rPr>
-        <w:t>:</w:t>
+        <w:t>, which turned out to be</w:t>
       </w:r>
       <w:r>
         <w:rPr>
@@ -3059,15 +3119,7 @@
           <w:sz w:val="26"/>
           <w:szCs w:val="26"/>
         </w:rPr>
-        <w:t xml:space="preserve">But </w:t>
-      </w:r>
-      <w:r>
-        <w:rPr>
-          <w:rFonts w:cstheme="minorHAnsi"/>
-          <w:sz w:val="26"/>
-          <w:szCs w:val="26"/>
-        </w:rPr>
-        <w:t>in</w:t>
+        <w:t>With</w:t>
       </w:r>
       <w:r>
         <w:rPr>
@@ -3115,31 +3167,23 @@
           <w:sz w:val="26"/>
           <w:szCs w:val="26"/>
         </w:rPr>
-        <w:t xml:space="preserve"> Petey and Liz, with</w:t>
-      </w:r>
-      <w:r>
-        <w:rPr>
-          <w:rFonts w:cstheme="minorHAnsi"/>
-          <w:sz w:val="26"/>
-          <w:szCs w:val="26"/>
-        </w:rPr>
-        <w:t xml:space="preserve"> Arab migrants</w:t>
-      </w:r>
-      <w:r>
-        <w:rPr>
-          <w:rFonts w:cstheme="minorHAnsi"/>
-          <w:sz w:val="26"/>
-          <w:szCs w:val="26"/>
-        </w:rPr>
-        <w:t xml:space="preserve"> replac</w:t>
-      </w:r>
-      <w:r>
-        <w:rPr>
-          <w:rFonts w:cstheme="minorHAnsi"/>
-          <w:sz w:val="26"/>
-          <w:szCs w:val="26"/>
-        </w:rPr>
-        <w:t>ing them</w:t>
+        <w:t xml:space="preserve"> and replaces</w:t>
+      </w:r>
+      <w:r>
+        <w:rPr>
+          <w:rFonts w:cstheme="minorHAnsi"/>
+          <w:sz w:val="26"/>
+          <w:szCs w:val="26"/>
+        </w:rPr>
+        <w:t xml:space="preserve"> Petey and Liz with</w:t>
+      </w:r>
+      <w:r>
+        <w:rPr>
+          <w:rFonts w:cstheme="minorHAnsi"/>
+          <w:sz w:val="26"/>
+          <w:szCs w:val="26"/>
+        </w:rPr>
+        <w:t xml:space="preserve"> migrants</w:t>
       </w:r>
       <w:r>
         <w:rPr>
@@ -3155,7 +3199,23 @@
           <w:sz w:val="26"/>
           <w:szCs w:val="26"/>
         </w:rPr>
-        <w:t>He</w:t>
+        <w:t>H</w:t>
+      </w:r>
+      <w:r>
+        <w:rPr>
+          <w:rFonts w:cstheme="minorHAnsi"/>
+          <w:sz w:val="26"/>
+          <w:szCs w:val="26"/>
+        </w:rPr>
+        <w:t>e</w:t>
+      </w:r>
+      <w:r>
+        <w:rPr>
+          <w:rFonts w:cstheme="minorHAnsi"/>
+          <w:sz w:val="26"/>
+          <w:szCs w:val="26"/>
+        </w:rPr>
+        <w:t xml:space="preserve"> then</w:t>
       </w:r>
       <w:r>
         <w:rPr>
@@ -3171,7 +3231,7 @@
           <w:sz w:val="26"/>
           <w:szCs w:val="26"/>
         </w:rPr>
-        <w:t>gets in a fight with</w:t>
+        <w:t>hurts</w:t>
       </w:r>
       <w:r>
         <w:rPr>
@@ -3251,7 +3311,23 @@
           <w:sz w:val="26"/>
           <w:szCs w:val="26"/>
         </w:rPr>
-        <w:t xml:space="preserve"> on his life insurance. The </w:t>
+        <w:t xml:space="preserve"> on his life insurance. </w:t>
+      </w:r>
+      <w:r>
+        <w:rPr>
+          <w:rFonts w:cstheme="minorHAnsi"/>
+          <w:sz w:val="26"/>
+          <w:szCs w:val="26"/>
+        </w:rPr>
+        <w:t>A</w:t>
+      </w:r>
+      <w:r>
+        <w:rPr>
+          <w:rFonts w:cstheme="minorHAnsi"/>
+          <w:sz w:val="26"/>
+          <w:szCs w:val="26"/>
+        </w:rPr>
+        <w:t xml:space="preserve"> </w:t>
       </w:r>
       <w:r>
         <w:rPr>
@@ -3275,103 +3351,103 @@
           <w:sz w:val="26"/>
           <w:szCs w:val="26"/>
         </w:rPr>
-        <w:t>finds Petey’s</w:t>
-      </w:r>
-      <w:r>
-        <w:rPr>
-          <w:rFonts w:cstheme="minorHAnsi"/>
-          <w:sz w:val="26"/>
-          <w:szCs w:val="26"/>
-        </w:rPr>
-        <w:t xml:space="preserve"> Petoskey. Following his death, Liz refuses to cross the bridge</w:t>
-      </w:r>
-      <w:r>
-        <w:rPr>
-          <w:rFonts w:cstheme="minorHAnsi"/>
-          <w:sz w:val="26"/>
-          <w:szCs w:val="26"/>
-        </w:rPr>
-        <w:t xml:space="preserve">, missing many </w:t>
-      </w:r>
-      <w:r>
-        <w:rPr>
-          <w:rFonts w:cstheme="minorHAnsi"/>
-          <w:sz w:val="26"/>
-          <w:szCs w:val="26"/>
-        </w:rPr>
-        <w:t xml:space="preserve">family gatherings. </w:t>
-      </w:r>
-      <w:r>
-        <w:rPr>
-          <w:rFonts w:cstheme="minorHAnsi"/>
-          <w:sz w:val="26"/>
-          <w:szCs w:val="26"/>
-        </w:rPr>
-        <w:t xml:space="preserve">And </w:t>
-      </w:r>
-      <w:r>
-        <w:rPr>
-          <w:rFonts w:cstheme="minorHAnsi"/>
-          <w:sz w:val="26"/>
-          <w:szCs w:val="26"/>
-        </w:rPr>
-        <w:t>Harbor Day mornings</w:t>
-      </w:r>
-      <w:r>
-        <w:rPr>
-          <w:rFonts w:cstheme="minorHAnsi"/>
-          <w:sz w:val="26"/>
-          <w:szCs w:val="26"/>
-        </w:rPr>
-        <w:t xml:space="preserve"> feel</w:t>
-      </w:r>
-      <w:r>
-        <w:rPr>
-          <w:rFonts w:cstheme="minorHAnsi"/>
-          <w:sz w:val="26"/>
-          <w:szCs w:val="26"/>
-        </w:rPr>
-        <w:t xml:space="preserve"> hollow without goofy Petey to wake them up with </w:t>
-      </w:r>
-      <w:r>
-        <w:rPr>
-          <w:rFonts w:cstheme="minorHAnsi"/>
-          <w:sz w:val="26"/>
-          <w:szCs w:val="26"/>
-        </w:rPr>
-        <w:t>songs</w:t>
-      </w:r>
-      <w:r>
-        <w:rPr>
-          <w:rFonts w:cstheme="minorHAnsi"/>
-          <w:sz w:val="26"/>
-          <w:szCs w:val="26"/>
-        </w:rPr>
-        <w:t xml:space="preserve"> until his son Petoskey </w:t>
-      </w:r>
-      <w:r>
-        <w:rPr>
-          <w:rFonts w:cstheme="minorHAnsi"/>
-          <w:sz w:val="26"/>
-          <w:szCs w:val="26"/>
-        </w:rPr>
-        <w:t xml:space="preserve">was of age to sing </w:t>
-      </w:r>
-      <w:r>
-        <w:rPr>
-          <w:rFonts w:cstheme="minorHAnsi"/>
-          <w:sz w:val="26"/>
-          <w:szCs w:val="26"/>
-        </w:rPr>
-        <w:t>them</w:t>
-      </w:r>
-      <w:r>
-        <w:rPr>
-          <w:rFonts w:cstheme="minorHAnsi"/>
-          <w:sz w:val="26"/>
-          <w:szCs w:val="26"/>
-        </w:rPr>
-        <w:t xml:space="preserve"> (“</w:t>
+        <w:t xml:space="preserve">finds </w:t>
+      </w:r>
+      <w:r>
+        <w:rPr>
+          <w:rFonts w:cstheme="minorHAnsi"/>
+          <w:sz w:val="26"/>
+          <w:szCs w:val="26"/>
+        </w:rPr>
+        <w:t>his</w:t>
+      </w:r>
+      <w:r>
+        <w:rPr>
+          <w:rFonts w:cstheme="minorHAnsi"/>
+          <w:sz w:val="26"/>
+          <w:szCs w:val="26"/>
+        </w:rPr>
+        <w:t xml:space="preserve"> Petoskey. </w:t>
+      </w:r>
+      <w:r>
+        <w:rPr>
+          <w:rFonts w:cstheme="minorHAnsi"/>
+          <w:sz w:val="26"/>
+          <w:szCs w:val="26"/>
+        </w:rPr>
+        <w:t>Ever since</w:t>
+      </w:r>
+      <w:r>
+        <w:rPr>
+          <w:rFonts w:cstheme="minorHAnsi"/>
+          <w:sz w:val="26"/>
+          <w:szCs w:val="26"/>
+        </w:rPr>
+        <w:t>, Liz refuses to cross</w:t>
+      </w:r>
+      <w:r>
+        <w:rPr>
+          <w:rFonts w:cstheme="minorHAnsi"/>
+          <w:sz w:val="26"/>
+          <w:szCs w:val="26"/>
+        </w:rPr>
+        <w:t xml:space="preserve"> bridg</w:t>
+      </w:r>
+      <w:r>
+        <w:rPr>
+          <w:rFonts w:cstheme="minorHAnsi"/>
+          <w:sz w:val="26"/>
+          <w:szCs w:val="26"/>
+        </w:rPr>
+        <w:t>es</w:t>
+      </w:r>
+      <w:r>
+        <w:rPr>
+          <w:rFonts w:cstheme="minorHAnsi"/>
+          <w:sz w:val="26"/>
+          <w:szCs w:val="26"/>
+        </w:rPr>
+        <w:t xml:space="preserve">, missing </w:t>
+      </w:r>
+      <w:r>
+        <w:rPr>
+          <w:rFonts w:cstheme="minorHAnsi"/>
+          <w:sz w:val="26"/>
+          <w:szCs w:val="26"/>
+        </w:rPr>
+        <w:t>all</w:t>
+      </w:r>
+      <w:r>
+        <w:rPr>
+          <w:rFonts w:cstheme="minorHAnsi"/>
+          <w:sz w:val="26"/>
+          <w:szCs w:val="26"/>
+        </w:rPr>
+        <w:t xml:space="preserve"> </w:t>
+      </w:r>
+      <w:r>
+        <w:rPr>
+          <w:rFonts w:cstheme="minorHAnsi"/>
+          <w:sz w:val="26"/>
+          <w:szCs w:val="26"/>
+        </w:rPr>
+        <w:t>family gatherings</w:t>
+      </w:r>
+      <w:r>
+        <w:rPr>
+          <w:rFonts w:cstheme="minorHAnsi"/>
+          <w:sz w:val="26"/>
+          <w:szCs w:val="26"/>
+        </w:rPr>
+        <w:t xml:space="preserve"> </w:t>
+      </w:r>
+      <w:r>
+        <w:rPr>
+          <w:rFonts w:cstheme="minorHAnsi"/>
+          <w:sz w:val="26"/>
+          <w:szCs w:val="26"/>
+        </w:rPr>
+        <w:t>(“</w:t>
       </w:r>
       <w:hyperlink r:id="rId11" w:history="1">
         <w:r>
@@ -3452,7 +3528,7 @@
           <w:sz w:val="26"/>
           <w:szCs w:val="26"/>
         </w:rPr>
-        <w:t>him</w:t>
+        <w:t>Petoskey</w:t>
       </w:r>
       <w:r>
         <w:rPr>
@@ -3468,7 +3544,15 @@
           <w:sz w:val="26"/>
           <w:szCs w:val="26"/>
         </w:rPr>
-        <w:t xml:space="preserve">, while Jasper becomes </w:t>
+        <w:t xml:space="preserve">. </w:t>
+      </w:r>
+      <w:r>
+        <w:rPr>
+          <w:rFonts w:cstheme="minorHAnsi"/>
+          <w:sz w:val="26"/>
+          <w:szCs w:val="26"/>
+        </w:rPr>
+        <w:t xml:space="preserve">Jasper becomes </w:t>
       </w:r>
       <w:r>
         <w:rPr>
@@ -3652,39 +3736,7 @@
           <w:sz w:val="26"/>
           <w:szCs w:val="26"/>
         </w:rPr>
-        <w:t xml:space="preserve"> on their swims. </w:t>
-      </w:r>
-      <w:r>
-        <w:rPr>
-          <w:rFonts w:cstheme="minorHAnsi"/>
-          <w:sz w:val="26"/>
-          <w:szCs w:val="26"/>
-        </w:rPr>
-        <w:t>I</w:t>
-      </w:r>
-      <w:r>
-        <w:rPr>
-          <w:rFonts w:cstheme="minorHAnsi"/>
-          <w:sz w:val="26"/>
-          <w:szCs w:val="26"/>
-        </w:rPr>
-        <w:t xml:space="preserve">n 2019, she </w:t>
-      </w:r>
-      <w:r>
-        <w:rPr>
-          <w:rFonts w:cstheme="minorHAnsi"/>
-          <w:sz w:val="26"/>
-          <w:szCs w:val="26"/>
-        </w:rPr>
-        <w:t>tosses</w:t>
-      </w:r>
-      <w:r>
-        <w:rPr>
-          <w:rFonts w:cstheme="minorHAnsi"/>
-          <w:sz w:val="26"/>
-          <w:szCs w:val="26"/>
-        </w:rPr>
-        <w:t xml:space="preserve"> his heirloom into Elk Lake, severing his spiritual ties to his dad </w:t>
+        <w:t xml:space="preserve"> on their swims </w:t>
       </w:r>
       <w:r>
         <w:rPr>
@@ -4151,7 +4203,7 @@
           <w:sz w:val="26"/>
           <w:szCs w:val="26"/>
         </w:rPr>
-        <w:t>With</w:t>
+        <w:t>As</w:t>
       </w:r>
       <w:r>
         <w:rPr>
@@ -4175,7 +4227,7 @@
           <w:sz w:val="26"/>
           <w:szCs w:val="26"/>
         </w:rPr>
-        <w:t>ing</w:t>
+        <w:t>es</w:t>
       </w:r>
       <w:r>
         <w:rPr>
@@ -4199,15 +4251,39 @@
           <w:sz w:val="26"/>
           <w:szCs w:val="26"/>
         </w:rPr>
-        <w:t>are still</w:t>
-      </w:r>
-      <w:r>
-        <w:rPr>
-          <w:rFonts w:cstheme="minorHAnsi"/>
-          <w:sz w:val="26"/>
-          <w:szCs w:val="26"/>
-        </w:rPr>
-        <w:t xml:space="preserve"> alive through AI</w:t>
+        <w:t>stayed</w:t>
+      </w:r>
+      <w:r>
+        <w:rPr>
+          <w:rFonts w:cstheme="minorHAnsi"/>
+          <w:sz w:val="26"/>
+          <w:szCs w:val="26"/>
+        </w:rPr>
+        <w:t xml:space="preserve"> alive </w:t>
+      </w:r>
+      <w:r>
+        <w:rPr>
+          <w:rFonts w:cstheme="minorHAnsi"/>
+          <w:sz w:val="26"/>
+          <w:szCs w:val="26"/>
+        </w:rPr>
+        <w:t>b</w:t>
+      </w:r>
+      <w:r>
+        <w:rPr>
+          <w:rFonts w:cstheme="minorHAnsi"/>
+          <w:sz w:val="26"/>
+          <w:szCs w:val="26"/>
+        </w:rPr>
+        <w:t>y</w:t>
+      </w:r>
+      <w:r>
+        <w:rPr>
+          <w:rFonts w:cstheme="minorHAnsi"/>
+          <w:sz w:val="26"/>
+          <w:szCs w:val="26"/>
+        </w:rPr>
+        <w:t xml:space="preserve"> AI</w:t>
       </w:r>
       <w:r>
         <w:rPr>
@@ -4247,15 +4323,23 @@
           <w:sz w:val="26"/>
           <w:szCs w:val="26"/>
         </w:rPr>
-        <w:t xml:space="preserve"> the neighborhood</w:t>
-      </w:r>
-      <w:r>
-        <w:rPr>
-          <w:rFonts w:cstheme="minorHAnsi"/>
-          <w:sz w:val="26"/>
-          <w:szCs w:val="26"/>
-        </w:rPr>
-        <w:t xml:space="preserve"> into a data center</w:t>
+        <w:t xml:space="preserve"> </w:t>
+      </w:r>
+      <w:r>
+        <w:rPr>
+          <w:rFonts w:cstheme="minorHAnsi"/>
+          <w:sz w:val="26"/>
+          <w:szCs w:val="26"/>
+        </w:rPr>
+        <w:t xml:space="preserve">Elk Lake </w:t>
+      </w:r>
+      <w:r>
+        <w:rPr>
+          <w:rFonts w:cstheme="minorHAnsi"/>
+          <w:sz w:val="26"/>
+          <w:szCs w:val="26"/>
+        </w:rPr>
+        <w:t>into a data center</w:t>
       </w:r>
       <w:r>
         <w:rPr>
@@ -4295,15 +4379,47 @@
           <w:sz w:val="26"/>
           <w:szCs w:val="26"/>
         </w:rPr>
-        <w:t>Wayland</w:t>
-      </w:r>
-      <w:r>
-        <w:rPr>
-          <w:rFonts w:cstheme="minorHAnsi"/>
-          <w:sz w:val="26"/>
-          <w:szCs w:val="26"/>
-        </w:rPr>
-        <w:t xml:space="preserve"> tours the home and sees a photo of toddler Petoskey and his hearty stone. </w:t>
+        <w:t>She</w:t>
+      </w:r>
+      <w:r>
+        <w:rPr>
+          <w:rFonts w:cstheme="minorHAnsi"/>
+          <w:sz w:val="26"/>
+          <w:szCs w:val="26"/>
+        </w:rPr>
+        <w:t xml:space="preserve"> tours the home and sees a photo of </w:t>
+      </w:r>
+      <w:r>
+        <w:rPr>
+          <w:rFonts w:cstheme="minorHAnsi"/>
+          <w:sz w:val="26"/>
+          <w:szCs w:val="26"/>
+        </w:rPr>
+        <w:t>baby</w:t>
+      </w:r>
+      <w:r>
+        <w:rPr>
+          <w:rFonts w:cstheme="minorHAnsi"/>
+          <w:sz w:val="26"/>
+          <w:szCs w:val="26"/>
+        </w:rPr>
+        <w:t xml:space="preserve"> Petoskey </w:t>
+      </w:r>
+      <w:r>
+        <w:rPr>
+          <w:rFonts w:cstheme="minorHAnsi"/>
+          <w:sz w:val="26"/>
+          <w:szCs w:val="26"/>
+        </w:rPr>
+        <w:t>with</w:t>
+      </w:r>
+      <w:r>
+        <w:rPr>
+          <w:rFonts w:cstheme="minorHAnsi"/>
+          <w:sz w:val="26"/>
+          <w:szCs w:val="26"/>
+        </w:rPr>
+        <w:t xml:space="preserve"> his hearty stone. </w:t>
       </w:r>
       <w:r>
         <w:rPr>
@@ -4327,7 +4443,15 @@
           <w:sz w:val="26"/>
           <w:szCs w:val="26"/>
         </w:rPr>
-        <w:t>orth more than the whole neighborhood</w:t>
+        <w:t xml:space="preserve">orth more than the </w:t>
+      </w:r>
+      <w:r>
+        <w:rPr>
+          <w:rFonts w:cstheme="minorHAnsi"/>
+          <w:sz w:val="26"/>
+          <w:szCs w:val="26"/>
+        </w:rPr>
+        <w:t>city itself</w:t>
       </w:r>
       <w:r>
         <w:rPr>
@@ -4343,23 +4467,47 @@
           <w:sz w:val="26"/>
           <w:szCs w:val="26"/>
         </w:rPr>
-        <w:t xml:space="preserve"> promises to trade it for the deed. They have a day to find the necklace at the bottom of Elk Lake (“Afford</w:t>
-      </w:r>
-      <w:r>
-        <w:rPr>
-          <w:rFonts w:cstheme="minorHAnsi"/>
-          <w:sz w:val="26"/>
-          <w:szCs w:val="26"/>
-        </w:rPr>
-        <w:t>able</w:t>
-      </w:r>
-      <w:r>
-        <w:rPr>
-          <w:rFonts w:cstheme="minorHAnsi"/>
-          <w:sz w:val="26"/>
-          <w:szCs w:val="26"/>
-        </w:rPr>
-        <w:t>”).</w:t>
+        <w:t xml:space="preserve"> promises to trade it for the deed</w:t>
+      </w:r>
+      <w:r>
+        <w:rPr>
+          <w:rFonts w:cstheme="minorHAnsi"/>
+          <w:sz w:val="26"/>
+          <w:szCs w:val="26"/>
+        </w:rPr>
+        <w:t xml:space="preserve"> </w:t>
+      </w:r>
+      <w:r>
+        <w:rPr>
+          <w:rFonts w:cstheme="minorHAnsi"/>
+          <w:sz w:val="26"/>
+          <w:szCs w:val="26"/>
+        </w:rPr>
+        <w:t>(“</w:t>
+      </w:r>
+      <w:r>
+        <w:rPr>
+          <w:rFonts w:cstheme="minorHAnsi"/>
+          <w:sz w:val="26"/>
+          <w:szCs w:val="26"/>
+        </w:rPr>
+        <w:t>AI Does the Work for Me</w:t>
+      </w:r>
+      <w:r>
+        <w:rPr>
+          <w:rFonts w:cstheme="minorHAnsi"/>
+          <w:sz w:val="26"/>
+          <w:szCs w:val="26"/>
+        </w:rPr>
+        <w:t>”)</w:t>
+      </w:r>
+      <w:r>
+        <w:rPr>
+          <w:rFonts w:cstheme="minorHAnsi"/>
+          <w:sz w:val="26"/>
+          <w:szCs w:val="26"/>
+        </w:rPr>
+        <w:t xml:space="preserve">. </w:t>
       </w:r>
     </w:p>
     <w:p>
@@ -4380,168 +4528,143 @@
           <w:sz w:val="26"/>
           <w:szCs w:val="26"/>
         </w:rPr>
-        <w:lastRenderedPageBreak/>
-        <w:t>Conveniently, Jasper and Aunt Perry run a scuba diving company</w:t>
-      </w:r>
-      <w:r>
-        <w:rPr>
-          <w:rFonts w:cstheme="minorHAnsi"/>
-          <w:sz w:val="26"/>
-          <w:szCs w:val="26"/>
-        </w:rPr>
-        <w:t>. But they</w:t>
-      </w:r>
-      <w:r>
-        <w:rPr>
-          <w:rFonts w:cstheme="minorHAnsi"/>
-          <w:sz w:val="26"/>
-          <w:szCs w:val="26"/>
-        </w:rPr>
-        <w:t xml:space="preserve"> could not find </w:t>
-      </w:r>
-      <w:r>
-        <w:rPr>
-          <w:rFonts w:cstheme="minorHAnsi"/>
-          <w:sz w:val="26"/>
-          <w:szCs w:val="26"/>
-        </w:rPr>
-        <w:t>the heirloom</w:t>
-      </w:r>
-      <w:r>
-        <w:rPr>
-          <w:rFonts w:cstheme="minorHAnsi"/>
-          <w:sz w:val="26"/>
-          <w:szCs w:val="26"/>
-        </w:rPr>
-        <w:t xml:space="preserve"> (“</w:t>
-      </w:r>
-      <w:r>
-        <w:rPr>
-          <w:rFonts w:cstheme="minorHAnsi"/>
-          <w:sz w:val="26"/>
-          <w:szCs w:val="26"/>
-        </w:rPr>
-        <w:t>Heirlooms</w:t>
-      </w:r>
-      <w:r>
-        <w:rPr>
-          <w:rFonts w:cstheme="minorHAnsi"/>
-          <w:sz w:val="26"/>
-          <w:szCs w:val="26"/>
-        </w:rPr>
-        <w:t xml:space="preserve">”). The next few nights, </w:t>
-      </w:r>
-      <w:r>
-        <w:rPr>
-          <w:rFonts w:cstheme="minorHAnsi"/>
-          <w:sz w:val="26"/>
-          <w:szCs w:val="26"/>
-        </w:rPr>
-        <w:t>Lulu and Petoskey</w:t>
-      </w:r>
-      <w:r>
-        <w:rPr>
-          <w:rFonts w:cstheme="minorHAnsi"/>
-          <w:sz w:val="26"/>
-          <w:szCs w:val="26"/>
-        </w:rPr>
-        <w:t xml:space="preserve"> witness deer </w:t>
-      </w:r>
-      <w:r>
-        <w:rPr>
-          <w:rFonts w:cstheme="minorHAnsi"/>
-          <w:sz w:val="26"/>
-          <w:szCs w:val="26"/>
-        </w:rPr>
-        <w:t xml:space="preserve">pass </w:t>
-      </w:r>
-      <w:r>
-        <w:rPr>
-          <w:rFonts w:cstheme="minorHAnsi"/>
-          <w:sz w:val="26"/>
-          <w:szCs w:val="26"/>
-        </w:rPr>
-        <w:t xml:space="preserve">by the bonfire. He wishes to see his </w:t>
-      </w:r>
-      <w:r>
-        <w:rPr>
-          <w:rFonts w:cstheme="minorHAnsi"/>
-          <w:sz w:val="26"/>
-          <w:szCs w:val="26"/>
-        </w:rPr>
-        <w:t>dad</w:t>
-      </w:r>
-      <w:r>
-        <w:rPr>
-          <w:rFonts w:cstheme="minorHAnsi"/>
-          <w:sz w:val="26"/>
-          <w:szCs w:val="26"/>
-        </w:rPr>
-        <w:t xml:space="preserve"> while she </w:t>
-      </w:r>
-      <w:r>
-        <w:rPr>
-          <w:rFonts w:cstheme="minorHAnsi"/>
-          <w:sz w:val="26"/>
-          <w:szCs w:val="26"/>
-        </w:rPr>
-        <w:t>hopes</w:t>
-      </w:r>
-      <w:r>
-        <w:rPr>
-          <w:rFonts w:cstheme="minorHAnsi"/>
-          <w:sz w:val="26"/>
-          <w:szCs w:val="26"/>
-        </w:rPr>
-        <w:t xml:space="preserve"> to </w:t>
-      </w:r>
-      <w:r>
-        <w:rPr>
-          <w:rFonts w:cstheme="minorHAnsi"/>
-          <w:sz w:val="26"/>
-          <w:szCs w:val="26"/>
-        </w:rPr>
-        <w:t xml:space="preserve">win </w:t>
-      </w:r>
-      <w:r>
-        <w:rPr>
-          <w:rFonts w:cstheme="minorHAnsi"/>
-          <w:sz w:val="26"/>
-          <w:szCs w:val="26"/>
-        </w:rPr>
-        <w:t xml:space="preserve">this year’s rock collection (“Dearborn”). </w:t>
-      </w:r>
-      <w:r>
-        <w:rPr>
-          <w:rFonts w:cstheme="minorHAnsi"/>
-          <w:sz w:val="26"/>
-          <w:szCs w:val="26"/>
-        </w:rPr>
-        <w:t>One day</w:t>
-      </w:r>
-      <w:r>
-        <w:rPr>
-          <w:rFonts w:cstheme="minorHAnsi"/>
-          <w:sz w:val="26"/>
-          <w:szCs w:val="26"/>
-        </w:rPr>
-        <w:t xml:space="preserve">, </w:t>
-      </w:r>
-      <w:r>
-        <w:rPr>
-          <w:rFonts w:cstheme="minorHAnsi"/>
-          <w:sz w:val="26"/>
-          <w:szCs w:val="26"/>
-        </w:rPr>
-        <w:t xml:space="preserve">while </w:t>
-      </w:r>
-      <w:r>
-        <w:rPr>
-          <w:rFonts w:cstheme="minorHAnsi"/>
-          <w:sz w:val="26"/>
-          <w:szCs w:val="26"/>
-        </w:rPr>
-        <w:t>Perry teaches fossils to the kids (“Fossil</w:t>
+        <w:t xml:space="preserve">They have a day to find the necklace </w:t>
+      </w:r>
+      <w:r>
+        <w:rPr>
+          <w:rFonts w:cstheme="minorHAnsi"/>
+          <w:sz w:val="26"/>
+          <w:szCs w:val="26"/>
+        </w:rPr>
+        <w:t>along Pine River</w:t>
+      </w:r>
+      <w:r>
+        <w:rPr>
+          <w:rFonts w:cstheme="minorHAnsi"/>
+          <w:sz w:val="26"/>
+          <w:szCs w:val="26"/>
+        </w:rPr>
+        <w:t xml:space="preserve">. Petoskey revisits a memory of </w:t>
+      </w:r>
+      <w:r>
+        <w:rPr>
+          <w:rFonts w:cstheme="minorHAnsi"/>
+          <w:sz w:val="26"/>
+          <w:szCs w:val="26"/>
+        </w:rPr>
+        <w:t xml:space="preserve">him </w:t>
+      </w:r>
+      <w:r>
+        <w:rPr>
+          <w:rFonts w:cstheme="minorHAnsi"/>
+          <w:sz w:val="26"/>
+          <w:szCs w:val="26"/>
+        </w:rPr>
+        <w:t>canoeing</w:t>
+      </w:r>
+      <w:r>
+        <w:rPr>
+          <w:rFonts w:cstheme="minorHAnsi"/>
+          <w:sz w:val="26"/>
+          <w:szCs w:val="26"/>
+        </w:rPr>
+        <w:t xml:space="preserve"> with Lulu</w:t>
+      </w:r>
+      <w:r>
+        <w:rPr>
+          <w:rFonts w:cstheme="minorHAnsi"/>
+          <w:sz w:val="26"/>
+          <w:szCs w:val="26"/>
+        </w:rPr>
+        <w:t xml:space="preserve"> i</w:t>
+      </w:r>
+      <w:r>
+        <w:rPr>
+          <w:rFonts w:cstheme="minorHAnsi"/>
+          <w:sz w:val="26"/>
+          <w:szCs w:val="26"/>
+        </w:rPr>
+        <w:t xml:space="preserve">n 2019 </w:t>
+      </w:r>
+      <w:r>
+        <w:rPr>
+          <w:rFonts w:cstheme="minorHAnsi"/>
+          <w:sz w:val="26"/>
+          <w:szCs w:val="26"/>
+        </w:rPr>
+        <w:t xml:space="preserve">when </w:t>
+      </w:r>
+      <w:r>
+        <w:rPr>
+          <w:rFonts w:cstheme="minorHAnsi"/>
+          <w:sz w:val="26"/>
+          <w:szCs w:val="26"/>
+        </w:rPr>
+        <w:t>she</w:t>
+      </w:r>
+      <w:r>
+        <w:rPr>
+          <w:rFonts w:cstheme="minorHAnsi"/>
+          <w:sz w:val="26"/>
+          <w:szCs w:val="26"/>
+        </w:rPr>
+        <w:t xml:space="preserve"> </w:t>
+      </w:r>
+      <w:r>
+        <w:rPr>
+          <w:rFonts w:cstheme="minorHAnsi"/>
+          <w:sz w:val="26"/>
+          <w:szCs w:val="26"/>
+        </w:rPr>
+        <w:t>tossed</w:t>
+      </w:r>
+      <w:r>
+        <w:rPr>
+          <w:rFonts w:cstheme="minorHAnsi"/>
+          <w:sz w:val="26"/>
+          <w:szCs w:val="26"/>
+        </w:rPr>
+        <w:t xml:space="preserve"> his heirloom, severing his</w:t>
+      </w:r>
+      <w:r>
+        <w:rPr>
+          <w:rFonts w:cstheme="minorHAnsi"/>
+          <w:sz w:val="26"/>
+          <w:szCs w:val="26"/>
+        </w:rPr>
+        <w:t xml:space="preserve"> </w:t>
+      </w:r>
+      <w:r>
+        <w:rPr>
+          <w:rFonts w:cstheme="minorHAnsi"/>
+          <w:sz w:val="26"/>
+          <w:szCs w:val="26"/>
+        </w:rPr>
+        <w:t>dad’s</w:t>
+      </w:r>
+      <w:r>
+        <w:rPr>
+          <w:rFonts w:cstheme="minorHAnsi"/>
+          <w:sz w:val="26"/>
+          <w:szCs w:val="26"/>
+        </w:rPr>
+        <w:t xml:space="preserve"> spiritual ties</w:t>
+      </w:r>
+      <w:r>
+        <w:rPr>
+          <w:rFonts w:cstheme="minorHAnsi"/>
+          <w:sz w:val="26"/>
+          <w:szCs w:val="26"/>
+        </w:rPr>
+        <w:t xml:space="preserve">. </w:t>
+      </w:r>
+      <w:r>
+        <w:rPr>
+          <w:rFonts w:cstheme="minorHAnsi"/>
+          <w:sz w:val="26"/>
+          <w:szCs w:val="26"/>
+        </w:rPr>
+        <w:t>Petoskey enlists the cousin</w:t>
       </w:r>
       <w:r>
         <w:rPr>
@@ -4557,23 +4680,39 @@
           <w:sz w:val="26"/>
           <w:szCs w:val="26"/>
         </w:rPr>
-        <w:t xml:space="preserve"> in the Stones”)</w:t>
-      </w:r>
-      <w:r>
-        <w:rPr>
-          <w:rFonts w:cstheme="minorHAnsi"/>
-          <w:sz w:val="26"/>
-          <w:szCs w:val="26"/>
-        </w:rPr>
-        <w:t>,</w:t>
-      </w:r>
-      <w:r>
-        <w:rPr>
-          <w:rFonts w:cstheme="minorHAnsi"/>
-          <w:sz w:val="26"/>
-          <w:szCs w:val="26"/>
-        </w:rPr>
-        <w:t xml:space="preserve"> Lulu separates from the group and discovers a deer</w:t>
+        <w:t xml:space="preserve"> to help </w:t>
+      </w:r>
+      <w:r>
+        <w:rPr>
+          <w:rFonts w:cstheme="minorHAnsi"/>
+          <w:sz w:val="26"/>
+          <w:szCs w:val="26"/>
+        </w:rPr>
+        <w:t>find it</w:t>
+      </w:r>
+      <w:r>
+        <w:rPr>
+          <w:rFonts w:cstheme="minorHAnsi"/>
+          <w:sz w:val="26"/>
+          <w:szCs w:val="26"/>
+        </w:rPr>
+        <w:t>, promising</w:t>
+      </w:r>
+      <w:r>
+        <w:rPr>
+          <w:rFonts w:cstheme="minorHAnsi"/>
+          <w:sz w:val="26"/>
+          <w:szCs w:val="26"/>
+        </w:rPr>
+        <w:t xml:space="preserve"> whoever finds the heirloom gets to </w:t>
+      </w:r>
+      <w:r>
+        <w:rPr>
+          <w:rFonts w:cstheme="minorHAnsi"/>
+          <w:sz w:val="26"/>
+          <w:szCs w:val="26"/>
+        </w:rPr>
+        <w:t>decide</w:t>
       </w:r>
       <w:r>
         <w:rPr>
@@ -4589,15 +4728,63 @@
           <w:sz w:val="26"/>
           <w:szCs w:val="26"/>
         </w:rPr>
-        <w:t>drop</w:t>
-      </w:r>
-      <w:r>
-        <w:rPr>
-          <w:rFonts w:cstheme="minorHAnsi"/>
-          <w:sz w:val="26"/>
-          <w:szCs w:val="26"/>
-        </w:rPr>
-        <w:t xml:space="preserve"> off the hearty Petoskey necklace and other rare stones on the shore (“The Great Lakes Ballet”).</w:t>
+        <w:t>what Petoskey wears next year</w:t>
+      </w:r>
+      <w:r>
+        <w:rPr>
+          <w:rFonts w:cstheme="minorHAnsi"/>
+          <w:sz w:val="26"/>
+          <w:szCs w:val="26"/>
+        </w:rPr>
+        <w:t>.</w:t>
+      </w:r>
+      <w:r>
+        <w:rPr>
+          <w:rFonts w:cstheme="minorHAnsi"/>
+          <w:sz w:val="26"/>
+          <w:szCs w:val="26"/>
+        </w:rPr>
+        <w:t xml:space="preserve"> But no one finds it</w:t>
+      </w:r>
+      <w:r>
+        <w:rPr>
+          <w:rFonts w:cstheme="minorHAnsi"/>
+          <w:sz w:val="26"/>
+          <w:szCs w:val="26"/>
+        </w:rPr>
+        <w:t xml:space="preserve"> </w:t>
+      </w:r>
+      <w:r>
+        <w:rPr>
+          <w:rFonts w:cstheme="minorHAnsi"/>
+          <w:sz w:val="26"/>
+          <w:szCs w:val="26"/>
+        </w:rPr>
+        <w:t>(“</w:t>
+      </w:r>
+      <w:r>
+        <w:rPr>
+          <w:rFonts w:cstheme="minorHAnsi"/>
+          <w:sz w:val="26"/>
+          <w:szCs w:val="26"/>
+        </w:rPr>
+        <w:t>More than Fine</w:t>
+      </w:r>
+      <w:r>
+        <w:rPr>
+          <w:rFonts w:cstheme="minorHAnsi"/>
+          <w:sz w:val="26"/>
+          <w:szCs w:val="26"/>
+        </w:rPr>
+        <w:t>”)</w:t>
+      </w:r>
+      <w:r>
+        <w:rPr>
+          <w:rFonts w:cstheme="minorHAnsi"/>
+          <w:sz w:val="26"/>
+          <w:szCs w:val="26"/>
+        </w:rPr>
+        <w:t>.</w:t>
       </w:r>
     </w:p>
     <w:p>
@@ -4618,111 +4805,200 @@
           <w:sz w:val="26"/>
           <w:szCs w:val="26"/>
         </w:rPr>
-        <w:t>For</w:t>
-      </w:r>
-      <w:r>
-        <w:rPr>
-          <w:rFonts w:cstheme="minorHAnsi"/>
-          <w:sz w:val="26"/>
-          <w:szCs w:val="26"/>
-        </w:rPr>
-        <w:t xml:space="preserve"> Harbor Days</w:t>
-      </w:r>
-      <w:r>
-        <w:rPr>
-          <w:rFonts w:cstheme="minorHAnsi"/>
-          <w:sz w:val="26"/>
-          <w:szCs w:val="26"/>
-        </w:rPr>
-        <w:t>’</w:t>
-      </w:r>
-      <w:r>
-        <w:rPr>
-          <w:rFonts w:cstheme="minorHAnsi"/>
-          <w:sz w:val="26"/>
-          <w:szCs w:val="26"/>
-        </w:rPr>
-        <w:t xml:space="preserve"> parade, </w:t>
-      </w:r>
-      <w:r>
-        <w:rPr>
-          <w:rFonts w:cstheme="minorHAnsi"/>
-          <w:sz w:val="26"/>
-          <w:szCs w:val="26"/>
-        </w:rPr>
-        <w:t xml:space="preserve">Broadway actor </w:t>
-      </w:r>
-      <w:r>
-        <w:rPr>
-          <w:rFonts w:cstheme="minorHAnsi"/>
-          <w:sz w:val="26"/>
-          <w:szCs w:val="26"/>
-        </w:rPr>
-        <w:t xml:space="preserve">cousin Jacob </w:t>
-      </w:r>
-      <w:r>
-        <w:rPr>
-          <w:rFonts w:cstheme="minorHAnsi"/>
-          <w:sz w:val="26"/>
-          <w:szCs w:val="26"/>
-        </w:rPr>
-        <w:t>J</w:t>
-      </w:r>
-      <w:r>
-        <w:rPr>
-          <w:rFonts w:cstheme="minorHAnsi"/>
-          <w:sz w:val="26"/>
-          <w:szCs w:val="26"/>
-        </w:rPr>
-        <w:t>acobowitz i</w:t>
-      </w:r>
-      <w:r>
-        <w:rPr>
-          <w:rFonts w:cstheme="minorHAnsi"/>
-          <w:sz w:val="26"/>
-          <w:szCs w:val="26"/>
-        </w:rPr>
-        <w:t>s the M</w:t>
-      </w:r>
-      <w:r>
-        <w:rPr>
-          <w:rFonts w:cstheme="minorHAnsi"/>
-          <w:sz w:val="26"/>
-          <w:szCs w:val="26"/>
-        </w:rPr>
-        <w:t>C</w:t>
-      </w:r>
-      <w:r>
-        <w:rPr>
-          <w:rFonts w:cstheme="minorHAnsi"/>
-          <w:sz w:val="26"/>
-          <w:szCs w:val="26"/>
-        </w:rPr>
-        <w:t xml:space="preserve">. </w:t>
-      </w:r>
-      <w:r>
-        <w:rPr>
-          <w:rFonts w:cstheme="minorHAnsi"/>
-          <w:sz w:val="26"/>
-          <w:szCs w:val="26"/>
-        </w:rPr>
-        <w:t>So, the</w:t>
-      </w:r>
-      <w:r>
-        <w:rPr>
-          <w:rFonts w:cstheme="minorHAnsi"/>
-          <w:sz w:val="26"/>
-          <w:szCs w:val="26"/>
-        </w:rPr>
-        <w:t xml:space="preserve"> theme is theatre. Petoskey </w:t>
-      </w:r>
-      <w:r>
-        <w:rPr>
-          <w:rFonts w:cstheme="minorHAnsi"/>
-          <w:sz w:val="26"/>
-          <w:szCs w:val="26"/>
-        </w:rPr>
-        <w:t>dresses as</w:t>
+        <w:lastRenderedPageBreak/>
+        <w:t>Later that night</w:t>
+      </w:r>
+      <w:r>
+        <w:rPr>
+          <w:rFonts w:cstheme="minorHAnsi"/>
+          <w:sz w:val="26"/>
+          <w:szCs w:val="26"/>
+        </w:rPr>
+        <w:t xml:space="preserve"> on </w:t>
+      </w:r>
+      <w:r>
+        <w:rPr>
+          <w:rFonts w:cstheme="minorHAnsi"/>
+          <w:sz w:val="26"/>
+          <w:szCs w:val="26"/>
+        </w:rPr>
+        <w:t>a</w:t>
+      </w:r>
+      <w:r>
+        <w:rPr>
+          <w:rFonts w:cstheme="minorHAnsi"/>
+          <w:sz w:val="26"/>
+          <w:szCs w:val="26"/>
+        </w:rPr>
+        <w:t xml:space="preserve"> dune</w:t>
+      </w:r>
+      <w:r>
+        <w:rPr>
+          <w:rFonts w:cstheme="minorHAnsi"/>
+          <w:sz w:val="26"/>
+          <w:szCs w:val="26"/>
+        </w:rPr>
+        <w:t xml:space="preserve">, </w:t>
+      </w:r>
+      <w:r>
+        <w:rPr>
+          <w:rFonts w:cstheme="minorHAnsi"/>
+          <w:sz w:val="26"/>
+          <w:szCs w:val="26"/>
+        </w:rPr>
+        <w:t>Lulu and Petoskey</w:t>
+      </w:r>
+      <w:r>
+        <w:rPr>
+          <w:rFonts w:cstheme="minorHAnsi"/>
+          <w:sz w:val="26"/>
+          <w:szCs w:val="26"/>
+        </w:rPr>
+        <w:t xml:space="preserve"> witness deer </w:t>
+      </w:r>
+      <w:r>
+        <w:rPr>
+          <w:rFonts w:cstheme="minorHAnsi"/>
+          <w:sz w:val="26"/>
+          <w:szCs w:val="26"/>
+        </w:rPr>
+        <w:t xml:space="preserve">pass </w:t>
+      </w:r>
+      <w:r>
+        <w:rPr>
+          <w:rFonts w:cstheme="minorHAnsi"/>
+          <w:sz w:val="26"/>
+          <w:szCs w:val="26"/>
+        </w:rPr>
+        <w:t>by the</w:t>
+      </w:r>
+      <w:r>
+        <w:rPr>
+          <w:rFonts w:cstheme="minorHAnsi"/>
+          <w:sz w:val="26"/>
+          <w:szCs w:val="26"/>
+        </w:rPr>
+        <w:t>ir</w:t>
+      </w:r>
+      <w:r>
+        <w:rPr>
+          <w:rFonts w:cstheme="minorHAnsi"/>
+          <w:sz w:val="26"/>
+          <w:szCs w:val="26"/>
+        </w:rPr>
+        <w:t xml:space="preserve"> bonfire. He wishes to see his </w:t>
+      </w:r>
+      <w:r>
+        <w:rPr>
+          <w:rFonts w:cstheme="minorHAnsi"/>
+          <w:sz w:val="26"/>
+          <w:szCs w:val="26"/>
+        </w:rPr>
+        <w:t>dad</w:t>
+      </w:r>
+      <w:r>
+        <w:rPr>
+          <w:rFonts w:cstheme="minorHAnsi"/>
+          <w:sz w:val="26"/>
+          <w:szCs w:val="26"/>
+        </w:rPr>
+        <w:t xml:space="preserve"> while she </w:t>
+      </w:r>
+      <w:r>
+        <w:rPr>
+          <w:rFonts w:cstheme="minorHAnsi"/>
+          <w:sz w:val="26"/>
+          <w:szCs w:val="26"/>
+        </w:rPr>
+        <w:t>hopes</w:t>
+      </w:r>
+      <w:r>
+        <w:rPr>
+          <w:rFonts w:cstheme="minorHAnsi"/>
+          <w:sz w:val="26"/>
+          <w:szCs w:val="26"/>
+        </w:rPr>
+        <w:t xml:space="preserve"> to </w:t>
+      </w:r>
+      <w:r>
+        <w:rPr>
+          <w:rFonts w:cstheme="minorHAnsi"/>
+          <w:sz w:val="26"/>
+          <w:szCs w:val="26"/>
+        </w:rPr>
+        <w:t>beat Petoskey</w:t>
+      </w:r>
+      <w:r>
+        <w:rPr>
+          <w:rFonts w:cstheme="minorHAnsi"/>
+          <w:sz w:val="26"/>
+          <w:szCs w:val="26"/>
+        </w:rPr>
+        <w:t xml:space="preserve"> (“Dearborn”). </w:t>
+      </w:r>
+      <w:r>
+        <w:rPr>
+          <w:rFonts w:cstheme="minorHAnsi"/>
+          <w:sz w:val="26"/>
+          <w:szCs w:val="26"/>
+        </w:rPr>
+        <w:t>Next day</w:t>
+      </w:r>
+      <w:r>
+        <w:rPr>
+          <w:rFonts w:cstheme="minorHAnsi"/>
+          <w:sz w:val="26"/>
+          <w:szCs w:val="26"/>
+        </w:rPr>
+        <w:t xml:space="preserve">, </w:t>
+      </w:r>
+      <w:r>
+        <w:rPr>
+          <w:rFonts w:cstheme="minorHAnsi"/>
+          <w:sz w:val="26"/>
+          <w:szCs w:val="26"/>
+        </w:rPr>
+        <w:t xml:space="preserve">while </w:t>
+      </w:r>
+      <w:r>
+        <w:rPr>
+          <w:rFonts w:cstheme="minorHAnsi"/>
+          <w:sz w:val="26"/>
+          <w:szCs w:val="26"/>
+        </w:rPr>
+        <w:t>Perry teaches fossils to the kids (“Fossil</w:t>
+      </w:r>
+      <w:r>
+        <w:rPr>
+          <w:rFonts w:cstheme="minorHAnsi"/>
+          <w:sz w:val="26"/>
+          <w:szCs w:val="26"/>
+        </w:rPr>
+        <w:t>s</w:t>
+      </w:r>
+      <w:r>
+        <w:rPr>
+          <w:rFonts w:cstheme="minorHAnsi"/>
+          <w:sz w:val="26"/>
+          <w:szCs w:val="26"/>
+        </w:rPr>
+        <w:t xml:space="preserve"> in the Stones”)</w:t>
+      </w:r>
+      <w:r>
+        <w:rPr>
+          <w:rFonts w:cstheme="minorHAnsi"/>
+          <w:sz w:val="26"/>
+          <w:szCs w:val="26"/>
+        </w:rPr>
+        <w:t>,</w:t>
+      </w:r>
+      <w:r>
+        <w:rPr>
+          <w:rFonts w:cstheme="minorHAnsi"/>
+          <w:sz w:val="26"/>
+          <w:szCs w:val="26"/>
+        </w:rPr>
+        <w:t xml:space="preserve"> Lulu separates and discovers a deer</w:t>
       </w:r>
       <w:r>
         <w:rPr>
@@ -4735,196 +5011,50 @@
       <w:r>
         <w:rPr>
           <w:rFonts w:cstheme="minorHAnsi"/>
-          <w:i/>
-          <w:iCs/>
-          <w:sz w:val="26"/>
-          <w:szCs w:val="26"/>
-        </w:rPr>
-        <w:t>Oklahoma</w:t>
-      </w:r>
-      <w:r>
-        <w:rPr>
-          <w:rFonts w:cstheme="minorHAnsi"/>
-          <w:sz w:val="26"/>
-          <w:szCs w:val="26"/>
-        </w:rPr>
-        <w:t>’s</w:t>
-      </w:r>
-      <w:r>
-        <w:rPr>
-          <w:rFonts w:cstheme="minorHAnsi"/>
-          <w:sz w:val="26"/>
-          <w:szCs w:val="26"/>
-        </w:rPr>
-        <w:t xml:space="preserve"> </w:t>
-      </w:r>
-      <w:r>
-        <w:rPr>
-          <w:rFonts w:cstheme="minorHAnsi"/>
-          <w:sz w:val="26"/>
-          <w:szCs w:val="26"/>
-        </w:rPr>
-        <w:t>Jud Fry</w:t>
-      </w:r>
-      <w:r>
-        <w:rPr>
-          <w:rFonts w:cstheme="minorHAnsi"/>
-          <w:sz w:val="26"/>
-          <w:szCs w:val="26"/>
-        </w:rPr>
-        <w:t xml:space="preserve"> while </w:t>
-      </w:r>
-      <w:r>
-        <w:rPr>
-          <w:rFonts w:cstheme="minorHAnsi"/>
-          <w:sz w:val="26"/>
-          <w:szCs w:val="26"/>
-        </w:rPr>
-        <w:t xml:space="preserve">Lulu </w:t>
-      </w:r>
-      <w:r>
-        <w:rPr>
-          <w:rFonts w:cstheme="minorHAnsi"/>
-          <w:sz w:val="26"/>
-          <w:szCs w:val="26"/>
-        </w:rPr>
-        <w:t>plays</w:t>
-      </w:r>
-      <w:r>
-        <w:rPr>
-          <w:rFonts w:cstheme="minorHAnsi"/>
-          <w:sz w:val="26"/>
-          <w:szCs w:val="26"/>
-        </w:rPr>
-        <w:t xml:space="preserve"> Evan Hansen. Before marching, </w:t>
-      </w:r>
-      <w:r>
-        <w:rPr>
-          <w:rFonts w:cstheme="minorHAnsi"/>
-          <w:sz w:val="26"/>
-          <w:szCs w:val="26"/>
-        </w:rPr>
-        <w:t>she</w:t>
-      </w:r>
-      <w:r>
-        <w:rPr>
-          <w:rFonts w:cstheme="minorHAnsi"/>
-          <w:sz w:val="26"/>
-          <w:szCs w:val="26"/>
-        </w:rPr>
-        <w:t xml:space="preserve"> </w:t>
-      </w:r>
-      <w:r>
-        <w:rPr>
-          <w:rFonts w:cstheme="minorHAnsi"/>
-          <w:sz w:val="26"/>
-          <w:szCs w:val="26"/>
-        </w:rPr>
-        <w:t>shows</w:t>
-      </w:r>
-      <w:r>
-        <w:rPr>
-          <w:rFonts w:cstheme="minorHAnsi"/>
-          <w:sz w:val="26"/>
-          <w:szCs w:val="26"/>
-        </w:rPr>
-        <w:t xml:space="preserve"> her rare stone findings </w:t>
-      </w:r>
-      <w:r>
-        <w:rPr>
-          <w:rFonts w:cstheme="minorHAnsi"/>
-          <w:sz w:val="26"/>
-          <w:szCs w:val="26"/>
-        </w:rPr>
-        <w:t>to</w:t>
-      </w:r>
-      <w:r>
-        <w:rPr>
-          <w:rFonts w:cstheme="minorHAnsi"/>
-          <w:sz w:val="26"/>
-          <w:szCs w:val="26"/>
-        </w:rPr>
-        <w:t xml:space="preserve"> the family. To spite Petoskey, she </w:t>
-      </w:r>
-      <w:r>
-        <w:rPr>
-          <w:rFonts w:cstheme="minorHAnsi"/>
-          <w:sz w:val="26"/>
-          <w:szCs w:val="26"/>
-        </w:rPr>
-        <w:t>breaks</w:t>
-      </w:r>
-      <w:r>
-        <w:rPr>
-          <w:rFonts w:cstheme="minorHAnsi"/>
-          <w:sz w:val="26"/>
-          <w:szCs w:val="26"/>
-        </w:rPr>
-        <w:t xml:space="preserve"> his father's necklace, unaware it was their </w:t>
-      </w:r>
-      <w:r>
-        <w:rPr>
-          <w:rFonts w:cstheme="minorHAnsi"/>
-          <w:sz w:val="26"/>
-          <w:szCs w:val="26"/>
-        </w:rPr>
-        <w:t>only</w:t>
-      </w:r>
-      <w:r>
-        <w:rPr>
-          <w:rFonts w:cstheme="minorHAnsi"/>
-          <w:sz w:val="26"/>
-          <w:szCs w:val="26"/>
-        </w:rPr>
-        <w:t xml:space="preserve"> chance to</w:t>
-      </w:r>
-      <w:r>
-        <w:rPr>
-          <w:rFonts w:cstheme="minorHAnsi"/>
-          <w:sz w:val="26"/>
-          <w:szCs w:val="26"/>
-        </w:rPr>
-        <w:t xml:space="preserve"> save the lake house from Wayland</w:t>
-      </w:r>
-      <w:r>
-        <w:rPr>
-          <w:rFonts w:cstheme="minorHAnsi"/>
-          <w:sz w:val="26"/>
-          <w:szCs w:val="26"/>
-        </w:rPr>
-        <w:t>. The parade goes wrong as Petoskey beats up Lulu, disqualifying them for the first time</w:t>
-      </w:r>
-      <w:r>
-        <w:rPr>
-          <w:rFonts w:cstheme="minorHAnsi"/>
-          <w:sz w:val="26"/>
-          <w:szCs w:val="26"/>
-        </w:rPr>
-        <w:t xml:space="preserve"> (“Fraudway”)</w:t>
-      </w:r>
-      <w:r>
-        <w:rPr>
-          <w:rFonts w:cstheme="minorHAnsi"/>
-          <w:sz w:val="26"/>
-          <w:szCs w:val="26"/>
-        </w:rPr>
-        <w:t>. After a lecture, he runs away (“</w:t>
-      </w:r>
-      <w:r>
-        <w:rPr>
-          <w:rFonts w:cstheme="minorHAnsi"/>
-          <w:sz w:val="26"/>
-          <w:szCs w:val="26"/>
-        </w:rPr>
-        <w:t>Kick Rocks</w:t>
-      </w:r>
-      <w:r>
-        <w:rPr>
-          <w:rFonts w:cstheme="minorHAnsi"/>
-          <w:sz w:val="26"/>
-          <w:szCs w:val="26"/>
-        </w:rPr>
-        <w:t>”).</w:t>
+          <w:sz w:val="26"/>
+          <w:szCs w:val="26"/>
+        </w:rPr>
+        <w:t>drop</w:t>
+      </w:r>
+      <w:r>
+        <w:rPr>
+          <w:rFonts w:cstheme="minorHAnsi"/>
+          <w:sz w:val="26"/>
+          <w:szCs w:val="26"/>
+        </w:rPr>
+        <w:t xml:space="preserve"> off </w:t>
+      </w:r>
+      <w:r>
+        <w:rPr>
+          <w:rFonts w:cstheme="minorHAnsi"/>
+          <w:sz w:val="26"/>
+          <w:szCs w:val="26"/>
+        </w:rPr>
+        <w:t>the heirloom</w:t>
+      </w:r>
+      <w:r>
+        <w:rPr>
+          <w:rFonts w:cstheme="minorHAnsi"/>
+          <w:sz w:val="26"/>
+          <w:szCs w:val="26"/>
+        </w:rPr>
+        <w:t xml:space="preserve"> and other rare </w:t>
+      </w:r>
+      <w:r>
+        <w:rPr>
+          <w:rFonts w:cstheme="minorHAnsi"/>
+          <w:sz w:val="26"/>
+          <w:szCs w:val="26"/>
+        </w:rPr>
+        <w:t>rocks</w:t>
+      </w:r>
+      <w:r>
+        <w:rPr>
+          <w:rFonts w:cstheme="minorHAnsi"/>
+          <w:sz w:val="26"/>
+          <w:szCs w:val="26"/>
+        </w:rPr>
+        <w:t xml:space="preserve"> on the shore (“The Great Lakes Ballet”).</w:t>
       </w:r>
     </w:p>
     <w:p>
@@ -4945,23 +5075,111 @@
           <w:sz w:val="26"/>
           <w:szCs w:val="26"/>
         </w:rPr>
-        <w:t xml:space="preserve">In the following act, the family </w:t>
-      </w:r>
-      <w:r>
-        <w:rPr>
-          <w:rFonts w:cstheme="minorHAnsi"/>
-          <w:sz w:val="26"/>
-          <w:szCs w:val="26"/>
-        </w:rPr>
-        <w:t xml:space="preserve">revisits </w:t>
-      </w:r>
-      <w:r>
-        <w:rPr>
-          <w:rFonts w:cstheme="minorHAnsi"/>
-          <w:sz w:val="26"/>
-          <w:szCs w:val="26"/>
-        </w:rPr>
-        <w:t>a memory of</w:t>
+        <w:t>For</w:t>
+      </w:r>
+      <w:r>
+        <w:rPr>
+          <w:rFonts w:cstheme="minorHAnsi"/>
+          <w:sz w:val="26"/>
+          <w:szCs w:val="26"/>
+        </w:rPr>
+        <w:t xml:space="preserve"> Harbor Days</w:t>
+      </w:r>
+      <w:r>
+        <w:rPr>
+          <w:rFonts w:cstheme="minorHAnsi"/>
+          <w:sz w:val="26"/>
+          <w:szCs w:val="26"/>
+        </w:rPr>
+        <w:t>’</w:t>
+      </w:r>
+      <w:r>
+        <w:rPr>
+          <w:rFonts w:cstheme="minorHAnsi"/>
+          <w:sz w:val="26"/>
+          <w:szCs w:val="26"/>
+        </w:rPr>
+        <w:t xml:space="preserve"> parade, </w:t>
+      </w:r>
+      <w:r>
+        <w:rPr>
+          <w:rFonts w:cstheme="minorHAnsi"/>
+          <w:sz w:val="26"/>
+          <w:szCs w:val="26"/>
+        </w:rPr>
+        <w:t xml:space="preserve">Broadway actor </w:t>
+      </w:r>
+      <w:r>
+        <w:rPr>
+          <w:rFonts w:cstheme="minorHAnsi"/>
+          <w:sz w:val="26"/>
+          <w:szCs w:val="26"/>
+        </w:rPr>
+        <w:t xml:space="preserve">cousin Jacob </w:t>
+      </w:r>
+      <w:r>
+        <w:rPr>
+          <w:rFonts w:cstheme="minorHAnsi"/>
+          <w:sz w:val="26"/>
+          <w:szCs w:val="26"/>
+        </w:rPr>
+        <w:t>J</w:t>
+      </w:r>
+      <w:r>
+        <w:rPr>
+          <w:rFonts w:cstheme="minorHAnsi"/>
+          <w:sz w:val="26"/>
+          <w:szCs w:val="26"/>
+        </w:rPr>
+        <w:t>acobowitz i</w:t>
+      </w:r>
+      <w:r>
+        <w:rPr>
+          <w:rFonts w:cstheme="minorHAnsi"/>
+          <w:sz w:val="26"/>
+          <w:szCs w:val="26"/>
+        </w:rPr>
+        <w:t xml:space="preserve">s the </w:t>
+      </w:r>
+      <w:r>
+        <w:rPr>
+          <w:rFonts w:cstheme="minorHAnsi"/>
+          <w:sz w:val="26"/>
+          <w:szCs w:val="26"/>
+        </w:rPr>
+        <w:t>Grand Marshal</w:t>
+      </w:r>
+      <w:r>
+        <w:rPr>
+          <w:rFonts w:cstheme="minorHAnsi"/>
+          <w:sz w:val="26"/>
+          <w:szCs w:val="26"/>
+        </w:rPr>
+        <w:t xml:space="preserve">. </w:t>
+      </w:r>
+      <w:r>
+        <w:rPr>
+          <w:rFonts w:cstheme="minorHAnsi"/>
+          <w:sz w:val="26"/>
+          <w:szCs w:val="26"/>
+        </w:rPr>
+        <w:t>So, the</w:t>
+      </w:r>
+      <w:r>
+        <w:rPr>
+          <w:rFonts w:cstheme="minorHAnsi"/>
+          <w:sz w:val="26"/>
+          <w:szCs w:val="26"/>
+        </w:rPr>
+        <w:t xml:space="preserve"> theme is theatre. Petoskey </w:t>
+      </w:r>
+      <w:r>
+        <w:rPr>
+          <w:rFonts w:cstheme="minorHAnsi"/>
+          <w:sz w:val="26"/>
+          <w:szCs w:val="26"/>
+        </w:rPr>
+        <w:t>dresses as</w:t>
       </w:r>
       <w:r>
         <w:rPr>
@@ -4974,10 +5192,20 @@
       <w:r>
         <w:rPr>
           <w:rFonts w:cstheme="minorHAnsi"/>
-          <w:sz w:val="26"/>
-          <w:szCs w:val="26"/>
-        </w:rPr>
-        <w:t>Lulu and Petoskey</w:t>
+          <w:i/>
+          <w:iCs/>
+          <w:sz w:val="26"/>
+          <w:szCs w:val="26"/>
+        </w:rPr>
+        <w:t>Oklahoma</w:t>
+      </w:r>
+      <w:r>
+        <w:rPr>
+          <w:rFonts w:cstheme="minorHAnsi"/>
+          <w:sz w:val="26"/>
+          <w:szCs w:val="26"/>
+        </w:rPr>
+        <w:t>’s</w:t>
       </w:r>
       <w:r>
         <w:rPr>
@@ -4993,31 +5221,47 @@
           <w:sz w:val="26"/>
           <w:szCs w:val="26"/>
         </w:rPr>
-        <w:t>meeting</w:t>
-      </w:r>
-      <w:r>
-        <w:rPr>
-          <w:rFonts w:cstheme="minorHAnsi"/>
-          <w:sz w:val="26"/>
-          <w:szCs w:val="26"/>
-        </w:rPr>
-        <w:t xml:space="preserve"> (“Hands Come in Handy”). </w:t>
-      </w:r>
-      <w:r>
-        <w:rPr>
-          <w:rFonts w:cstheme="minorHAnsi"/>
-          <w:sz w:val="26"/>
-          <w:szCs w:val="26"/>
-        </w:rPr>
-        <w:t>Presently, t</w:t>
-      </w:r>
-      <w:r>
-        <w:rPr>
-          <w:rFonts w:cstheme="minorHAnsi"/>
-          <w:sz w:val="26"/>
-          <w:szCs w:val="26"/>
-        </w:rPr>
-        <w:t>hey search</w:t>
+        <w:t>Jud Fry</w:t>
+      </w:r>
+      <w:r>
+        <w:rPr>
+          <w:rFonts w:cstheme="minorHAnsi"/>
+          <w:sz w:val="26"/>
+          <w:szCs w:val="26"/>
+        </w:rPr>
+        <w:t xml:space="preserve"> while </w:t>
+      </w:r>
+      <w:r>
+        <w:rPr>
+          <w:rFonts w:cstheme="minorHAnsi"/>
+          <w:sz w:val="26"/>
+          <w:szCs w:val="26"/>
+        </w:rPr>
+        <w:t xml:space="preserve">Lulu </w:t>
+      </w:r>
+      <w:r>
+        <w:rPr>
+          <w:rFonts w:cstheme="minorHAnsi"/>
+          <w:sz w:val="26"/>
+          <w:szCs w:val="26"/>
+        </w:rPr>
+        <w:t>plays</w:t>
+      </w:r>
+      <w:r>
+        <w:rPr>
+          <w:rFonts w:cstheme="minorHAnsi"/>
+          <w:sz w:val="26"/>
+          <w:szCs w:val="26"/>
+        </w:rPr>
+        <w:t xml:space="preserve"> Evan Hansen. Before marching, </w:t>
+      </w:r>
+      <w:r>
+        <w:rPr>
+          <w:rFonts w:cstheme="minorHAnsi"/>
+          <w:sz w:val="26"/>
+          <w:szCs w:val="26"/>
+        </w:rPr>
+        <w:t>she</w:t>
       </w:r>
       <w:r>
         <w:rPr>
@@ -5033,199 +5277,103 @@
           <w:sz w:val="26"/>
           <w:szCs w:val="26"/>
         </w:rPr>
-        <w:t xml:space="preserve">for </w:t>
-      </w:r>
-      <w:r>
-        <w:rPr>
-          <w:rFonts w:cstheme="minorHAnsi"/>
-          <w:sz w:val="26"/>
-          <w:szCs w:val="26"/>
-        </w:rPr>
-        <w:t>him</w:t>
-      </w:r>
-      <w:r>
-        <w:rPr>
-          <w:rFonts w:cstheme="minorHAnsi"/>
-          <w:sz w:val="26"/>
-          <w:szCs w:val="26"/>
-        </w:rPr>
-        <w:t xml:space="preserve"> while</w:t>
-      </w:r>
-      <w:r>
-        <w:rPr>
-          <w:rFonts w:cstheme="minorHAnsi"/>
-          <w:sz w:val="26"/>
-          <w:szCs w:val="26"/>
-        </w:rPr>
-        <w:t xml:space="preserve"> Lulu </w:t>
-      </w:r>
-      <w:r>
-        <w:rPr>
-          <w:rFonts w:cstheme="minorHAnsi"/>
-          <w:sz w:val="26"/>
-          <w:szCs w:val="26"/>
-        </w:rPr>
-        <w:t>tries to find him at</w:t>
-      </w:r>
-      <w:r>
-        <w:rPr>
-          <w:rFonts w:cstheme="minorHAnsi"/>
-          <w:sz w:val="26"/>
-          <w:szCs w:val="26"/>
-        </w:rPr>
-        <w:t xml:space="preserve"> Banh</w:t>
-      </w:r>
-      <w:r>
-        <w:rPr>
-          <w:rFonts w:cstheme="minorHAnsi"/>
-          <w:sz w:val="26"/>
-          <w:szCs w:val="26"/>
-        </w:rPr>
-        <w:t xml:space="preserve"> MI </w:t>
-      </w:r>
-      <w:r>
-        <w:rPr>
-          <w:rFonts w:cstheme="minorHAnsi"/>
-          <w:sz w:val="26"/>
-          <w:szCs w:val="26"/>
-        </w:rPr>
-        <w:t>(“Petoskey”).</w:t>
-      </w:r>
-      <w:r>
-        <w:rPr>
-          <w:rFonts w:cstheme="minorHAnsi"/>
-          <w:sz w:val="26"/>
-          <w:szCs w:val="26"/>
-        </w:rPr>
-        <w:t xml:space="preserve"> Jasper shares</w:t>
-      </w:r>
-      <w:r>
-        <w:rPr>
-          <w:rFonts w:cstheme="minorHAnsi"/>
-          <w:sz w:val="26"/>
-          <w:szCs w:val="26"/>
-        </w:rPr>
-        <w:t xml:space="preserve"> </w:t>
-      </w:r>
-      <w:r>
-        <w:rPr>
-          <w:rFonts w:cstheme="minorHAnsi"/>
-          <w:sz w:val="26"/>
-          <w:szCs w:val="26"/>
-        </w:rPr>
-        <w:t>his refugee family stayed united despite continents dividing them</w:t>
-      </w:r>
-      <w:r>
-        <w:rPr>
-          <w:rFonts w:cstheme="minorHAnsi"/>
-          <w:sz w:val="26"/>
-          <w:szCs w:val="26"/>
-        </w:rPr>
-        <w:t xml:space="preserve"> as well as a time </w:t>
-      </w:r>
-      <w:r>
-        <w:rPr>
-          <w:rFonts w:cstheme="minorHAnsi"/>
-          <w:sz w:val="26"/>
-          <w:szCs w:val="26"/>
-        </w:rPr>
-        <w:t>when a Lebanese family bought out his family’s</w:t>
-      </w:r>
-      <w:r>
-        <w:rPr>
-          <w:rFonts w:cstheme="minorHAnsi"/>
-          <w:sz w:val="26"/>
-          <w:szCs w:val="26"/>
-        </w:rPr>
-        <w:t xml:space="preserve"> failing</w:t>
-      </w:r>
-      <w:r>
-        <w:rPr>
-          <w:rFonts w:cstheme="minorHAnsi"/>
-          <w:sz w:val="26"/>
-          <w:szCs w:val="26"/>
-        </w:rPr>
-        <w:t xml:space="preserve"> restaurant but did not resort to blame as Petey had</w:t>
-      </w:r>
-      <w:r>
-        <w:rPr>
-          <w:rFonts w:cstheme="minorHAnsi"/>
-          <w:sz w:val="26"/>
-          <w:szCs w:val="26"/>
-        </w:rPr>
-        <w:t>. The Vandams are only divided by peninsulas</w:t>
-      </w:r>
-      <w:r>
-        <w:rPr>
-          <w:rFonts w:cstheme="minorHAnsi"/>
-          <w:sz w:val="26"/>
-          <w:szCs w:val="26"/>
-        </w:rPr>
-        <w:t xml:space="preserve">. </w:t>
-      </w:r>
-      <w:r>
-        <w:rPr>
-          <w:rFonts w:cstheme="minorHAnsi"/>
-          <w:sz w:val="26"/>
-          <w:szCs w:val="26"/>
-        </w:rPr>
-        <w:t xml:space="preserve">Lulu realizes </w:t>
-      </w:r>
-      <w:r>
-        <w:rPr>
-          <w:rFonts w:cstheme="minorHAnsi"/>
-          <w:sz w:val="26"/>
-          <w:szCs w:val="26"/>
-        </w:rPr>
-        <w:t>Petoskey</w:t>
-      </w:r>
-      <w:r>
-        <w:rPr>
-          <w:rFonts w:cstheme="minorHAnsi"/>
-          <w:sz w:val="26"/>
-          <w:szCs w:val="26"/>
-        </w:rPr>
-        <w:t xml:space="preserve"> </w:t>
-      </w:r>
-      <w:r>
-        <w:rPr>
-          <w:rFonts w:cstheme="minorHAnsi"/>
-          <w:sz w:val="26"/>
-          <w:szCs w:val="26"/>
-        </w:rPr>
-        <w:t xml:space="preserve">is </w:t>
-      </w:r>
-      <w:r>
-        <w:rPr>
-          <w:rFonts w:cstheme="minorHAnsi"/>
-          <w:sz w:val="26"/>
-          <w:szCs w:val="26"/>
-        </w:rPr>
-        <w:t xml:space="preserve">most likely </w:t>
-      </w:r>
-      <w:r>
-        <w:rPr>
-          <w:rFonts w:cstheme="minorHAnsi"/>
-          <w:sz w:val="26"/>
-          <w:szCs w:val="26"/>
-        </w:rPr>
-        <w:t>at</w:t>
-      </w:r>
-      <w:r>
-        <w:rPr>
-          <w:rFonts w:cstheme="minorHAnsi"/>
-          <w:sz w:val="26"/>
-          <w:szCs w:val="26"/>
-        </w:rPr>
-        <w:t xml:space="preserve"> the Mackinac Bridge (“</w:t>
-      </w:r>
-      <w:r>
-        <w:rPr>
-          <w:rFonts w:cstheme="minorHAnsi"/>
-          <w:sz w:val="26"/>
-          <w:szCs w:val="26"/>
-        </w:rPr>
-        <w:t>North South East West</w:t>
+        <w:t>shows</w:t>
+      </w:r>
+      <w:r>
+        <w:rPr>
+          <w:rFonts w:cstheme="minorHAnsi"/>
+          <w:sz w:val="26"/>
+          <w:szCs w:val="26"/>
+        </w:rPr>
+        <w:t xml:space="preserve"> her rare findings </w:t>
+      </w:r>
+      <w:r>
+        <w:rPr>
+          <w:rFonts w:cstheme="minorHAnsi"/>
+          <w:sz w:val="26"/>
+          <w:szCs w:val="26"/>
+        </w:rPr>
+        <w:t>to</w:t>
+      </w:r>
+      <w:r>
+        <w:rPr>
+          <w:rFonts w:cstheme="minorHAnsi"/>
+          <w:sz w:val="26"/>
+          <w:szCs w:val="26"/>
+        </w:rPr>
+        <w:t xml:space="preserve"> the family. To spite Petoskey, she </w:t>
+      </w:r>
+      <w:r>
+        <w:rPr>
+          <w:rFonts w:cstheme="minorHAnsi"/>
+          <w:sz w:val="26"/>
+          <w:szCs w:val="26"/>
+        </w:rPr>
+        <w:t>breaks</w:t>
+      </w:r>
+      <w:r>
+        <w:rPr>
+          <w:rFonts w:cstheme="minorHAnsi"/>
+          <w:sz w:val="26"/>
+          <w:szCs w:val="26"/>
+        </w:rPr>
+        <w:t xml:space="preserve"> his father's necklace, unaware it was their </w:t>
+      </w:r>
+      <w:r>
+        <w:rPr>
+          <w:rFonts w:cstheme="minorHAnsi"/>
+          <w:sz w:val="26"/>
+          <w:szCs w:val="26"/>
+        </w:rPr>
+        <w:t>only</w:t>
+      </w:r>
+      <w:r>
+        <w:rPr>
+          <w:rFonts w:cstheme="minorHAnsi"/>
+          <w:sz w:val="26"/>
+          <w:szCs w:val="26"/>
+        </w:rPr>
+        <w:t xml:space="preserve"> chance to</w:t>
+      </w:r>
+      <w:r>
+        <w:rPr>
+          <w:rFonts w:cstheme="minorHAnsi"/>
+          <w:sz w:val="26"/>
+          <w:szCs w:val="26"/>
+        </w:rPr>
+        <w:t xml:space="preserve"> save the lake house from Wayland</w:t>
+      </w:r>
+      <w:r>
+        <w:rPr>
+          <w:rFonts w:cstheme="minorHAnsi"/>
+          <w:sz w:val="26"/>
+          <w:szCs w:val="26"/>
+        </w:rPr>
+        <w:t>. The parade goes wrong as Petoskey beats up Lulu, disqualifying them for the first time</w:t>
+      </w:r>
+      <w:r>
+        <w:rPr>
+          <w:rFonts w:cstheme="minorHAnsi"/>
+          <w:sz w:val="26"/>
+          <w:szCs w:val="26"/>
+        </w:rPr>
+        <w:t xml:space="preserve"> (“Fraudway”)</w:t>
+      </w:r>
+      <w:r>
+        <w:rPr>
+          <w:rFonts w:cstheme="minorHAnsi"/>
+          <w:sz w:val="26"/>
+          <w:szCs w:val="26"/>
+        </w:rPr>
+        <w:t>. After a lecture, he runs away (“</w:t>
+      </w:r>
+      <w:r>
+        <w:rPr>
+          <w:rFonts w:cstheme="minorHAnsi"/>
+          <w:sz w:val="26"/>
+          <w:szCs w:val="26"/>
+        </w:rPr>
+        <w:t>Kick Rocks</w:t>
       </w:r>
       <w:r>
         <w:rPr>
@@ -5254,7 +5402,23 @@
           <w:sz w:val="26"/>
           <w:szCs w:val="26"/>
         </w:rPr>
-        <w:t>They drive up</w:t>
+        <w:t xml:space="preserve">In the following act, the family </w:t>
+      </w:r>
+      <w:r>
+        <w:rPr>
+          <w:rFonts w:cstheme="minorHAnsi"/>
+          <w:sz w:val="26"/>
+          <w:szCs w:val="26"/>
+        </w:rPr>
+        <w:t xml:space="preserve">revisits </w:t>
+      </w:r>
+      <w:r>
+        <w:rPr>
+          <w:rFonts w:cstheme="minorHAnsi"/>
+          <w:sz w:val="26"/>
+          <w:szCs w:val="26"/>
+        </w:rPr>
+        <w:t>a memory of</w:t>
       </w:r>
       <w:r>
         <w:rPr>
@@ -5270,15 +5434,63 @@
           <w:sz w:val="26"/>
           <w:szCs w:val="26"/>
         </w:rPr>
-        <w:t>to</w:t>
-      </w:r>
-      <w:r>
-        <w:rPr>
-          <w:rFonts w:cstheme="minorHAnsi"/>
-          <w:sz w:val="26"/>
-          <w:szCs w:val="26"/>
-        </w:rPr>
-        <w:t xml:space="preserve"> find </w:t>
+        <w:t>Lulu and Petoskey</w:t>
+      </w:r>
+      <w:r>
+        <w:rPr>
+          <w:rFonts w:cstheme="minorHAnsi"/>
+          <w:sz w:val="26"/>
+          <w:szCs w:val="26"/>
+        </w:rPr>
+        <w:t xml:space="preserve"> </w:t>
+      </w:r>
+      <w:r>
+        <w:rPr>
+          <w:rFonts w:cstheme="minorHAnsi"/>
+          <w:sz w:val="26"/>
+          <w:szCs w:val="26"/>
+        </w:rPr>
+        <w:t>meeting</w:t>
+      </w:r>
+      <w:r>
+        <w:rPr>
+          <w:rFonts w:cstheme="minorHAnsi"/>
+          <w:sz w:val="26"/>
+          <w:szCs w:val="26"/>
+        </w:rPr>
+        <w:t xml:space="preserve"> (“Hands Come in Handy”). </w:t>
+      </w:r>
+      <w:r>
+        <w:rPr>
+          <w:rFonts w:cstheme="minorHAnsi"/>
+          <w:sz w:val="26"/>
+          <w:szCs w:val="26"/>
+        </w:rPr>
+        <w:t>Presently, t</w:t>
+      </w:r>
+      <w:r>
+        <w:rPr>
+          <w:rFonts w:cstheme="minorHAnsi"/>
+          <w:sz w:val="26"/>
+          <w:szCs w:val="26"/>
+        </w:rPr>
+        <w:t>hey search</w:t>
+      </w:r>
+      <w:r>
+        <w:rPr>
+          <w:rFonts w:cstheme="minorHAnsi"/>
+          <w:sz w:val="26"/>
+          <w:szCs w:val="26"/>
+        </w:rPr>
+        <w:t xml:space="preserve"> </w:t>
+      </w:r>
+      <w:r>
+        <w:rPr>
+          <w:rFonts w:cstheme="minorHAnsi"/>
+          <w:sz w:val="26"/>
+          <w:szCs w:val="26"/>
+        </w:rPr>
+        <w:t xml:space="preserve">for </w:t>
       </w:r>
       <w:r>
         <w:rPr>
@@ -5294,47 +5506,55 @@
           <w:sz w:val="26"/>
           <w:szCs w:val="26"/>
         </w:rPr>
-        <w:t xml:space="preserve">. She offers the broken </w:t>
-      </w:r>
-      <w:r>
-        <w:rPr>
-          <w:rFonts w:cstheme="minorHAnsi"/>
-          <w:sz w:val="26"/>
-          <w:szCs w:val="26"/>
-        </w:rPr>
-        <w:t>stone</w:t>
-      </w:r>
-      <w:r>
-        <w:rPr>
-          <w:rFonts w:cstheme="minorHAnsi"/>
-          <w:sz w:val="26"/>
-          <w:szCs w:val="26"/>
-        </w:rPr>
-        <w:t xml:space="preserve"> as a truce, but he </w:t>
-      </w:r>
-      <w:r>
-        <w:rPr>
-          <w:rFonts w:cstheme="minorHAnsi"/>
-          <w:sz w:val="26"/>
-          <w:szCs w:val="26"/>
-        </w:rPr>
-        <w:t>tosses</w:t>
-      </w:r>
-      <w:r>
-        <w:rPr>
-          <w:rFonts w:cstheme="minorHAnsi"/>
-          <w:sz w:val="26"/>
-          <w:szCs w:val="26"/>
-        </w:rPr>
-        <w:t xml:space="preserve"> it into the water</w:t>
-      </w:r>
-      <w:r>
-        <w:rPr>
-          <w:rFonts w:cstheme="minorHAnsi"/>
-          <w:sz w:val="26"/>
-          <w:szCs w:val="26"/>
-        </w:rPr>
-        <w:t xml:space="preserve"> (“Rock Bottom”). This</w:t>
+        <w:t xml:space="preserve"> while</w:t>
+      </w:r>
+      <w:r>
+        <w:rPr>
+          <w:rFonts w:cstheme="minorHAnsi"/>
+          <w:sz w:val="26"/>
+          <w:szCs w:val="26"/>
+        </w:rPr>
+        <w:t xml:space="preserve"> Lulu </w:t>
+      </w:r>
+      <w:r>
+        <w:rPr>
+          <w:rFonts w:cstheme="minorHAnsi"/>
+          <w:sz w:val="26"/>
+          <w:szCs w:val="26"/>
+        </w:rPr>
+        <w:t>tries to find him at</w:t>
+      </w:r>
+      <w:r>
+        <w:rPr>
+          <w:rFonts w:cstheme="minorHAnsi"/>
+          <w:sz w:val="26"/>
+          <w:szCs w:val="26"/>
+        </w:rPr>
+        <w:t xml:space="preserve"> Banh</w:t>
+      </w:r>
+      <w:r>
+        <w:rPr>
+          <w:rFonts w:cstheme="minorHAnsi"/>
+          <w:sz w:val="26"/>
+          <w:szCs w:val="26"/>
+        </w:rPr>
+        <w:t xml:space="preserve"> MI </w:t>
+      </w:r>
+      <w:r>
+        <w:rPr>
+          <w:rFonts w:cstheme="minorHAnsi"/>
+          <w:sz w:val="26"/>
+          <w:szCs w:val="26"/>
+        </w:rPr>
+        <w:t>(“Petoskey”).</w:t>
+      </w:r>
+      <w:r>
+        <w:rPr>
+          <w:rFonts w:cstheme="minorHAnsi"/>
+          <w:sz w:val="26"/>
+          <w:szCs w:val="26"/>
+        </w:rPr>
+        <w:t xml:space="preserve"> Jasper shares</w:t>
       </w:r>
       <w:r>
         <w:rPr>
@@ -5350,23 +5570,71 @@
           <w:sz w:val="26"/>
           <w:szCs w:val="26"/>
         </w:rPr>
-        <w:t>causes</w:t>
-      </w:r>
-      <w:r>
-        <w:rPr>
-          <w:rFonts w:cstheme="minorHAnsi"/>
-          <w:sz w:val="26"/>
-          <w:szCs w:val="26"/>
-        </w:rPr>
-        <w:t xml:space="preserve"> the bridge to fog u</w:t>
-      </w:r>
-      <w:r>
-        <w:rPr>
-          <w:rFonts w:cstheme="minorHAnsi"/>
-          <w:sz w:val="26"/>
-          <w:szCs w:val="26"/>
-        </w:rPr>
-        <w:t>p</w:t>
+        <w:t>his refugee family stayed united despite continents dividing them</w:t>
+      </w:r>
+      <w:r>
+        <w:rPr>
+          <w:rFonts w:cstheme="minorHAnsi"/>
+          <w:sz w:val="26"/>
+          <w:szCs w:val="26"/>
+        </w:rPr>
+        <w:t xml:space="preserve"> as well as a time </w:t>
+      </w:r>
+      <w:r>
+        <w:rPr>
+          <w:rFonts w:cstheme="minorHAnsi"/>
+          <w:sz w:val="26"/>
+          <w:szCs w:val="26"/>
+        </w:rPr>
+        <w:t>when a Lebanese family bought out his family’s</w:t>
+      </w:r>
+      <w:r>
+        <w:rPr>
+          <w:rFonts w:cstheme="minorHAnsi"/>
+          <w:sz w:val="26"/>
+          <w:szCs w:val="26"/>
+        </w:rPr>
+        <w:t xml:space="preserve"> failing</w:t>
+      </w:r>
+      <w:r>
+        <w:rPr>
+          <w:rFonts w:cstheme="minorHAnsi"/>
+          <w:sz w:val="26"/>
+          <w:szCs w:val="26"/>
+        </w:rPr>
+        <w:t xml:space="preserve"> restaurant but did not resort to blame as Petey had</w:t>
+      </w:r>
+      <w:r>
+        <w:rPr>
+          <w:rFonts w:cstheme="minorHAnsi"/>
+          <w:sz w:val="26"/>
+          <w:szCs w:val="26"/>
+        </w:rPr>
+        <w:t>. The Vandams are only divided by peninsulas</w:t>
+      </w:r>
+      <w:r>
+        <w:rPr>
+          <w:rFonts w:cstheme="minorHAnsi"/>
+          <w:sz w:val="26"/>
+          <w:szCs w:val="26"/>
+        </w:rPr>
+        <w:t xml:space="preserve">. </w:t>
+      </w:r>
+      <w:r>
+        <w:rPr>
+          <w:rFonts w:cstheme="minorHAnsi"/>
+          <w:sz w:val="26"/>
+          <w:szCs w:val="26"/>
+        </w:rPr>
+        <w:t xml:space="preserve">Lulu realizes </w:t>
+      </w:r>
+      <w:r>
+        <w:rPr>
+          <w:rFonts w:cstheme="minorHAnsi"/>
+          <w:sz w:val="26"/>
+          <w:szCs w:val="26"/>
+        </w:rPr>
+        <w:t>Petoskey</w:t>
       </w:r>
       <w:r>
         <w:rPr>
@@ -5382,119 +5650,47 @@
           <w:sz w:val="26"/>
           <w:szCs w:val="26"/>
         </w:rPr>
-        <w:t>where</w:t>
-      </w:r>
-      <w:r>
-        <w:rPr>
-          <w:rFonts w:cstheme="minorHAnsi"/>
-          <w:sz w:val="26"/>
-          <w:szCs w:val="26"/>
-        </w:rPr>
-        <w:t xml:space="preserve"> his father</w:t>
-      </w:r>
-      <w:r>
-        <w:rPr>
-          <w:rFonts w:cstheme="minorHAnsi"/>
-          <w:sz w:val="26"/>
-          <w:szCs w:val="26"/>
-        </w:rPr>
-        <w:t>’s ghost emerges</w:t>
-      </w:r>
-      <w:r>
-        <w:rPr>
-          <w:rFonts w:cstheme="minorHAnsi"/>
-          <w:sz w:val="26"/>
-          <w:szCs w:val="26"/>
-        </w:rPr>
-        <w:t xml:space="preserve"> as a giant elk. Petey shares</w:t>
-      </w:r>
-      <w:r>
-        <w:rPr>
-          <w:rFonts w:cstheme="minorHAnsi"/>
-          <w:sz w:val="26"/>
-          <w:szCs w:val="26"/>
-        </w:rPr>
-        <w:t xml:space="preserve"> </w:t>
-      </w:r>
-      <w:r>
-        <w:rPr>
-          <w:rFonts w:cstheme="minorHAnsi"/>
-          <w:sz w:val="26"/>
-          <w:szCs w:val="26"/>
-        </w:rPr>
-        <w:t xml:space="preserve">that stones are special only when rocks are packed together. Like family, rocks come and go </w:t>
-      </w:r>
-      <w:r>
-        <w:rPr>
-          <w:rFonts w:cstheme="minorHAnsi"/>
-          <w:sz w:val="26"/>
-          <w:szCs w:val="26"/>
-        </w:rPr>
-        <w:t>to</w:t>
-      </w:r>
-      <w:r>
-        <w:rPr>
-          <w:rFonts w:cstheme="minorHAnsi"/>
-          <w:sz w:val="26"/>
-          <w:szCs w:val="26"/>
-        </w:rPr>
-        <w:t xml:space="preserve"> leave a mark</w:t>
-      </w:r>
-      <w:r>
-        <w:rPr>
-          <w:rFonts w:cstheme="minorHAnsi"/>
-          <w:sz w:val="26"/>
-          <w:szCs w:val="26"/>
-        </w:rPr>
-        <w:t xml:space="preserve"> </w:t>
-      </w:r>
-      <w:r>
-        <w:rPr>
-          <w:rFonts w:cstheme="minorHAnsi"/>
-          <w:sz w:val="26"/>
-          <w:szCs w:val="26"/>
-        </w:rPr>
-        <w:t>(“Family</w:t>
-      </w:r>
-      <w:r>
-        <w:rPr>
-          <w:rFonts w:cstheme="minorHAnsi"/>
-          <w:sz w:val="26"/>
-          <w:szCs w:val="26"/>
-        </w:rPr>
-        <w:t>’s</w:t>
-      </w:r>
-      <w:r>
-        <w:rPr>
-          <w:rFonts w:cstheme="minorHAnsi"/>
-          <w:sz w:val="26"/>
-          <w:szCs w:val="26"/>
-        </w:rPr>
-        <w:t xml:space="preserve"> in the Fossil</w:t>
-      </w:r>
-      <w:r>
-        <w:rPr>
-          <w:rFonts w:cstheme="minorHAnsi"/>
-          <w:sz w:val="26"/>
-          <w:szCs w:val="26"/>
-        </w:rPr>
-        <w:t>s</w:t>
-      </w:r>
-      <w:r>
-        <w:rPr>
-          <w:rFonts w:cstheme="minorHAnsi"/>
-          <w:sz w:val="26"/>
-          <w:szCs w:val="26"/>
-        </w:rPr>
-        <w:t>”)</w:t>
-      </w:r>
-      <w:r>
-        <w:rPr>
-          <w:rFonts w:cstheme="minorHAnsi"/>
-          <w:sz w:val="26"/>
-          <w:szCs w:val="26"/>
-        </w:rPr>
-        <w:t>.</w:t>
+        <w:t xml:space="preserve">is </w:t>
+      </w:r>
+      <w:r>
+        <w:rPr>
+          <w:rFonts w:cstheme="minorHAnsi"/>
+          <w:sz w:val="26"/>
+          <w:szCs w:val="26"/>
+        </w:rPr>
+        <w:t xml:space="preserve">most likely </w:t>
+      </w:r>
+      <w:r>
+        <w:rPr>
+          <w:rFonts w:cstheme="minorHAnsi"/>
+          <w:sz w:val="26"/>
+          <w:szCs w:val="26"/>
+        </w:rPr>
+        <w:t>at</w:t>
+      </w:r>
+      <w:r>
+        <w:rPr>
+          <w:rFonts w:cstheme="minorHAnsi"/>
+          <w:sz w:val="26"/>
+          <w:szCs w:val="26"/>
+        </w:rPr>
+        <w:t xml:space="preserve"> the Mackinac Bridge (“</w:t>
+      </w:r>
+      <w:r>
+        <w:rPr>
+          <w:rFonts w:cstheme="minorHAnsi"/>
+          <w:sz w:val="26"/>
+          <w:szCs w:val="26"/>
+        </w:rPr>
+        <w:t>North South East West</w:t>
+      </w:r>
+      <w:r>
+        <w:rPr>
+          <w:rFonts w:cstheme="minorHAnsi"/>
+          <w:sz w:val="26"/>
+          <w:szCs w:val="26"/>
+        </w:rPr>
+        <w:t>”).</w:t>
       </w:r>
     </w:p>
     <w:p>
@@ -5515,23 +5711,7 @@
           <w:sz w:val="26"/>
           <w:szCs w:val="26"/>
         </w:rPr>
-        <w:t xml:space="preserve">They return to </w:t>
-      </w:r>
-      <w:r>
-        <w:rPr>
-          <w:rFonts w:cstheme="minorHAnsi"/>
-          <w:sz w:val="26"/>
-          <w:szCs w:val="26"/>
-        </w:rPr>
-        <w:t>the fair</w:t>
-      </w:r>
-      <w:r>
-        <w:rPr>
-          <w:rFonts w:cstheme="minorHAnsi"/>
-          <w:sz w:val="26"/>
-          <w:szCs w:val="26"/>
-        </w:rPr>
-        <w:t xml:space="preserve"> where</w:t>
+        <w:t>They drive up</w:t>
       </w:r>
       <w:r>
         <w:rPr>
@@ -5547,135 +5727,71 @@
           <w:sz w:val="26"/>
           <w:szCs w:val="26"/>
         </w:rPr>
-        <w:t>Wayland</w:t>
-      </w:r>
-      <w:r>
-        <w:rPr>
-          <w:rFonts w:cstheme="minorHAnsi"/>
-          <w:sz w:val="26"/>
-          <w:szCs w:val="26"/>
-        </w:rPr>
-        <w:t xml:space="preserve"> is </w:t>
-      </w:r>
-      <w:r>
-        <w:rPr>
-          <w:rFonts w:cstheme="minorHAnsi"/>
-          <w:sz w:val="26"/>
-          <w:szCs w:val="26"/>
-        </w:rPr>
-        <w:t>exhibiting data center</w:t>
-      </w:r>
-      <w:r>
-        <w:rPr>
-          <w:rFonts w:cstheme="minorHAnsi"/>
-          <w:sz w:val="26"/>
-          <w:szCs w:val="26"/>
-        </w:rPr>
-        <w:t xml:space="preserve"> models</w:t>
-      </w:r>
-      <w:r>
-        <w:rPr>
-          <w:rFonts w:cstheme="minorHAnsi"/>
-          <w:sz w:val="26"/>
-          <w:szCs w:val="26"/>
-        </w:rPr>
-        <w:t xml:space="preserve"> with other developers</w:t>
-      </w:r>
-      <w:r>
-        <w:rPr>
-          <w:rFonts w:cstheme="minorHAnsi"/>
-          <w:sz w:val="26"/>
-          <w:szCs w:val="26"/>
-        </w:rPr>
-        <w:t xml:space="preserve">. Petoskey offers the </w:t>
-      </w:r>
-      <w:r>
-        <w:rPr>
-          <w:rFonts w:cstheme="minorHAnsi"/>
-          <w:sz w:val="26"/>
-          <w:szCs w:val="26"/>
-        </w:rPr>
-        <w:t>Ford</w:t>
-      </w:r>
-      <w:r>
-        <w:rPr>
-          <w:rFonts w:cstheme="minorHAnsi"/>
-          <w:sz w:val="26"/>
-          <w:szCs w:val="26"/>
-        </w:rPr>
-        <w:t xml:space="preserve"> which </w:t>
-      </w:r>
-      <w:r>
-        <w:rPr>
-          <w:rFonts w:cstheme="minorHAnsi"/>
-          <w:sz w:val="26"/>
-          <w:szCs w:val="26"/>
-        </w:rPr>
-        <w:t>she</w:t>
-      </w:r>
-      <w:r>
-        <w:rPr>
-          <w:rFonts w:cstheme="minorHAnsi"/>
-          <w:sz w:val="26"/>
-          <w:szCs w:val="26"/>
-        </w:rPr>
-        <w:t xml:space="preserve"> scoffs but is interested in. Jasper then offers his restaurant. The Vandams return with decades of themed costume</w:t>
-      </w:r>
-      <w:r>
-        <w:rPr>
-          <w:rFonts w:cstheme="minorHAnsi"/>
-          <w:sz w:val="26"/>
-          <w:szCs w:val="26"/>
-        </w:rPr>
-        <w:t xml:space="preserve"> while </w:t>
-      </w:r>
-      <w:r>
-        <w:rPr>
-          <w:rFonts w:cstheme="minorHAnsi"/>
-          <w:sz w:val="26"/>
-          <w:szCs w:val="26"/>
-        </w:rPr>
-        <w:t>Wayland</w:t>
-      </w:r>
-      <w:r>
-        <w:rPr>
-          <w:rFonts w:cstheme="minorHAnsi"/>
-          <w:sz w:val="26"/>
-          <w:szCs w:val="26"/>
-        </w:rPr>
-        <w:t xml:space="preserve"> shows how </w:t>
-      </w:r>
-      <w:r>
-        <w:rPr>
-          <w:rFonts w:cstheme="minorHAnsi"/>
-          <w:sz w:val="26"/>
-          <w:szCs w:val="26"/>
-        </w:rPr>
-        <w:t xml:space="preserve">much </w:t>
-      </w:r>
-      <w:r>
-        <w:rPr>
-          <w:rFonts w:cstheme="minorHAnsi"/>
-          <w:sz w:val="26"/>
-          <w:szCs w:val="26"/>
-        </w:rPr>
-        <w:t>“better” AI is. But the</w:t>
-      </w:r>
-      <w:r>
-        <w:rPr>
-          <w:rFonts w:cstheme="minorHAnsi"/>
-          <w:sz w:val="26"/>
-          <w:szCs w:val="26"/>
-        </w:rPr>
-        <w:t xml:space="preserve"> town </w:t>
-      </w:r>
-      <w:r>
-        <w:rPr>
-          <w:rFonts w:cstheme="minorHAnsi"/>
-          <w:sz w:val="26"/>
-          <w:szCs w:val="26"/>
-        </w:rPr>
-        <w:t>rallies</w:t>
+        <w:t>to</w:t>
+      </w:r>
+      <w:r>
+        <w:rPr>
+          <w:rFonts w:cstheme="minorHAnsi"/>
+          <w:sz w:val="26"/>
+          <w:szCs w:val="26"/>
+        </w:rPr>
+        <w:t xml:space="preserve"> find </w:t>
+      </w:r>
+      <w:r>
+        <w:rPr>
+          <w:rFonts w:cstheme="minorHAnsi"/>
+          <w:sz w:val="26"/>
+          <w:szCs w:val="26"/>
+        </w:rPr>
+        <w:t>him</w:t>
+      </w:r>
+      <w:r>
+        <w:rPr>
+          <w:rFonts w:cstheme="minorHAnsi"/>
+          <w:sz w:val="26"/>
+          <w:szCs w:val="26"/>
+        </w:rPr>
+        <w:t xml:space="preserve">. She offers the broken </w:t>
+      </w:r>
+      <w:r>
+        <w:rPr>
+          <w:rFonts w:cstheme="minorHAnsi"/>
+          <w:sz w:val="26"/>
+          <w:szCs w:val="26"/>
+        </w:rPr>
+        <w:t>stone</w:t>
+      </w:r>
+      <w:r>
+        <w:rPr>
+          <w:rFonts w:cstheme="minorHAnsi"/>
+          <w:sz w:val="26"/>
+          <w:szCs w:val="26"/>
+        </w:rPr>
+        <w:t xml:space="preserve"> as a truce, but he </w:t>
+      </w:r>
+      <w:r>
+        <w:rPr>
+          <w:rFonts w:cstheme="minorHAnsi"/>
+          <w:sz w:val="26"/>
+          <w:szCs w:val="26"/>
+        </w:rPr>
+        <w:t>tosses</w:t>
+      </w:r>
+      <w:r>
+        <w:rPr>
+          <w:rFonts w:cstheme="minorHAnsi"/>
+          <w:sz w:val="26"/>
+          <w:szCs w:val="26"/>
+        </w:rPr>
+        <w:t xml:space="preserve"> it into the water</w:t>
+      </w:r>
+      <w:r>
+        <w:rPr>
+          <w:rFonts w:cstheme="minorHAnsi"/>
+          <w:sz w:val="26"/>
+          <w:szCs w:val="26"/>
+        </w:rPr>
+        <w:t xml:space="preserve"> (“Rock Bottom”). This</w:t>
       </w:r>
       <w:r>
         <w:rPr>
@@ -5691,127 +5807,23 @@
           <w:sz w:val="26"/>
           <w:szCs w:val="26"/>
         </w:rPr>
-        <w:t>for</w:t>
-      </w:r>
-      <w:r>
-        <w:rPr>
-          <w:rFonts w:cstheme="minorHAnsi"/>
-          <w:sz w:val="26"/>
-          <w:szCs w:val="26"/>
-        </w:rPr>
-        <w:t xml:space="preserve"> this </w:t>
-      </w:r>
-      <w:r>
-        <w:rPr>
-          <w:rFonts w:cstheme="minorHAnsi"/>
-          <w:sz w:val="26"/>
-          <w:szCs w:val="26"/>
-        </w:rPr>
-        <w:t>genuinely</w:t>
-      </w:r>
-      <w:r>
-        <w:rPr>
-          <w:rFonts w:cstheme="minorHAnsi"/>
-          <w:sz w:val="26"/>
-          <w:szCs w:val="26"/>
-        </w:rPr>
-        <w:t xml:space="preserve"> creative and weird family, against </w:t>
-      </w:r>
-      <w:r>
-        <w:rPr>
-          <w:rFonts w:cstheme="minorHAnsi"/>
-          <w:sz w:val="26"/>
-          <w:szCs w:val="26"/>
-        </w:rPr>
-        <w:t>AI’s</w:t>
-      </w:r>
-      <w:r>
-        <w:rPr>
-          <w:rFonts w:cstheme="minorHAnsi"/>
-          <w:sz w:val="26"/>
-          <w:szCs w:val="26"/>
-        </w:rPr>
-        <w:t xml:space="preserve"> goal of turning lakes into data centers. </w:t>
-      </w:r>
-      <w:r>
-        <w:rPr>
-          <w:rFonts w:cstheme="minorHAnsi"/>
-          <w:sz w:val="26"/>
-          <w:szCs w:val="26"/>
-        </w:rPr>
-        <w:t>Wayland</w:t>
-      </w:r>
-      <w:r>
-        <w:rPr>
-          <w:rFonts w:cstheme="minorHAnsi"/>
-          <w:sz w:val="26"/>
-          <w:szCs w:val="26"/>
-        </w:rPr>
-        <w:t xml:space="preserve"> and the developers refuse and steal the </w:t>
-      </w:r>
-      <w:r>
-        <w:rPr>
-          <w:rFonts w:cstheme="minorHAnsi"/>
-          <w:sz w:val="26"/>
-          <w:szCs w:val="26"/>
-        </w:rPr>
-        <w:t>Ford</w:t>
-      </w:r>
-      <w:r>
-        <w:rPr>
-          <w:rFonts w:cstheme="minorHAnsi"/>
-          <w:sz w:val="26"/>
-          <w:szCs w:val="26"/>
-        </w:rPr>
-        <w:t xml:space="preserve">, causing the town to chase after them. She drives it off </w:t>
-      </w:r>
-      <w:r>
-        <w:rPr>
-          <w:rFonts w:cstheme="minorHAnsi"/>
-          <w:sz w:val="26"/>
-          <w:szCs w:val="26"/>
-        </w:rPr>
-        <w:t>a</w:t>
-      </w:r>
-      <w:r>
-        <w:rPr>
-          <w:rFonts w:cstheme="minorHAnsi"/>
-          <w:sz w:val="26"/>
-          <w:szCs w:val="26"/>
-        </w:rPr>
-        <w:t xml:space="preserve"> bridge, then gets thrown into an asylum by Traverse City. </w:t>
-      </w:r>
-      <w:r>
-        <w:rPr>
-          <w:rFonts w:cstheme="minorHAnsi"/>
-          <w:sz w:val="26"/>
-          <w:szCs w:val="26"/>
-        </w:rPr>
-        <w:t>Their</w:t>
-      </w:r>
-      <w:r>
-        <w:rPr>
-          <w:rFonts w:cstheme="minorHAnsi"/>
-          <w:sz w:val="26"/>
-          <w:szCs w:val="26"/>
-        </w:rPr>
-        <w:t xml:space="preserve"> contracts are declared void as </w:t>
-      </w:r>
-      <w:r>
-        <w:rPr>
-          <w:rFonts w:cstheme="minorHAnsi"/>
-          <w:sz w:val="26"/>
-          <w:szCs w:val="26"/>
-        </w:rPr>
-        <w:t>their</w:t>
-      </w:r>
-      <w:r>
-        <w:rPr>
-          <w:rFonts w:cstheme="minorHAnsi"/>
-          <w:sz w:val="26"/>
-          <w:szCs w:val="26"/>
-        </w:rPr>
-        <w:t xml:space="preserve"> party is declared insane (“Leave No Stones</w:t>
+        <w:t>causes</w:t>
+      </w:r>
+      <w:r>
+        <w:rPr>
+          <w:rFonts w:cstheme="minorHAnsi"/>
+          <w:sz w:val="26"/>
+          <w:szCs w:val="26"/>
+        </w:rPr>
+        <w:t xml:space="preserve"> the bridge to fog u</w:t>
+      </w:r>
+      <w:r>
+        <w:rPr>
+          <w:rFonts w:cstheme="minorHAnsi"/>
+          <w:sz w:val="26"/>
+          <w:szCs w:val="26"/>
+        </w:rPr>
+        <w:t>p</w:t>
       </w:r>
       <w:r>
         <w:rPr>
@@ -5827,7 +5839,119 @@
           <w:sz w:val="26"/>
           <w:szCs w:val="26"/>
         </w:rPr>
-        <w:t>Unturned”).</w:t>
+        <w:t>where</w:t>
+      </w:r>
+      <w:r>
+        <w:rPr>
+          <w:rFonts w:cstheme="minorHAnsi"/>
+          <w:sz w:val="26"/>
+          <w:szCs w:val="26"/>
+        </w:rPr>
+        <w:t xml:space="preserve"> his father</w:t>
+      </w:r>
+      <w:r>
+        <w:rPr>
+          <w:rFonts w:cstheme="minorHAnsi"/>
+          <w:sz w:val="26"/>
+          <w:szCs w:val="26"/>
+        </w:rPr>
+        <w:t>’s ghost emerges</w:t>
+      </w:r>
+      <w:r>
+        <w:rPr>
+          <w:rFonts w:cstheme="minorHAnsi"/>
+          <w:sz w:val="26"/>
+          <w:szCs w:val="26"/>
+        </w:rPr>
+        <w:t xml:space="preserve"> as a giant elk. Petey shares</w:t>
+      </w:r>
+      <w:r>
+        <w:rPr>
+          <w:rFonts w:cstheme="minorHAnsi"/>
+          <w:sz w:val="26"/>
+          <w:szCs w:val="26"/>
+        </w:rPr>
+        <w:t xml:space="preserve"> </w:t>
+      </w:r>
+      <w:r>
+        <w:rPr>
+          <w:rFonts w:cstheme="minorHAnsi"/>
+          <w:sz w:val="26"/>
+          <w:szCs w:val="26"/>
+        </w:rPr>
+        <w:t xml:space="preserve">that stones are special only when rocks are packed together. Like family, rocks come and go </w:t>
+      </w:r>
+      <w:r>
+        <w:rPr>
+          <w:rFonts w:cstheme="minorHAnsi"/>
+          <w:sz w:val="26"/>
+          <w:szCs w:val="26"/>
+        </w:rPr>
+        <w:t>to</w:t>
+      </w:r>
+      <w:r>
+        <w:rPr>
+          <w:rFonts w:cstheme="minorHAnsi"/>
+          <w:sz w:val="26"/>
+          <w:szCs w:val="26"/>
+        </w:rPr>
+        <w:t xml:space="preserve"> leave a mark</w:t>
+      </w:r>
+      <w:r>
+        <w:rPr>
+          <w:rFonts w:cstheme="minorHAnsi"/>
+          <w:sz w:val="26"/>
+          <w:szCs w:val="26"/>
+        </w:rPr>
+        <w:t xml:space="preserve"> </w:t>
+      </w:r>
+      <w:r>
+        <w:rPr>
+          <w:rFonts w:cstheme="minorHAnsi"/>
+          <w:sz w:val="26"/>
+          <w:szCs w:val="26"/>
+        </w:rPr>
+        <w:t>(“Family</w:t>
+      </w:r>
+      <w:r>
+        <w:rPr>
+          <w:rFonts w:cstheme="minorHAnsi"/>
+          <w:sz w:val="26"/>
+          <w:szCs w:val="26"/>
+        </w:rPr>
+        <w:t>’s</w:t>
+      </w:r>
+      <w:r>
+        <w:rPr>
+          <w:rFonts w:cstheme="minorHAnsi"/>
+          <w:sz w:val="26"/>
+          <w:szCs w:val="26"/>
+        </w:rPr>
+        <w:t xml:space="preserve"> in the Fossil</w:t>
+      </w:r>
+      <w:r>
+        <w:rPr>
+          <w:rFonts w:cstheme="minorHAnsi"/>
+          <w:sz w:val="26"/>
+          <w:szCs w:val="26"/>
+        </w:rPr>
+        <w:t>s</w:t>
+      </w:r>
+      <w:r>
+        <w:rPr>
+          <w:rFonts w:cstheme="minorHAnsi"/>
+          <w:sz w:val="26"/>
+          <w:szCs w:val="26"/>
+        </w:rPr>
+        <w:t>”)</w:t>
+      </w:r>
+      <w:r>
+        <w:rPr>
+          <w:rFonts w:cstheme="minorHAnsi"/>
+          <w:sz w:val="26"/>
+          <w:szCs w:val="26"/>
+        </w:rPr>
+        <w:t>.</w:t>
       </w:r>
     </w:p>
     <w:p>
@@ -5848,23 +5972,79 @@
           <w:sz w:val="26"/>
           <w:szCs w:val="26"/>
         </w:rPr>
-        <w:t>After Harbor Days conclude, Liz take</w:t>
-      </w:r>
-      <w:r>
-        <w:rPr>
-          <w:rFonts w:cstheme="minorHAnsi"/>
-          <w:sz w:val="26"/>
-          <w:szCs w:val="26"/>
-        </w:rPr>
-        <w:t>s</w:t>
-      </w:r>
-      <w:r>
-        <w:rPr>
-          <w:rFonts w:cstheme="minorHAnsi"/>
-          <w:sz w:val="26"/>
-          <w:szCs w:val="26"/>
-        </w:rPr>
-        <w:t xml:space="preserve"> the </w:t>
+        <w:t xml:space="preserve">They return to </w:t>
+      </w:r>
+      <w:r>
+        <w:rPr>
+          <w:rFonts w:cstheme="minorHAnsi"/>
+          <w:sz w:val="26"/>
+          <w:szCs w:val="26"/>
+        </w:rPr>
+        <w:t>the fair</w:t>
+      </w:r>
+      <w:r>
+        <w:rPr>
+          <w:rFonts w:cstheme="minorHAnsi"/>
+          <w:sz w:val="26"/>
+          <w:szCs w:val="26"/>
+        </w:rPr>
+        <w:t xml:space="preserve"> where</w:t>
+      </w:r>
+      <w:r>
+        <w:rPr>
+          <w:rFonts w:cstheme="minorHAnsi"/>
+          <w:sz w:val="26"/>
+          <w:szCs w:val="26"/>
+        </w:rPr>
+        <w:t xml:space="preserve"> </w:t>
+      </w:r>
+      <w:r>
+        <w:rPr>
+          <w:rFonts w:cstheme="minorHAnsi"/>
+          <w:sz w:val="26"/>
+          <w:szCs w:val="26"/>
+        </w:rPr>
+        <w:t>Wayland</w:t>
+      </w:r>
+      <w:r>
+        <w:rPr>
+          <w:rFonts w:cstheme="minorHAnsi"/>
+          <w:sz w:val="26"/>
+          <w:szCs w:val="26"/>
+        </w:rPr>
+        <w:t xml:space="preserve"> is </w:t>
+      </w:r>
+      <w:r>
+        <w:rPr>
+          <w:rFonts w:cstheme="minorHAnsi"/>
+          <w:sz w:val="26"/>
+          <w:szCs w:val="26"/>
+        </w:rPr>
+        <w:t>exhibiting data center</w:t>
+      </w:r>
+      <w:r>
+        <w:rPr>
+          <w:rFonts w:cstheme="minorHAnsi"/>
+          <w:sz w:val="26"/>
+          <w:szCs w:val="26"/>
+        </w:rPr>
+        <w:t xml:space="preserve"> models</w:t>
+      </w:r>
+      <w:r>
+        <w:rPr>
+          <w:rFonts w:cstheme="minorHAnsi"/>
+          <w:sz w:val="26"/>
+          <w:szCs w:val="26"/>
+        </w:rPr>
+        <w:t xml:space="preserve"> with other developers</w:t>
+      </w:r>
+      <w:r>
+        <w:rPr>
+          <w:rFonts w:cstheme="minorHAnsi"/>
+          <w:sz w:val="26"/>
+          <w:szCs w:val="26"/>
+        </w:rPr>
+        <w:t xml:space="preserve">. Petoskey offers the </w:t>
       </w:r>
       <w:r>
         <w:rPr>
@@ -5880,71 +6060,231 @@
           <w:sz w:val="26"/>
           <w:szCs w:val="26"/>
         </w:rPr>
-        <w:t xml:space="preserve"> for a spin and go the short way to the Mackinac Bridge, </w:t>
-      </w:r>
-      <w:r>
-        <w:rPr>
-          <w:rFonts w:cstheme="minorHAnsi"/>
-          <w:sz w:val="26"/>
-          <w:szCs w:val="26"/>
-        </w:rPr>
-        <w:t>the first time</w:t>
-      </w:r>
-      <w:r>
-        <w:rPr>
-          <w:rFonts w:cstheme="minorHAnsi"/>
-          <w:sz w:val="26"/>
-          <w:szCs w:val="26"/>
-        </w:rPr>
-        <w:t xml:space="preserve"> since Petey’s death</w:t>
-      </w:r>
-      <w:r>
-        <w:rPr>
-          <w:rFonts w:cstheme="minorHAnsi"/>
-          <w:sz w:val="26"/>
-          <w:szCs w:val="26"/>
-        </w:rPr>
-        <w:t xml:space="preserve">. </w:t>
-      </w:r>
-      <w:r>
-        <w:rPr>
-          <w:rFonts w:cstheme="minorHAnsi"/>
-          <w:sz w:val="26"/>
-          <w:szCs w:val="26"/>
-        </w:rPr>
-        <w:t>Liz and Petey</w:t>
-      </w:r>
-      <w:r>
-        <w:rPr>
-          <w:rFonts w:cstheme="minorHAnsi"/>
-          <w:sz w:val="26"/>
-          <w:szCs w:val="26"/>
-        </w:rPr>
-        <w:t>’s ghost</w:t>
-      </w:r>
-      <w:r>
-        <w:rPr>
-          <w:rFonts w:cstheme="minorHAnsi"/>
-          <w:sz w:val="26"/>
-          <w:szCs w:val="26"/>
-        </w:rPr>
-        <w:t xml:space="preserve"> have their own</w:t>
-      </w:r>
-      <w:r>
-        <w:rPr>
-          <w:rFonts w:cstheme="minorHAnsi"/>
-          <w:sz w:val="26"/>
-          <w:szCs w:val="26"/>
-        </w:rPr>
-        <w:t xml:space="preserve"> reunion as lovers once more (“Spirits Under the Bridge”)</w:t>
-      </w:r>
-      <w:r>
-        <w:rPr>
-          <w:rFonts w:cstheme="minorHAnsi"/>
-          <w:sz w:val="26"/>
-          <w:szCs w:val="26"/>
-        </w:rPr>
-        <w:t>.</w:t>
+        <w:t xml:space="preserve"> which </w:t>
+      </w:r>
+      <w:r>
+        <w:rPr>
+          <w:rFonts w:cstheme="minorHAnsi"/>
+          <w:sz w:val="26"/>
+          <w:szCs w:val="26"/>
+        </w:rPr>
+        <w:t>she</w:t>
+      </w:r>
+      <w:r>
+        <w:rPr>
+          <w:rFonts w:cstheme="minorHAnsi"/>
+          <w:sz w:val="26"/>
+          <w:szCs w:val="26"/>
+        </w:rPr>
+        <w:t xml:space="preserve"> scoffs but is interested in. Jasper then offers his restaurant. The Vandams return with decades of themed costume</w:t>
+      </w:r>
+      <w:r>
+        <w:rPr>
+          <w:rFonts w:cstheme="minorHAnsi"/>
+          <w:sz w:val="26"/>
+          <w:szCs w:val="26"/>
+        </w:rPr>
+        <w:t xml:space="preserve"> while </w:t>
+      </w:r>
+      <w:r>
+        <w:rPr>
+          <w:rFonts w:cstheme="minorHAnsi"/>
+          <w:sz w:val="26"/>
+          <w:szCs w:val="26"/>
+        </w:rPr>
+        <w:t>Wayland</w:t>
+      </w:r>
+      <w:r>
+        <w:rPr>
+          <w:rFonts w:cstheme="minorHAnsi"/>
+          <w:sz w:val="26"/>
+          <w:szCs w:val="26"/>
+        </w:rPr>
+        <w:t xml:space="preserve"> shows how </w:t>
+      </w:r>
+      <w:r>
+        <w:rPr>
+          <w:rFonts w:cstheme="minorHAnsi"/>
+          <w:sz w:val="26"/>
+          <w:szCs w:val="26"/>
+        </w:rPr>
+        <w:t xml:space="preserve">much </w:t>
+      </w:r>
+      <w:r>
+        <w:rPr>
+          <w:rFonts w:cstheme="minorHAnsi"/>
+          <w:sz w:val="26"/>
+          <w:szCs w:val="26"/>
+        </w:rPr>
+        <w:t>“better” AI is. But the</w:t>
+      </w:r>
+      <w:r>
+        <w:rPr>
+          <w:rFonts w:cstheme="minorHAnsi"/>
+          <w:sz w:val="26"/>
+          <w:szCs w:val="26"/>
+        </w:rPr>
+        <w:t xml:space="preserve"> town </w:t>
+      </w:r>
+      <w:r>
+        <w:rPr>
+          <w:rFonts w:cstheme="minorHAnsi"/>
+          <w:sz w:val="26"/>
+          <w:szCs w:val="26"/>
+        </w:rPr>
+        <w:t>rallies</w:t>
+      </w:r>
+      <w:r>
+        <w:rPr>
+          <w:rFonts w:cstheme="minorHAnsi"/>
+          <w:sz w:val="26"/>
+          <w:szCs w:val="26"/>
+        </w:rPr>
+        <w:t xml:space="preserve"> </w:t>
+      </w:r>
+      <w:r>
+        <w:rPr>
+          <w:rFonts w:cstheme="minorHAnsi"/>
+          <w:sz w:val="26"/>
+          <w:szCs w:val="26"/>
+        </w:rPr>
+        <w:t>for</w:t>
+      </w:r>
+      <w:r>
+        <w:rPr>
+          <w:rFonts w:cstheme="minorHAnsi"/>
+          <w:sz w:val="26"/>
+          <w:szCs w:val="26"/>
+        </w:rPr>
+        <w:t xml:space="preserve"> this </w:t>
+      </w:r>
+      <w:r>
+        <w:rPr>
+          <w:rFonts w:cstheme="minorHAnsi"/>
+          <w:sz w:val="26"/>
+          <w:szCs w:val="26"/>
+        </w:rPr>
+        <w:t>genuinely</w:t>
+      </w:r>
+      <w:r>
+        <w:rPr>
+          <w:rFonts w:cstheme="minorHAnsi"/>
+          <w:sz w:val="26"/>
+          <w:szCs w:val="26"/>
+        </w:rPr>
+        <w:t xml:space="preserve"> creative and weird family, against </w:t>
+      </w:r>
+      <w:r>
+        <w:rPr>
+          <w:rFonts w:cstheme="minorHAnsi"/>
+          <w:sz w:val="26"/>
+          <w:szCs w:val="26"/>
+        </w:rPr>
+        <w:t>AI’s</w:t>
+      </w:r>
+      <w:r>
+        <w:rPr>
+          <w:rFonts w:cstheme="minorHAnsi"/>
+          <w:sz w:val="26"/>
+          <w:szCs w:val="26"/>
+        </w:rPr>
+        <w:t xml:space="preserve"> goal of turning lakes into data centers. </w:t>
+      </w:r>
+      <w:r>
+        <w:rPr>
+          <w:rFonts w:cstheme="minorHAnsi"/>
+          <w:sz w:val="26"/>
+          <w:szCs w:val="26"/>
+        </w:rPr>
+        <w:t>Wayland</w:t>
+      </w:r>
+      <w:r>
+        <w:rPr>
+          <w:rFonts w:cstheme="minorHAnsi"/>
+          <w:sz w:val="26"/>
+          <w:szCs w:val="26"/>
+        </w:rPr>
+        <w:t xml:space="preserve"> and the developers refuse and steal the </w:t>
+      </w:r>
+      <w:r>
+        <w:rPr>
+          <w:rFonts w:cstheme="minorHAnsi"/>
+          <w:sz w:val="26"/>
+          <w:szCs w:val="26"/>
+        </w:rPr>
+        <w:t>Ford</w:t>
+      </w:r>
+      <w:r>
+        <w:rPr>
+          <w:rFonts w:cstheme="minorHAnsi"/>
+          <w:sz w:val="26"/>
+          <w:szCs w:val="26"/>
+        </w:rPr>
+        <w:t xml:space="preserve">, causing the town to chase after them. She drives it off </w:t>
+      </w:r>
+      <w:r>
+        <w:rPr>
+          <w:rFonts w:cstheme="minorHAnsi"/>
+          <w:sz w:val="26"/>
+          <w:szCs w:val="26"/>
+        </w:rPr>
+        <w:t>a</w:t>
+      </w:r>
+      <w:r>
+        <w:rPr>
+          <w:rFonts w:cstheme="minorHAnsi"/>
+          <w:sz w:val="26"/>
+          <w:szCs w:val="26"/>
+        </w:rPr>
+        <w:t xml:space="preserve"> bridge, then gets thrown into an asylum by Traverse City. </w:t>
+      </w:r>
+      <w:r>
+        <w:rPr>
+          <w:rFonts w:cstheme="minorHAnsi"/>
+          <w:sz w:val="26"/>
+          <w:szCs w:val="26"/>
+        </w:rPr>
+        <w:t>Their</w:t>
+      </w:r>
+      <w:r>
+        <w:rPr>
+          <w:rFonts w:cstheme="minorHAnsi"/>
+          <w:sz w:val="26"/>
+          <w:szCs w:val="26"/>
+        </w:rPr>
+        <w:t xml:space="preserve"> contracts are declared void as </w:t>
+      </w:r>
+      <w:r>
+        <w:rPr>
+          <w:rFonts w:cstheme="minorHAnsi"/>
+          <w:sz w:val="26"/>
+          <w:szCs w:val="26"/>
+        </w:rPr>
+        <w:t>their</w:t>
+      </w:r>
+      <w:r>
+        <w:rPr>
+          <w:rFonts w:cstheme="minorHAnsi"/>
+          <w:sz w:val="26"/>
+          <w:szCs w:val="26"/>
+        </w:rPr>
+        <w:t xml:space="preserve"> party is declared insane (“Leave No Stones</w:t>
+      </w:r>
+      <w:r>
+        <w:rPr>
+          <w:rFonts w:cstheme="minorHAnsi"/>
+          <w:sz w:val="26"/>
+          <w:szCs w:val="26"/>
+        </w:rPr>
+        <w:t xml:space="preserve"> </w:t>
+      </w:r>
+      <w:r>
+        <w:rPr>
+          <w:rFonts w:cstheme="minorHAnsi"/>
+          <w:sz w:val="26"/>
+          <w:szCs w:val="26"/>
+        </w:rPr>
+        <w:t>Unturned”).</w:t>
       </w:r>
     </w:p>
     <w:p>
@@ -5965,23 +6305,103 @@
           <w:sz w:val="26"/>
           <w:szCs w:val="26"/>
         </w:rPr>
-        <w:t>Y</w:t>
-      </w:r>
-      <w:r>
-        <w:rPr>
-          <w:rFonts w:cstheme="minorHAnsi"/>
-          <w:sz w:val="26"/>
-          <w:szCs w:val="26"/>
-        </w:rPr>
-        <w:t xml:space="preserve">ears later, Willy passes away. </w:t>
-      </w:r>
-      <w:r>
-        <w:rPr>
-          <w:rFonts w:cstheme="minorHAnsi"/>
-          <w:sz w:val="26"/>
-          <w:szCs w:val="26"/>
-        </w:rPr>
-        <w:t>Lulu and Petoskey</w:t>
+        <w:t>After Harbor Days conclude, Liz take</w:t>
+      </w:r>
+      <w:r>
+        <w:rPr>
+          <w:rFonts w:cstheme="minorHAnsi"/>
+          <w:sz w:val="26"/>
+          <w:szCs w:val="26"/>
+        </w:rPr>
+        <w:t>s</w:t>
+      </w:r>
+      <w:r>
+        <w:rPr>
+          <w:rFonts w:cstheme="minorHAnsi"/>
+          <w:sz w:val="26"/>
+          <w:szCs w:val="26"/>
+        </w:rPr>
+        <w:t xml:space="preserve"> the </w:t>
+      </w:r>
+      <w:r>
+        <w:rPr>
+          <w:rFonts w:cstheme="minorHAnsi"/>
+          <w:sz w:val="26"/>
+          <w:szCs w:val="26"/>
+        </w:rPr>
+        <w:t>Ford</w:t>
+      </w:r>
+      <w:r>
+        <w:rPr>
+          <w:rFonts w:cstheme="minorHAnsi"/>
+          <w:sz w:val="26"/>
+          <w:szCs w:val="26"/>
+        </w:rPr>
+        <w:t xml:space="preserve"> for a spin and go the short way to the Mackinac Bridge, </w:t>
+      </w:r>
+      <w:r>
+        <w:rPr>
+          <w:rFonts w:cstheme="minorHAnsi"/>
+          <w:sz w:val="26"/>
+          <w:szCs w:val="26"/>
+        </w:rPr>
+        <w:t>the first time</w:t>
+      </w:r>
+      <w:r>
+        <w:rPr>
+          <w:rFonts w:cstheme="minorHAnsi"/>
+          <w:sz w:val="26"/>
+          <w:szCs w:val="26"/>
+        </w:rPr>
+        <w:t xml:space="preserve"> since Petey’s death</w:t>
+      </w:r>
+      <w:r>
+        <w:rPr>
+          <w:rFonts w:cstheme="minorHAnsi"/>
+          <w:sz w:val="26"/>
+          <w:szCs w:val="26"/>
+        </w:rPr>
+        <w:t xml:space="preserve">. </w:t>
+      </w:r>
+      <w:r>
+        <w:rPr>
+          <w:rFonts w:cstheme="minorHAnsi"/>
+          <w:sz w:val="26"/>
+          <w:szCs w:val="26"/>
+        </w:rPr>
+        <w:t>Liz and Petey</w:t>
+      </w:r>
+      <w:r>
+        <w:rPr>
+          <w:rFonts w:cstheme="minorHAnsi"/>
+          <w:sz w:val="26"/>
+          <w:szCs w:val="26"/>
+        </w:rPr>
+        <w:t>’s ghost</w:t>
+      </w:r>
+      <w:r>
+        <w:rPr>
+          <w:rFonts w:cstheme="minorHAnsi"/>
+          <w:sz w:val="26"/>
+          <w:szCs w:val="26"/>
+        </w:rPr>
+        <w:t xml:space="preserve"> have their own</w:t>
+      </w:r>
+      <w:r>
+        <w:rPr>
+          <w:rFonts w:cstheme="minorHAnsi"/>
+          <w:sz w:val="26"/>
+          <w:szCs w:val="26"/>
+        </w:rPr>
+        <w:t xml:space="preserve"> reunion as lovers once more (“</w:t>
+      </w:r>
+      <w:r>
+        <w:rPr>
+          <w:rFonts w:cstheme="minorHAnsi"/>
+          <w:sz w:val="26"/>
+          <w:szCs w:val="26"/>
+        </w:rPr>
+        <w:t>The</w:t>
       </w:r>
       <w:r>
         <w:rPr>
@@ -5997,87 +6417,23 @@
           <w:sz w:val="26"/>
           <w:szCs w:val="26"/>
         </w:rPr>
-        <w:t>buy and fix</w:t>
-      </w:r>
-      <w:r>
-        <w:rPr>
-          <w:rFonts w:cstheme="minorHAnsi"/>
-          <w:sz w:val="26"/>
-          <w:szCs w:val="26"/>
-        </w:rPr>
-        <w:t xml:space="preserve"> up</w:t>
-      </w:r>
-      <w:r>
-        <w:rPr>
-          <w:rFonts w:cstheme="minorHAnsi"/>
-          <w:sz w:val="26"/>
-          <w:szCs w:val="26"/>
-        </w:rPr>
-        <w:t xml:space="preserve"> the lake house. For the </w:t>
-      </w:r>
-      <w:r>
-        <w:rPr>
-          <w:rFonts w:cstheme="minorHAnsi"/>
-          <w:sz w:val="26"/>
-          <w:szCs w:val="26"/>
-        </w:rPr>
-        <w:t xml:space="preserve">2037 </w:t>
-      </w:r>
-      <w:r>
-        <w:rPr>
-          <w:rFonts w:cstheme="minorHAnsi"/>
-          <w:sz w:val="26"/>
-          <w:szCs w:val="26"/>
-        </w:rPr>
-        <w:t xml:space="preserve">Harbor Days </w:t>
-      </w:r>
-      <w:r>
-        <w:rPr>
-          <w:rFonts w:cstheme="minorHAnsi"/>
-          <w:sz w:val="26"/>
-          <w:szCs w:val="26"/>
-        </w:rPr>
-        <w:t xml:space="preserve">which celebrates </w:t>
-      </w:r>
-      <w:r>
-        <w:rPr>
-          <w:rFonts w:cstheme="minorHAnsi"/>
-          <w:sz w:val="26"/>
-          <w:szCs w:val="26"/>
-        </w:rPr>
-        <w:t>two hundred</w:t>
-      </w:r>
-      <w:r>
-        <w:rPr>
-          <w:rFonts w:cstheme="minorHAnsi"/>
-          <w:sz w:val="26"/>
-          <w:szCs w:val="26"/>
-        </w:rPr>
-        <w:t xml:space="preserve"> years of statehood</w:t>
-      </w:r>
-      <w:r>
-        <w:rPr>
-          <w:rFonts w:cstheme="minorHAnsi"/>
-          <w:sz w:val="26"/>
-          <w:szCs w:val="26"/>
-        </w:rPr>
-        <w:t xml:space="preserve">, the theme is Pure Michigan where the Vandam family resembles the </w:t>
-      </w:r>
-      <w:r>
-        <w:rPr>
-          <w:rFonts w:cstheme="minorHAnsi"/>
-          <w:sz w:val="26"/>
-          <w:szCs w:val="26"/>
-        </w:rPr>
-        <w:t xml:space="preserve">state’s best </w:t>
-      </w:r>
-      <w:r>
-        <w:rPr>
-          <w:rFonts w:cstheme="minorHAnsi"/>
-          <w:sz w:val="26"/>
-          <w:szCs w:val="26"/>
-        </w:rPr>
-        <w:t>(“Michigan”).</w:t>
+        <w:t>Spirits of the Lakes</w:t>
+      </w:r>
+      <w:r>
+        <w:rPr>
+          <w:rFonts w:cstheme="minorHAnsi"/>
+          <w:sz w:val="26"/>
+          <w:szCs w:val="26"/>
+        </w:rPr>
+        <w:t>”)</w:t>
+      </w:r>
+      <w:r>
+        <w:rPr>
+          <w:rFonts w:cstheme="minorHAnsi"/>
+          <w:sz w:val="26"/>
+          <w:szCs w:val="26"/>
+        </w:rPr>
+        <w:t>.</w:t>
       </w:r>
     </w:p>
     <w:p>
@@ -6092,11 +6448,129 @@
           <w:szCs w:val="26"/>
         </w:rPr>
       </w:pPr>
+      <w:r>
+        <w:rPr>
+          <w:rFonts w:cstheme="minorHAnsi"/>
+          <w:sz w:val="26"/>
+          <w:szCs w:val="26"/>
+        </w:rPr>
+        <w:t>Y</w:t>
+      </w:r>
+      <w:r>
+        <w:rPr>
+          <w:rFonts w:cstheme="minorHAnsi"/>
+          <w:sz w:val="26"/>
+          <w:szCs w:val="26"/>
+        </w:rPr>
+        <w:t xml:space="preserve">ears later, Willy passes away. </w:t>
+      </w:r>
+      <w:r>
+        <w:rPr>
+          <w:rFonts w:cstheme="minorHAnsi"/>
+          <w:sz w:val="26"/>
+          <w:szCs w:val="26"/>
+        </w:rPr>
+        <w:t>Lulu and Petoskey</w:t>
+      </w:r>
+      <w:r>
+        <w:rPr>
+          <w:rFonts w:cstheme="minorHAnsi"/>
+          <w:sz w:val="26"/>
+          <w:szCs w:val="26"/>
+        </w:rPr>
+        <w:t xml:space="preserve"> </w:t>
+      </w:r>
+      <w:r>
+        <w:rPr>
+          <w:rFonts w:cstheme="minorHAnsi"/>
+          <w:sz w:val="26"/>
+          <w:szCs w:val="26"/>
+        </w:rPr>
+        <w:t>buy and fix</w:t>
+      </w:r>
+      <w:r>
+        <w:rPr>
+          <w:rFonts w:cstheme="minorHAnsi"/>
+          <w:sz w:val="26"/>
+          <w:szCs w:val="26"/>
+        </w:rPr>
+        <w:t xml:space="preserve"> up</w:t>
+      </w:r>
+      <w:r>
+        <w:rPr>
+          <w:rFonts w:cstheme="minorHAnsi"/>
+          <w:sz w:val="26"/>
+          <w:szCs w:val="26"/>
+        </w:rPr>
+        <w:t xml:space="preserve"> the lake house. For the </w:t>
+      </w:r>
+      <w:r>
+        <w:rPr>
+          <w:rFonts w:cstheme="minorHAnsi"/>
+          <w:sz w:val="26"/>
+          <w:szCs w:val="26"/>
+        </w:rPr>
+        <w:t xml:space="preserve">2037 </w:t>
+      </w:r>
+      <w:r>
+        <w:rPr>
+          <w:rFonts w:cstheme="minorHAnsi"/>
+          <w:sz w:val="26"/>
+          <w:szCs w:val="26"/>
+        </w:rPr>
+        <w:t xml:space="preserve">Harbor Days </w:t>
+      </w:r>
+      <w:r>
+        <w:rPr>
+          <w:rFonts w:cstheme="minorHAnsi"/>
+          <w:sz w:val="26"/>
+          <w:szCs w:val="26"/>
+        </w:rPr>
+        <w:t xml:space="preserve">which celebrates </w:t>
+      </w:r>
+      <w:r>
+        <w:rPr>
+          <w:rFonts w:cstheme="minorHAnsi"/>
+          <w:sz w:val="26"/>
+          <w:szCs w:val="26"/>
+        </w:rPr>
+        <w:t>two hundred</w:t>
+      </w:r>
+      <w:r>
+        <w:rPr>
+          <w:rFonts w:cstheme="minorHAnsi"/>
+          <w:sz w:val="26"/>
+          <w:szCs w:val="26"/>
+        </w:rPr>
+        <w:t xml:space="preserve"> years of statehood</w:t>
+      </w:r>
+      <w:r>
+        <w:rPr>
+          <w:rFonts w:cstheme="minorHAnsi"/>
+          <w:sz w:val="26"/>
+          <w:szCs w:val="26"/>
+        </w:rPr>
+        <w:t xml:space="preserve">, the theme is Pure Michigan where the Vandam family resembles the </w:t>
+      </w:r>
+      <w:r>
+        <w:rPr>
+          <w:rFonts w:cstheme="minorHAnsi"/>
+          <w:sz w:val="26"/>
+          <w:szCs w:val="26"/>
+        </w:rPr>
+        <w:t xml:space="preserve">state’s best </w:t>
+      </w:r>
+      <w:r>
+        <w:rPr>
+          <w:rFonts w:cstheme="minorHAnsi"/>
+          <w:sz w:val="26"/>
+          <w:szCs w:val="26"/>
+        </w:rPr>
+        <w:t>(“Michigan”).</w:t>
+      </w:r>
     </w:p>
     <w:p>
       <w:pPr>
-        <w:spacing w:line="240" w:lineRule="auto"/>
-        <w:jc w:val="center"/>
         <w:rPr>
           <w:rFonts w:cstheme="minorHAnsi"/>
           <w:b/>
@@ -6115,6 +6589,31 @@
           <w:szCs w:val="30"/>
           <w:u w:val="single"/>
         </w:rPr>
+        <w:br w:type="page"/>
+      </w:r>
+    </w:p>
+    <w:p>
+      <w:pPr>
+        <w:spacing w:line="240" w:lineRule="auto"/>
+        <w:jc w:val="center"/>
+        <w:rPr>
+          <w:rFonts w:cstheme="minorHAnsi"/>
+          <w:b/>
+          <w:bCs/>
+          <w:sz w:val="28"/>
+          <w:szCs w:val="28"/>
+          <w:u w:val="single"/>
+        </w:rPr>
+      </w:pPr>
+      <w:r>
+        <w:rPr>
+          <w:rFonts w:cstheme="minorHAnsi"/>
+          <w:b/>
+          <w:bCs/>
+          <w:sz w:val="28"/>
+          <w:szCs w:val="28"/>
+          <w:u w:val="single"/>
+        </w:rPr>
         <w:lastRenderedPageBreak/>
         <w:t>CAST OF</w:t>
       </w:r>
@@ -6123,8 +6622,8 @@
           <w:rFonts w:cstheme="minorHAnsi"/>
           <w:b/>
           <w:bCs/>
-          <w:sz w:val="30"/>
-          <w:szCs w:val="30"/>
+          <w:sz w:val="28"/>
+          <w:szCs w:val="28"/>
           <w:u w:val="single"/>
         </w:rPr>
         <w:t xml:space="preserve"> </w:t>
@@ -6134,8 +6633,8 @@
           <w:rFonts w:cstheme="minorHAnsi"/>
           <w:b/>
           <w:bCs/>
-          <w:sz w:val="30"/>
-          <w:szCs w:val="30"/>
+          <w:sz w:val="28"/>
+          <w:szCs w:val="28"/>
           <w:u w:val="single"/>
         </w:rPr>
         <w:t>CHARACTERS</w:t>
@@ -6152,8 +6651,8 @@
           <w:rFonts w:cstheme="minorHAnsi"/>
           <w:b/>
           <w:bCs/>
-          <w:sz w:val="30"/>
-          <w:szCs w:val="30"/>
+          <w:sz w:val="28"/>
+          <w:szCs w:val="28"/>
         </w:rPr>
       </w:pPr>
       <w:r>
@@ -6161,8 +6660,8 @@
           <w:rFonts w:cstheme="minorHAnsi"/>
           <w:b/>
           <w:bCs/>
-          <w:sz w:val="30"/>
-          <w:szCs w:val="30"/>
+          <w:sz w:val="28"/>
+          <w:szCs w:val="28"/>
         </w:rPr>
         <w:t>THE VANDAM FAMILY</w:t>
       </w:r>
@@ -6175,8 +6674,8 @@
         <w:spacing w:line="240" w:lineRule="auto"/>
         <w:rPr>
           <w:rFonts w:cstheme="minorHAnsi"/>
-          <w:sz w:val="30"/>
-          <w:szCs w:val="30"/>
+          <w:sz w:val="28"/>
+          <w:szCs w:val="28"/>
         </w:rPr>
       </w:pPr>
       <w:r>
@@ -6184,8 +6683,8 @@
           <w:rFonts w:cstheme="minorHAnsi"/>
           <w:b/>
           <w:bCs/>
-          <w:sz w:val="30"/>
-          <w:szCs w:val="30"/>
+          <w:sz w:val="28"/>
+          <w:szCs w:val="28"/>
         </w:rPr>
         <w:t xml:space="preserve">PETOSKEY </w:t>
       </w:r>
@@ -6194,362 +6693,298 @@
           <w:rFonts w:cstheme="minorHAnsi"/>
           <w:b/>
           <w:bCs/>
-          <w:sz w:val="30"/>
-          <w:szCs w:val="30"/>
+          <w:sz w:val="28"/>
+          <w:szCs w:val="28"/>
         </w:rPr>
         <w:t>VANDAM</w:t>
       </w:r>
       <w:r>
         <w:rPr>
           <w:rFonts w:cstheme="minorHAnsi"/>
-          <w:sz w:val="30"/>
-          <w:szCs w:val="30"/>
+          <w:sz w:val="28"/>
+          <w:szCs w:val="28"/>
         </w:rPr>
         <w:t xml:space="preserve"> </w:t>
       </w:r>
       <w:r>
         <w:rPr>
           <w:rFonts w:cstheme="minorHAnsi"/>
-          <w:sz w:val="30"/>
-          <w:szCs w:val="30"/>
+          <w:sz w:val="28"/>
+          <w:szCs w:val="28"/>
         </w:rPr>
         <w:t xml:space="preserve">is </w:t>
       </w:r>
       <w:r>
         <w:rPr>
           <w:rFonts w:cstheme="minorHAnsi"/>
-          <w:sz w:val="30"/>
-          <w:szCs w:val="30"/>
+          <w:sz w:val="28"/>
+          <w:szCs w:val="28"/>
         </w:rPr>
         <w:t>a 1</w:t>
       </w:r>
       <w:r>
         <w:rPr>
           <w:rFonts w:cstheme="minorHAnsi"/>
-          <w:sz w:val="30"/>
-          <w:szCs w:val="30"/>
+          <w:sz w:val="28"/>
+          <w:szCs w:val="28"/>
         </w:rPr>
         <w:t>3</w:t>
       </w:r>
       <w:r>
         <w:rPr>
           <w:rFonts w:cstheme="minorHAnsi"/>
-          <w:sz w:val="30"/>
-          <w:szCs w:val="30"/>
+          <w:sz w:val="28"/>
+          <w:szCs w:val="28"/>
         </w:rPr>
         <w:t>-year-old</w:t>
       </w:r>
       <w:r>
         <w:rPr>
           <w:rFonts w:cstheme="minorHAnsi"/>
-          <w:sz w:val="30"/>
-          <w:szCs w:val="30"/>
+          <w:sz w:val="28"/>
+          <w:szCs w:val="28"/>
         </w:rPr>
         <w:t xml:space="preserve"> farm</w:t>
       </w:r>
       <w:r>
         <w:rPr>
           <w:rFonts w:cstheme="minorHAnsi"/>
-          <w:sz w:val="30"/>
-          <w:szCs w:val="30"/>
+          <w:sz w:val="28"/>
+          <w:szCs w:val="28"/>
         </w:rPr>
         <w:t xml:space="preserve"> boy</w:t>
       </w:r>
       <w:r>
         <w:rPr>
           <w:rFonts w:cstheme="minorHAnsi"/>
-          <w:sz w:val="30"/>
-          <w:szCs w:val="30"/>
+          <w:sz w:val="28"/>
+          <w:szCs w:val="28"/>
         </w:rPr>
         <w:t xml:space="preserve"> from </w:t>
       </w:r>
       <w:r>
         <w:rPr>
           <w:rFonts w:cstheme="minorHAnsi"/>
-          <w:sz w:val="30"/>
-          <w:szCs w:val="30"/>
+          <w:sz w:val="28"/>
+          <w:szCs w:val="28"/>
         </w:rPr>
         <w:t>Skandia</w:t>
       </w:r>
       <w:r>
         <w:rPr>
           <w:rFonts w:cstheme="minorHAnsi"/>
-          <w:sz w:val="30"/>
-          <w:szCs w:val="30"/>
+          <w:sz w:val="28"/>
+          <w:szCs w:val="28"/>
         </w:rPr>
         <w:t xml:space="preserve"> </w:t>
       </w:r>
       <w:r>
         <w:rPr>
           <w:rFonts w:cstheme="minorHAnsi"/>
-          <w:sz w:val="30"/>
-          <w:szCs w:val="30"/>
+          <w:sz w:val="28"/>
+          <w:szCs w:val="28"/>
         </w:rPr>
         <w:t xml:space="preserve">and the goofiest </w:t>
       </w:r>
       <w:r>
         <w:rPr>
           <w:rFonts w:cstheme="minorHAnsi"/>
-          <w:sz w:val="30"/>
-          <w:szCs w:val="30"/>
-        </w:rPr>
-        <w:t xml:space="preserve">of Willy and Milly’s grandchildren. </w:t>
-      </w:r>
-      <w:r>
-        <w:rPr>
-          <w:rFonts w:cstheme="minorHAnsi"/>
-          <w:sz w:val="30"/>
-          <w:szCs w:val="30"/>
+          <w:sz w:val="28"/>
+          <w:szCs w:val="28"/>
+        </w:rPr>
+        <w:t xml:space="preserve">of Willy and Milly’s </w:t>
+      </w:r>
+      <w:r>
+        <w:rPr>
+          <w:rFonts w:cstheme="minorHAnsi"/>
+          <w:sz w:val="28"/>
+          <w:szCs w:val="28"/>
+        </w:rPr>
+        <w:t>grandkids</w:t>
+      </w:r>
+      <w:r>
+        <w:rPr>
+          <w:rFonts w:cstheme="minorHAnsi"/>
+          <w:sz w:val="28"/>
+          <w:szCs w:val="28"/>
+        </w:rPr>
+        <w:t xml:space="preserve">. </w:t>
+      </w:r>
+      <w:r>
+        <w:rPr>
+          <w:rFonts w:cstheme="minorHAnsi"/>
+          <w:sz w:val="28"/>
+          <w:szCs w:val="28"/>
         </w:rPr>
         <w:t xml:space="preserve">Besides his </w:t>
       </w:r>
       <w:r>
         <w:rPr>
           <w:rFonts w:cstheme="minorHAnsi"/>
-          <w:sz w:val="30"/>
-          <w:szCs w:val="30"/>
+          <w:sz w:val="28"/>
+          <w:szCs w:val="28"/>
         </w:rPr>
         <w:t>mom</w:t>
       </w:r>
       <w:r>
         <w:rPr>
           <w:rFonts w:cstheme="minorHAnsi"/>
-          <w:sz w:val="30"/>
-          <w:szCs w:val="30"/>
+          <w:sz w:val="28"/>
+          <w:szCs w:val="28"/>
         </w:rPr>
         <w:t xml:space="preserve"> Liz, </w:t>
       </w:r>
       <w:r>
         <w:rPr>
           <w:rFonts w:cstheme="minorHAnsi"/>
-          <w:sz w:val="30"/>
-          <w:szCs w:val="30"/>
-        </w:rPr>
-        <w:t>the</w:t>
-      </w:r>
-      <w:r>
-        <w:rPr>
-          <w:rFonts w:cstheme="minorHAnsi"/>
-          <w:sz w:val="30"/>
-          <w:szCs w:val="30"/>
-        </w:rPr>
-        <w:t xml:space="preserve"> only connection to his extended family happens on Harbor Days in Elk Rapids. </w:t>
-      </w:r>
-      <w:r>
-        <w:rPr>
-          <w:rFonts w:cstheme="minorHAnsi"/>
-          <w:sz w:val="30"/>
-          <w:szCs w:val="30"/>
+          <w:sz w:val="28"/>
+          <w:szCs w:val="28"/>
+        </w:rPr>
+        <w:t>his</w:t>
+      </w:r>
+      <w:r>
+        <w:rPr>
+          <w:rFonts w:cstheme="minorHAnsi"/>
+          <w:sz w:val="28"/>
+          <w:szCs w:val="28"/>
+        </w:rPr>
+        <w:t xml:space="preserve"> only connection to extended family happens on Harbor Days in Elk Rapids. </w:t>
+      </w:r>
+      <w:r>
+        <w:rPr>
+          <w:rFonts w:cstheme="minorHAnsi"/>
+          <w:sz w:val="28"/>
+          <w:szCs w:val="28"/>
         </w:rPr>
         <w:t>He never met his</w:t>
       </w:r>
       <w:r>
         <w:rPr>
           <w:rFonts w:cstheme="minorHAnsi"/>
-          <w:sz w:val="30"/>
-          <w:szCs w:val="30"/>
-        </w:rPr>
-        <w:t xml:space="preserve"> deceased</w:t>
-      </w:r>
-      <w:r>
-        <w:rPr>
-          <w:rFonts w:cstheme="minorHAnsi"/>
-          <w:sz w:val="30"/>
-          <w:szCs w:val="30"/>
+          <w:sz w:val="28"/>
+          <w:szCs w:val="28"/>
         </w:rPr>
         <w:t xml:space="preserve"> </w:t>
       </w:r>
       <w:r>
         <w:rPr>
           <w:rFonts w:cstheme="minorHAnsi"/>
-          <w:sz w:val="30"/>
-          <w:szCs w:val="30"/>
-        </w:rPr>
-        <w:t>dad</w:t>
-      </w:r>
-      <w:r>
-        <w:rPr>
-          <w:rFonts w:cstheme="minorHAnsi"/>
-          <w:sz w:val="30"/>
-          <w:szCs w:val="30"/>
-        </w:rPr>
-        <w:t xml:space="preserve">. </w:t>
-      </w:r>
-      <w:r>
-        <w:rPr>
-          <w:rFonts w:cstheme="minorHAnsi"/>
-          <w:sz w:val="30"/>
-          <w:szCs w:val="30"/>
+          <w:sz w:val="28"/>
+          <w:szCs w:val="28"/>
+        </w:rPr>
+        <w:t>late father.</w:t>
+      </w:r>
+      <w:r>
+        <w:rPr>
+          <w:rFonts w:cstheme="minorHAnsi"/>
+          <w:sz w:val="28"/>
+          <w:szCs w:val="28"/>
+        </w:rPr>
+        <w:t xml:space="preserve"> </w:t>
+      </w:r>
+      <w:r>
+        <w:rPr>
+          <w:rFonts w:cstheme="minorHAnsi"/>
+          <w:sz w:val="28"/>
+          <w:szCs w:val="28"/>
         </w:rPr>
         <w:t xml:space="preserve">To honor </w:t>
       </w:r>
       <w:r>
         <w:rPr>
           <w:rFonts w:cstheme="minorHAnsi"/>
-          <w:sz w:val="30"/>
-          <w:szCs w:val="30"/>
+          <w:sz w:val="28"/>
+          <w:szCs w:val="28"/>
         </w:rPr>
         <w:t>Petey</w:t>
       </w:r>
       <w:r>
         <w:rPr>
           <w:rFonts w:cstheme="minorHAnsi"/>
-          <w:sz w:val="30"/>
-          <w:szCs w:val="30"/>
+          <w:sz w:val="28"/>
+          <w:szCs w:val="28"/>
         </w:rPr>
         <w:t xml:space="preserve">, </w:t>
       </w:r>
       <w:r>
         <w:rPr>
           <w:rFonts w:cstheme="minorHAnsi"/>
-          <w:sz w:val="30"/>
-          <w:szCs w:val="30"/>
-        </w:rPr>
-        <w:t>his son</w:t>
-      </w:r>
-      <w:r>
-        <w:rPr>
-          <w:rFonts w:cstheme="minorHAnsi"/>
-          <w:sz w:val="30"/>
-          <w:szCs w:val="30"/>
+          <w:sz w:val="28"/>
+          <w:szCs w:val="28"/>
+        </w:rPr>
+        <w:t>he</w:t>
+      </w:r>
+      <w:r>
+        <w:rPr>
+          <w:rFonts w:cstheme="minorHAnsi"/>
+          <w:sz w:val="28"/>
+          <w:szCs w:val="28"/>
         </w:rPr>
         <w:t xml:space="preserve"> </w:t>
       </w:r>
       <w:r>
         <w:rPr>
           <w:rFonts w:cstheme="minorHAnsi"/>
-          <w:sz w:val="30"/>
-          <w:szCs w:val="30"/>
+          <w:sz w:val="28"/>
+          <w:szCs w:val="28"/>
         </w:rPr>
         <w:t xml:space="preserve">wears his </w:t>
       </w:r>
       <w:r>
         <w:rPr>
           <w:rFonts w:cstheme="minorHAnsi"/>
-          <w:sz w:val="30"/>
-          <w:szCs w:val="30"/>
+          <w:sz w:val="28"/>
+          <w:szCs w:val="28"/>
         </w:rPr>
         <w:t>heart-shaped Petos</w:t>
       </w:r>
       <w:r>
         <w:rPr>
           <w:rFonts w:cstheme="minorHAnsi"/>
-          <w:sz w:val="30"/>
-          <w:szCs w:val="30"/>
+          <w:sz w:val="28"/>
+          <w:szCs w:val="28"/>
         </w:rPr>
         <w:t>ke</w:t>
       </w:r>
       <w:r>
         <w:rPr>
           <w:rFonts w:cstheme="minorHAnsi"/>
-          <w:sz w:val="30"/>
-          <w:szCs w:val="30"/>
+          <w:sz w:val="28"/>
+          <w:szCs w:val="28"/>
         </w:rPr>
         <w:t xml:space="preserve">y </w:t>
       </w:r>
       <w:r>
         <w:rPr>
           <w:rFonts w:cstheme="minorHAnsi"/>
-          <w:sz w:val="30"/>
-          <w:szCs w:val="30"/>
-        </w:rPr>
-        <w:t>necklace</w:t>
-      </w:r>
-      <w:r>
-        <w:rPr>
-          <w:rFonts w:cstheme="minorHAnsi"/>
-          <w:sz w:val="30"/>
-          <w:szCs w:val="30"/>
+          <w:sz w:val="28"/>
+          <w:szCs w:val="28"/>
+        </w:rPr>
+        <w:t>heirloom</w:t>
+      </w:r>
+      <w:r>
+        <w:rPr>
+          <w:rFonts w:cstheme="minorHAnsi"/>
+          <w:sz w:val="28"/>
+          <w:szCs w:val="28"/>
         </w:rPr>
         <w:t xml:space="preserve"> with an elk </w:t>
       </w:r>
       <w:r>
         <w:rPr>
           <w:rFonts w:cstheme="minorHAnsi"/>
-          <w:sz w:val="30"/>
-          <w:szCs w:val="30"/>
+          <w:sz w:val="28"/>
+          <w:szCs w:val="28"/>
         </w:rPr>
         <w:t>symbol</w:t>
       </w:r>
       <w:r>
         <w:rPr>
           <w:rFonts w:cstheme="minorHAnsi"/>
-          <w:sz w:val="30"/>
-          <w:szCs w:val="30"/>
-        </w:rPr>
-        <w:t xml:space="preserve"> and</w:t>
-      </w:r>
-      <w:r>
-        <w:rPr>
-          <w:rFonts w:cstheme="minorHAnsi"/>
-          <w:sz w:val="30"/>
-          <w:szCs w:val="30"/>
-        </w:rPr>
-        <w:t xml:space="preserve"> </w:t>
-      </w:r>
-      <w:r>
-        <w:rPr>
-          <w:rFonts w:cstheme="minorHAnsi"/>
-          <w:sz w:val="30"/>
-          <w:szCs w:val="30"/>
-        </w:rPr>
-        <w:t>awakens</w:t>
-      </w:r>
-      <w:r>
-        <w:rPr>
-          <w:rFonts w:cstheme="minorHAnsi"/>
-          <w:sz w:val="30"/>
-          <w:szCs w:val="30"/>
-        </w:rPr>
-        <w:t xml:space="preserve"> folks with</w:t>
-      </w:r>
-      <w:r>
-        <w:rPr>
-          <w:rFonts w:cstheme="minorHAnsi"/>
-          <w:sz w:val="30"/>
-          <w:szCs w:val="30"/>
-        </w:rPr>
-        <w:t xml:space="preserve"> </w:t>
-      </w:r>
-      <w:r>
-        <w:rPr>
-          <w:rFonts w:cstheme="minorHAnsi"/>
-          <w:sz w:val="30"/>
-          <w:szCs w:val="30"/>
-        </w:rPr>
-        <w:t xml:space="preserve">his </w:t>
-      </w:r>
-      <w:r>
-        <w:rPr>
-          <w:rFonts w:cstheme="minorHAnsi"/>
-          <w:sz w:val="30"/>
-          <w:szCs w:val="30"/>
-        </w:rPr>
-        <w:t>Mitt</w:t>
-      </w:r>
-      <w:r>
-        <w:rPr>
-          <w:rFonts w:cstheme="minorHAnsi"/>
-          <w:sz w:val="30"/>
-          <w:szCs w:val="30"/>
-        </w:rPr>
-        <w:t xml:space="preserve">en </w:t>
-      </w:r>
-      <w:r>
-        <w:rPr>
-          <w:rFonts w:cstheme="minorHAnsi"/>
-          <w:sz w:val="30"/>
-          <w:szCs w:val="30"/>
-        </w:rPr>
-        <w:t>S</w:t>
-      </w:r>
-      <w:r>
-        <w:rPr>
-          <w:rFonts w:cstheme="minorHAnsi"/>
-          <w:sz w:val="30"/>
-          <w:szCs w:val="30"/>
-        </w:rPr>
-        <w:t>ong.</w:t>
+          <w:sz w:val="28"/>
+          <w:szCs w:val="28"/>
+        </w:rPr>
+        <w:t>.</w:t>
       </w:r>
     </w:p>
     <w:p>
@@ -6560,8 +6995,8 @@
         <w:spacing w:line="240" w:lineRule="auto"/>
         <w:rPr>
           <w:rFonts w:cstheme="minorHAnsi"/>
-          <w:sz w:val="30"/>
-          <w:szCs w:val="30"/>
+          <w:sz w:val="28"/>
+          <w:szCs w:val="28"/>
         </w:rPr>
       </w:pPr>
       <w:r>
@@ -6569,242 +7004,258 @@
           <w:rFonts w:cstheme="minorHAnsi"/>
           <w:b/>
           <w:bCs/>
-          <w:sz w:val="30"/>
-          <w:szCs w:val="30"/>
+          <w:sz w:val="28"/>
+          <w:szCs w:val="28"/>
         </w:rPr>
         <w:t>LIZZIE VANDAM</w:t>
       </w:r>
       <w:r>
         <w:rPr>
           <w:rFonts w:cstheme="minorHAnsi"/>
-          <w:sz w:val="30"/>
-          <w:szCs w:val="30"/>
+          <w:sz w:val="28"/>
+          <w:szCs w:val="28"/>
         </w:rPr>
         <w:t xml:space="preserve"> is </w:t>
       </w:r>
       <w:r>
         <w:rPr>
           <w:rFonts w:cstheme="minorHAnsi"/>
-          <w:sz w:val="30"/>
-          <w:szCs w:val="30"/>
+          <w:sz w:val="28"/>
+          <w:szCs w:val="28"/>
         </w:rPr>
         <w:t>Petoskey</w:t>
       </w:r>
       <w:r>
         <w:rPr>
           <w:rFonts w:cstheme="minorHAnsi"/>
-          <w:sz w:val="30"/>
-          <w:szCs w:val="30"/>
+          <w:sz w:val="28"/>
+          <w:szCs w:val="28"/>
         </w:rPr>
         <w:t>’s mother</w:t>
       </w:r>
       <w:r>
         <w:rPr>
           <w:rFonts w:cstheme="minorHAnsi"/>
-          <w:sz w:val="30"/>
-          <w:szCs w:val="30"/>
+          <w:sz w:val="28"/>
+          <w:szCs w:val="28"/>
         </w:rPr>
         <w:t xml:space="preserve"> and narrator</w:t>
       </w:r>
       <w:r>
         <w:rPr>
           <w:rFonts w:cstheme="minorHAnsi"/>
-          <w:sz w:val="30"/>
-          <w:szCs w:val="30"/>
+          <w:sz w:val="28"/>
+          <w:szCs w:val="28"/>
         </w:rPr>
         <w:t xml:space="preserve"> </w:t>
       </w:r>
       <w:r>
         <w:rPr>
           <w:rFonts w:cstheme="minorHAnsi"/>
-          <w:sz w:val="30"/>
-          <w:szCs w:val="30"/>
-        </w:rPr>
-        <w:t>from Skandia</w:t>
-      </w:r>
-      <w:r>
-        <w:rPr>
-          <w:rFonts w:cstheme="minorHAnsi"/>
-          <w:sz w:val="30"/>
-          <w:szCs w:val="30"/>
+          <w:sz w:val="28"/>
+          <w:szCs w:val="28"/>
+        </w:rPr>
+        <w:t>in</w:t>
+      </w:r>
+      <w:r>
+        <w:rPr>
+          <w:rFonts w:cstheme="minorHAnsi"/>
+          <w:sz w:val="28"/>
+          <w:szCs w:val="28"/>
+        </w:rPr>
+        <w:t xml:space="preserve"> Skandia</w:t>
+      </w:r>
+      <w:r>
+        <w:rPr>
+          <w:rFonts w:cstheme="minorHAnsi"/>
+          <w:sz w:val="28"/>
+          <w:szCs w:val="28"/>
         </w:rPr>
         <w:t>.</w:t>
       </w:r>
       <w:r>
         <w:rPr>
           <w:rFonts w:cstheme="minorHAnsi"/>
-          <w:sz w:val="30"/>
-          <w:szCs w:val="30"/>
+          <w:sz w:val="28"/>
+          <w:szCs w:val="28"/>
         </w:rPr>
         <w:t xml:space="preserve"> After </w:t>
       </w:r>
       <w:r>
         <w:rPr>
           <w:rFonts w:cstheme="minorHAnsi"/>
-          <w:sz w:val="30"/>
-          <w:szCs w:val="30"/>
+          <w:sz w:val="28"/>
+          <w:szCs w:val="28"/>
         </w:rPr>
         <w:t xml:space="preserve">her husband </w:t>
       </w:r>
       <w:r>
         <w:rPr>
           <w:rFonts w:cstheme="minorHAnsi"/>
-          <w:sz w:val="30"/>
-          <w:szCs w:val="30"/>
+          <w:sz w:val="28"/>
+          <w:szCs w:val="28"/>
         </w:rPr>
         <w:t xml:space="preserve">Petey’s </w:t>
       </w:r>
       <w:r>
         <w:rPr>
           <w:rFonts w:cstheme="minorHAnsi"/>
-          <w:sz w:val="30"/>
-          <w:szCs w:val="30"/>
+          <w:sz w:val="28"/>
+          <w:szCs w:val="28"/>
         </w:rPr>
         <w:t>suicide</w:t>
       </w:r>
       <w:r>
         <w:rPr>
           <w:rFonts w:cstheme="minorHAnsi"/>
-          <w:sz w:val="30"/>
-          <w:szCs w:val="30"/>
+          <w:sz w:val="28"/>
+          <w:szCs w:val="28"/>
         </w:rPr>
         <w:t xml:space="preserve"> in 200</w:t>
       </w:r>
       <w:r>
         <w:rPr>
           <w:rFonts w:cstheme="minorHAnsi"/>
-          <w:sz w:val="30"/>
-          <w:szCs w:val="30"/>
+          <w:sz w:val="28"/>
+          <w:szCs w:val="28"/>
         </w:rPr>
         <w:t>8</w:t>
       </w:r>
       <w:r>
         <w:rPr>
           <w:rFonts w:cstheme="minorHAnsi"/>
-          <w:sz w:val="30"/>
-          <w:szCs w:val="30"/>
+          <w:sz w:val="28"/>
+          <w:szCs w:val="28"/>
         </w:rPr>
         <w:t xml:space="preserve">, </w:t>
       </w:r>
       <w:r>
         <w:rPr>
           <w:rFonts w:cstheme="minorHAnsi"/>
-          <w:sz w:val="30"/>
-          <w:szCs w:val="30"/>
+          <w:sz w:val="28"/>
+          <w:szCs w:val="28"/>
         </w:rPr>
         <w:t>she</w:t>
       </w:r>
       <w:r>
         <w:rPr>
           <w:rFonts w:cstheme="minorHAnsi"/>
-          <w:sz w:val="30"/>
-          <w:szCs w:val="30"/>
+          <w:sz w:val="28"/>
+          <w:szCs w:val="28"/>
         </w:rPr>
         <w:t xml:space="preserve"> </w:t>
       </w:r>
       <w:r>
         <w:rPr>
           <w:rFonts w:cstheme="minorHAnsi"/>
-          <w:sz w:val="30"/>
-          <w:szCs w:val="30"/>
+          <w:sz w:val="28"/>
+          <w:szCs w:val="28"/>
         </w:rPr>
         <w:t>stops</w:t>
       </w:r>
       <w:r>
         <w:rPr>
           <w:rFonts w:cstheme="minorHAnsi"/>
-          <w:sz w:val="30"/>
-          <w:szCs w:val="30"/>
+          <w:sz w:val="28"/>
+          <w:szCs w:val="28"/>
         </w:rPr>
         <w:t xml:space="preserve"> cross</w:t>
       </w:r>
       <w:r>
         <w:rPr>
           <w:rFonts w:cstheme="minorHAnsi"/>
-          <w:sz w:val="30"/>
-          <w:szCs w:val="30"/>
+          <w:sz w:val="28"/>
+          <w:szCs w:val="28"/>
         </w:rPr>
         <w:t>ing</w:t>
       </w:r>
       <w:r>
         <w:rPr>
           <w:rFonts w:cstheme="minorHAnsi"/>
-          <w:sz w:val="30"/>
-          <w:szCs w:val="30"/>
+          <w:sz w:val="28"/>
+          <w:szCs w:val="28"/>
         </w:rPr>
         <w:t xml:space="preserve"> the Mackinac Bridge to attend</w:t>
       </w:r>
       <w:r>
         <w:rPr>
           <w:rFonts w:cstheme="minorHAnsi"/>
-          <w:sz w:val="30"/>
-          <w:szCs w:val="30"/>
+          <w:sz w:val="28"/>
+          <w:szCs w:val="28"/>
         </w:rPr>
         <w:t xml:space="preserve"> Harbor Days and </w:t>
       </w:r>
       <w:r>
         <w:rPr>
           <w:rFonts w:cstheme="minorHAnsi"/>
-          <w:sz w:val="30"/>
-          <w:szCs w:val="30"/>
+          <w:sz w:val="28"/>
+          <w:szCs w:val="28"/>
         </w:rPr>
         <w:t>all</w:t>
       </w:r>
       <w:r>
         <w:rPr>
           <w:rFonts w:cstheme="minorHAnsi"/>
-          <w:sz w:val="30"/>
-          <w:szCs w:val="30"/>
+          <w:sz w:val="28"/>
+          <w:szCs w:val="28"/>
         </w:rPr>
         <w:t xml:space="preserve"> family gatherings</w:t>
       </w:r>
       <w:r>
         <w:rPr>
           <w:rFonts w:cstheme="minorHAnsi"/>
-          <w:sz w:val="30"/>
-          <w:szCs w:val="30"/>
+          <w:sz w:val="28"/>
+          <w:szCs w:val="28"/>
         </w:rPr>
         <w:t xml:space="preserve">. </w:t>
       </w:r>
       <w:r>
         <w:rPr>
           <w:rFonts w:cstheme="minorHAnsi"/>
-          <w:sz w:val="30"/>
-          <w:szCs w:val="30"/>
+          <w:sz w:val="28"/>
+          <w:szCs w:val="28"/>
         </w:rPr>
         <w:t>Liz</w:t>
       </w:r>
       <w:r>
         <w:rPr>
           <w:rFonts w:cstheme="minorHAnsi"/>
-          <w:sz w:val="30"/>
-          <w:szCs w:val="30"/>
+          <w:sz w:val="28"/>
+          <w:szCs w:val="28"/>
         </w:rPr>
         <w:t xml:space="preserve"> </w:t>
       </w:r>
       <w:r>
         <w:rPr>
           <w:rFonts w:cstheme="minorHAnsi"/>
-          <w:sz w:val="30"/>
-          <w:szCs w:val="30"/>
+          <w:sz w:val="28"/>
+          <w:szCs w:val="28"/>
         </w:rPr>
         <w:t xml:space="preserve">is a proud </w:t>
       </w:r>
       <w:r>
         <w:rPr>
           <w:rFonts w:cstheme="minorHAnsi"/>
-          <w:sz w:val="30"/>
-          <w:szCs w:val="30"/>
+          <w:sz w:val="28"/>
+          <w:szCs w:val="28"/>
         </w:rPr>
         <w:t xml:space="preserve">farm girl </w:t>
       </w:r>
       <w:r>
         <w:rPr>
           <w:rFonts w:cstheme="minorHAnsi"/>
-          <w:sz w:val="30"/>
-          <w:szCs w:val="30"/>
-        </w:rPr>
-        <w:t>Yooper.</w:t>
+          <w:sz w:val="28"/>
+          <w:szCs w:val="28"/>
+        </w:rPr>
+        <w:t>Yooper</w:t>
+      </w:r>
+      <w:r>
+        <w:rPr>
+          <w:rFonts w:cstheme="minorHAnsi"/>
+          <w:sz w:val="28"/>
+          <w:szCs w:val="28"/>
+        </w:rPr>
+        <w:t>. Michigan State.</w:t>
       </w:r>
     </w:p>
     <w:p>
@@ -6815,8 +7266,8 @@
         <w:spacing w:line="240" w:lineRule="auto"/>
         <w:rPr>
           <w:rFonts w:cstheme="minorHAnsi"/>
-          <w:sz w:val="30"/>
-          <w:szCs w:val="30"/>
+          <w:sz w:val="28"/>
+          <w:szCs w:val="28"/>
         </w:rPr>
       </w:pPr>
       <w:r>
@@ -6824,338 +7275,322 @@
           <w:rFonts w:cstheme="minorHAnsi"/>
           <w:b/>
           <w:bCs/>
-          <w:sz w:val="30"/>
-          <w:szCs w:val="30"/>
+          <w:sz w:val="28"/>
+          <w:szCs w:val="28"/>
         </w:rPr>
         <w:t>PETEY VANDAM</w:t>
       </w:r>
       <w:r>
         <w:rPr>
           <w:rFonts w:cstheme="minorHAnsi"/>
-          <w:sz w:val="30"/>
-          <w:szCs w:val="30"/>
+          <w:sz w:val="28"/>
+          <w:szCs w:val="28"/>
         </w:rPr>
         <w:t xml:space="preserve"> </w:t>
       </w:r>
       <w:r>
         <w:rPr>
           <w:rFonts w:cstheme="minorHAnsi"/>
-          <w:sz w:val="30"/>
-          <w:szCs w:val="30"/>
+          <w:sz w:val="28"/>
+          <w:szCs w:val="28"/>
         </w:rPr>
         <w:t>is</w:t>
       </w:r>
       <w:r>
         <w:rPr>
           <w:rFonts w:cstheme="minorHAnsi"/>
-          <w:sz w:val="30"/>
-          <w:szCs w:val="30"/>
+          <w:sz w:val="28"/>
+          <w:szCs w:val="28"/>
         </w:rPr>
         <w:t xml:space="preserve"> Petoskey’s father</w:t>
       </w:r>
       <w:r>
         <w:rPr>
           <w:rFonts w:cstheme="minorHAnsi"/>
-          <w:sz w:val="30"/>
-          <w:szCs w:val="30"/>
+          <w:sz w:val="28"/>
+          <w:szCs w:val="28"/>
         </w:rPr>
         <w:t xml:space="preserve">, </w:t>
       </w:r>
       <w:r>
         <w:rPr>
           <w:rFonts w:cstheme="minorHAnsi"/>
-          <w:sz w:val="30"/>
-          <w:szCs w:val="30"/>
+          <w:sz w:val="28"/>
+          <w:szCs w:val="28"/>
         </w:rPr>
         <w:t>Liz’s husband</w:t>
       </w:r>
       <w:r>
         <w:rPr>
           <w:rFonts w:cstheme="minorHAnsi"/>
-          <w:sz w:val="30"/>
-          <w:szCs w:val="30"/>
+          <w:sz w:val="28"/>
+          <w:szCs w:val="28"/>
         </w:rPr>
         <w:t xml:space="preserve">, and </w:t>
       </w:r>
       <w:r>
         <w:rPr>
           <w:rFonts w:cstheme="minorHAnsi"/>
-          <w:sz w:val="30"/>
-          <w:szCs w:val="30"/>
+          <w:sz w:val="28"/>
+          <w:szCs w:val="28"/>
         </w:rPr>
         <w:t xml:space="preserve">Willy and Milly’s only son of four. </w:t>
       </w:r>
       <w:r>
         <w:rPr>
           <w:rFonts w:cstheme="minorHAnsi"/>
-          <w:sz w:val="30"/>
-          <w:szCs w:val="30"/>
+          <w:sz w:val="28"/>
+          <w:szCs w:val="28"/>
         </w:rPr>
         <w:t>Every Harbor Days, he would be the first to get up</w:t>
       </w:r>
       <w:r>
         <w:rPr>
           <w:rFonts w:cstheme="minorHAnsi"/>
-          <w:sz w:val="30"/>
-          <w:szCs w:val="30"/>
+          <w:sz w:val="28"/>
+          <w:szCs w:val="28"/>
         </w:rPr>
         <w:t xml:space="preserve"> to</w:t>
       </w:r>
       <w:r>
         <w:rPr>
           <w:rFonts w:cstheme="minorHAnsi"/>
-          <w:sz w:val="30"/>
-          <w:szCs w:val="30"/>
-        </w:rPr>
-        <w:t xml:space="preserve"> wake everyone up</w:t>
-      </w:r>
-      <w:r>
-        <w:rPr>
-          <w:rFonts w:cstheme="minorHAnsi"/>
-          <w:sz w:val="30"/>
-          <w:szCs w:val="30"/>
-        </w:rPr>
-        <w:t xml:space="preserve"> with mittens</w:t>
-      </w:r>
-      <w:r>
-        <w:rPr>
-          <w:rFonts w:cstheme="minorHAnsi"/>
-          <w:sz w:val="30"/>
-          <w:szCs w:val="30"/>
-        </w:rPr>
-        <w:t>.</w:t>
-      </w:r>
-      <w:r>
-        <w:rPr>
-          <w:rFonts w:cstheme="minorHAnsi"/>
-          <w:sz w:val="30"/>
-          <w:szCs w:val="30"/>
+          <w:sz w:val="28"/>
+          <w:szCs w:val="28"/>
+        </w:rPr>
+        <w:t xml:space="preserve"> wake everyone up.</w:t>
+      </w:r>
+      <w:r>
+        <w:rPr>
+          <w:rFonts w:cstheme="minorHAnsi"/>
+          <w:sz w:val="28"/>
+          <w:szCs w:val="28"/>
         </w:rPr>
         <w:t xml:space="preserve"> </w:t>
       </w:r>
       <w:r>
         <w:rPr>
           <w:rFonts w:cstheme="minorHAnsi"/>
-          <w:sz w:val="30"/>
-          <w:szCs w:val="30"/>
+          <w:sz w:val="28"/>
+          <w:szCs w:val="28"/>
         </w:rPr>
         <w:t xml:space="preserve">During the recession, </w:t>
       </w:r>
       <w:r>
         <w:rPr>
           <w:rFonts w:cstheme="minorHAnsi"/>
-          <w:sz w:val="30"/>
-          <w:szCs w:val="30"/>
-        </w:rPr>
-        <w:t xml:space="preserve">his blue-collar shipyard job fires </w:t>
-      </w:r>
-      <w:r>
-        <w:rPr>
-          <w:rFonts w:cstheme="minorHAnsi"/>
-          <w:sz w:val="30"/>
-          <w:szCs w:val="30"/>
+          <w:sz w:val="28"/>
+          <w:szCs w:val="28"/>
+        </w:rPr>
+        <w:t>his blue-collar shipyard job fires</w:t>
+      </w:r>
+      <w:r>
+        <w:rPr>
+          <w:rFonts w:cstheme="minorHAnsi"/>
+          <w:sz w:val="28"/>
+          <w:szCs w:val="28"/>
+        </w:rPr>
+        <w:t xml:space="preserve"> and replaces</w:t>
+      </w:r>
+      <w:r>
+        <w:rPr>
+          <w:rFonts w:cstheme="minorHAnsi"/>
+          <w:sz w:val="28"/>
+          <w:szCs w:val="28"/>
+        </w:rPr>
+        <w:t xml:space="preserve"> </w:t>
+      </w:r>
+      <w:r>
+        <w:rPr>
+          <w:rFonts w:cstheme="minorHAnsi"/>
+          <w:sz w:val="28"/>
+          <w:szCs w:val="28"/>
         </w:rPr>
         <w:t>him and Liz</w:t>
       </w:r>
       <w:r>
         <w:rPr>
           <w:rFonts w:cstheme="minorHAnsi"/>
-          <w:sz w:val="30"/>
-          <w:szCs w:val="30"/>
-        </w:rPr>
-        <w:t xml:space="preserve"> and replaces </w:t>
-      </w:r>
-      <w:r>
-        <w:rPr>
-          <w:rFonts w:cstheme="minorHAnsi"/>
-          <w:sz w:val="30"/>
-          <w:szCs w:val="30"/>
-        </w:rPr>
-        <w:t>them</w:t>
-      </w:r>
-      <w:r>
-        <w:rPr>
-          <w:rFonts w:cstheme="minorHAnsi"/>
-          <w:sz w:val="30"/>
-          <w:szCs w:val="30"/>
-        </w:rPr>
-        <w:t xml:space="preserve"> with Arab migrant</w:t>
-      </w:r>
-      <w:r>
-        <w:rPr>
-          <w:rFonts w:cstheme="minorHAnsi"/>
-          <w:sz w:val="30"/>
-          <w:szCs w:val="30"/>
+          <w:sz w:val="28"/>
+          <w:szCs w:val="28"/>
+        </w:rPr>
+        <w:t xml:space="preserve"> with migrant</w:t>
+      </w:r>
+      <w:r>
+        <w:rPr>
+          <w:rFonts w:cstheme="minorHAnsi"/>
+          <w:sz w:val="28"/>
+          <w:szCs w:val="28"/>
         </w:rPr>
         <w:t>s</w:t>
       </w:r>
       <w:r>
         <w:rPr>
           <w:rFonts w:cstheme="minorHAnsi"/>
-          <w:sz w:val="30"/>
-          <w:szCs w:val="30"/>
+          <w:sz w:val="28"/>
+          <w:szCs w:val="28"/>
         </w:rPr>
         <w:t xml:space="preserve">, leading </w:t>
       </w:r>
       <w:r>
         <w:rPr>
           <w:rFonts w:cstheme="minorHAnsi"/>
-          <w:sz w:val="30"/>
-          <w:szCs w:val="30"/>
+          <w:sz w:val="28"/>
+          <w:szCs w:val="28"/>
         </w:rPr>
         <w:t xml:space="preserve">to </w:t>
       </w:r>
       <w:r>
         <w:rPr>
           <w:rFonts w:cstheme="minorHAnsi"/>
-          <w:sz w:val="30"/>
-          <w:szCs w:val="30"/>
-        </w:rPr>
-        <w:t>a fight with his young</w:t>
-      </w:r>
-      <w:r>
-        <w:rPr>
-          <w:rFonts w:cstheme="minorHAnsi"/>
-          <w:sz w:val="30"/>
-          <w:szCs w:val="30"/>
-        </w:rPr>
-        <w:t xml:space="preserve">er sister Shelby for marrying </w:t>
-      </w:r>
-      <w:r>
-        <w:rPr>
-          <w:rFonts w:cstheme="minorHAnsi"/>
-          <w:sz w:val="30"/>
-          <w:szCs w:val="30"/>
+          <w:sz w:val="28"/>
+          <w:szCs w:val="28"/>
+        </w:rPr>
+        <w:t xml:space="preserve">a fight with his </w:t>
+      </w:r>
+      <w:r>
+        <w:rPr>
+          <w:rFonts w:cstheme="minorHAnsi"/>
+          <w:sz w:val="28"/>
+          <w:szCs w:val="28"/>
+        </w:rPr>
+        <w:t>little</w:t>
+      </w:r>
+      <w:r>
+        <w:rPr>
+          <w:rFonts w:cstheme="minorHAnsi"/>
+          <w:sz w:val="28"/>
+          <w:szCs w:val="28"/>
+        </w:rPr>
+        <w:t xml:space="preserve"> sister Shelby for marrying </w:t>
+      </w:r>
+      <w:r>
+        <w:rPr>
+          <w:rFonts w:cstheme="minorHAnsi"/>
+          <w:sz w:val="28"/>
+          <w:szCs w:val="28"/>
         </w:rPr>
         <w:t>an Arab</w:t>
       </w:r>
       <w:r>
         <w:rPr>
           <w:rFonts w:cstheme="minorHAnsi"/>
-          <w:sz w:val="30"/>
-          <w:szCs w:val="30"/>
-        </w:rPr>
-        <w:t>. He would</w:t>
-      </w:r>
-      <w:r>
-        <w:rPr>
-          <w:rFonts w:cstheme="minorHAnsi"/>
-          <w:sz w:val="30"/>
-          <w:szCs w:val="30"/>
-        </w:rPr>
-        <w:t xml:space="preserve"> drive off the Mackinac Bridge to save </w:t>
-      </w:r>
-      <w:r>
-        <w:rPr>
-          <w:rFonts w:cstheme="minorHAnsi"/>
-          <w:sz w:val="30"/>
-          <w:szCs w:val="30"/>
+          <w:sz w:val="28"/>
+          <w:szCs w:val="28"/>
+        </w:rPr>
+        <w:t xml:space="preserve">. He </w:t>
+      </w:r>
+      <w:r>
+        <w:rPr>
+          <w:rFonts w:cstheme="minorHAnsi"/>
+          <w:sz w:val="28"/>
+          <w:szCs w:val="28"/>
+        </w:rPr>
+        <w:t>drive</w:t>
+      </w:r>
+      <w:r>
+        <w:rPr>
+          <w:rFonts w:cstheme="minorHAnsi"/>
+          <w:sz w:val="28"/>
+          <w:szCs w:val="28"/>
+        </w:rPr>
+        <w:t>s</w:t>
+      </w:r>
+      <w:r>
+        <w:rPr>
+          <w:rFonts w:cstheme="minorHAnsi"/>
+          <w:sz w:val="28"/>
+          <w:szCs w:val="28"/>
+        </w:rPr>
+        <w:t xml:space="preserve"> off the Mackinac Bridge to save </w:t>
+      </w:r>
+      <w:r>
+        <w:rPr>
+          <w:rFonts w:cstheme="minorHAnsi"/>
+          <w:sz w:val="28"/>
+          <w:szCs w:val="28"/>
         </w:rPr>
         <w:t>their</w:t>
       </w:r>
       <w:r>
         <w:rPr>
           <w:rFonts w:cstheme="minorHAnsi"/>
-          <w:sz w:val="30"/>
-          <w:szCs w:val="30"/>
+          <w:sz w:val="28"/>
+          <w:szCs w:val="28"/>
         </w:rPr>
         <w:t xml:space="preserve"> house with his life insurance. </w:t>
       </w:r>
       <w:r>
         <w:rPr>
           <w:rFonts w:cstheme="minorHAnsi"/>
-          <w:sz w:val="30"/>
-          <w:szCs w:val="30"/>
+          <w:sz w:val="28"/>
+          <w:szCs w:val="28"/>
         </w:rPr>
         <w:t>Hi</w:t>
       </w:r>
       <w:r>
         <w:rPr>
           <w:rFonts w:cstheme="minorHAnsi"/>
-          <w:sz w:val="30"/>
-          <w:szCs w:val="30"/>
+          <w:sz w:val="28"/>
+          <w:szCs w:val="28"/>
         </w:rPr>
         <w:t xml:space="preserve">s ghost </w:t>
       </w:r>
       <w:r>
         <w:rPr>
           <w:rFonts w:cstheme="minorHAnsi"/>
-          <w:sz w:val="30"/>
-          <w:szCs w:val="30"/>
+          <w:sz w:val="28"/>
+          <w:szCs w:val="28"/>
         </w:rPr>
         <w:t>visit</w:t>
       </w:r>
       <w:r>
         <w:rPr>
           <w:rFonts w:cstheme="minorHAnsi"/>
-          <w:sz w:val="30"/>
-          <w:szCs w:val="30"/>
+          <w:sz w:val="28"/>
+          <w:szCs w:val="28"/>
         </w:rPr>
         <w:t>s</w:t>
       </w:r>
       <w:r>
         <w:rPr>
           <w:rFonts w:cstheme="minorHAnsi"/>
-          <w:sz w:val="30"/>
-          <w:szCs w:val="30"/>
+          <w:sz w:val="28"/>
+          <w:szCs w:val="28"/>
         </w:rPr>
         <w:t xml:space="preserve"> Petoskey </w:t>
       </w:r>
       <w:r>
         <w:rPr>
           <w:rFonts w:cstheme="minorHAnsi"/>
-          <w:sz w:val="30"/>
-          <w:szCs w:val="30"/>
+          <w:sz w:val="28"/>
+          <w:szCs w:val="28"/>
         </w:rPr>
         <w:t xml:space="preserve">whenever he crosses the </w:t>
       </w:r>
       <w:r>
         <w:rPr>
           <w:rFonts w:cstheme="minorHAnsi"/>
-          <w:sz w:val="30"/>
-          <w:szCs w:val="30"/>
-        </w:rPr>
-        <w:t>bridge,</w:t>
-      </w:r>
-      <w:r>
-        <w:rPr>
-          <w:rFonts w:cstheme="minorHAnsi"/>
-          <w:sz w:val="30"/>
-          <w:szCs w:val="30"/>
-        </w:rPr>
-        <w:t xml:space="preserve"> and he hopes Liz </w:t>
-      </w:r>
-      <w:r>
-        <w:rPr>
-          <w:rFonts w:cstheme="minorHAnsi"/>
-          <w:sz w:val="30"/>
-          <w:szCs w:val="30"/>
-        </w:rPr>
-        <w:t xml:space="preserve">visit </w:t>
-      </w:r>
-      <w:r>
-        <w:rPr>
-          <w:rFonts w:cstheme="minorHAnsi"/>
-          <w:sz w:val="30"/>
-          <w:szCs w:val="30"/>
-        </w:rPr>
-        <w:t>agai</w:t>
-      </w:r>
-      <w:r>
-        <w:rPr>
-          <w:rFonts w:cstheme="minorHAnsi"/>
-          <w:sz w:val="30"/>
-          <w:szCs w:val="30"/>
-        </w:rPr>
-        <w:t>ns</w:t>
-      </w:r>
-      <w:r>
-        <w:rPr>
-          <w:rFonts w:cstheme="minorHAnsi"/>
-          <w:sz w:val="30"/>
-          <w:szCs w:val="30"/>
-        </w:rPr>
-        <w:t>.</w:t>
+          <w:sz w:val="28"/>
+          <w:szCs w:val="28"/>
+        </w:rPr>
+        <w:t>bridge</w:t>
+      </w:r>
+      <w:r>
+        <w:rPr>
+          <w:rFonts w:cstheme="minorHAnsi"/>
+          <w:sz w:val="28"/>
+          <w:szCs w:val="28"/>
+        </w:rPr>
+        <w:t xml:space="preserve">. </w:t>
+      </w:r>
+      <w:r>
+        <w:rPr>
+          <w:rFonts w:cstheme="minorHAnsi"/>
+          <w:sz w:val="28"/>
+          <w:szCs w:val="28"/>
+        </w:rPr>
+        <w:t>Michigan State.</w:t>
       </w:r>
     </w:p>
     <w:p>
@@ -7166,8 +7601,8 @@
         <w:spacing w:line="240" w:lineRule="auto"/>
         <w:rPr>
           <w:rFonts w:cstheme="minorHAnsi"/>
-          <w:sz w:val="30"/>
-          <w:szCs w:val="30"/>
+          <w:sz w:val="28"/>
+          <w:szCs w:val="28"/>
         </w:rPr>
       </w:pPr>
       <w:r>
@@ -7176,14 +7611,14 @@
           <w:b/>
           <w:bCs/>
           <w:noProof/>
-          <w:sz w:val="30"/>
-          <w:szCs w:val="30"/>
+          <w:sz w:val="28"/>
+          <w:szCs w:val="28"/>
         </w:rPr>
         <w:drawing>
-          <wp:anchor distT="0" distB="0" distL="114300" distR="114300" simplePos="0" relativeHeight="251659264" behindDoc="1" locked="0" layoutInCell="1" allowOverlap="1" wp14:anchorId="1B770020" wp14:editId="40963408">
+          <wp:anchor distT="0" distB="0" distL="114300" distR="114300" simplePos="0" relativeHeight="251659264" behindDoc="1" locked="0" layoutInCell="1" allowOverlap="1" wp14:anchorId="1B770020" wp14:editId="729973DA">
             <wp:simplePos x="0" y="0"/>
             <wp:positionH relativeFrom="column">
-              <wp:posOffset>2354844</wp:posOffset>
+              <wp:posOffset>2328174</wp:posOffset>
             </wp:positionH>
             <wp:positionV relativeFrom="paragraph">
               <wp:posOffset>187325</wp:posOffset>
@@ -7247,114 +7682,148 @@
           <w:rFonts w:cstheme="minorHAnsi"/>
           <w:b/>
           <w:bCs/>
-          <w:sz w:val="30"/>
-          <w:szCs w:val="30"/>
+          <w:sz w:val="28"/>
+          <w:szCs w:val="28"/>
         </w:rPr>
         <w:t>LULU ABUGHOUSH</w:t>
       </w:r>
       <w:r>
         <w:rPr>
           <w:rFonts w:cstheme="minorHAnsi"/>
-          <w:sz w:val="30"/>
-          <w:szCs w:val="30"/>
-        </w:rPr>
-        <w:t xml:space="preserve"> is a 13-year-old city girl from Dearborn and Willy and Milly’s brightest grandkid, yet is trollface personified. Despite going above and beyond, she and her mom Shelby feel out of place. She hopes to beat cousin Petoskey in their annual water rock collection. She</w:t>
-      </w:r>
-      <w:r>
-        <w:rPr>
-          <w:rFonts w:cstheme="minorHAnsi"/>
-          <w:sz w:val="30"/>
-          <w:szCs w:val="30"/>
+          <w:sz w:val="28"/>
+          <w:szCs w:val="28"/>
+        </w:rPr>
+        <w:t xml:space="preserve"> is a 13-year-old city girl from Dearborn and Willy and Milly’s brightest </w:t>
+      </w:r>
+      <w:r>
+        <w:rPr>
+          <w:rFonts w:cstheme="minorHAnsi"/>
+          <w:sz w:val="28"/>
+          <w:szCs w:val="28"/>
+        </w:rPr>
+        <w:t>grandkid yet</w:t>
+      </w:r>
+      <w:r>
+        <w:rPr>
+          <w:rFonts w:cstheme="minorHAnsi"/>
+          <w:sz w:val="28"/>
+          <w:szCs w:val="28"/>
+        </w:rPr>
+        <w:t xml:space="preserve"> is trollface personified. Despite going above and beyond, she and her mom Shelby feel out of place. She hopes to beat cousin Petoskey in their annual </w:t>
+      </w:r>
+      <w:r>
+        <w:rPr>
+          <w:rFonts w:cstheme="minorHAnsi"/>
+          <w:sz w:val="28"/>
+          <w:szCs w:val="28"/>
+        </w:rPr>
+        <w:t>rare stone</w:t>
+      </w:r>
+      <w:r>
+        <w:rPr>
+          <w:rFonts w:cstheme="minorHAnsi"/>
+          <w:sz w:val="28"/>
+          <w:szCs w:val="28"/>
+        </w:rPr>
+        <w:t xml:space="preserve"> collection. She</w:t>
+      </w:r>
+      <w:r>
+        <w:rPr>
+          <w:rFonts w:cstheme="minorHAnsi"/>
+          <w:sz w:val="28"/>
+          <w:szCs w:val="28"/>
         </w:rPr>
         <w:t xml:space="preserve"> loves </w:t>
       </w:r>
       <w:r>
         <w:rPr>
           <w:rFonts w:cstheme="minorHAnsi"/>
-          <w:sz w:val="30"/>
-          <w:szCs w:val="30"/>
+          <w:sz w:val="28"/>
+          <w:szCs w:val="28"/>
         </w:rPr>
         <w:t>Iggy Pop</w:t>
       </w:r>
       <w:r>
         <w:rPr>
           <w:rFonts w:cstheme="minorHAnsi"/>
-          <w:sz w:val="30"/>
-          <w:szCs w:val="30"/>
+          <w:sz w:val="28"/>
+          <w:szCs w:val="28"/>
         </w:rPr>
         <w:t xml:space="preserve"> and</w:t>
       </w:r>
       <w:r>
         <w:rPr>
           <w:rFonts w:cstheme="minorHAnsi"/>
-          <w:sz w:val="30"/>
-          <w:szCs w:val="30"/>
+          <w:sz w:val="28"/>
+          <w:szCs w:val="28"/>
         </w:rPr>
         <w:t xml:space="preserve"> </w:t>
       </w:r>
       <w:r>
         <w:rPr>
           <w:rFonts w:cstheme="minorHAnsi"/>
-          <w:sz w:val="30"/>
-          <w:szCs w:val="30"/>
+          <w:sz w:val="28"/>
+          <w:szCs w:val="28"/>
         </w:rPr>
         <w:t>her</w:t>
       </w:r>
       <w:r>
         <w:rPr>
           <w:rFonts w:cstheme="minorHAnsi"/>
-          <w:sz w:val="30"/>
-          <w:szCs w:val="30"/>
-        </w:rPr>
-        <w:t xml:space="preserve"> favorite musical is Dear Evan Hansen. </w:t>
-      </w:r>
-      <w:r>
-        <w:rPr>
-          <w:rFonts w:cstheme="minorHAnsi"/>
-          <w:sz w:val="30"/>
-          <w:szCs w:val="30"/>
+          <w:sz w:val="28"/>
+          <w:szCs w:val="28"/>
+        </w:rPr>
+        <w:t xml:space="preserve"> favorite musical is </w:t>
+      </w:r>
+      <w:r>
+        <w:rPr>
+          <w:rFonts w:cstheme="minorHAnsi"/>
+          <w:i/>
+          <w:iCs/>
+          <w:sz w:val="28"/>
+          <w:szCs w:val="28"/>
+        </w:rPr>
+        <w:t>Dear Evan Hansen</w:t>
+      </w:r>
+      <w:r>
+        <w:rPr>
+          <w:rFonts w:cstheme="minorHAnsi"/>
+          <w:sz w:val="28"/>
+          <w:szCs w:val="28"/>
+        </w:rPr>
+        <w:t xml:space="preserve">. </w:t>
+      </w:r>
+      <w:r>
+        <w:rPr>
+          <w:rFonts w:cstheme="minorHAnsi"/>
+          <w:sz w:val="28"/>
+          <w:szCs w:val="28"/>
         </w:rPr>
         <w:t>Her</w:t>
       </w:r>
       <w:r>
         <w:rPr>
           <w:rFonts w:cstheme="minorHAnsi"/>
-          <w:sz w:val="30"/>
-          <w:szCs w:val="30"/>
-        </w:rPr>
-        <w:t xml:space="preserve"> name means</w:t>
-      </w:r>
-      <w:r>
-        <w:rPr>
-          <w:rFonts w:cstheme="minorHAnsi"/>
-          <w:sz w:val="30"/>
-          <w:szCs w:val="30"/>
+          <w:sz w:val="28"/>
+          <w:szCs w:val="28"/>
+        </w:rPr>
+        <w:t xml:space="preserve"> name means “pearl”</w:t>
+      </w:r>
+      <w:r>
+        <w:rPr>
+          <w:rFonts w:cstheme="minorHAnsi"/>
+          <w:noProof/>
+          <w:sz w:val="28"/>
+          <w:szCs w:val="28"/>
         </w:rPr>
         <w:t xml:space="preserve"> </w:t>
       </w:r>
       <w:r>
         <w:rPr>
           <w:rFonts w:cstheme="minorHAnsi"/>
-          <w:sz w:val="30"/>
-          <w:szCs w:val="30"/>
-        </w:rPr>
-        <w:t>“pearl”</w:t>
-      </w:r>
-      <w:r>
-        <w:rPr>
-          <w:rFonts w:cstheme="minorHAnsi"/>
           <w:noProof/>
-          <w:sz w:val="30"/>
-          <w:szCs w:val="30"/>
-        </w:rPr>
-        <w:t xml:space="preserve"> </w:t>
-      </w:r>
-      <w:r>
-        <w:rPr>
-          <w:rFonts w:cstheme="minorHAnsi"/>
-          <w:noProof/>
-          <w:sz w:val="30"/>
-          <w:szCs w:val="30"/>
+          <w:sz w:val="28"/>
+          <w:szCs w:val="28"/>
         </w:rPr>
         <w:t>in Arabic.</w:t>
       </w:r>
@@ -7367,8 +7836,8 @@
         <w:spacing w:line="240" w:lineRule="auto"/>
         <w:rPr>
           <w:rFonts w:cstheme="minorHAnsi"/>
-          <w:sz w:val="30"/>
-          <w:szCs w:val="30"/>
+          <w:sz w:val="28"/>
+          <w:szCs w:val="28"/>
         </w:rPr>
       </w:pPr>
       <w:r>
@@ -7376,16 +7845,16 @@
           <w:rFonts w:cstheme="minorHAnsi"/>
           <w:b/>
           <w:bCs/>
-          <w:sz w:val="30"/>
-          <w:szCs w:val="30"/>
+          <w:sz w:val="28"/>
+          <w:szCs w:val="28"/>
         </w:rPr>
         <w:t>SHELBY</w:t>
       </w:r>
       <w:r>
         <w:rPr>
           <w:rFonts w:cstheme="minorHAnsi"/>
-          <w:sz w:val="30"/>
-          <w:szCs w:val="30"/>
+          <w:sz w:val="28"/>
+          <w:szCs w:val="28"/>
         </w:rPr>
         <w:t xml:space="preserve"> </w:t>
       </w:r>
@@ -7394,42 +7863,26 @@
           <w:rFonts w:cstheme="minorHAnsi"/>
           <w:b/>
           <w:bCs/>
-          <w:sz w:val="30"/>
-          <w:szCs w:val="30"/>
+          <w:sz w:val="28"/>
+          <w:szCs w:val="28"/>
         </w:rPr>
         <w:t>ABUGHOUSH</w:t>
       </w:r>
       <w:r>
         <w:rPr>
           <w:rFonts w:cstheme="minorHAnsi"/>
-          <w:sz w:val="30"/>
-          <w:szCs w:val="30"/>
-        </w:rPr>
-        <w:t xml:space="preserve"> is Petoskey’s aunt, Petey’s little sister, and Lulu’s mother who lives in Dearborn. She is an automotive worker for Ford Motor Company. As the sister who broke the mold by falling in love with a</w:t>
-      </w:r>
-      <w:r>
-        <w:rPr>
-          <w:rFonts w:cstheme="minorHAnsi"/>
-          <w:sz w:val="30"/>
-          <w:szCs w:val="30"/>
-        </w:rPr>
-        <w:t>n Arab</w:t>
-      </w:r>
-      <w:r>
-        <w:rPr>
-          <w:rFonts w:cstheme="minorHAnsi"/>
-          <w:sz w:val="30"/>
-          <w:szCs w:val="30"/>
-        </w:rPr>
-        <w:t>, she and Petey had a tumultuous relationship.</w:t>
-      </w:r>
-      <w:r>
-        <w:rPr>
-          <w:rFonts w:cstheme="minorHAnsi"/>
-          <w:sz w:val="30"/>
-          <w:szCs w:val="30"/>
-        </w:rPr>
-        <w:t xml:space="preserve"> She tries to respect Petoskey.</w:t>
+          <w:sz w:val="28"/>
+          <w:szCs w:val="28"/>
+        </w:rPr>
+        <w:t xml:space="preserve"> is Petoskey’s aunt, Petey’s little sister, and Lulu’s mother who lives in Dearborn. She is an automotive worker for Ford Motor Company. As the sister who broke the mold by falling in love with an Arab, she and Petey had a tumultuous relationship. She tries to respect Petoskey.</w:t>
+      </w:r>
+      <w:r>
+        <w:rPr>
+          <w:rFonts w:cstheme="minorHAnsi"/>
+          <w:sz w:val="28"/>
+          <w:szCs w:val="28"/>
+        </w:rPr>
+        <w:t xml:space="preserve"> Kettering University.</w:t>
       </w:r>
     </w:p>
     <w:p>
@@ -7440,8 +7893,8 @@
         <w:spacing w:line="240" w:lineRule="auto"/>
         <w:rPr>
           <w:rFonts w:cstheme="minorHAnsi"/>
-          <w:sz w:val="30"/>
-          <w:szCs w:val="30"/>
+          <w:sz w:val="28"/>
+          <w:szCs w:val="28"/>
         </w:rPr>
       </w:pPr>
       <w:r>
@@ -7449,16 +7902,16 @@
           <w:rFonts w:cstheme="minorHAnsi"/>
           <w:b/>
           <w:bCs/>
-          <w:sz w:val="30"/>
-          <w:szCs w:val="30"/>
+          <w:sz w:val="28"/>
+          <w:szCs w:val="28"/>
         </w:rPr>
         <w:t>PERRY</w:t>
       </w:r>
       <w:r>
         <w:rPr>
           <w:rFonts w:cstheme="minorHAnsi"/>
-          <w:sz w:val="30"/>
-          <w:szCs w:val="30"/>
+          <w:sz w:val="28"/>
+          <w:szCs w:val="28"/>
         </w:rPr>
         <w:t xml:space="preserve"> </w:t>
       </w:r>
@@ -7467,34 +7920,66 @@
           <w:rFonts w:cstheme="minorHAnsi"/>
           <w:b/>
           <w:bCs/>
-          <w:sz w:val="30"/>
-          <w:szCs w:val="30"/>
+          <w:sz w:val="28"/>
+          <w:szCs w:val="28"/>
         </w:rPr>
         <w:t>VANDAM</w:t>
       </w:r>
       <w:r>
         <w:rPr>
           <w:rFonts w:cstheme="minorHAnsi"/>
-          <w:sz w:val="30"/>
-          <w:szCs w:val="30"/>
-        </w:rPr>
-        <w:t xml:space="preserve"> is Petoskey’s aunt and Petey’s older sister in Lansing. With science on her </w:t>
-      </w:r>
-      <w:r>
-        <w:rPr>
-          <w:rFonts w:cstheme="minorHAnsi"/>
-          <w:sz w:val="30"/>
-          <w:szCs w:val="30"/>
-        </w:rPr>
-        <w:t xml:space="preserve">campy </w:t>
-      </w:r>
-      <w:r>
-        <w:rPr>
-          <w:rFonts w:cstheme="minorHAnsi"/>
-          <w:sz w:val="30"/>
-          <w:szCs w:val="30"/>
-        </w:rPr>
-        <w:t>mind, she runs a scuba diving company with Jasper.</w:t>
+          <w:sz w:val="28"/>
+          <w:szCs w:val="28"/>
+        </w:rPr>
+        <w:t xml:space="preserve"> is Petoskey’s aunt and Petey’s older sister in Lansing. </w:t>
+      </w:r>
+      <w:r>
+        <w:rPr>
+          <w:rFonts w:cstheme="minorHAnsi"/>
+          <w:sz w:val="28"/>
+          <w:szCs w:val="28"/>
+        </w:rPr>
+        <w:t xml:space="preserve">Her </w:t>
+      </w:r>
+      <w:r>
+        <w:rPr>
+          <w:rFonts w:cstheme="minorHAnsi"/>
+          <w:sz w:val="28"/>
+          <w:szCs w:val="28"/>
+        </w:rPr>
+        <w:t>campy mind</w:t>
+      </w:r>
+      <w:r>
+        <w:rPr>
+          <w:rFonts w:cstheme="minorHAnsi"/>
+          <w:sz w:val="28"/>
+          <w:szCs w:val="28"/>
+        </w:rPr>
+        <w:t xml:space="preserve"> loves science.</w:t>
+      </w:r>
+      <w:r>
+        <w:rPr>
+          <w:rFonts w:cstheme="minorHAnsi"/>
+          <w:sz w:val="28"/>
+          <w:szCs w:val="28"/>
+        </w:rPr>
+        <w:t xml:space="preserve"> </w:t>
+      </w:r>
+      <w:r>
+        <w:rPr>
+          <w:rFonts w:cstheme="minorHAnsi"/>
+          <w:sz w:val="28"/>
+          <w:szCs w:val="28"/>
+        </w:rPr>
+        <w:t>Michigan Technological University</w:t>
+      </w:r>
+      <w:r>
+        <w:rPr>
+          <w:rFonts w:cstheme="minorHAnsi"/>
+          <w:sz w:val="28"/>
+          <w:szCs w:val="28"/>
+        </w:rPr>
+        <w:t xml:space="preserve"> dropout.</w:t>
       </w:r>
     </w:p>
     <w:p>
@@ -7505,8 +7990,8 @@
         <w:spacing w:line="240" w:lineRule="auto"/>
         <w:rPr>
           <w:rFonts w:cstheme="minorHAnsi"/>
-          <w:sz w:val="30"/>
-          <w:szCs w:val="30"/>
+          <w:sz w:val="28"/>
+          <w:szCs w:val="28"/>
         </w:rPr>
       </w:pPr>
       <w:r>
@@ -7514,16 +7999,16 @@
           <w:rFonts w:cstheme="minorHAnsi"/>
           <w:b/>
           <w:bCs/>
-          <w:sz w:val="30"/>
-          <w:szCs w:val="30"/>
+          <w:sz w:val="28"/>
+          <w:szCs w:val="28"/>
         </w:rPr>
         <w:t>CHERRY</w:t>
       </w:r>
       <w:r>
         <w:rPr>
           <w:rFonts w:cstheme="minorHAnsi"/>
-          <w:sz w:val="30"/>
-          <w:szCs w:val="30"/>
+          <w:sz w:val="28"/>
+          <w:szCs w:val="28"/>
         </w:rPr>
         <w:t xml:space="preserve"> </w:t>
       </w:r>
@@ -7532,8 +8017,8 @@
           <w:rFonts w:cstheme="minorHAnsi"/>
           <w:b/>
           <w:bCs/>
-          <w:sz w:val="30"/>
-          <w:szCs w:val="30"/>
+          <w:sz w:val="28"/>
+          <w:szCs w:val="28"/>
         </w:rPr>
         <w:t>JACOB</w:t>
       </w:r>
@@ -7542,194 +8027,194 @@
           <w:rFonts w:cstheme="minorHAnsi"/>
           <w:b/>
           <w:bCs/>
-          <w:sz w:val="30"/>
-          <w:szCs w:val="30"/>
+          <w:sz w:val="28"/>
+          <w:szCs w:val="28"/>
         </w:rPr>
         <w:t>OWITZ</w:t>
       </w:r>
       <w:r>
         <w:rPr>
           <w:rFonts w:cstheme="minorHAnsi"/>
-          <w:sz w:val="30"/>
-          <w:szCs w:val="30"/>
+          <w:sz w:val="28"/>
+          <w:szCs w:val="28"/>
         </w:rPr>
         <w:t xml:space="preserve"> </w:t>
       </w:r>
       <w:r>
         <w:rPr>
           <w:rFonts w:cstheme="minorHAnsi"/>
-          <w:sz w:val="30"/>
-          <w:szCs w:val="30"/>
+          <w:sz w:val="28"/>
+          <w:szCs w:val="28"/>
         </w:rPr>
         <w:t xml:space="preserve">is </w:t>
       </w:r>
       <w:r>
         <w:rPr>
           <w:rFonts w:cstheme="minorHAnsi"/>
-          <w:sz w:val="30"/>
-          <w:szCs w:val="30"/>
+          <w:sz w:val="28"/>
+          <w:szCs w:val="28"/>
         </w:rPr>
         <w:t xml:space="preserve">Petoskey’s </w:t>
       </w:r>
       <w:r>
         <w:rPr>
           <w:rFonts w:cstheme="minorHAnsi"/>
-          <w:sz w:val="30"/>
-          <w:szCs w:val="30"/>
+          <w:sz w:val="28"/>
+          <w:szCs w:val="28"/>
         </w:rPr>
         <w:t>aun</w:t>
       </w:r>
       <w:r>
         <w:rPr>
           <w:rFonts w:cstheme="minorHAnsi"/>
-          <w:sz w:val="30"/>
-          <w:szCs w:val="30"/>
+          <w:sz w:val="28"/>
+          <w:szCs w:val="28"/>
         </w:rPr>
         <w:t>t</w:t>
       </w:r>
       <w:r>
         <w:rPr>
           <w:rFonts w:cstheme="minorHAnsi"/>
-          <w:sz w:val="30"/>
-          <w:szCs w:val="30"/>
+          <w:sz w:val="28"/>
+          <w:szCs w:val="28"/>
         </w:rPr>
         <w:t xml:space="preserve"> and Petey’s oldest sister</w:t>
       </w:r>
       <w:r>
         <w:rPr>
           <w:rFonts w:cstheme="minorHAnsi"/>
-          <w:sz w:val="30"/>
-          <w:szCs w:val="30"/>
+          <w:sz w:val="28"/>
+          <w:szCs w:val="28"/>
         </w:rPr>
         <w:t xml:space="preserve"> </w:t>
       </w:r>
       <w:r>
         <w:rPr>
           <w:rFonts w:cstheme="minorHAnsi"/>
-          <w:sz w:val="30"/>
-          <w:szCs w:val="30"/>
+          <w:sz w:val="28"/>
+          <w:szCs w:val="28"/>
         </w:rPr>
         <w:t xml:space="preserve">in </w:t>
       </w:r>
       <w:r>
         <w:rPr>
           <w:rFonts w:cstheme="minorHAnsi"/>
-          <w:sz w:val="30"/>
-          <w:szCs w:val="30"/>
+          <w:sz w:val="28"/>
+          <w:szCs w:val="28"/>
         </w:rPr>
         <w:t>Kalamazoo</w:t>
       </w:r>
       <w:r>
         <w:rPr>
           <w:rFonts w:cstheme="minorHAnsi"/>
-          <w:sz w:val="30"/>
-          <w:szCs w:val="30"/>
+          <w:sz w:val="28"/>
+          <w:szCs w:val="28"/>
         </w:rPr>
         <w:t>.</w:t>
       </w:r>
       <w:r>
         <w:rPr>
           <w:rFonts w:cstheme="minorHAnsi"/>
-          <w:sz w:val="30"/>
-          <w:szCs w:val="30"/>
+          <w:sz w:val="28"/>
+          <w:szCs w:val="28"/>
         </w:rPr>
         <w:t xml:space="preserve"> She </w:t>
       </w:r>
       <w:r>
         <w:rPr>
           <w:rFonts w:cstheme="minorHAnsi"/>
-          <w:sz w:val="30"/>
-          <w:szCs w:val="30"/>
+          <w:sz w:val="28"/>
+          <w:szCs w:val="28"/>
         </w:rPr>
         <w:t>arranges</w:t>
       </w:r>
       <w:r>
         <w:rPr>
           <w:rFonts w:cstheme="minorHAnsi"/>
-          <w:sz w:val="30"/>
-          <w:szCs w:val="30"/>
+          <w:sz w:val="28"/>
+          <w:szCs w:val="28"/>
         </w:rPr>
         <w:t xml:space="preserve"> the</w:t>
       </w:r>
       <w:r>
         <w:rPr>
           <w:rFonts w:cstheme="minorHAnsi"/>
-          <w:sz w:val="30"/>
-          <w:szCs w:val="30"/>
+          <w:sz w:val="28"/>
+          <w:szCs w:val="28"/>
         </w:rPr>
         <w:t xml:space="preserve"> theme and costume</w:t>
       </w:r>
       <w:r>
         <w:rPr>
           <w:rFonts w:cstheme="minorHAnsi"/>
-          <w:sz w:val="30"/>
-          <w:szCs w:val="30"/>
+          <w:sz w:val="28"/>
+          <w:szCs w:val="28"/>
         </w:rPr>
         <w:t>s</w:t>
       </w:r>
       <w:r>
         <w:rPr>
           <w:rFonts w:cstheme="minorHAnsi"/>
-          <w:sz w:val="30"/>
-          <w:szCs w:val="30"/>
+          <w:sz w:val="28"/>
+          <w:szCs w:val="28"/>
         </w:rPr>
         <w:t xml:space="preserve"> for the </w:t>
       </w:r>
       <w:r>
         <w:rPr>
           <w:rFonts w:cstheme="minorHAnsi"/>
-          <w:sz w:val="30"/>
-          <w:szCs w:val="30"/>
+          <w:sz w:val="28"/>
+          <w:szCs w:val="28"/>
         </w:rPr>
         <w:t xml:space="preserve">annual </w:t>
       </w:r>
       <w:r>
         <w:rPr>
           <w:rFonts w:cstheme="minorHAnsi"/>
-          <w:sz w:val="30"/>
-          <w:szCs w:val="30"/>
+          <w:sz w:val="28"/>
+          <w:szCs w:val="28"/>
         </w:rPr>
         <w:t>Harbor Days parade.</w:t>
       </w:r>
       <w:r>
         <w:rPr>
           <w:rFonts w:cstheme="minorHAnsi"/>
-          <w:sz w:val="30"/>
-          <w:szCs w:val="30"/>
-        </w:rPr>
-        <w:t xml:space="preserve"> She is married to a </w:t>
-      </w:r>
-      <w:r>
-        <w:rPr>
-          <w:rFonts w:cstheme="minorHAnsi"/>
-          <w:sz w:val="30"/>
-          <w:szCs w:val="30"/>
-        </w:rPr>
-        <w:t>Grand Rapids Griffins</w:t>
-      </w:r>
-      <w:r>
-        <w:rPr>
-          <w:rFonts w:cstheme="minorHAnsi"/>
-          <w:sz w:val="30"/>
-          <w:szCs w:val="30"/>
+          <w:sz w:val="28"/>
+          <w:szCs w:val="28"/>
+        </w:rPr>
+        <w:t xml:space="preserve"> She is married to a Grand Rapids Griffins</w:t>
+      </w:r>
+      <w:r>
+        <w:rPr>
+          <w:rFonts w:cstheme="minorHAnsi"/>
+          <w:sz w:val="28"/>
+          <w:szCs w:val="28"/>
         </w:rPr>
         <w:t xml:space="preserve"> hockey</w:t>
       </w:r>
       <w:r>
         <w:rPr>
           <w:rFonts w:cstheme="minorHAnsi"/>
-          <w:sz w:val="30"/>
-          <w:szCs w:val="30"/>
+          <w:sz w:val="28"/>
+          <w:szCs w:val="28"/>
         </w:rPr>
         <w:t xml:space="preserve"> manager</w:t>
       </w:r>
       <w:r>
         <w:rPr>
           <w:rFonts w:cstheme="minorHAnsi"/>
-          <w:sz w:val="30"/>
-          <w:szCs w:val="30"/>
+          <w:sz w:val="28"/>
+          <w:szCs w:val="28"/>
         </w:rPr>
         <w:t>.</w:t>
+      </w:r>
+      <w:r>
+        <w:rPr>
+          <w:rFonts w:cstheme="minorHAnsi"/>
+          <w:sz w:val="28"/>
+          <w:szCs w:val="28"/>
+        </w:rPr>
+        <w:t xml:space="preserve"> Hope College.</w:t>
       </w:r>
     </w:p>
     <w:p>
@@ -7740,8 +8225,8 @@
         <w:spacing w:line="240" w:lineRule="auto"/>
         <w:rPr>
           <w:rFonts w:cstheme="minorHAnsi"/>
-          <w:sz w:val="30"/>
-          <w:szCs w:val="30"/>
+          <w:sz w:val="28"/>
+          <w:szCs w:val="28"/>
         </w:rPr>
       </w:pPr>
       <w:r>
@@ -7749,10 +8234,9 @@
           <w:rFonts w:cstheme="minorHAnsi"/>
           <w:b/>
           <w:bCs/>
-          <w:sz w:val="30"/>
-          <w:szCs w:val="30"/>
-        </w:rPr>
-        <w:lastRenderedPageBreak/>
+          <w:sz w:val="28"/>
+          <w:szCs w:val="28"/>
+        </w:rPr>
         <w:t xml:space="preserve">JACOB </w:t>
       </w:r>
       <w:r>
@@ -7760,82 +8244,80 @@
           <w:rFonts w:cstheme="minorHAnsi"/>
           <w:b/>
           <w:bCs/>
-          <w:sz w:val="30"/>
-          <w:szCs w:val="30"/>
-        </w:rPr>
-        <w:t>JACOB</w:t>
-      </w:r>
-      <w:r>
-        <w:rPr>
-          <w:rFonts w:cstheme="minorHAnsi"/>
-          <w:b/>
-          <w:bCs/>
-          <w:sz w:val="30"/>
-          <w:szCs w:val="30"/>
-        </w:rPr>
-        <w:t>OWITZ</w:t>
-      </w:r>
-      <w:r>
-        <w:rPr>
-          <w:rFonts w:cstheme="minorHAnsi"/>
-          <w:sz w:val="30"/>
-          <w:szCs w:val="30"/>
+          <w:sz w:val="28"/>
+          <w:szCs w:val="28"/>
+        </w:rPr>
+        <w:t>JACOBOWITZ</w:t>
+      </w:r>
+      <w:r>
+        <w:rPr>
+          <w:rFonts w:cstheme="minorHAnsi"/>
+          <w:sz w:val="28"/>
+          <w:szCs w:val="28"/>
         </w:rPr>
         <w:t xml:space="preserve"> </w:t>
       </w:r>
       <w:r>
         <w:rPr>
           <w:rFonts w:cstheme="minorHAnsi"/>
-          <w:sz w:val="30"/>
-          <w:szCs w:val="30"/>
+          <w:sz w:val="28"/>
+          <w:szCs w:val="28"/>
         </w:rPr>
         <w:t>is Cherry’s son</w:t>
       </w:r>
       <w:r>
         <w:rPr>
           <w:rFonts w:cstheme="minorHAnsi"/>
-          <w:sz w:val="30"/>
-          <w:szCs w:val="30"/>
+          <w:sz w:val="28"/>
+          <w:szCs w:val="28"/>
         </w:rPr>
         <w:t xml:space="preserve"> who</w:t>
       </w:r>
       <w:r>
         <w:rPr>
           <w:rFonts w:cstheme="minorHAnsi"/>
-          <w:sz w:val="30"/>
-          <w:szCs w:val="30"/>
-        </w:rPr>
-        <w:t xml:space="preserve"> is a successful Broadway actor in New York City. He is the Master of Ceremony</w:t>
-      </w:r>
-      <w:r>
-        <w:rPr>
-          <w:rFonts w:cstheme="minorHAnsi"/>
-          <w:sz w:val="30"/>
-          <w:szCs w:val="30"/>
-        </w:rPr>
-        <w:t xml:space="preserve"> for the 2022 Harbor Days</w:t>
-      </w:r>
-      <w:r>
-        <w:rPr>
-          <w:rFonts w:cstheme="minorHAnsi"/>
-          <w:sz w:val="30"/>
-          <w:szCs w:val="30"/>
+          <w:sz w:val="28"/>
+          <w:szCs w:val="28"/>
+        </w:rPr>
+        <w:t xml:space="preserve"> is a successful Broadway actor in New York City. He is the </w:t>
+      </w:r>
+      <w:r>
+        <w:rPr>
+          <w:rFonts w:cstheme="minorHAnsi"/>
+          <w:sz w:val="28"/>
+          <w:szCs w:val="28"/>
+        </w:rPr>
+        <w:t xml:space="preserve">Grand Marshal </w:t>
+      </w:r>
+      <w:r>
+        <w:rPr>
+          <w:rFonts w:cstheme="minorHAnsi"/>
+          <w:sz w:val="28"/>
+          <w:szCs w:val="28"/>
+        </w:rPr>
+        <w:t>for the 2022 Harbor Days</w:t>
+      </w:r>
+      <w:r>
+        <w:rPr>
+          <w:rFonts w:cstheme="minorHAnsi"/>
+          <w:sz w:val="28"/>
+          <w:szCs w:val="28"/>
         </w:rPr>
         <w:t xml:space="preserve"> Parade where he</w:t>
       </w:r>
       <w:r>
         <w:rPr>
           <w:rFonts w:cstheme="minorHAnsi"/>
-          <w:sz w:val="30"/>
-          <w:szCs w:val="30"/>
+          <w:sz w:val="28"/>
+          <w:szCs w:val="28"/>
         </w:rPr>
         <w:t xml:space="preserve"> is dressed as </w:t>
       </w:r>
       <w:r>
         <w:rPr>
           <w:rFonts w:cstheme="minorHAnsi"/>
-          <w:sz w:val="30"/>
-          <w:szCs w:val="30"/>
+          <w:sz w:val="28"/>
+          <w:szCs w:val="28"/>
         </w:rPr>
         <w:t xml:space="preserve">Wednesday from </w:t>
       </w:r>
@@ -7844,34 +8326,58 @@
           <w:rFonts w:cstheme="minorHAnsi"/>
           <w:i/>
           <w:iCs/>
-          <w:sz w:val="30"/>
-          <w:szCs w:val="30"/>
+          <w:sz w:val="28"/>
+          <w:szCs w:val="28"/>
         </w:rPr>
         <w:t>The Addams Family</w:t>
       </w:r>
       <w:r>
         <w:rPr>
           <w:rFonts w:cstheme="minorHAnsi"/>
-          <w:sz w:val="30"/>
-          <w:szCs w:val="30"/>
+          <w:sz w:val="28"/>
+          <w:szCs w:val="28"/>
         </w:rPr>
         <w:t xml:space="preserve">. He recently </w:t>
       </w:r>
       <w:r>
         <w:rPr>
           <w:rFonts w:cstheme="minorHAnsi"/>
-          <w:sz w:val="30"/>
-          <w:szCs w:val="30"/>
-        </w:rPr>
-        <w:t>performed in the</w:t>
-      </w:r>
-      <w:r>
-        <w:rPr>
-          <w:rFonts w:cstheme="minorHAnsi"/>
-          <w:sz w:val="30"/>
-          <w:szCs w:val="30"/>
+          <w:sz w:val="28"/>
+          <w:szCs w:val="28"/>
+        </w:rPr>
+        <w:t xml:space="preserve">performed </w:t>
+      </w:r>
+      <w:r>
+        <w:rPr>
+          <w:rFonts w:cstheme="minorHAnsi"/>
+          <w:sz w:val="28"/>
+          <w:szCs w:val="28"/>
+        </w:rPr>
+        <w:t>on</w:t>
+      </w:r>
+      <w:r>
+        <w:rPr>
+          <w:rFonts w:cstheme="minorHAnsi"/>
+          <w:sz w:val="28"/>
+          <w:szCs w:val="28"/>
+        </w:rPr>
+        <w:t xml:space="preserve"> the</w:t>
+      </w:r>
+      <w:r>
+        <w:rPr>
+          <w:rFonts w:cstheme="minorHAnsi"/>
+          <w:sz w:val="28"/>
+          <w:szCs w:val="28"/>
         </w:rPr>
         <w:t xml:space="preserve"> national tour of this show.</w:t>
+      </w:r>
+      <w:r>
+        <w:rPr>
+          <w:rFonts w:cstheme="minorHAnsi"/>
+          <w:sz w:val="28"/>
+          <w:szCs w:val="28"/>
+        </w:rPr>
+        <w:t xml:space="preserve"> Western Michigan alum.</w:t>
       </w:r>
     </w:p>
     <w:p>
@@ -7882,8 +8388,8 @@
         <w:spacing w:line="240" w:lineRule="auto"/>
         <w:rPr>
           <w:rFonts w:cstheme="minorHAnsi"/>
-          <w:sz w:val="30"/>
-          <w:szCs w:val="30"/>
+          <w:sz w:val="28"/>
+          <w:szCs w:val="28"/>
         </w:rPr>
       </w:pPr>
       <w:r>
@@ -7891,108 +8397,69 @@
           <w:rFonts w:cstheme="minorHAnsi"/>
           <w:b/>
           <w:bCs/>
-          <w:sz w:val="30"/>
-          <w:szCs w:val="30"/>
-        </w:rPr>
-        <w:t>MILLY</w:t>
-      </w:r>
-      <w:r>
-        <w:rPr>
-          <w:rFonts w:cstheme="minorHAnsi"/>
-          <w:sz w:val="30"/>
-          <w:szCs w:val="30"/>
-        </w:rPr>
-        <w:t xml:space="preserve"> </w:t>
+          <w:sz w:val="28"/>
+          <w:szCs w:val="28"/>
+        </w:rPr>
+        <w:lastRenderedPageBreak/>
+        <w:t>LIBERTY</w:t>
+      </w:r>
+      <w:r>
+        <w:rPr>
+          <w:rFonts w:cstheme="minorHAnsi"/>
+          <w:sz w:val="28"/>
+          <w:szCs w:val="28"/>
+        </w:rPr>
+        <w:t xml:space="preserve"> AND </w:t>
       </w:r>
       <w:r>
         <w:rPr>
           <w:rFonts w:cstheme="minorHAnsi"/>
           <w:b/>
           <w:bCs/>
-          <w:sz w:val="30"/>
-          <w:szCs w:val="30"/>
-        </w:rPr>
-        <w:t>VANDAM</w:t>
-      </w:r>
-      <w:r>
-        <w:rPr>
-          <w:rFonts w:cstheme="minorHAnsi"/>
-          <w:sz w:val="30"/>
-          <w:szCs w:val="30"/>
-        </w:rPr>
-        <w:t xml:space="preserve"> is Petoskey’s</w:t>
-      </w:r>
-      <w:r>
-        <w:rPr>
-          <w:rFonts w:cstheme="minorHAnsi"/>
-          <w:sz w:val="30"/>
-          <w:szCs w:val="30"/>
-        </w:rPr>
-        <w:t xml:space="preserve"> </w:t>
-      </w:r>
-      <w:r>
-        <w:rPr>
-          <w:rFonts w:cstheme="minorHAnsi"/>
-          <w:sz w:val="30"/>
-          <w:szCs w:val="30"/>
-        </w:rPr>
-        <w:t>bold</w:t>
-      </w:r>
-      <w:r>
-        <w:rPr>
-          <w:rFonts w:cstheme="minorHAnsi"/>
-          <w:sz w:val="30"/>
-          <w:szCs w:val="30"/>
-        </w:rPr>
-        <w:t xml:space="preserve"> grandmother and inventor.</w:t>
-      </w:r>
-      <w:r>
-        <w:rPr>
-          <w:rFonts w:cstheme="minorHAnsi"/>
-          <w:sz w:val="30"/>
-          <w:szCs w:val="30"/>
-        </w:rPr>
-        <w:t xml:space="preserve"> She </w:t>
-      </w:r>
-      <w:r>
-        <w:rPr>
-          <w:rFonts w:cstheme="minorHAnsi"/>
-          <w:sz w:val="30"/>
-          <w:szCs w:val="30"/>
-        </w:rPr>
-        <w:t>invented</w:t>
-      </w:r>
-      <w:r>
-        <w:rPr>
-          <w:rFonts w:cstheme="minorHAnsi"/>
-          <w:sz w:val="30"/>
-          <w:szCs w:val="30"/>
-        </w:rPr>
-        <w:t xml:space="preserve"> the automatic toilet. With Willy, she owns a house by Elk Lake</w:t>
-      </w:r>
-      <w:r>
-        <w:rPr>
-          <w:rFonts w:cstheme="minorHAnsi"/>
-          <w:sz w:val="30"/>
-          <w:szCs w:val="30"/>
-        </w:rPr>
-        <w:t xml:space="preserve"> in Elk Rapids</w:t>
-      </w:r>
-      <w:r>
-        <w:rPr>
-          <w:rFonts w:cstheme="minorHAnsi"/>
-          <w:sz w:val="30"/>
-          <w:szCs w:val="30"/>
-        </w:rPr>
-        <w:t>.</w:t>
-      </w:r>
-      <w:r>
-        <w:rPr>
-          <w:rFonts w:cstheme="minorHAnsi"/>
-          <w:sz w:val="30"/>
-          <w:szCs w:val="30"/>
-        </w:rPr>
-        <w:t xml:space="preserve"> She and Willy stumble into the audience every so often.</w:t>
+          <w:sz w:val="28"/>
+          <w:szCs w:val="28"/>
+        </w:rPr>
+        <w:t>BAILEY</w:t>
+      </w:r>
+      <w:r>
+        <w:rPr>
+          <w:rFonts w:cstheme="minorHAnsi"/>
+          <w:sz w:val="28"/>
+          <w:szCs w:val="28"/>
+        </w:rPr>
+        <w:t xml:space="preserve"> are twin siblings and Petoskey, Lulu, and Jacob’s </w:t>
+      </w:r>
+      <w:r>
+        <w:rPr>
+          <w:rFonts w:cstheme="minorHAnsi"/>
+          <w:sz w:val="28"/>
+          <w:szCs w:val="28"/>
+        </w:rPr>
+        <w:t xml:space="preserve">little </w:t>
+      </w:r>
+      <w:r>
+        <w:rPr>
+          <w:rFonts w:cstheme="minorHAnsi"/>
+          <w:sz w:val="28"/>
+          <w:szCs w:val="28"/>
+        </w:rPr>
+        <w:t>cousins removed from reality. They are from Hell… Michigan.</w:t>
+      </w:r>
+      <w:r>
+        <w:rPr>
+          <w:rFonts w:cstheme="minorHAnsi"/>
+          <w:sz w:val="28"/>
+          <w:szCs w:val="28"/>
+        </w:rPr>
+        <w:t xml:space="preserve"> Liberty is allergic to sand and Bailey is allergic to pine.</w:t>
+      </w:r>
+      <w:r>
+        <w:rPr>
+          <w:rFonts w:cstheme="minorHAnsi"/>
+          <w:sz w:val="28"/>
+          <w:szCs w:val="28"/>
+        </w:rPr>
+        <w:t xml:space="preserve"> They make poison ivy bouquets.</w:t>
       </w:r>
     </w:p>
     <w:p>
@@ -8003,8 +8470,8 @@
         <w:spacing w:line="240" w:lineRule="auto"/>
         <w:rPr>
           <w:rFonts w:cstheme="minorHAnsi"/>
-          <w:sz w:val="30"/>
-          <w:szCs w:val="30"/>
+          <w:sz w:val="28"/>
+          <w:szCs w:val="28"/>
         </w:rPr>
       </w:pPr>
       <w:r>
@@ -8012,16 +8479,16 @@
           <w:rFonts w:cstheme="minorHAnsi"/>
           <w:b/>
           <w:bCs/>
-          <w:sz w:val="30"/>
-          <w:szCs w:val="30"/>
-        </w:rPr>
-        <w:t>WILLY</w:t>
-      </w:r>
-      <w:r>
-        <w:rPr>
-          <w:rFonts w:cstheme="minorHAnsi"/>
-          <w:sz w:val="30"/>
-          <w:szCs w:val="30"/>
+          <w:sz w:val="28"/>
+          <w:szCs w:val="28"/>
+        </w:rPr>
+        <w:t>MILLY</w:t>
+      </w:r>
+      <w:r>
+        <w:rPr>
+          <w:rFonts w:cstheme="minorHAnsi"/>
+          <w:sz w:val="28"/>
+          <w:szCs w:val="28"/>
         </w:rPr>
         <w:t xml:space="preserve"> </w:t>
       </w:r>
@@ -8030,130 +8497,106 @@
           <w:rFonts w:cstheme="minorHAnsi"/>
           <w:b/>
           <w:bCs/>
-          <w:sz w:val="30"/>
-          <w:szCs w:val="30"/>
+          <w:sz w:val="28"/>
+          <w:szCs w:val="28"/>
         </w:rPr>
         <w:t>VANDAM</w:t>
       </w:r>
       <w:r>
         <w:rPr>
           <w:rFonts w:cstheme="minorHAnsi"/>
-          <w:sz w:val="30"/>
-          <w:szCs w:val="30"/>
+          <w:sz w:val="28"/>
+          <w:szCs w:val="28"/>
+        </w:rPr>
+        <w:t xml:space="preserve"> is Petoskey’s</w:t>
+      </w:r>
+      <w:r>
+        <w:rPr>
+          <w:rFonts w:cstheme="minorHAnsi"/>
+          <w:sz w:val="28"/>
+          <w:szCs w:val="28"/>
         </w:rPr>
         <w:t xml:space="preserve"> </w:t>
       </w:r>
       <w:r>
         <w:rPr>
           <w:rFonts w:cstheme="minorHAnsi"/>
-          <w:sz w:val="30"/>
-          <w:szCs w:val="30"/>
-        </w:rPr>
-        <w:t xml:space="preserve">is Petoskey’s </w:t>
-      </w:r>
-      <w:r>
-        <w:rPr>
-          <w:rFonts w:cstheme="minorHAnsi"/>
-          <w:sz w:val="30"/>
-          <w:szCs w:val="30"/>
-        </w:rPr>
-        <w:t>chill</w:t>
-      </w:r>
-      <w:r>
-        <w:rPr>
-          <w:rFonts w:cstheme="minorHAnsi"/>
-          <w:sz w:val="30"/>
-          <w:szCs w:val="30"/>
+          <w:sz w:val="28"/>
+          <w:szCs w:val="28"/>
+        </w:rPr>
+        <w:t>bold</w:t>
+      </w:r>
+      <w:r>
+        <w:rPr>
+          <w:rFonts w:cstheme="minorHAnsi"/>
+          <w:sz w:val="28"/>
+          <w:szCs w:val="28"/>
+        </w:rPr>
+        <w:t xml:space="preserve"> grandmother and inventor.</w:t>
+      </w:r>
+      <w:r>
+        <w:rPr>
+          <w:rFonts w:cstheme="minorHAnsi"/>
+          <w:sz w:val="28"/>
+          <w:szCs w:val="28"/>
+        </w:rPr>
+        <w:t xml:space="preserve"> She </w:t>
+      </w:r>
+      <w:r>
+        <w:rPr>
+          <w:rFonts w:cstheme="minorHAnsi"/>
+          <w:sz w:val="28"/>
+          <w:szCs w:val="28"/>
+        </w:rPr>
+        <w:t>invented</w:t>
+      </w:r>
+      <w:r>
+        <w:rPr>
+          <w:rFonts w:cstheme="minorHAnsi"/>
+          <w:sz w:val="28"/>
+          <w:szCs w:val="28"/>
+        </w:rPr>
+        <w:t xml:space="preserve"> the automatic toilet. With Willy, she owns a house by Elk Lake</w:t>
+      </w:r>
+      <w:r>
+        <w:rPr>
+          <w:rFonts w:cstheme="minorHAnsi"/>
+          <w:sz w:val="28"/>
+          <w:szCs w:val="28"/>
+        </w:rPr>
+        <w:t xml:space="preserve"> in Elk Rapids</w:t>
+      </w:r>
+      <w:r>
+        <w:rPr>
+          <w:rFonts w:cstheme="minorHAnsi"/>
+          <w:sz w:val="28"/>
+          <w:szCs w:val="28"/>
+        </w:rPr>
+        <w:t>.</w:t>
+      </w:r>
+      <w:r>
+        <w:rPr>
+          <w:rFonts w:cstheme="minorHAnsi"/>
+          <w:sz w:val="28"/>
+          <w:szCs w:val="28"/>
+        </w:rPr>
+        <w:t xml:space="preserve"> She and Willy stumble into the audience every so often.</w:t>
+      </w:r>
+      <w:r>
+        <w:rPr>
+          <w:rFonts w:cstheme="minorHAnsi"/>
+          <w:sz w:val="28"/>
+          <w:szCs w:val="28"/>
         </w:rPr>
         <w:t xml:space="preserve"> </w:t>
       </w:r>
       <w:r>
         <w:rPr>
           <w:rFonts w:cstheme="minorHAnsi"/>
-          <w:sz w:val="30"/>
-          <w:szCs w:val="30"/>
-        </w:rPr>
-        <w:t>grandfather</w:t>
-      </w:r>
-      <w:r>
-        <w:rPr>
-          <w:rFonts w:cstheme="minorHAnsi"/>
-          <w:sz w:val="30"/>
-          <w:szCs w:val="30"/>
-        </w:rPr>
-        <w:t xml:space="preserve"> and </w:t>
-      </w:r>
-      <w:r>
-        <w:rPr>
-          <w:rFonts w:cstheme="minorHAnsi"/>
-          <w:sz w:val="30"/>
-          <w:szCs w:val="30"/>
-        </w:rPr>
-        <w:t>gardener</w:t>
-      </w:r>
-      <w:r>
-        <w:rPr>
-          <w:rFonts w:cstheme="minorHAnsi"/>
-          <w:sz w:val="30"/>
-          <w:szCs w:val="30"/>
-        </w:rPr>
-        <w:t>.</w:t>
-      </w:r>
-      <w:r>
-        <w:rPr>
-          <w:rFonts w:cstheme="minorHAnsi"/>
-          <w:sz w:val="30"/>
-          <w:szCs w:val="30"/>
-        </w:rPr>
-        <w:t xml:space="preserve"> With Milly, he owns a lake house by Elk Lake</w:t>
-      </w:r>
-      <w:r>
-        <w:rPr>
-          <w:rFonts w:cstheme="minorHAnsi"/>
-          <w:sz w:val="30"/>
-          <w:szCs w:val="30"/>
-        </w:rPr>
-        <w:t xml:space="preserve"> in Elk Rapids</w:t>
-      </w:r>
-      <w:r>
-        <w:rPr>
-          <w:rFonts w:cstheme="minorHAnsi"/>
-          <w:sz w:val="30"/>
-          <w:szCs w:val="30"/>
-        </w:rPr>
-        <w:t xml:space="preserve">. </w:t>
-      </w:r>
-      <w:r>
-        <w:rPr>
-          <w:rFonts w:cstheme="minorHAnsi"/>
-          <w:sz w:val="30"/>
-          <w:szCs w:val="30"/>
-        </w:rPr>
-        <w:t xml:space="preserve">Grieving Milly’s death in 2020, he leaves the garden </w:t>
-      </w:r>
-      <w:r>
-        <w:rPr>
-          <w:rFonts w:cstheme="minorHAnsi"/>
-          <w:sz w:val="30"/>
-          <w:szCs w:val="30"/>
-        </w:rPr>
-        <w:t>unattended</w:t>
-      </w:r>
-      <w:r>
-        <w:rPr>
-          <w:rFonts w:cstheme="minorHAnsi"/>
-          <w:sz w:val="30"/>
-          <w:szCs w:val="30"/>
-        </w:rPr>
-        <w:t xml:space="preserve"> and accidentally signs away the deed.</w:t>
-      </w:r>
-      <w:r>
-        <w:rPr>
-          <w:rFonts w:cstheme="minorHAnsi"/>
-          <w:sz w:val="30"/>
-          <w:szCs w:val="30"/>
-        </w:rPr>
-        <w:t xml:space="preserve"> He and Milly stumble into the audience every so often.</w:t>
+          <w:sz w:val="28"/>
+          <w:szCs w:val="28"/>
+        </w:rPr>
+        <w:t>Central Michigan University.</w:t>
       </w:r>
     </w:p>
     <w:p>
@@ -8164,8 +8607,177 @@
         <w:spacing w:line="240" w:lineRule="auto"/>
         <w:rPr>
           <w:rFonts w:cstheme="minorHAnsi"/>
-          <w:sz w:val="30"/>
-          <w:szCs w:val="30"/>
+          <w:sz w:val="28"/>
+          <w:szCs w:val="28"/>
+        </w:rPr>
+      </w:pPr>
+      <w:r>
+        <w:rPr>
+          <w:rFonts w:cstheme="minorHAnsi"/>
+          <w:b/>
+          <w:bCs/>
+          <w:sz w:val="28"/>
+          <w:szCs w:val="28"/>
+        </w:rPr>
+        <w:t>WILLY</w:t>
+      </w:r>
+      <w:r>
+        <w:rPr>
+          <w:rFonts w:cstheme="minorHAnsi"/>
+          <w:sz w:val="28"/>
+          <w:szCs w:val="28"/>
+        </w:rPr>
+        <w:t xml:space="preserve"> </w:t>
+      </w:r>
+      <w:r>
+        <w:rPr>
+          <w:rFonts w:cstheme="minorHAnsi"/>
+          <w:b/>
+          <w:bCs/>
+          <w:sz w:val="28"/>
+          <w:szCs w:val="28"/>
+        </w:rPr>
+        <w:t>VANDAM</w:t>
+      </w:r>
+      <w:r>
+        <w:rPr>
+          <w:rFonts w:cstheme="minorHAnsi"/>
+          <w:sz w:val="28"/>
+          <w:szCs w:val="28"/>
+        </w:rPr>
+        <w:t xml:space="preserve"> </w:t>
+      </w:r>
+      <w:r>
+        <w:rPr>
+          <w:rFonts w:cstheme="minorHAnsi"/>
+          <w:sz w:val="28"/>
+          <w:szCs w:val="28"/>
+        </w:rPr>
+        <w:t xml:space="preserve">is Petoskey’s </w:t>
+      </w:r>
+      <w:r>
+        <w:rPr>
+          <w:rFonts w:cstheme="minorHAnsi"/>
+          <w:sz w:val="28"/>
+          <w:szCs w:val="28"/>
+        </w:rPr>
+        <w:t>chill</w:t>
+      </w:r>
+      <w:r>
+        <w:rPr>
+          <w:rFonts w:cstheme="minorHAnsi"/>
+          <w:sz w:val="28"/>
+          <w:szCs w:val="28"/>
+        </w:rPr>
+        <w:t xml:space="preserve"> </w:t>
+      </w:r>
+      <w:r>
+        <w:rPr>
+          <w:rFonts w:cstheme="minorHAnsi"/>
+          <w:sz w:val="28"/>
+          <w:szCs w:val="28"/>
+        </w:rPr>
+        <w:t>grandfather</w:t>
+      </w:r>
+      <w:r>
+        <w:rPr>
+          <w:rFonts w:cstheme="minorHAnsi"/>
+          <w:sz w:val="28"/>
+          <w:szCs w:val="28"/>
+        </w:rPr>
+        <w:t xml:space="preserve"> and </w:t>
+      </w:r>
+      <w:r>
+        <w:rPr>
+          <w:rFonts w:cstheme="minorHAnsi"/>
+          <w:sz w:val="28"/>
+          <w:szCs w:val="28"/>
+        </w:rPr>
+        <w:t>gardener</w:t>
+      </w:r>
+      <w:r>
+        <w:rPr>
+          <w:rFonts w:cstheme="minorHAnsi"/>
+          <w:sz w:val="28"/>
+          <w:szCs w:val="28"/>
+        </w:rPr>
+        <w:t>.</w:t>
+      </w:r>
+      <w:r>
+        <w:rPr>
+          <w:rFonts w:cstheme="minorHAnsi"/>
+          <w:sz w:val="28"/>
+          <w:szCs w:val="28"/>
+        </w:rPr>
+        <w:t xml:space="preserve"> With Milly, he owns a lake house by Elk Lake</w:t>
+      </w:r>
+      <w:r>
+        <w:rPr>
+          <w:rFonts w:cstheme="minorHAnsi"/>
+          <w:sz w:val="28"/>
+          <w:szCs w:val="28"/>
+        </w:rPr>
+        <w:t xml:space="preserve"> in Elk Rapids</w:t>
+      </w:r>
+      <w:r>
+        <w:rPr>
+          <w:rFonts w:cstheme="minorHAnsi"/>
+          <w:sz w:val="28"/>
+          <w:szCs w:val="28"/>
+        </w:rPr>
+        <w:t xml:space="preserve">. </w:t>
+      </w:r>
+      <w:r>
+        <w:rPr>
+          <w:rFonts w:cstheme="minorHAnsi"/>
+          <w:sz w:val="28"/>
+          <w:szCs w:val="28"/>
+        </w:rPr>
+        <w:t xml:space="preserve">Grieving Milly’s death in 2020, he leaves the garden </w:t>
+      </w:r>
+      <w:r>
+        <w:rPr>
+          <w:rFonts w:cstheme="minorHAnsi"/>
+          <w:sz w:val="28"/>
+          <w:szCs w:val="28"/>
+        </w:rPr>
+        <w:t>unattended</w:t>
+      </w:r>
+      <w:r>
+        <w:rPr>
+          <w:rFonts w:cstheme="minorHAnsi"/>
+          <w:sz w:val="28"/>
+          <w:szCs w:val="28"/>
+        </w:rPr>
+        <w:t xml:space="preserve"> and accidentally signs away the deed.</w:t>
+      </w:r>
+      <w:r>
+        <w:rPr>
+          <w:rFonts w:cstheme="minorHAnsi"/>
+          <w:sz w:val="28"/>
+          <w:szCs w:val="28"/>
+        </w:rPr>
+        <w:t xml:space="preserve"> He and Milly stumble into the audience every so often.</w:t>
+      </w:r>
+      <w:r>
+        <w:rPr>
+          <w:rFonts w:cstheme="minorHAnsi"/>
+          <w:sz w:val="28"/>
+          <w:szCs w:val="28"/>
+        </w:rPr>
+        <w:t xml:space="preserve"> Northern Michigan University.</w:t>
+      </w:r>
+    </w:p>
+    <w:p>
+      <w:pPr>
+        <w:tabs>
+          <w:tab w:val="left" w:pos="5013"/>
+        </w:tabs>
+        <w:spacing w:line="240" w:lineRule="auto"/>
+        <w:rPr>
+          <w:rFonts w:cstheme="minorHAnsi"/>
+          <w:sz w:val="28"/>
+          <w:szCs w:val="28"/>
         </w:rPr>
       </w:pPr>
     </w:p>
@@ -8180,8 +8792,8 @@
           <w:rFonts w:cstheme="minorHAnsi"/>
           <w:b/>
           <w:bCs/>
-          <w:sz w:val="30"/>
-          <w:szCs w:val="30"/>
+          <w:sz w:val="28"/>
+          <w:szCs w:val="28"/>
         </w:rPr>
       </w:pPr>
       <w:r>
@@ -8189,8 +8801,8 @@
           <w:rFonts w:cstheme="minorHAnsi"/>
           <w:b/>
           <w:bCs/>
-          <w:sz w:val="30"/>
-          <w:szCs w:val="30"/>
+          <w:sz w:val="28"/>
+          <w:szCs w:val="28"/>
         </w:rPr>
         <w:t>ELK RAPIDS</w:t>
       </w:r>
@@ -8199,8 +8811,8 @@
           <w:rFonts w:cstheme="minorHAnsi"/>
           <w:b/>
           <w:bCs/>
-          <w:sz w:val="30"/>
-          <w:szCs w:val="30"/>
+          <w:sz w:val="28"/>
+          <w:szCs w:val="28"/>
         </w:rPr>
         <w:t xml:space="preserve"> RESIDENTS</w:t>
       </w:r>
@@ -8213,8 +8825,8 @@
         <w:spacing w:line="240" w:lineRule="auto"/>
         <w:rPr>
           <w:rFonts w:cstheme="minorHAnsi"/>
-          <w:sz w:val="30"/>
-          <w:szCs w:val="30"/>
+          <w:sz w:val="28"/>
+          <w:szCs w:val="28"/>
         </w:rPr>
       </w:pPr>
       <w:r>
@@ -8222,194 +8834,162 @@
           <w:rFonts w:cstheme="minorHAnsi"/>
           <w:b/>
           <w:bCs/>
-          <w:sz w:val="30"/>
-          <w:szCs w:val="30"/>
+          <w:sz w:val="28"/>
+          <w:szCs w:val="28"/>
         </w:rPr>
         <w:t>JASPER TRAN</w:t>
       </w:r>
       <w:r>
         <w:rPr>
           <w:rFonts w:cstheme="minorHAnsi"/>
-          <w:sz w:val="30"/>
-          <w:szCs w:val="30"/>
+          <w:sz w:val="28"/>
+          <w:szCs w:val="28"/>
         </w:rPr>
         <w:t xml:space="preserve"> is Petey’s </w:t>
       </w:r>
       <w:r>
         <w:rPr>
           <w:rFonts w:cstheme="minorHAnsi"/>
-          <w:sz w:val="30"/>
-          <w:szCs w:val="30"/>
+          <w:sz w:val="28"/>
+          <w:szCs w:val="28"/>
         </w:rPr>
         <w:t xml:space="preserve">resourceful </w:t>
       </w:r>
       <w:r>
         <w:rPr>
           <w:rFonts w:cstheme="minorHAnsi"/>
-          <w:sz w:val="30"/>
-          <w:szCs w:val="30"/>
+          <w:sz w:val="28"/>
+          <w:szCs w:val="28"/>
         </w:rPr>
         <w:t>childhood friend</w:t>
       </w:r>
       <w:r>
         <w:rPr>
           <w:rFonts w:cstheme="minorHAnsi"/>
-          <w:sz w:val="30"/>
-          <w:szCs w:val="30"/>
+          <w:sz w:val="28"/>
+          <w:szCs w:val="28"/>
         </w:rPr>
         <w:t xml:space="preserve"> and </w:t>
       </w:r>
       <w:r>
         <w:rPr>
           <w:rFonts w:cstheme="minorHAnsi"/>
-          <w:sz w:val="30"/>
-          <w:szCs w:val="30"/>
+          <w:sz w:val="28"/>
+          <w:szCs w:val="28"/>
         </w:rPr>
         <w:t>Petoskey’s godfather</w:t>
       </w:r>
       <w:r>
         <w:rPr>
           <w:rFonts w:cstheme="minorHAnsi"/>
-          <w:sz w:val="30"/>
-          <w:szCs w:val="30"/>
+          <w:sz w:val="28"/>
+          <w:szCs w:val="28"/>
         </w:rPr>
         <w:t xml:space="preserve"> who </w:t>
       </w:r>
       <w:r>
         <w:rPr>
           <w:rFonts w:cstheme="minorHAnsi"/>
-          <w:sz w:val="30"/>
-          <w:szCs w:val="30"/>
+          <w:sz w:val="28"/>
+          <w:szCs w:val="28"/>
         </w:rPr>
         <w:t>runs</w:t>
       </w:r>
       <w:r>
         <w:rPr>
           <w:rFonts w:cstheme="minorHAnsi"/>
-          <w:sz w:val="30"/>
-          <w:szCs w:val="30"/>
+          <w:sz w:val="28"/>
+          <w:szCs w:val="28"/>
         </w:rPr>
         <w:t xml:space="preserve"> the</w:t>
       </w:r>
       <w:r>
         <w:rPr>
           <w:rFonts w:cstheme="minorHAnsi"/>
-          <w:sz w:val="30"/>
-          <w:szCs w:val="30"/>
+          <w:sz w:val="28"/>
+          <w:szCs w:val="28"/>
         </w:rPr>
         <w:t xml:space="preserve"> </w:t>
       </w:r>
       <w:r>
         <w:rPr>
           <w:rFonts w:cstheme="minorHAnsi"/>
-          <w:sz w:val="30"/>
-          <w:szCs w:val="30"/>
+          <w:sz w:val="28"/>
+          <w:szCs w:val="28"/>
         </w:rPr>
         <w:t>BANH MIchigan</w:t>
       </w:r>
       <w:r>
         <w:rPr>
           <w:rFonts w:cstheme="minorHAnsi"/>
-          <w:sz w:val="30"/>
-          <w:szCs w:val="30"/>
+          <w:sz w:val="28"/>
+          <w:szCs w:val="28"/>
+        </w:rPr>
+        <w:t xml:space="preserve"> Vietnamese restaurant</w:t>
+      </w:r>
+      <w:r>
+        <w:rPr>
+          <w:rFonts w:cstheme="minorHAnsi"/>
+          <w:sz w:val="28"/>
+          <w:szCs w:val="28"/>
+        </w:rPr>
+        <w:t xml:space="preserve"> and a golf course.</w:t>
+      </w:r>
+      <w:r>
+        <w:rPr>
+          <w:rFonts w:cstheme="minorHAnsi"/>
+          <w:sz w:val="28"/>
+          <w:szCs w:val="28"/>
         </w:rPr>
         <w:t xml:space="preserve"> </w:t>
       </w:r>
       <w:r>
         <w:rPr>
           <w:rFonts w:cstheme="minorHAnsi"/>
-          <w:sz w:val="30"/>
-          <w:szCs w:val="30"/>
-        </w:rPr>
-        <w:t>Vietnamese restaurant</w:t>
-      </w:r>
-      <w:r>
-        <w:rPr>
-          <w:rFonts w:cstheme="minorHAnsi"/>
-          <w:sz w:val="30"/>
-          <w:szCs w:val="30"/>
-        </w:rPr>
-        <w:t>, a scuba diving company</w:t>
-      </w:r>
-      <w:r>
-        <w:rPr>
-          <w:rFonts w:cstheme="minorHAnsi"/>
-          <w:sz w:val="30"/>
-          <w:szCs w:val="30"/>
-        </w:rPr>
-        <w:t xml:space="preserve"> with </w:t>
-      </w:r>
-      <w:r>
-        <w:rPr>
-          <w:rFonts w:cstheme="minorHAnsi"/>
-          <w:sz w:val="30"/>
-          <w:szCs w:val="30"/>
-        </w:rPr>
-        <w:t xml:space="preserve">Aunt </w:t>
-      </w:r>
-      <w:r>
-        <w:rPr>
-          <w:rFonts w:cstheme="minorHAnsi"/>
-          <w:sz w:val="30"/>
-          <w:szCs w:val="30"/>
-        </w:rPr>
-        <w:t>Perry</w:t>
-      </w:r>
-      <w:r>
-        <w:rPr>
-          <w:rFonts w:cstheme="minorHAnsi"/>
-          <w:sz w:val="30"/>
-          <w:szCs w:val="30"/>
-        </w:rPr>
-        <w:t>, and a golf course for the heck of it.</w:t>
-      </w:r>
-      <w:r>
-        <w:rPr>
-          <w:rFonts w:cstheme="minorHAnsi"/>
-          <w:sz w:val="30"/>
-          <w:szCs w:val="30"/>
-        </w:rPr>
-        <w:t xml:space="preserve"> </w:t>
-      </w:r>
-      <w:r>
-        <w:rPr>
-          <w:rFonts w:cstheme="minorHAnsi"/>
-          <w:sz w:val="30"/>
-          <w:szCs w:val="30"/>
+          <w:sz w:val="28"/>
+          <w:szCs w:val="28"/>
         </w:rPr>
         <w:t>As a teen, h</w:t>
       </w:r>
       <w:r>
         <w:rPr>
           <w:rFonts w:cstheme="minorHAnsi"/>
-          <w:sz w:val="30"/>
-          <w:szCs w:val="30"/>
+          <w:sz w:val="28"/>
+          <w:szCs w:val="28"/>
         </w:rPr>
         <w:t xml:space="preserve">e once looked down on the Arab community when a Lebanese family bought out his family’s previous </w:t>
       </w:r>
       <w:r>
         <w:rPr>
           <w:rFonts w:cstheme="minorHAnsi"/>
-          <w:sz w:val="30"/>
-          <w:szCs w:val="30"/>
+          <w:sz w:val="28"/>
+          <w:szCs w:val="28"/>
         </w:rPr>
         <w:t xml:space="preserve">struggling </w:t>
       </w:r>
       <w:r>
         <w:rPr>
           <w:rFonts w:cstheme="minorHAnsi"/>
-          <w:sz w:val="30"/>
-          <w:szCs w:val="30"/>
+          <w:sz w:val="28"/>
+          <w:szCs w:val="28"/>
         </w:rPr>
         <w:t>restaurant.</w:t>
       </w:r>
       <w:r>
         <w:rPr>
           <w:rFonts w:cstheme="minorHAnsi"/>
-          <w:sz w:val="30"/>
-          <w:szCs w:val="30"/>
+          <w:sz w:val="28"/>
+          <w:szCs w:val="28"/>
         </w:rPr>
         <w:t xml:space="preserve"> After Petey’s passing with the last memory of him being his prejudice towards Arabs for “stealing American jobs,” he vows to help migrants no matter what.</w:t>
+      </w:r>
+      <w:r>
+        <w:rPr>
+          <w:rFonts w:cstheme="minorHAnsi"/>
+          <w:sz w:val="28"/>
+          <w:szCs w:val="28"/>
+        </w:rPr>
+        <w:t xml:space="preserve"> Ferris State. Red Wings fan.</w:t>
       </w:r>
     </w:p>
     <w:p>
@@ -8420,8 +9000,8 @@
         <w:spacing w:line="240" w:lineRule="auto"/>
         <w:rPr>
           <w:rFonts w:cstheme="minorHAnsi"/>
-          <w:sz w:val="30"/>
-          <w:szCs w:val="30"/>
+          <w:sz w:val="28"/>
+          <w:szCs w:val="28"/>
         </w:rPr>
       </w:pPr>
       <w:r>
@@ -8429,8 +9009,8 @@
           <w:rFonts w:cstheme="minorHAnsi"/>
           <w:b/>
           <w:bCs/>
-          <w:sz w:val="30"/>
-          <w:szCs w:val="30"/>
+          <w:sz w:val="28"/>
+          <w:szCs w:val="28"/>
         </w:rPr>
         <w:t>AMANDA</w:t>
       </w:r>
@@ -8439,234 +9019,338 @@
           <w:rFonts w:cstheme="minorHAnsi"/>
           <w:b/>
           <w:bCs/>
-          <w:sz w:val="30"/>
-          <w:szCs w:val="30"/>
+          <w:sz w:val="28"/>
+          <w:szCs w:val="28"/>
         </w:rPr>
         <w:t xml:space="preserve"> WAYLAND</w:t>
       </w:r>
       <w:r>
         <w:rPr>
           <w:rFonts w:cstheme="minorHAnsi"/>
-          <w:sz w:val="30"/>
-          <w:szCs w:val="30"/>
+          <w:sz w:val="28"/>
+          <w:szCs w:val="28"/>
         </w:rPr>
         <w:t xml:space="preserve"> is </w:t>
       </w:r>
       <w:r>
         <w:rPr>
           <w:rFonts w:cstheme="minorHAnsi"/>
-          <w:sz w:val="30"/>
-          <w:szCs w:val="30"/>
+          <w:sz w:val="28"/>
+          <w:szCs w:val="28"/>
         </w:rPr>
         <w:t>the</w:t>
       </w:r>
       <w:r>
         <w:rPr>
           <w:rFonts w:cstheme="minorHAnsi"/>
-          <w:sz w:val="30"/>
-          <w:szCs w:val="30"/>
+          <w:sz w:val="28"/>
+          <w:szCs w:val="28"/>
+        </w:rPr>
+        <w:t xml:space="preserve"> CEO of Turkey Ventures</w:t>
+      </w:r>
+      <w:r>
+        <w:rPr>
+          <w:rFonts w:cstheme="minorHAnsi"/>
+          <w:sz w:val="28"/>
+          <w:szCs w:val="28"/>
         </w:rPr>
         <w:t xml:space="preserve"> </w:t>
       </w:r>
       <w:r>
         <w:rPr>
           <w:rFonts w:cstheme="minorHAnsi"/>
-          <w:sz w:val="30"/>
-          <w:szCs w:val="30"/>
-        </w:rPr>
-        <w:t>sketchy CEO of Turkey Ventures</w:t>
-      </w:r>
-      <w:r>
-        <w:rPr>
-          <w:rFonts w:cstheme="minorHAnsi"/>
-          <w:sz w:val="30"/>
-          <w:szCs w:val="30"/>
-        </w:rPr>
-        <w:t xml:space="preserve"> and the creator of afterlife.ai</w:t>
-      </w:r>
-      <w:r>
-        <w:rPr>
-          <w:rFonts w:cstheme="minorHAnsi"/>
-          <w:sz w:val="30"/>
-          <w:szCs w:val="30"/>
+          <w:sz w:val="28"/>
+          <w:szCs w:val="28"/>
+        </w:rPr>
+        <w:t>who created</w:t>
+      </w:r>
+      <w:r>
+        <w:rPr>
+          <w:rFonts w:cstheme="minorHAnsi"/>
+          <w:sz w:val="28"/>
+          <w:szCs w:val="28"/>
+        </w:rPr>
+        <w:t xml:space="preserve"> afterlife.ai</w:t>
+      </w:r>
+      <w:r>
+        <w:rPr>
+          <w:rFonts w:cstheme="minorHAnsi"/>
+          <w:sz w:val="28"/>
+          <w:szCs w:val="28"/>
         </w:rPr>
         <w:t xml:space="preserve"> whose </w:t>
       </w:r>
       <w:r>
         <w:rPr>
           <w:rFonts w:cstheme="minorHAnsi"/>
-          <w:sz w:val="30"/>
-          <w:szCs w:val="30"/>
-        </w:rPr>
-        <w:t>mission</w:t>
-      </w:r>
-      <w:r>
-        <w:rPr>
-          <w:rFonts w:cstheme="minorHAnsi"/>
-          <w:sz w:val="30"/>
-          <w:szCs w:val="30"/>
+          <w:sz w:val="28"/>
+          <w:szCs w:val="28"/>
+        </w:rPr>
+        <w:t>goal</w:t>
+      </w:r>
+      <w:r>
+        <w:rPr>
+          <w:rFonts w:cstheme="minorHAnsi"/>
+          <w:sz w:val="28"/>
+          <w:szCs w:val="28"/>
         </w:rPr>
         <w:t xml:space="preserve"> is to </w:t>
       </w:r>
       <w:r>
         <w:rPr>
           <w:rFonts w:cstheme="minorHAnsi"/>
-          <w:sz w:val="30"/>
-          <w:szCs w:val="30"/>
+          <w:sz w:val="28"/>
+          <w:szCs w:val="28"/>
         </w:rPr>
         <w:t>turn the Elk Lake neighborhood into a data center</w:t>
       </w:r>
       <w:r>
         <w:rPr>
           <w:rFonts w:cstheme="minorHAnsi"/>
-          <w:sz w:val="30"/>
-          <w:szCs w:val="30"/>
+          <w:sz w:val="28"/>
+          <w:szCs w:val="28"/>
         </w:rPr>
         <w:t>.</w:t>
       </w:r>
       <w:r>
         <w:rPr>
           <w:rFonts w:cstheme="minorHAnsi"/>
-          <w:sz w:val="30"/>
-          <w:szCs w:val="30"/>
+          <w:sz w:val="28"/>
+          <w:szCs w:val="28"/>
         </w:rPr>
         <w:t xml:space="preserve"> </w:t>
       </w:r>
       <w:r>
         <w:rPr>
           <w:rFonts w:cstheme="minorHAnsi"/>
-          <w:sz w:val="30"/>
-          <w:szCs w:val="30"/>
-        </w:rPr>
-        <w:t>Before flunking out of art school for using Photoshop, s</w:t>
-      </w:r>
-      <w:r>
-        <w:rPr>
-          <w:rFonts w:cstheme="minorHAnsi"/>
-          <w:sz w:val="30"/>
-          <w:szCs w:val="30"/>
-        </w:rPr>
-        <w:t xml:space="preserve">he was a rival to </w:t>
-      </w:r>
-      <w:r>
-        <w:rPr>
-          <w:rFonts w:cstheme="minorHAnsi"/>
-          <w:sz w:val="30"/>
-          <w:szCs w:val="30"/>
-        </w:rPr>
-        <w:t>her classmate,</w:t>
-      </w:r>
-      <w:r>
-        <w:rPr>
-          <w:rFonts w:cstheme="minorHAnsi"/>
-          <w:sz w:val="30"/>
-          <w:szCs w:val="30"/>
-        </w:rPr>
-        <w:t xml:space="preserve"> Cherry Vandam.</w:t>
-      </w:r>
-      <w:r>
-        <w:rPr>
-          <w:rFonts w:cstheme="minorHAnsi"/>
-          <w:sz w:val="30"/>
-          <w:szCs w:val="30"/>
+          <w:sz w:val="28"/>
+          <w:szCs w:val="28"/>
+        </w:rPr>
+        <w:t>At Hope College, she was a</w:t>
+      </w:r>
+      <w:r>
+        <w:rPr>
+          <w:rFonts w:cstheme="minorHAnsi"/>
+          <w:sz w:val="28"/>
+          <w:szCs w:val="28"/>
+        </w:rPr>
+        <w:t>n art school</w:t>
+      </w:r>
+      <w:r>
+        <w:rPr>
+          <w:rFonts w:cstheme="minorHAnsi"/>
+          <w:sz w:val="28"/>
+          <w:szCs w:val="28"/>
+        </w:rPr>
+        <w:t xml:space="preserve"> rival of Cherry Vandam, before </w:t>
+      </w:r>
+      <w:r>
+        <w:rPr>
+          <w:rFonts w:cstheme="minorHAnsi"/>
+          <w:sz w:val="28"/>
+          <w:szCs w:val="28"/>
+        </w:rPr>
+        <w:t xml:space="preserve">getting </w:t>
+      </w:r>
+      <w:r>
+        <w:rPr>
+          <w:rFonts w:cstheme="minorHAnsi"/>
+          <w:sz w:val="28"/>
+          <w:szCs w:val="28"/>
+        </w:rPr>
+        <w:t>exp</w:t>
+      </w:r>
+      <w:r>
+        <w:rPr>
+          <w:rFonts w:cstheme="minorHAnsi"/>
+          <w:sz w:val="28"/>
+          <w:szCs w:val="28"/>
+        </w:rPr>
+        <w:t>elled</w:t>
+      </w:r>
+      <w:r>
+        <w:rPr>
+          <w:rFonts w:cstheme="minorHAnsi"/>
+          <w:sz w:val="28"/>
+          <w:szCs w:val="28"/>
         </w:rPr>
         <w:t xml:space="preserve"> </w:t>
       </w:r>
       <w:r>
         <w:rPr>
           <w:rFonts w:cstheme="minorHAnsi"/>
-          <w:sz w:val="30"/>
-          <w:szCs w:val="30"/>
+          <w:sz w:val="28"/>
+          <w:szCs w:val="28"/>
+        </w:rPr>
+        <w:t>for using Photoshop</w:t>
+      </w:r>
+      <w:r>
+        <w:rPr>
+          <w:rFonts w:cstheme="minorHAnsi"/>
+          <w:sz w:val="28"/>
+          <w:szCs w:val="28"/>
+        </w:rPr>
+        <w:t>.</w:t>
+      </w:r>
+      <w:r>
+        <w:rPr>
+          <w:rFonts w:cstheme="minorHAnsi"/>
+          <w:sz w:val="28"/>
+          <w:szCs w:val="28"/>
+        </w:rPr>
+        <w:t xml:space="preserve"> </w:t>
+      </w:r>
+      <w:r>
+        <w:rPr>
+          <w:rFonts w:cstheme="minorHAnsi"/>
+          <w:sz w:val="28"/>
+          <w:szCs w:val="28"/>
         </w:rPr>
         <w:t>So, s</w:t>
       </w:r>
       <w:r>
         <w:rPr>
           <w:rFonts w:cstheme="minorHAnsi"/>
-          <w:sz w:val="30"/>
-          <w:szCs w:val="30"/>
+          <w:sz w:val="28"/>
+          <w:szCs w:val="28"/>
         </w:rPr>
         <w:t>he sees the Vandam</w:t>
       </w:r>
       <w:r>
         <w:rPr>
           <w:rFonts w:cstheme="minorHAnsi"/>
-          <w:sz w:val="30"/>
-          <w:szCs w:val="30"/>
+          <w:sz w:val="28"/>
+          <w:szCs w:val="28"/>
         </w:rPr>
         <w:t xml:space="preserve"> family</w:t>
       </w:r>
       <w:r>
         <w:rPr>
           <w:rFonts w:cstheme="minorHAnsi"/>
-          <w:sz w:val="30"/>
-          <w:szCs w:val="30"/>
+          <w:sz w:val="28"/>
+          <w:szCs w:val="28"/>
         </w:rPr>
         <w:t xml:space="preserve">’s hands-on creativity as inferior to the efficiency of </w:t>
       </w:r>
       <w:r>
         <w:rPr>
           <w:rFonts w:cstheme="minorHAnsi"/>
-          <w:sz w:val="30"/>
-          <w:szCs w:val="30"/>
+          <w:sz w:val="28"/>
+          <w:szCs w:val="28"/>
         </w:rPr>
         <w:t>AI</w:t>
       </w:r>
       <w:r>
         <w:rPr>
           <w:rFonts w:cstheme="minorHAnsi"/>
-          <w:sz w:val="30"/>
-          <w:szCs w:val="30"/>
+          <w:sz w:val="28"/>
+          <w:szCs w:val="28"/>
         </w:rPr>
         <w:t>.</w:t>
       </w:r>
       <w:r>
         <w:rPr>
           <w:rFonts w:cstheme="minorHAnsi"/>
-          <w:sz w:val="30"/>
-          <w:szCs w:val="30"/>
+          <w:sz w:val="28"/>
+          <w:szCs w:val="28"/>
         </w:rPr>
         <w:t xml:space="preserve"> </w:t>
       </w:r>
       <w:r>
         <w:rPr>
           <w:rFonts w:cstheme="minorHAnsi"/>
-          <w:sz w:val="30"/>
-          <w:szCs w:val="30"/>
+          <w:sz w:val="28"/>
+          <w:szCs w:val="28"/>
         </w:rPr>
         <w:t>The Vandams</w:t>
       </w:r>
       <w:r>
         <w:rPr>
           <w:rFonts w:cstheme="minorHAnsi"/>
-          <w:sz w:val="30"/>
-          <w:szCs w:val="30"/>
+          <w:sz w:val="28"/>
+          <w:szCs w:val="28"/>
         </w:rPr>
         <w:t xml:space="preserve"> describe her as a turkey vulture.</w:t>
       </w:r>
       <w:r>
         <w:rPr>
           <w:rFonts w:cstheme="minorHAnsi"/>
-          <w:sz w:val="30"/>
-          <w:szCs w:val="30"/>
-        </w:rPr>
-        <w:t xml:space="preserve"> But like most sane people in the world, there is one thing she likes more than data and that is </w:t>
-      </w:r>
-      <w:r>
-        <w:rPr>
-          <w:rFonts w:cstheme="minorHAnsi"/>
-          <w:sz w:val="30"/>
-          <w:szCs w:val="30"/>
+          <w:sz w:val="28"/>
+          <w:szCs w:val="28"/>
+        </w:rPr>
+        <w:t xml:space="preserve"> But like </w:t>
+      </w:r>
+      <w:r>
+        <w:rPr>
+          <w:rFonts w:cstheme="minorHAnsi"/>
+          <w:sz w:val="28"/>
+          <w:szCs w:val="28"/>
+        </w:rPr>
+        <w:t>most of the</w:t>
+      </w:r>
+      <w:r>
+        <w:rPr>
+          <w:rFonts w:cstheme="minorHAnsi"/>
+          <w:sz w:val="28"/>
+          <w:szCs w:val="28"/>
+        </w:rPr>
+        <w:t xml:space="preserve"> world, there is one thing she likes more than data and that is </w:t>
+      </w:r>
+      <w:r>
+        <w:rPr>
+          <w:rFonts w:cstheme="minorHAnsi"/>
+          <w:sz w:val="28"/>
+          <w:szCs w:val="28"/>
         </w:rPr>
         <w:t xml:space="preserve">a </w:t>
       </w:r>
       <w:r>
         <w:rPr>
           <w:rFonts w:cstheme="minorHAnsi"/>
-          <w:sz w:val="30"/>
-          <w:szCs w:val="30"/>
+          <w:sz w:val="28"/>
+          <w:szCs w:val="28"/>
         </w:rPr>
         <w:t>cool rock, which Petoskey holds.</w:t>
+      </w:r>
+      <w:r>
+        <w:rPr>
+          <w:rFonts w:cstheme="minorHAnsi"/>
+          <w:sz w:val="28"/>
+          <w:szCs w:val="28"/>
+        </w:rPr>
+        <w:t xml:space="preserve"> Hope College dropout.</w:t>
+      </w:r>
+      <w:r>
+        <w:rPr>
+          <w:rFonts w:cstheme="minorHAnsi"/>
+          <w:sz w:val="28"/>
+          <w:szCs w:val="28"/>
+        </w:rPr>
+        <w:t xml:space="preserve"> University of Michigan</w:t>
+      </w:r>
+      <w:r>
+        <w:rPr>
+          <w:rFonts w:cstheme="minorHAnsi"/>
+          <w:sz w:val="28"/>
+          <w:szCs w:val="28"/>
+        </w:rPr>
+        <w:t xml:space="preserve"> (</w:t>
+      </w:r>
+      <w:r>
+        <w:rPr>
+          <w:rFonts w:cstheme="minorHAnsi"/>
+          <w:sz w:val="28"/>
+          <w:szCs w:val="28"/>
+        </w:rPr>
+        <w:t>ew</w:t>
+      </w:r>
+      <w:r>
+        <w:rPr>
+          <w:rFonts w:cstheme="minorHAnsi"/>
+          <w:sz w:val="28"/>
+          <w:szCs w:val="28"/>
+        </w:rPr>
+        <w:t>).</w:t>
       </w:r>
     </w:p>
     <w:p>
@@ -8701,8 +9385,8 @@
         <w:jc w:val="center"/>
         <w:rPr>
           <w:rFonts w:cstheme="minorHAnsi"/>
-          <w:sz w:val="30"/>
-          <w:szCs w:val="30"/>
+          <w:sz w:val="32"/>
+          <w:szCs w:val="32"/>
           <w:u w:val="single"/>
         </w:rPr>
       </w:pPr>
@@ -8711,8 +9395,8 @@
           <w:rFonts w:cstheme="minorHAnsi"/>
           <w:b/>
           <w:bCs/>
-          <w:sz w:val="30"/>
-          <w:szCs w:val="30"/>
+          <w:sz w:val="32"/>
+          <w:szCs w:val="32"/>
           <w:u w:val="single"/>
         </w:rPr>
         <w:lastRenderedPageBreak/>
@@ -8729,8 +9413,8 @@
           <w:rFonts w:cstheme="minorHAnsi"/>
           <w:b/>
           <w:bCs/>
-          <w:sz w:val="30"/>
-          <w:szCs w:val="30"/>
+          <w:sz w:val="32"/>
+          <w:szCs w:val="32"/>
         </w:rPr>
       </w:pPr>
       <w:r>
@@ -8738,8 +9422,8 @@
           <w:rFonts w:cstheme="minorHAnsi"/>
           <w:b/>
           <w:bCs/>
-          <w:sz w:val="30"/>
-          <w:szCs w:val="30"/>
+          <w:sz w:val="32"/>
+          <w:szCs w:val="32"/>
         </w:rPr>
         <w:t>ACT I</w:t>
       </w:r>
@@ -8752,16 +9436,16 @@
         <w:spacing w:line="240" w:lineRule="auto"/>
         <w:rPr>
           <w:rFonts w:cstheme="minorHAnsi"/>
-          <w:sz w:val="30"/>
-          <w:szCs w:val="30"/>
+          <w:sz w:val="32"/>
+          <w:szCs w:val="32"/>
           <w:vertAlign w:val="subscript"/>
         </w:rPr>
       </w:pPr>
       <w:r>
         <w:rPr>
           <w:rFonts w:cstheme="minorHAnsi"/>
-          <w:sz w:val="30"/>
-          <w:szCs w:val="30"/>
+          <w:sz w:val="32"/>
+          <w:szCs w:val="32"/>
         </w:rPr>
         <w:t xml:space="preserve">1. </w:t>
       </w:r>
@@ -8770,8 +9454,8 @@
           <w:rPr>
             <w:rStyle w:val="Hyperlink"/>
             <w:rFonts w:cstheme="minorHAnsi"/>
-            <w:sz w:val="30"/>
-            <w:szCs w:val="30"/>
+            <w:sz w:val="32"/>
+            <w:szCs w:val="32"/>
           </w:rPr>
           <w:t>Overture / The Mitten Song</w:t>
         </w:r>
@@ -8779,16 +9463,16 @@
       <w:r>
         <w:rPr>
           <w:rFonts w:cstheme="minorHAnsi"/>
-          <w:sz w:val="30"/>
-          <w:szCs w:val="30"/>
+          <w:sz w:val="32"/>
+          <w:szCs w:val="32"/>
         </w:rPr>
         <w:t xml:space="preserve"> </w:t>
       </w:r>
       <w:r>
         <w:rPr>
           <w:rFonts w:cstheme="minorHAnsi"/>
-          <w:sz w:val="30"/>
-          <w:szCs w:val="30"/>
+          <w:sz w:val="32"/>
+          <w:szCs w:val="32"/>
           <w:vertAlign w:val="subscript"/>
         </w:rPr>
         <w:t>Petey</w:t>
@@ -8796,27 +9480,19 @@
       <w:r>
         <w:rPr>
           <w:rFonts w:cstheme="minorHAnsi"/>
-          <w:sz w:val="30"/>
-          <w:szCs w:val="30"/>
+          <w:sz w:val="32"/>
+          <w:szCs w:val="32"/>
         </w:rPr>
         <w:br/>
-        <w:t>2</w:t>
-      </w:r>
-      <w:r>
-        <w:rPr>
-          <w:rFonts w:cstheme="minorHAnsi"/>
-          <w:sz w:val="30"/>
-          <w:szCs w:val="30"/>
-        </w:rPr>
-        <w:t xml:space="preserve">. </w:t>
+        <w:t xml:space="preserve">2. </w:t>
       </w:r>
       <w:hyperlink r:id="rId17" w:history="1">
         <w:r>
           <w:rPr>
             <w:rStyle w:val="Hyperlink"/>
             <w:rFonts w:cstheme="minorHAnsi"/>
-            <w:sz w:val="30"/>
-            <w:szCs w:val="30"/>
+            <w:sz w:val="32"/>
+            <w:szCs w:val="32"/>
           </w:rPr>
           <w:t>Life is Complete</w:t>
         </w:r>
@@ -8824,16 +9500,16 @@
       <w:r>
         <w:rPr>
           <w:rFonts w:cstheme="minorHAnsi"/>
-          <w:sz w:val="30"/>
-          <w:szCs w:val="30"/>
+          <w:sz w:val="32"/>
+          <w:szCs w:val="32"/>
         </w:rPr>
         <w:t xml:space="preserve"> </w:t>
       </w:r>
       <w:r>
         <w:rPr>
           <w:rFonts w:cstheme="minorHAnsi"/>
-          <w:sz w:val="30"/>
-          <w:szCs w:val="30"/>
+          <w:sz w:val="32"/>
+          <w:szCs w:val="32"/>
           <w:vertAlign w:val="subscript"/>
         </w:rPr>
         <w:t>The Vandams</w:t>
@@ -8841,8 +9517,8 @@
       <w:r>
         <w:rPr>
           <w:rFonts w:cstheme="minorHAnsi"/>
-          <w:sz w:val="30"/>
-          <w:szCs w:val="30"/>
+          <w:sz w:val="32"/>
+          <w:szCs w:val="32"/>
           <w:vertAlign w:val="subscript"/>
         </w:rPr>
         <w:br/>
@@ -8850,8 +9526,8 @@
       <w:r>
         <w:rPr>
           <w:rFonts w:cstheme="minorHAnsi"/>
-          <w:sz w:val="30"/>
-          <w:szCs w:val="30"/>
+          <w:sz w:val="32"/>
+          <w:szCs w:val="32"/>
         </w:rPr>
         <w:t xml:space="preserve">3. </w:t>
       </w:r>
@@ -8860,8 +9536,8 @@
           <w:rPr>
             <w:rStyle w:val="Hyperlink"/>
             <w:rFonts w:cstheme="minorHAnsi"/>
-            <w:sz w:val="30"/>
-            <w:szCs w:val="30"/>
+            <w:sz w:val="32"/>
+            <w:szCs w:val="32"/>
           </w:rPr>
           <w:t>Body of Water</w:t>
         </w:r>
@@ -8869,16 +9545,16 @@
       <w:r>
         <w:rPr>
           <w:rFonts w:cstheme="minorHAnsi"/>
-          <w:sz w:val="30"/>
-          <w:szCs w:val="30"/>
+          <w:sz w:val="32"/>
+          <w:szCs w:val="32"/>
         </w:rPr>
         <w:t xml:space="preserve"> </w:t>
       </w:r>
       <w:r>
         <w:rPr>
           <w:rFonts w:cstheme="minorHAnsi"/>
-          <w:sz w:val="30"/>
-          <w:szCs w:val="30"/>
+          <w:sz w:val="32"/>
+          <w:szCs w:val="32"/>
           <w:vertAlign w:val="subscript"/>
         </w:rPr>
         <w:t>Petey, Lizzie</w:t>
@@ -8886,8 +9562,8 @@
       <w:r>
         <w:rPr>
           <w:rFonts w:cstheme="minorHAnsi"/>
-          <w:sz w:val="30"/>
-          <w:szCs w:val="30"/>
+          <w:sz w:val="32"/>
+          <w:szCs w:val="32"/>
         </w:rPr>
         <w:br/>
         <w:t xml:space="preserve">4. </w:t>
@@ -8897,8 +9573,8 @@
           <w:rPr>
             <w:rStyle w:val="Hyperlink"/>
             <w:rFonts w:cstheme="minorHAnsi"/>
-            <w:sz w:val="30"/>
-            <w:szCs w:val="30"/>
+            <w:sz w:val="32"/>
+            <w:szCs w:val="32"/>
           </w:rPr>
           <w:t>Yoop</w:t>
         </w:r>
@@ -8906,8 +9582,8 @@
           <w:rPr>
             <w:rStyle w:val="Hyperlink"/>
             <w:rFonts w:cstheme="minorHAnsi"/>
-            <w:sz w:val="30"/>
-            <w:szCs w:val="30"/>
+            <w:sz w:val="32"/>
+            <w:szCs w:val="32"/>
           </w:rPr>
           <w:t>er</w:t>
         </w:r>
@@ -8915,8 +9591,8 @@
           <w:rPr>
             <w:rStyle w:val="Hyperlink"/>
             <w:rFonts w:cstheme="minorHAnsi"/>
-            <w:sz w:val="30"/>
-            <w:szCs w:val="30"/>
+            <w:sz w:val="32"/>
+            <w:szCs w:val="32"/>
           </w:rPr>
           <w:t>s and Trolls</w:t>
         </w:r>
@@ -8924,16 +9600,16 @@
       <w:r>
         <w:rPr>
           <w:rFonts w:cstheme="minorHAnsi"/>
-          <w:sz w:val="30"/>
-          <w:szCs w:val="30"/>
+          <w:sz w:val="32"/>
+          <w:szCs w:val="32"/>
         </w:rPr>
         <w:t xml:space="preserve"> </w:t>
       </w:r>
       <w:r>
         <w:rPr>
           <w:rFonts w:cstheme="minorHAnsi"/>
-          <w:sz w:val="30"/>
-          <w:szCs w:val="30"/>
+          <w:sz w:val="32"/>
+          <w:szCs w:val="32"/>
           <w:vertAlign w:val="subscript"/>
         </w:rPr>
         <w:t>Petoskey</w:t>
@@ -8941,8 +9617,8 @@
       <w:r>
         <w:rPr>
           <w:rFonts w:cstheme="minorHAnsi"/>
-          <w:sz w:val="30"/>
-          <w:szCs w:val="30"/>
+          <w:sz w:val="32"/>
+          <w:szCs w:val="32"/>
           <w:vertAlign w:val="subscript"/>
         </w:rPr>
         <w:t>, Lulu</w:t>
@@ -8950,32 +9626,32 @@
       <w:r>
         <w:rPr>
           <w:rFonts w:cstheme="minorHAnsi"/>
-          <w:sz w:val="30"/>
-          <w:szCs w:val="30"/>
+          <w:sz w:val="32"/>
+          <w:szCs w:val="32"/>
         </w:rPr>
         <w:br/>
       </w:r>
       <w:r>
         <w:rPr>
           <w:rFonts w:cstheme="minorHAnsi"/>
-          <w:sz w:val="30"/>
-          <w:szCs w:val="30"/>
+          <w:sz w:val="32"/>
+          <w:szCs w:val="32"/>
         </w:rPr>
         <w:t>5</w:t>
       </w:r>
       <w:r>
         <w:rPr>
           <w:rFonts w:cstheme="minorHAnsi"/>
-          <w:sz w:val="30"/>
-          <w:szCs w:val="30"/>
+          <w:sz w:val="32"/>
+          <w:szCs w:val="32"/>
         </w:rPr>
         <w:t>.</w:t>
       </w:r>
       <w:r>
         <w:rPr>
           <w:rFonts w:cstheme="minorHAnsi"/>
-          <w:sz w:val="30"/>
-          <w:szCs w:val="30"/>
+          <w:sz w:val="32"/>
+          <w:szCs w:val="32"/>
         </w:rPr>
         <w:t xml:space="preserve"> </w:t>
       </w:r>
@@ -8984,8 +9660,8 @@
           <w:rPr>
             <w:rStyle w:val="Hyperlink"/>
             <w:rFonts w:cstheme="minorHAnsi"/>
-            <w:sz w:val="30"/>
-            <w:szCs w:val="30"/>
+            <w:sz w:val="32"/>
+            <w:szCs w:val="32"/>
           </w:rPr>
           <w:t xml:space="preserve">It </w:t>
         </w:r>
@@ -8993,8 +9669,8 @@
           <w:rPr>
             <w:rStyle w:val="Hyperlink"/>
             <w:rFonts w:cstheme="minorHAnsi"/>
-            <w:sz w:val="30"/>
-            <w:szCs w:val="30"/>
+            <w:sz w:val="32"/>
+            <w:szCs w:val="32"/>
           </w:rPr>
           <w:t>Would</w:t>
         </w:r>
@@ -9002,8 +9678,8 @@
           <w:rPr>
             <w:rStyle w:val="Hyperlink"/>
             <w:rFonts w:cstheme="minorHAnsi"/>
-            <w:sz w:val="30"/>
-            <w:szCs w:val="30"/>
+            <w:sz w:val="32"/>
+            <w:szCs w:val="32"/>
           </w:rPr>
           <w:t xml:space="preserve"> </w:t>
         </w:r>
@@ -9011,8 +9687,8 @@
           <w:rPr>
             <w:rStyle w:val="Hyperlink"/>
             <w:rFonts w:cstheme="minorHAnsi"/>
-            <w:sz w:val="30"/>
-            <w:szCs w:val="30"/>
+            <w:sz w:val="32"/>
+            <w:szCs w:val="32"/>
           </w:rPr>
           <w:t>B</w:t>
         </w:r>
@@ -9020,8 +9696,8 @@
           <w:rPr>
             <w:rStyle w:val="Hyperlink"/>
             <w:rFonts w:cstheme="minorHAnsi"/>
-            <w:sz w:val="30"/>
-            <w:szCs w:val="30"/>
+            <w:sz w:val="32"/>
+            <w:szCs w:val="32"/>
           </w:rPr>
           <w:t>e a Shame</w:t>
         </w:r>
@@ -9029,16 +9705,16 @@
       <w:r>
         <w:rPr>
           <w:rFonts w:cstheme="minorHAnsi"/>
-          <w:sz w:val="30"/>
-          <w:szCs w:val="30"/>
+          <w:sz w:val="32"/>
+          <w:szCs w:val="32"/>
         </w:rPr>
         <w:t xml:space="preserve"> </w:t>
       </w:r>
       <w:r>
         <w:rPr>
           <w:rFonts w:cstheme="minorHAnsi"/>
-          <w:sz w:val="30"/>
-          <w:szCs w:val="30"/>
+          <w:sz w:val="32"/>
+          <w:szCs w:val="32"/>
           <w:vertAlign w:val="subscript"/>
         </w:rPr>
         <w:t>Wayland</w:t>
@@ -9046,8 +9722,8 @@
       <w:r>
         <w:rPr>
           <w:rFonts w:cstheme="minorHAnsi"/>
-          <w:sz w:val="30"/>
-          <w:szCs w:val="30"/>
+          <w:sz w:val="32"/>
+          <w:szCs w:val="32"/>
           <w:vertAlign w:val="subscript"/>
         </w:rPr>
         <w:t>, Willy</w:t>
@@ -9055,8 +9731,8 @@
       <w:r>
         <w:rPr>
           <w:rFonts w:cstheme="minorHAnsi"/>
-          <w:sz w:val="30"/>
-          <w:szCs w:val="30"/>
+          <w:sz w:val="32"/>
+          <w:szCs w:val="32"/>
           <w:vertAlign w:val="subscript"/>
         </w:rPr>
         <w:t>, Milly, Petey</w:t>
@@ -9064,8 +9740,8 @@
       <w:r>
         <w:rPr>
           <w:rFonts w:cstheme="minorHAnsi"/>
-          <w:sz w:val="30"/>
-          <w:szCs w:val="30"/>
+          <w:sz w:val="32"/>
+          <w:szCs w:val="32"/>
         </w:rPr>
         <w:br/>
         <w:t xml:space="preserve">6. </w:t>
@@ -9075,8 +9751,8 @@
           <w:rPr>
             <w:rStyle w:val="Hyperlink"/>
             <w:rFonts w:cstheme="minorHAnsi"/>
-            <w:sz w:val="30"/>
-            <w:szCs w:val="30"/>
+            <w:sz w:val="32"/>
+            <w:szCs w:val="32"/>
           </w:rPr>
           <w:t>Dad Tax</w:t>
         </w:r>
@@ -9084,16 +9760,16 @@
       <w:r>
         <w:rPr>
           <w:rFonts w:cstheme="minorHAnsi"/>
-          <w:sz w:val="30"/>
-          <w:szCs w:val="30"/>
+          <w:sz w:val="32"/>
+          <w:szCs w:val="32"/>
         </w:rPr>
         <w:t xml:space="preserve"> </w:t>
       </w:r>
       <w:r>
         <w:rPr>
           <w:rFonts w:cstheme="minorHAnsi"/>
-          <w:sz w:val="30"/>
-          <w:szCs w:val="30"/>
+          <w:sz w:val="32"/>
+          <w:szCs w:val="32"/>
           <w:vertAlign w:val="subscript"/>
         </w:rPr>
         <w:t xml:space="preserve">Jasper, </w:t>
@@ -9101,8 +9777,8 @@
       <w:r>
         <w:rPr>
           <w:rFonts w:cstheme="minorHAnsi"/>
-          <w:sz w:val="30"/>
-          <w:szCs w:val="30"/>
+          <w:sz w:val="32"/>
+          <w:szCs w:val="32"/>
           <w:vertAlign w:val="subscript"/>
         </w:rPr>
         <w:t>Lizzie, Cherry, Perry, Shelby, Lulu, Petoskey, Kids</w:t>
@@ -9110,8 +9786,8 @@
       <w:r>
         <w:rPr>
           <w:rFonts w:cstheme="minorHAnsi"/>
-          <w:sz w:val="30"/>
-          <w:szCs w:val="30"/>
+          <w:sz w:val="32"/>
+          <w:szCs w:val="32"/>
         </w:rPr>
         <w:br/>
         <w:t xml:space="preserve">7. </w:t>
@@ -9119,24 +9795,24 @@
       <w:r>
         <w:rPr>
           <w:rFonts w:cstheme="minorHAnsi"/>
-          <w:sz w:val="30"/>
-          <w:szCs w:val="30"/>
-        </w:rPr>
-        <w:t>Afford</w:t>
-      </w:r>
-      <w:r>
-        <w:rPr>
-          <w:rFonts w:cstheme="minorHAnsi"/>
-          <w:sz w:val="30"/>
-          <w:szCs w:val="30"/>
-        </w:rPr>
-        <w:t xml:space="preserve">able </w:t>
-      </w:r>
-      <w:r>
-        <w:rPr>
-          <w:rFonts w:cstheme="minorHAnsi"/>
-          <w:sz w:val="30"/>
-          <w:szCs w:val="30"/>
+          <w:sz w:val="32"/>
+          <w:szCs w:val="32"/>
+        </w:rPr>
+        <w:t>AI Does the Work for Me</w:t>
+      </w:r>
+      <w:r>
+        <w:rPr>
+          <w:rFonts w:cstheme="minorHAnsi"/>
+          <w:sz w:val="32"/>
+          <w:szCs w:val="32"/>
+        </w:rPr>
+        <w:t xml:space="preserve"> </w:t>
+      </w:r>
+      <w:r>
+        <w:rPr>
+          <w:rFonts w:cstheme="minorHAnsi"/>
+          <w:sz w:val="32"/>
+          <w:szCs w:val="32"/>
           <w:vertAlign w:val="subscript"/>
         </w:rPr>
         <w:t>Wayland</w:t>
@@ -9144,8 +9820,8 @@
       <w:r>
         <w:rPr>
           <w:rFonts w:cstheme="minorHAnsi"/>
-          <w:sz w:val="30"/>
-          <w:szCs w:val="30"/>
+          <w:sz w:val="32"/>
+          <w:szCs w:val="32"/>
           <w:vertAlign w:val="subscript"/>
         </w:rPr>
         <w:t xml:space="preserve">, </w:t>
@@ -9153,8 +9829,8 @@
       <w:r>
         <w:rPr>
           <w:rFonts w:cstheme="minorHAnsi"/>
-          <w:sz w:val="30"/>
-          <w:szCs w:val="30"/>
+          <w:sz w:val="32"/>
+          <w:szCs w:val="32"/>
           <w:vertAlign w:val="subscript"/>
         </w:rPr>
         <w:t>The Vandams</w:t>
@@ -9162,8 +9838,8 @@
       <w:r>
         <w:rPr>
           <w:rFonts w:cstheme="minorHAnsi"/>
-          <w:sz w:val="30"/>
-          <w:szCs w:val="30"/>
+          <w:sz w:val="32"/>
+          <w:szCs w:val="32"/>
         </w:rPr>
         <w:br/>
         <w:t xml:space="preserve">8. </w:t>
@@ -9171,76 +9847,60 @@
       <w:r>
         <w:rPr>
           <w:rFonts w:cstheme="minorHAnsi"/>
-          <w:sz w:val="30"/>
-          <w:szCs w:val="30"/>
-        </w:rPr>
-        <w:t>Heirlooms</w:t>
-      </w:r>
-      <w:r>
-        <w:rPr>
-          <w:rFonts w:cstheme="minorHAnsi"/>
-          <w:sz w:val="30"/>
-          <w:szCs w:val="30"/>
+          <w:sz w:val="32"/>
+          <w:szCs w:val="32"/>
+        </w:rPr>
+        <w:t>More than Fine (I’m Pine)</w:t>
+      </w:r>
+      <w:r>
+        <w:rPr>
+          <w:rFonts w:cstheme="minorHAnsi"/>
+          <w:sz w:val="32"/>
+          <w:szCs w:val="32"/>
         </w:rPr>
         <w:t xml:space="preserve"> </w:t>
       </w:r>
       <w:r>
         <w:rPr>
           <w:rFonts w:cstheme="minorHAnsi"/>
-          <w:sz w:val="30"/>
-          <w:szCs w:val="30"/>
+          <w:sz w:val="32"/>
+          <w:szCs w:val="32"/>
           <w:vertAlign w:val="subscript"/>
         </w:rPr>
-        <w:t>Jasper, Perry</w:t>
-      </w:r>
-      <w:r>
-        <w:rPr>
-          <w:rFonts w:cstheme="minorHAnsi"/>
-          <w:sz w:val="30"/>
-          <w:szCs w:val="30"/>
+        <w:t>Petoskey</w:t>
+      </w:r>
+      <w:r>
+        <w:rPr>
+          <w:rFonts w:cstheme="minorHAnsi"/>
+          <w:sz w:val="32"/>
+          <w:szCs w:val="32"/>
           <w:vertAlign w:val="subscript"/>
         </w:rPr>
-        <w:t>, Petoskey</w:t>
-      </w:r>
-      <w:r>
-        <w:rPr>
-          <w:rFonts w:cstheme="minorHAnsi"/>
-          <w:sz w:val="30"/>
-          <w:szCs w:val="30"/>
+        <w:t>, Lulu</w:t>
+      </w:r>
+      <w:r>
+        <w:rPr>
+          <w:rFonts w:cstheme="minorHAnsi"/>
+          <w:sz w:val="32"/>
+          <w:szCs w:val="32"/>
           <w:vertAlign w:val="subscript"/>
         </w:rPr>
-        <w:t>, Lulu</w:t>
-      </w:r>
-      <w:r>
-        <w:rPr>
-          <w:rFonts w:cstheme="minorHAnsi"/>
-          <w:sz w:val="30"/>
-          <w:szCs w:val="30"/>
+        <w:t>, Jacob, Liberty, Bailey</w:t>
+      </w:r>
+      <w:r>
+        <w:rPr>
+          <w:rFonts w:cstheme="minorHAnsi"/>
+          <w:sz w:val="32"/>
+          <w:szCs w:val="32"/>
         </w:rPr>
         <w:br/>
-        <w:t>9.</w:t>
-      </w:r>
-      <w:r>
-        <w:rPr>
-          <w:rFonts w:cstheme="minorHAnsi"/>
-          <w:sz w:val="30"/>
-          <w:szCs w:val="30"/>
-        </w:rPr>
-        <w:t xml:space="preserve"> </w:t>
-      </w:r>
-      <w:r>
-        <w:rPr>
-          <w:rFonts w:cstheme="minorHAnsi"/>
-          <w:sz w:val="30"/>
-          <w:szCs w:val="30"/>
-        </w:rPr>
-        <w:t xml:space="preserve">Dearborn (Dear Deer) </w:t>
-      </w:r>
-      <w:r>
-        <w:rPr>
-          <w:rFonts w:cstheme="minorHAnsi"/>
-          <w:sz w:val="30"/>
-          <w:szCs w:val="30"/>
+        <w:t xml:space="preserve">9. Dearborn (Dear Deer) </w:t>
+      </w:r>
+      <w:r>
+        <w:rPr>
+          <w:rFonts w:cstheme="minorHAnsi"/>
+          <w:sz w:val="32"/>
+          <w:szCs w:val="32"/>
           <w:vertAlign w:val="subscript"/>
         </w:rPr>
         <w:t>Petoskey, Lulu</w:t>
@@ -9248,8 +9908,8 @@
       <w:r>
         <w:rPr>
           <w:rFonts w:cstheme="minorHAnsi"/>
-          <w:sz w:val="30"/>
-          <w:szCs w:val="30"/>
+          <w:sz w:val="32"/>
+          <w:szCs w:val="32"/>
           <w:vertAlign w:val="subscript"/>
         </w:rPr>
         <w:t>, Deer</w:t>
@@ -9257,8 +9917,8 @@
       <w:r>
         <w:rPr>
           <w:rFonts w:cstheme="minorHAnsi"/>
-          <w:sz w:val="30"/>
-          <w:szCs w:val="30"/>
+          <w:sz w:val="32"/>
+          <w:szCs w:val="32"/>
         </w:rPr>
         <w:br/>
         <w:t>10. Fossil</w:t>
@@ -9266,24 +9926,24 @@
       <w:r>
         <w:rPr>
           <w:rFonts w:cstheme="minorHAnsi"/>
-          <w:sz w:val="30"/>
-          <w:szCs w:val="30"/>
+          <w:sz w:val="32"/>
+          <w:szCs w:val="32"/>
         </w:rPr>
         <w:t>s</w:t>
       </w:r>
       <w:r>
         <w:rPr>
           <w:rFonts w:cstheme="minorHAnsi"/>
-          <w:sz w:val="30"/>
-          <w:szCs w:val="30"/>
+          <w:sz w:val="32"/>
+          <w:szCs w:val="32"/>
         </w:rPr>
         <w:t xml:space="preserve"> in the Stones </w:t>
       </w:r>
       <w:r>
         <w:rPr>
           <w:rFonts w:cstheme="minorHAnsi"/>
-          <w:sz w:val="30"/>
-          <w:szCs w:val="30"/>
+          <w:sz w:val="32"/>
+          <w:szCs w:val="32"/>
           <w:vertAlign w:val="subscript"/>
         </w:rPr>
         <w:t>Perry, Kids</w:t>
@@ -9291,8 +9951,8 @@
       <w:r>
         <w:rPr>
           <w:rFonts w:cstheme="minorHAnsi"/>
-          <w:sz w:val="30"/>
-          <w:szCs w:val="30"/>
+          <w:sz w:val="32"/>
+          <w:szCs w:val="32"/>
         </w:rPr>
         <w:br/>
         <w:t xml:space="preserve">11. The Great Lakes Ballet </w:t>
@@ -9300,8 +9960,8 @@
       <w:r>
         <w:rPr>
           <w:rFonts w:cstheme="minorHAnsi"/>
-          <w:sz w:val="30"/>
-          <w:szCs w:val="30"/>
+          <w:sz w:val="32"/>
+          <w:szCs w:val="32"/>
           <w:vertAlign w:val="subscript"/>
         </w:rPr>
         <w:t>Company</w:t>
@@ -9309,8 +9969,8 @@
       <w:r>
         <w:rPr>
           <w:rFonts w:cstheme="minorHAnsi"/>
-          <w:sz w:val="30"/>
-          <w:szCs w:val="30"/>
+          <w:sz w:val="32"/>
+          <w:szCs w:val="32"/>
           <w:vertAlign w:val="subscript"/>
         </w:rPr>
         <w:br/>
@@ -9318,32 +9978,32 @@
       <w:r>
         <w:rPr>
           <w:rFonts w:cstheme="minorHAnsi"/>
-          <w:sz w:val="30"/>
-          <w:szCs w:val="30"/>
+          <w:sz w:val="32"/>
+          <w:szCs w:val="32"/>
         </w:rPr>
         <w:t xml:space="preserve">12. </w:t>
       </w:r>
       <w:r>
         <w:rPr>
           <w:rFonts w:cstheme="minorHAnsi"/>
-          <w:sz w:val="30"/>
-          <w:szCs w:val="30"/>
+          <w:sz w:val="32"/>
+          <w:szCs w:val="32"/>
         </w:rPr>
         <w:t>Fraudway</w:t>
       </w:r>
       <w:r>
         <w:rPr>
           <w:rFonts w:cstheme="minorHAnsi"/>
-          <w:sz w:val="30"/>
-          <w:szCs w:val="30"/>
+          <w:sz w:val="32"/>
+          <w:szCs w:val="32"/>
         </w:rPr>
         <w:t xml:space="preserve"> </w:t>
       </w:r>
       <w:r>
         <w:rPr>
           <w:rFonts w:cstheme="minorHAnsi"/>
-          <w:sz w:val="30"/>
-          <w:szCs w:val="30"/>
+          <w:sz w:val="32"/>
+          <w:szCs w:val="32"/>
           <w:vertAlign w:val="subscript"/>
         </w:rPr>
         <w:t>Company</w:t>
@@ -9351,8 +10011,8 @@
       <w:r>
         <w:rPr>
           <w:rFonts w:cstheme="minorHAnsi"/>
-          <w:sz w:val="30"/>
-          <w:szCs w:val="30"/>
+          <w:sz w:val="32"/>
+          <w:szCs w:val="32"/>
           <w:vertAlign w:val="subscript"/>
         </w:rPr>
         <w:br/>
@@ -9360,16 +10020,16 @@
       <w:r>
         <w:rPr>
           <w:rFonts w:cstheme="minorHAnsi"/>
-          <w:sz w:val="30"/>
-          <w:szCs w:val="30"/>
+          <w:sz w:val="32"/>
+          <w:szCs w:val="32"/>
         </w:rPr>
         <w:t xml:space="preserve">13. Kick Rocks </w:t>
       </w:r>
       <w:r>
         <w:rPr>
           <w:rFonts w:cstheme="minorHAnsi"/>
-          <w:sz w:val="30"/>
-          <w:szCs w:val="30"/>
+          <w:sz w:val="32"/>
+          <w:szCs w:val="32"/>
           <w:vertAlign w:val="subscript"/>
         </w:rPr>
         <w:t>The Vandams</w:t>
@@ -9383,8 +10043,8 @@
         <w:spacing w:line="240" w:lineRule="auto"/>
         <w:rPr>
           <w:rFonts w:cstheme="minorHAnsi"/>
-          <w:sz w:val="30"/>
-          <w:szCs w:val="30"/>
+          <w:sz w:val="32"/>
+          <w:szCs w:val="32"/>
         </w:rPr>
       </w:pPr>
     </w:p>
@@ -9396,8 +10056,8 @@
         <w:spacing w:line="240" w:lineRule="auto"/>
         <w:rPr>
           <w:rFonts w:cstheme="minorHAnsi"/>
-          <w:sz w:val="30"/>
-          <w:szCs w:val="30"/>
+          <w:sz w:val="32"/>
+          <w:szCs w:val="32"/>
           <w:vertAlign w:val="subscript"/>
         </w:rPr>
       </w:pPr>
@@ -9406,26 +10066,16 @@
           <w:rFonts w:cstheme="minorHAnsi"/>
           <w:b/>
           <w:bCs/>
-          <w:sz w:val="30"/>
-          <w:szCs w:val="30"/>
-        </w:rPr>
-        <w:t>ACT I</w:t>
-      </w:r>
-      <w:r>
-        <w:rPr>
-          <w:rFonts w:cstheme="minorHAnsi"/>
-          <w:b/>
-          <w:bCs/>
-          <w:sz w:val="30"/>
-          <w:szCs w:val="30"/>
-        </w:rPr>
-        <w:t>I</w:t>
-      </w:r>
-      <w:r>
-        <w:rPr>
-          <w:rFonts w:cstheme="minorHAnsi"/>
-          <w:sz w:val="30"/>
-          <w:szCs w:val="30"/>
+          <w:sz w:val="32"/>
+          <w:szCs w:val="32"/>
+        </w:rPr>
+        <w:t>ACT II</w:t>
+      </w:r>
+      <w:r>
+        <w:rPr>
+          <w:rFonts w:cstheme="minorHAnsi"/>
+          <w:sz w:val="32"/>
+          <w:szCs w:val="32"/>
           <w:vertAlign w:val="subscript"/>
         </w:rPr>
         <w:br/>
@@ -9433,24 +10083,24 @@
       <w:r>
         <w:rPr>
           <w:rFonts w:cstheme="minorHAnsi"/>
-          <w:sz w:val="30"/>
-          <w:szCs w:val="30"/>
+          <w:sz w:val="32"/>
+          <w:szCs w:val="32"/>
         </w:rPr>
         <w:t>14. Hands Come in Handy</w:t>
       </w:r>
       <w:r>
         <w:rPr>
           <w:rFonts w:cstheme="minorHAnsi"/>
-          <w:sz w:val="30"/>
-          <w:szCs w:val="30"/>
+          <w:sz w:val="32"/>
+          <w:szCs w:val="32"/>
         </w:rPr>
         <w:t xml:space="preserve"> </w:t>
       </w:r>
       <w:r>
         <w:rPr>
           <w:rFonts w:cstheme="minorHAnsi"/>
-          <w:sz w:val="30"/>
-          <w:szCs w:val="30"/>
+          <w:sz w:val="32"/>
+          <w:szCs w:val="32"/>
           <w:vertAlign w:val="subscript"/>
         </w:rPr>
         <w:t>Lulu, Petoskey</w:t>
@@ -9458,56 +10108,56 @@
       <w:r>
         <w:rPr>
           <w:rFonts w:cstheme="minorHAnsi"/>
-          <w:sz w:val="30"/>
-          <w:szCs w:val="30"/>
+          <w:sz w:val="32"/>
+          <w:szCs w:val="32"/>
         </w:rPr>
         <w:br/>
       </w:r>
       <w:r>
         <w:rPr>
           <w:rFonts w:cstheme="minorHAnsi"/>
-          <w:sz w:val="30"/>
-          <w:szCs w:val="30"/>
+          <w:sz w:val="32"/>
+          <w:szCs w:val="32"/>
         </w:rPr>
         <w:t>1</w:t>
       </w:r>
       <w:r>
         <w:rPr>
           <w:rFonts w:cstheme="minorHAnsi"/>
-          <w:sz w:val="30"/>
-          <w:szCs w:val="30"/>
+          <w:sz w:val="32"/>
+          <w:szCs w:val="32"/>
         </w:rPr>
         <w:t>5</w:t>
       </w:r>
       <w:r>
         <w:rPr>
           <w:rFonts w:cstheme="minorHAnsi"/>
-          <w:sz w:val="30"/>
-          <w:szCs w:val="30"/>
+          <w:sz w:val="32"/>
+          <w:szCs w:val="32"/>
         </w:rPr>
         <w:t xml:space="preserve">. </w:t>
       </w:r>
       <w:r>
         <w:rPr>
           <w:rFonts w:cstheme="minorHAnsi"/>
-          <w:sz w:val="30"/>
-          <w:szCs w:val="30"/>
+          <w:sz w:val="32"/>
+          <w:szCs w:val="32"/>
         </w:rPr>
         <w:t>Petoskey</w:t>
       </w:r>
       <w:r>
         <w:rPr>
           <w:rFonts w:cstheme="minorHAnsi"/>
-          <w:sz w:val="30"/>
-          <w:szCs w:val="30"/>
+          <w:sz w:val="32"/>
+          <w:szCs w:val="32"/>
         </w:rPr>
         <w:t xml:space="preserve"> </w:t>
       </w:r>
       <w:r>
         <w:rPr>
           <w:rFonts w:cstheme="minorHAnsi"/>
-          <w:sz w:val="30"/>
-          <w:szCs w:val="30"/>
+          <w:sz w:val="32"/>
+          <w:szCs w:val="32"/>
           <w:vertAlign w:val="subscript"/>
         </w:rPr>
         <w:t>Company</w:t>
@@ -9515,72 +10165,72 @@
       <w:r>
         <w:rPr>
           <w:rFonts w:cstheme="minorHAnsi"/>
-          <w:sz w:val="30"/>
-          <w:szCs w:val="30"/>
+          <w:sz w:val="32"/>
+          <w:szCs w:val="32"/>
         </w:rPr>
         <w:br/>
       </w:r>
       <w:r>
         <w:rPr>
           <w:rFonts w:cstheme="minorHAnsi"/>
-          <w:sz w:val="30"/>
-          <w:szCs w:val="30"/>
+          <w:sz w:val="32"/>
+          <w:szCs w:val="32"/>
         </w:rPr>
         <w:t>1</w:t>
       </w:r>
       <w:r>
         <w:rPr>
           <w:rFonts w:cstheme="minorHAnsi"/>
-          <w:sz w:val="30"/>
-          <w:szCs w:val="30"/>
+          <w:sz w:val="32"/>
+          <w:szCs w:val="32"/>
         </w:rPr>
         <w:t>6</w:t>
       </w:r>
       <w:r>
         <w:rPr>
           <w:rFonts w:cstheme="minorHAnsi"/>
-          <w:sz w:val="30"/>
-          <w:szCs w:val="30"/>
+          <w:sz w:val="32"/>
+          <w:szCs w:val="32"/>
         </w:rPr>
         <w:t xml:space="preserve">. </w:t>
       </w:r>
       <w:r>
         <w:rPr>
           <w:rFonts w:cstheme="minorHAnsi"/>
-          <w:sz w:val="30"/>
-          <w:szCs w:val="30"/>
+          <w:sz w:val="32"/>
+          <w:szCs w:val="32"/>
         </w:rPr>
         <w:t xml:space="preserve">North South East </w:t>
       </w:r>
       <w:r>
         <w:rPr>
           <w:rFonts w:cstheme="minorHAnsi"/>
-          <w:sz w:val="30"/>
-          <w:szCs w:val="30"/>
+          <w:sz w:val="32"/>
+          <w:szCs w:val="32"/>
         </w:rPr>
         <w:t>West</w:t>
       </w:r>
       <w:r>
         <w:rPr>
           <w:rFonts w:cstheme="minorHAnsi"/>
-          <w:sz w:val="30"/>
-          <w:szCs w:val="30"/>
+          <w:sz w:val="32"/>
+          <w:szCs w:val="32"/>
         </w:rPr>
         <w:t xml:space="preserve"> (As Long As You Try Your Best)</w:t>
       </w:r>
       <w:r>
         <w:rPr>
           <w:rFonts w:cstheme="minorHAnsi"/>
-          <w:sz w:val="30"/>
-          <w:szCs w:val="30"/>
+          <w:sz w:val="32"/>
+          <w:szCs w:val="32"/>
         </w:rPr>
         <w:t xml:space="preserve"> </w:t>
       </w:r>
       <w:r>
         <w:rPr>
           <w:rFonts w:cstheme="minorHAnsi"/>
-          <w:sz w:val="30"/>
-          <w:szCs w:val="30"/>
+          <w:sz w:val="32"/>
+          <w:szCs w:val="32"/>
           <w:vertAlign w:val="subscript"/>
         </w:rPr>
         <w:t>Jasper</w:t>
@@ -9588,8 +10238,8 @@
       <w:r>
         <w:rPr>
           <w:rFonts w:cstheme="minorHAnsi"/>
-          <w:sz w:val="30"/>
-          <w:szCs w:val="30"/>
+          <w:sz w:val="32"/>
+          <w:szCs w:val="32"/>
           <w:vertAlign w:val="subscript"/>
         </w:rPr>
         <w:t>, Lulu</w:t>
@@ -9597,8 +10247,8 @@
       <w:r>
         <w:rPr>
           <w:rFonts w:cstheme="minorHAnsi"/>
-          <w:sz w:val="30"/>
-          <w:szCs w:val="30"/>
+          <w:sz w:val="32"/>
+          <w:szCs w:val="32"/>
           <w:vertAlign w:val="subscript"/>
         </w:rPr>
         <w:br/>
@@ -9606,40 +10256,40 @@
       <w:r>
         <w:rPr>
           <w:rFonts w:cstheme="minorHAnsi"/>
-          <w:sz w:val="30"/>
-          <w:szCs w:val="30"/>
+          <w:sz w:val="32"/>
+          <w:szCs w:val="32"/>
         </w:rPr>
         <w:t>1</w:t>
       </w:r>
       <w:r>
         <w:rPr>
           <w:rFonts w:cstheme="minorHAnsi"/>
-          <w:sz w:val="30"/>
-          <w:szCs w:val="30"/>
+          <w:sz w:val="32"/>
+          <w:szCs w:val="32"/>
         </w:rPr>
         <w:t>7</w:t>
       </w:r>
       <w:r>
         <w:rPr>
           <w:rFonts w:cstheme="minorHAnsi"/>
-          <w:sz w:val="30"/>
-          <w:szCs w:val="30"/>
+          <w:sz w:val="32"/>
+          <w:szCs w:val="32"/>
         </w:rPr>
         <w:t xml:space="preserve">. </w:t>
       </w:r>
       <w:r>
         <w:rPr>
           <w:rFonts w:cstheme="minorHAnsi"/>
-          <w:sz w:val="30"/>
-          <w:szCs w:val="30"/>
+          <w:sz w:val="32"/>
+          <w:szCs w:val="32"/>
         </w:rPr>
         <w:t xml:space="preserve">Rock Bottom </w:t>
       </w:r>
       <w:r>
         <w:rPr>
           <w:rFonts w:cstheme="minorHAnsi"/>
-          <w:sz w:val="30"/>
-          <w:szCs w:val="30"/>
+          <w:sz w:val="32"/>
+          <w:szCs w:val="32"/>
           <w:vertAlign w:val="subscript"/>
         </w:rPr>
         <w:t>Petoskey, Lulu</w:t>
@@ -9647,8 +10297,8 @@
       <w:r>
         <w:rPr>
           <w:rFonts w:cstheme="minorHAnsi"/>
-          <w:sz w:val="30"/>
-          <w:szCs w:val="30"/>
+          <w:sz w:val="32"/>
+          <w:szCs w:val="32"/>
           <w:vertAlign w:val="subscript"/>
         </w:rPr>
         <w:br/>
@@ -9656,72 +10306,72 @@
       <w:r>
         <w:rPr>
           <w:rFonts w:cstheme="minorHAnsi"/>
-          <w:sz w:val="30"/>
-          <w:szCs w:val="30"/>
+          <w:sz w:val="32"/>
+          <w:szCs w:val="32"/>
         </w:rPr>
         <w:t>1</w:t>
       </w:r>
       <w:r>
         <w:rPr>
           <w:rFonts w:cstheme="minorHAnsi"/>
-          <w:sz w:val="30"/>
-          <w:szCs w:val="30"/>
+          <w:sz w:val="32"/>
+          <w:szCs w:val="32"/>
         </w:rPr>
         <w:t>8</w:t>
       </w:r>
       <w:r>
         <w:rPr>
           <w:rFonts w:cstheme="minorHAnsi"/>
-          <w:sz w:val="30"/>
-          <w:szCs w:val="30"/>
+          <w:sz w:val="32"/>
+          <w:szCs w:val="32"/>
         </w:rPr>
         <w:t>. Family</w:t>
       </w:r>
       <w:r>
         <w:rPr>
           <w:rFonts w:cstheme="minorHAnsi"/>
-          <w:sz w:val="30"/>
-          <w:szCs w:val="30"/>
+          <w:sz w:val="32"/>
+          <w:szCs w:val="32"/>
         </w:rPr>
         <w:t>’s</w:t>
       </w:r>
       <w:r>
         <w:rPr>
           <w:rFonts w:cstheme="minorHAnsi"/>
-          <w:sz w:val="30"/>
-          <w:szCs w:val="30"/>
+          <w:sz w:val="32"/>
+          <w:szCs w:val="32"/>
         </w:rPr>
         <w:t xml:space="preserve"> in the </w:t>
       </w:r>
       <w:r>
         <w:rPr>
           <w:rFonts w:cstheme="minorHAnsi"/>
-          <w:sz w:val="30"/>
-          <w:szCs w:val="30"/>
+          <w:sz w:val="32"/>
+          <w:szCs w:val="32"/>
         </w:rPr>
         <w:t>Fossil</w:t>
       </w:r>
       <w:r>
         <w:rPr>
           <w:rFonts w:cstheme="minorHAnsi"/>
-          <w:sz w:val="30"/>
-          <w:szCs w:val="30"/>
+          <w:sz w:val="32"/>
+          <w:szCs w:val="32"/>
         </w:rPr>
         <w:t>s</w:t>
       </w:r>
       <w:r>
         <w:rPr>
           <w:rFonts w:cstheme="minorHAnsi"/>
-          <w:sz w:val="30"/>
-          <w:szCs w:val="30"/>
+          <w:sz w:val="32"/>
+          <w:szCs w:val="32"/>
         </w:rPr>
         <w:t xml:space="preserve"> </w:t>
       </w:r>
       <w:r>
         <w:rPr>
           <w:rFonts w:cstheme="minorHAnsi"/>
-          <w:sz w:val="30"/>
-          <w:szCs w:val="30"/>
+          <w:sz w:val="32"/>
+          <w:szCs w:val="32"/>
           <w:vertAlign w:val="subscript"/>
         </w:rPr>
         <w:t>Petey, Petoskey</w:t>
@@ -9729,8 +10379,8 @@
       <w:r>
         <w:rPr>
           <w:rFonts w:cstheme="minorHAnsi"/>
-          <w:sz w:val="30"/>
-          <w:szCs w:val="30"/>
+          <w:sz w:val="32"/>
+          <w:szCs w:val="32"/>
           <w:vertAlign w:val="subscript"/>
         </w:rPr>
         <w:br/>
@@ -9738,32 +10388,32 @@
       <w:r>
         <w:rPr>
           <w:rFonts w:cstheme="minorHAnsi"/>
-          <w:sz w:val="30"/>
-          <w:szCs w:val="30"/>
+          <w:sz w:val="32"/>
+          <w:szCs w:val="32"/>
         </w:rPr>
         <w:t>1</w:t>
       </w:r>
       <w:r>
         <w:rPr>
           <w:rFonts w:cstheme="minorHAnsi"/>
-          <w:sz w:val="30"/>
-          <w:szCs w:val="30"/>
+          <w:sz w:val="32"/>
+          <w:szCs w:val="32"/>
         </w:rPr>
         <w:t>9</w:t>
       </w:r>
       <w:r>
         <w:rPr>
           <w:rFonts w:cstheme="minorHAnsi"/>
-          <w:sz w:val="30"/>
-          <w:szCs w:val="30"/>
+          <w:sz w:val="32"/>
+          <w:szCs w:val="32"/>
         </w:rPr>
         <w:t xml:space="preserve">. Leave No Stones Unturned </w:t>
       </w:r>
       <w:r>
         <w:rPr>
           <w:rFonts w:cstheme="minorHAnsi"/>
-          <w:sz w:val="30"/>
-          <w:szCs w:val="30"/>
+          <w:sz w:val="32"/>
+          <w:szCs w:val="32"/>
           <w:vertAlign w:val="subscript"/>
         </w:rPr>
         <w:t>Wayland</w:t>
@@ -9771,8 +10421,8 @@
       <w:r>
         <w:rPr>
           <w:rFonts w:cstheme="minorHAnsi"/>
-          <w:sz w:val="30"/>
-          <w:szCs w:val="30"/>
+          <w:sz w:val="32"/>
+          <w:szCs w:val="32"/>
           <w:vertAlign w:val="subscript"/>
         </w:rPr>
         <w:t>, The Vandams, Residents</w:t>
@@ -9780,8 +10430,8 @@
       <w:r>
         <w:rPr>
           <w:rFonts w:cstheme="minorHAnsi"/>
-          <w:sz w:val="30"/>
-          <w:szCs w:val="30"/>
+          <w:sz w:val="32"/>
+          <w:szCs w:val="32"/>
           <w:vertAlign w:val="subscript"/>
         </w:rPr>
         <w:br/>
@@ -9789,24 +10439,40 @@
       <w:r>
         <w:rPr>
           <w:rFonts w:cstheme="minorHAnsi"/>
-          <w:sz w:val="30"/>
-          <w:szCs w:val="30"/>
+          <w:sz w:val="32"/>
+          <w:szCs w:val="32"/>
         </w:rPr>
         <w:t>20</w:t>
       </w:r>
       <w:r>
         <w:rPr>
           <w:rFonts w:cstheme="minorHAnsi"/>
-          <w:sz w:val="30"/>
-          <w:szCs w:val="30"/>
-        </w:rPr>
-        <w:t xml:space="preserve">. Spirits Under the Bridge </w:t>
-      </w:r>
-      <w:r>
-        <w:rPr>
-          <w:rFonts w:cstheme="minorHAnsi"/>
-          <w:sz w:val="30"/>
-          <w:szCs w:val="30"/>
+          <w:sz w:val="32"/>
+          <w:szCs w:val="32"/>
+        </w:rPr>
+        <w:t xml:space="preserve">. </w:t>
+      </w:r>
+      <w:r>
+        <w:rPr>
+          <w:rFonts w:cstheme="minorHAnsi"/>
+          <w:sz w:val="32"/>
+          <w:szCs w:val="32"/>
+        </w:rPr>
+        <w:t>The Spirits of the Lakes</w:t>
+      </w:r>
+      <w:r>
+        <w:rPr>
+          <w:rFonts w:cstheme="minorHAnsi"/>
+          <w:sz w:val="32"/>
+          <w:szCs w:val="32"/>
+        </w:rPr>
+        <w:t xml:space="preserve"> </w:t>
+      </w:r>
+      <w:r>
+        <w:rPr>
+          <w:rFonts w:cstheme="minorHAnsi"/>
+          <w:sz w:val="32"/>
+          <w:szCs w:val="32"/>
           <w:vertAlign w:val="subscript"/>
         </w:rPr>
         <w:t>Lizzie, Petey</w:t>
@@ -9814,8 +10480,8 @@
       <w:r>
         <w:rPr>
           <w:rFonts w:cstheme="minorHAnsi"/>
-          <w:sz w:val="30"/>
-          <w:szCs w:val="30"/>
+          <w:sz w:val="32"/>
+          <w:szCs w:val="32"/>
           <w:vertAlign w:val="subscript"/>
         </w:rPr>
         <w:br/>
@@ -9823,40 +10489,32 @@
       <w:r>
         <w:rPr>
           <w:rFonts w:cstheme="minorHAnsi"/>
-          <w:sz w:val="30"/>
-          <w:szCs w:val="30"/>
+          <w:sz w:val="32"/>
+          <w:szCs w:val="32"/>
         </w:rPr>
         <w:t>2</w:t>
       </w:r>
       <w:r>
         <w:rPr>
           <w:rFonts w:cstheme="minorHAnsi"/>
-          <w:sz w:val="30"/>
-          <w:szCs w:val="30"/>
+          <w:sz w:val="32"/>
+          <w:szCs w:val="32"/>
         </w:rPr>
         <w:t>1</w:t>
       </w:r>
       <w:r>
         <w:rPr>
           <w:rFonts w:cstheme="minorHAnsi"/>
-          <w:sz w:val="30"/>
-          <w:szCs w:val="30"/>
-        </w:rPr>
-        <w:t>. Michigan</w:t>
-      </w:r>
-      <w:r>
-        <w:rPr>
-          <w:rFonts w:cstheme="minorHAnsi"/>
-          <w:sz w:val="30"/>
-          <w:szCs w:val="30"/>
-        </w:rPr>
-        <w:t xml:space="preserve"> </w:t>
-      </w:r>
-      <w:r>
-        <w:rPr>
-          <w:rFonts w:cstheme="minorHAnsi"/>
-          <w:sz w:val="30"/>
-          <w:szCs w:val="30"/>
+          <w:sz w:val="32"/>
+          <w:szCs w:val="32"/>
+        </w:rPr>
+        <w:t xml:space="preserve">. Michigan </w:t>
+      </w:r>
+      <w:r>
+        <w:rPr>
+          <w:rFonts w:cstheme="minorHAnsi"/>
+          <w:sz w:val="32"/>
+          <w:szCs w:val="32"/>
           <w:vertAlign w:val="subscript"/>
         </w:rPr>
         <w:t>Company</w:t>
@@ -9870,8 +10528,8 @@
         <w:spacing w:line="240" w:lineRule="auto"/>
         <w:rPr>
           <w:rFonts w:cstheme="minorHAnsi"/>
-          <w:sz w:val="30"/>
-          <w:szCs w:val="30"/>
+          <w:sz w:val="32"/>
+          <w:szCs w:val="32"/>
         </w:rPr>
       </w:pPr>
     </w:p>
@@ -9883,31 +10541,31 @@
         <w:spacing w:line="240" w:lineRule="auto"/>
         <w:rPr>
           <w:rFonts w:cstheme="minorHAnsi"/>
-          <w:sz w:val="30"/>
-          <w:szCs w:val="30"/>
+          <w:sz w:val="32"/>
+          <w:szCs w:val="32"/>
         </w:rPr>
       </w:pPr>
       <w:r>
         <w:rPr>
           <w:rFonts w:ascii="Segoe UI Emoji" w:hAnsi="Segoe UI Emoji" w:cs="Segoe UI Emoji"/>
-          <w:sz w:val="30"/>
-          <w:szCs w:val="30"/>
+          <w:sz w:val="32"/>
+          <w:szCs w:val="32"/>
         </w:rPr>
         <w:t>✋</w:t>
       </w:r>
       <w:r>
         <w:rPr>
           <w:rFonts w:cstheme="minorHAnsi"/>
-          <w:sz w:val="30"/>
-          <w:szCs w:val="30"/>
+          <w:sz w:val="32"/>
+          <w:szCs w:val="32"/>
         </w:rPr>
         <w:t xml:space="preserve"> </w:t>
       </w:r>
       <w:r>
         <w:rPr>
           <w:rFonts w:cstheme="minorHAnsi"/>
-          <w:sz w:val="30"/>
-          <w:szCs w:val="30"/>
+          <w:sz w:val="32"/>
+          <w:szCs w:val="32"/>
         </w:rPr>
         <w:t>“Fossil in the Stones” is a David Quang Pham signature science song teaching paleontology.</w:t>
       </w:r>

--- a/library/musicals/michigan/about/michigan-bible.docx
+++ b/library/musicals/michigan/about/michigan-bible.docx
@@ -1,6 +1,6 @@
 
 <file path=word/document.xml><?xml version="1.0" encoding="utf-8"?>
-<w:document xmlns:wpc="http://schemas.microsoft.com/office/word/2010/wordprocessingCanvas" xmlns:cx="http://schemas.microsoft.com/office/drawing/2014/chartex" xmlns:cx1="http://schemas.microsoft.com/office/drawing/2015/9/8/chartex" xmlns:cx2="http://schemas.microsoft.com/office/drawing/2015/10/21/chartex" xmlns:cx3="http://schemas.microsoft.com/office/drawing/2016/5/9/chartex" xmlns:cx4="http://schemas.microsoft.com/office/drawing/2016/5/10/chartex" xmlns:cx5="http://schemas.microsoft.com/office/drawing/2016/5/11/chartex" xmlns:cx6="http://schemas.microsoft.com/office/drawing/2016/5/12/chartex" xmlns:cx7="http://schemas.microsoft.com/office/drawing/2016/5/13/chartex" xmlns:cx8="http://schemas.microsoft.com/office/drawing/2016/5/14/chartex" xmlns:mc="http://schemas.openxmlformats.org/markup-compatibility/2006" xmlns:aink="http://schemas.microsoft.com/office/drawing/2016/ink" xmlns:am3d="http://schemas.microsoft.com/office/drawing/2017/model3d" xmlns:o="urn:schemas-microsoft-com:office:office" xmlns:oel="http://schemas.microsoft.com/office/2019/extlst" xmlns:r="http://schemas.openxmlformats.org/officeDocument/2006/relationships" xmlns:m="http://schemas.openxmlformats.org/officeDocument/2006/math" xmlns:v="urn:schemas-microsoft-com:vml" xmlns:wp14="http://schemas.microsoft.com/office/word/2010/wordprocessingDrawing" xmlns:wp="http://schemas.openxmlformats.org/drawingml/2006/wordprocessingDrawing" xmlns:w10="urn:schemas-microsoft-com:office:word" xmlns:w="http://schemas.openxmlformats.org/wordprocessingml/2006/main" xmlns:w14="http://schemas.microsoft.com/office/word/2010/wordml" xmlns:w15="http://schemas.microsoft.com/office/word/2012/wordml" xmlns:w16cei="http://schemas.microsoft.com/office/word/2026/wordml/cei" xmlns:w16cex="http://schemas.microsoft.com/office/word/2018/wordml/cex" xmlns:w16cid="http://schemas.microsoft.com/office/word/2016/wordml/cid" xmlns:w16="http://schemas.microsoft.com/office/word/2018/wordml" xmlns:w16du="http://schemas.microsoft.com/office/word/2023/wordml/word16du" xmlns:w16sdtdh="http://schemas.microsoft.com/office/word/2020/wordml/sdtdatahash" xmlns:w16sdtfl="http://schemas.microsoft.com/office/word/2024/wordml/sdtformatlock" xmlns:w16se="http://schemas.microsoft.com/office/word/2015/wordml/symex" xmlns:wpg="http://schemas.microsoft.com/office/word/2010/wordprocessingGroup" xmlns:wpi="http://schemas.microsoft.com/office/word/2010/wordprocessingInk" xmlns:wne="http://schemas.microsoft.com/office/word/2006/wordml" xmlns:wps="http://schemas.microsoft.com/office/word/2010/wordprocessingShape" mc:Ignorable="w14 w15 w16se w16cid w16 w16cex w16sdtdh w16sdtfl w16du wp14">
+<w:document xmlns:wpc="http://schemas.microsoft.com/office/word/2010/wordprocessingCanvas" xmlns:cx="http://schemas.microsoft.com/office/drawing/2014/chartex" xmlns:cx1="http://schemas.microsoft.com/office/drawing/2015/9/8/chartex" xmlns:cx2="http://schemas.microsoft.com/office/drawing/2015/10/21/chartex" xmlns:cx3="http://schemas.microsoft.com/office/drawing/2016/5/9/chartex" xmlns:cx4="http://schemas.microsoft.com/office/drawing/2016/5/10/chartex" xmlns:cx5="http://schemas.microsoft.com/office/drawing/2016/5/11/chartex" xmlns:cx6="http://schemas.microsoft.com/office/drawing/2016/5/12/chartex" xmlns:cx7="http://schemas.microsoft.com/office/drawing/2016/5/13/chartex" xmlns:cx8="http://schemas.microsoft.com/office/drawing/2016/5/14/chartex" xmlns:mc="http://schemas.openxmlformats.org/markup-compatibility/2006" xmlns:aink="http://schemas.microsoft.com/office/drawing/2016/ink" xmlns:am3d="http://schemas.microsoft.com/office/drawing/2017/model3d" xmlns:o="urn:schemas-microsoft-com:office:office" xmlns:oel="http://schemas.microsoft.com/office/2019/extlst" xmlns:r="http://schemas.openxmlformats.org/officeDocument/2006/relationships" xmlns:m="http://schemas.openxmlformats.org/officeDocument/2006/math" xmlns:v="urn:schemas-microsoft-com:vml" xmlns:wp14="http://schemas.microsoft.com/office/word/2010/wordprocessingDrawing" xmlns:wp="http://schemas.openxmlformats.org/drawingml/2006/wordprocessingDrawing" xmlns:w10="urn:schemas-microsoft-com:office:word" xmlns:w="http://schemas.openxmlformats.org/wordprocessingml/2006/main" xmlns:w14="http://schemas.microsoft.com/office/word/2010/wordml" xmlns:w15="http://schemas.microsoft.com/office/word/2012/wordml" xmlns:w16cex="http://schemas.microsoft.com/office/word/2018/wordml/cex" xmlns:w16cid="http://schemas.microsoft.com/office/word/2016/wordml/cid" xmlns:w16="http://schemas.microsoft.com/office/word/2018/wordml" xmlns:w16du="http://schemas.microsoft.com/office/word/2023/wordml/word16du" xmlns:w16sdtdh="http://schemas.microsoft.com/office/word/2020/wordml/sdtdatahash" xmlns:w16sdtfl="http://schemas.microsoft.com/office/word/2024/wordml/sdtformatlock" xmlns:w16se="http://schemas.microsoft.com/office/word/2015/wordml/symex" xmlns:wpg="http://schemas.microsoft.com/office/word/2010/wordprocessingGroup" xmlns:wpi="http://schemas.microsoft.com/office/word/2010/wordprocessingInk" xmlns:wne="http://schemas.microsoft.com/office/word/2006/wordml" xmlns:wps="http://schemas.microsoft.com/office/word/2010/wordprocessingShape" mc:Ignorable="w14 w15 w16se w16cid w16 w16cex w16sdtdh w16sdtfl w16du wp14">
   <w:body>
     <w:p>
       <w:pPr>
@@ -1505,12 +1505,14 @@
     </w:p>
     <w:p>
       <w:pPr>
+        <w:jc w:val="center"/>
         <w:rPr>
           <w:rFonts w:cstheme="minorHAnsi"/>
           <w:b/>
           <w:bCs/>
           <w:sz w:val="32"/>
           <w:szCs w:val="32"/>
+          <w:u w:val="single"/>
         </w:rPr>
       </w:pPr>
       <w:r>
@@ -1520,6 +1522,7 @@
           <w:bCs/>
           <w:sz w:val="32"/>
           <w:szCs w:val="32"/>
+          <w:u w:val="single"/>
         </w:rPr>
         <w:t>WHY</w:t>
       </w:r>
@@ -1530,6 +1533,7 @@
           <w:bCs/>
           <w:sz w:val="32"/>
           <w:szCs w:val="32"/>
+          <w:u w:val="single"/>
         </w:rPr>
         <w:t xml:space="preserve"> </w:t>
       </w:r>
@@ -1540,6 +1544,7 @@
           <w:bCs/>
           <w:sz w:val="32"/>
           <w:szCs w:val="32"/>
+          <w:u w:val="single"/>
         </w:rPr>
         <w:t>NOW?</w:t>
       </w:r>
@@ -1568,7 +1573,23 @@
           <w:sz w:val="32"/>
           <w:szCs w:val="32"/>
         </w:rPr>
-        <w:t xml:space="preserve"> champions human connection, creativity, and </w:t>
+        <w:t xml:space="preserve"> champions human creativity,</w:t>
+      </w:r>
+      <w:r>
+        <w:rPr>
+          <w:rFonts w:cstheme="minorHAnsi"/>
+          <w:sz w:val="32"/>
+          <w:szCs w:val="32"/>
+        </w:rPr>
+        <w:t xml:space="preserve"> connections,</w:t>
+      </w:r>
+      <w:r>
+        <w:rPr>
+          <w:rFonts w:cstheme="minorHAnsi"/>
+          <w:sz w:val="32"/>
+          <w:szCs w:val="32"/>
+        </w:rPr>
+        <w:t xml:space="preserve"> and </w:t>
       </w:r>
       <w:r>
         <w:rPr>
@@ -1584,39 +1605,199 @@
           <w:sz w:val="32"/>
           <w:szCs w:val="32"/>
         </w:rPr>
-        <w:t xml:space="preserve"> against the rising tide of technological isolatio</w:t>
-      </w:r>
-      <w:r>
-        <w:rPr>
-          <w:rFonts w:cstheme="minorHAnsi"/>
-          <w:sz w:val="32"/>
-          <w:szCs w:val="32"/>
-        </w:rPr>
-        <w:t>n</w:t>
-      </w:r>
-      <w:r>
-        <w:rPr>
-          <w:rFonts w:cstheme="minorHAnsi"/>
-          <w:sz w:val="32"/>
-          <w:szCs w:val="32"/>
-        </w:rPr>
-        <w:t xml:space="preserve">, symbolized by the threat of replacing a historic lake house with an </w:t>
-      </w:r>
-      <w:r>
-        <w:rPr>
-          <w:rFonts w:cstheme="minorHAnsi"/>
-          <w:sz w:val="32"/>
-          <w:szCs w:val="32"/>
-        </w:rPr>
-        <w:t xml:space="preserve">AI </w:t>
-      </w:r>
-      <w:r>
-        <w:rPr>
-          <w:rFonts w:cstheme="minorHAnsi"/>
-          <w:sz w:val="32"/>
-          <w:szCs w:val="32"/>
-        </w:rPr>
-        <w:t>data center. By centering its narrative on the long-term impact of suicide and collective loss, the play directly addresses our modern mental health crisis, offering a vital roadmap for healing through open communication and community. Furthermore, it uses localized science and folklore to bridge regional cultural divides, reminding audiences to protect both the natural environments and the shared, real-world heritages that keep us rooted.</w:t>
+        <w:t xml:space="preserve"> against the ris</w:t>
+      </w:r>
+      <w:r>
+        <w:rPr>
+          <w:rFonts w:cstheme="minorHAnsi"/>
+          <w:sz w:val="32"/>
+          <w:szCs w:val="32"/>
+        </w:rPr>
+        <w:t xml:space="preserve">e </w:t>
+      </w:r>
+      <w:r>
+        <w:rPr>
+          <w:rFonts w:cstheme="minorHAnsi"/>
+          <w:sz w:val="32"/>
+          <w:szCs w:val="32"/>
+        </w:rPr>
+        <w:t xml:space="preserve">of </w:t>
+      </w:r>
+      <w:r>
+        <w:rPr>
+          <w:rFonts w:cstheme="minorHAnsi"/>
+          <w:sz w:val="32"/>
+          <w:szCs w:val="32"/>
+        </w:rPr>
+        <w:t xml:space="preserve">harmful </w:t>
+      </w:r>
+      <w:r>
+        <w:rPr>
+          <w:rFonts w:cstheme="minorHAnsi"/>
+          <w:sz w:val="32"/>
+          <w:szCs w:val="32"/>
+        </w:rPr>
+        <w:t>technolog</w:t>
+      </w:r>
+      <w:r>
+        <w:rPr>
+          <w:rFonts w:cstheme="minorHAnsi"/>
+          <w:sz w:val="32"/>
+          <w:szCs w:val="32"/>
+        </w:rPr>
+        <w:t>ies</w:t>
+      </w:r>
+      <w:r>
+        <w:rPr>
+          <w:rFonts w:cstheme="minorHAnsi"/>
+          <w:sz w:val="32"/>
+          <w:szCs w:val="32"/>
+        </w:rPr>
+        <w:t xml:space="preserve">, symbolized by the threat of </w:t>
+      </w:r>
+      <w:r>
+        <w:rPr>
+          <w:rFonts w:cstheme="minorHAnsi"/>
+          <w:sz w:val="32"/>
+          <w:szCs w:val="32"/>
+        </w:rPr>
+        <w:t xml:space="preserve">a data center </w:t>
+      </w:r>
+      <w:r>
+        <w:rPr>
+          <w:rFonts w:cstheme="minorHAnsi"/>
+          <w:sz w:val="32"/>
+          <w:szCs w:val="32"/>
+        </w:rPr>
+        <w:t xml:space="preserve">replacing a </w:t>
+      </w:r>
+      <w:r>
+        <w:rPr>
+          <w:rFonts w:cstheme="minorHAnsi"/>
+          <w:sz w:val="32"/>
+          <w:szCs w:val="32"/>
+        </w:rPr>
+        <w:t>small-town</w:t>
+      </w:r>
+      <w:r>
+        <w:rPr>
+          <w:rFonts w:cstheme="minorHAnsi"/>
+          <w:sz w:val="32"/>
+          <w:szCs w:val="32"/>
+        </w:rPr>
+        <w:t xml:space="preserve"> family’s lake house</w:t>
+      </w:r>
+      <w:r>
+        <w:rPr>
+          <w:rFonts w:cstheme="minorHAnsi"/>
+          <w:sz w:val="32"/>
+          <w:szCs w:val="32"/>
+        </w:rPr>
+        <w:t xml:space="preserve">. By centering </w:t>
+      </w:r>
+      <w:r>
+        <w:rPr>
+          <w:rFonts w:cstheme="minorHAnsi"/>
+          <w:sz w:val="32"/>
+          <w:szCs w:val="32"/>
+        </w:rPr>
+        <w:t>the</w:t>
+      </w:r>
+      <w:r>
+        <w:rPr>
+          <w:rFonts w:cstheme="minorHAnsi"/>
+          <w:sz w:val="32"/>
+          <w:szCs w:val="32"/>
+        </w:rPr>
+        <w:t xml:space="preserve"> narrative on the impact</w:t>
+      </w:r>
+      <w:r>
+        <w:rPr>
+          <w:rFonts w:cstheme="minorHAnsi"/>
+          <w:sz w:val="32"/>
+          <w:szCs w:val="32"/>
+        </w:rPr>
+        <w:t>s</w:t>
+      </w:r>
+      <w:r>
+        <w:rPr>
+          <w:rFonts w:cstheme="minorHAnsi"/>
+          <w:sz w:val="32"/>
+          <w:szCs w:val="32"/>
+        </w:rPr>
+        <w:t xml:space="preserve"> of suicide and collective loss, the play addresses </w:t>
+      </w:r>
+      <w:r>
+        <w:rPr>
+          <w:rFonts w:cstheme="minorHAnsi"/>
+          <w:sz w:val="32"/>
+          <w:szCs w:val="32"/>
+        </w:rPr>
+        <w:t>today’s</w:t>
+      </w:r>
+      <w:r>
+        <w:rPr>
+          <w:rFonts w:cstheme="minorHAnsi"/>
+          <w:sz w:val="32"/>
+          <w:szCs w:val="32"/>
+        </w:rPr>
+        <w:t xml:space="preserve"> mental health crisis, offering </w:t>
+      </w:r>
+      <w:r>
+        <w:rPr>
+          <w:rFonts w:cstheme="minorHAnsi"/>
+          <w:sz w:val="32"/>
+          <w:szCs w:val="32"/>
+        </w:rPr>
+        <w:t>ways to</w:t>
+      </w:r>
+      <w:r>
+        <w:rPr>
+          <w:rFonts w:cstheme="minorHAnsi"/>
+          <w:sz w:val="32"/>
+          <w:szCs w:val="32"/>
+        </w:rPr>
+        <w:t xml:space="preserve"> heal through open communication and community. </w:t>
+      </w:r>
+      <w:r>
+        <w:rPr>
+          <w:rFonts w:cstheme="minorHAnsi"/>
+          <w:sz w:val="32"/>
+          <w:szCs w:val="32"/>
+        </w:rPr>
+        <w:t>And</w:t>
+      </w:r>
+      <w:r>
+        <w:rPr>
+          <w:rFonts w:cstheme="minorHAnsi"/>
+          <w:sz w:val="32"/>
+          <w:szCs w:val="32"/>
+        </w:rPr>
+        <w:t xml:space="preserve"> </w:t>
+      </w:r>
+      <w:r>
+        <w:rPr>
+          <w:rFonts w:cstheme="minorHAnsi"/>
+          <w:sz w:val="32"/>
+          <w:szCs w:val="32"/>
+        </w:rPr>
+        <w:t xml:space="preserve">it uses science and folklore to bridge regional cultural divides, reminding audiences to protect both the natural environments and </w:t>
+      </w:r>
+      <w:r>
+        <w:rPr>
+          <w:rFonts w:cstheme="minorHAnsi"/>
+          <w:sz w:val="32"/>
+          <w:szCs w:val="32"/>
+        </w:rPr>
+        <w:t>our</w:t>
+      </w:r>
+      <w:r>
+        <w:rPr>
+          <w:rFonts w:cstheme="minorHAnsi"/>
+          <w:sz w:val="32"/>
+          <w:szCs w:val="32"/>
+        </w:rPr>
+        <w:t xml:space="preserve"> shared heritages that keep us rooted.</w:t>
       </w:r>
     </w:p>
     <w:p>
@@ -2279,8 +2460,18 @@
           <w:sz w:val="32"/>
           <w:szCs w:val="32"/>
         </w:rPr>
-        <w:t>Banh MIchigan</w:t>
-      </w:r>
+        <w:t xml:space="preserve">Banh </w:t>
+      </w:r>
+      <w:proofErr w:type="spellStart"/>
+      <w:r>
+        <w:rPr>
+          <w:rFonts w:cstheme="minorHAnsi"/>
+          <w:sz w:val="32"/>
+          <w:szCs w:val="32"/>
+        </w:rPr>
+        <w:t>MIchigan</w:t>
+      </w:r>
+      <w:proofErr w:type="spellEnd"/>
       <w:r>
         <w:rPr>
           <w:rFonts w:cstheme="minorHAnsi"/>
@@ -2982,7 +3173,25 @@
           <w:sz w:val="26"/>
           <w:szCs w:val="26"/>
         </w:rPr>
-        <w:t xml:space="preserve"> MIchigan. On a swim, </w:t>
+        <w:t xml:space="preserve"> </w:t>
+      </w:r>
+      <w:proofErr w:type="spellStart"/>
+      <w:r>
+        <w:rPr>
+          <w:rFonts w:cstheme="minorHAnsi"/>
+          <w:sz w:val="26"/>
+          <w:szCs w:val="26"/>
+        </w:rPr>
+        <w:t>MIchigan</w:t>
+      </w:r>
+      <w:proofErr w:type="spellEnd"/>
+      <w:r>
+        <w:rPr>
+          <w:rFonts w:cstheme="minorHAnsi"/>
+          <w:sz w:val="26"/>
+          <w:szCs w:val="26"/>
+        </w:rPr>
+        <w:t xml:space="preserve">. On a swim, </w:t>
       </w:r>
       <w:r>
         <w:rPr>
@@ -4122,8 +4331,18 @@
           <w:sz w:val="26"/>
           <w:szCs w:val="26"/>
         </w:rPr>
-        <w:t>’s mother returns</w:t>
-      </w:r>
+        <w:t xml:space="preserve">’s mother </w:t>
+      </w:r>
+      <w:proofErr w:type="gramStart"/>
+      <w:r>
+        <w:rPr>
+          <w:rFonts w:cstheme="minorHAnsi"/>
+          <w:sz w:val="26"/>
+          <w:szCs w:val="26"/>
+        </w:rPr>
+        <w:t>returns</w:t>
+      </w:r>
+      <w:proofErr w:type="gramEnd"/>
       <w:r>
         <w:rPr>
           <w:rFonts w:cstheme="minorHAnsi"/>
@@ -5610,7 +5829,25 @@
           <w:sz w:val="26"/>
           <w:szCs w:val="26"/>
         </w:rPr>
-        <w:t>. The Vandams are only divided by peninsulas</w:t>
+        <w:t xml:space="preserve">. The </w:t>
+      </w:r>
+      <w:proofErr w:type="spellStart"/>
+      <w:r>
+        <w:rPr>
+          <w:rFonts w:cstheme="minorHAnsi"/>
+          <w:sz w:val="26"/>
+          <w:szCs w:val="26"/>
+        </w:rPr>
+        <w:t>Vandams</w:t>
+      </w:r>
+      <w:proofErr w:type="spellEnd"/>
+      <w:r>
+        <w:rPr>
+          <w:rFonts w:cstheme="minorHAnsi"/>
+          <w:sz w:val="26"/>
+          <w:szCs w:val="26"/>
+        </w:rPr>
+        <w:t xml:space="preserve"> are only divided by peninsulas</w:t>
       </w:r>
       <w:r>
         <w:rPr>
@@ -5682,7 +5919,25 @@
           <w:sz w:val="26"/>
           <w:szCs w:val="26"/>
         </w:rPr>
-        <w:t>North South East West</w:t>
+        <w:t xml:space="preserve">North </w:t>
+      </w:r>
+      <w:proofErr w:type="gramStart"/>
+      <w:r>
+        <w:rPr>
+          <w:rFonts w:cstheme="minorHAnsi"/>
+          <w:sz w:val="26"/>
+          <w:szCs w:val="26"/>
+        </w:rPr>
+        <w:t>South East</w:t>
+      </w:r>
+      <w:proofErr w:type="gramEnd"/>
+      <w:r>
+        <w:rPr>
+          <w:rFonts w:cstheme="minorHAnsi"/>
+          <w:sz w:val="26"/>
+          <w:szCs w:val="26"/>
+        </w:rPr>
+        <w:t xml:space="preserve"> West</w:t>
       </w:r>
       <w:r>
         <w:rPr>
@@ -6044,7 +6299,16 @@
           <w:sz w:val="26"/>
           <w:szCs w:val="26"/>
         </w:rPr>
-        <w:t xml:space="preserve">. Petoskey offers the </w:t>
+        <w:t xml:space="preserve">. Petoskey offers </w:t>
+      </w:r>
+      <w:proofErr w:type="gramStart"/>
+      <w:r>
+        <w:rPr>
+          <w:rFonts w:cstheme="minorHAnsi"/>
+          <w:sz w:val="26"/>
+          <w:szCs w:val="26"/>
+        </w:rPr>
+        <w:t xml:space="preserve">the </w:t>
       </w:r>
       <w:r>
         <w:rPr>
@@ -6054,6 +6318,7 @@
         </w:rPr>
         <w:t>Ford</w:t>
       </w:r>
+      <w:proofErr w:type="gramEnd"/>
       <w:r>
         <w:rPr>
           <w:rFonts w:cstheme="minorHAnsi"/>
@@ -6076,7 +6341,25 @@
           <w:sz w:val="26"/>
           <w:szCs w:val="26"/>
         </w:rPr>
-        <w:t xml:space="preserve"> scoffs but is interested in. Jasper then offers his restaurant. The Vandams return with decades of themed costume</w:t>
+        <w:t xml:space="preserve"> scoffs but is interested in. Jasper then offers his restaurant. The </w:t>
+      </w:r>
+      <w:proofErr w:type="spellStart"/>
+      <w:r>
+        <w:rPr>
+          <w:rFonts w:cstheme="minorHAnsi"/>
+          <w:sz w:val="26"/>
+          <w:szCs w:val="26"/>
+        </w:rPr>
+        <w:t>Vandams</w:t>
+      </w:r>
+      <w:proofErr w:type="spellEnd"/>
+      <w:r>
+        <w:rPr>
+          <w:rFonts w:cstheme="minorHAnsi"/>
+          <w:sz w:val="26"/>
+          <w:szCs w:val="26"/>
+        </w:rPr>
+        <w:t xml:space="preserve"> return with decades of themed costume</w:t>
       </w:r>
       <w:r>
         <w:rPr>
@@ -6395,45 +6678,25 @@
         </w:rPr>
         <w:t xml:space="preserve"> reunion as lovers once more (“</w:t>
       </w:r>
-      <w:r>
-        <w:rPr>
-          <w:rFonts w:cstheme="minorHAnsi"/>
-          <w:sz w:val="26"/>
-          <w:szCs w:val="26"/>
-        </w:rPr>
-        <w:t>The</w:t>
-      </w:r>
-      <w:r>
-        <w:rPr>
-          <w:rFonts w:cstheme="minorHAnsi"/>
-          <w:sz w:val="26"/>
-          <w:szCs w:val="26"/>
-        </w:rPr>
-        <w:t xml:space="preserve"> </w:t>
-      </w:r>
-      <w:r>
-        <w:rPr>
-          <w:rFonts w:cstheme="minorHAnsi"/>
-          <w:sz w:val="26"/>
-          <w:szCs w:val="26"/>
-        </w:rPr>
-        <w:t>Spirits of the Lakes</w:t>
-      </w:r>
-      <w:r>
-        <w:rPr>
-          <w:rFonts w:cstheme="minorHAnsi"/>
-          <w:sz w:val="26"/>
-          <w:szCs w:val="26"/>
-        </w:rPr>
-        <w:t>”)</w:t>
-      </w:r>
-      <w:r>
-        <w:rPr>
-          <w:rFonts w:cstheme="minorHAnsi"/>
-          <w:sz w:val="26"/>
-          <w:szCs w:val="26"/>
-        </w:rPr>
-        <w:t>.</w:t>
+      <w:hyperlink r:id="rId15" w:history="1">
+        <w:r>
+          <w:rPr>
+            <w:rStyle w:val="Hyperlink"/>
+            <w:rFonts w:cstheme="minorHAnsi"/>
+            <w:sz w:val="26"/>
+            <w:szCs w:val="26"/>
+            <w:u w:val="none"/>
+          </w:rPr>
+          <w:t>Water to My Soul</w:t>
+        </w:r>
+      </w:hyperlink>
+      <w:r>
+        <w:rPr>
+          <w:rFonts w:cstheme="minorHAnsi"/>
+          <w:sz w:val="26"/>
+          <w:szCs w:val="26"/>
+        </w:rPr>
+        <w:t>”).</w:t>
       </w:r>
     </w:p>
     <w:p>
@@ -7615,10 +7878,10 @@
           <w:szCs w:val="28"/>
         </w:rPr>
         <w:drawing>
-          <wp:anchor distT="0" distB="0" distL="114300" distR="114300" simplePos="0" relativeHeight="251659264" behindDoc="1" locked="0" layoutInCell="1" allowOverlap="1" wp14:anchorId="1B770020" wp14:editId="729973DA">
+          <wp:anchor distT="0" distB="0" distL="114300" distR="114300" simplePos="0" relativeHeight="251659264" behindDoc="1" locked="0" layoutInCell="1" allowOverlap="1" wp14:anchorId="1B770020" wp14:editId="7AB67075">
             <wp:simplePos x="0" y="0"/>
             <wp:positionH relativeFrom="column">
-              <wp:posOffset>2328174</wp:posOffset>
+              <wp:posOffset>2505339</wp:posOffset>
             </wp:positionH>
             <wp:positionV relativeFrom="paragraph">
               <wp:posOffset>187325</wp:posOffset>
@@ -7640,7 +7903,7 @@
                     </pic:cNvPicPr>
                   </pic:nvPicPr>
                   <pic:blipFill>
-                    <a:blip r:embed="rId15" cstate="print">
+                    <a:blip r:embed="rId16" cstate="print">
                       <a:extLst>
                         <a:ext uri="{28A0092B-C50C-407E-A947-70E740481C1C}">
                           <a14:useLocalDpi xmlns:a14="http://schemas.microsoft.com/office/drawing/2010/main" val="0"/>
@@ -7693,23 +7956,97 @@
           <w:sz w:val="28"/>
           <w:szCs w:val="28"/>
         </w:rPr>
-        <w:t xml:space="preserve"> is a 13-year-old city girl from Dearborn and Willy and Milly’s brightest </w:t>
-      </w:r>
-      <w:r>
-        <w:rPr>
-          <w:rFonts w:cstheme="minorHAnsi"/>
-          <w:sz w:val="28"/>
-          <w:szCs w:val="28"/>
-        </w:rPr>
-        <w:t>grandkid yet</w:t>
-      </w:r>
-      <w:r>
-        <w:rPr>
-          <w:rFonts w:cstheme="minorHAnsi"/>
-          <w:sz w:val="28"/>
-          <w:szCs w:val="28"/>
-        </w:rPr>
-        <w:t xml:space="preserve"> is trollface personified. Despite going above and beyond, she and her mom Shelby feel out of place. She hopes to beat cousin Petoskey in their annual </w:t>
+        <w:t xml:space="preserve"> is a 13-year-old city girl from Dearbor</w:t>
+      </w:r>
+      <w:r>
+        <w:rPr>
+          <w:rFonts w:cstheme="minorHAnsi"/>
+          <w:sz w:val="28"/>
+          <w:szCs w:val="28"/>
+        </w:rPr>
+        <w:t>n and the brightest of</w:t>
+      </w:r>
+      <w:r>
+        <w:rPr>
+          <w:rFonts w:cstheme="minorHAnsi"/>
+          <w:sz w:val="28"/>
+          <w:szCs w:val="28"/>
+        </w:rPr>
+        <w:t xml:space="preserve"> Willy and Milly</w:t>
+      </w:r>
+      <w:r>
+        <w:rPr>
+          <w:rFonts w:cstheme="minorHAnsi"/>
+          <w:sz w:val="28"/>
+          <w:szCs w:val="28"/>
+        </w:rPr>
+        <w:t xml:space="preserve"> </w:t>
+      </w:r>
+      <w:r>
+        <w:rPr>
+          <w:rFonts w:cstheme="minorHAnsi"/>
+          <w:sz w:val="28"/>
+          <w:szCs w:val="28"/>
+        </w:rPr>
+        <w:t>grandkid</w:t>
+      </w:r>
+      <w:r>
+        <w:rPr>
+          <w:rFonts w:cstheme="minorHAnsi"/>
+          <w:sz w:val="28"/>
+          <w:szCs w:val="28"/>
+        </w:rPr>
+        <w:t>s,</w:t>
+      </w:r>
+      <w:r>
+        <w:rPr>
+          <w:rFonts w:cstheme="minorHAnsi"/>
+          <w:sz w:val="28"/>
+          <w:szCs w:val="28"/>
+        </w:rPr>
+        <w:t xml:space="preserve"> yet</w:t>
+      </w:r>
+      <w:r>
+        <w:rPr>
+          <w:rFonts w:cstheme="minorHAnsi"/>
+          <w:sz w:val="28"/>
+          <w:szCs w:val="28"/>
+        </w:rPr>
+        <w:t xml:space="preserve"> </w:t>
+      </w:r>
+      <w:r>
+        <w:rPr>
+          <w:rFonts w:cstheme="minorHAnsi"/>
+          <w:sz w:val="28"/>
+          <w:szCs w:val="28"/>
+        </w:rPr>
+        <w:t xml:space="preserve">she </w:t>
+      </w:r>
+      <w:r>
+        <w:rPr>
+          <w:rFonts w:cstheme="minorHAnsi"/>
+          <w:sz w:val="28"/>
+          <w:szCs w:val="28"/>
+        </w:rPr>
+        <w:t xml:space="preserve">is trollface personified. Despite going above and beyond, she and her mom Shelby feel out of place. She hopes to beat </w:t>
+      </w:r>
+      <w:proofErr w:type="gramStart"/>
+      <w:r>
+        <w:rPr>
+          <w:rFonts w:cstheme="minorHAnsi"/>
+          <w:sz w:val="28"/>
+          <w:szCs w:val="28"/>
+        </w:rPr>
+        <w:t>cousin</w:t>
+      </w:r>
+      <w:proofErr w:type="gramEnd"/>
+      <w:r>
+        <w:rPr>
+          <w:rFonts w:cstheme="minorHAnsi"/>
+          <w:sz w:val="28"/>
+          <w:szCs w:val="28"/>
+        </w:rPr>
+        <w:t xml:space="preserve"> Petoskey in their annual </w:t>
       </w:r>
       <w:r>
         <w:rPr>
@@ -8917,8 +9254,18 @@
           <w:sz w:val="28"/>
           <w:szCs w:val="28"/>
         </w:rPr>
-        <w:t>BANH MIchigan</w:t>
-      </w:r>
+        <w:t xml:space="preserve">BANH </w:t>
+      </w:r>
+      <w:proofErr w:type="spellStart"/>
+      <w:r>
+        <w:rPr>
+          <w:rFonts w:cstheme="minorHAnsi"/>
+          <w:sz w:val="28"/>
+          <w:szCs w:val="28"/>
+        </w:rPr>
+        <w:t>MIchigan</w:t>
+      </w:r>
+      <w:proofErr w:type="spellEnd"/>
       <w:r>
         <w:rPr>
           <w:rFonts w:cstheme="minorHAnsi"/>
@@ -9262,8 +9609,18 @@
           <w:sz w:val="28"/>
           <w:szCs w:val="28"/>
         </w:rPr>
-        <w:t>The Vandams</w:t>
-      </w:r>
+        <w:t xml:space="preserve">The </w:t>
+      </w:r>
+      <w:proofErr w:type="spellStart"/>
+      <w:r>
+        <w:rPr>
+          <w:rFonts w:cstheme="minorHAnsi"/>
+          <w:sz w:val="28"/>
+          <w:szCs w:val="28"/>
+        </w:rPr>
+        <w:t>Vandams</w:t>
+      </w:r>
+      <w:proofErr w:type="spellEnd"/>
       <w:r>
         <w:rPr>
           <w:rFonts w:cstheme="minorHAnsi"/>
@@ -9336,6 +9693,7 @@
         </w:rPr>
         <w:t xml:space="preserve"> (</w:t>
       </w:r>
+      <w:proofErr w:type="spellStart"/>
       <w:r>
         <w:rPr>
           <w:rFonts w:cstheme="minorHAnsi"/>
@@ -9344,6 +9702,7 @@
         </w:rPr>
         <w:t>ew</w:t>
       </w:r>
+      <w:proofErr w:type="spellEnd"/>
       <w:r>
         <w:rPr>
           <w:rFonts w:cstheme="minorHAnsi"/>
@@ -9355,6 +9714,137 @@
     </w:p>
     <w:p>
       <w:pPr>
+        <w:tabs>
+          <w:tab w:val="left" w:pos="5013"/>
+        </w:tabs>
+        <w:spacing w:line="240" w:lineRule="auto"/>
+        <w:rPr>
+          <w:rFonts w:cstheme="minorHAnsi"/>
+          <w:sz w:val="28"/>
+          <w:szCs w:val="28"/>
+        </w:rPr>
+      </w:pPr>
+    </w:p>
+    <w:p>
+      <w:pPr>
+        <w:tabs>
+          <w:tab w:val="left" w:pos="5013"/>
+        </w:tabs>
+        <w:spacing w:line="240" w:lineRule="auto"/>
+        <w:jc w:val="center"/>
+        <w:rPr>
+          <w:rFonts w:cstheme="minorHAnsi"/>
+          <w:b/>
+          <w:bCs/>
+          <w:sz w:val="28"/>
+          <w:szCs w:val="28"/>
+        </w:rPr>
+      </w:pPr>
+      <w:r>
+        <w:rPr>
+          <w:rFonts w:cstheme="minorHAnsi"/>
+          <w:b/>
+          <w:bCs/>
+          <w:sz w:val="28"/>
+          <w:szCs w:val="28"/>
+        </w:rPr>
+        <w:t>MICHIGANDERS</w:t>
+      </w:r>
+    </w:p>
+    <w:p>
+      <w:pPr>
+        <w:tabs>
+          <w:tab w:val="left" w:pos="5013"/>
+        </w:tabs>
+        <w:spacing w:line="240" w:lineRule="auto"/>
+        <w:rPr>
+          <w:rFonts w:cstheme="minorHAnsi"/>
+          <w:sz w:val="28"/>
+          <w:szCs w:val="28"/>
+        </w:rPr>
+      </w:pPr>
+      <w:r>
+        <w:rPr>
+          <w:rFonts w:cstheme="minorHAnsi"/>
+          <w:b/>
+          <w:bCs/>
+          <w:sz w:val="28"/>
+          <w:szCs w:val="28"/>
+        </w:rPr>
+        <w:t>DETECTIVE</w:t>
+      </w:r>
+      <w:r>
+        <w:rPr>
+          <w:rFonts w:cstheme="minorHAnsi"/>
+          <w:sz w:val="28"/>
+          <w:szCs w:val="28"/>
+        </w:rPr>
+        <w:t xml:space="preserve"> is an investigator along the Mackinac Bridge.</w:t>
+      </w:r>
+    </w:p>
+    <w:p>
+      <w:pPr>
+        <w:tabs>
+          <w:tab w:val="left" w:pos="5013"/>
+        </w:tabs>
+        <w:spacing w:line="240" w:lineRule="auto"/>
+        <w:rPr>
+          <w:rFonts w:cstheme="minorHAnsi"/>
+          <w:sz w:val="28"/>
+          <w:szCs w:val="28"/>
+        </w:rPr>
+      </w:pPr>
+      <w:r>
+        <w:rPr>
+          <w:rFonts w:cstheme="minorHAnsi"/>
+          <w:b/>
+          <w:bCs/>
+          <w:sz w:val="28"/>
+          <w:szCs w:val="28"/>
+        </w:rPr>
+        <w:t>THE GHOST OF HENRY FORD</w:t>
+      </w:r>
+      <w:r>
+        <w:rPr>
+          <w:rFonts w:cstheme="minorHAnsi"/>
+          <w:sz w:val="28"/>
+          <w:szCs w:val="28"/>
+        </w:rPr>
+        <w:t xml:space="preserve"> returns</w:t>
+      </w:r>
+      <w:r>
+        <w:rPr>
+          <w:rFonts w:cstheme="minorHAnsi"/>
+          <w:sz w:val="28"/>
+          <w:szCs w:val="28"/>
+        </w:rPr>
+        <w:t xml:space="preserve"> from real Hell</w:t>
+      </w:r>
+      <w:r>
+        <w:rPr>
+          <w:rFonts w:cstheme="minorHAnsi"/>
+          <w:sz w:val="28"/>
+          <w:szCs w:val="28"/>
+        </w:rPr>
+        <w:t xml:space="preserve"> during the Ford Model T </w:t>
+      </w:r>
+      <w:r>
+        <w:rPr>
+          <w:rFonts w:cstheme="minorHAnsi"/>
+          <w:sz w:val="28"/>
+          <w:szCs w:val="28"/>
+        </w:rPr>
+        <w:t xml:space="preserve">car chase. He is punished for being antisemitic and anti-union. He tries to stop </w:t>
+      </w:r>
+      <w:r>
+        <w:rPr>
+          <w:rFonts w:cstheme="minorHAnsi"/>
+          <w:sz w:val="28"/>
+          <w:szCs w:val="28"/>
+        </w:rPr>
+        <w:t>Wayland. After driving off a bridge, Lulu finds him and beats him up.</w:t>
+      </w:r>
+      <w:r>
         <w:rPr>
           <w:rFonts w:cstheme="minorHAnsi"/>
           <w:b/>
@@ -9363,16 +9853,6 @@
           <w:szCs w:val="30"/>
           <w:u w:val="single"/>
         </w:rPr>
-      </w:pPr>
-      <w:r>
-        <w:rPr>
-          <w:rFonts w:cstheme="minorHAnsi"/>
-          <w:b/>
-          <w:bCs/>
-          <w:sz w:val="30"/>
-          <w:szCs w:val="30"/>
-          <w:u w:val="single"/>
-        </w:rPr>
         <w:br w:type="page"/>
       </w:r>
     </w:p>
@@ -9449,7 +9929,7 @@
         </w:rPr>
         <w:t xml:space="preserve">1. </w:t>
       </w:r>
-      <w:hyperlink r:id="rId16" w:history="1">
+      <w:hyperlink r:id="rId17" w:history="1">
         <w:r>
           <w:rPr>
             <w:rStyle w:val="Hyperlink"/>
@@ -9486,7 +9966,7 @@
         <w:br/>
         <w:t xml:space="preserve">2. </w:t>
       </w:r>
-      <w:hyperlink r:id="rId17" w:history="1">
+      <w:hyperlink r:id="rId18" w:history="1">
         <w:r>
           <w:rPr>
             <w:rStyle w:val="Hyperlink"/>
@@ -9512,8 +9992,9 @@
           <w:szCs w:val="32"/>
           <w:vertAlign w:val="subscript"/>
         </w:rPr>
-        <w:t>The Vandams</w:t>
-      </w:r>
+        <w:t xml:space="preserve">The </w:t>
+      </w:r>
+      <w:proofErr w:type="spellStart"/>
       <w:r>
         <w:rPr>
           <w:rFonts w:cstheme="minorHAnsi"/>
@@ -9521,6 +10002,16 @@
           <w:szCs w:val="32"/>
           <w:vertAlign w:val="subscript"/>
         </w:rPr>
+        <w:t>Vandams</w:t>
+      </w:r>
+      <w:proofErr w:type="spellEnd"/>
+      <w:r>
+        <w:rPr>
+          <w:rFonts w:cstheme="minorHAnsi"/>
+          <w:sz w:val="32"/>
+          <w:szCs w:val="32"/>
+          <w:vertAlign w:val="subscript"/>
+        </w:rPr>
         <w:br/>
       </w:r>
       <w:r>
@@ -9531,7 +10022,7 @@
         </w:rPr>
         <w:t xml:space="preserve">3. </w:t>
       </w:r>
-      <w:hyperlink r:id="rId18" w:history="1">
+      <w:hyperlink r:id="rId19" w:history="1">
         <w:r>
           <w:rPr>
             <w:rStyle w:val="Hyperlink"/>
@@ -9568,7 +10059,7 @@
         <w:br/>
         <w:t xml:space="preserve">4. </w:t>
       </w:r>
-      <w:hyperlink r:id="rId19" w:history="1">
+      <w:hyperlink r:id="rId20" w:history="1">
         <w:r>
           <w:rPr>
             <w:rStyle w:val="Hyperlink"/>
@@ -9655,7 +10146,7 @@
         </w:rPr>
         <w:t xml:space="preserve"> </w:t>
       </w:r>
-      <w:hyperlink r:id="rId20" w:history="1">
+      <w:hyperlink r:id="rId21" w:history="1">
         <w:r>
           <w:rPr>
             <w:rStyle w:val="Hyperlink"/>
@@ -9746,7 +10237,7 @@
         <w:br/>
         <w:t xml:space="preserve">6. </w:t>
       </w:r>
-      <w:hyperlink r:id="rId21" w:history="1">
+      <w:hyperlink r:id="rId22" w:history="1">
         <w:r>
           <w:rPr>
             <w:rStyle w:val="Hyperlink"/>
@@ -9833,8 +10324,19 @@
           <w:szCs w:val="32"/>
           <w:vertAlign w:val="subscript"/>
         </w:rPr>
-        <w:t>The Vandams</w:t>
-      </w:r>
+        <w:t xml:space="preserve">The </w:t>
+      </w:r>
+      <w:proofErr w:type="spellStart"/>
+      <w:r>
+        <w:rPr>
+          <w:rFonts w:cstheme="minorHAnsi"/>
+          <w:sz w:val="32"/>
+          <w:szCs w:val="32"/>
+          <w:vertAlign w:val="subscript"/>
+        </w:rPr>
+        <w:t>Vandams</w:t>
+      </w:r>
+      <w:proofErr w:type="spellEnd"/>
       <w:r>
         <w:rPr>
           <w:rFonts w:cstheme="minorHAnsi"/>
@@ -10025,6 +10527,7 @@
         </w:rPr>
         <w:t xml:space="preserve">13. Kick Rocks </w:t>
       </w:r>
+      <w:proofErr w:type="gramStart"/>
       <w:r>
         <w:rPr>
           <w:rFonts w:cstheme="minorHAnsi"/>
@@ -10032,8 +10535,29 @@
           <w:szCs w:val="32"/>
           <w:vertAlign w:val="subscript"/>
         </w:rPr>
-        <w:t>The Vandams</w:t>
-      </w:r>
+        <w:t>The</w:t>
+      </w:r>
+      <w:proofErr w:type="gramEnd"/>
+      <w:r>
+        <w:rPr>
+          <w:rFonts w:cstheme="minorHAnsi"/>
+          <w:sz w:val="32"/>
+          <w:szCs w:val="32"/>
+          <w:vertAlign w:val="subscript"/>
+        </w:rPr>
+        <w:t xml:space="preserve"> </w:t>
+      </w:r>
+      <w:proofErr w:type="spellStart"/>
+      <w:r>
+        <w:rPr>
+          <w:rFonts w:cstheme="minorHAnsi"/>
+          <w:sz w:val="32"/>
+          <w:szCs w:val="32"/>
+          <w:vertAlign w:val="subscript"/>
+        </w:rPr>
+        <w:t>Vandams</w:t>
+      </w:r>
+      <w:proofErr w:type="spellEnd"/>
     </w:p>
     <w:p>
       <w:pPr>
@@ -10200,7 +10724,25 @@
           <w:sz w:val="32"/>
           <w:szCs w:val="32"/>
         </w:rPr>
-        <w:t xml:space="preserve">North South East </w:t>
+        <w:t xml:space="preserve">North </w:t>
+      </w:r>
+      <w:proofErr w:type="gramStart"/>
+      <w:r>
+        <w:rPr>
+          <w:rFonts w:cstheme="minorHAnsi"/>
+          <w:sz w:val="32"/>
+          <w:szCs w:val="32"/>
+        </w:rPr>
+        <w:t>South East</w:t>
+      </w:r>
+      <w:proofErr w:type="gramEnd"/>
+      <w:r>
+        <w:rPr>
+          <w:rFonts w:cstheme="minorHAnsi"/>
+          <w:sz w:val="32"/>
+          <w:szCs w:val="32"/>
+        </w:rPr>
+        <w:t xml:space="preserve"> </w:t>
       </w:r>
       <w:r>
         <w:rPr>
@@ -10216,7 +10758,25 @@
           <w:sz w:val="32"/>
           <w:szCs w:val="32"/>
         </w:rPr>
-        <w:t xml:space="preserve"> (As Long As You Try Your Best)</w:t>
+        <w:t xml:space="preserve"> (As Long </w:t>
+      </w:r>
+      <w:proofErr w:type="gramStart"/>
+      <w:r>
+        <w:rPr>
+          <w:rFonts w:cstheme="minorHAnsi"/>
+          <w:sz w:val="32"/>
+          <w:szCs w:val="32"/>
+        </w:rPr>
+        <w:t>As</w:t>
+      </w:r>
+      <w:proofErr w:type="gramEnd"/>
+      <w:r>
+        <w:rPr>
+          <w:rFonts w:cstheme="minorHAnsi"/>
+          <w:sz w:val="32"/>
+          <w:szCs w:val="32"/>
+        </w:rPr>
+        <w:t xml:space="preserve"> You Try Your Best)</w:t>
       </w:r>
       <w:r>
         <w:rPr>
@@ -10325,7 +10885,16 @@
           <w:sz w:val="32"/>
           <w:szCs w:val="32"/>
         </w:rPr>
-        <w:t>. Family</w:t>
+        <w:t xml:space="preserve">. </w:t>
+      </w:r>
+      <w:proofErr w:type="gramStart"/>
+      <w:r>
+        <w:rPr>
+          <w:rFonts w:cstheme="minorHAnsi"/>
+          <w:sz w:val="32"/>
+          <w:szCs w:val="32"/>
+        </w:rPr>
+        <w:t>Family</w:t>
       </w:r>
       <w:r>
         <w:rPr>
@@ -10335,6 +10904,7 @@
         </w:rPr>
         <w:t>’s</w:t>
       </w:r>
+      <w:proofErr w:type="gramEnd"/>
       <w:r>
         <w:rPr>
           <w:rFonts w:cstheme="minorHAnsi"/>
@@ -10425,8 +10995,9 @@
           <w:szCs w:val="32"/>
           <w:vertAlign w:val="subscript"/>
         </w:rPr>
-        <w:t>, The Vandams, Residents</w:t>
-      </w:r>
+        <w:t xml:space="preserve">, The </w:t>
+      </w:r>
+      <w:proofErr w:type="spellStart"/>
       <w:r>
         <w:rPr>
           <w:rFonts w:cstheme="minorHAnsi"/>
@@ -10434,6 +11005,25 @@
           <w:szCs w:val="32"/>
           <w:vertAlign w:val="subscript"/>
         </w:rPr>
+        <w:t>Vandams</w:t>
+      </w:r>
+      <w:proofErr w:type="spellEnd"/>
+      <w:r>
+        <w:rPr>
+          <w:rFonts w:cstheme="minorHAnsi"/>
+          <w:sz w:val="32"/>
+          <w:szCs w:val="32"/>
+          <w:vertAlign w:val="subscript"/>
+        </w:rPr>
+        <w:t>, Residents</w:t>
+      </w:r>
+      <w:r>
+        <w:rPr>
+          <w:rFonts w:cstheme="minorHAnsi"/>
+          <w:sz w:val="32"/>
+          <w:szCs w:val="32"/>
+          <w:vertAlign w:val="subscript"/>
+        </w:rPr>
         <w:br/>
       </w:r>
       <w:r>
@@ -10452,14 +11042,17 @@
         </w:rPr>
         <w:t xml:space="preserve">. </w:t>
       </w:r>
-      <w:r>
-        <w:rPr>
-          <w:rFonts w:cstheme="minorHAnsi"/>
-          <w:sz w:val="32"/>
-          <w:szCs w:val="32"/>
-        </w:rPr>
-        <w:t>The Spirits of the Lakes</w:t>
-      </w:r>
+      <w:hyperlink r:id="rId23" w:history="1">
+        <w:r>
+          <w:rPr>
+            <w:rStyle w:val="Hyperlink"/>
+            <w:rFonts w:cstheme="minorHAnsi"/>
+            <w:sz w:val="32"/>
+            <w:szCs w:val="32"/>
+          </w:rPr>
+          <w:t>Water to My Soul</w:t>
+        </w:r>
+      </w:hyperlink>
       <w:r>
         <w:rPr>
           <w:rFonts w:cstheme="minorHAnsi"/>
@@ -10571,12 +11164,12 @@
       </w:r>
     </w:p>
     <w:sectPr>
-      <w:headerReference w:type="even" r:id="rId22"/>
-      <w:headerReference w:type="default" r:id="rId23"/>
-      <w:footerReference w:type="even" r:id="rId24"/>
-      <w:footerReference w:type="default" r:id="rId25"/>
-      <w:headerReference w:type="first" r:id="rId26"/>
-      <w:footerReference w:type="first" r:id="rId27"/>
+      <w:headerReference w:type="even" r:id="rId24"/>
+      <w:headerReference w:type="default" r:id="rId25"/>
+      <w:footerReference w:type="even" r:id="rId26"/>
+      <w:footerReference w:type="default" r:id="rId27"/>
+      <w:headerReference w:type="first" r:id="rId28"/>
+      <w:footerReference w:type="first" r:id="rId29"/>
       <w:pgSz w:w="12240" w:h="15840"/>
       <w:pgMar w:top="1440" w:right="1440" w:bottom="1440" w:left="1440" w:header="720" w:footer="720" w:gutter="0"/>
       <w:pgNumType w:fmt="lowerRoman"/>
@@ -10589,7 +11182,7 @@
 </file>
 
 <file path=word/endnotes.xml><?xml version="1.0" encoding="utf-8"?>
-<w:endnotes xmlns:wpc="http://schemas.microsoft.com/office/word/2010/wordprocessingCanvas" xmlns:cx="http://schemas.microsoft.com/office/drawing/2014/chartex" xmlns:cx1="http://schemas.microsoft.com/office/drawing/2015/9/8/chartex" xmlns:cx2="http://schemas.microsoft.com/office/drawing/2015/10/21/chartex" xmlns:cx3="http://schemas.microsoft.com/office/drawing/2016/5/9/chartex" xmlns:cx4="http://schemas.microsoft.com/office/drawing/2016/5/10/chartex" xmlns:cx5="http://schemas.microsoft.com/office/drawing/2016/5/11/chartex" xmlns:cx6="http://schemas.microsoft.com/office/drawing/2016/5/12/chartex" xmlns:cx7="http://schemas.microsoft.com/office/drawing/2016/5/13/chartex" xmlns:cx8="http://schemas.microsoft.com/office/drawing/2016/5/14/chartex" xmlns:mc="http://schemas.openxmlformats.org/markup-compatibility/2006" xmlns:aink="http://schemas.microsoft.com/office/drawing/2016/ink" xmlns:am3d="http://schemas.microsoft.com/office/drawing/2017/model3d" xmlns:o="urn:schemas-microsoft-com:office:office" xmlns:oel="http://schemas.microsoft.com/office/2019/extlst" xmlns:r="http://schemas.openxmlformats.org/officeDocument/2006/relationships" xmlns:m="http://schemas.openxmlformats.org/officeDocument/2006/math" xmlns:v="urn:schemas-microsoft-com:vml" xmlns:wp14="http://schemas.microsoft.com/office/word/2010/wordprocessingDrawing" xmlns:wp="http://schemas.openxmlformats.org/drawingml/2006/wordprocessingDrawing" xmlns:w10="urn:schemas-microsoft-com:office:word" xmlns:w="http://schemas.openxmlformats.org/wordprocessingml/2006/main" xmlns:w14="http://schemas.microsoft.com/office/word/2010/wordml" xmlns:w15="http://schemas.microsoft.com/office/word/2012/wordml" xmlns:w16cei="http://schemas.microsoft.com/office/word/2026/wordml/cei" xmlns:w16cex="http://schemas.microsoft.com/office/word/2018/wordml/cex" xmlns:w16cid="http://schemas.microsoft.com/office/word/2016/wordml/cid" xmlns:w16="http://schemas.microsoft.com/office/word/2018/wordml" xmlns:w16du="http://schemas.microsoft.com/office/word/2023/wordml/word16du" xmlns:w16sdtdh="http://schemas.microsoft.com/office/word/2020/wordml/sdtdatahash" xmlns:w16sdtfl="http://schemas.microsoft.com/office/word/2024/wordml/sdtformatlock" xmlns:w16se="http://schemas.microsoft.com/office/word/2015/wordml/symex" xmlns:wpg="http://schemas.microsoft.com/office/word/2010/wordprocessingGroup" xmlns:wpi="http://schemas.microsoft.com/office/word/2010/wordprocessingInk" xmlns:wne="http://schemas.microsoft.com/office/word/2006/wordml" xmlns:wps="http://schemas.microsoft.com/office/word/2010/wordprocessingShape" mc:Ignorable="w14 w15 w16se w16cid w16 w16cex w16sdtdh w16sdtfl w16du wp14">
+<w:endnotes xmlns:wpc="http://schemas.microsoft.com/office/word/2010/wordprocessingCanvas" xmlns:cx="http://schemas.microsoft.com/office/drawing/2014/chartex" xmlns:cx1="http://schemas.microsoft.com/office/drawing/2015/9/8/chartex" xmlns:cx2="http://schemas.microsoft.com/office/drawing/2015/10/21/chartex" xmlns:cx3="http://schemas.microsoft.com/office/drawing/2016/5/9/chartex" xmlns:cx4="http://schemas.microsoft.com/office/drawing/2016/5/10/chartex" xmlns:cx5="http://schemas.microsoft.com/office/drawing/2016/5/11/chartex" xmlns:cx6="http://schemas.microsoft.com/office/drawing/2016/5/12/chartex" xmlns:cx7="http://schemas.microsoft.com/office/drawing/2016/5/13/chartex" xmlns:cx8="http://schemas.microsoft.com/office/drawing/2016/5/14/chartex" xmlns:mc="http://schemas.openxmlformats.org/markup-compatibility/2006" xmlns:aink="http://schemas.microsoft.com/office/drawing/2016/ink" xmlns:am3d="http://schemas.microsoft.com/office/drawing/2017/model3d" xmlns:o="urn:schemas-microsoft-com:office:office" xmlns:oel="http://schemas.microsoft.com/office/2019/extlst" xmlns:r="http://schemas.openxmlformats.org/officeDocument/2006/relationships" xmlns:m="http://schemas.openxmlformats.org/officeDocument/2006/math" xmlns:v="urn:schemas-microsoft-com:vml" xmlns:wp14="http://schemas.microsoft.com/office/word/2010/wordprocessingDrawing" xmlns:wp="http://schemas.openxmlformats.org/drawingml/2006/wordprocessingDrawing" xmlns:w10="urn:schemas-microsoft-com:office:word" xmlns:w="http://schemas.openxmlformats.org/wordprocessingml/2006/main" xmlns:w14="http://schemas.microsoft.com/office/word/2010/wordml" xmlns:w15="http://schemas.microsoft.com/office/word/2012/wordml" xmlns:w16cex="http://schemas.microsoft.com/office/word/2018/wordml/cex" xmlns:w16cid="http://schemas.microsoft.com/office/word/2016/wordml/cid" xmlns:w16="http://schemas.microsoft.com/office/word/2018/wordml" xmlns:w16du="http://schemas.microsoft.com/office/word/2023/wordml/word16du" xmlns:w16sdtdh="http://schemas.microsoft.com/office/word/2020/wordml/sdtdatahash" xmlns:w16sdtfl="http://schemas.microsoft.com/office/word/2024/wordml/sdtformatlock" xmlns:w16se="http://schemas.microsoft.com/office/word/2015/wordml/symex" xmlns:wpg="http://schemas.microsoft.com/office/word/2010/wordprocessingGroup" xmlns:wpi="http://schemas.microsoft.com/office/word/2010/wordprocessingInk" xmlns:wne="http://schemas.microsoft.com/office/word/2006/wordml" xmlns:wps="http://schemas.microsoft.com/office/word/2010/wordprocessingShape" mc:Ignorable="w14 w15 w16se w16cid w16 w16cex w16sdtdh w16sdtfl w16du wp14">
   <w:endnote w:type="separator" w:id="-1">
     <w:p>
       <w:pPr>
@@ -10614,7 +11207,7 @@
 </file>
 
 <file path=word/footer1.xml><?xml version="1.0" encoding="utf-8"?>
-<w:ftr xmlns:wpc="http://schemas.microsoft.com/office/word/2010/wordprocessingCanvas" xmlns:cx="http://schemas.microsoft.com/office/drawing/2014/chartex" xmlns:cx1="http://schemas.microsoft.com/office/drawing/2015/9/8/chartex" xmlns:cx2="http://schemas.microsoft.com/office/drawing/2015/10/21/chartex" xmlns:cx3="http://schemas.microsoft.com/office/drawing/2016/5/9/chartex" xmlns:cx4="http://schemas.microsoft.com/office/drawing/2016/5/10/chartex" xmlns:cx5="http://schemas.microsoft.com/office/drawing/2016/5/11/chartex" xmlns:cx6="http://schemas.microsoft.com/office/drawing/2016/5/12/chartex" xmlns:cx7="http://schemas.microsoft.com/office/drawing/2016/5/13/chartex" xmlns:cx8="http://schemas.microsoft.com/office/drawing/2016/5/14/chartex" xmlns:mc="http://schemas.openxmlformats.org/markup-compatibility/2006" xmlns:aink="http://schemas.microsoft.com/office/drawing/2016/ink" xmlns:am3d="http://schemas.microsoft.com/office/drawing/2017/model3d" xmlns:o="urn:schemas-microsoft-com:office:office" xmlns:oel="http://schemas.microsoft.com/office/2019/extlst" xmlns:r="http://schemas.openxmlformats.org/officeDocument/2006/relationships" xmlns:m="http://schemas.openxmlformats.org/officeDocument/2006/math" xmlns:v="urn:schemas-microsoft-com:vml" xmlns:wp14="http://schemas.microsoft.com/office/word/2010/wordprocessingDrawing" xmlns:wp="http://schemas.openxmlformats.org/drawingml/2006/wordprocessingDrawing" xmlns:w10="urn:schemas-microsoft-com:office:word" xmlns:w="http://schemas.openxmlformats.org/wordprocessingml/2006/main" xmlns:w14="http://schemas.microsoft.com/office/word/2010/wordml" xmlns:w15="http://schemas.microsoft.com/office/word/2012/wordml" xmlns:w16cei="http://schemas.microsoft.com/office/word/2026/wordml/cei" xmlns:w16cex="http://schemas.microsoft.com/office/word/2018/wordml/cex" xmlns:w16cid="http://schemas.microsoft.com/office/word/2016/wordml/cid" xmlns:w16="http://schemas.microsoft.com/office/word/2018/wordml" xmlns:w16du="http://schemas.microsoft.com/office/word/2023/wordml/word16du" xmlns:w16sdtdh="http://schemas.microsoft.com/office/word/2020/wordml/sdtdatahash" xmlns:w16sdtfl="http://schemas.microsoft.com/office/word/2024/wordml/sdtformatlock" xmlns:w16se="http://schemas.microsoft.com/office/word/2015/wordml/symex" xmlns:wpg="http://schemas.microsoft.com/office/word/2010/wordprocessingGroup" xmlns:wpi="http://schemas.microsoft.com/office/word/2010/wordprocessingInk" xmlns:wne="http://schemas.microsoft.com/office/word/2006/wordml" xmlns:wps="http://schemas.microsoft.com/office/word/2010/wordprocessingShape" mc:Ignorable="w14 w15 w16se w16cid w16 w16cex w16sdtdh w16sdtfl w16du wp14">
+<w:ftr xmlns:wpc="http://schemas.microsoft.com/office/word/2010/wordprocessingCanvas" xmlns:cx="http://schemas.microsoft.com/office/drawing/2014/chartex" xmlns:cx1="http://schemas.microsoft.com/office/drawing/2015/9/8/chartex" xmlns:cx2="http://schemas.microsoft.com/office/drawing/2015/10/21/chartex" xmlns:cx3="http://schemas.microsoft.com/office/drawing/2016/5/9/chartex" xmlns:cx4="http://schemas.microsoft.com/office/drawing/2016/5/10/chartex" xmlns:cx5="http://schemas.microsoft.com/office/drawing/2016/5/11/chartex" xmlns:cx6="http://schemas.microsoft.com/office/drawing/2016/5/12/chartex" xmlns:cx7="http://schemas.microsoft.com/office/drawing/2016/5/13/chartex" xmlns:cx8="http://schemas.microsoft.com/office/drawing/2016/5/14/chartex" xmlns:mc="http://schemas.openxmlformats.org/markup-compatibility/2006" xmlns:aink="http://schemas.microsoft.com/office/drawing/2016/ink" xmlns:am3d="http://schemas.microsoft.com/office/drawing/2017/model3d" xmlns:o="urn:schemas-microsoft-com:office:office" xmlns:oel="http://schemas.microsoft.com/office/2019/extlst" xmlns:r="http://schemas.openxmlformats.org/officeDocument/2006/relationships" xmlns:m="http://schemas.openxmlformats.org/officeDocument/2006/math" xmlns:v="urn:schemas-microsoft-com:vml" xmlns:wp14="http://schemas.microsoft.com/office/word/2010/wordprocessingDrawing" xmlns:wp="http://schemas.openxmlformats.org/drawingml/2006/wordprocessingDrawing" xmlns:w10="urn:schemas-microsoft-com:office:word" xmlns:w="http://schemas.openxmlformats.org/wordprocessingml/2006/main" xmlns:w14="http://schemas.microsoft.com/office/word/2010/wordml" xmlns:w15="http://schemas.microsoft.com/office/word/2012/wordml" xmlns:w16cex="http://schemas.microsoft.com/office/word/2018/wordml/cex" xmlns:w16cid="http://schemas.microsoft.com/office/word/2016/wordml/cid" xmlns:w16="http://schemas.microsoft.com/office/word/2018/wordml" xmlns:w16du="http://schemas.microsoft.com/office/word/2023/wordml/word16du" xmlns:w16sdtdh="http://schemas.microsoft.com/office/word/2020/wordml/sdtdatahash" xmlns:w16sdtfl="http://schemas.microsoft.com/office/word/2024/wordml/sdtformatlock" xmlns:w16se="http://schemas.microsoft.com/office/word/2015/wordml/symex" xmlns:wpg="http://schemas.microsoft.com/office/word/2010/wordprocessingGroup" xmlns:wpi="http://schemas.microsoft.com/office/word/2010/wordprocessingInk" xmlns:wne="http://schemas.microsoft.com/office/word/2006/wordml" xmlns:wps="http://schemas.microsoft.com/office/word/2010/wordprocessingShape" mc:Ignorable="w14 w15 w16se w16cid w16 w16cex w16sdtdh w16sdtfl w16du wp14">
   <w:p>
     <w:pPr>
       <w:pStyle w:val="Footer"/>
@@ -10624,7 +11217,7 @@
 </file>
 
 <file path=word/footer2.xml><?xml version="1.0" encoding="utf-8"?>
-<w:ftr xmlns:wpc="http://schemas.microsoft.com/office/word/2010/wordprocessingCanvas" xmlns:cx="http://schemas.microsoft.com/office/drawing/2014/chartex" xmlns:cx1="http://schemas.microsoft.com/office/drawing/2015/9/8/chartex" xmlns:cx2="http://schemas.microsoft.com/office/drawing/2015/10/21/chartex" xmlns:cx3="http://schemas.microsoft.com/office/drawing/2016/5/9/chartex" xmlns:cx4="http://schemas.microsoft.com/office/drawing/2016/5/10/chartex" xmlns:cx5="http://schemas.microsoft.com/office/drawing/2016/5/11/chartex" xmlns:cx6="http://schemas.microsoft.com/office/drawing/2016/5/12/chartex" xmlns:cx7="http://schemas.microsoft.com/office/drawing/2016/5/13/chartex" xmlns:cx8="http://schemas.microsoft.com/office/drawing/2016/5/14/chartex" xmlns:mc="http://schemas.openxmlformats.org/markup-compatibility/2006" xmlns:aink="http://schemas.microsoft.com/office/drawing/2016/ink" xmlns:am3d="http://schemas.microsoft.com/office/drawing/2017/model3d" xmlns:o="urn:schemas-microsoft-com:office:office" xmlns:oel="http://schemas.microsoft.com/office/2019/extlst" xmlns:r="http://schemas.openxmlformats.org/officeDocument/2006/relationships" xmlns:m="http://schemas.openxmlformats.org/officeDocument/2006/math" xmlns:v="urn:schemas-microsoft-com:vml" xmlns:wp14="http://schemas.microsoft.com/office/word/2010/wordprocessingDrawing" xmlns:wp="http://schemas.openxmlformats.org/drawingml/2006/wordprocessingDrawing" xmlns:w10="urn:schemas-microsoft-com:office:word" xmlns:w="http://schemas.openxmlformats.org/wordprocessingml/2006/main" xmlns:w14="http://schemas.microsoft.com/office/word/2010/wordml" xmlns:w15="http://schemas.microsoft.com/office/word/2012/wordml" xmlns:w16cei="http://schemas.microsoft.com/office/word/2026/wordml/cei" xmlns:w16cex="http://schemas.microsoft.com/office/word/2018/wordml/cex" xmlns:w16cid="http://schemas.microsoft.com/office/word/2016/wordml/cid" xmlns:w16="http://schemas.microsoft.com/office/word/2018/wordml" xmlns:w16du="http://schemas.microsoft.com/office/word/2023/wordml/word16du" xmlns:w16sdtdh="http://schemas.microsoft.com/office/word/2020/wordml/sdtdatahash" xmlns:w16sdtfl="http://schemas.microsoft.com/office/word/2024/wordml/sdtformatlock" xmlns:w16se="http://schemas.microsoft.com/office/word/2015/wordml/symex" xmlns:wpg="http://schemas.microsoft.com/office/word/2010/wordprocessingGroup" xmlns:wpi="http://schemas.microsoft.com/office/word/2010/wordprocessingInk" xmlns:wne="http://schemas.microsoft.com/office/word/2006/wordml" xmlns:wps="http://schemas.microsoft.com/office/word/2010/wordprocessingShape" mc:Ignorable="w14 w15 w16se w16cid w16 w16cex w16sdtdh w16sdtfl w16du wp14">
+<w:ftr xmlns:wpc="http://schemas.microsoft.com/office/word/2010/wordprocessingCanvas" xmlns:cx="http://schemas.microsoft.com/office/drawing/2014/chartex" xmlns:cx1="http://schemas.microsoft.com/office/drawing/2015/9/8/chartex" xmlns:cx2="http://schemas.microsoft.com/office/drawing/2015/10/21/chartex" xmlns:cx3="http://schemas.microsoft.com/office/drawing/2016/5/9/chartex" xmlns:cx4="http://schemas.microsoft.com/office/drawing/2016/5/10/chartex" xmlns:cx5="http://schemas.microsoft.com/office/drawing/2016/5/11/chartex" xmlns:cx6="http://schemas.microsoft.com/office/drawing/2016/5/12/chartex" xmlns:cx7="http://schemas.microsoft.com/office/drawing/2016/5/13/chartex" xmlns:cx8="http://schemas.microsoft.com/office/drawing/2016/5/14/chartex" xmlns:mc="http://schemas.openxmlformats.org/markup-compatibility/2006" xmlns:aink="http://schemas.microsoft.com/office/drawing/2016/ink" xmlns:am3d="http://schemas.microsoft.com/office/drawing/2017/model3d" xmlns:o="urn:schemas-microsoft-com:office:office" xmlns:oel="http://schemas.microsoft.com/office/2019/extlst" xmlns:r="http://schemas.openxmlformats.org/officeDocument/2006/relationships" xmlns:m="http://schemas.openxmlformats.org/officeDocument/2006/math" xmlns:v="urn:schemas-microsoft-com:vml" xmlns:wp14="http://schemas.microsoft.com/office/word/2010/wordprocessingDrawing" xmlns:wp="http://schemas.openxmlformats.org/drawingml/2006/wordprocessingDrawing" xmlns:w10="urn:schemas-microsoft-com:office:word" xmlns:w="http://schemas.openxmlformats.org/wordprocessingml/2006/main" xmlns:w14="http://schemas.microsoft.com/office/word/2010/wordml" xmlns:w15="http://schemas.microsoft.com/office/word/2012/wordml" xmlns:w16cex="http://schemas.microsoft.com/office/word/2018/wordml/cex" xmlns:w16cid="http://schemas.microsoft.com/office/word/2016/wordml/cid" xmlns:w16="http://schemas.microsoft.com/office/word/2018/wordml" xmlns:w16du="http://schemas.microsoft.com/office/word/2023/wordml/word16du" xmlns:w16sdtdh="http://schemas.microsoft.com/office/word/2020/wordml/sdtdatahash" xmlns:w16sdtfl="http://schemas.microsoft.com/office/word/2024/wordml/sdtformatlock" xmlns:w16se="http://schemas.microsoft.com/office/word/2015/wordml/symex" xmlns:wpg="http://schemas.microsoft.com/office/word/2010/wordprocessingGroup" xmlns:wpi="http://schemas.microsoft.com/office/word/2010/wordprocessingInk" xmlns:wne="http://schemas.microsoft.com/office/word/2006/wordml" xmlns:wps="http://schemas.microsoft.com/office/word/2010/wordprocessingShape" mc:Ignorable="w14 w15 w16se w16cid w16 w16cex w16sdtdh w16sdtfl w16du wp14">
   <w:p>
     <w:pPr>
       <w:pStyle w:val="Footer"/>
@@ -10634,7 +11227,7 @@
 </file>
 
 <file path=word/footer3.xml><?xml version="1.0" encoding="utf-8"?>
-<w:ftr xmlns:wpc="http://schemas.microsoft.com/office/word/2010/wordprocessingCanvas" xmlns:cx="http://schemas.microsoft.com/office/drawing/2014/chartex" xmlns:cx1="http://schemas.microsoft.com/office/drawing/2015/9/8/chartex" xmlns:cx2="http://schemas.microsoft.com/office/drawing/2015/10/21/chartex" xmlns:cx3="http://schemas.microsoft.com/office/drawing/2016/5/9/chartex" xmlns:cx4="http://schemas.microsoft.com/office/drawing/2016/5/10/chartex" xmlns:cx5="http://schemas.microsoft.com/office/drawing/2016/5/11/chartex" xmlns:cx6="http://schemas.microsoft.com/office/drawing/2016/5/12/chartex" xmlns:cx7="http://schemas.microsoft.com/office/drawing/2016/5/13/chartex" xmlns:cx8="http://schemas.microsoft.com/office/drawing/2016/5/14/chartex" xmlns:mc="http://schemas.openxmlformats.org/markup-compatibility/2006" xmlns:aink="http://schemas.microsoft.com/office/drawing/2016/ink" xmlns:am3d="http://schemas.microsoft.com/office/drawing/2017/model3d" xmlns:o="urn:schemas-microsoft-com:office:office" xmlns:oel="http://schemas.microsoft.com/office/2019/extlst" xmlns:r="http://schemas.openxmlformats.org/officeDocument/2006/relationships" xmlns:m="http://schemas.openxmlformats.org/officeDocument/2006/math" xmlns:v="urn:schemas-microsoft-com:vml" xmlns:wp14="http://schemas.microsoft.com/office/word/2010/wordprocessingDrawing" xmlns:wp="http://schemas.openxmlformats.org/drawingml/2006/wordprocessingDrawing" xmlns:w10="urn:schemas-microsoft-com:office:word" xmlns:w="http://schemas.openxmlformats.org/wordprocessingml/2006/main" xmlns:w14="http://schemas.microsoft.com/office/word/2010/wordml" xmlns:w15="http://schemas.microsoft.com/office/word/2012/wordml" xmlns:w16cei="http://schemas.microsoft.com/office/word/2026/wordml/cei" xmlns:w16cex="http://schemas.microsoft.com/office/word/2018/wordml/cex" xmlns:w16cid="http://schemas.microsoft.com/office/word/2016/wordml/cid" xmlns:w16="http://schemas.microsoft.com/office/word/2018/wordml" xmlns:w16du="http://schemas.microsoft.com/office/word/2023/wordml/word16du" xmlns:w16sdtdh="http://schemas.microsoft.com/office/word/2020/wordml/sdtdatahash" xmlns:w16sdtfl="http://schemas.microsoft.com/office/word/2024/wordml/sdtformatlock" xmlns:w16se="http://schemas.microsoft.com/office/word/2015/wordml/symex" xmlns:wpg="http://schemas.microsoft.com/office/word/2010/wordprocessingGroup" xmlns:wpi="http://schemas.microsoft.com/office/word/2010/wordprocessingInk" xmlns:wne="http://schemas.microsoft.com/office/word/2006/wordml" xmlns:wps="http://schemas.microsoft.com/office/word/2010/wordprocessingShape" mc:Ignorable="w14 w15 w16se w16cid w16 w16cex w16sdtdh w16sdtfl w16du wp14">
+<w:ftr xmlns:wpc="http://schemas.microsoft.com/office/word/2010/wordprocessingCanvas" xmlns:cx="http://schemas.microsoft.com/office/drawing/2014/chartex" xmlns:cx1="http://schemas.microsoft.com/office/drawing/2015/9/8/chartex" xmlns:cx2="http://schemas.microsoft.com/office/drawing/2015/10/21/chartex" xmlns:cx3="http://schemas.microsoft.com/office/drawing/2016/5/9/chartex" xmlns:cx4="http://schemas.microsoft.com/office/drawing/2016/5/10/chartex" xmlns:cx5="http://schemas.microsoft.com/office/drawing/2016/5/11/chartex" xmlns:cx6="http://schemas.microsoft.com/office/drawing/2016/5/12/chartex" xmlns:cx7="http://schemas.microsoft.com/office/drawing/2016/5/13/chartex" xmlns:cx8="http://schemas.microsoft.com/office/drawing/2016/5/14/chartex" xmlns:mc="http://schemas.openxmlformats.org/markup-compatibility/2006" xmlns:aink="http://schemas.microsoft.com/office/drawing/2016/ink" xmlns:am3d="http://schemas.microsoft.com/office/drawing/2017/model3d" xmlns:o="urn:schemas-microsoft-com:office:office" xmlns:oel="http://schemas.microsoft.com/office/2019/extlst" xmlns:r="http://schemas.openxmlformats.org/officeDocument/2006/relationships" xmlns:m="http://schemas.openxmlformats.org/officeDocument/2006/math" xmlns:v="urn:schemas-microsoft-com:vml" xmlns:wp14="http://schemas.microsoft.com/office/word/2010/wordprocessingDrawing" xmlns:wp="http://schemas.openxmlformats.org/drawingml/2006/wordprocessingDrawing" xmlns:w10="urn:schemas-microsoft-com:office:word" xmlns:w="http://schemas.openxmlformats.org/wordprocessingml/2006/main" xmlns:w14="http://schemas.microsoft.com/office/word/2010/wordml" xmlns:w15="http://schemas.microsoft.com/office/word/2012/wordml" xmlns:w16cex="http://schemas.microsoft.com/office/word/2018/wordml/cex" xmlns:w16cid="http://schemas.microsoft.com/office/word/2016/wordml/cid" xmlns:w16="http://schemas.microsoft.com/office/word/2018/wordml" xmlns:w16du="http://schemas.microsoft.com/office/word/2023/wordml/word16du" xmlns:w16sdtdh="http://schemas.microsoft.com/office/word/2020/wordml/sdtdatahash" xmlns:w16sdtfl="http://schemas.microsoft.com/office/word/2024/wordml/sdtformatlock" xmlns:w16se="http://schemas.microsoft.com/office/word/2015/wordml/symex" xmlns:wpg="http://schemas.microsoft.com/office/word/2010/wordprocessingGroup" xmlns:wpi="http://schemas.microsoft.com/office/word/2010/wordprocessingInk" xmlns:wne="http://schemas.microsoft.com/office/word/2006/wordml" xmlns:wps="http://schemas.microsoft.com/office/word/2010/wordprocessingShape" mc:Ignorable="w14 w15 w16se w16cid w16 w16cex w16sdtdh w16sdtfl w16du wp14">
   <w:p>
     <w:pPr>
       <w:pStyle w:val="Footer"/>
@@ -10644,7 +11237,7 @@
 </file>
 
 <file path=word/footnotes.xml><?xml version="1.0" encoding="utf-8"?>
-<w:footnotes xmlns:wpc="http://schemas.microsoft.com/office/word/2010/wordprocessingCanvas" xmlns:cx="http://schemas.microsoft.com/office/drawing/2014/chartex" xmlns:cx1="http://schemas.microsoft.com/office/drawing/2015/9/8/chartex" xmlns:cx2="http://schemas.microsoft.com/office/drawing/2015/10/21/chartex" xmlns:cx3="http://schemas.microsoft.com/office/drawing/2016/5/9/chartex" xmlns:cx4="http://schemas.microsoft.com/office/drawing/2016/5/10/chartex" xmlns:cx5="http://schemas.microsoft.com/office/drawing/2016/5/11/chartex" xmlns:cx6="http://schemas.microsoft.com/office/drawing/2016/5/12/chartex" xmlns:cx7="http://schemas.microsoft.com/office/drawing/2016/5/13/chartex" xmlns:cx8="http://schemas.microsoft.com/office/drawing/2016/5/14/chartex" xmlns:mc="http://schemas.openxmlformats.org/markup-compatibility/2006" xmlns:aink="http://schemas.microsoft.com/office/drawing/2016/ink" xmlns:am3d="http://schemas.microsoft.com/office/drawing/2017/model3d" xmlns:o="urn:schemas-microsoft-com:office:office" xmlns:oel="http://schemas.microsoft.com/office/2019/extlst" xmlns:r="http://schemas.openxmlformats.org/officeDocument/2006/relationships" xmlns:m="http://schemas.openxmlformats.org/officeDocument/2006/math" xmlns:v="urn:schemas-microsoft-com:vml" xmlns:wp14="http://schemas.microsoft.com/office/word/2010/wordprocessingDrawing" xmlns:wp="http://schemas.openxmlformats.org/drawingml/2006/wordprocessingDrawing" xmlns:w10="urn:schemas-microsoft-com:office:word" xmlns:w="http://schemas.openxmlformats.org/wordprocessingml/2006/main" xmlns:w14="http://schemas.microsoft.com/office/word/2010/wordml" xmlns:w15="http://schemas.microsoft.com/office/word/2012/wordml" xmlns:w16cei="http://schemas.microsoft.com/office/word/2026/wordml/cei" xmlns:w16cex="http://schemas.microsoft.com/office/word/2018/wordml/cex" xmlns:w16cid="http://schemas.microsoft.com/office/word/2016/wordml/cid" xmlns:w16="http://schemas.microsoft.com/office/word/2018/wordml" xmlns:w16du="http://schemas.microsoft.com/office/word/2023/wordml/word16du" xmlns:w16sdtdh="http://schemas.microsoft.com/office/word/2020/wordml/sdtdatahash" xmlns:w16sdtfl="http://schemas.microsoft.com/office/word/2024/wordml/sdtformatlock" xmlns:w16se="http://schemas.microsoft.com/office/word/2015/wordml/symex" xmlns:wpg="http://schemas.microsoft.com/office/word/2010/wordprocessingGroup" xmlns:wpi="http://schemas.microsoft.com/office/word/2010/wordprocessingInk" xmlns:wne="http://schemas.microsoft.com/office/word/2006/wordml" xmlns:wps="http://schemas.microsoft.com/office/word/2010/wordprocessingShape" mc:Ignorable="w14 w15 w16se w16cid w16 w16cex w16sdtdh w16sdtfl w16du wp14">
+<w:footnotes xmlns:wpc="http://schemas.microsoft.com/office/word/2010/wordprocessingCanvas" xmlns:cx="http://schemas.microsoft.com/office/drawing/2014/chartex" xmlns:cx1="http://schemas.microsoft.com/office/drawing/2015/9/8/chartex" xmlns:cx2="http://schemas.microsoft.com/office/drawing/2015/10/21/chartex" xmlns:cx3="http://schemas.microsoft.com/office/drawing/2016/5/9/chartex" xmlns:cx4="http://schemas.microsoft.com/office/drawing/2016/5/10/chartex" xmlns:cx5="http://schemas.microsoft.com/office/drawing/2016/5/11/chartex" xmlns:cx6="http://schemas.microsoft.com/office/drawing/2016/5/12/chartex" xmlns:cx7="http://schemas.microsoft.com/office/drawing/2016/5/13/chartex" xmlns:cx8="http://schemas.microsoft.com/office/drawing/2016/5/14/chartex" xmlns:mc="http://schemas.openxmlformats.org/markup-compatibility/2006" xmlns:aink="http://schemas.microsoft.com/office/drawing/2016/ink" xmlns:am3d="http://schemas.microsoft.com/office/drawing/2017/model3d" xmlns:o="urn:schemas-microsoft-com:office:office" xmlns:oel="http://schemas.microsoft.com/office/2019/extlst" xmlns:r="http://schemas.openxmlformats.org/officeDocument/2006/relationships" xmlns:m="http://schemas.openxmlformats.org/officeDocument/2006/math" xmlns:v="urn:schemas-microsoft-com:vml" xmlns:wp14="http://schemas.microsoft.com/office/word/2010/wordprocessingDrawing" xmlns:wp="http://schemas.openxmlformats.org/drawingml/2006/wordprocessingDrawing" xmlns:w10="urn:schemas-microsoft-com:office:word" xmlns:w="http://schemas.openxmlformats.org/wordprocessingml/2006/main" xmlns:w14="http://schemas.microsoft.com/office/word/2010/wordml" xmlns:w15="http://schemas.microsoft.com/office/word/2012/wordml" xmlns:w16cex="http://schemas.microsoft.com/office/word/2018/wordml/cex" xmlns:w16cid="http://schemas.microsoft.com/office/word/2016/wordml/cid" xmlns:w16="http://schemas.microsoft.com/office/word/2018/wordml" xmlns:w16du="http://schemas.microsoft.com/office/word/2023/wordml/word16du" xmlns:w16sdtdh="http://schemas.microsoft.com/office/word/2020/wordml/sdtdatahash" xmlns:w16sdtfl="http://schemas.microsoft.com/office/word/2024/wordml/sdtformatlock" xmlns:w16se="http://schemas.microsoft.com/office/word/2015/wordml/symex" xmlns:wpg="http://schemas.microsoft.com/office/word/2010/wordprocessingGroup" xmlns:wpi="http://schemas.microsoft.com/office/word/2010/wordprocessingInk" xmlns:wne="http://schemas.microsoft.com/office/word/2006/wordml" xmlns:wps="http://schemas.microsoft.com/office/word/2010/wordprocessingShape" mc:Ignorable="w14 w15 w16se w16cid w16 w16cex w16sdtdh w16sdtfl w16du wp14">
   <w:footnote w:type="separator" w:id="-1">
     <w:p>
       <w:pPr>
@@ -10669,7 +11262,7 @@
 </file>
 
 <file path=word/header1.xml><?xml version="1.0" encoding="utf-8"?>
-<w:hdr xmlns:wpc="http://schemas.microsoft.com/office/word/2010/wordprocessingCanvas" xmlns:cx="http://schemas.microsoft.com/office/drawing/2014/chartex" xmlns:cx1="http://schemas.microsoft.com/office/drawing/2015/9/8/chartex" xmlns:cx2="http://schemas.microsoft.com/office/drawing/2015/10/21/chartex" xmlns:cx3="http://schemas.microsoft.com/office/drawing/2016/5/9/chartex" xmlns:cx4="http://schemas.microsoft.com/office/drawing/2016/5/10/chartex" xmlns:cx5="http://schemas.microsoft.com/office/drawing/2016/5/11/chartex" xmlns:cx6="http://schemas.microsoft.com/office/drawing/2016/5/12/chartex" xmlns:cx7="http://schemas.microsoft.com/office/drawing/2016/5/13/chartex" xmlns:cx8="http://schemas.microsoft.com/office/drawing/2016/5/14/chartex" xmlns:mc="http://schemas.openxmlformats.org/markup-compatibility/2006" xmlns:aink="http://schemas.microsoft.com/office/drawing/2016/ink" xmlns:am3d="http://schemas.microsoft.com/office/drawing/2017/model3d" xmlns:o="urn:schemas-microsoft-com:office:office" xmlns:oel="http://schemas.microsoft.com/office/2019/extlst" xmlns:r="http://schemas.openxmlformats.org/officeDocument/2006/relationships" xmlns:m="http://schemas.openxmlformats.org/officeDocument/2006/math" xmlns:v="urn:schemas-microsoft-com:vml" xmlns:wp14="http://schemas.microsoft.com/office/word/2010/wordprocessingDrawing" xmlns:wp="http://schemas.openxmlformats.org/drawingml/2006/wordprocessingDrawing" xmlns:w10="urn:schemas-microsoft-com:office:word" xmlns:w="http://schemas.openxmlformats.org/wordprocessingml/2006/main" xmlns:w14="http://schemas.microsoft.com/office/word/2010/wordml" xmlns:w15="http://schemas.microsoft.com/office/word/2012/wordml" xmlns:w16cei="http://schemas.microsoft.com/office/word/2026/wordml/cei" xmlns:w16cex="http://schemas.microsoft.com/office/word/2018/wordml/cex" xmlns:w16cid="http://schemas.microsoft.com/office/word/2016/wordml/cid" xmlns:w16="http://schemas.microsoft.com/office/word/2018/wordml" xmlns:w16du="http://schemas.microsoft.com/office/word/2023/wordml/word16du" xmlns:w16sdtdh="http://schemas.microsoft.com/office/word/2020/wordml/sdtdatahash" xmlns:w16sdtfl="http://schemas.microsoft.com/office/word/2024/wordml/sdtformatlock" xmlns:w16se="http://schemas.microsoft.com/office/word/2015/wordml/symex" xmlns:wpg="http://schemas.microsoft.com/office/word/2010/wordprocessingGroup" xmlns:wpi="http://schemas.microsoft.com/office/word/2010/wordprocessingInk" xmlns:wne="http://schemas.microsoft.com/office/word/2006/wordml" xmlns:wps="http://schemas.microsoft.com/office/word/2010/wordprocessingShape" mc:Ignorable="w14 w15 w16se w16cid w16 w16cex w16sdtdh w16sdtfl w16du wp14">
+<w:hdr xmlns:wpc="http://schemas.microsoft.com/office/word/2010/wordprocessingCanvas" xmlns:cx="http://schemas.microsoft.com/office/drawing/2014/chartex" xmlns:cx1="http://schemas.microsoft.com/office/drawing/2015/9/8/chartex" xmlns:cx2="http://schemas.microsoft.com/office/drawing/2015/10/21/chartex" xmlns:cx3="http://schemas.microsoft.com/office/drawing/2016/5/9/chartex" xmlns:cx4="http://schemas.microsoft.com/office/drawing/2016/5/10/chartex" xmlns:cx5="http://schemas.microsoft.com/office/drawing/2016/5/11/chartex" xmlns:cx6="http://schemas.microsoft.com/office/drawing/2016/5/12/chartex" xmlns:cx7="http://schemas.microsoft.com/office/drawing/2016/5/13/chartex" xmlns:cx8="http://schemas.microsoft.com/office/drawing/2016/5/14/chartex" xmlns:mc="http://schemas.openxmlformats.org/markup-compatibility/2006" xmlns:aink="http://schemas.microsoft.com/office/drawing/2016/ink" xmlns:am3d="http://schemas.microsoft.com/office/drawing/2017/model3d" xmlns:o="urn:schemas-microsoft-com:office:office" xmlns:oel="http://schemas.microsoft.com/office/2019/extlst" xmlns:r="http://schemas.openxmlformats.org/officeDocument/2006/relationships" xmlns:m="http://schemas.openxmlformats.org/officeDocument/2006/math" xmlns:v="urn:schemas-microsoft-com:vml" xmlns:wp14="http://schemas.microsoft.com/office/word/2010/wordprocessingDrawing" xmlns:wp="http://schemas.openxmlformats.org/drawingml/2006/wordprocessingDrawing" xmlns:w10="urn:schemas-microsoft-com:office:word" xmlns:w="http://schemas.openxmlformats.org/wordprocessingml/2006/main" xmlns:w14="http://schemas.microsoft.com/office/word/2010/wordml" xmlns:w15="http://schemas.microsoft.com/office/word/2012/wordml" xmlns:w16cex="http://schemas.microsoft.com/office/word/2018/wordml/cex" xmlns:w16cid="http://schemas.microsoft.com/office/word/2016/wordml/cid" xmlns:w16="http://schemas.microsoft.com/office/word/2018/wordml" xmlns:w16du="http://schemas.microsoft.com/office/word/2023/wordml/word16du" xmlns:w16sdtdh="http://schemas.microsoft.com/office/word/2020/wordml/sdtdatahash" xmlns:w16sdtfl="http://schemas.microsoft.com/office/word/2024/wordml/sdtformatlock" xmlns:w16se="http://schemas.microsoft.com/office/word/2015/wordml/symex" xmlns:wpg="http://schemas.microsoft.com/office/word/2010/wordprocessingGroup" xmlns:wpi="http://schemas.microsoft.com/office/word/2010/wordprocessingInk" xmlns:wne="http://schemas.microsoft.com/office/word/2006/wordml" xmlns:wps="http://schemas.microsoft.com/office/word/2010/wordprocessingShape" mc:Ignorable="w14 w15 w16se w16cid w16 w16cex w16sdtdh w16sdtfl w16du wp14">
   <w:p>
     <w:pPr>
       <w:pStyle w:val="Header"/>
@@ -10679,7 +11272,7 @@
 </file>
 
 <file path=word/header2.xml><?xml version="1.0" encoding="utf-8"?>
-<w:hdr xmlns:wpc="http://schemas.microsoft.com/office/word/2010/wordprocessingCanvas" xmlns:cx="http://schemas.microsoft.com/office/drawing/2014/chartex" xmlns:cx1="http://schemas.microsoft.com/office/drawing/2015/9/8/chartex" xmlns:cx2="http://schemas.microsoft.com/office/drawing/2015/10/21/chartex" xmlns:cx3="http://schemas.microsoft.com/office/drawing/2016/5/9/chartex" xmlns:cx4="http://schemas.microsoft.com/office/drawing/2016/5/10/chartex" xmlns:cx5="http://schemas.microsoft.com/office/drawing/2016/5/11/chartex" xmlns:cx6="http://schemas.microsoft.com/office/drawing/2016/5/12/chartex" xmlns:cx7="http://schemas.microsoft.com/office/drawing/2016/5/13/chartex" xmlns:cx8="http://schemas.microsoft.com/office/drawing/2016/5/14/chartex" xmlns:mc="http://schemas.openxmlformats.org/markup-compatibility/2006" xmlns:aink="http://schemas.microsoft.com/office/drawing/2016/ink" xmlns:am3d="http://schemas.microsoft.com/office/drawing/2017/model3d" xmlns:o="urn:schemas-microsoft-com:office:office" xmlns:oel="http://schemas.microsoft.com/office/2019/extlst" xmlns:r="http://schemas.openxmlformats.org/officeDocument/2006/relationships" xmlns:m="http://schemas.openxmlformats.org/officeDocument/2006/math" xmlns:v="urn:schemas-microsoft-com:vml" xmlns:wp14="http://schemas.microsoft.com/office/word/2010/wordprocessingDrawing" xmlns:wp="http://schemas.openxmlformats.org/drawingml/2006/wordprocessingDrawing" xmlns:w10="urn:schemas-microsoft-com:office:word" xmlns:w="http://schemas.openxmlformats.org/wordprocessingml/2006/main" xmlns:w14="http://schemas.microsoft.com/office/word/2010/wordml" xmlns:w15="http://schemas.microsoft.com/office/word/2012/wordml" xmlns:w16cei="http://schemas.microsoft.com/office/word/2026/wordml/cei" xmlns:w16cex="http://schemas.microsoft.com/office/word/2018/wordml/cex" xmlns:w16cid="http://schemas.microsoft.com/office/word/2016/wordml/cid" xmlns:w16="http://schemas.microsoft.com/office/word/2018/wordml" xmlns:w16du="http://schemas.microsoft.com/office/word/2023/wordml/word16du" xmlns:w16sdtdh="http://schemas.microsoft.com/office/word/2020/wordml/sdtdatahash" xmlns:w16sdtfl="http://schemas.microsoft.com/office/word/2024/wordml/sdtformatlock" xmlns:w16se="http://schemas.microsoft.com/office/word/2015/wordml/symex" xmlns:wpg="http://schemas.microsoft.com/office/word/2010/wordprocessingGroup" xmlns:wpi="http://schemas.microsoft.com/office/word/2010/wordprocessingInk" xmlns:wne="http://schemas.microsoft.com/office/word/2006/wordml" xmlns:wps="http://schemas.microsoft.com/office/word/2010/wordprocessingShape" mc:Ignorable="w14 w15 w16se w16cid w16 w16cex w16sdtdh w16sdtfl w16du wp14">
+<w:hdr xmlns:wpc="http://schemas.microsoft.com/office/word/2010/wordprocessingCanvas" xmlns:cx="http://schemas.microsoft.com/office/drawing/2014/chartex" xmlns:cx1="http://schemas.microsoft.com/office/drawing/2015/9/8/chartex" xmlns:cx2="http://schemas.microsoft.com/office/drawing/2015/10/21/chartex" xmlns:cx3="http://schemas.microsoft.com/office/drawing/2016/5/9/chartex" xmlns:cx4="http://schemas.microsoft.com/office/drawing/2016/5/10/chartex" xmlns:cx5="http://schemas.microsoft.com/office/drawing/2016/5/11/chartex" xmlns:cx6="http://schemas.microsoft.com/office/drawing/2016/5/12/chartex" xmlns:cx7="http://schemas.microsoft.com/office/drawing/2016/5/13/chartex" xmlns:cx8="http://schemas.microsoft.com/office/drawing/2016/5/14/chartex" xmlns:mc="http://schemas.openxmlformats.org/markup-compatibility/2006" xmlns:aink="http://schemas.microsoft.com/office/drawing/2016/ink" xmlns:am3d="http://schemas.microsoft.com/office/drawing/2017/model3d" xmlns:o="urn:schemas-microsoft-com:office:office" xmlns:oel="http://schemas.microsoft.com/office/2019/extlst" xmlns:r="http://schemas.openxmlformats.org/officeDocument/2006/relationships" xmlns:m="http://schemas.openxmlformats.org/officeDocument/2006/math" xmlns:v="urn:schemas-microsoft-com:vml" xmlns:wp14="http://schemas.microsoft.com/office/word/2010/wordprocessingDrawing" xmlns:wp="http://schemas.openxmlformats.org/drawingml/2006/wordprocessingDrawing" xmlns:w10="urn:schemas-microsoft-com:office:word" xmlns:w="http://schemas.openxmlformats.org/wordprocessingml/2006/main" xmlns:w14="http://schemas.microsoft.com/office/word/2010/wordml" xmlns:w15="http://schemas.microsoft.com/office/word/2012/wordml" xmlns:w16cex="http://schemas.microsoft.com/office/word/2018/wordml/cex" xmlns:w16cid="http://schemas.microsoft.com/office/word/2016/wordml/cid" xmlns:w16="http://schemas.microsoft.com/office/word/2018/wordml" xmlns:w16du="http://schemas.microsoft.com/office/word/2023/wordml/word16du" xmlns:w16sdtdh="http://schemas.microsoft.com/office/word/2020/wordml/sdtdatahash" xmlns:w16sdtfl="http://schemas.microsoft.com/office/word/2024/wordml/sdtformatlock" xmlns:w16se="http://schemas.microsoft.com/office/word/2015/wordml/symex" xmlns:wpg="http://schemas.microsoft.com/office/word/2010/wordprocessingGroup" xmlns:wpi="http://schemas.microsoft.com/office/word/2010/wordprocessingInk" xmlns:wne="http://schemas.microsoft.com/office/word/2006/wordml" xmlns:wps="http://schemas.microsoft.com/office/word/2010/wordprocessingShape" mc:Ignorable="w14 w15 w16se w16cid w16 w16cex w16sdtdh w16sdtfl w16du wp14">
   <w:p>
     <w:pPr>
       <w:pStyle w:val="Header"/>
@@ -10709,7 +11302,7 @@
 </file>
 
 <file path=word/header3.xml><?xml version="1.0" encoding="utf-8"?>
-<w:hdr xmlns:wpc="http://schemas.microsoft.com/office/word/2010/wordprocessingCanvas" xmlns:cx="http://schemas.microsoft.com/office/drawing/2014/chartex" xmlns:cx1="http://schemas.microsoft.com/office/drawing/2015/9/8/chartex" xmlns:cx2="http://schemas.microsoft.com/office/drawing/2015/10/21/chartex" xmlns:cx3="http://schemas.microsoft.com/office/drawing/2016/5/9/chartex" xmlns:cx4="http://schemas.microsoft.com/office/drawing/2016/5/10/chartex" xmlns:cx5="http://schemas.microsoft.com/office/drawing/2016/5/11/chartex" xmlns:cx6="http://schemas.microsoft.com/office/drawing/2016/5/12/chartex" xmlns:cx7="http://schemas.microsoft.com/office/drawing/2016/5/13/chartex" xmlns:cx8="http://schemas.microsoft.com/office/drawing/2016/5/14/chartex" xmlns:mc="http://schemas.openxmlformats.org/markup-compatibility/2006" xmlns:aink="http://schemas.microsoft.com/office/drawing/2016/ink" xmlns:am3d="http://schemas.microsoft.com/office/drawing/2017/model3d" xmlns:o="urn:schemas-microsoft-com:office:office" xmlns:oel="http://schemas.microsoft.com/office/2019/extlst" xmlns:r="http://schemas.openxmlformats.org/officeDocument/2006/relationships" xmlns:m="http://schemas.openxmlformats.org/officeDocument/2006/math" xmlns:v="urn:schemas-microsoft-com:vml" xmlns:wp14="http://schemas.microsoft.com/office/word/2010/wordprocessingDrawing" xmlns:wp="http://schemas.openxmlformats.org/drawingml/2006/wordprocessingDrawing" xmlns:w10="urn:schemas-microsoft-com:office:word" xmlns:w="http://schemas.openxmlformats.org/wordprocessingml/2006/main" xmlns:w14="http://schemas.microsoft.com/office/word/2010/wordml" xmlns:w15="http://schemas.microsoft.com/office/word/2012/wordml" xmlns:w16cei="http://schemas.microsoft.com/office/word/2026/wordml/cei" xmlns:w16cex="http://schemas.microsoft.com/office/word/2018/wordml/cex" xmlns:w16cid="http://schemas.microsoft.com/office/word/2016/wordml/cid" xmlns:w16="http://schemas.microsoft.com/office/word/2018/wordml" xmlns:w16du="http://schemas.microsoft.com/office/word/2023/wordml/word16du" xmlns:w16sdtdh="http://schemas.microsoft.com/office/word/2020/wordml/sdtdatahash" xmlns:w16sdtfl="http://schemas.microsoft.com/office/word/2024/wordml/sdtformatlock" xmlns:w16se="http://schemas.microsoft.com/office/word/2015/wordml/symex" xmlns:wpg="http://schemas.microsoft.com/office/word/2010/wordprocessingGroup" xmlns:wpi="http://schemas.microsoft.com/office/word/2010/wordprocessingInk" xmlns:wne="http://schemas.microsoft.com/office/word/2006/wordml" xmlns:wps="http://schemas.microsoft.com/office/word/2010/wordprocessingShape" mc:Ignorable="w14 w15 w16se w16cid w16 w16cex w16sdtdh w16sdtfl w16du wp14">
+<w:hdr xmlns:wpc="http://schemas.microsoft.com/office/word/2010/wordprocessingCanvas" xmlns:cx="http://schemas.microsoft.com/office/drawing/2014/chartex" xmlns:cx1="http://schemas.microsoft.com/office/drawing/2015/9/8/chartex" xmlns:cx2="http://schemas.microsoft.com/office/drawing/2015/10/21/chartex" xmlns:cx3="http://schemas.microsoft.com/office/drawing/2016/5/9/chartex" xmlns:cx4="http://schemas.microsoft.com/office/drawing/2016/5/10/chartex" xmlns:cx5="http://schemas.microsoft.com/office/drawing/2016/5/11/chartex" xmlns:cx6="http://schemas.microsoft.com/office/drawing/2016/5/12/chartex" xmlns:cx7="http://schemas.microsoft.com/office/drawing/2016/5/13/chartex" xmlns:cx8="http://schemas.microsoft.com/office/drawing/2016/5/14/chartex" xmlns:mc="http://schemas.openxmlformats.org/markup-compatibility/2006" xmlns:aink="http://schemas.microsoft.com/office/drawing/2016/ink" xmlns:am3d="http://schemas.microsoft.com/office/drawing/2017/model3d" xmlns:o="urn:schemas-microsoft-com:office:office" xmlns:oel="http://schemas.microsoft.com/office/2019/extlst" xmlns:r="http://schemas.openxmlformats.org/officeDocument/2006/relationships" xmlns:m="http://schemas.openxmlformats.org/officeDocument/2006/math" xmlns:v="urn:schemas-microsoft-com:vml" xmlns:wp14="http://schemas.microsoft.com/office/word/2010/wordprocessingDrawing" xmlns:wp="http://schemas.openxmlformats.org/drawingml/2006/wordprocessingDrawing" xmlns:w10="urn:schemas-microsoft-com:office:word" xmlns:w="http://schemas.openxmlformats.org/wordprocessingml/2006/main" xmlns:w14="http://schemas.microsoft.com/office/word/2010/wordml" xmlns:w15="http://schemas.microsoft.com/office/word/2012/wordml" xmlns:w16cex="http://schemas.microsoft.com/office/word/2018/wordml/cex" xmlns:w16cid="http://schemas.microsoft.com/office/word/2016/wordml/cid" xmlns:w16="http://schemas.microsoft.com/office/word/2018/wordml" xmlns:w16du="http://schemas.microsoft.com/office/word/2023/wordml/word16du" xmlns:w16sdtdh="http://schemas.microsoft.com/office/word/2020/wordml/sdtdatahash" xmlns:w16sdtfl="http://schemas.microsoft.com/office/word/2024/wordml/sdtformatlock" xmlns:w16se="http://schemas.microsoft.com/office/word/2015/wordml/symex" xmlns:wpg="http://schemas.microsoft.com/office/word/2010/wordprocessingGroup" xmlns:wpi="http://schemas.microsoft.com/office/word/2010/wordprocessingInk" xmlns:wne="http://schemas.microsoft.com/office/word/2006/wordml" xmlns:wps="http://schemas.microsoft.com/office/word/2010/wordprocessingShape" mc:Ignorable="w14 w15 w16se w16cid w16 w16cex w16sdtdh w16sdtfl w16du wp14">
   <w:p>
     <w:pPr>
       <w:spacing w:line="240" w:lineRule="auto"/>
@@ -10724,7 +11317,7 @@
 </file>
 
 <file path=word/numbering.xml><?xml version="1.0" encoding="utf-8"?>
-<w:numbering xmlns:wpc="http://schemas.microsoft.com/office/word/2010/wordprocessingCanvas" xmlns:cx="http://schemas.microsoft.com/office/drawing/2014/chartex" xmlns:cx1="http://schemas.microsoft.com/office/drawing/2015/9/8/chartex" xmlns:cx2="http://schemas.microsoft.com/office/drawing/2015/10/21/chartex" xmlns:cx3="http://schemas.microsoft.com/office/drawing/2016/5/9/chartex" xmlns:cx4="http://schemas.microsoft.com/office/drawing/2016/5/10/chartex" xmlns:cx5="http://schemas.microsoft.com/office/drawing/2016/5/11/chartex" xmlns:cx6="http://schemas.microsoft.com/office/drawing/2016/5/12/chartex" xmlns:cx7="http://schemas.microsoft.com/office/drawing/2016/5/13/chartex" xmlns:cx8="http://schemas.microsoft.com/office/drawing/2016/5/14/chartex" xmlns:mc="http://schemas.openxmlformats.org/markup-compatibility/2006" xmlns:aink="http://schemas.microsoft.com/office/drawing/2016/ink" xmlns:am3d="http://schemas.microsoft.com/office/drawing/2017/model3d" xmlns:o="urn:schemas-microsoft-com:office:office" xmlns:oel="http://schemas.microsoft.com/office/2019/extlst" xmlns:r="http://schemas.openxmlformats.org/officeDocument/2006/relationships" xmlns:m="http://schemas.openxmlformats.org/officeDocument/2006/math" xmlns:v="urn:schemas-microsoft-com:vml" xmlns:wp14="http://schemas.microsoft.com/office/word/2010/wordprocessingDrawing" xmlns:wp="http://schemas.openxmlformats.org/drawingml/2006/wordprocessingDrawing" xmlns:w10="urn:schemas-microsoft-com:office:word" xmlns:w="http://schemas.openxmlformats.org/wordprocessingml/2006/main" xmlns:w14="http://schemas.microsoft.com/office/word/2010/wordml" xmlns:w15="http://schemas.microsoft.com/office/word/2012/wordml" xmlns:w16cei="http://schemas.microsoft.com/office/word/2026/wordml/cei" xmlns:w16cex="http://schemas.microsoft.com/office/word/2018/wordml/cex" xmlns:w16cid="http://schemas.microsoft.com/office/word/2016/wordml/cid" xmlns:w16="http://schemas.microsoft.com/office/word/2018/wordml" xmlns:w16du="http://schemas.microsoft.com/office/word/2023/wordml/word16du" xmlns:w16sdtdh="http://schemas.microsoft.com/office/word/2020/wordml/sdtdatahash" xmlns:w16sdtfl="http://schemas.microsoft.com/office/word/2024/wordml/sdtformatlock" xmlns:w16se="http://schemas.microsoft.com/office/word/2015/wordml/symex" xmlns:wpg="http://schemas.microsoft.com/office/word/2010/wordprocessingGroup" xmlns:wpi="http://schemas.microsoft.com/office/word/2010/wordprocessingInk" xmlns:wne="http://schemas.microsoft.com/office/word/2006/wordml" xmlns:wps="http://schemas.microsoft.com/office/word/2010/wordprocessingShape" mc:Ignorable="w14 w15 w16se w16cid w16 w16cex w16sdtdh w16sdtfl w16du wp14">
+<w:numbering xmlns:wpc="http://schemas.microsoft.com/office/word/2010/wordprocessingCanvas" xmlns:cx="http://schemas.microsoft.com/office/drawing/2014/chartex" xmlns:cx1="http://schemas.microsoft.com/office/drawing/2015/9/8/chartex" xmlns:cx2="http://schemas.microsoft.com/office/drawing/2015/10/21/chartex" xmlns:cx3="http://schemas.microsoft.com/office/drawing/2016/5/9/chartex" xmlns:cx4="http://schemas.microsoft.com/office/drawing/2016/5/10/chartex" xmlns:cx5="http://schemas.microsoft.com/office/drawing/2016/5/11/chartex" xmlns:cx6="http://schemas.microsoft.com/office/drawing/2016/5/12/chartex" xmlns:cx7="http://schemas.microsoft.com/office/drawing/2016/5/13/chartex" xmlns:cx8="http://schemas.microsoft.com/office/drawing/2016/5/14/chartex" xmlns:mc="http://schemas.openxmlformats.org/markup-compatibility/2006" xmlns:aink="http://schemas.microsoft.com/office/drawing/2016/ink" xmlns:am3d="http://schemas.microsoft.com/office/drawing/2017/model3d" xmlns:o="urn:schemas-microsoft-com:office:office" xmlns:oel="http://schemas.microsoft.com/office/2019/extlst" xmlns:r="http://schemas.openxmlformats.org/officeDocument/2006/relationships" xmlns:m="http://schemas.openxmlformats.org/officeDocument/2006/math" xmlns:v="urn:schemas-microsoft-com:vml" xmlns:wp14="http://schemas.microsoft.com/office/word/2010/wordprocessingDrawing" xmlns:wp="http://schemas.openxmlformats.org/drawingml/2006/wordprocessingDrawing" xmlns:w10="urn:schemas-microsoft-com:office:word" xmlns:w="http://schemas.openxmlformats.org/wordprocessingml/2006/main" xmlns:w14="http://schemas.microsoft.com/office/word/2010/wordml" xmlns:w15="http://schemas.microsoft.com/office/word/2012/wordml" xmlns:w16cex="http://schemas.microsoft.com/office/word/2018/wordml/cex" xmlns:w16cid="http://schemas.microsoft.com/office/word/2016/wordml/cid" xmlns:w16="http://schemas.microsoft.com/office/word/2018/wordml" xmlns:w16du="http://schemas.microsoft.com/office/word/2023/wordml/word16du" xmlns:w16sdtdh="http://schemas.microsoft.com/office/word/2020/wordml/sdtdatahash" xmlns:w16sdtfl="http://schemas.microsoft.com/office/word/2024/wordml/sdtformatlock" xmlns:w16se="http://schemas.microsoft.com/office/word/2015/wordml/symex" xmlns:wpg="http://schemas.microsoft.com/office/word/2010/wordprocessingGroup" xmlns:wpi="http://schemas.microsoft.com/office/word/2010/wordprocessingInk" xmlns:wne="http://schemas.microsoft.com/office/word/2006/wordml" xmlns:wps="http://schemas.microsoft.com/office/word/2010/wordprocessingShape" mc:Ignorable="w14 w15 w16se w16cid w16 w16cex w16sdtdh w16sdtfl w16du wp14">
   <w:abstractNum w:abstractNumId="0" w15:restartNumberingAfterBreak="0">
     <w:nsid w:val="05BB0A8E"/>
     <w:multiLevelType w:val="hybridMultilevel"/>

--- a/library/musicals/michigan/about/michigan-bible.docx
+++ b/library/musicals/michigan/about/michigan-bible.docx
@@ -2460,18 +2460,8 @@
           <w:sz w:val="32"/>
           <w:szCs w:val="32"/>
         </w:rPr>
-        <w:t xml:space="preserve">Banh </w:t>
-      </w:r>
-      <w:proofErr w:type="spellStart"/>
-      <w:r>
-        <w:rPr>
-          <w:rFonts w:cstheme="minorHAnsi"/>
-          <w:sz w:val="32"/>
-          <w:szCs w:val="32"/>
-        </w:rPr>
-        <w:t>MIchigan</w:t>
-      </w:r>
-      <w:proofErr w:type="spellEnd"/>
+        <w:t>Banh MIchigan</w:t>
+      </w:r>
       <w:r>
         <w:rPr>
           <w:rFonts w:cstheme="minorHAnsi"/>
@@ -3173,25 +3163,7 @@
           <w:sz w:val="26"/>
           <w:szCs w:val="26"/>
         </w:rPr>
-        <w:t xml:space="preserve"> </w:t>
-      </w:r>
-      <w:proofErr w:type="spellStart"/>
-      <w:r>
-        <w:rPr>
-          <w:rFonts w:cstheme="minorHAnsi"/>
-          <w:sz w:val="26"/>
-          <w:szCs w:val="26"/>
-        </w:rPr>
-        <w:t>MIchigan</w:t>
-      </w:r>
-      <w:proofErr w:type="spellEnd"/>
-      <w:r>
-        <w:rPr>
-          <w:rFonts w:cstheme="minorHAnsi"/>
-          <w:sz w:val="26"/>
-          <w:szCs w:val="26"/>
-        </w:rPr>
-        <w:t xml:space="preserve">. On a swim, </w:t>
+        <w:t xml:space="preserve"> MIchigan. On a swim, </w:t>
       </w:r>
       <w:r>
         <w:rPr>
@@ -4331,18 +4303,8 @@
           <w:sz w:val="26"/>
           <w:szCs w:val="26"/>
         </w:rPr>
-        <w:t xml:space="preserve">’s mother </w:t>
-      </w:r>
-      <w:proofErr w:type="gramStart"/>
-      <w:r>
-        <w:rPr>
-          <w:rFonts w:cstheme="minorHAnsi"/>
-          <w:sz w:val="26"/>
-          <w:szCs w:val="26"/>
-        </w:rPr>
-        <w:t>returns</w:t>
-      </w:r>
-      <w:proofErr w:type="gramEnd"/>
+        <w:t>’s mother returns</w:t>
+      </w:r>
       <w:r>
         <w:rPr>
           <w:rFonts w:cstheme="minorHAnsi"/>
@@ -5829,25 +5791,7 @@
           <w:sz w:val="26"/>
           <w:szCs w:val="26"/>
         </w:rPr>
-        <w:t xml:space="preserve">. The </w:t>
-      </w:r>
-      <w:proofErr w:type="spellStart"/>
-      <w:r>
-        <w:rPr>
-          <w:rFonts w:cstheme="minorHAnsi"/>
-          <w:sz w:val="26"/>
-          <w:szCs w:val="26"/>
-        </w:rPr>
-        <w:t>Vandams</w:t>
-      </w:r>
-      <w:proofErr w:type="spellEnd"/>
-      <w:r>
-        <w:rPr>
-          <w:rFonts w:cstheme="minorHAnsi"/>
-          <w:sz w:val="26"/>
-          <w:szCs w:val="26"/>
-        </w:rPr>
-        <w:t xml:space="preserve"> are only divided by peninsulas</w:t>
+        <w:t>. The Vandams are only divided by peninsulas</w:t>
       </w:r>
       <w:r>
         <w:rPr>
@@ -5919,25 +5863,7 @@
           <w:sz w:val="26"/>
           <w:szCs w:val="26"/>
         </w:rPr>
-        <w:t xml:space="preserve">North </w:t>
-      </w:r>
-      <w:proofErr w:type="gramStart"/>
-      <w:r>
-        <w:rPr>
-          <w:rFonts w:cstheme="minorHAnsi"/>
-          <w:sz w:val="26"/>
-          <w:szCs w:val="26"/>
-        </w:rPr>
-        <w:t>South East</w:t>
-      </w:r>
-      <w:proofErr w:type="gramEnd"/>
-      <w:r>
-        <w:rPr>
-          <w:rFonts w:cstheme="minorHAnsi"/>
-          <w:sz w:val="26"/>
-          <w:szCs w:val="26"/>
-        </w:rPr>
-        <w:t xml:space="preserve"> West</w:t>
+        <w:t>North South East West</w:t>
       </w:r>
       <w:r>
         <w:rPr>
@@ -6299,16 +6225,7 @@
           <w:sz w:val="26"/>
           <w:szCs w:val="26"/>
         </w:rPr>
-        <w:t xml:space="preserve">. Petoskey offers </w:t>
-      </w:r>
-      <w:proofErr w:type="gramStart"/>
-      <w:r>
-        <w:rPr>
-          <w:rFonts w:cstheme="minorHAnsi"/>
-          <w:sz w:val="26"/>
-          <w:szCs w:val="26"/>
-        </w:rPr>
-        <w:t xml:space="preserve">the </w:t>
+        <w:t xml:space="preserve">. Petoskey offers the </w:t>
       </w:r>
       <w:r>
         <w:rPr>
@@ -6318,7 +6235,6 @@
         </w:rPr>
         <w:t>Ford</w:t>
       </w:r>
-      <w:proofErr w:type="gramEnd"/>
       <w:r>
         <w:rPr>
           <w:rFonts w:cstheme="minorHAnsi"/>
@@ -6341,25 +6257,7 @@
           <w:sz w:val="26"/>
           <w:szCs w:val="26"/>
         </w:rPr>
-        <w:t xml:space="preserve"> scoffs but is interested in. Jasper then offers his restaurant. The </w:t>
-      </w:r>
-      <w:proofErr w:type="spellStart"/>
-      <w:r>
-        <w:rPr>
-          <w:rFonts w:cstheme="minorHAnsi"/>
-          <w:sz w:val="26"/>
-          <w:szCs w:val="26"/>
-        </w:rPr>
-        <w:t>Vandams</w:t>
-      </w:r>
-      <w:proofErr w:type="spellEnd"/>
-      <w:r>
-        <w:rPr>
-          <w:rFonts w:cstheme="minorHAnsi"/>
-          <w:sz w:val="26"/>
-          <w:szCs w:val="26"/>
-        </w:rPr>
-        <w:t xml:space="preserve"> return with decades of themed costume</w:t>
+        <w:t xml:space="preserve"> scoffs but is interested in. Jasper then offers his restaurant. The Vandams return with decades of themed costume</w:t>
       </w:r>
       <w:r>
         <w:rPr>
@@ -8028,25 +7926,7 @@
           <w:sz w:val="28"/>
           <w:szCs w:val="28"/>
         </w:rPr>
-        <w:t xml:space="preserve">is trollface personified. Despite going above and beyond, she and her mom Shelby feel out of place. She hopes to beat </w:t>
-      </w:r>
-      <w:proofErr w:type="gramStart"/>
-      <w:r>
-        <w:rPr>
-          <w:rFonts w:cstheme="minorHAnsi"/>
-          <w:sz w:val="28"/>
-          <w:szCs w:val="28"/>
-        </w:rPr>
-        <w:t>cousin</w:t>
-      </w:r>
-      <w:proofErr w:type="gramEnd"/>
-      <w:r>
-        <w:rPr>
-          <w:rFonts w:cstheme="minorHAnsi"/>
-          <w:sz w:val="28"/>
-          <w:szCs w:val="28"/>
-        </w:rPr>
-        <w:t xml:space="preserve"> Petoskey in their annual </w:t>
+        <w:t xml:space="preserve">is trollface personified. Despite going above and beyond, she and her mom Shelby feel out of place. She hopes to beat cousin Petoskey in their annual </w:t>
       </w:r>
       <w:r>
         <w:rPr>
@@ -9254,18 +9134,8 @@
           <w:sz w:val="28"/>
           <w:szCs w:val="28"/>
         </w:rPr>
-        <w:t xml:space="preserve">BANH </w:t>
-      </w:r>
-      <w:proofErr w:type="spellStart"/>
-      <w:r>
-        <w:rPr>
-          <w:rFonts w:cstheme="minorHAnsi"/>
-          <w:sz w:val="28"/>
-          <w:szCs w:val="28"/>
-        </w:rPr>
-        <w:t>MIchigan</w:t>
-      </w:r>
-      <w:proofErr w:type="spellEnd"/>
+        <w:t>BANH MIchigan</w:t>
+      </w:r>
       <w:r>
         <w:rPr>
           <w:rFonts w:cstheme="minorHAnsi"/>
@@ -9328,7 +9198,39 @@
           <w:sz w:val="28"/>
           <w:szCs w:val="28"/>
         </w:rPr>
-        <w:t xml:space="preserve"> After Petey’s passing with the last memory of him being his prejudice towards Arabs for “stealing American jobs,” he vows to help migrants no matter what.</w:t>
+        <w:t xml:space="preserve"> After Petey’s </w:t>
+      </w:r>
+      <w:r>
+        <w:rPr>
+          <w:rFonts w:cstheme="minorHAnsi"/>
+          <w:sz w:val="28"/>
+          <w:szCs w:val="28"/>
+        </w:rPr>
+        <w:t>death</w:t>
+      </w:r>
+      <w:r>
+        <w:rPr>
+          <w:rFonts w:cstheme="minorHAnsi"/>
+          <w:sz w:val="28"/>
+          <w:szCs w:val="28"/>
+        </w:rPr>
+        <w:t xml:space="preserve"> with </w:t>
+      </w:r>
+      <w:r>
+        <w:rPr>
+          <w:rFonts w:cstheme="minorHAnsi"/>
+          <w:sz w:val="28"/>
+          <w:szCs w:val="28"/>
+        </w:rPr>
+        <w:t>his</w:t>
+      </w:r>
+      <w:r>
+        <w:rPr>
+          <w:rFonts w:cstheme="minorHAnsi"/>
+          <w:sz w:val="28"/>
+          <w:szCs w:val="28"/>
+        </w:rPr>
+        <w:t xml:space="preserve"> last memory being his prejudice towards Arabs for “stealing American jobs,” he vows to help migrants no matter what.</w:t>
       </w:r>
       <w:r>
         <w:rPr>
@@ -9609,18 +9511,8 @@
           <w:sz w:val="28"/>
           <w:szCs w:val="28"/>
         </w:rPr>
-        <w:t xml:space="preserve">The </w:t>
-      </w:r>
-      <w:proofErr w:type="spellStart"/>
-      <w:r>
-        <w:rPr>
-          <w:rFonts w:cstheme="minorHAnsi"/>
-          <w:sz w:val="28"/>
-          <w:szCs w:val="28"/>
-        </w:rPr>
-        <w:t>Vandams</w:t>
-      </w:r>
-      <w:proofErr w:type="spellEnd"/>
+        <w:t>The Vandams</w:t>
+      </w:r>
       <w:r>
         <w:rPr>
           <w:rFonts w:cstheme="minorHAnsi"/>
@@ -9693,7 +9585,6 @@
         </w:rPr>
         <w:t xml:space="preserve"> (</w:t>
       </w:r>
-      <w:proofErr w:type="spellStart"/>
       <w:r>
         <w:rPr>
           <w:rFonts w:cstheme="minorHAnsi"/>
@@ -9702,7 +9593,6 @@
         </w:rPr>
         <w:t>ew</w:t>
       </w:r>
-      <w:proofErr w:type="spellEnd"/>
       <w:r>
         <w:rPr>
           <w:rFonts w:cstheme="minorHAnsi"/>
@@ -9992,19 +9882,8 @@
           <w:szCs w:val="32"/>
           <w:vertAlign w:val="subscript"/>
         </w:rPr>
-        <w:t xml:space="preserve">The </w:t>
-      </w:r>
-      <w:proofErr w:type="spellStart"/>
-      <w:r>
-        <w:rPr>
-          <w:rFonts w:cstheme="minorHAnsi"/>
-          <w:sz w:val="32"/>
-          <w:szCs w:val="32"/>
-          <w:vertAlign w:val="subscript"/>
-        </w:rPr>
-        <w:t>Vandams</w:t>
-      </w:r>
-      <w:proofErr w:type="spellEnd"/>
+        <w:t>The Vandams</w:t>
+      </w:r>
       <w:r>
         <w:rPr>
           <w:rFonts w:cstheme="minorHAnsi"/>
@@ -10324,19 +10203,8 @@
           <w:szCs w:val="32"/>
           <w:vertAlign w:val="subscript"/>
         </w:rPr>
-        <w:t xml:space="preserve">The </w:t>
-      </w:r>
-      <w:proofErr w:type="spellStart"/>
-      <w:r>
-        <w:rPr>
-          <w:rFonts w:cstheme="minorHAnsi"/>
-          <w:sz w:val="32"/>
-          <w:szCs w:val="32"/>
-          <w:vertAlign w:val="subscript"/>
-        </w:rPr>
-        <w:t>Vandams</w:t>
-      </w:r>
-      <w:proofErr w:type="spellEnd"/>
+        <w:t>The Vandams</w:t>
+      </w:r>
       <w:r>
         <w:rPr>
           <w:rFonts w:cstheme="minorHAnsi"/>
@@ -10527,7 +10395,6 @@
         </w:rPr>
         <w:t xml:space="preserve">13. Kick Rocks </w:t>
       </w:r>
-      <w:proofErr w:type="gramStart"/>
       <w:r>
         <w:rPr>
           <w:rFonts w:cstheme="minorHAnsi"/>
@@ -10535,29 +10402,8 @@
           <w:szCs w:val="32"/>
           <w:vertAlign w:val="subscript"/>
         </w:rPr>
-        <w:t>The</w:t>
-      </w:r>
-      <w:proofErr w:type="gramEnd"/>
-      <w:r>
-        <w:rPr>
-          <w:rFonts w:cstheme="minorHAnsi"/>
-          <w:sz w:val="32"/>
-          <w:szCs w:val="32"/>
-          <w:vertAlign w:val="subscript"/>
-        </w:rPr>
-        <w:t xml:space="preserve"> </w:t>
-      </w:r>
-      <w:proofErr w:type="spellStart"/>
-      <w:r>
-        <w:rPr>
-          <w:rFonts w:cstheme="minorHAnsi"/>
-          <w:sz w:val="32"/>
-          <w:szCs w:val="32"/>
-          <w:vertAlign w:val="subscript"/>
-        </w:rPr>
-        <w:t>Vandams</w:t>
-      </w:r>
-      <w:proofErr w:type="spellEnd"/>
+        <w:t>The Vandams</w:t>
+      </w:r>
     </w:p>
     <w:p>
       <w:pPr>
@@ -10724,18 +10570,24 @@
           <w:sz w:val="32"/>
           <w:szCs w:val="32"/>
         </w:rPr>
-        <w:t xml:space="preserve">North </w:t>
-      </w:r>
-      <w:proofErr w:type="gramStart"/>
-      <w:r>
-        <w:rPr>
-          <w:rFonts w:cstheme="minorHAnsi"/>
-          <w:sz w:val="32"/>
-          <w:szCs w:val="32"/>
-        </w:rPr>
-        <w:t>South East</w:t>
-      </w:r>
-      <w:proofErr w:type="gramEnd"/>
+        <w:t xml:space="preserve">North South East </w:t>
+      </w:r>
+      <w:r>
+        <w:rPr>
+          <w:rFonts w:cstheme="minorHAnsi"/>
+          <w:sz w:val="32"/>
+          <w:szCs w:val="32"/>
+        </w:rPr>
+        <w:t>West</w:t>
+      </w:r>
+      <w:r>
+        <w:rPr>
+          <w:rFonts w:cstheme="minorHAnsi"/>
+          <w:sz w:val="32"/>
+          <w:szCs w:val="32"/>
+        </w:rPr>
+        <w:t xml:space="preserve"> (As Long As You Try Your Best)</w:t>
+      </w:r>
       <w:r>
         <w:rPr>
           <w:rFonts w:cstheme="minorHAnsi"/>
@@ -10749,34 +10601,133 @@
           <w:rFonts w:cstheme="minorHAnsi"/>
           <w:sz w:val="32"/>
           <w:szCs w:val="32"/>
-        </w:rPr>
-        <w:t>West</w:t>
-      </w:r>
-      <w:r>
-        <w:rPr>
-          <w:rFonts w:cstheme="minorHAnsi"/>
-          <w:sz w:val="32"/>
-          <w:szCs w:val="32"/>
-        </w:rPr>
-        <w:t xml:space="preserve"> (As Long </w:t>
-      </w:r>
-      <w:proofErr w:type="gramStart"/>
-      <w:r>
-        <w:rPr>
-          <w:rFonts w:cstheme="minorHAnsi"/>
-          <w:sz w:val="32"/>
-          <w:szCs w:val="32"/>
-        </w:rPr>
-        <w:t>As</w:t>
-      </w:r>
-      <w:proofErr w:type="gramEnd"/>
-      <w:r>
-        <w:rPr>
-          <w:rFonts w:cstheme="minorHAnsi"/>
-          <w:sz w:val="32"/>
-          <w:szCs w:val="32"/>
-        </w:rPr>
-        <w:t xml:space="preserve"> You Try Your Best)</w:t>
+          <w:vertAlign w:val="subscript"/>
+        </w:rPr>
+        <w:t>Jasper</w:t>
+      </w:r>
+      <w:r>
+        <w:rPr>
+          <w:rFonts w:cstheme="minorHAnsi"/>
+          <w:sz w:val="32"/>
+          <w:szCs w:val="32"/>
+          <w:vertAlign w:val="subscript"/>
+        </w:rPr>
+        <w:t>, Lulu</w:t>
+      </w:r>
+      <w:r>
+        <w:rPr>
+          <w:rFonts w:cstheme="minorHAnsi"/>
+          <w:sz w:val="32"/>
+          <w:szCs w:val="32"/>
+          <w:vertAlign w:val="subscript"/>
+        </w:rPr>
+        <w:br/>
+      </w:r>
+      <w:r>
+        <w:rPr>
+          <w:rFonts w:cstheme="minorHAnsi"/>
+          <w:sz w:val="32"/>
+          <w:szCs w:val="32"/>
+        </w:rPr>
+        <w:t>1</w:t>
+      </w:r>
+      <w:r>
+        <w:rPr>
+          <w:rFonts w:cstheme="minorHAnsi"/>
+          <w:sz w:val="32"/>
+          <w:szCs w:val="32"/>
+        </w:rPr>
+        <w:t>7</w:t>
+      </w:r>
+      <w:r>
+        <w:rPr>
+          <w:rFonts w:cstheme="minorHAnsi"/>
+          <w:sz w:val="32"/>
+          <w:szCs w:val="32"/>
+        </w:rPr>
+        <w:t xml:space="preserve">. </w:t>
+      </w:r>
+      <w:r>
+        <w:rPr>
+          <w:rFonts w:cstheme="minorHAnsi"/>
+          <w:sz w:val="32"/>
+          <w:szCs w:val="32"/>
+        </w:rPr>
+        <w:t xml:space="preserve">Rock Bottom </w:t>
+      </w:r>
+      <w:r>
+        <w:rPr>
+          <w:rFonts w:cstheme="minorHAnsi"/>
+          <w:sz w:val="32"/>
+          <w:szCs w:val="32"/>
+          <w:vertAlign w:val="subscript"/>
+        </w:rPr>
+        <w:t>Petoskey, Lulu</w:t>
+      </w:r>
+      <w:r>
+        <w:rPr>
+          <w:rFonts w:cstheme="minorHAnsi"/>
+          <w:sz w:val="32"/>
+          <w:szCs w:val="32"/>
+          <w:vertAlign w:val="subscript"/>
+        </w:rPr>
+        <w:br/>
+      </w:r>
+      <w:r>
+        <w:rPr>
+          <w:rFonts w:cstheme="minorHAnsi"/>
+          <w:sz w:val="32"/>
+          <w:szCs w:val="32"/>
+        </w:rPr>
+        <w:t>1</w:t>
+      </w:r>
+      <w:r>
+        <w:rPr>
+          <w:rFonts w:cstheme="minorHAnsi"/>
+          <w:sz w:val="32"/>
+          <w:szCs w:val="32"/>
+        </w:rPr>
+        <w:t>8</w:t>
+      </w:r>
+      <w:r>
+        <w:rPr>
+          <w:rFonts w:cstheme="minorHAnsi"/>
+          <w:sz w:val="32"/>
+          <w:szCs w:val="32"/>
+        </w:rPr>
+        <w:t>. Family</w:t>
+      </w:r>
+      <w:r>
+        <w:rPr>
+          <w:rFonts w:cstheme="minorHAnsi"/>
+          <w:sz w:val="32"/>
+          <w:szCs w:val="32"/>
+        </w:rPr>
+        <w:t>’s</w:t>
+      </w:r>
+      <w:r>
+        <w:rPr>
+          <w:rFonts w:cstheme="minorHAnsi"/>
+          <w:sz w:val="32"/>
+          <w:szCs w:val="32"/>
+        </w:rPr>
+        <w:t xml:space="preserve"> in the </w:t>
+      </w:r>
+      <w:r>
+        <w:rPr>
+          <w:rFonts w:cstheme="minorHAnsi"/>
+          <w:sz w:val="32"/>
+          <w:szCs w:val="32"/>
+        </w:rPr>
+        <w:t>Fossil</w:t>
+      </w:r>
+      <w:r>
+        <w:rPr>
+          <w:rFonts w:cstheme="minorHAnsi"/>
+          <w:sz w:val="32"/>
+          <w:szCs w:val="32"/>
+        </w:rPr>
+        <w:t>s</w:t>
       </w:r>
       <w:r>
         <w:rPr>
@@ -10793,7 +10744,7 @@
           <w:szCs w:val="32"/>
           <w:vertAlign w:val="subscript"/>
         </w:rPr>
-        <w:t>Jasper</w:t>
+        <w:t>Petey, Petoskey</w:t>
       </w:r>
       <w:r>
         <w:rPr>
@@ -10802,7 +10753,31 @@
           <w:szCs w:val="32"/>
           <w:vertAlign w:val="subscript"/>
         </w:rPr>
-        <w:t>, Lulu</w:t>
+        <w:br/>
+      </w:r>
+      <w:r>
+        <w:rPr>
+          <w:rFonts w:cstheme="minorHAnsi"/>
+          <w:sz w:val="32"/>
+          <w:szCs w:val="32"/>
+        </w:rPr>
+        <w:t>1</w:t>
+      </w:r>
+      <w:r>
+        <w:rPr>
+          <w:rFonts w:cstheme="minorHAnsi"/>
+          <w:sz w:val="32"/>
+          <w:szCs w:val="32"/>
+        </w:rPr>
+        <w:t>9</w:t>
+      </w:r>
+      <w:r>
+        <w:rPr>
+          <w:rFonts w:cstheme="minorHAnsi"/>
+          <w:sz w:val="32"/>
+          <w:szCs w:val="32"/>
+        </w:rPr>
+        <w:t xml:space="preserve">. Leave No Stones Unturned </w:t>
       </w:r>
       <w:r>
         <w:rPr>
@@ -10811,39 +10786,7 @@
           <w:szCs w:val="32"/>
           <w:vertAlign w:val="subscript"/>
         </w:rPr>
-        <w:br/>
-      </w:r>
-      <w:r>
-        <w:rPr>
-          <w:rFonts w:cstheme="minorHAnsi"/>
-          <w:sz w:val="32"/>
-          <w:szCs w:val="32"/>
-        </w:rPr>
-        <w:t>1</w:t>
-      </w:r>
-      <w:r>
-        <w:rPr>
-          <w:rFonts w:cstheme="minorHAnsi"/>
-          <w:sz w:val="32"/>
-          <w:szCs w:val="32"/>
-        </w:rPr>
-        <w:t>7</w:t>
-      </w:r>
-      <w:r>
-        <w:rPr>
-          <w:rFonts w:cstheme="minorHAnsi"/>
-          <w:sz w:val="32"/>
-          <w:szCs w:val="32"/>
-        </w:rPr>
-        <w:t xml:space="preserve">. </w:t>
-      </w:r>
-      <w:r>
-        <w:rPr>
-          <w:rFonts w:cstheme="minorHAnsi"/>
-          <w:sz w:val="32"/>
-          <w:szCs w:val="32"/>
-        </w:rPr>
-        <w:t xml:space="preserve">Rock Bottom </w:t>
+        <w:t>Wayland</w:t>
       </w:r>
       <w:r>
         <w:rPr>
@@ -10852,170 +10795,7 @@
           <w:szCs w:val="32"/>
           <w:vertAlign w:val="subscript"/>
         </w:rPr>
-        <w:t>Petoskey, Lulu</w:t>
-      </w:r>
-      <w:r>
-        <w:rPr>
-          <w:rFonts w:cstheme="minorHAnsi"/>
-          <w:sz w:val="32"/>
-          <w:szCs w:val="32"/>
-          <w:vertAlign w:val="subscript"/>
-        </w:rPr>
-        <w:br/>
-      </w:r>
-      <w:r>
-        <w:rPr>
-          <w:rFonts w:cstheme="minorHAnsi"/>
-          <w:sz w:val="32"/>
-          <w:szCs w:val="32"/>
-        </w:rPr>
-        <w:t>1</w:t>
-      </w:r>
-      <w:r>
-        <w:rPr>
-          <w:rFonts w:cstheme="minorHAnsi"/>
-          <w:sz w:val="32"/>
-          <w:szCs w:val="32"/>
-        </w:rPr>
-        <w:t>8</w:t>
-      </w:r>
-      <w:r>
-        <w:rPr>
-          <w:rFonts w:cstheme="minorHAnsi"/>
-          <w:sz w:val="32"/>
-          <w:szCs w:val="32"/>
-        </w:rPr>
-        <w:t xml:space="preserve">. </w:t>
-      </w:r>
-      <w:proofErr w:type="gramStart"/>
-      <w:r>
-        <w:rPr>
-          <w:rFonts w:cstheme="minorHAnsi"/>
-          <w:sz w:val="32"/>
-          <w:szCs w:val="32"/>
-        </w:rPr>
-        <w:t>Family</w:t>
-      </w:r>
-      <w:r>
-        <w:rPr>
-          <w:rFonts w:cstheme="minorHAnsi"/>
-          <w:sz w:val="32"/>
-          <w:szCs w:val="32"/>
-        </w:rPr>
-        <w:t>’s</w:t>
-      </w:r>
-      <w:proofErr w:type="gramEnd"/>
-      <w:r>
-        <w:rPr>
-          <w:rFonts w:cstheme="minorHAnsi"/>
-          <w:sz w:val="32"/>
-          <w:szCs w:val="32"/>
-        </w:rPr>
-        <w:t xml:space="preserve"> in the </w:t>
-      </w:r>
-      <w:r>
-        <w:rPr>
-          <w:rFonts w:cstheme="minorHAnsi"/>
-          <w:sz w:val="32"/>
-          <w:szCs w:val="32"/>
-        </w:rPr>
-        <w:t>Fossil</w:t>
-      </w:r>
-      <w:r>
-        <w:rPr>
-          <w:rFonts w:cstheme="minorHAnsi"/>
-          <w:sz w:val="32"/>
-          <w:szCs w:val="32"/>
-        </w:rPr>
-        <w:t>s</w:t>
-      </w:r>
-      <w:r>
-        <w:rPr>
-          <w:rFonts w:cstheme="minorHAnsi"/>
-          <w:sz w:val="32"/>
-          <w:szCs w:val="32"/>
-        </w:rPr>
-        <w:t xml:space="preserve"> </w:t>
-      </w:r>
-      <w:r>
-        <w:rPr>
-          <w:rFonts w:cstheme="minorHAnsi"/>
-          <w:sz w:val="32"/>
-          <w:szCs w:val="32"/>
-          <w:vertAlign w:val="subscript"/>
-        </w:rPr>
-        <w:t>Petey, Petoskey</w:t>
-      </w:r>
-      <w:r>
-        <w:rPr>
-          <w:rFonts w:cstheme="minorHAnsi"/>
-          <w:sz w:val="32"/>
-          <w:szCs w:val="32"/>
-          <w:vertAlign w:val="subscript"/>
-        </w:rPr>
-        <w:br/>
-      </w:r>
-      <w:r>
-        <w:rPr>
-          <w:rFonts w:cstheme="minorHAnsi"/>
-          <w:sz w:val="32"/>
-          <w:szCs w:val="32"/>
-        </w:rPr>
-        <w:t>1</w:t>
-      </w:r>
-      <w:r>
-        <w:rPr>
-          <w:rFonts w:cstheme="minorHAnsi"/>
-          <w:sz w:val="32"/>
-          <w:szCs w:val="32"/>
-        </w:rPr>
-        <w:t>9</w:t>
-      </w:r>
-      <w:r>
-        <w:rPr>
-          <w:rFonts w:cstheme="minorHAnsi"/>
-          <w:sz w:val="32"/>
-          <w:szCs w:val="32"/>
-        </w:rPr>
-        <w:t xml:space="preserve">. Leave No Stones Unturned </w:t>
-      </w:r>
-      <w:r>
-        <w:rPr>
-          <w:rFonts w:cstheme="minorHAnsi"/>
-          <w:sz w:val="32"/>
-          <w:szCs w:val="32"/>
-          <w:vertAlign w:val="subscript"/>
-        </w:rPr>
-        <w:t>Wayland</w:t>
-      </w:r>
-      <w:r>
-        <w:rPr>
-          <w:rFonts w:cstheme="minorHAnsi"/>
-          <w:sz w:val="32"/>
-          <w:szCs w:val="32"/>
-          <w:vertAlign w:val="subscript"/>
-        </w:rPr>
-        <w:t xml:space="preserve">, The </w:t>
-      </w:r>
-      <w:proofErr w:type="spellStart"/>
-      <w:r>
-        <w:rPr>
-          <w:rFonts w:cstheme="minorHAnsi"/>
-          <w:sz w:val="32"/>
-          <w:szCs w:val="32"/>
-          <w:vertAlign w:val="subscript"/>
-        </w:rPr>
-        <w:t>Vandams</w:t>
-      </w:r>
-      <w:proofErr w:type="spellEnd"/>
-      <w:r>
-        <w:rPr>
-          <w:rFonts w:cstheme="minorHAnsi"/>
-          <w:sz w:val="32"/>
-          <w:szCs w:val="32"/>
-          <w:vertAlign w:val="subscript"/>
-        </w:rPr>
-        <w:t>, Residents</w:t>
+        <w:t>, The Vandams, Residents</w:t>
       </w:r>
       <w:r>
         <w:rPr>

--- a/library/musicals/michigan/about/michigan-bible.docx
+++ b/library/musicals/michigan/about/michigan-bible.docx
@@ -10940,7 +10940,23 @@
           <w:sz w:val="32"/>
           <w:szCs w:val="32"/>
         </w:rPr>
-        <w:t>“Fossil in the Stones” is a David Quang Pham signature science song teaching paleontology.</w:t>
+        <w:t>“Fossil</w:t>
+      </w:r>
+      <w:r>
+        <w:rPr>
+          <w:rFonts w:cstheme="minorHAnsi"/>
+          <w:sz w:val="32"/>
+          <w:szCs w:val="32"/>
+        </w:rPr>
+        <w:t>s</w:t>
+      </w:r>
+      <w:r>
+        <w:rPr>
+          <w:rFonts w:cstheme="minorHAnsi"/>
+          <w:sz w:val="32"/>
+          <w:szCs w:val="32"/>
+        </w:rPr>
+        <w:t xml:space="preserve"> in the Stones” is a David Quang Pham signature science song teaching paleontology.</w:t>
       </w:r>
     </w:p>
     <w:sectPr>

--- a/library/musicals/michigan/about/michigan-bible.docx
+++ b/library/musicals/michigan/about/michigan-bible.docx
@@ -8496,7 +8496,15 @@
           <w:sz w:val="28"/>
           <w:szCs w:val="28"/>
         </w:rPr>
-        <w:t xml:space="preserve"> is a successful Broadway actor in New York City. He is the </w:t>
+        <w:t xml:space="preserve"> is a Broadway actor in New York. He is the </w:t>
+      </w:r>
+      <w:r>
+        <w:rPr>
+          <w:rFonts w:cstheme="minorHAnsi"/>
+          <w:sz w:val="28"/>
+          <w:szCs w:val="28"/>
+        </w:rPr>
+        <w:t xml:space="preserve">2022 </w:t>
       </w:r>
       <w:r>
         <w:rPr>
@@ -8512,15 +8520,31 @@
           <w:sz w:val="28"/>
           <w:szCs w:val="28"/>
         </w:rPr>
-        <w:t>for the 2022 Harbor Days</w:t>
-      </w:r>
-      <w:r>
-        <w:rPr>
-          <w:rFonts w:cstheme="minorHAnsi"/>
-          <w:sz w:val="28"/>
-          <w:szCs w:val="28"/>
-        </w:rPr>
-        <w:t xml:space="preserve"> Parade where he</w:t>
+        <w:t>for the Harbor Days</w:t>
+      </w:r>
+      <w:r>
+        <w:rPr>
+          <w:rFonts w:cstheme="minorHAnsi"/>
+          <w:sz w:val="28"/>
+          <w:szCs w:val="28"/>
+        </w:rPr>
+        <w:t xml:space="preserve"> </w:t>
+      </w:r>
+      <w:r>
+        <w:rPr>
+          <w:rFonts w:cstheme="minorHAnsi"/>
+          <w:sz w:val="28"/>
+          <w:szCs w:val="28"/>
+        </w:rPr>
+        <w:t xml:space="preserve">Grande </w:t>
+      </w:r>
+      <w:r>
+        <w:rPr>
+          <w:rFonts w:cstheme="minorHAnsi"/>
+          <w:sz w:val="28"/>
+          <w:szCs w:val="28"/>
+        </w:rPr>
+        <w:t>Parade where he</w:t>
       </w:r>
       <w:r>
         <w:rPr>
@@ -9708,31 +9732,56 @@
           <w:sz w:val="28"/>
           <w:szCs w:val="28"/>
         </w:rPr>
-        <w:t xml:space="preserve"> from real Hell</w:t>
-      </w:r>
-      <w:r>
-        <w:rPr>
-          <w:rFonts w:cstheme="minorHAnsi"/>
-          <w:sz w:val="28"/>
-          <w:szCs w:val="28"/>
-        </w:rPr>
-        <w:t xml:space="preserve"> during the Ford Model T </w:t>
-      </w:r>
-      <w:r>
-        <w:rPr>
-          <w:rFonts w:cstheme="minorHAnsi"/>
-          <w:sz w:val="28"/>
-          <w:szCs w:val="28"/>
-        </w:rPr>
-        <w:t xml:space="preserve">car chase. He is punished for being antisemitic and anti-union. He tries to stop </w:t>
-      </w:r>
-      <w:r>
-        <w:rPr>
-          <w:rFonts w:cstheme="minorHAnsi"/>
-          <w:sz w:val="28"/>
-          <w:szCs w:val="28"/>
-        </w:rPr>
-        <w:t>Wayland. After driving off a bridge, Lulu finds him and beats him up.</w:t>
+        <w:t xml:space="preserve"> from Hell</w:t>
+      </w:r>
+      <w:r>
+        <w:rPr>
+          <w:rFonts w:cstheme="minorHAnsi"/>
+          <w:sz w:val="28"/>
+          <w:szCs w:val="28"/>
+        </w:rPr>
+        <w:t>.</w:t>
+      </w:r>
+    </w:p>
+    <w:p>
+      <w:pPr>
+        <w:tabs>
+          <w:tab w:val="left" w:pos="5013"/>
+        </w:tabs>
+        <w:spacing w:line="240" w:lineRule="auto"/>
+        <w:rPr>
+          <w:rFonts w:cstheme="minorHAnsi"/>
+          <w:sz w:val="28"/>
+          <w:szCs w:val="28"/>
+        </w:rPr>
+      </w:pPr>
+      <w:r>
+        <w:rPr>
+          <w:rFonts w:cstheme="minorHAnsi"/>
+          <w:b/>
+          <w:bCs/>
+          <w:sz w:val="28"/>
+          <w:szCs w:val="28"/>
+        </w:rPr>
+        <w:t>COPS</w:t>
+      </w:r>
+      <w:r>
+        <w:rPr>
+          <w:rFonts w:cstheme="minorHAnsi"/>
+          <w:sz w:val="28"/>
+          <w:szCs w:val="28"/>
+        </w:rPr>
+        <w:t xml:space="preserve">, </w:t>
+      </w:r>
+      <w:r>
+        <w:rPr>
+          <w:rFonts w:cstheme="minorHAnsi"/>
+          <w:b/>
+          <w:bCs/>
+          <w:sz w:val="28"/>
+          <w:szCs w:val="28"/>
+        </w:rPr>
+        <w:t>OLIGARCHS</w:t>
       </w:r>
       <w:r>
         <w:rPr>

--- a/library/musicals/michigan/about/michigan-bible.docx
+++ b/library/musicals/michigan/about/michigan-bible.docx
@@ -4666,14 +4666,18 @@
         </w:rPr>
         <w:t>(“</w:t>
       </w:r>
-      <w:r>
-        <w:rPr>
-          <w:rFonts w:cstheme="minorHAnsi"/>
-          <w:sz w:val="26"/>
-          <w:szCs w:val="26"/>
-        </w:rPr>
-        <w:t>AI Does the Work for Me</w:t>
-      </w:r>
+      <w:hyperlink r:id="rId15" w:history="1">
+        <w:r>
+          <w:rPr>
+            <w:rStyle w:val="Hyperlink"/>
+            <w:rFonts w:cstheme="minorHAnsi"/>
+            <w:sz w:val="26"/>
+            <w:szCs w:val="26"/>
+            <w:u w:val="none"/>
+          </w:rPr>
+          <w:t>AI Does the Work for Me</w:t>
+        </w:r>
+      </w:hyperlink>
       <w:r>
         <w:rPr>
           <w:rFonts w:cstheme="minorHAnsi"/>
@@ -5235,7 +5239,23 @@
           <w:sz w:val="26"/>
           <w:szCs w:val="26"/>
         </w:rPr>
-        <w:t xml:space="preserve"> on the shore (“The Great Lakes Ballet”).</w:t>
+        <w:t xml:space="preserve"> on the shore (“</w:t>
+      </w:r>
+      <w:r>
+        <w:rPr>
+          <w:rFonts w:cstheme="minorHAnsi"/>
+          <w:sz w:val="26"/>
+          <w:szCs w:val="26"/>
+        </w:rPr>
+        <w:t>Gichigamiin</w:t>
+      </w:r>
+      <w:r>
+        <w:rPr>
+          <w:rFonts w:cstheme="minorHAnsi"/>
+          <w:sz w:val="26"/>
+          <w:szCs w:val="26"/>
+        </w:rPr>
+        <w:t>”).</w:t>
       </w:r>
     </w:p>
     <w:p>
@@ -6576,7 +6596,7 @@
         </w:rPr>
         <w:t xml:space="preserve"> reunion as lovers once more (“</w:t>
       </w:r>
-      <w:hyperlink r:id="rId15" w:history="1">
+      <w:hyperlink r:id="rId16" w:history="1">
         <w:r>
           <w:rPr>
             <w:rStyle w:val="Hyperlink"/>
@@ -7801,7 +7821,7 @@
                     </pic:cNvPicPr>
                   </pic:nvPicPr>
                   <pic:blipFill>
-                    <a:blip r:embed="rId16" cstate="print">
+                    <a:blip r:embed="rId17" cstate="print">
                       <a:extLst>
                         <a:ext uri="{28A0092B-C50C-407E-A947-70E740481C1C}">
                           <a14:useLocalDpi xmlns:a14="http://schemas.microsoft.com/office/drawing/2010/main" val="0"/>
@@ -8099,7 +8119,15 @@
           <w:sz w:val="28"/>
           <w:szCs w:val="28"/>
         </w:rPr>
-        <w:t xml:space="preserve"> Kettering University.</w:t>
+        <w:t xml:space="preserve"> Kettering</w:t>
+      </w:r>
+      <w:r>
+        <w:rPr>
+          <w:rFonts w:cstheme="minorHAnsi"/>
+          <w:sz w:val="28"/>
+          <w:szCs w:val="28"/>
+        </w:rPr>
+        <w:t xml:space="preserve"> University.</w:t>
       </w:r>
     </w:p>
     <w:p>
@@ -8618,7 +8646,15 @@
           <w:sz w:val="28"/>
           <w:szCs w:val="28"/>
         </w:rPr>
-        <w:t xml:space="preserve"> Western Michigan alum.</w:t>
+        <w:t xml:space="preserve"> Western Michigan</w:t>
+      </w:r>
+      <w:r>
+        <w:rPr>
+          <w:rFonts w:cstheme="minorHAnsi"/>
+          <w:sz w:val="28"/>
+          <w:szCs w:val="28"/>
+        </w:rPr>
+        <w:t xml:space="preserve"> University.</w:t>
       </w:r>
     </w:p>
     <w:p>
@@ -8837,7 +8873,15 @@
           <w:sz w:val="28"/>
           <w:szCs w:val="28"/>
         </w:rPr>
-        <w:t>Central Michigan University.</w:t>
+        <w:t>Central Michigan</w:t>
+      </w:r>
+      <w:r>
+        <w:rPr>
+          <w:rFonts w:cstheme="minorHAnsi"/>
+          <w:sz w:val="28"/>
+          <w:szCs w:val="28"/>
+        </w:rPr>
+        <w:t xml:space="preserve"> University.</w:t>
       </w:r>
     </w:p>
     <w:p>
@@ -9006,7 +9050,15 @@
           <w:sz w:val="28"/>
           <w:szCs w:val="28"/>
         </w:rPr>
-        <w:t xml:space="preserve"> Northern Michigan University.</w:t>
+        <w:t xml:space="preserve"> Northern Michigan</w:t>
+      </w:r>
+      <w:r>
+        <w:rPr>
+          <w:rFonts w:cstheme="minorHAnsi"/>
+          <w:sz w:val="28"/>
+          <w:szCs w:val="28"/>
+        </w:rPr>
+        <w:t xml:space="preserve"> University.</w:t>
       </w:r>
     </w:p>
     <w:p>
@@ -9327,6 +9379,14 @@
           <w:sz w:val="28"/>
           <w:szCs w:val="28"/>
         </w:rPr>
+        <w:t xml:space="preserve"> from Muskegon</w:t>
+      </w:r>
+      <w:r>
+        <w:rPr>
+          <w:rFonts w:cstheme="minorHAnsi"/>
+          <w:sz w:val="28"/>
+          <w:szCs w:val="28"/>
+        </w:rPr>
         <w:t xml:space="preserve"> </w:t>
       </w:r>
       <w:r>
@@ -9351,7 +9411,31 @@
           <w:sz w:val="28"/>
           <w:szCs w:val="28"/>
         </w:rPr>
-        <w:t xml:space="preserve"> whose </w:t>
+        <w:t xml:space="preserve"> </w:t>
+      </w:r>
+      <w:r>
+        <w:rPr>
+          <w:rFonts w:cstheme="minorHAnsi"/>
+          <w:sz w:val="28"/>
+          <w:szCs w:val="28"/>
+        </w:rPr>
+        <w:t xml:space="preserve">with </w:t>
+      </w:r>
+      <w:r>
+        <w:rPr>
+          <w:rFonts w:cstheme="minorHAnsi"/>
+          <w:sz w:val="28"/>
+          <w:szCs w:val="28"/>
+        </w:rPr>
+        <w:t>the</w:t>
+      </w:r>
+      <w:r>
+        <w:rPr>
+          <w:rFonts w:cstheme="minorHAnsi"/>
+          <w:sz w:val="28"/>
+          <w:szCs w:val="28"/>
+        </w:rPr>
+        <w:t xml:space="preserve"> </w:t>
       </w:r>
       <w:r>
         <w:rPr>
@@ -9367,15 +9451,63 @@
           <w:sz w:val="28"/>
           <w:szCs w:val="28"/>
         </w:rPr>
-        <w:t xml:space="preserve"> is to </w:t>
-      </w:r>
-      <w:r>
-        <w:rPr>
-          <w:rFonts w:cstheme="minorHAnsi"/>
-          <w:sz w:val="28"/>
-          <w:szCs w:val="28"/>
-        </w:rPr>
-        <w:t>turn the Elk Lake neighborhood into a data center</w:t>
+        <w:t xml:space="preserve"> </w:t>
+      </w:r>
+      <w:r>
+        <w:rPr>
+          <w:rFonts w:cstheme="minorHAnsi"/>
+          <w:sz w:val="28"/>
+          <w:szCs w:val="28"/>
+        </w:rPr>
+        <w:t>of</w:t>
+      </w:r>
+      <w:r>
+        <w:rPr>
+          <w:rFonts w:cstheme="minorHAnsi"/>
+          <w:sz w:val="28"/>
+          <w:szCs w:val="28"/>
+        </w:rPr>
+        <w:t xml:space="preserve"> </w:t>
+      </w:r>
+      <w:r>
+        <w:rPr>
+          <w:rFonts w:cstheme="minorHAnsi"/>
+          <w:sz w:val="28"/>
+          <w:szCs w:val="28"/>
+        </w:rPr>
+        <w:t>turn</w:t>
+      </w:r>
+      <w:r>
+        <w:rPr>
+          <w:rFonts w:cstheme="minorHAnsi"/>
+          <w:sz w:val="28"/>
+          <w:szCs w:val="28"/>
+        </w:rPr>
+        <w:t>ing</w:t>
+      </w:r>
+      <w:r>
+        <w:rPr>
+          <w:rFonts w:cstheme="minorHAnsi"/>
+          <w:sz w:val="28"/>
+          <w:szCs w:val="28"/>
+        </w:rPr>
+        <w:t xml:space="preserve"> </w:t>
+      </w:r>
+      <w:r>
+        <w:rPr>
+          <w:rFonts w:cstheme="minorHAnsi"/>
+          <w:sz w:val="28"/>
+          <w:szCs w:val="28"/>
+        </w:rPr>
+        <w:t>every city</w:t>
+      </w:r>
+      <w:r>
+        <w:rPr>
+          <w:rFonts w:cstheme="minorHAnsi"/>
+          <w:sz w:val="28"/>
+          <w:szCs w:val="28"/>
+        </w:rPr>
+        <w:t xml:space="preserve"> into a data center</w:t>
       </w:r>
       <w:r>
         <w:rPr>
@@ -9583,15 +9715,23 @@
           <w:sz w:val="28"/>
           <w:szCs w:val="28"/>
         </w:rPr>
-        <w:t>cool rock, which Petoskey holds.</w:t>
-      </w:r>
-      <w:r>
-        <w:rPr>
-          <w:rFonts w:cstheme="minorHAnsi"/>
-          <w:sz w:val="28"/>
-          <w:szCs w:val="28"/>
-        </w:rPr>
-        <w:t xml:space="preserve"> Hope College dropout.</w:t>
+        <w:t>cool rock, which Petoskey holds</w:t>
+      </w:r>
+      <w:r>
+        <w:rPr>
+          <w:rFonts w:cstheme="minorHAnsi"/>
+          <w:sz w:val="28"/>
+          <w:szCs w:val="28"/>
+        </w:rPr>
+        <w:t xml:space="preserve">. </w:t>
+      </w:r>
+      <w:r>
+        <w:rPr>
+          <w:rFonts w:cstheme="minorHAnsi"/>
+          <w:sz w:val="28"/>
+          <w:szCs w:val="28"/>
+        </w:rPr>
+        <w:t>Hope College dropout.</w:t>
       </w:r>
       <w:r>
         <w:rPr>
@@ -9868,7 +10008,7 @@
         </w:rPr>
         <w:t xml:space="preserve">1. </w:t>
       </w:r>
-      <w:hyperlink r:id="rId17" w:history="1">
+      <w:hyperlink r:id="rId18" w:history="1">
         <w:r>
           <w:rPr>
             <w:rStyle w:val="Hyperlink"/>
@@ -9905,7 +10045,7 @@
         <w:br/>
         <w:t xml:space="preserve">2. </w:t>
       </w:r>
-      <w:hyperlink r:id="rId18" w:history="1">
+      <w:hyperlink r:id="rId19" w:history="1">
         <w:r>
           <w:rPr>
             <w:rStyle w:val="Hyperlink"/>
@@ -9950,7 +10090,7 @@
         </w:rPr>
         <w:t xml:space="preserve">3. </w:t>
       </w:r>
-      <w:hyperlink r:id="rId19" w:history="1">
+      <w:hyperlink r:id="rId20" w:history="1">
         <w:r>
           <w:rPr>
             <w:rStyle w:val="Hyperlink"/>
@@ -9987,7 +10127,7 @@
         <w:br/>
         <w:t xml:space="preserve">4. </w:t>
       </w:r>
-      <w:hyperlink r:id="rId20" w:history="1">
+      <w:hyperlink r:id="rId21" w:history="1">
         <w:r>
           <w:rPr>
             <w:rStyle w:val="Hyperlink"/>
@@ -10074,7 +10214,7 @@
         </w:rPr>
         <w:t xml:space="preserve"> </w:t>
       </w:r>
-      <w:hyperlink r:id="rId21" w:history="1">
+      <w:hyperlink r:id="rId22" w:history="1">
         <w:r>
           <w:rPr>
             <w:rStyle w:val="Hyperlink"/>
@@ -10165,7 +10305,7 @@
         <w:br/>
         <w:t xml:space="preserve">6. </w:t>
       </w:r>
-      <w:hyperlink r:id="rId22" w:history="1">
+      <w:hyperlink r:id="rId23" w:history="1">
         <w:r>
           <w:rPr>
             <w:rStyle w:val="Hyperlink"/>
@@ -10211,14 +10351,17 @@
         <w:br/>
         <w:t xml:space="preserve">7. </w:t>
       </w:r>
-      <w:r>
-        <w:rPr>
-          <w:rFonts w:cstheme="minorHAnsi"/>
-          <w:sz w:val="32"/>
-          <w:szCs w:val="32"/>
-        </w:rPr>
-        <w:t>AI Does the Work for Me</w:t>
-      </w:r>
+      <w:hyperlink r:id="rId24" w:history="1">
+        <w:r>
+          <w:rPr>
+            <w:rStyle w:val="Hyperlink"/>
+            <w:rFonts w:cstheme="minorHAnsi"/>
+            <w:sz w:val="32"/>
+            <w:szCs w:val="32"/>
+          </w:rPr>
+          <w:t>AI Does the Work for Me</w:t>
+        </w:r>
+      </w:hyperlink>
       <w:r>
         <w:rPr>
           <w:rFonts w:cstheme="minorHAnsi"/>
@@ -10356,15 +10499,32 @@
           <w:sz w:val="32"/>
           <w:szCs w:val="32"/>
         </w:rPr>
-        <w:t xml:space="preserve"> in the Stones </w:t>
-      </w:r>
-      <w:r>
-        <w:rPr>
-          <w:rFonts w:cstheme="minorHAnsi"/>
-          <w:sz w:val="32"/>
-          <w:szCs w:val="32"/>
+        <w:t xml:space="preserve"> in the Stones</w:t>
+      </w:r>
+      <w:r>
+        <w:rPr>
+          <w:rFonts w:ascii="Segoe UI Emoji" w:hAnsi="Segoe UI Emoji" w:cs="Segoe UI Emoji"/>
+          <w:sz w:val="24"/>
+          <w:szCs w:val="24"/>
           <w:vertAlign w:val="subscript"/>
         </w:rPr>
+        <w:t>✋</w:t>
+      </w:r>
+      <w:r>
+        <w:rPr>
+          <w:rFonts w:cstheme="minorHAnsi"/>
+          <w:sz w:val="32"/>
+          <w:szCs w:val="32"/>
+        </w:rPr>
+        <w:t xml:space="preserve"> </w:t>
+      </w:r>
+      <w:r>
+        <w:rPr>
+          <w:rFonts w:cstheme="minorHAnsi"/>
+          <w:sz w:val="32"/>
+          <w:szCs w:val="32"/>
+          <w:vertAlign w:val="subscript"/>
+        </w:rPr>
         <w:t>Perry, Kids</w:t>
       </w:r>
       <w:r>
@@ -10374,7 +10534,47 @@
           <w:szCs w:val="32"/>
         </w:rPr>
         <w:br/>
-        <w:t xml:space="preserve">11. The Great Lakes Ballet </w:t>
+        <w:t xml:space="preserve">11. </w:t>
+      </w:r>
+      <w:r>
+        <w:rPr>
+          <w:rFonts w:cstheme="minorHAnsi"/>
+          <w:sz w:val="32"/>
+          <w:szCs w:val="32"/>
+        </w:rPr>
+        <w:t>Gichigamiin</w:t>
+      </w:r>
+      <w:r>
+        <w:rPr>
+          <w:rFonts w:cstheme="minorHAnsi"/>
+          <w:sz w:val="32"/>
+          <w:szCs w:val="32"/>
+        </w:rPr>
+        <w:t xml:space="preserve"> (</w:t>
+      </w:r>
+      <w:r>
+        <w:rPr>
+          <w:rFonts w:cstheme="minorHAnsi"/>
+          <w:sz w:val="32"/>
+          <w:szCs w:val="32"/>
+        </w:rPr>
+        <w:t>The Great Lakes Ballet</w:t>
+      </w:r>
+      <w:r>
+        <w:rPr>
+          <w:rFonts w:cstheme="minorHAnsi"/>
+          <w:sz w:val="32"/>
+          <w:szCs w:val="32"/>
+        </w:rPr>
+        <w:t>)</w:t>
+      </w:r>
+      <w:r>
+        <w:rPr>
+          <w:rFonts w:cstheme="minorHAnsi"/>
+          <w:sz w:val="32"/>
+          <w:szCs w:val="32"/>
+        </w:rPr>
+        <w:t xml:space="preserve"> </w:t>
       </w:r>
       <w:r>
         <w:rPr>
@@ -10871,7 +11071,7 @@
         </w:rPr>
         <w:t xml:space="preserve">. </w:t>
       </w:r>
-      <w:hyperlink r:id="rId23" w:history="1">
+      <w:hyperlink r:id="rId25" w:history="1">
         <w:r>
           <w:rPr>
             <w:rStyle w:val="Hyperlink"/>
@@ -10950,10 +11150,42 @@
         <w:spacing w:line="240" w:lineRule="auto"/>
         <w:rPr>
           <w:rFonts w:cstheme="minorHAnsi"/>
-          <w:sz w:val="32"/>
-          <w:szCs w:val="32"/>
-        </w:rPr>
-      </w:pPr>
+          <w:sz w:val="24"/>
+          <w:szCs w:val="24"/>
+        </w:rPr>
+      </w:pPr>
+      <w:r>
+        <w:rPr>
+          <w:rFonts w:ascii="Segoe UI Emoji" w:hAnsi="Segoe UI Emoji" w:cs="Segoe UI Emoji"/>
+          <w:sz w:val="26"/>
+          <w:szCs w:val="26"/>
+        </w:rPr>
+        <w:t>✋</w:t>
+      </w:r>
+      <w:r>
+        <w:rPr>
+          <w:rFonts w:cstheme="minorHAnsi"/>
+          <w:sz w:val="24"/>
+          <w:szCs w:val="24"/>
+        </w:rPr>
+        <w:t>“Fossil</w:t>
+      </w:r>
+      <w:r>
+        <w:rPr>
+          <w:rFonts w:cstheme="minorHAnsi"/>
+          <w:sz w:val="24"/>
+          <w:szCs w:val="24"/>
+        </w:rPr>
+        <w:t>s</w:t>
+      </w:r>
+      <w:r>
+        <w:rPr>
+          <w:rFonts w:cstheme="minorHAnsi"/>
+          <w:sz w:val="24"/>
+          <w:szCs w:val="24"/>
+        </w:rPr>
+        <w:t xml:space="preserve"> in the Stones” is a David Quang Pham signature science song teaching paleontology.</w:t>
+      </w:r>
     </w:p>
     <w:p>
       <w:pPr>
@@ -10967,54 +11199,216 @@
           <w:szCs w:val="32"/>
         </w:rPr>
       </w:pPr>
-      <w:r>
-        <w:rPr>
-          <w:rFonts w:ascii="Segoe UI Emoji" w:hAnsi="Segoe UI Emoji" w:cs="Segoe UI Emoji"/>
-          <w:sz w:val="32"/>
-          <w:szCs w:val="32"/>
-        </w:rPr>
-        <w:t>✋</w:t>
-      </w:r>
-      <w:r>
-        <w:rPr>
-          <w:rFonts w:cstheme="minorHAnsi"/>
-          <w:sz w:val="32"/>
-          <w:szCs w:val="32"/>
-        </w:rPr>
-        <w:t xml:space="preserve"> </w:t>
-      </w:r>
-      <w:r>
-        <w:rPr>
-          <w:rFonts w:cstheme="minorHAnsi"/>
-          <w:sz w:val="32"/>
-          <w:szCs w:val="32"/>
-        </w:rPr>
-        <w:t>“Fossil</w:t>
-      </w:r>
-      <w:r>
-        <w:rPr>
-          <w:rFonts w:cstheme="minorHAnsi"/>
-          <w:sz w:val="32"/>
-          <w:szCs w:val="32"/>
-        </w:rPr>
-        <w:t>s</w:t>
-      </w:r>
-      <w:r>
-        <w:rPr>
-          <w:rFonts w:cstheme="minorHAnsi"/>
-          <w:sz w:val="32"/>
-          <w:szCs w:val="32"/>
-        </w:rPr>
-        <w:t xml:space="preserve"> in the Stones” is a David Quang Pham signature science song teaching paleontology.</w:t>
-      </w:r>
+    </w:p>
+    <w:tbl>
+      <w:tblPr>
+        <w:tblStyle w:val="TableGrid"/>
+        <w:tblW w:w="0" w:type="auto"/>
+        <w:tblBorders>
+          <w:top w:val="none" w:sz="0" w:space="0" w:color="auto"/>
+          <w:left w:val="none" w:sz="0" w:space="0" w:color="auto"/>
+          <w:bottom w:val="none" w:sz="0" w:space="0" w:color="auto"/>
+          <w:right w:val="none" w:sz="0" w:space="0" w:color="auto"/>
+          <w:insideH w:val="none" w:sz="0" w:space="0" w:color="auto"/>
+          <w:insideV w:val="none" w:sz="0" w:space="0" w:color="auto"/>
+        </w:tblBorders>
+        <w:tblLook w:val="04A0" w:firstRow="1" w:lastRow="0" w:firstColumn="1" w:lastColumn="0" w:noHBand="0" w:noVBand="1"/>
+      </w:tblPr>
+      <w:tblGrid>
+        <w:gridCol w:w="3116"/>
+        <w:gridCol w:w="3117"/>
+        <w:gridCol w:w="3117"/>
+      </w:tblGrid>
+      <w:tr>
+        <w:tc>
+          <w:tcPr>
+            <w:tcW w:w="3116" w:type="dxa"/>
+          </w:tcPr>
+          <w:p>
+            <w:pPr>
+              <w:tabs>
+                <w:tab w:val="left" w:pos="5013"/>
+              </w:tabs>
+              <w:jc w:val="center"/>
+              <w:rPr>
+                <w:rFonts w:cstheme="minorHAnsi"/>
+                <w:sz w:val="32"/>
+                <w:szCs w:val="32"/>
+              </w:rPr>
+            </w:pPr>
+            <w:hyperlink r:id="rId26" w:history="1">
+              <w:r>
+                <w:rPr>
+                  <w:rStyle w:val="Hyperlink"/>
+                  <w:rFonts w:cstheme="minorHAnsi"/>
+                  <w:sz w:val="32"/>
+                  <w:szCs w:val="32"/>
+                </w:rPr>
+                <w:t>Nayaano</w:t>
+              </w:r>
+            </w:hyperlink>
+          </w:p>
+        </w:tc>
+        <w:tc>
+          <w:tcPr>
+            <w:tcW w:w="3117" w:type="dxa"/>
+          </w:tcPr>
+          <w:p>
+            <w:pPr>
+              <w:tabs>
+                <w:tab w:val="left" w:pos="5013"/>
+              </w:tabs>
+              <w:jc w:val="center"/>
+              <w:rPr>
+                <w:rFonts w:cstheme="minorHAnsi"/>
+                <w:sz w:val="32"/>
+                <w:szCs w:val="32"/>
+              </w:rPr>
+            </w:pPr>
+            <w:hyperlink r:id="rId27" w:history="1">
+              <w:r>
+                <w:rPr>
+                  <w:rStyle w:val="Hyperlink"/>
+                  <w:rFonts w:cstheme="minorHAnsi"/>
+                  <w:sz w:val="32"/>
+                  <w:szCs w:val="32"/>
+                </w:rPr>
+                <w:t>Water Spirits</w:t>
+              </w:r>
+            </w:hyperlink>
+          </w:p>
+        </w:tc>
+        <w:tc>
+          <w:tcPr>
+            <w:tcW w:w="3117" w:type="dxa"/>
+          </w:tcPr>
+          <w:p>
+            <w:pPr>
+              <w:tabs>
+                <w:tab w:val="left" w:pos="5013"/>
+              </w:tabs>
+              <w:jc w:val="center"/>
+              <w:rPr>
+                <w:rFonts w:cstheme="minorHAnsi"/>
+                <w:sz w:val="32"/>
+                <w:szCs w:val="32"/>
+              </w:rPr>
+            </w:pPr>
+            <w:hyperlink r:id="rId28" w:history="1">
+              <w:r>
+                <w:rPr>
+                  <w:rStyle w:val="Hyperlink"/>
+                  <w:rFonts w:cstheme="minorHAnsi"/>
+                  <w:sz w:val="32"/>
+                  <w:szCs w:val="32"/>
+                </w:rPr>
+                <w:t>Lake Giants</w:t>
+              </w:r>
+            </w:hyperlink>
+          </w:p>
+        </w:tc>
+      </w:tr>
+      <w:tr>
+        <w:tc>
+          <w:tcPr>
+            <w:tcW w:w="3116" w:type="dxa"/>
+          </w:tcPr>
+          <w:p>
+            <w:pPr>
+              <w:tabs>
+                <w:tab w:val="left" w:pos="5013"/>
+              </w:tabs>
+              <w:jc w:val="center"/>
+              <w:rPr>
+                <w:rFonts w:cstheme="minorHAnsi"/>
+                <w:sz w:val="32"/>
+                <w:szCs w:val="32"/>
+              </w:rPr>
+            </w:pPr>
+            <w:r>
+              <w:rPr>
+                <w:rFonts w:cstheme="minorHAnsi"/>
+                <w:sz w:val="32"/>
+                <w:szCs w:val="32"/>
+              </w:rPr>
+              <w:t>Main Theme</w:t>
+            </w:r>
+          </w:p>
+        </w:tc>
+        <w:tc>
+          <w:tcPr>
+            <w:tcW w:w="3117" w:type="dxa"/>
+          </w:tcPr>
+          <w:p>
+            <w:pPr>
+              <w:tabs>
+                <w:tab w:val="left" w:pos="5013"/>
+              </w:tabs>
+              <w:jc w:val="center"/>
+              <w:rPr>
+                <w:rFonts w:cstheme="minorHAnsi"/>
+                <w:sz w:val="32"/>
+                <w:szCs w:val="32"/>
+              </w:rPr>
+            </w:pPr>
+            <w:r>
+              <w:rPr>
+                <w:rFonts w:cstheme="minorHAnsi"/>
+                <w:sz w:val="32"/>
+                <w:szCs w:val="32"/>
+              </w:rPr>
+              <w:t>Childhood Theme</w:t>
+            </w:r>
+          </w:p>
+        </w:tc>
+        <w:tc>
+          <w:tcPr>
+            <w:tcW w:w="3117" w:type="dxa"/>
+          </w:tcPr>
+          <w:p>
+            <w:pPr>
+              <w:tabs>
+                <w:tab w:val="left" w:pos="5013"/>
+              </w:tabs>
+              <w:jc w:val="center"/>
+              <w:rPr>
+                <w:rFonts w:cstheme="minorHAnsi"/>
+                <w:sz w:val="32"/>
+                <w:szCs w:val="32"/>
+              </w:rPr>
+            </w:pPr>
+            <w:r>
+              <w:rPr>
+                <w:rFonts w:cstheme="minorHAnsi"/>
+                <w:sz w:val="32"/>
+                <w:szCs w:val="32"/>
+              </w:rPr>
+              <w:t>Adulthood Theme</w:t>
+            </w:r>
+          </w:p>
+        </w:tc>
+      </w:tr>
+    </w:tbl>
+    <w:p>
+      <w:pPr>
+        <w:tabs>
+          <w:tab w:val="left" w:pos="5013"/>
+        </w:tabs>
+        <w:spacing w:line="240" w:lineRule="auto"/>
+        <w:rPr>
+          <w:rFonts w:cstheme="minorHAnsi"/>
+          <w:sz w:val="32"/>
+          <w:szCs w:val="32"/>
+        </w:rPr>
+      </w:pPr>
     </w:p>
     <w:sectPr>
-      <w:headerReference w:type="even" r:id="rId24"/>
-      <w:headerReference w:type="default" r:id="rId25"/>
-      <w:footerReference w:type="even" r:id="rId26"/>
-      <w:footerReference w:type="default" r:id="rId27"/>
-      <w:headerReference w:type="first" r:id="rId28"/>
-      <w:footerReference w:type="first" r:id="rId29"/>
+      <w:headerReference w:type="even" r:id="rId29"/>
+      <w:headerReference w:type="default" r:id="rId30"/>
+      <w:footerReference w:type="even" r:id="rId31"/>
+      <w:footerReference w:type="default" r:id="rId32"/>
+      <w:headerReference w:type="first" r:id="rId33"/>
+      <w:footerReference w:type="first" r:id="rId34"/>
       <w:pgSz w:w="12240" w:h="15840"/>
       <w:pgMar w:top="1440" w:right="1440" w:bottom="1440" w:left="1440" w:header="720" w:footer="720" w:gutter="0"/>
       <w:pgNumType w:fmt="lowerRoman"/>

--- a/library/musicals/michigan/about/michigan-bible.docx
+++ b/library/musicals/michigan/about/michigan-bible.docx
@@ -308,6 +308,45 @@
           <w:szCs w:val="40"/>
         </w:rPr>
       </w:pPr>
+      <w:r>
+        <w:rPr>
+          <w:rFonts w:ascii="Avenir Next LT Pro" w:hAnsi="Avenir Next LT Pro" w:cstheme="minorHAnsi"/>
+          <w:color w:val="002060"/>
+          <w:sz w:val="40"/>
+          <w:szCs w:val="40"/>
+        </w:rPr>
+        <w:t>WINTER IN OUR BONES</w:t>
+      </w:r>
+      <w:r>
+        <w:rPr>
+          <w:rFonts w:ascii="Avenir Next LT Pro" w:hAnsi="Avenir Next LT Pro" w:cstheme="minorHAnsi"/>
+          <w:color w:val="002060"/>
+          <w:sz w:val="40"/>
+          <w:szCs w:val="40"/>
+        </w:rPr>
+        <w:br/>
+      </w:r>
+      <w:r>
+        <w:rPr>
+          <w:rFonts w:ascii="Avenir Next LT Pro" w:hAnsi="Avenir Next LT Pro" w:cstheme="minorHAnsi"/>
+          <w:color w:val="002060"/>
+          <w:sz w:val="40"/>
+          <w:szCs w:val="40"/>
+        </w:rPr>
+        <w:t>WATER TO OUR SOULS</w:t>
+      </w:r>
+    </w:p>
+    <w:p>
+      <w:pPr>
+        <w:pStyle w:val="Header"/>
+        <w:jc w:val="center"/>
+        <w:rPr>
+          <w:rFonts w:ascii="Avenir Next LT Pro" w:hAnsi="Avenir Next LT Pro" w:cstheme="minorHAnsi"/>
+          <w:color w:val="002060"/>
+          <w:sz w:val="40"/>
+          <w:szCs w:val="40"/>
+        </w:rPr>
+      </w:pPr>
     </w:p>
     <w:p>
       <w:pPr>
@@ -5207,6 +5246,14 @@
           <w:sz w:val="26"/>
           <w:szCs w:val="26"/>
         </w:rPr>
+        <w:t>ping</w:t>
+      </w:r>
+      <w:r>
+        <w:rPr>
+          <w:rFonts w:cstheme="minorHAnsi"/>
+          <w:sz w:val="26"/>
+          <w:szCs w:val="26"/>
+        </w:rPr>
         <w:t xml:space="preserve"> off </w:t>
       </w:r>
       <w:r>
@@ -5566,16 +5613,52 @@
           <w:sz w:val="26"/>
           <w:szCs w:val="26"/>
         </w:rPr>
-        <w:t>. After a lecture, he runs away (“</w:t>
-      </w:r>
-      <w:r>
-        <w:rPr>
-          <w:rFonts w:cstheme="minorHAnsi"/>
-          <w:sz w:val="26"/>
-          <w:szCs w:val="26"/>
-        </w:rPr>
-        <w:t>Kick Rocks</w:t>
-      </w:r>
+        <w:t xml:space="preserve">. </w:t>
+      </w:r>
+      <w:r>
+        <w:rPr>
+          <w:rFonts w:cstheme="minorHAnsi"/>
+          <w:sz w:val="26"/>
+          <w:szCs w:val="26"/>
+        </w:rPr>
+        <w:t xml:space="preserve">After his mom lectures him, </w:t>
+      </w:r>
+      <w:r>
+        <w:rPr>
+          <w:rFonts w:cstheme="minorHAnsi"/>
+          <w:sz w:val="26"/>
+          <w:szCs w:val="26"/>
+        </w:rPr>
+        <w:t>he</w:t>
+      </w:r>
+      <w:r>
+        <w:rPr>
+          <w:rFonts w:cstheme="minorHAnsi"/>
+          <w:sz w:val="26"/>
+          <w:szCs w:val="26"/>
+        </w:rPr>
+        <w:t xml:space="preserve"> runs off</w:t>
+      </w:r>
+      <w:r>
+        <w:rPr>
+          <w:rFonts w:cstheme="minorHAnsi"/>
+          <w:sz w:val="26"/>
+          <w:szCs w:val="26"/>
+        </w:rPr>
+        <w:t xml:space="preserve"> (“</w:t>
+      </w:r>
+      <w:hyperlink r:id="rId16" w:history="1">
+        <w:r>
+          <w:rPr>
+            <w:rStyle w:val="Hyperlink"/>
+            <w:rFonts w:cstheme="minorHAnsi"/>
+            <w:sz w:val="26"/>
+            <w:szCs w:val="26"/>
+            <w:u w:val="none"/>
+          </w:rPr>
+          <w:t>Kick Rocks</w:t>
+        </w:r>
+      </w:hyperlink>
       <w:r>
         <w:rPr>
           <w:rFonts w:cstheme="minorHAnsi"/>
@@ -5603,7 +5686,15 @@
           <w:sz w:val="26"/>
           <w:szCs w:val="26"/>
         </w:rPr>
-        <w:t xml:space="preserve">In the following act, the family </w:t>
+        <w:t>In the following</w:t>
+      </w:r>
+      <w:r>
+        <w:rPr>
+          <w:rFonts w:cstheme="minorHAnsi"/>
+          <w:sz w:val="26"/>
+          <w:szCs w:val="26"/>
+        </w:rPr>
+        <w:t xml:space="preserve"> act, the family </w:t>
       </w:r>
       <w:r>
         <w:rPr>
@@ -5659,7 +5750,27 @@
           <w:sz w:val="26"/>
           <w:szCs w:val="26"/>
         </w:rPr>
-        <w:t xml:space="preserve"> (“Hands Come in Handy”). </w:t>
+        <w:t xml:space="preserve"> (“</w:t>
+      </w:r>
+      <w:hyperlink r:id="rId17" w:history="1">
+        <w:r>
+          <w:rPr>
+            <w:rStyle w:val="Hyperlink"/>
+            <w:rFonts w:cstheme="minorHAnsi"/>
+            <w:sz w:val="26"/>
+            <w:szCs w:val="26"/>
+            <w:u w:val="none"/>
+          </w:rPr>
+          <w:t>Hands Come in Handy</w:t>
+        </w:r>
+      </w:hyperlink>
+      <w:r>
+        <w:rPr>
+          <w:rFonts w:cstheme="minorHAnsi"/>
+          <w:sz w:val="26"/>
+          <w:szCs w:val="26"/>
+        </w:rPr>
+        <w:t xml:space="preserve">”). </w:t>
       </w:r>
       <w:r>
         <w:rPr>
@@ -5877,14 +5988,18 @@
         </w:rPr>
         <w:t xml:space="preserve"> the Mackinac Bridge (“</w:t>
       </w:r>
-      <w:r>
-        <w:rPr>
-          <w:rFonts w:cstheme="minorHAnsi"/>
-          <w:sz w:val="26"/>
-          <w:szCs w:val="26"/>
-        </w:rPr>
-        <w:t>North South East West</w:t>
-      </w:r>
+      <w:hyperlink r:id="rId18" w:history="1">
+        <w:r>
+          <w:rPr>
+            <w:rStyle w:val="Hyperlink"/>
+            <w:rFonts w:cstheme="minorHAnsi"/>
+            <w:sz w:val="26"/>
+            <w:szCs w:val="26"/>
+            <w:u w:val="none"/>
+          </w:rPr>
+          <w:t>North South East West</w:t>
+        </w:r>
+      </w:hyperlink>
       <w:r>
         <w:rPr>
           <w:rFonts w:cstheme="minorHAnsi"/>
@@ -6596,7 +6711,7 @@
         </w:rPr>
         <w:t xml:space="preserve"> reunion as lovers once more (“</w:t>
       </w:r>
-      <w:hyperlink r:id="rId16" w:history="1">
+      <w:hyperlink r:id="rId19" w:history="1">
         <w:r>
           <w:rPr>
             <w:rStyle w:val="Hyperlink"/>
@@ -6683,55 +6798,159 @@
           <w:sz w:val="26"/>
           <w:szCs w:val="26"/>
         </w:rPr>
-        <w:t xml:space="preserve"> the lake house. For the </w:t>
-      </w:r>
-      <w:r>
-        <w:rPr>
-          <w:rFonts w:cstheme="minorHAnsi"/>
-          <w:sz w:val="26"/>
-          <w:szCs w:val="26"/>
-        </w:rPr>
-        <w:t xml:space="preserve">2037 </w:t>
-      </w:r>
-      <w:r>
-        <w:rPr>
-          <w:rFonts w:cstheme="minorHAnsi"/>
-          <w:sz w:val="26"/>
-          <w:szCs w:val="26"/>
-        </w:rPr>
-        <w:t xml:space="preserve">Harbor Days </w:t>
-      </w:r>
-      <w:r>
-        <w:rPr>
-          <w:rFonts w:cstheme="minorHAnsi"/>
-          <w:sz w:val="26"/>
-          <w:szCs w:val="26"/>
-        </w:rPr>
-        <w:t xml:space="preserve">which celebrates </w:t>
-      </w:r>
-      <w:r>
-        <w:rPr>
-          <w:rFonts w:cstheme="minorHAnsi"/>
-          <w:sz w:val="26"/>
-          <w:szCs w:val="26"/>
-        </w:rPr>
-        <w:t>two hundred</w:t>
-      </w:r>
-      <w:r>
-        <w:rPr>
-          <w:rFonts w:cstheme="minorHAnsi"/>
-          <w:sz w:val="26"/>
-          <w:szCs w:val="26"/>
-        </w:rPr>
-        <w:t xml:space="preserve"> years of statehood</w:t>
-      </w:r>
-      <w:r>
-        <w:rPr>
-          <w:rFonts w:cstheme="minorHAnsi"/>
-          <w:sz w:val="26"/>
-          <w:szCs w:val="26"/>
-        </w:rPr>
-        <w:t xml:space="preserve">, the theme is Pure Michigan where the Vandam family resembles the </w:t>
+        <w:t xml:space="preserve"> the lake house. </w:t>
+      </w:r>
+      <w:r>
+        <w:rPr>
+          <w:rFonts w:cstheme="minorHAnsi"/>
+          <w:sz w:val="26"/>
+          <w:szCs w:val="26"/>
+        </w:rPr>
+        <w:t xml:space="preserve">On </w:t>
+      </w:r>
+      <w:r>
+        <w:rPr>
+          <w:rFonts w:cstheme="minorHAnsi"/>
+          <w:sz w:val="26"/>
+          <w:szCs w:val="26"/>
+        </w:rPr>
+        <w:t>January 26, 2037</w:t>
+      </w:r>
+      <w:r>
+        <w:rPr>
+          <w:rFonts w:cstheme="minorHAnsi"/>
+          <w:sz w:val="26"/>
+          <w:szCs w:val="26"/>
+        </w:rPr>
+        <w:t xml:space="preserve">, </w:t>
+      </w:r>
+      <w:r>
+        <w:rPr>
+          <w:rFonts w:cstheme="minorHAnsi"/>
+          <w:sz w:val="26"/>
+          <w:szCs w:val="26"/>
+        </w:rPr>
+        <w:t xml:space="preserve">Lansing holds a parade to celebrate the 200th anniversary of </w:t>
+      </w:r>
+      <w:r>
+        <w:rPr>
+          <w:rFonts w:cstheme="minorHAnsi"/>
+          <w:sz w:val="26"/>
+          <w:szCs w:val="26"/>
+        </w:rPr>
+        <w:t xml:space="preserve">MI’s </w:t>
+      </w:r>
+      <w:r>
+        <w:rPr>
+          <w:rFonts w:cstheme="minorHAnsi"/>
+          <w:sz w:val="26"/>
+          <w:szCs w:val="26"/>
+        </w:rPr>
+        <w:t>statehood</w:t>
+      </w:r>
+      <w:r>
+        <w:rPr>
+          <w:rFonts w:cstheme="minorHAnsi"/>
+          <w:sz w:val="26"/>
+          <w:szCs w:val="26"/>
+        </w:rPr>
+        <w:t xml:space="preserve"> with</w:t>
+      </w:r>
+      <w:r>
+        <w:rPr>
+          <w:rFonts w:cstheme="minorHAnsi"/>
+          <w:sz w:val="26"/>
+          <w:szCs w:val="26"/>
+        </w:rPr>
+        <w:t xml:space="preserve"> representatives </w:t>
+      </w:r>
+      <w:r>
+        <w:rPr>
+          <w:rFonts w:cstheme="minorHAnsi"/>
+          <w:sz w:val="26"/>
+          <w:szCs w:val="26"/>
+        </w:rPr>
+        <w:t>from</w:t>
+      </w:r>
+      <w:r>
+        <w:rPr>
+          <w:rFonts w:cstheme="minorHAnsi"/>
+          <w:sz w:val="26"/>
+          <w:szCs w:val="26"/>
+        </w:rPr>
+        <w:t xml:space="preserve"> e</w:t>
+      </w:r>
+      <w:r>
+        <w:rPr>
+          <w:rFonts w:cstheme="minorHAnsi"/>
+          <w:sz w:val="26"/>
+          <w:szCs w:val="26"/>
+        </w:rPr>
+        <w:t>very</w:t>
+      </w:r>
+      <w:r>
+        <w:rPr>
+          <w:rFonts w:cstheme="minorHAnsi"/>
+          <w:sz w:val="26"/>
+          <w:szCs w:val="26"/>
+        </w:rPr>
+        <w:t xml:space="preserve"> </w:t>
+      </w:r>
+      <w:r>
+        <w:rPr>
+          <w:rFonts w:cstheme="minorHAnsi"/>
+          <w:sz w:val="26"/>
+          <w:szCs w:val="26"/>
+        </w:rPr>
+        <w:t>city</w:t>
+      </w:r>
+      <w:r>
+        <w:rPr>
+          <w:rFonts w:cstheme="minorHAnsi"/>
+          <w:sz w:val="26"/>
+          <w:szCs w:val="26"/>
+        </w:rPr>
+        <w:t xml:space="preserve"> march</w:t>
+      </w:r>
+      <w:r>
+        <w:rPr>
+          <w:rFonts w:cstheme="minorHAnsi"/>
+          <w:sz w:val="26"/>
+          <w:szCs w:val="26"/>
+        </w:rPr>
+        <w:t>ing</w:t>
+      </w:r>
+      <w:r>
+        <w:rPr>
+          <w:rFonts w:cstheme="minorHAnsi"/>
+          <w:sz w:val="26"/>
+          <w:szCs w:val="26"/>
+        </w:rPr>
+        <w:t>. T</w:t>
+      </w:r>
+      <w:r>
+        <w:rPr>
+          <w:rFonts w:cstheme="minorHAnsi"/>
+          <w:sz w:val="26"/>
+          <w:szCs w:val="26"/>
+        </w:rPr>
+        <w:t>he theme is Pure Michigan</w:t>
+      </w:r>
+      <w:r>
+        <w:rPr>
+          <w:rFonts w:cstheme="minorHAnsi"/>
+          <w:sz w:val="26"/>
+          <w:szCs w:val="26"/>
+        </w:rPr>
+        <w:t>. Representing Elk Rapids,</w:t>
+      </w:r>
+      <w:r>
+        <w:rPr>
+          <w:rFonts w:cstheme="minorHAnsi"/>
+          <w:sz w:val="26"/>
+          <w:szCs w:val="26"/>
+        </w:rPr>
+        <w:t xml:space="preserve"> the Vandam family resembles the </w:t>
       </w:r>
       <w:r>
         <w:rPr>
@@ -6747,7 +6966,27 @@
           <w:sz w:val="26"/>
           <w:szCs w:val="26"/>
         </w:rPr>
-        <w:t>(“Michigan”).</w:t>
+        <w:t>(“</w:t>
+      </w:r>
+      <w:hyperlink r:id="rId20" w:history="1">
+        <w:r>
+          <w:rPr>
+            <w:rStyle w:val="Hyperlink"/>
+            <w:rFonts w:cstheme="minorHAnsi"/>
+            <w:sz w:val="26"/>
+            <w:szCs w:val="26"/>
+            <w:u w:val="none"/>
+          </w:rPr>
+          <w:t>Michigan</w:t>
+        </w:r>
+      </w:hyperlink>
+      <w:r>
+        <w:rPr>
+          <w:rFonts w:cstheme="minorHAnsi"/>
+          <w:sz w:val="26"/>
+          <w:szCs w:val="26"/>
+        </w:rPr>
+        <w:t>”).</w:t>
       </w:r>
     </w:p>
     <w:p>
@@ -7821,7 +8060,7 @@
                     </pic:cNvPicPr>
                   </pic:nvPicPr>
                   <pic:blipFill>
-                    <a:blip r:embed="rId17" cstate="print">
+                    <a:blip r:embed="rId21" cstate="print">
                       <a:extLst>
                         <a:ext uri="{28A0092B-C50C-407E-A947-70E740481C1C}">
                           <a14:useLocalDpi xmlns:a14="http://schemas.microsoft.com/office/drawing/2010/main" val="0"/>
@@ -7946,71 +8185,39 @@
           <w:sz w:val="28"/>
           <w:szCs w:val="28"/>
         </w:rPr>
-        <w:t xml:space="preserve">is trollface personified. Despite going above and beyond, she and her mom Shelby feel out of place. She hopes to beat cousin Petoskey in their annual </w:t>
-      </w:r>
-      <w:r>
-        <w:rPr>
-          <w:rFonts w:cstheme="minorHAnsi"/>
-          <w:sz w:val="28"/>
-          <w:szCs w:val="28"/>
-        </w:rPr>
-        <w:t>rare stone</w:t>
-      </w:r>
-      <w:r>
-        <w:rPr>
-          <w:rFonts w:cstheme="minorHAnsi"/>
-          <w:sz w:val="28"/>
-          <w:szCs w:val="28"/>
-        </w:rPr>
-        <w:t xml:space="preserve"> collection. She</w:t>
-      </w:r>
-      <w:r>
-        <w:rPr>
-          <w:rFonts w:cstheme="minorHAnsi"/>
-          <w:sz w:val="28"/>
-          <w:szCs w:val="28"/>
-        </w:rPr>
-        <w:t xml:space="preserve"> loves </w:t>
-      </w:r>
-      <w:r>
-        <w:rPr>
-          <w:rFonts w:cstheme="minorHAnsi"/>
-          <w:sz w:val="28"/>
-          <w:szCs w:val="28"/>
-        </w:rPr>
-        <w:t>Iggy Pop</w:t>
-      </w:r>
-      <w:r>
-        <w:rPr>
-          <w:rFonts w:cstheme="minorHAnsi"/>
-          <w:sz w:val="28"/>
-          <w:szCs w:val="28"/>
-        </w:rPr>
-        <w:t xml:space="preserve"> and</w:t>
-      </w:r>
-      <w:r>
-        <w:rPr>
-          <w:rFonts w:cstheme="minorHAnsi"/>
-          <w:sz w:val="28"/>
-          <w:szCs w:val="28"/>
-        </w:rPr>
-        <w:t xml:space="preserve"> </w:t>
-      </w:r>
-      <w:r>
-        <w:rPr>
-          <w:rFonts w:cstheme="minorHAnsi"/>
-          <w:sz w:val="28"/>
-          <w:szCs w:val="28"/>
-        </w:rPr>
-        <w:t>her</w:t>
-      </w:r>
-      <w:r>
-        <w:rPr>
-          <w:rFonts w:cstheme="minorHAnsi"/>
-          <w:sz w:val="28"/>
-          <w:szCs w:val="28"/>
-        </w:rPr>
-        <w:t xml:space="preserve"> favorite musical is </w:t>
+        <w:t xml:space="preserve">is trollface personified. She hopes to beat cousin Petoskey in their annual </w:t>
+      </w:r>
+      <w:r>
+        <w:rPr>
+          <w:rFonts w:cstheme="minorHAnsi"/>
+          <w:sz w:val="28"/>
+          <w:szCs w:val="28"/>
+        </w:rPr>
+        <w:t xml:space="preserve">rare </w:t>
+      </w:r>
+      <w:r>
+        <w:rPr>
+          <w:rFonts w:cstheme="minorHAnsi"/>
+          <w:sz w:val="28"/>
+          <w:szCs w:val="28"/>
+        </w:rPr>
+        <w:t>rocks</w:t>
+      </w:r>
+      <w:r>
+        <w:rPr>
+          <w:rFonts w:cstheme="minorHAnsi"/>
+          <w:sz w:val="28"/>
+          <w:szCs w:val="28"/>
+        </w:rPr>
+        <w:t xml:space="preserve"> collection. </w:t>
+      </w:r>
+      <w:r>
+        <w:rPr>
+          <w:rFonts w:cstheme="minorHAnsi"/>
+          <w:sz w:val="28"/>
+          <w:szCs w:val="28"/>
+        </w:rPr>
+        <w:t xml:space="preserve">She is writing a musical titled </w:t>
       </w:r>
       <w:r>
         <w:rPr>
@@ -8020,7 +8227,31 @@
           <w:sz w:val="28"/>
           <w:szCs w:val="28"/>
         </w:rPr>
-        <w:t>Dear Evan Hansen</w:t>
+        <w:t>Dearborn</w:t>
+      </w:r>
+      <w:r>
+        <w:rPr>
+          <w:rFonts w:cstheme="minorHAnsi"/>
+          <w:sz w:val="28"/>
+          <w:szCs w:val="28"/>
+        </w:rPr>
+        <w:t xml:space="preserve">, about a family of deer </w:t>
+      </w:r>
+      <w:r>
+        <w:rPr>
+          <w:rFonts w:cstheme="minorHAnsi"/>
+          <w:sz w:val="28"/>
+          <w:szCs w:val="28"/>
+        </w:rPr>
+        <w:t xml:space="preserve">navigating </w:t>
+      </w:r>
+      <w:r>
+        <w:rPr>
+          <w:rFonts w:cstheme="minorHAnsi"/>
+          <w:sz w:val="28"/>
+          <w:szCs w:val="28"/>
+        </w:rPr>
+        <w:t>the anthropomorphic Great Lakes</w:t>
       </w:r>
       <w:r>
         <w:rPr>
@@ -8036,6 +8267,54 @@
           <w:sz w:val="28"/>
           <w:szCs w:val="28"/>
         </w:rPr>
+        <w:t>She</w:t>
+      </w:r>
+      <w:r>
+        <w:rPr>
+          <w:rFonts w:cstheme="minorHAnsi"/>
+          <w:sz w:val="28"/>
+          <w:szCs w:val="28"/>
+        </w:rPr>
+        <w:t xml:space="preserve"> plays banjo and is</w:t>
+      </w:r>
+      <w:r>
+        <w:rPr>
+          <w:rFonts w:cstheme="minorHAnsi"/>
+          <w:sz w:val="28"/>
+          <w:szCs w:val="28"/>
+        </w:rPr>
+        <w:t xml:space="preserve"> </w:t>
+      </w:r>
+      <w:r>
+        <w:rPr>
+          <w:rFonts w:cstheme="minorHAnsi"/>
+          <w:sz w:val="28"/>
+          <w:szCs w:val="28"/>
+        </w:rPr>
+        <w:t>Iggy Pop</w:t>
+      </w:r>
+      <w:r>
+        <w:rPr>
+          <w:rFonts w:cstheme="minorHAnsi"/>
+          <w:sz w:val="28"/>
+          <w:szCs w:val="28"/>
+        </w:rPr>
+        <w:t>’s biggest fan</w:t>
+      </w:r>
+      <w:r>
+        <w:rPr>
+          <w:rFonts w:cstheme="minorHAnsi"/>
+          <w:sz w:val="28"/>
+          <w:szCs w:val="28"/>
+        </w:rPr>
+        <w:t xml:space="preserve">. </w:t>
+      </w:r>
+      <w:r>
+        <w:rPr>
+          <w:rFonts w:cstheme="minorHAnsi"/>
+          <w:sz w:val="28"/>
+          <w:szCs w:val="28"/>
+        </w:rPr>
         <w:t>Her</w:t>
       </w:r>
       <w:r>
@@ -8044,7 +8323,15 @@
           <w:sz w:val="28"/>
           <w:szCs w:val="28"/>
         </w:rPr>
-        <w:t xml:space="preserve"> name means “pearl”</w:t>
+        <w:t xml:space="preserve"> name </w:t>
+      </w:r>
+      <w:r>
+        <w:rPr>
+          <w:rFonts w:cstheme="minorHAnsi"/>
+          <w:sz w:val="28"/>
+          <w:szCs w:val="28"/>
+        </w:rPr>
+        <w:t>is</w:t>
       </w:r>
       <w:r>
         <w:rPr>
@@ -8053,6 +8340,15 @@
           <w:sz w:val="28"/>
           <w:szCs w:val="28"/>
         </w:rPr>
+        <w:t xml:space="preserve"> Arabic</w:t>
+      </w:r>
+      <w:r>
+        <w:rPr>
+          <w:rFonts w:cstheme="minorHAnsi"/>
+          <w:noProof/>
+          <w:sz w:val="28"/>
+          <w:szCs w:val="28"/>
+        </w:rPr>
         <w:t xml:space="preserve"> </w:t>
       </w:r>
       <w:r>
@@ -8062,7 +8358,34 @@
           <w:sz w:val="28"/>
           <w:szCs w:val="28"/>
         </w:rPr>
-        <w:t>in Arabic.</w:t>
+        <w:t>meaning</w:t>
+      </w:r>
+      <w:r>
+        <w:rPr>
+          <w:rFonts w:cstheme="minorHAnsi"/>
+          <w:noProof/>
+          <w:sz w:val="28"/>
+          <w:szCs w:val="28"/>
+        </w:rPr>
+        <w:t xml:space="preserve"> “pearl</w:t>
+      </w:r>
+      <w:r>
+        <w:rPr>
+          <w:rFonts w:cstheme="minorHAnsi"/>
+          <w:noProof/>
+          <w:sz w:val="28"/>
+          <w:szCs w:val="28"/>
+        </w:rPr>
+        <w:t>.</w:t>
+      </w:r>
+      <w:r>
+        <w:rPr>
+          <w:rFonts w:cstheme="minorHAnsi"/>
+          <w:noProof/>
+          <w:sz w:val="28"/>
+          <w:szCs w:val="28"/>
+        </w:rPr>
+        <w:t>”</w:t>
       </w:r>
     </w:p>
     <w:p>
@@ -10008,7 +10331,7 @@
         </w:rPr>
         <w:t xml:space="preserve">1. </w:t>
       </w:r>
-      <w:hyperlink r:id="rId18" w:history="1">
+      <w:hyperlink r:id="rId22" w:history="1">
         <w:r>
           <w:rPr>
             <w:rStyle w:val="Hyperlink"/>
@@ -10045,7 +10368,7 @@
         <w:br/>
         <w:t xml:space="preserve">2. </w:t>
       </w:r>
-      <w:hyperlink r:id="rId19" w:history="1">
+      <w:hyperlink r:id="rId23" w:history="1">
         <w:r>
           <w:rPr>
             <w:rStyle w:val="Hyperlink"/>
@@ -10090,7 +10413,7 @@
         </w:rPr>
         <w:t xml:space="preserve">3. </w:t>
       </w:r>
-      <w:hyperlink r:id="rId20" w:history="1">
+      <w:hyperlink r:id="rId24" w:history="1">
         <w:r>
           <w:rPr>
             <w:rStyle w:val="Hyperlink"/>
@@ -10127,7 +10450,7 @@
         <w:br/>
         <w:t xml:space="preserve">4. </w:t>
       </w:r>
-      <w:hyperlink r:id="rId21" w:history="1">
+      <w:hyperlink r:id="rId25" w:history="1">
         <w:r>
           <w:rPr>
             <w:rStyle w:val="Hyperlink"/>
@@ -10214,7 +10537,7 @@
         </w:rPr>
         <w:t xml:space="preserve"> </w:t>
       </w:r>
-      <w:hyperlink r:id="rId22" w:history="1">
+      <w:hyperlink r:id="rId26" w:history="1">
         <w:r>
           <w:rPr>
             <w:rStyle w:val="Hyperlink"/>
@@ -10305,7 +10628,7 @@
         <w:br/>
         <w:t xml:space="preserve">6. </w:t>
       </w:r>
-      <w:hyperlink r:id="rId23" w:history="1">
+      <w:hyperlink r:id="rId27" w:history="1">
         <w:r>
           <w:rPr>
             <w:rStyle w:val="Hyperlink"/>
@@ -10351,7 +10674,7 @@
         <w:br/>
         <w:t xml:space="preserve">7. </w:t>
       </w:r>
-      <w:hyperlink r:id="rId24" w:history="1">
+      <w:hyperlink r:id="rId28" w:history="1">
         <w:r>
           <w:rPr>
             <w:rStyle w:val="Hyperlink"/>
@@ -10642,7 +10965,26 @@
           <w:sz w:val="32"/>
           <w:szCs w:val="32"/>
         </w:rPr>
-        <w:t xml:space="preserve">13. Kick Rocks </w:t>
+        <w:t xml:space="preserve">13. </w:t>
+      </w:r>
+      <w:hyperlink r:id="rId29" w:history="1">
+        <w:r>
+          <w:rPr>
+            <w:rStyle w:val="Hyperlink"/>
+            <w:rFonts w:cstheme="minorHAnsi"/>
+            <w:sz w:val="32"/>
+            <w:szCs w:val="32"/>
+          </w:rPr>
+          <w:t>Kick Rocks</w:t>
+        </w:r>
+      </w:hyperlink>
+      <w:r>
+        <w:rPr>
+          <w:rFonts w:cstheme="minorHAnsi"/>
+          <w:sz w:val="32"/>
+          <w:szCs w:val="32"/>
+        </w:rPr>
+        <w:t xml:space="preserve"> </w:t>
       </w:r>
       <w:r>
         <w:rPr>
@@ -10705,8 +11047,19 @@
           <w:sz w:val="32"/>
           <w:szCs w:val="32"/>
         </w:rPr>
-        <w:t>14. Hands Come in Handy</w:t>
-      </w:r>
+        <w:t xml:space="preserve">14. </w:t>
+      </w:r>
+      <w:hyperlink r:id="rId30" w:history="1">
+        <w:r>
+          <w:rPr>
+            <w:rStyle w:val="Hyperlink"/>
+            <w:rFonts w:cstheme="minorHAnsi"/>
+            <w:sz w:val="32"/>
+            <w:szCs w:val="32"/>
+          </w:rPr>
+          <w:t>Hands Come in Handy</w:t>
+        </w:r>
+      </w:hyperlink>
       <w:r>
         <w:rPr>
           <w:rFonts w:cstheme="minorHAnsi"/>
@@ -10813,30 +11166,26 @@
         </w:rPr>
         <w:t xml:space="preserve">. </w:t>
       </w:r>
-      <w:r>
-        <w:rPr>
-          <w:rFonts w:cstheme="minorHAnsi"/>
-          <w:sz w:val="32"/>
-          <w:szCs w:val="32"/>
-        </w:rPr>
-        <w:t xml:space="preserve">North South East </w:t>
-      </w:r>
-      <w:r>
-        <w:rPr>
-          <w:rFonts w:cstheme="minorHAnsi"/>
-          <w:sz w:val="32"/>
-          <w:szCs w:val="32"/>
-        </w:rPr>
-        <w:t>West</w:t>
-      </w:r>
-      <w:r>
-        <w:rPr>
-          <w:rFonts w:cstheme="minorHAnsi"/>
-          <w:sz w:val="32"/>
-          <w:szCs w:val="32"/>
-        </w:rPr>
-        <w:t xml:space="preserve"> (As Long As You Try Your Best)</w:t>
-      </w:r>
+      <w:hyperlink r:id="rId31" w:history="1">
+        <w:r>
+          <w:rPr>
+            <w:rStyle w:val="Hyperlink"/>
+            <w:rFonts w:cstheme="minorHAnsi"/>
+            <w:sz w:val="32"/>
+            <w:szCs w:val="32"/>
+          </w:rPr>
+          <w:t xml:space="preserve">North South East </w:t>
+        </w:r>
+        <w:r>
+          <w:rPr>
+            <w:rStyle w:val="Hyperlink"/>
+            <w:rFonts w:cstheme="minorHAnsi"/>
+            <w:sz w:val="32"/>
+            <w:szCs w:val="32"/>
+          </w:rPr>
+          <w:t>West</w:t>
+        </w:r>
+      </w:hyperlink>
       <w:r>
         <w:rPr>
           <w:rFonts w:cstheme="minorHAnsi"/>
@@ -11071,7 +11420,7 @@
         </w:rPr>
         <w:t xml:space="preserve">. </w:t>
       </w:r>
-      <w:hyperlink r:id="rId25" w:history="1">
+      <w:hyperlink r:id="rId32" w:history="1">
         <w:r>
           <w:rPr>
             <w:rStyle w:val="Hyperlink"/>
@@ -11130,7 +11479,26 @@
           <w:sz w:val="32"/>
           <w:szCs w:val="32"/>
         </w:rPr>
-        <w:t xml:space="preserve">. Michigan </w:t>
+        <w:t xml:space="preserve">. </w:t>
+      </w:r>
+      <w:hyperlink r:id="rId33" w:history="1">
+        <w:r>
+          <w:rPr>
+            <w:rStyle w:val="Hyperlink"/>
+            <w:rFonts w:cstheme="minorHAnsi"/>
+            <w:sz w:val="32"/>
+            <w:szCs w:val="32"/>
+          </w:rPr>
+          <w:t>Michigan</w:t>
+        </w:r>
+      </w:hyperlink>
+      <w:r>
+        <w:rPr>
+          <w:rFonts w:cstheme="minorHAnsi"/>
+          <w:sz w:val="32"/>
+          <w:szCs w:val="32"/>
+        </w:rPr>
+        <w:t xml:space="preserve"> </w:t>
       </w:r>
       <w:r>
         <w:rPr>
@@ -11139,7 +11507,7 @@
           <w:szCs w:val="32"/>
           <w:vertAlign w:val="subscript"/>
         </w:rPr>
-        <w:t>Company</w:t>
+        <w:t>Michiganders</w:t>
       </w:r>
     </w:p>
     <w:p>
@@ -11236,7 +11604,7 @@
                 <w:szCs w:val="32"/>
               </w:rPr>
             </w:pPr>
-            <w:hyperlink r:id="rId26" w:history="1">
+            <w:hyperlink r:id="rId34" w:history="1">
               <w:r>
                 <w:rPr>
                   <w:rStyle w:val="Hyperlink"/>
@@ -11265,7 +11633,7 @@
                 <w:szCs w:val="32"/>
               </w:rPr>
             </w:pPr>
-            <w:hyperlink r:id="rId27" w:history="1">
+            <w:hyperlink r:id="rId35" w:history="1">
               <w:r>
                 <w:rPr>
                   <w:rStyle w:val="Hyperlink"/>
@@ -11294,7 +11662,7 @@
                 <w:szCs w:val="32"/>
               </w:rPr>
             </w:pPr>
-            <w:hyperlink r:id="rId28" w:history="1">
+            <w:hyperlink r:id="rId36" w:history="1">
               <w:r>
                 <w:rPr>
                   <w:rStyle w:val="Hyperlink"/>
@@ -11403,12 +11771,12 @@
       </w:pPr>
     </w:p>
     <w:sectPr>
-      <w:headerReference w:type="even" r:id="rId29"/>
-      <w:headerReference w:type="default" r:id="rId30"/>
-      <w:footerReference w:type="even" r:id="rId31"/>
-      <w:footerReference w:type="default" r:id="rId32"/>
-      <w:headerReference w:type="first" r:id="rId33"/>
-      <w:footerReference w:type="first" r:id="rId34"/>
+      <w:headerReference w:type="even" r:id="rId37"/>
+      <w:headerReference w:type="default" r:id="rId38"/>
+      <w:footerReference w:type="even" r:id="rId39"/>
+      <w:footerReference w:type="default" r:id="rId40"/>
+      <w:headerReference w:type="first" r:id="rId41"/>
+      <w:footerReference w:type="first" r:id="rId42"/>
       <w:pgSz w:w="12240" w:h="15840"/>
       <w:pgMar w:top="1440" w:right="1440" w:bottom="1440" w:left="1440" w:header="720" w:footer="720" w:gutter="0"/>
       <w:pgNumType w:fmt="lowerRoman"/>

--- a/library/musicals/michigan/about/michigan-bible.docx
+++ b/library/musicals/michigan/about/michigan-bible.docx
@@ -2499,8 +2499,18 @@
           <w:sz w:val="32"/>
           <w:szCs w:val="32"/>
         </w:rPr>
-        <w:t>Banh MIchigan</w:t>
-      </w:r>
+        <w:t xml:space="preserve">Banh </w:t>
+      </w:r>
+      <w:proofErr w:type="spellStart"/>
+      <w:r>
+        <w:rPr>
+          <w:rFonts w:cstheme="minorHAnsi"/>
+          <w:sz w:val="32"/>
+          <w:szCs w:val="32"/>
+        </w:rPr>
+        <w:t>MIchigan</w:t>
+      </w:r>
+      <w:proofErr w:type="spellEnd"/>
       <w:r>
         <w:rPr>
           <w:rFonts w:cstheme="minorHAnsi"/>
@@ -3202,7 +3212,25 @@
           <w:sz w:val="26"/>
           <w:szCs w:val="26"/>
         </w:rPr>
-        <w:t xml:space="preserve"> MIchigan. On a swim, </w:t>
+        <w:t xml:space="preserve"> </w:t>
+      </w:r>
+      <w:proofErr w:type="spellStart"/>
+      <w:r>
+        <w:rPr>
+          <w:rFonts w:cstheme="minorHAnsi"/>
+          <w:sz w:val="26"/>
+          <w:szCs w:val="26"/>
+        </w:rPr>
+        <w:t>MIchigan</w:t>
+      </w:r>
+      <w:proofErr w:type="spellEnd"/>
+      <w:r>
+        <w:rPr>
+          <w:rFonts w:cstheme="minorHAnsi"/>
+          <w:sz w:val="26"/>
+          <w:szCs w:val="26"/>
+        </w:rPr>
+        <w:t xml:space="preserve">. On a swim, </w:t>
       </w:r>
       <w:r>
         <w:rPr>
@@ -4768,63 +4796,7 @@
           <w:sz w:val="26"/>
           <w:szCs w:val="26"/>
         </w:rPr>
-        <w:t xml:space="preserve">. Petoskey revisits a memory of </w:t>
-      </w:r>
-      <w:r>
-        <w:rPr>
-          <w:rFonts w:cstheme="minorHAnsi"/>
-          <w:sz w:val="26"/>
-          <w:szCs w:val="26"/>
-        </w:rPr>
-        <w:t xml:space="preserve">him </w:t>
-      </w:r>
-      <w:r>
-        <w:rPr>
-          <w:rFonts w:cstheme="minorHAnsi"/>
-          <w:sz w:val="26"/>
-          <w:szCs w:val="26"/>
-        </w:rPr>
-        <w:t>canoeing</w:t>
-      </w:r>
-      <w:r>
-        <w:rPr>
-          <w:rFonts w:cstheme="minorHAnsi"/>
-          <w:sz w:val="26"/>
-          <w:szCs w:val="26"/>
-        </w:rPr>
-        <w:t xml:space="preserve"> with Lulu</w:t>
-      </w:r>
-      <w:r>
-        <w:rPr>
-          <w:rFonts w:cstheme="minorHAnsi"/>
-          <w:sz w:val="26"/>
-          <w:szCs w:val="26"/>
-        </w:rPr>
-        <w:t xml:space="preserve"> i</w:t>
-      </w:r>
-      <w:r>
-        <w:rPr>
-          <w:rFonts w:cstheme="minorHAnsi"/>
-          <w:sz w:val="26"/>
-          <w:szCs w:val="26"/>
-        </w:rPr>
-        <w:t xml:space="preserve">n 2019 </w:t>
-      </w:r>
-      <w:r>
-        <w:rPr>
-          <w:rFonts w:cstheme="minorHAnsi"/>
-          <w:sz w:val="26"/>
-          <w:szCs w:val="26"/>
-        </w:rPr>
-        <w:t xml:space="preserve">when </w:t>
-      </w:r>
-      <w:r>
-        <w:rPr>
-          <w:rFonts w:cstheme="minorHAnsi"/>
-          <w:sz w:val="26"/>
-          <w:szCs w:val="26"/>
-        </w:rPr>
-        <w:t>she</w:t>
+        <w:t xml:space="preserve"> (“Wild Midwest”).</w:t>
       </w:r>
       <w:r>
         <w:rPr>
@@ -4840,15 +4812,23 @@
           <w:sz w:val="26"/>
           <w:szCs w:val="26"/>
         </w:rPr>
-        <w:t>tossed</w:t>
-      </w:r>
-      <w:r>
-        <w:rPr>
-          <w:rFonts w:cstheme="minorHAnsi"/>
-          <w:sz w:val="26"/>
-          <w:szCs w:val="26"/>
-        </w:rPr>
-        <w:t xml:space="preserve"> his heirloom, severing his</w:t>
+        <w:t>He</w:t>
+      </w:r>
+      <w:r>
+        <w:rPr>
+          <w:rFonts w:cstheme="minorHAnsi"/>
+          <w:sz w:val="26"/>
+          <w:szCs w:val="26"/>
+        </w:rPr>
+        <w:t xml:space="preserve"> revisits a memory of</w:t>
+      </w:r>
+      <w:r>
+        <w:rPr>
+          <w:rFonts w:cstheme="minorHAnsi"/>
+          <w:sz w:val="26"/>
+          <w:szCs w:val="26"/>
+        </w:rPr>
+        <w:t xml:space="preserve"> Lulu</w:t>
       </w:r>
       <w:r>
         <w:rPr>
@@ -4864,6 +4844,62 @@
           <w:sz w:val="26"/>
           <w:szCs w:val="26"/>
         </w:rPr>
+        <w:t>dropping the</w:t>
+      </w:r>
+      <w:r>
+        <w:rPr>
+          <w:rFonts w:cstheme="minorHAnsi"/>
+          <w:sz w:val="26"/>
+          <w:szCs w:val="26"/>
+        </w:rPr>
+        <w:t xml:space="preserve"> heirloom</w:t>
+      </w:r>
+      <w:r>
+        <w:rPr>
+          <w:rFonts w:cstheme="minorHAnsi"/>
+          <w:sz w:val="26"/>
+          <w:szCs w:val="26"/>
+        </w:rPr>
+        <w:t xml:space="preserve"> while</w:t>
+      </w:r>
+      <w:r>
+        <w:rPr>
+          <w:rFonts w:cstheme="minorHAnsi"/>
+          <w:sz w:val="26"/>
+          <w:szCs w:val="26"/>
+        </w:rPr>
+        <w:t xml:space="preserve"> they canoed</w:t>
+      </w:r>
+      <w:r>
+        <w:rPr>
+          <w:rFonts w:cstheme="minorHAnsi"/>
+          <w:sz w:val="26"/>
+          <w:szCs w:val="26"/>
+        </w:rPr>
+        <w:t xml:space="preserve"> in 2019</w:t>
+      </w:r>
+      <w:r>
+        <w:rPr>
+          <w:rFonts w:cstheme="minorHAnsi"/>
+          <w:sz w:val="26"/>
+          <w:szCs w:val="26"/>
+        </w:rPr>
+        <w:t>, severing his</w:t>
+      </w:r>
+      <w:r>
+        <w:rPr>
+          <w:rFonts w:cstheme="minorHAnsi"/>
+          <w:sz w:val="26"/>
+          <w:szCs w:val="26"/>
+        </w:rPr>
+        <w:t xml:space="preserve"> </w:t>
+      </w:r>
+      <w:r>
+        <w:rPr>
+          <w:rFonts w:cstheme="minorHAnsi"/>
+          <w:sz w:val="26"/>
+          <w:szCs w:val="26"/>
+        </w:rPr>
         <w:t>dad’s</w:t>
       </w:r>
       <w:r>
@@ -4888,7 +4924,15 @@
           <w:sz w:val="26"/>
           <w:szCs w:val="26"/>
         </w:rPr>
-        <w:t>Petoskey enlists the cousin</w:t>
+        <w:t>So, he</w:t>
+      </w:r>
+      <w:r>
+        <w:rPr>
+          <w:rFonts w:cstheme="minorHAnsi"/>
+          <w:sz w:val="26"/>
+          <w:szCs w:val="26"/>
+        </w:rPr>
+        <w:t xml:space="preserve"> enlists the cousin</w:t>
       </w:r>
       <w:r>
         <w:rPr>
@@ -4952,7 +4996,23 @@
           <w:sz w:val="26"/>
           <w:szCs w:val="26"/>
         </w:rPr>
-        <w:t>what Petoskey wears next year</w:t>
+        <w:t xml:space="preserve">what </w:t>
+      </w:r>
+      <w:r>
+        <w:rPr>
+          <w:rFonts w:cstheme="minorHAnsi"/>
+          <w:sz w:val="26"/>
+          <w:szCs w:val="26"/>
+        </w:rPr>
+        <w:t>he</w:t>
+      </w:r>
+      <w:r>
+        <w:rPr>
+          <w:rFonts w:cstheme="minorHAnsi"/>
+          <w:sz w:val="26"/>
+          <w:szCs w:val="26"/>
+        </w:rPr>
+        <w:t xml:space="preserve"> wears next year</w:t>
       </w:r>
       <w:r>
         <w:rPr>
@@ -5288,6 +5348,7 @@
         </w:rPr>
         <w:t xml:space="preserve"> on the shore (“</w:t>
       </w:r>
+      <w:proofErr w:type="spellStart"/>
       <w:r>
         <w:rPr>
           <w:rFonts w:cstheme="minorHAnsi"/>
@@ -5296,6 +5357,7 @@
         </w:rPr>
         <w:t>Gichigamiin</w:t>
       </w:r>
+      <w:proofErr w:type="spellEnd"/>
       <w:r>
         <w:rPr>
           <w:rFonts w:cstheme="minorHAnsi"/>
@@ -5922,7 +5984,25 @@
           <w:sz w:val="26"/>
           <w:szCs w:val="26"/>
         </w:rPr>
-        <w:t>. The Vandams are only divided by peninsulas</w:t>
+        <w:t xml:space="preserve">. The </w:t>
+      </w:r>
+      <w:proofErr w:type="spellStart"/>
+      <w:r>
+        <w:rPr>
+          <w:rFonts w:cstheme="minorHAnsi"/>
+          <w:sz w:val="26"/>
+          <w:szCs w:val="26"/>
+        </w:rPr>
+        <w:t>Vandams</w:t>
+      </w:r>
+      <w:proofErr w:type="spellEnd"/>
+      <w:r>
+        <w:rPr>
+          <w:rFonts w:cstheme="minorHAnsi"/>
+          <w:sz w:val="26"/>
+          <w:szCs w:val="26"/>
+        </w:rPr>
+        <w:t xml:space="preserve"> are only divided by peninsulas</w:t>
       </w:r>
       <w:r>
         <w:rPr>
@@ -6392,7 +6472,25 @@
           <w:sz w:val="26"/>
           <w:szCs w:val="26"/>
         </w:rPr>
-        <w:t xml:space="preserve"> scoffs but is interested in. Jasper then offers his restaurant. The Vandams return with decades of themed costume</w:t>
+        <w:t xml:space="preserve"> scoffs but is interested in. Jasper then offers his restaurant. The </w:t>
+      </w:r>
+      <w:proofErr w:type="spellStart"/>
+      <w:r>
+        <w:rPr>
+          <w:rFonts w:cstheme="minorHAnsi"/>
+          <w:sz w:val="26"/>
+          <w:szCs w:val="26"/>
+        </w:rPr>
+        <w:t>Vandams</w:t>
+      </w:r>
+      <w:proofErr w:type="spellEnd"/>
+      <w:r>
+        <w:rPr>
+          <w:rFonts w:cstheme="minorHAnsi"/>
+          <w:sz w:val="26"/>
+          <w:szCs w:val="26"/>
+        </w:rPr>
+        <w:t xml:space="preserve"> return with decades of themed costume</w:t>
       </w:r>
       <w:r>
         <w:rPr>
@@ -9533,8 +9631,18 @@
           <w:sz w:val="28"/>
           <w:szCs w:val="28"/>
         </w:rPr>
-        <w:t>BANH MIchigan</w:t>
-      </w:r>
+        <w:t xml:space="preserve">BANH </w:t>
+      </w:r>
+      <w:proofErr w:type="spellStart"/>
+      <w:r>
+        <w:rPr>
+          <w:rFonts w:cstheme="minorHAnsi"/>
+          <w:sz w:val="28"/>
+          <w:szCs w:val="28"/>
+        </w:rPr>
+        <w:t>MIchigan</w:t>
+      </w:r>
+      <w:proofErr w:type="spellEnd"/>
       <w:r>
         <w:rPr>
           <w:rFonts w:cstheme="minorHAnsi"/>
@@ -9990,8 +10098,18 @@
           <w:sz w:val="28"/>
           <w:szCs w:val="28"/>
         </w:rPr>
-        <w:t>The Vandams</w:t>
-      </w:r>
+        <w:t xml:space="preserve">The </w:t>
+      </w:r>
+      <w:proofErr w:type="spellStart"/>
+      <w:r>
+        <w:rPr>
+          <w:rFonts w:cstheme="minorHAnsi"/>
+          <w:sz w:val="28"/>
+          <w:szCs w:val="28"/>
+        </w:rPr>
+        <w:t>Vandams</w:t>
+      </w:r>
+      <w:proofErr w:type="spellEnd"/>
       <w:r>
         <w:rPr>
           <w:rFonts w:cstheme="minorHAnsi"/>
@@ -10072,6 +10190,7 @@
         </w:rPr>
         <w:t xml:space="preserve"> (</w:t>
       </w:r>
+      <w:proofErr w:type="spellStart"/>
       <w:r>
         <w:rPr>
           <w:rFonts w:cstheme="minorHAnsi"/>
@@ -10080,6 +10199,7 @@
         </w:rPr>
         <w:t>ew</w:t>
       </w:r>
+      <w:proofErr w:type="spellEnd"/>
       <w:r>
         <w:rPr>
           <w:rFonts w:cstheme="minorHAnsi"/>
@@ -10394,8 +10514,19 @@
           <w:szCs w:val="32"/>
           <w:vertAlign w:val="subscript"/>
         </w:rPr>
-        <w:t>The Vandams</w:t>
-      </w:r>
+        <w:t xml:space="preserve">The </w:t>
+      </w:r>
+      <w:proofErr w:type="spellStart"/>
+      <w:r>
+        <w:rPr>
+          <w:rFonts w:cstheme="minorHAnsi"/>
+          <w:sz w:val="32"/>
+          <w:szCs w:val="32"/>
+          <w:vertAlign w:val="subscript"/>
+        </w:rPr>
+        <w:t>Vandams</w:t>
+      </w:r>
+      <w:proofErr w:type="spellEnd"/>
       <w:r>
         <w:rPr>
           <w:rFonts w:cstheme="minorHAnsi"/>
@@ -10718,15 +10849,34 @@
           <w:szCs w:val="32"/>
           <w:vertAlign w:val="subscript"/>
         </w:rPr>
-        <w:t>The Vandams</w:t>
-      </w:r>
-      <w:r>
-        <w:rPr>
-          <w:rFonts w:cstheme="minorHAnsi"/>
-          <w:sz w:val="32"/>
-          <w:szCs w:val="32"/>
+        <w:t xml:space="preserve">The </w:t>
+      </w:r>
+      <w:proofErr w:type="spellStart"/>
+      <w:r>
+        <w:rPr>
+          <w:rFonts w:cstheme="minorHAnsi"/>
+          <w:sz w:val="32"/>
+          <w:szCs w:val="32"/>
+          <w:vertAlign w:val="subscript"/>
+        </w:rPr>
+        <w:t>Vandams</w:t>
+      </w:r>
+      <w:proofErr w:type="spellEnd"/>
+      <w:r>
+        <w:rPr>
+          <w:rFonts w:cstheme="minorHAnsi"/>
+          <w:sz w:val="32"/>
+          <w:szCs w:val="32"/>
+          <w:vertAlign w:val="subscript"/>
         </w:rPr>
         <w:br/>
+      </w:r>
+      <w:r>
+        <w:rPr>
+          <w:rFonts w:cstheme="minorHAnsi"/>
+          <w:sz w:val="32"/>
+          <w:szCs w:val="32"/>
+        </w:rPr>
         <w:t xml:space="preserve">8. </w:t>
       </w:r>
       <w:r>
@@ -10735,6 +10885,82 @@
           <w:sz w:val="32"/>
           <w:szCs w:val="32"/>
         </w:rPr>
+        <w:t>Wild Midwest</w:t>
+      </w:r>
+      <w:r>
+        <w:rPr>
+          <w:rFonts w:cstheme="minorHAnsi"/>
+          <w:sz w:val="32"/>
+          <w:szCs w:val="32"/>
+        </w:rPr>
+        <w:t xml:space="preserve"> </w:t>
+      </w:r>
+      <w:r>
+        <w:rPr>
+          <w:rFonts w:cstheme="minorHAnsi"/>
+          <w:sz w:val="32"/>
+          <w:szCs w:val="32"/>
+          <w:vertAlign w:val="subscript"/>
+        </w:rPr>
+        <w:t>Jacob</w:t>
+      </w:r>
+      <w:r>
+        <w:rPr>
+          <w:rFonts w:cstheme="minorHAnsi"/>
+          <w:sz w:val="32"/>
+          <w:szCs w:val="32"/>
+          <w:vertAlign w:val="subscript"/>
+        </w:rPr>
+        <w:t>, Petoskey, Lulu</w:t>
+      </w:r>
+      <w:r>
+        <w:rPr>
+          <w:rFonts w:cstheme="minorHAnsi"/>
+          <w:sz w:val="32"/>
+          <w:szCs w:val="32"/>
+          <w:vertAlign w:val="subscript"/>
+        </w:rPr>
+        <w:t>, Liberty, Bailey</w:t>
+      </w:r>
+      <w:r>
+        <w:rPr>
+          <w:rFonts w:cstheme="minorHAnsi"/>
+          <w:sz w:val="32"/>
+          <w:szCs w:val="32"/>
+          <w:vertAlign w:val="subscript"/>
+        </w:rPr>
+        <w:t>, Cousins</w:t>
+      </w:r>
+      <w:r>
+        <w:rPr>
+          <w:rFonts w:cstheme="minorHAnsi"/>
+          <w:sz w:val="32"/>
+          <w:szCs w:val="32"/>
+        </w:rPr>
+        <w:br/>
+      </w:r>
+      <w:r>
+        <w:rPr>
+          <w:rFonts w:cstheme="minorHAnsi"/>
+          <w:sz w:val="32"/>
+          <w:szCs w:val="32"/>
+        </w:rPr>
+        <w:t>9</w:t>
+      </w:r>
+      <w:r>
+        <w:rPr>
+          <w:rFonts w:cstheme="minorHAnsi"/>
+          <w:sz w:val="32"/>
+          <w:szCs w:val="32"/>
+        </w:rPr>
+        <w:t xml:space="preserve">. </w:t>
+      </w:r>
+      <w:r>
+        <w:rPr>
+          <w:rFonts w:cstheme="minorHAnsi"/>
+          <w:sz w:val="32"/>
+          <w:szCs w:val="32"/>
+        </w:rPr>
         <w:t>More than Fine (I’m Pine)</w:t>
       </w:r>
       <w:r>
@@ -10752,7 +10978,7 @@
           <w:szCs w:val="32"/>
           <w:vertAlign w:val="subscript"/>
         </w:rPr>
-        <w:t>Petoskey</w:t>
+        <w:t>Jacob, Petoskey, Lulu</w:t>
       </w:r>
       <w:r>
         <w:rPr>
@@ -10761,7 +10987,7 @@
           <w:szCs w:val="32"/>
           <w:vertAlign w:val="subscript"/>
         </w:rPr>
-        <w:t>, Lulu</w:t>
+        <w:t>, Liberty, Bailey</w:t>
       </w:r>
       <w:r>
         <w:rPr>
@@ -10770,7 +10996,7 @@
           <w:szCs w:val="32"/>
           <w:vertAlign w:val="subscript"/>
         </w:rPr>
-        <w:t>, Jacob, Liberty, Bailey</w:t>
+        <w:t>, Cousins</w:t>
       </w:r>
       <w:r>
         <w:rPr>
@@ -10779,7 +11005,22 @@
           <w:szCs w:val="32"/>
         </w:rPr>
         <w:br/>
-        <w:t xml:space="preserve">9. Dearborn (Dear Deer) </w:t>
+      </w:r>
+      <w:r>
+        <w:rPr>
+          <w:rFonts w:cstheme="minorHAnsi"/>
+          <w:sz w:val="32"/>
+          <w:szCs w:val="32"/>
+        </w:rPr>
+        <w:t>10</w:t>
+      </w:r>
+      <w:r>
+        <w:rPr>
+          <w:rFonts w:cstheme="minorHAnsi"/>
+          <w:sz w:val="32"/>
+          <w:szCs w:val="32"/>
+        </w:rPr>
+        <w:t xml:space="preserve">. Dearborn (Dear Deer) </w:t>
       </w:r>
       <w:r>
         <w:rPr>
@@ -10806,7 +11047,23 @@
           <w:szCs w:val="32"/>
         </w:rPr>
         <w:br/>
-        <w:t>10. Fossil</w:t>
+        <w:t>1</w:t>
+      </w:r>
+      <w:r>
+        <w:rPr>
+          <w:rFonts w:cstheme="minorHAnsi"/>
+          <w:sz w:val="32"/>
+          <w:szCs w:val="32"/>
+        </w:rPr>
+        <w:t>1</w:t>
+      </w:r>
+      <w:r>
+        <w:rPr>
+          <w:rFonts w:cstheme="minorHAnsi"/>
+          <w:sz w:val="32"/>
+          <w:szCs w:val="32"/>
+        </w:rPr>
+        <w:t>. Fossil</w:t>
       </w:r>
       <w:r>
         <w:rPr>
@@ -10857,8 +11114,25 @@
           <w:szCs w:val="32"/>
         </w:rPr>
         <w:br/>
-        <w:t xml:space="preserve">11. </w:t>
-      </w:r>
+        <w:t>1</w:t>
+      </w:r>
+      <w:r>
+        <w:rPr>
+          <w:rFonts w:cstheme="minorHAnsi"/>
+          <w:sz w:val="32"/>
+          <w:szCs w:val="32"/>
+        </w:rPr>
+        <w:t>2</w:t>
+      </w:r>
+      <w:r>
+        <w:rPr>
+          <w:rFonts w:cstheme="minorHAnsi"/>
+          <w:sz w:val="32"/>
+          <w:szCs w:val="32"/>
+        </w:rPr>
+        <w:t xml:space="preserve">. </w:t>
+      </w:r>
+      <w:proofErr w:type="spellStart"/>
       <w:r>
         <w:rPr>
           <w:rFonts w:cstheme="minorHAnsi"/>
@@ -10867,6 +11141,7 @@
         </w:rPr>
         <w:t>Gichigamiin</w:t>
       </w:r>
+      <w:proofErr w:type="spellEnd"/>
       <w:r>
         <w:rPr>
           <w:rFonts w:cstheme="minorHAnsi"/>
@@ -10923,7 +11198,23 @@
           <w:sz w:val="32"/>
           <w:szCs w:val="32"/>
         </w:rPr>
-        <w:t xml:space="preserve">12. </w:t>
+        <w:t>1</w:t>
+      </w:r>
+      <w:r>
+        <w:rPr>
+          <w:rFonts w:cstheme="minorHAnsi"/>
+          <w:sz w:val="32"/>
+          <w:szCs w:val="32"/>
+        </w:rPr>
+        <w:t>3</w:t>
+      </w:r>
+      <w:r>
+        <w:rPr>
+          <w:rFonts w:cstheme="minorHAnsi"/>
+          <w:sz w:val="32"/>
+          <w:szCs w:val="32"/>
+        </w:rPr>
+        <w:t xml:space="preserve">. </w:t>
       </w:r>
       <w:r>
         <w:rPr>
@@ -10965,7 +11256,23 @@
           <w:sz w:val="32"/>
           <w:szCs w:val="32"/>
         </w:rPr>
-        <w:t xml:space="preserve">13. </w:t>
+        <w:t>1</w:t>
+      </w:r>
+      <w:r>
+        <w:rPr>
+          <w:rFonts w:cstheme="minorHAnsi"/>
+          <w:sz w:val="32"/>
+          <w:szCs w:val="32"/>
+        </w:rPr>
+        <w:t>4</w:t>
+      </w:r>
+      <w:r>
+        <w:rPr>
+          <w:rFonts w:cstheme="minorHAnsi"/>
+          <w:sz w:val="32"/>
+          <w:szCs w:val="32"/>
+        </w:rPr>
+        <w:t xml:space="preserve">. </w:t>
       </w:r>
       <w:hyperlink r:id="rId29" w:history="1">
         <w:r>
@@ -10993,8 +11300,19 @@
           <w:szCs w:val="32"/>
           <w:vertAlign w:val="subscript"/>
         </w:rPr>
-        <w:t>The Vandams</w:t>
-      </w:r>
+        <w:t xml:space="preserve">The </w:t>
+      </w:r>
+      <w:proofErr w:type="spellStart"/>
+      <w:r>
+        <w:rPr>
+          <w:rFonts w:cstheme="minorHAnsi"/>
+          <w:sz w:val="32"/>
+          <w:szCs w:val="32"/>
+          <w:vertAlign w:val="subscript"/>
+        </w:rPr>
+        <w:t>Vandams</w:t>
+      </w:r>
+      <w:proofErr w:type="spellEnd"/>
     </w:p>
     <w:p>
       <w:pPr>
@@ -11047,7 +11365,23 @@
           <w:sz w:val="32"/>
           <w:szCs w:val="32"/>
         </w:rPr>
-        <w:t xml:space="preserve">14. </w:t>
+        <w:t>1</w:t>
+      </w:r>
+      <w:r>
+        <w:rPr>
+          <w:rFonts w:cstheme="minorHAnsi"/>
+          <w:sz w:val="32"/>
+          <w:szCs w:val="32"/>
+        </w:rPr>
+        <w:t>5</w:t>
+      </w:r>
+      <w:r>
+        <w:rPr>
+          <w:rFonts w:cstheme="minorHAnsi"/>
+          <w:sz w:val="32"/>
+          <w:szCs w:val="32"/>
+        </w:rPr>
+        <w:t xml:space="preserve">. </w:t>
       </w:r>
       <w:hyperlink r:id="rId30" w:history="1">
         <w:r>
@@ -11099,7 +11433,7 @@
           <w:sz w:val="32"/>
           <w:szCs w:val="32"/>
         </w:rPr>
-        <w:t>5</w:t>
+        <w:t>6</w:t>
       </w:r>
       <w:r>
         <w:rPr>
@@ -11156,7 +11490,7 @@
           <w:sz w:val="32"/>
           <w:szCs w:val="32"/>
         </w:rPr>
-        <w:t>6</w:t>
+        <w:t>7</w:t>
       </w:r>
       <w:r>
         <w:rPr>
@@ -11235,7 +11569,7 @@
           <w:sz w:val="32"/>
           <w:szCs w:val="32"/>
         </w:rPr>
-        <w:t>7</w:t>
+        <w:t>8</w:t>
       </w:r>
       <w:r>
         <w:rPr>
@@ -11285,7 +11619,7 @@
           <w:sz w:val="32"/>
           <w:szCs w:val="32"/>
         </w:rPr>
-        <w:t>8</w:t>
+        <w:t>9</w:t>
       </w:r>
       <w:r>
         <w:rPr>
@@ -11359,58 +11693,78 @@
           <w:sz w:val="32"/>
           <w:szCs w:val="32"/>
         </w:rPr>
+        <w:t>20</w:t>
+      </w:r>
+      <w:r>
+        <w:rPr>
+          <w:rFonts w:cstheme="minorHAnsi"/>
+          <w:sz w:val="32"/>
+          <w:szCs w:val="32"/>
+        </w:rPr>
+        <w:t xml:space="preserve">. Leave No Stones Unturned </w:t>
+      </w:r>
+      <w:r>
+        <w:rPr>
+          <w:rFonts w:cstheme="minorHAnsi"/>
+          <w:sz w:val="32"/>
+          <w:szCs w:val="32"/>
+          <w:vertAlign w:val="subscript"/>
+        </w:rPr>
+        <w:t>Wayland</w:t>
+      </w:r>
+      <w:r>
+        <w:rPr>
+          <w:rFonts w:cstheme="minorHAnsi"/>
+          <w:sz w:val="32"/>
+          <w:szCs w:val="32"/>
+          <w:vertAlign w:val="subscript"/>
+        </w:rPr>
+        <w:t xml:space="preserve">, The </w:t>
+      </w:r>
+      <w:proofErr w:type="spellStart"/>
+      <w:r>
+        <w:rPr>
+          <w:rFonts w:cstheme="minorHAnsi"/>
+          <w:sz w:val="32"/>
+          <w:szCs w:val="32"/>
+          <w:vertAlign w:val="subscript"/>
+        </w:rPr>
+        <w:t>Vandams</w:t>
+      </w:r>
+      <w:proofErr w:type="spellEnd"/>
+      <w:r>
+        <w:rPr>
+          <w:rFonts w:cstheme="minorHAnsi"/>
+          <w:sz w:val="32"/>
+          <w:szCs w:val="32"/>
+          <w:vertAlign w:val="subscript"/>
+        </w:rPr>
+        <w:t>, Residents</w:t>
+      </w:r>
+      <w:r>
+        <w:rPr>
+          <w:rFonts w:cstheme="minorHAnsi"/>
+          <w:sz w:val="32"/>
+          <w:szCs w:val="32"/>
+          <w:vertAlign w:val="subscript"/>
+        </w:rPr>
+        <w:br/>
+      </w:r>
+      <w:r>
+        <w:rPr>
+          <w:rFonts w:cstheme="minorHAnsi"/>
+          <w:sz w:val="32"/>
+          <w:szCs w:val="32"/>
+        </w:rPr>
+        <w:t>2</w:t>
+      </w:r>
+      <w:r>
+        <w:rPr>
+          <w:rFonts w:cstheme="minorHAnsi"/>
+          <w:sz w:val="32"/>
+          <w:szCs w:val="32"/>
+        </w:rPr>
         <w:t>1</w:t>
-      </w:r>
-      <w:r>
-        <w:rPr>
-          <w:rFonts w:cstheme="minorHAnsi"/>
-          <w:sz w:val="32"/>
-          <w:szCs w:val="32"/>
-        </w:rPr>
-        <w:t>9</w:t>
-      </w:r>
-      <w:r>
-        <w:rPr>
-          <w:rFonts w:cstheme="minorHAnsi"/>
-          <w:sz w:val="32"/>
-          <w:szCs w:val="32"/>
-        </w:rPr>
-        <w:t xml:space="preserve">. Leave No Stones Unturned </w:t>
-      </w:r>
-      <w:r>
-        <w:rPr>
-          <w:rFonts w:cstheme="minorHAnsi"/>
-          <w:sz w:val="32"/>
-          <w:szCs w:val="32"/>
-          <w:vertAlign w:val="subscript"/>
-        </w:rPr>
-        <w:t>Wayland</w:t>
-      </w:r>
-      <w:r>
-        <w:rPr>
-          <w:rFonts w:cstheme="minorHAnsi"/>
-          <w:sz w:val="32"/>
-          <w:szCs w:val="32"/>
-          <w:vertAlign w:val="subscript"/>
-        </w:rPr>
-        <w:t>, The Vandams, Residents</w:t>
-      </w:r>
-      <w:r>
-        <w:rPr>
-          <w:rFonts w:cstheme="minorHAnsi"/>
-          <w:sz w:val="32"/>
-          <w:szCs w:val="32"/>
-          <w:vertAlign w:val="subscript"/>
-        </w:rPr>
-        <w:br/>
-      </w:r>
-      <w:r>
-        <w:rPr>
-          <w:rFonts w:cstheme="minorHAnsi"/>
-          <w:sz w:val="32"/>
-          <w:szCs w:val="32"/>
-        </w:rPr>
-        <w:t>20</w:t>
       </w:r>
       <w:r>
         <w:rPr>
@@ -11471,7 +11825,7 @@
           <w:sz w:val="32"/>
           <w:szCs w:val="32"/>
         </w:rPr>
-        <w:t>1</w:t>
+        <w:t>2</w:t>
       </w:r>
       <w:r>
         <w:rPr>
@@ -11563,8 +11917,8 @@
         <w:spacing w:line="240" w:lineRule="auto"/>
         <w:rPr>
           <w:rFonts w:cstheme="minorHAnsi"/>
-          <w:sz w:val="32"/>
-          <w:szCs w:val="32"/>
+          <w:sz w:val="24"/>
+          <w:szCs w:val="24"/>
         </w:rPr>
       </w:pPr>
     </w:p>
@@ -11605,6 +11959,7 @@
               </w:rPr>
             </w:pPr>
             <w:hyperlink r:id="rId34" w:history="1">
+              <w:proofErr w:type="spellStart"/>
               <w:r>
                 <w:rPr>
                   <w:rStyle w:val="Hyperlink"/>
@@ -11614,6 +11969,7 @@
                 </w:rPr>
                 <w:t>Nayaano</w:t>
               </w:r>
+              <w:proofErr w:type="spellEnd"/>
             </w:hyperlink>
           </w:p>
         </w:tc>

--- a/library/musicals/michigan/about/michigan-bible.docx
+++ b/library/musicals/michigan/about/michigan-bible.docx
@@ -536,13 +536,21 @@
     <w:p>
       <w:pPr>
         <w:spacing w:line="240" w:lineRule="auto"/>
+        <w:jc w:val="center"/>
         <w:rPr>
           <w:rFonts w:ascii="Courier New" w:hAnsi="Courier New" w:cs="Courier New"/>
-          <w:noProof/>
-          <w:sz w:val="24"/>
-          <w:szCs w:val="24"/>
-        </w:rPr>
-      </w:pPr>
+          <w:sz w:val="32"/>
+          <w:szCs w:val="32"/>
+        </w:rPr>
+      </w:pPr>
+      <w:r>
+        <w:rPr>
+          <w:rFonts w:ascii="Courier New" w:hAnsi="Courier New" w:cs="Courier New"/>
+          <w:sz w:val="32"/>
+          <w:szCs w:val="32"/>
+        </w:rPr>
+        <w:t>Inspired by</w:t>
+      </w:r>
     </w:p>
     <w:p>
       <w:pPr>
@@ -560,7 +568,7 @@
           <w:sz w:val="32"/>
           <w:szCs w:val="32"/>
         </w:rPr>
-        <w:t>Inspired by</w:t>
+        <w:t>The MacGregor Family</w:t>
       </w:r>
     </w:p>
     <w:p>
@@ -579,7 +587,7 @@
           <w:sz w:val="32"/>
           <w:szCs w:val="32"/>
         </w:rPr>
-        <w:t>The MacGregor Family</w:t>
+        <w:t>David Quang Pham’s Childhood</w:t>
       </w:r>
     </w:p>
     <w:p>
@@ -592,14 +600,6 @@
           <w:szCs w:val="32"/>
         </w:rPr>
       </w:pPr>
-      <w:r>
-        <w:rPr>
-          <w:rFonts w:ascii="Courier New" w:hAnsi="Courier New" w:cs="Courier New"/>
-          <w:sz w:val="32"/>
-          <w:szCs w:val="32"/>
-        </w:rPr>
-        <w:t>David Quang Pham’s Childhood</w:t>
-      </w:r>
     </w:p>
     <w:p>
       <w:pPr>
@@ -611,6 +611,14 @@
           <w:szCs w:val="32"/>
         </w:rPr>
       </w:pPr>
+      <w:r>
+        <w:rPr>
+          <w:rFonts w:ascii="Courier New" w:hAnsi="Courier New" w:cs="Courier New"/>
+          <w:sz w:val="32"/>
+          <w:szCs w:val="32"/>
+        </w:rPr>
+        <w:t>&amp;</w:t>
+      </w:r>
     </w:p>
     <w:p>
       <w:pPr>
@@ -622,14 +630,6 @@
           <w:szCs w:val="32"/>
         </w:rPr>
       </w:pPr>
-      <w:r>
-        <w:rPr>
-          <w:rFonts w:ascii="Courier New" w:hAnsi="Courier New" w:cs="Courier New"/>
-          <w:sz w:val="32"/>
-          <w:szCs w:val="32"/>
-        </w:rPr>
-        <w:t>&amp;</w:t>
-      </w:r>
     </w:p>
     <w:p>
       <w:pPr>
@@ -641,6 +641,14 @@
           <w:szCs w:val="32"/>
         </w:rPr>
       </w:pPr>
+      <w:r>
+        <w:rPr>
+          <w:rFonts w:ascii="Courier New" w:hAnsi="Courier New" w:cs="Courier New"/>
+          <w:sz w:val="32"/>
+          <w:szCs w:val="32"/>
+        </w:rPr>
+        <w:t>In Loving Memory of</w:t>
+      </w:r>
     </w:p>
     <w:p>
       <w:pPr>
@@ -658,7 +666,23 @@
           <w:sz w:val="32"/>
           <w:szCs w:val="32"/>
         </w:rPr>
-        <w:t>In Loving Memory of</w:t>
+        <w:t>Carly Glynn</w:t>
+      </w:r>
+      <w:r>
+        <w:rPr>
+          <w:rFonts w:ascii="Courier New" w:hAnsi="Courier New" w:cs="Courier New"/>
+          <w:sz w:val="32"/>
+          <w:szCs w:val="32"/>
+        </w:rPr>
+        <w:br/>
+      </w:r>
+      <w:r>
+        <w:rPr>
+          <w:rFonts w:ascii="Courier New" w:hAnsi="Courier New" w:cs="Courier New"/>
+          <w:sz w:val="32"/>
+          <w:szCs w:val="32"/>
+        </w:rPr>
+        <w:t>September 24, 1992 – February 10, 2011</w:t>
       </w:r>
     </w:p>
     <w:p>
@@ -677,7 +701,7 @@
           <w:sz w:val="32"/>
           <w:szCs w:val="32"/>
         </w:rPr>
-        <w:t>Carly Glynn</w:t>
+        <w:t>Jeremy Swiatek</w:t>
       </w:r>
       <w:r>
         <w:rPr>
@@ -693,7 +717,7 @@
           <w:sz w:val="32"/>
           <w:szCs w:val="32"/>
         </w:rPr>
-        <w:t>September 24, 1992 – February 10, 2011</w:t>
+        <w:t>April 23, 1996 - September 15, 2019</w:t>
       </w:r>
     </w:p>
     <w:p>
@@ -4370,8 +4394,18 @@
           <w:sz w:val="26"/>
           <w:szCs w:val="26"/>
         </w:rPr>
-        <w:t>’s mother returns</w:t>
-      </w:r>
+        <w:t xml:space="preserve">’s mother </w:t>
+      </w:r>
+      <w:proofErr w:type="gramStart"/>
+      <w:r>
+        <w:rPr>
+          <w:rFonts w:cstheme="minorHAnsi"/>
+          <w:sz w:val="26"/>
+          <w:szCs w:val="26"/>
+        </w:rPr>
+        <w:t>returns</w:t>
+      </w:r>
+      <w:proofErr w:type="gramEnd"/>
       <w:r>
         <w:rPr>
           <w:rFonts w:cstheme="minorHAnsi"/>
@@ -4796,7 +4830,27 @@
           <w:sz w:val="26"/>
           <w:szCs w:val="26"/>
         </w:rPr>
-        <w:t xml:space="preserve"> (“Wild Midwest”).</w:t>
+        <w:t xml:space="preserve"> (“</w:t>
+      </w:r>
+      <w:hyperlink r:id="rId16" w:history="1">
+        <w:r>
+          <w:rPr>
+            <w:rStyle w:val="Hyperlink"/>
+            <w:rFonts w:cstheme="minorHAnsi"/>
+            <w:sz w:val="26"/>
+            <w:szCs w:val="26"/>
+            <w:u w:val="none"/>
+          </w:rPr>
+          <w:t>Wild Midwest</w:t>
+        </w:r>
+      </w:hyperlink>
+      <w:r>
+        <w:rPr>
+          <w:rFonts w:cstheme="minorHAnsi"/>
+          <w:sz w:val="26"/>
+          <w:szCs w:val="26"/>
+        </w:rPr>
+        <w:t>”).</w:t>
       </w:r>
       <w:r>
         <w:rPr>
@@ -5046,14 +5100,18 @@
         </w:rPr>
         <w:t>(“</w:t>
       </w:r>
-      <w:r>
-        <w:rPr>
-          <w:rFonts w:cstheme="minorHAnsi"/>
-          <w:sz w:val="26"/>
-          <w:szCs w:val="26"/>
-        </w:rPr>
-        <w:t>More than Fine</w:t>
-      </w:r>
+      <w:hyperlink r:id="rId17" w:history="1">
+        <w:r>
+          <w:rPr>
+            <w:rStyle w:val="Hyperlink"/>
+            <w:rFonts w:cstheme="minorHAnsi"/>
+            <w:sz w:val="26"/>
+            <w:szCs w:val="26"/>
+            <w:u w:val="none"/>
+          </w:rPr>
+          <w:t>More than Fine</w:t>
+        </w:r>
+      </w:hyperlink>
       <w:r>
         <w:rPr>
           <w:rFonts w:cstheme="minorHAnsi"/>
@@ -5709,7 +5767,7 @@
         </w:rPr>
         <w:t xml:space="preserve"> (“</w:t>
       </w:r>
-      <w:hyperlink r:id="rId16" w:history="1">
+      <w:hyperlink r:id="rId18" w:history="1">
         <w:r>
           <w:rPr>
             <w:rStyle w:val="Hyperlink"/>
@@ -5814,7 +5872,7 @@
         </w:rPr>
         <w:t xml:space="preserve"> (“</w:t>
       </w:r>
-      <w:hyperlink r:id="rId17" w:history="1">
+      <w:hyperlink r:id="rId19" w:history="1">
         <w:r>
           <w:rPr>
             <w:rStyle w:val="Hyperlink"/>
@@ -6068,7 +6126,7 @@
         </w:rPr>
         <w:t xml:space="preserve"> the Mackinac Bridge (“</w:t>
       </w:r>
-      <w:hyperlink r:id="rId18" w:history="1">
+      <w:hyperlink r:id="rId20" w:history="1">
         <w:r>
           <w:rPr>
             <w:rStyle w:val="Hyperlink"/>
@@ -6077,7 +6135,29 @@
             <w:szCs w:val="26"/>
             <w:u w:val="none"/>
           </w:rPr>
-          <w:t>North South East West</w:t>
+          <w:t xml:space="preserve">North </w:t>
+        </w:r>
+        <w:proofErr w:type="gramStart"/>
+        <w:r>
+          <w:rPr>
+            <w:rStyle w:val="Hyperlink"/>
+            <w:rFonts w:cstheme="minorHAnsi"/>
+            <w:sz w:val="26"/>
+            <w:szCs w:val="26"/>
+            <w:u w:val="none"/>
+          </w:rPr>
+          <w:t>South East</w:t>
+        </w:r>
+        <w:proofErr w:type="gramEnd"/>
+        <w:r>
+          <w:rPr>
+            <w:rStyle w:val="Hyperlink"/>
+            <w:rFonts w:cstheme="minorHAnsi"/>
+            <w:sz w:val="26"/>
+            <w:szCs w:val="26"/>
+            <w:u w:val="none"/>
+          </w:rPr>
+          <w:t xml:space="preserve"> West</w:t>
         </w:r>
       </w:hyperlink>
       <w:r>
@@ -6440,7 +6520,16 @@
           <w:sz w:val="26"/>
           <w:szCs w:val="26"/>
         </w:rPr>
-        <w:t xml:space="preserve">. Petoskey offers the </w:t>
+        <w:t xml:space="preserve">. Petoskey offers </w:t>
+      </w:r>
+      <w:proofErr w:type="gramStart"/>
+      <w:r>
+        <w:rPr>
+          <w:rFonts w:cstheme="minorHAnsi"/>
+          <w:sz w:val="26"/>
+          <w:szCs w:val="26"/>
+        </w:rPr>
+        <w:t xml:space="preserve">the </w:t>
       </w:r>
       <w:r>
         <w:rPr>
@@ -6450,6 +6539,7 @@
         </w:rPr>
         <w:t>Ford</w:t>
       </w:r>
+      <w:proofErr w:type="gramEnd"/>
       <w:r>
         <w:rPr>
           <w:rFonts w:cstheme="minorHAnsi"/>
@@ -6809,7 +6899,7 @@
         </w:rPr>
         <w:t xml:space="preserve"> reunion as lovers once more (“</w:t>
       </w:r>
-      <w:hyperlink r:id="rId19" w:history="1">
+      <w:hyperlink r:id="rId21" w:history="1">
         <w:r>
           <w:rPr>
             <w:rStyle w:val="Hyperlink"/>
@@ -7066,7 +7156,7 @@
         </w:rPr>
         <w:t>(“</w:t>
       </w:r>
-      <w:hyperlink r:id="rId20" w:history="1">
+      <w:hyperlink r:id="rId22" w:history="1">
         <w:r>
           <w:rPr>
             <w:rStyle w:val="Hyperlink"/>
@@ -8158,7 +8248,7 @@
                     </pic:cNvPicPr>
                   </pic:nvPicPr>
                   <pic:blipFill>
-                    <a:blip r:embed="rId21" cstate="print">
+                    <a:blip r:embed="rId23" cstate="print">
                       <a:extLst>
                         <a:ext uri="{28A0092B-C50C-407E-A947-70E740481C1C}">
                           <a14:useLocalDpi xmlns:a14="http://schemas.microsoft.com/office/drawing/2010/main" val="0"/>
@@ -8283,7 +8373,25 @@
           <w:sz w:val="28"/>
           <w:szCs w:val="28"/>
         </w:rPr>
-        <w:t xml:space="preserve">is trollface personified. She hopes to beat cousin Petoskey in their annual </w:t>
+        <w:t xml:space="preserve">is trollface personified. She hopes to beat </w:t>
+      </w:r>
+      <w:proofErr w:type="gramStart"/>
+      <w:r>
+        <w:rPr>
+          <w:rFonts w:cstheme="minorHAnsi"/>
+          <w:sz w:val="28"/>
+          <w:szCs w:val="28"/>
+        </w:rPr>
+        <w:t>cousin</w:t>
+      </w:r>
+      <w:proofErr w:type="gramEnd"/>
+      <w:r>
+        <w:rPr>
+          <w:rFonts w:cstheme="minorHAnsi"/>
+          <w:sz w:val="28"/>
+          <w:szCs w:val="28"/>
+        </w:rPr>
+        <w:t xml:space="preserve"> Petoskey in their annual </w:t>
       </w:r>
       <w:r>
         <w:rPr>
@@ -10451,7 +10559,7 @@
         </w:rPr>
         <w:t xml:space="preserve">1. </w:t>
       </w:r>
-      <w:hyperlink r:id="rId22" w:history="1">
+      <w:hyperlink r:id="rId24" w:history="1">
         <w:r>
           <w:rPr>
             <w:rStyle w:val="Hyperlink"/>
@@ -10488,7 +10596,7 @@
         <w:br/>
         <w:t xml:space="preserve">2. </w:t>
       </w:r>
-      <w:hyperlink r:id="rId23" w:history="1">
+      <w:hyperlink r:id="rId25" w:history="1">
         <w:r>
           <w:rPr>
             <w:rStyle w:val="Hyperlink"/>
@@ -10544,7 +10652,7 @@
         </w:rPr>
         <w:t xml:space="preserve">3. </w:t>
       </w:r>
-      <w:hyperlink r:id="rId24" w:history="1">
+      <w:hyperlink r:id="rId26" w:history="1">
         <w:r>
           <w:rPr>
             <w:rStyle w:val="Hyperlink"/>
@@ -10581,7 +10689,7 @@
         <w:br/>
         <w:t xml:space="preserve">4. </w:t>
       </w:r>
-      <w:hyperlink r:id="rId25" w:history="1">
+      <w:hyperlink r:id="rId27" w:history="1">
         <w:r>
           <w:rPr>
             <w:rStyle w:val="Hyperlink"/>
@@ -10668,7 +10776,7 @@
         </w:rPr>
         <w:t xml:space="preserve"> </w:t>
       </w:r>
-      <w:hyperlink r:id="rId26" w:history="1">
+      <w:hyperlink r:id="rId28" w:history="1">
         <w:r>
           <w:rPr>
             <w:rStyle w:val="Hyperlink"/>
@@ -10759,7 +10867,7 @@
         <w:br/>
         <w:t xml:space="preserve">6. </w:t>
       </w:r>
-      <w:hyperlink r:id="rId27" w:history="1">
+      <w:hyperlink r:id="rId29" w:history="1">
         <w:r>
           <w:rPr>
             <w:rStyle w:val="Hyperlink"/>
@@ -10805,7 +10913,7 @@
         <w:br/>
         <w:t xml:space="preserve">7. </w:t>
       </w:r>
-      <w:hyperlink r:id="rId28" w:history="1">
+      <w:hyperlink r:id="rId30" w:history="1">
         <w:r>
           <w:rPr>
             <w:rStyle w:val="Hyperlink"/>
@@ -10879,14 +10987,17 @@
         </w:rPr>
         <w:t xml:space="preserve">8. </w:t>
       </w:r>
-      <w:r>
-        <w:rPr>
-          <w:rFonts w:cstheme="minorHAnsi"/>
-          <w:sz w:val="32"/>
-          <w:szCs w:val="32"/>
-        </w:rPr>
-        <w:t>Wild Midwest</w:t>
-      </w:r>
+      <w:hyperlink r:id="rId31" w:history="1">
+        <w:r>
+          <w:rPr>
+            <w:rStyle w:val="Hyperlink"/>
+            <w:rFonts w:cstheme="minorHAnsi"/>
+            <w:sz w:val="32"/>
+            <w:szCs w:val="32"/>
+          </w:rPr>
+          <w:t>Wild Midwest</w:t>
+        </w:r>
+      </w:hyperlink>
       <w:r>
         <w:rPr>
           <w:rFonts w:cstheme="minorHAnsi"/>
@@ -10955,14 +11066,17 @@
         </w:rPr>
         <w:t xml:space="preserve">. </w:t>
       </w:r>
-      <w:r>
-        <w:rPr>
-          <w:rFonts w:cstheme="minorHAnsi"/>
-          <w:sz w:val="32"/>
-          <w:szCs w:val="32"/>
-        </w:rPr>
-        <w:t>More than Fine (I’m Pine)</w:t>
-      </w:r>
+      <w:hyperlink r:id="rId32" w:history="1">
+        <w:r>
+          <w:rPr>
+            <w:rStyle w:val="Hyperlink"/>
+            <w:rFonts w:cstheme="minorHAnsi"/>
+            <w:sz w:val="32"/>
+            <w:szCs w:val="32"/>
+          </w:rPr>
+          <w:t>More than Fine (I’m Pine)</w:t>
+        </w:r>
+      </w:hyperlink>
       <w:r>
         <w:rPr>
           <w:rFonts w:cstheme="minorHAnsi"/>
@@ -11274,7 +11388,7 @@
         </w:rPr>
         <w:t xml:space="preserve">. </w:t>
       </w:r>
-      <w:hyperlink r:id="rId29" w:history="1">
+      <w:hyperlink r:id="rId33" w:history="1">
         <w:r>
           <w:rPr>
             <w:rStyle w:val="Hyperlink"/>
@@ -11322,8 +11436,8 @@
         <w:spacing w:line="240" w:lineRule="auto"/>
         <w:rPr>
           <w:rFonts w:cstheme="minorHAnsi"/>
-          <w:sz w:val="32"/>
-          <w:szCs w:val="32"/>
+          <w:sz w:val="2"/>
+          <w:szCs w:val="2"/>
         </w:rPr>
       </w:pPr>
     </w:p>
@@ -11383,7 +11497,7 @@
         </w:rPr>
         <w:t xml:space="preserve">. </w:t>
       </w:r>
-      <w:hyperlink r:id="rId30" w:history="1">
+      <w:hyperlink r:id="rId34" w:history="1">
         <w:r>
           <w:rPr>
             <w:rStyle w:val="Hyperlink"/>
@@ -11500,7 +11614,7 @@
         </w:rPr>
         <w:t xml:space="preserve">. </w:t>
       </w:r>
-      <w:hyperlink r:id="rId31" w:history="1">
+      <w:hyperlink r:id="rId35" w:history="1">
         <w:r>
           <w:rPr>
             <w:rStyle w:val="Hyperlink"/>
@@ -11508,7 +11622,27 @@
             <w:sz w:val="32"/>
             <w:szCs w:val="32"/>
           </w:rPr>
-          <w:t xml:space="preserve">North South East </w:t>
+          <w:t xml:space="preserve">North </w:t>
+        </w:r>
+        <w:proofErr w:type="gramStart"/>
+        <w:r>
+          <w:rPr>
+            <w:rStyle w:val="Hyperlink"/>
+            <w:rFonts w:cstheme="minorHAnsi"/>
+            <w:sz w:val="32"/>
+            <w:szCs w:val="32"/>
+          </w:rPr>
+          <w:t>South East</w:t>
+        </w:r>
+        <w:proofErr w:type="gramEnd"/>
+        <w:r>
+          <w:rPr>
+            <w:rStyle w:val="Hyperlink"/>
+            <w:rFonts w:cstheme="minorHAnsi"/>
+            <w:sz w:val="32"/>
+            <w:szCs w:val="32"/>
+          </w:rPr>
+          <w:t xml:space="preserve"> </w:t>
         </w:r>
         <w:r>
           <w:rPr>
@@ -11627,7 +11761,16 @@
           <w:sz w:val="32"/>
           <w:szCs w:val="32"/>
         </w:rPr>
-        <w:t>. Family</w:t>
+        <w:t xml:space="preserve">. </w:t>
+      </w:r>
+      <w:proofErr w:type="gramStart"/>
+      <w:r>
+        <w:rPr>
+          <w:rFonts w:cstheme="minorHAnsi"/>
+          <w:sz w:val="32"/>
+          <w:szCs w:val="32"/>
+        </w:rPr>
+        <w:t>Family</w:t>
       </w:r>
       <w:r>
         <w:rPr>
@@ -11637,6 +11780,7 @@
         </w:rPr>
         <w:t>’s</w:t>
       </w:r>
+      <w:proofErr w:type="gramEnd"/>
       <w:r>
         <w:rPr>
           <w:rFonts w:cstheme="minorHAnsi"/>
@@ -11774,7 +11918,7 @@
         </w:rPr>
         <w:t xml:space="preserve">. </w:t>
       </w:r>
-      <w:hyperlink r:id="rId32" w:history="1">
+      <w:hyperlink r:id="rId36" w:history="1">
         <w:r>
           <w:rPr>
             <w:rStyle w:val="Hyperlink"/>
@@ -11835,7 +11979,7 @@
         </w:rPr>
         <w:t xml:space="preserve">. </w:t>
       </w:r>
-      <w:hyperlink r:id="rId33" w:history="1">
+      <w:hyperlink r:id="rId37" w:history="1">
         <w:r>
           <w:rPr>
             <w:rStyle w:val="Hyperlink"/>
@@ -11876,6 +12020,7 @@
           <w:szCs w:val="24"/>
         </w:rPr>
       </w:pPr>
+      <w:proofErr w:type="gramStart"/>
       <w:r>
         <w:rPr>
           <w:rFonts w:ascii="Segoe UI Emoji" w:hAnsi="Segoe UI Emoji" w:cs="Segoe UI Emoji"/>
@@ -11890,7 +12035,16 @@
           <w:sz w:val="24"/>
           <w:szCs w:val="24"/>
         </w:rPr>
-        <w:t>“Fossil</w:t>
+        <w:t>“</w:t>
+      </w:r>
+      <w:proofErr w:type="gramEnd"/>
+      <w:r>
+        <w:rPr>
+          <w:rFonts w:cstheme="minorHAnsi"/>
+          <w:sz w:val="24"/>
+          <w:szCs w:val="24"/>
+        </w:rPr>
+        <w:t>Fossil</w:t>
       </w:r>
       <w:r>
         <w:rPr>
@@ -11917,8 +12071,8 @@
         <w:spacing w:line="240" w:lineRule="auto"/>
         <w:rPr>
           <w:rFonts w:cstheme="minorHAnsi"/>
-          <w:sz w:val="24"/>
-          <w:szCs w:val="24"/>
+          <w:sz w:val="2"/>
+          <w:szCs w:val="2"/>
         </w:rPr>
       </w:pPr>
     </w:p>
@@ -11958,7 +12112,7 @@
                 <w:szCs w:val="32"/>
               </w:rPr>
             </w:pPr>
-            <w:hyperlink r:id="rId34" w:history="1">
+            <w:hyperlink r:id="rId38" w:history="1">
               <w:proofErr w:type="spellStart"/>
               <w:r>
                 <w:rPr>
@@ -11989,7 +12143,7 @@
                 <w:szCs w:val="32"/>
               </w:rPr>
             </w:pPr>
-            <w:hyperlink r:id="rId35" w:history="1">
+            <w:hyperlink r:id="rId39" w:history="1">
               <w:r>
                 <w:rPr>
                   <w:rStyle w:val="Hyperlink"/>
@@ -12018,7 +12172,7 @@
                 <w:szCs w:val="32"/>
               </w:rPr>
             </w:pPr>
-            <w:hyperlink r:id="rId36" w:history="1">
+            <w:hyperlink r:id="rId40" w:history="1">
               <w:r>
                 <w:rPr>
                   <w:rStyle w:val="Hyperlink"/>
@@ -12029,6 +12183,162 @@
                 <w:t>Lake Giants</w:t>
               </w:r>
             </w:hyperlink>
+          </w:p>
+        </w:tc>
+      </w:tr>
+      <w:tr>
+        <w:trPr>
+          <w:trHeight w:val="297"/>
+        </w:trPr>
+        <w:tc>
+          <w:tcPr>
+            <w:tcW w:w="3116" w:type="dxa"/>
+          </w:tcPr>
+          <w:p>
+            <w:pPr>
+              <w:tabs>
+                <w:tab w:val="left" w:pos="5013"/>
+              </w:tabs>
+              <w:jc w:val="center"/>
+              <w:rPr>
+                <w:rFonts w:cstheme="minorHAnsi"/>
+                <w:sz w:val="32"/>
+                <w:szCs w:val="32"/>
+                <w:vertAlign w:val="superscript"/>
+              </w:rPr>
+            </w:pPr>
+            <w:r>
+              <w:rPr>
+                <w:rFonts w:cstheme="minorHAnsi"/>
+                <w:sz w:val="32"/>
+                <w:szCs w:val="32"/>
+                <w:vertAlign w:val="superscript"/>
+              </w:rPr>
+              <w:t>Main Theme</w:t>
+            </w:r>
+          </w:p>
+        </w:tc>
+        <w:tc>
+          <w:tcPr>
+            <w:tcW w:w="3117" w:type="dxa"/>
+          </w:tcPr>
+          <w:p>
+            <w:pPr>
+              <w:tabs>
+                <w:tab w:val="left" w:pos="5013"/>
+              </w:tabs>
+              <w:jc w:val="center"/>
+              <w:rPr>
+                <w:rFonts w:cstheme="minorHAnsi"/>
+                <w:sz w:val="32"/>
+                <w:szCs w:val="32"/>
+                <w:vertAlign w:val="superscript"/>
+              </w:rPr>
+            </w:pPr>
+            <w:r>
+              <w:rPr>
+                <w:rFonts w:cstheme="minorHAnsi"/>
+                <w:sz w:val="32"/>
+                <w:szCs w:val="32"/>
+                <w:vertAlign w:val="superscript"/>
+              </w:rPr>
+              <w:t>Childhood Theme</w:t>
+            </w:r>
+          </w:p>
+        </w:tc>
+        <w:tc>
+          <w:tcPr>
+            <w:tcW w:w="3117" w:type="dxa"/>
+          </w:tcPr>
+          <w:p>
+            <w:pPr>
+              <w:tabs>
+                <w:tab w:val="left" w:pos="5013"/>
+              </w:tabs>
+              <w:jc w:val="center"/>
+              <w:rPr>
+                <w:rFonts w:cstheme="minorHAnsi"/>
+                <w:sz w:val="32"/>
+                <w:szCs w:val="32"/>
+                <w:vertAlign w:val="superscript"/>
+              </w:rPr>
+            </w:pPr>
+            <w:r>
+              <w:rPr>
+                <w:rFonts w:cstheme="minorHAnsi"/>
+                <w:sz w:val="32"/>
+                <w:szCs w:val="32"/>
+                <w:vertAlign w:val="superscript"/>
+              </w:rPr>
+              <w:t>Adulthood Theme</w:t>
+            </w:r>
+          </w:p>
+        </w:tc>
+      </w:tr>
+      <w:tr>
+        <w:tc>
+          <w:tcPr>
+            <w:tcW w:w="3116" w:type="dxa"/>
+          </w:tcPr>
+          <w:p>
+            <w:pPr>
+              <w:tabs>
+                <w:tab w:val="left" w:pos="5013"/>
+              </w:tabs>
+              <w:jc w:val="center"/>
+              <w:rPr>
+                <w:rFonts w:cstheme="minorHAnsi"/>
+                <w:sz w:val="32"/>
+                <w:szCs w:val="32"/>
+              </w:rPr>
+            </w:pPr>
+            <w:hyperlink r:id="rId41" w:history="1">
+              <w:r>
+                <w:rPr>
+                  <w:rStyle w:val="Hyperlink"/>
+                  <w:rFonts w:cstheme="minorHAnsi"/>
+                  <w:sz w:val="32"/>
+                  <w:szCs w:val="32"/>
+                </w:rPr>
+                <w:t>Pine Monsters</w:t>
+              </w:r>
+            </w:hyperlink>
+          </w:p>
+        </w:tc>
+        <w:tc>
+          <w:tcPr>
+            <w:tcW w:w="3117" w:type="dxa"/>
+          </w:tcPr>
+          <w:p>
+            <w:pPr>
+              <w:tabs>
+                <w:tab w:val="left" w:pos="5013"/>
+              </w:tabs>
+              <w:jc w:val="center"/>
+              <w:rPr>
+                <w:rFonts w:cstheme="minorHAnsi"/>
+                <w:sz w:val="32"/>
+                <w:szCs w:val="32"/>
+              </w:rPr>
+            </w:pPr>
+          </w:p>
+        </w:tc>
+        <w:tc>
+          <w:tcPr>
+            <w:tcW w:w="3117" w:type="dxa"/>
+          </w:tcPr>
+          <w:p>
+            <w:pPr>
+              <w:tabs>
+                <w:tab w:val="left" w:pos="5013"/>
+              </w:tabs>
+              <w:jc w:val="center"/>
+              <w:rPr>
+                <w:rFonts w:cstheme="minorHAnsi"/>
+                <w:sz w:val="32"/>
+                <w:szCs w:val="32"/>
+              </w:rPr>
+            </w:pPr>
           </w:p>
         </w:tc>
       </w:tr>
@@ -12054,8 +12364,9 @@
                 <w:rFonts w:cstheme="minorHAnsi"/>
                 <w:sz w:val="32"/>
                 <w:szCs w:val="32"/>
+                <w:vertAlign w:val="superscript"/>
               </w:rPr>
-              <w:t>Main Theme</w:t>
+              <w:t>Troublesome Theme</w:t>
             </w:r>
           </w:p>
         </w:tc>
@@ -12075,14 +12386,6 @@
                 <w:szCs w:val="32"/>
               </w:rPr>
             </w:pPr>
-            <w:r>
-              <w:rPr>
-                <w:rFonts w:cstheme="minorHAnsi"/>
-                <w:sz w:val="32"/>
-                <w:szCs w:val="32"/>
-              </w:rPr>
-              <w:t>Childhood Theme</w:t>
-            </w:r>
           </w:p>
         </w:tc>
         <w:tc>
@@ -12101,14 +12404,6 @@
                 <w:szCs w:val="32"/>
               </w:rPr>
             </w:pPr>
-            <w:r>
-              <w:rPr>
-                <w:rFonts w:cstheme="minorHAnsi"/>
-                <w:sz w:val="32"/>
-                <w:szCs w:val="32"/>
-              </w:rPr>
-              <w:t>Adulthood Theme</w:t>
-            </w:r>
           </w:p>
         </w:tc>
       </w:tr>
@@ -12127,12 +12422,12 @@
       </w:pPr>
     </w:p>
     <w:sectPr>
-      <w:headerReference w:type="even" r:id="rId37"/>
-      <w:headerReference w:type="default" r:id="rId38"/>
-      <w:footerReference w:type="even" r:id="rId39"/>
-      <w:footerReference w:type="default" r:id="rId40"/>
-      <w:headerReference w:type="first" r:id="rId41"/>
-      <w:footerReference w:type="first" r:id="rId42"/>
+      <w:headerReference w:type="even" r:id="rId42"/>
+      <w:headerReference w:type="default" r:id="rId43"/>
+      <w:footerReference w:type="even" r:id="rId44"/>
+      <w:footerReference w:type="default" r:id="rId45"/>
+      <w:headerReference w:type="first" r:id="rId46"/>
+      <w:footerReference w:type="first" r:id="rId47"/>
       <w:pgSz w:w="12240" w:h="15840"/>
       <w:pgMar w:top="1440" w:right="1440" w:bottom="1440" w:left="1440" w:header="720" w:footer="720" w:gutter="0"/>
       <w:pgNumType w:fmt="lowerRoman"/>

--- a/library/musicals/michigan/about/michigan-bible.docx
+++ b/library/musicals/michigan/about/michigan-bible.docx
@@ -2523,18 +2523,8 @@
           <w:sz w:val="32"/>
           <w:szCs w:val="32"/>
         </w:rPr>
-        <w:t xml:space="preserve">Banh </w:t>
-      </w:r>
-      <w:proofErr w:type="spellStart"/>
-      <w:r>
-        <w:rPr>
-          <w:rFonts w:cstheme="minorHAnsi"/>
-          <w:sz w:val="32"/>
-          <w:szCs w:val="32"/>
-        </w:rPr>
-        <w:t>MIchigan</w:t>
-      </w:r>
-      <w:proofErr w:type="spellEnd"/>
+        <w:t>Banh MIchigan</w:t>
+      </w:r>
       <w:r>
         <w:rPr>
           <w:rFonts w:cstheme="minorHAnsi"/>
@@ -3236,42 +3226,24 @@
           <w:sz w:val="26"/>
           <w:szCs w:val="26"/>
         </w:rPr>
+        <w:t xml:space="preserve"> MIchigan. On a swim, </w:t>
+      </w:r>
+      <w:r>
+        <w:rPr>
+          <w:rFonts w:cstheme="minorHAnsi"/>
+          <w:sz w:val="26"/>
+          <w:szCs w:val="26"/>
+        </w:rPr>
+        <w:t>he</w:t>
+      </w:r>
+      <w:r>
+        <w:rPr>
+          <w:rFonts w:cstheme="minorHAnsi"/>
+          <w:sz w:val="26"/>
+          <w:szCs w:val="26"/>
+        </w:rPr>
         <w:t xml:space="preserve"> </w:t>
       </w:r>
-      <w:proofErr w:type="spellStart"/>
-      <w:r>
-        <w:rPr>
-          <w:rFonts w:cstheme="minorHAnsi"/>
-          <w:sz w:val="26"/>
-          <w:szCs w:val="26"/>
-        </w:rPr>
-        <w:t>MIchigan</w:t>
-      </w:r>
-      <w:proofErr w:type="spellEnd"/>
-      <w:r>
-        <w:rPr>
-          <w:rFonts w:cstheme="minorHAnsi"/>
-          <w:sz w:val="26"/>
-          <w:szCs w:val="26"/>
-        </w:rPr>
-        <w:t xml:space="preserve">. On a swim, </w:t>
-      </w:r>
-      <w:r>
-        <w:rPr>
-          <w:rFonts w:cstheme="minorHAnsi"/>
-          <w:sz w:val="26"/>
-          <w:szCs w:val="26"/>
-        </w:rPr>
-        <w:t>he</w:t>
-      </w:r>
-      <w:r>
-        <w:rPr>
-          <w:rFonts w:cstheme="minorHAnsi"/>
-          <w:sz w:val="26"/>
-          <w:szCs w:val="26"/>
-        </w:rPr>
-        <w:t xml:space="preserve"> </w:t>
-      </w:r>
       <w:r>
         <w:rPr>
           <w:rFonts w:cstheme="minorHAnsi"/>
@@ -3318,7 +3290,23 @@
           <w:sz w:val="26"/>
           <w:szCs w:val="26"/>
         </w:rPr>
-        <w:t>, which turned out to be</w:t>
+        <w:t>, which turn</w:t>
+      </w:r>
+      <w:r>
+        <w:rPr>
+          <w:rFonts w:cstheme="minorHAnsi"/>
+          <w:sz w:val="26"/>
+          <w:szCs w:val="26"/>
+        </w:rPr>
+        <w:t>s</w:t>
+      </w:r>
+      <w:r>
+        <w:rPr>
+          <w:rFonts w:cstheme="minorHAnsi"/>
+          <w:sz w:val="26"/>
+          <w:szCs w:val="26"/>
+        </w:rPr>
+        <w:t xml:space="preserve"> out to be</w:t>
       </w:r>
       <w:r>
         <w:rPr>
@@ -4173,7 +4161,15 @@
           <w:sz w:val="26"/>
           <w:szCs w:val="26"/>
         </w:rPr>
-        <w:t>data center developer</w:t>
+        <w:t xml:space="preserve">data center </w:t>
+      </w:r>
+      <w:r>
+        <w:rPr>
+          <w:rFonts w:cstheme="minorHAnsi"/>
+          <w:sz w:val="26"/>
+          <w:szCs w:val="26"/>
+        </w:rPr>
+        <w:t>agent</w:t>
       </w:r>
       <w:r>
         <w:rPr>
@@ -4189,7 +4185,23 @@
           <w:sz w:val="26"/>
           <w:szCs w:val="26"/>
         </w:rPr>
-        <w:t>Amy Wayland</w:t>
+        <w:t>Am</w:t>
+      </w:r>
+      <w:r>
+        <w:rPr>
+          <w:rFonts w:cstheme="minorHAnsi"/>
+          <w:sz w:val="26"/>
+          <w:szCs w:val="26"/>
+        </w:rPr>
+        <w:t>anda</w:t>
+      </w:r>
+      <w:r>
+        <w:rPr>
+          <w:rFonts w:cstheme="minorHAnsi"/>
+          <w:sz w:val="26"/>
+          <w:szCs w:val="26"/>
+        </w:rPr>
+        <w:t xml:space="preserve"> Wayland</w:t>
       </w:r>
       <w:r>
         <w:rPr>
@@ -4394,18 +4406,8 @@
           <w:sz w:val="26"/>
           <w:szCs w:val="26"/>
         </w:rPr>
-        <w:t xml:space="preserve">’s mother </w:t>
-      </w:r>
-      <w:proofErr w:type="gramStart"/>
-      <w:r>
-        <w:rPr>
-          <w:rFonts w:cstheme="minorHAnsi"/>
-          <w:sz w:val="26"/>
-          <w:szCs w:val="26"/>
-        </w:rPr>
-        <w:t>returns</w:t>
-      </w:r>
-      <w:proofErr w:type="gramEnd"/>
+        <w:t>’s mother returns</w:t>
+      </w:r>
       <w:r>
         <w:rPr>
           <w:rFonts w:cstheme="minorHAnsi"/>
@@ -5406,7 +5408,6 @@
         </w:rPr>
         <w:t xml:space="preserve"> on the shore (“</w:t>
       </w:r>
-      <w:proofErr w:type="spellStart"/>
       <w:r>
         <w:rPr>
           <w:rFonts w:cstheme="minorHAnsi"/>
@@ -5415,7 +5416,6 @@
         </w:rPr>
         <w:t>Gichigamiin</w:t>
       </w:r>
-      <w:proofErr w:type="spellEnd"/>
       <w:r>
         <w:rPr>
           <w:rFonts w:cstheme="minorHAnsi"/>
@@ -6042,25 +6042,7 @@
           <w:sz w:val="26"/>
           <w:szCs w:val="26"/>
         </w:rPr>
-        <w:t xml:space="preserve">. The </w:t>
-      </w:r>
-      <w:proofErr w:type="spellStart"/>
-      <w:r>
-        <w:rPr>
-          <w:rFonts w:cstheme="minorHAnsi"/>
-          <w:sz w:val="26"/>
-          <w:szCs w:val="26"/>
-        </w:rPr>
-        <w:t>Vandams</w:t>
-      </w:r>
-      <w:proofErr w:type="spellEnd"/>
-      <w:r>
-        <w:rPr>
-          <w:rFonts w:cstheme="minorHAnsi"/>
-          <w:sz w:val="26"/>
-          <w:szCs w:val="26"/>
-        </w:rPr>
-        <w:t xml:space="preserve"> are only divided by peninsulas</w:t>
+        <w:t>. The Vandams are only divided by peninsulas</w:t>
       </w:r>
       <w:r>
         <w:rPr>
@@ -6135,29 +6117,7 @@
             <w:szCs w:val="26"/>
             <w:u w:val="none"/>
           </w:rPr>
-          <w:t xml:space="preserve">North </w:t>
-        </w:r>
-        <w:proofErr w:type="gramStart"/>
-        <w:r>
-          <w:rPr>
-            <w:rStyle w:val="Hyperlink"/>
-            <w:rFonts w:cstheme="minorHAnsi"/>
-            <w:sz w:val="26"/>
-            <w:szCs w:val="26"/>
-            <w:u w:val="none"/>
-          </w:rPr>
-          <w:t>South East</w:t>
-        </w:r>
-        <w:proofErr w:type="gramEnd"/>
-        <w:r>
-          <w:rPr>
-            <w:rStyle w:val="Hyperlink"/>
-            <w:rFonts w:cstheme="minorHAnsi"/>
-            <w:sz w:val="26"/>
-            <w:szCs w:val="26"/>
-            <w:u w:val="none"/>
-          </w:rPr>
-          <w:t xml:space="preserve"> West</w:t>
+          <w:t>North South East West</w:t>
         </w:r>
       </w:hyperlink>
       <w:r>
@@ -6520,16 +6480,7 @@
           <w:sz w:val="26"/>
           <w:szCs w:val="26"/>
         </w:rPr>
-        <w:t xml:space="preserve">. Petoskey offers </w:t>
-      </w:r>
-      <w:proofErr w:type="gramStart"/>
-      <w:r>
-        <w:rPr>
-          <w:rFonts w:cstheme="minorHAnsi"/>
-          <w:sz w:val="26"/>
-          <w:szCs w:val="26"/>
-        </w:rPr>
-        <w:t xml:space="preserve">the </w:t>
+        <w:t xml:space="preserve">. Petoskey offers the </w:t>
       </w:r>
       <w:r>
         <w:rPr>
@@ -6539,7 +6490,6 @@
         </w:rPr>
         <w:t>Ford</w:t>
       </w:r>
-      <w:proofErr w:type="gramEnd"/>
       <w:r>
         <w:rPr>
           <w:rFonts w:cstheme="minorHAnsi"/>
@@ -6562,25 +6512,7 @@
           <w:sz w:val="26"/>
           <w:szCs w:val="26"/>
         </w:rPr>
-        <w:t xml:space="preserve"> scoffs but is interested in. Jasper then offers his restaurant. The </w:t>
-      </w:r>
-      <w:proofErr w:type="spellStart"/>
-      <w:r>
-        <w:rPr>
-          <w:rFonts w:cstheme="minorHAnsi"/>
-          <w:sz w:val="26"/>
-          <w:szCs w:val="26"/>
-        </w:rPr>
-        <w:t>Vandams</w:t>
-      </w:r>
-      <w:proofErr w:type="spellEnd"/>
-      <w:r>
-        <w:rPr>
-          <w:rFonts w:cstheme="minorHAnsi"/>
-          <w:sz w:val="26"/>
-          <w:szCs w:val="26"/>
-        </w:rPr>
-        <w:t xml:space="preserve"> return with decades of themed costume</w:t>
+        <w:t xml:space="preserve"> scoffs but is interested in. Jasper then offers his restaurant. The Vandams return with decades of themed costume</w:t>
       </w:r>
       <w:r>
         <w:rPr>
@@ -8373,25 +8305,7 @@
           <w:sz w:val="28"/>
           <w:szCs w:val="28"/>
         </w:rPr>
-        <w:t xml:space="preserve">is trollface personified. She hopes to beat </w:t>
-      </w:r>
-      <w:proofErr w:type="gramStart"/>
-      <w:r>
-        <w:rPr>
-          <w:rFonts w:cstheme="minorHAnsi"/>
-          <w:sz w:val="28"/>
-          <w:szCs w:val="28"/>
-        </w:rPr>
-        <w:t>cousin</w:t>
-      </w:r>
-      <w:proofErr w:type="gramEnd"/>
-      <w:r>
-        <w:rPr>
-          <w:rFonts w:cstheme="minorHAnsi"/>
-          <w:sz w:val="28"/>
-          <w:szCs w:val="28"/>
-        </w:rPr>
-        <w:t xml:space="preserve"> Petoskey in their annual </w:t>
+        <w:t xml:space="preserve">is trollface personified. She hopes to beat cousin Petoskey in their annual </w:t>
       </w:r>
       <w:r>
         <w:rPr>
@@ -9739,18 +9653,8 @@
           <w:sz w:val="28"/>
           <w:szCs w:val="28"/>
         </w:rPr>
-        <w:t xml:space="preserve">BANH </w:t>
-      </w:r>
-      <w:proofErr w:type="spellStart"/>
-      <w:r>
-        <w:rPr>
-          <w:rFonts w:cstheme="minorHAnsi"/>
-          <w:sz w:val="28"/>
-          <w:szCs w:val="28"/>
-        </w:rPr>
-        <w:t>MIchigan</w:t>
-      </w:r>
-      <w:proofErr w:type="spellEnd"/>
+        <w:t>BANH MIchigan</w:t>
+      </w:r>
       <w:r>
         <w:rPr>
           <w:rFonts w:cstheme="minorHAnsi"/>
@@ -10206,18 +10110,8 @@
           <w:sz w:val="28"/>
           <w:szCs w:val="28"/>
         </w:rPr>
-        <w:t xml:space="preserve">The </w:t>
-      </w:r>
-      <w:proofErr w:type="spellStart"/>
-      <w:r>
-        <w:rPr>
-          <w:rFonts w:cstheme="minorHAnsi"/>
-          <w:sz w:val="28"/>
-          <w:szCs w:val="28"/>
-        </w:rPr>
-        <w:t>Vandams</w:t>
-      </w:r>
-      <w:proofErr w:type="spellEnd"/>
+        <w:t>The Vandams</w:t>
+      </w:r>
       <w:r>
         <w:rPr>
           <w:rFonts w:cstheme="minorHAnsi"/>
@@ -10298,7 +10192,6 @@
         </w:rPr>
         <w:t xml:space="preserve"> (</w:t>
       </w:r>
-      <w:proofErr w:type="spellStart"/>
       <w:r>
         <w:rPr>
           <w:rFonts w:cstheme="minorHAnsi"/>
@@ -10307,7 +10200,6 @@
         </w:rPr>
         <w:t>ew</w:t>
       </w:r>
-      <w:proofErr w:type="spellEnd"/>
       <w:r>
         <w:rPr>
           <w:rFonts w:cstheme="minorHAnsi"/>
@@ -10622,19 +10514,8 @@
           <w:szCs w:val="32"/>
           <w:vertAlign w:val="subscript"/>
         </w:rPr>
-        <w:t xml:space="preserve">The </w:t>
-      </w:r>
-      <w:proofErr w:type="spellStart"/>
-      <w:r>
-        <w:rPr>
-          <w:rFonts w:cstheme="minorHAnsi"/>
-          <w:sz w:val="32"/>
-          <w:szCs w:val="32"/>
-          <w:vertAlign w:val="subscript"/>
-        </w:rPr>
-        <w:t>Vandams</w:t>
-      </w:r>
-      <w:proofErr w:type="spellEnd"/>
+        <w:t>The Vandams</w:t>
+      </w:r>
       <w:r>
         <w:rPr>
           <w:rFonts w:cstheme="minorHAnsi"/>
@@ -10957,19 +10838,8 @@
           <w:szCs w:val="32"/>
           <w:vertAlign w:val="subscript"/>
         </w:rPr>
-        <w:t xml:space="preserve">The </w:t>
-      </w:r>
-      <w:proofErr w:type="spellStart"/>
-      <w:r>
-        <w:rPr>
-          <w:rFonts w:cstheme="minorHAnsi"/>
-          <w:sz w:val="32"/>
-          <w:szCs w:val="32"/>
-          <w:vertAlign w:val="subscript"/>
-        </w:rPr>
-        <w:t>Vandams</w:t>
-      </w:r>
-      <w:proofErr w:type="spellEnd"/>
+        <w:t>The Vandams</w:t>
+      </w:r>
       <w:r>
         <w:rPr>
           <w:rFonts w:cstheme="minorHAnsi"/>
@@ -11246,7 +11116,6 @@
         </w:rPr>
         <w:t xml:space="preserve">. </w:t>
       </w:r>
-      <w:proofErr w:type="spellStart"/>
       <w:r>
         <w:rPr>
           <w:rFonts w:cstheme="minorHAnsi"/>
@@ -11255,7 +11124,6 @@
         </w:rPr>
         <w:t>Gichigamiin</w:t>
       </w:r>
-      <w:proofErr w:type="spellEnd"/>
       <w:r>
         <w:rPr>
           <w:rFonts w:cstheme="minorHAnsi"/>
@@ -11414,19 +11282,8 @@
           <w:szCs w:val="32"/>
           <w:vertAlign w:val="subscript"/>
         </w:rPr>
-        <w:t xml:space="preserve">The </w:t>
-      </w:r>
-      <w:proofErr w:type="spellStart"/>
-      <w:r>
-        <w:rPr>
-          <w:rFonts w:cstheme="minorHAnsi"/>
-          <w:sz w:val="32"/>
-          <w:szCs w:val="32"/>
-          <w:vertAlign w:val="subscript"/>
-        </w:rPr>
-        <w:t>Vandams</w:t>
-      </w:r>
-      <w:proofErr w:type="spellEnd"/>
+        <w:t>The Vandams</w:t>
+      </w:r>
     </w:p>
     <w:p>
       <w:pPr>
@@ -11622,27 +11479,7 @@
             <w:sz w:val="32"/>
             <w:szCs w:val="32"/>
           </w:rPr>
-          <w:t xml:space="preserve">North </w:t>
-        </w:r>
-        <w:proofErr w:type="gramStart"/>
-        <w:r>
-          <w:rPr>
-            <w:rStyle w:val="Hyperlink"/>
-            <w:rFonts w:cstheme="minorHAnsi"/>
-            <w:sz w:val="32"/>
-            <w:szCs w:val="32"/>
-          </w:rPr>
-          <w:t>South East</w:t>
-        </w:r>
-        <w:proofErr w:type="gramEnd"/>
-        <w:r>
-          <w:rPr>
-            <w:rStyle w:val="Hyperlink"/>
-            <w:rFonts w:cstheme="minorHAnsi"/>
-            <w:sz w:val="32"/>
-            <w:szCs w:val="32"/>
-          </w:rPr>
-          <w:t xml:space="preserve"> </w:t>
+          <w:t xml:space="preserve">North South East </w:t>
         </w:r>
         <w:r>
           <w:rPr>
@@ -11761,16 +11598,7 @@
           <w:sz w:val="32"/>
           <w:szCs w:val="32"/>
         </w:rPr>
-        <w:t xml:space="preserve">. </w:t>
-      </w:r>
-      <w:proofErr w:type="gramStart"/>
-      <w:r>
-        <w:rPr>
-          <w:rFonts w:cstheme="minorHAnsi"/>
-          <w:sz w:val="32"/>
-          <w:szCs w:val="32"/>
-        </w:rPr>
-        <w:t>Family</w:t>
+        <w:t>. Family</w:t>
       </w:r>
       <w:r>
         <w:rPr>
@@ -11780,7 +11608,6 @@
         </w:rPr>
         <w:t>’s</w:t>
       </w:r>
-      <w:proofErr w:type="gramEnd"/>
       <w:r>
         <w:rPr>
           <w:rFonts w:cstheme="minorHAnsi"/>
@@ -11863,27 +11690,7 @@
           <w:szCs w:val="32"/>
           <w:vertAlign w:val="subscript"/>
         </w:rPr>
-        <w:t xml:space="preserve">, The </w:t>
-      </w:r>
-      <w:proofErr w:type="spellStart"/>
-      <w:r>
-        <w:rPr>
-          <w:rFonts w:cstheme="minorHAnsi"/>
-          <w:sz w:val="32"/>
-          <w:szCs w:val="32"/>
-          <w:vertAlign w:val="subscript"/>
-        </w:rPr>
-        <w:t>Vandams</w:t>
-      </w:r>
-      <w:proofErr w:type="spellEnd"/>
-      <w:r>
-        <w:rPr>
-          <w:rFonts w:cstheme="minorHAnsi"/>
-          <w:sz w:val="32"/>
-          <w:szCs w:val="32"/>
-          <w:vertAlign w:val="subscript"/>
-        </w:rPr>
-        <w:t>, Residents</w:t>
+        <w:t>, The Vandams, Residents</w:t>
       </w:r>
       <w:r>
         <w:rPr>
@@ -12020,7 +11827,6 @@
           <w:szCs w:val="24"/>
         </w:rPr>
       </w:pPr>
-      <w:proofErr w:type="gramStart"/>
       <w:r>
         <w:rPr>
           <w:rFonts w:ascii="Segoe UI Emoji" w:hAnsi="Segoe UI Emoji" w:cs="Segoe UI Emoji"/>
@@ -12035,16 +11841,7 @@
           <w:sz w:val="24"/>
           <w:szCs w:val="24"/>
         </w:rPr>
-        <w:t>“</w:t>
-      </w:r>
-      <w:proofErr w:type="gramEnd"/>
-      <w:r>
-        <w:rPr>
-          <w:rFonts w:cstheme="minorHAnsi"/>
-          <w:sz w:val="24"/>
-          <w:szCs w:val="24"/>
-        </w:rPr>
-        <w:t>Fossil</w:t>
+        <w:t>“Fossil</w:t>
       </w:r>
       <w:r>
         <w:rPr>
@@ -12113,7 +11910,6 @@
               </w:rPr>
             </w:pPr>
             <w:hyperlink r:id="rId38" w:history="1">
-              <w:proofErr w:type="spellStart"/>
               <w:r>
                 <w:rPr>
                   <w:rStyle w:val="Hyperlink"/>
@@ -12123,7 +11919,6 @@
                 </w:rPr>
                 <w:t>Nayaano</w:t>
               </w:r>
-              <w:proofErr w:type="spellEnd"/>
             </w:hyperlink>
           </w:p>
         </w:tc>
